--- a/public/tc.docx
+++ b/public/tc.docx
@@ -5,10 +5,10 @@
     <w:p>
       <w:pPr>
         <w:pStyle w:val="Normal"/>
-        <w:widowControl/>
-        <w:suppressAutoHyphens w:val="true"/>
+        <w:tabs>
+          <w:tab w:val="clear" w:pos="8504"/>
+        </w:tabs>
         <w:bidi w:val="0"/>
-        <w:spacing w:lineRule="auto" w:line="276" w:before="0" w:after="200"/>
         <w:jc w:val="left"/>
         <w:rPr/>
       </w:pPr>
@@ -20,15 +20,15 @@
               <wp:anchor behindDoc="0" distT="0" distB="0" distL="0" distR="0" simplePos="0" locked="0" layoutInCell="1" allowOverlap="1" relativeHeight="2">
                 <wp:simplePos x="0" y="0"/>
                 <wp:positionH relativeFrom="column">
-                  <wp:posOffset>851535</wp:posOffset>
+                  <wp:posOffset>10850880</wp:posOffset>
                 </wp:positionH>
                 <wp:positionV relativeFrom="paragraph">
-                  <wp:posOffset>3662045</wp:posOffset>
+                  <wp:posOffset>2748280</wp:posOffset>
                 </wp:positionV>
-                <wp:extent cx="1666875" cy="257175"/>
+                <wp:extent cx="3874770" cy="297180"/>
                 <wp:effectExtent l="0" t="0" r="0" b="0"/>
                 <wp:wrapNone/>
-                <wp:docPr id="1" name="Frame34"/>
+                <wp:docPr id="1" name="Frame 6"/>
                 <a:graphic xmlns:a="http://schemas.openxmlformats.org/drawingml/2006/main">
                   <a:graphicData uri="http://schemas.microsoft.com/office/word/2010/wordprocessingShape">
                     <wps:wsp>
@@ -36,7 +36,7 @@
                       <wps:spPr>
                         <a:xfrm>
                           <a:off x="0" y="0"/>
-                          <a:ext cx="1666800" cy="257040"/>
+                          <a:ext cx="3874680" cy="297360"/>
                         </a:xfrm>
                         <a:prstGeom prst="rect">
                           <a:avLst/>
@@ -59,26 +59,16 @@
                           <w:p>
                             <w:pPr>
                               <w:pStyle w:val="FrameContents"/>
-                              <w:spacing w:before="0" w:after="200"/>
-                              <w:rPr>
-                                <w:rFonts w:ascii="Times New Roman" w:hAnsi="Times New Roman" w:cs="Times New Roman"/>
-                                <w:b/>
-                                <w:bCs/>
-                                <w:sz w:val="24"/>
-                                <w:szCs w:val="24"/>
-                                <w:lang w:val="en-US"/>
-                              </w:rPr>
+                              <w:jc w:val="left"/>
+                              <w:rPr/>
                             </w:pPr>
                             <w:r>
                               <w:rPr>
-                                <w:rFonts w:cs="Times New Roman" w:ascii="Times New Roman" w:hAnsi="Times New Roman"/>
-                                <w:b/>
-                                <w:bCs/>
+                                <w:color w:val="000000"/>
                                 <w:sz w:val="24"/>
                                 <w:szCs w:val="24"/>
-                                <w:lang w:val="en-US"/>
                               </w:rPr>
-                              <w:t>{course}</w:t>
+                              <w:t>{name}</w:t>
                             </w:r>
                           </w:p>
                         </w:txbxContent>
@@ -94,7 +84,7 @@
           </mc:Choice>
           <mc:Fallback>
             <w:pict>
-              <v:rect id="shape_0" ID="Frame34" path="m0,0l-2147483645,0l-2147483645,-2147483646l0,-2147483646xe" fillcolor="white" stroked="f" o:allowincell="f" style="position:absolute;margin-left:67.05pt;margin-top:288.35pt;width:131.2pt;height:20.2pt;mso-wrap-style:square;v-text-anchor:top">
+              <v:rect id="shape_0" ID="Frame 6" path="m0,0l-2147483645,0l-2147483645,-2147483646l0,-2147483646xe" fillcolor="white" stroked="f" o:allowincell="f" style="position:absolute;margin-left:854.4pt;margin-top:216.4pt;width:305.05pt;height:23.35pt;mso-wrap-style:square;v-text-anchor:top">
                 <v:fill o:detectmouseclick="t" type="solid" color2="black"/>
                 <v:stroke color="#3465a4" joinstyle="round" endcap="flat"/>
                 <v:textbox>
@@ -102,26 +92,16 @@
                     <w:p>
                       <w:pPr>
                         <w:pStyle w:val="FrameContents"/>
-                        <w:spacing w:before="0" w:after="200"/>
-                        <w:rPr>
-                          <w:rFonts w:ascii="Times New Roman" w:hAnsi="Times New Roman" w:cs="Times New Roman"/>
-                          <w:b/>
-                          <w:bCs/>
-                          <w:sz w:val="24"/>
-                          <w:szCs w:val="24"/>
-                          <w:lang w:val="en-US"/>
-                        </w:rPr>
+                        <w:jc w:val="left"/>
+                        <w:rPr/>
                       </w:pPr>
                       <w:r>
                         <w:rPr>
-                          <w:rFonts w:cs="Times New Roman" w:ascii="Times New Roman" w:hAnsi="Times New Roman"/>
-                          <w:b/>
-                          <w:bCs/>
+                          <w:color w:val="000000"/>
                           <w:sz w:val="24"/>
                           <w:szCs w:val="24"/>
-                          <w:lang w:val="en-US"/>
                         </w:rPr>
-                        <w:t>{course}</w:t>
+                        <w:t>{name}</w:t>
                       </w:r>
                     </w:p>
                   </w:txbxContent>
@@ -137,15 +117,15 @@
               <wp:anchor behindDoc="0" distT="0" distB="0" distL="0" distR="0" simplePos="0" locked="0" layoutInCell="1" allowOverlap="1" relativeHeight="4">
                 <wp:simplePos x="0" y="0"/>
                 <wp:positionH relativeFrom="column">
-                  <wp:posOffset>664845</wp:posOffset>
+                  <wp:posOffset>10547985</wp:posOffset>
                 </wp:positionH>
                 <wp:positionV relativeFrom="paragraph">
-                  <wp:posOffset>653415</wp:posOffset>
+                  <wp:posOffset>3009265</wp:posOffset>
                 </wp:positionV>
-                <wp:extent cx="1202690" cy="257175"/>
+                <wp:extent cx="1159510" cy="297180"/>
                 <wp:effectExtent l="0" t="0" r="0" b="0"/>
                 <wp:wrapNone/>
-                <wp:docPr id="2" name="Frame35"/>
+                <wp:docPr id="2" name="Frame 1"/>
                 <a:graphic xmlns:a="http://schemas.openxmlformats.org/drawingml/2006/main">
                   <a:graphicData uri="http://schemas.microsoft.com/office/word/2010/wordprocessingShape">
                     <wps:wsp>
@@ -153,7 +133,7 @@
                       <wps:spPr>
                         <a:xfrm>
                           <a:off x="0" y="0"/>
-                          <a:ext cx="1202760" cy="257040"/>
+                          <a:ext cx="1159560" cy="297360"/>
                         </a:xfrm>
                         <a:prstGeom prst="rect">
                           <a:avLst/>
@@ -176,31 +156,24 @@
                           <w:p>
                             <w:pPr>
                               <w:pStyle w:val="FrameContents"/>
-                              <w:spacing w:before="0" w:after="200"/>
+                              <w:overflowPunct w:val="false"/>
+                              <w:jc w:val="left"/>
                               <w:rPr>
-                                <w:rFonts w:ascii="Times New Roman" w:hAnsi="Times New Roman" w:cs="Times New Roman"/>
-                                <w:b/>
-                                <w:bCs/>
-                                <w:sz w:val="24"/>
-                                <w:szCs w:val="24"/>
-                                <w:lang w:val="en-US"/>
+                                <w:color w:val="000000"/>
                               </w:rPr>
                             </w:pPr>
                             <w:r>
                               <w:rPr>
-                                <w:rFonts w:cs="Times New Roman" w:ascii="Times New Roman" w:hAnsi="Times New Roman"/>
-                                <w:b/>
-                                <w:bCs/>
+                                <w:color w:val="000000"/>
                                 <w:sz w:val="24"/>
                                 <w:szCs w:val="24"/>
-                                <w:lang w:val="en-US"/>
                               </w:rPr>
-                              <w:t>{tcno}</w:t>
+                              <w:t>{admno}</w:t>
                             </w:r>
                           </w:p>
                         </w:txbxContent>
                       </wps:txbx>
-                      <wps:bodyPr anchor="t">
+                      <wps:bodyPr lIns="90000" rIns="90000" tIns="45000" bIns="45000" anchor="t">
                         <a:noAutofit/>
                       </wps:bodyPr>
                     </wps:wsp>
@@ -211,7 +184,7 @@
           </mc:Choice>
           <mc:Fallback>
             <w:pict>
-              <v:rect id="shape_0" ID="Frame35" path="m0,0l-2147483645,0l-2147483645,-2147483646l0,-2147483646xe" fillcolor="white" stroked="f" o:allowincell="f" style="position:absolute;margin-left:52.35pt;margin-top:51.45pt;width:94.65pt;height:20.2pt;mso-wrap-style:square;v-text-anchor:top">
+              <v:rect id="shape_0" ID="Frame 1" path="m0,0l-2147483645,0l-2147483645,-2147483646l0,-2147483646xe" fillcolor="white" stroked="f" o:allowincell="f" style="position:absolute;margin-left:830.55pt;margin-top:236.95pt;width:91.25pt;height:23.35pt;mso-wrap-style:square;v-text-anchor:top">
                 <v:fill o:detectmouseclick="t" type="solid" color2="black"/>
                 <v:stroke color="#3465a4" joinstyle="round" endcap="flat"/>
                 <v:textbox>
@@ -219,26 +192,19 @@
                     <w:p>
                       <w:pPr>
                         <w:pStyle w:val="FrameContents"/>
-                        <w:spacing w:before="0" w:after="200"/>
+                        <w:overflowPunct w:val="false"/>
+                        <w:jc w:val="left"/>
                         <w:rPr>
-                          <w:rFonts w:ascii="Times New Roman" w:hAnsi="Times New Roman" w:cs="Times New Roman"/>
-                          <w:b/>
-                          <w:bCs/>
-                          <w:sz w:val="24"/>
-                          <w:szCs w:val="24"/>
-                          <w:lang w:val="en-US"/>
+                          <w:color w:val="000000"/>
                         </w:rPr>
                       </w:pPr>
                       <w:r>
                         <w:rPr>
-                          <w:rFonts w:cs="Times New Roman" w:ascii="Times New Roman" w:hAnsi="Times New Roman"/>
-                          <w:b/>
-                          <w:bCs/>
+                          <w:color w:val="000000"/>
                           <w:sz w:val="24"/>
                           <w:szCs w:val="24"/>
-                          <w:lang w:val="en-US"/>
                         </w:rPr>
-                        <w:t>{tcno}</w:t>
+                        <w:t>{admno}</w:t>
                       </w:r>
                     </w:p>
                   </w:txbxContent>
@@ -254,15 +220,15 @@
               <wp:anchor behindDoc="0" distT="0" distB="0" distL="0" distR="0" simplePos="0" locked="0" layoutInCell="1" allowOverlap="1" relativeHeight="6">
                 <wp:simplePos x="0" y="0"/>
                 <wp:positionH relativeFrom="column">
-                  <wp:posOffset>701040</wp:posOffset>
+                  <wp:posOffset>10437495</wp:posOffset>
                 </wp:positionH>
                 <wp:positionV relativeFrom="paragraph">
-                  <wp:posOffset>1414145</wp:posOffset>
+                  <wp:posOffset>3268980</wp:posOffset>
                 </wp:positionV>
-                <wp:extent cx="2466975" cy="257175"/>
+                <wp:extent cx="1503680" cy="297180"/>
                 <wp:effectExtent l="0" t="0" r="0" b="0"/>
                 <wp:wrapNone/>
-                <wp:docPr id="3" name="Frame37"/>
+                <wp:docPr id="3" name="Frame 2"/>
                 <a:graphic xmlns:a="http://schemas.openxmlformats.org/drawingml/2006/main">
                   <a:graphicData uri="http://schemas.microsoft.com/office/word/2010/wordprocessingShape">
                     <wps:wsp>
@@ -270,7 +236,7 @@
                       <wps:spPr>
                         <a:xfrm>
                           <a:off x="0" y="0"/>
-                          <a:ext cx="2467080" cy="257040"/>
+                          <a:ext cx="1503720" cy="297360"/>
                         </a:xfrm>
                         <a:prstGeom prst="rect">
                           <a:avLst/>
@@ -293,26 +259,16 @@
                           <w:p>
                             <w:pPr>
                               <w:pStyle w:val="FrameContents"/>
-                              <w:spacing w:before="0" w:after="200"/>
-                              <w:rPr>
-                                <w:rFonts w:ascii="Times New Roman" w:hAnsi="Times New Roman" w:cs="Times New Roman"/>
-                                <w:b/>
-                                <w:bCs/>
-                                <w:sz w:val="24"/>
-                                <w:szCs w:val="24"/>
-                                <w:lang w:val="en-US"/>
-                              </w:rPr>
+                              <w:jc w:val="left"/>
+                              <w:rPr/>
                             </w:pPr>
                             <w:r>
                               <w:rPr>
-                                <w:rFonts w:cs="Times New Roman" w:ascii="Times New Roman" w:hAnsi="Times New Roman"/>
-                                <w:b/>
-                                <w:bCs/>
+                                <w:color w:val="000000"/>
                                 <w:sz w:val="24"/>
                                 <w:szCs w:val="24"/>
-                                <w:lang w:val="en-US"/>
                               </w:rPr>
-                              <w:t>{name}</w:t>
+                              <w:t>{dob}</w:t>
                             </w:r>
                           </w:p>
                         </w:txbxContent>
@@ -328,7 +284,7 @@
           </mc:Choice>
           <mc:Fallback>
             <w:pict>
-              <v:rect id="shape_0" ID="Frame37" path="m0,0l-2147483645,0l-2147483645,-2147483646l0,-2147483646xe" fillcolor="white" stroked="f" o:allowincell="f" style="position:absolute;margin-left:55.2pt;margin-top:111.35pt;width:194.2pt;height:20.2pt;mso-wrap-style:square;v-text-anchor:top">
+              <v:rect id="shape_0" ID="Frame 2" path="m0,0l-2147483645,0l-2147483645,-2147483646l0,-2147483646xe" fillcolor="white" stroked="f" o:allowincell="f" style="position:absolute;margin-left:821.85pt;margin-top:257.4pt;width:118.35pt;height:23.35pt;mso-wrap-style:square;v-text-anchor:top">
                 <v:fill o:detectmouseclick="t" type="solid" color2="black"/>
                 <v:stroke color="#3465a4" joinstyle="round" endcap="flat"/>
                 <v:textbox>
@@ -336,26 +292,16 @@
                     <w:p>
                       <w:pPr>
                         <w:pStyle w:val="FrameContents"/>
-                        <w:spacing w:before="0" w:after="200"/>
-                        <w:rPr>
-                          <w:rFonts w:ascii="Times New Roman" w:hAnsi="Times New Roman" w:cs="Times New Roman"/>
-                          <w:b/>
-                          <w:bCs/>
-                          <w:sz w:val="24"/>
-                          <w:szCs w:val="24"/>
-                          <w:lang w:val="en-US"/>
-                        </w:rPr>
+                        <w:jc w:val="left"/>
+                        <w:rPr/>
                       </w:pPr>
                       <w:r>
                         <w:rPr>
-                          <w:rFonts w:cs="Times New Roman" w:ascii="Times New Roman" w:hAnsi="Times New Roman"/>
-                          <w:b/>
-                          <w:bCs/>
+                          <w:color w:val="000000"/>
                           <w:sz w:val="24"/>
                           <w:szCs w:val="24"/>
-                          <w:lang w:val="en-US"/>
                         </w:rPr>
-                        <w:t>{name}</w:t>
+                        <w:t>{dob}</w:t>
                       </w:r>
                     </w:p>
                   </w:txbxContent>
@@ -368,18 +314,18 @@
         <mc:AlternateContent>
           <mc:Choice Requires="wps">
             <w:drawing>
-              <wp:anchor behindDoc="0" distT="0" distB="0" distL="0" distR="0" simplePos="0" locked="0" layoutInCell="1" allowOverlap="1" relativeHeight="8">
+              <wp:anchor behindDoc="0" distT="0" distB="0" distL="635" distR="0" simplePos="0" locked="0" layoutInCell="1" allowOverlap="1" relativeHeight="8">
                 <wp:simplePos x="0" y="0"/>
                 <wp:positionH relativeFrom="column">
-                  <wp:posOffset>648970</wp:posOffset>
+                  <wp:posOffset>11671300</wp:posOffset>
                 </wp:positionH>
                 <wp:positionV relativeFrom="paragraph">
-                  <wp:posOffset>2319655</wp:posOffset>
+                  <wp:posOffset>3799840</wp:posOffset>
                 </wp:positionV>
-                <wp:extent cx="1438275" cy="257175"/>
-                <wp:effectExtent l="0" t="0" r="0" b="0"/>
+                <wp:extent cx="1561465" cy="297180"/>
+                <wp:effectExtent l="635" t="0" r="0" b="0"/>
                 <wp:wrapNone/>
-                <wp:docPr id="4" name="Frame38"/>
+                <wp:docPr id="4" name="Frame 4"/>
                 <a:graphic xmlns:a="http://schemas.openxmlformats.org/drawingml/2006/main">
                   <a:graphicData uri="http://schemas.microsoft.com/office/word/2010/wordprocessingShape">
                     <wps:wsp>
@@ -387,7 +333,7 @@
                       <wps:spPr>
                         <a:xfrm>
                           <a:off x="0" y="0"/>
-                          <a:ext cx="1438200" cy="257040"/>
+                          <a:ext cx="1561320" cy="297360"/>
                         </a:xfrm>
                         <a:prstGeom prst="rect">
                           <a:avLst/>
@@ -410,26 +356,16 @@
                           <w:p>
                             <w:pPr>
                               <w:pStyle w:val="FrameContents"/>
-                              <w:spacing w:before="0" w:after="200"/>
-                              <w:rPr>
-                                <w:rFonts w:ascii="Times New Roman" w:hAnsi="Times New Roman" w:cs="Times New Roman"/>
-                                <w:b/>
-                                <w:bCs/>
-                                <w:sz w:val="24"/>
-                                <w:szCs w:val="24"/>
-                                <w:lang w:val="en-US"/>
-                              </w:rPr>
+                              <w:jc w:val="left"/>
+                              <w:rPr/>
                             </w:pPr>
                             <w:r>
                               <w:rPr>
-                                <w:rFonts w:cs="Times New Roman" w:ascii="Times New Roman" w:hAnsi="Times New Roman"/>
-                                <w:b/>
-                                <w:bCs/>
+                                <w:color w:val="000000"/>
                                 <w:sz w:val="24"/>
                                 <w:szCs w:val="24"/>
-                                <w:lang w:val="en-US"/>
                               </w:rPr>
-                              <w:t>{dob}</w:t>
+                              <w:t>{admdate}</w:t>
                             </w:r>
                           </w:p>
                         </w:txbxContent>
@@ -445,7 +381,7 @@
           </mc:Choice>
           <mc:Fallback>
             <w:pict>
-              <v:rect id="shape_0" ID="Frame38" path="m0,0l-2147483645,0l-2147483645,-2147483646l0,-2147483646xe" fillcolor="white" stroked="f" o:allowincell="f" style="position:absolute;margin-left:51.1pt;margin-top:182.65pt;width:113.2pt;height:20.2pt;mso-wrap-style:square;v-text-anchor:top">
+              <v:rect id="shape_0" ID="Frame 4" path="m0,0l-2147483645,0l-2147483645,-2147483646l0,-2147483646xe" fillcolor="white" stroked="f" o:allowincell="f" style="position:absolute;margin-left:919pt;margin-top:299.2pt;width:122.9pt;height:23.35pt;mso-wrap-style:square;v-text-anchor:top">
                 <v:fill o:detectmouseclick="t" type="solid" color2="black"/>
                 <v:stroke color="#3465a4" joinstyle="round" endcap="flat"/>
                 <v:textbox>
@@ -453,26 +389,16 @@
                     <w:p>
                       <w:pPr>
                         <w:pStyle w:val="FrameContents"/>
-                        <w:spacing w:before="0" w:after="200"/>
-                        <w:rPr>
-                          <w:rFonts w:ascii="Times New Roman" w:hAnsi="Times New Roman" w:cs="Times New Roman"/>
-                          <w:b/>
-                          <w:bCs/>
-                          <w:sz w:val="24"/>
-                          <w:szCs w:val="24"/>
-                          <w:lang w:val="en-US"/>
-                        </w:rPr>
+                        <w:jc w:val="left"/>
+                        <w:rPr/>
                       </w:pPr>
                       <w:r>
                         <w:rPr>
-                          <w:rFonts w:cs="Times New Roman" w:ascii="Times New Roman" w:hAnsi="Times New Roman"/>
-                          <w:b/>
-                          <w:bCs/>
+                          <w:color w:val="000000"/>
                           <w:sz w:val="24"/>
                           <w:szCs w:val="24"/>
-                          <w:lang w:val="en-US"/>
                         </w:rPr>
-                        <w:t>{dob}</w:t>
+                        <w:t>{admdate}</w:t>
                       </w:r>
                     </w:p>
                   </w:txbxContent>
@@ -488,15 +414,15 @@
               <wp:anchor behindDoc="0" distT="0" distB="0" distL="0" distR="0" simplePos="0" locked="0" layoutInCell="1" allowOverlap="1" relativeHeight="10">
                 <wp:simplePos x="0" y="0"/>
                 <wp:positionH relativeFrom="column">
-                  <wp:posOffset>603250</wp:posOffset>
+                  <wp:posOffset>13633450</wp:posOffset>
                 </wp:positionH>
                 <wp:positionV relativeFrom="paragraph">
-                  <wp:posOffset>1823720</wp:posOffset>
+                  <wp:posOffset>4908550</wp:posOffset>
                 </wp:positionV>
-                <wp:extent cx="1400810" cy="257175"/>
+                <wp:extent cx="1002030" cy="297180"/>
                 <wp:effectExtent l="0" t="0" r="0" b="0"/>
                 <wp:wrapNone/>
-                <wp:docPr id="5" name="Frame1"/>
+                <wp:docPr id="5" name="Frame 9"/>
                 <a:graphic xmlns:a="http://schemas.openxmlformats.org/drawingml/2006/main">
                   <a:graphicData uri="http://schemas.microsoft.com/office/word/2010/wordprocessingShape">
                     <wps:wsp>
@@ -504,7 +430,7 @@
                       <wps:spPr>
                         <a:xfrm>
                           <a:off x="0" y="0"/>
-                          <a:ext cx="1400760" cy="257040"/>
+                          <a:ext cx="1001880" cy="297360"/>
                         </a:xfrm>
                         <a:prstGeom prst="rect">
                           <a:avLst/>
@@ -527,26 +453,16 @@
                           <w:p>
                             <w:pPr>
                               <w:pStyle w:val="FrameContents"/>
-                              <w:spacing w:before="0" w:after="200"/>
-                              <w:rPr>
-                                <w:rFonts w:ascii="Times New Roman" w:hAnsi="Times New Roman" w:cs="Times New Roman"/>
-                                <w:b/>
-                                <w:bCs/>
-                                <w:sz w:val="24"/>
-                                <w:szCs w:val="24"/>
-                                <w:lang w:val="en-US"/>
-                              </w:rPr>
+                              <w:jc w:val="left"/>
+                              <w:rPr/>
                             </w:pPr>
                             <w:r>
                               <w:rPr>
-                                <w:rFonts w:cs="Times New Roman" w:ascii="Times New Roman" w:hAnsi="Times New Roman"/>
-                                <w:b/>
-                                <w:bCs/>
+                                <w:color w:val="000000"/>
                                 <w:sz w:val="24"/>
                                 <w:szCs w:val="24"/>
-                                <w:lang w:val="en-US"/>
                               </w:rPr>
-                              <w:t>{admno}</w:t>
+                              <w:t>{leftdate}</w:t>
                             </w:r>
                           </w:p>
                         </w:txbxContent>
@@ -562,7 +478,7 @@
           </mc:Choice>
           <mc:Fallback>
             <w:pict>
-              <v:rect id="shape_0" ID="Frame1" path="m0,0l-2147483645,0l-2147483645,-2147483646l0,-2147483646xe" fillcolor="white" stroked="f" o:allowincell="f" style="position:absolute;margin-left:47.5pt;margin-top:143.6pt;width:110.25pt;height:20.2pt;mso-wrap-style:square;v-text-anchor:top">
+              <v:rect id="shape_0" ID="Frame 9" path="m0,0l-2147483645,0l-2147483645,-2147483646l0,-2147483646xe" fillcolor="white" stroked="f" o:allowincell="f" style="position:absolute;margin-left:1073.5pt;margin-top:386.5pt;width:78.85pt;height:23.35pt;mso-wrap-style:square;v-text-anchor:top">
                 <v:fill o:detectmouseclick="t" type="solid" color2="black"/>
                 <v:stroke color="#3465a4" joinstyle="round" endcap="flat"/>
                 <v:textbox>
@@ -570,26 +486,16 @@
                     <w:p>
                       <w:pPr>
                         <w:pStyle w:val="FrameContents"/>
-                        <w:spacing w:before="0" w:after="200"/>
-                        <w:rPr>
-                          <w:rFonts w:ascii="Times New Roman" w:hAnsi="Times New Roman" w:cs="Times New Roman"/>
-                          <w:b/>
-                          <w:bCs/>
-                          <w:sz w:val="24"/>
-                          <w:szCs w:val="24"/>
-                          <w:lang w:val="en-US"/>
-                        </w:rPr>
+                        <w:jc w:val="left"/>
+                        <w:rPr/>
                       </w:pPr>
                       <w:r>
                         <w:rPr>
-                          <w:rFonts w:cs="Times New Roman" w:ascii="Times New Roman" w:hAnsi="Times New Roman"/>
-                          <w:b/>
-                          <w:bCs/>
+                          <w:color w:val="000000"/>
                           <w:sz w:val="24"/>
                           <w:szCs w:val="24"/>
-                          <w:lang w:val="en-US"/>
                         </w:rPr>
-                        <w:t>{admno}</w:t>
+                        <w:t>{leftdate}</w:t>
                       </w:r>
                     </w:p>
                   </w:txbxContent>
@@ -605,15 +511,15 @@
               <wp:anchor behindDoc="0" distT="0" distB="0" distL="0" distR="0" simplePos="0" locked="0" layoutInCell="1" allowOverlap="1" relativeHeight="12">
                 <wp:simplePos x="0" y="0"/>
                 <wp:positionH relativeFrom="column">
-                  <wp:posOffset>673735</wp:posOffset>
+                  <wp:posOffset>10422255</wp:posOffset>
                 </wp:positionH>
                 <wp:positionV relativeFrom="paragraph">
-                  <wp:posOffset>3223895</wp:posOffset>
+                  <wp:posOffset>5429250</wp:posOffset>
                 </wp:positionV>
-                <wp:extent cx="1297305" cy="257175"/>
+                <wp:extent cx="2799080" cy="297180"/>
                 <wp:effectExtent l="0" t="0" r="0" b="0"/>
                 <wp:wrapNone/>
-                <wp:docPr id="6" name="Frame2"/>
+                <wp:docPr id="6" name="Frame 11"/>
                 <a:graphic xmlns:a="http://schemas.openxmlformats.org/drawingml/2006/main">
                   <a:graphicData uri="http://schemas.microsoft.com/office/word/2010/wordprocessingShape">
                     <wps:wsp>
@@ -621,7 +527,7 @@
                       <wps:spPr>
                         <a:xfrm>
                           <a:off x="0" y="0"/>
-                          <a:ext cx="1297440" cy="257040"/>
+                          <a:ext cx="2799000" cy="297360"/>
                         </a:xfrm>
                         <a:prstGeom prst="rect">
                           <a:avLst/>
@@ -644,26 +550,16 @@
                           <w:p>
                             <w:pPr>
                               <w:pStyle w:val="FrameContents"/>
-                              <w:spacing w:before="0" w:after="200"/>
-                              <w:rPr>
-                                <w:rFonts w:ascii="Times New Roman" w:hAnsi="Times New Roman" w:cs="Times New Roman"/>
-                                <w:b/>
-                                <w:bCs/>
-                                <w:sz w:val="24"/>
-                                <w:szCs w:val="24"/>
-                                <w:lang w:val="en-US"/>
-                              </w:rPr>
+                              <w:jc w:val="left"/>
+                              <w:rPr/>
                             </w:pPr>
                             <w:r>
                               <w:rPr>
-                                <w:rFonts w:cs="Times New Roman" w:ascii="Times New Roman" w:hAnsi="Times New Roman"/>
-                                <w:b/>
-                                <w:bCs/>
+                                <w:color w:val="000000"/>
                                 <w:sz w:val="24"/>
                                 <w:szCs w:val="24"/>
-                                <w:lang w:val="en-US"/>
                               </w:rPr>
-                              <w:t>{admdate}</w:t>
+                              <w:t>{scholarship}</w:t>
                             </w:r>
                           </w:p>
                         </w:txbxContent>
@@ -679,7 +575,7 @@
           </mc:Choice>
           <mc:Fallback>
             <w:pict>
-              <v:rect id="shape_0" ID="Frame2" path="m0,0l-2147483645,0l-2147483645,-2147483646l0,-2147483646xe" fillcolor="white" stroked="f" o:allowincell="f" style="position:absolute;margin-left:53.05pt;margin-top:253.85pt;width:102.1pt;height:20.2pt;mso-wrap-style:square;v-text-anchor:top">
+              <v:rect id="shape_0" ID="Frame 11" path="m0,0l-2147483645,0l-2147483645,-2147483646l0,-2147483646xe" fillcolor="white" stroked="f" o:allowincell="f" style="position:absolute;margin-left:820.65pt;margin-top:427.5pt;width:220.35pt;height:23.35pt;mso-wrap-style:square;v-text-anchor:top">
                 <v:fill o:detectmouseclick="t" type="solid" color2="black"/>
                 <v:stroke color="#3465a4" joinstyle="round" endcap="flat"/>
                 <v:textbox>
@@ -687,26 +583,16 @@
                     <w:p>
                       <w:pPr>
                         <w:pStyle w:val="FrameContents"/>
-                        <w:spacing w:before="0" w:after="200"/>
-                        <w:rPr>
-                          <w:rFonts w:ascii="Times New Roman" w:hAnsi="Times New Roman" w:cs="Times New Roman"/>
-                          <w:b/>
-                          <w:bCs/>
-                          <w:sz w:val="24"/>
-                          <w:szCs w:val="24"/>
-                          <w:lang w:val="en-US"/>
-                        </w:rPr>
+                        <w:jc w:val="left"/>
+                        <w:rPr/>
                       </w:pPr>
                       <w:r>
                         <w:rPr>
-                          <w:rFonts w:cs="Times New Roman" w:ascii="Times New Roman" w:hAnsi="Times New Roman"/>
-                          <w:b/>
-                          <w:bCs/>
+                          <w:color w:val="000000"/>
                           <w:sz w:val="24"/>
                           <w:szCs w:val="24"/>
-                          <w:lang w:val="en-US"/>
                         </w:rPr>
-                        <w:t>{admdate}</w:t>
+                        <w:t>{scholarship}</w:t>
                       </w:r>
                     </w:p>
                   </w:txbxContent>
@@ -722,15 +608,15 @@
               <wp:anchor behindDoc="0" distT="0" distB="0" distL="0" distR="0" simplePos="0" locked="0" layoutInCell="1" allowOverlap="1" relativeHeight="14">
                 <wp:simplePos x="0" y="0"/>
                 <wp:positionH relativeFrom="column">
-                  <wp:posOffset>657225</wp:posOffset>
+                  <wp:posOffset>10850880</wp:posOffset>
                 </wp:positionH>
                 <wp:positionV relativeFrom="paragraph">
-                  <wp:posOffset>2757805</wp:posOffset>
+                  <wp:posOffset>5691505</wp:posOffset>
                 </wp:positionV>
-                <wp:extent cx="901065" cy="257175"/>
+                <wp:extent cx="1407160" cy="297180"/>
                 <wp:effectExtent l="0" t="0" r="0" b="0"/>
                 <wp:wrapNone/>
-                <wp:docPr id="7" name="Frame3"/>
+                <wp:docPr id="7" name="Frame 12"/>
                 <a:graphic xmlns:a="http://schemas.openxmlformats.org/drawingml/2006/main">
                   <a:graphicData uri="http://schemas.microsoft.com/office/word/2010/wordprocessingShape">
                     <wps:wsp>
@@ -738,7 +624,7 @@
                       <wps:spPr>
                         <a:xfrm>
                           <a:off x="0" y="0"/>
-                          <a:ext cx="901080" cy="257040"/>
+                          <a:ext cx="1407240" cy="297360"/>
                         </a:xfrm>
                         <a:prstGeom prst="rect">
                           <a:avLst/>
@@ -761,26 +647,16 @@
                           <w:p>
                             <w:pPr>
                               <w:pStyle w:val="FrameContents"/>
-                              <w:spacing w:before="0" w:after="200"/>
-                              <w:rPr>
-                                <w:rFonts w:ascii="Times New Roman" w:hAnsi="Times New Roman" w:cs="Times New Roman"/>
-                                <w:b/>
-                                <w:bCs/>
-                                <w:sz w:val="24"/>
-                                <w:szCs w:val="24"/>
-                                <w:lang w:val="en-US"/>
-                              </w:rPr>
+                              <w:jc w:val="left"/>
+                              <w:rPr/>
                             </w:pPr>
                             <w:r>
                               <w:rPr>
-                                <w:rFonts w:cs="Times New Roman" w:ascii="Times New Roman" w:hAnsi="Times New Roman"/>
-                                <w:b/>
-                                <w:bCs/>
+                                <w:color w:val="000000"/>
                                 <w:sz w:val="24"/>
                                 <w:szCs w:val="24"/>
-                                <w:lang w:val="en-US"/>
                               </w:rPr>
-                              <w:t>{sem}</w:t>
+                              <w:t>{applidate}</w:t>
                             </w:r>
                           </w:p>
                         </w:txbxContent>
@@ -796,7 +672,7 @@
           </mc:Choice>
           <mc:Fallback>
             <w:pict>
-              <v:rect id="shape_0" ID="Frame3" path="m0,0l-2147483645,0l-2147483645,-2147483646l0,-2147483646xe" fillcolor="white" stroked="f" o:allowincell="f" style="position:absolute;margin-left:51.75pt;margin-top:217.15pt;width:70.9pt;height:20.2pt;mso-wrap-style:square;v-text-anchor:top">
+              <v:rect id="shape_0" ID="Frame 12" path="m0,0l-2147483645,0l-2147483645,-2147483646l0,-2147483646xe" fillcolor="white" stroked="f" o:allowincell="f" style="position:absolute;margin-left:854.4pt;margin-top:448.15pt;width:110.75pt;height:23.35pt;mso-wrap-style:square;v-text-anchor:top">
                 <v:fill o:detectmouseclick="t" type="solid" color2="black"/>
                 <v:stroke color="#3465a4" joinstyle="round" endcap="flat"/>
                 <v:textbox>
@@ -804,26 +680,16 @@
                     <w:p>
                       <w:pPr>
                         <w:pStyle w:val="FrameContents"/>
-                        <w:spacing w:before="0" w:after="200"/>
-                        <w:rPr>
-                          <w:rFonts w:ascii="Times New Roman" w:hAnsi="Times New Roman" w:cs="Times New Roman"/>
-                          <w:b/>
-                          <w:bCs/>
-                          <w:sz w:val="24"/>
-                          <w:szCs w:val="24"/>
-                          <w:lang w:val="en-US"/>
-                        </w:rPr>
+                        <w:jc w:val="left"/>
+                        <w:rPr/>
                       </w:pPr>
                       <w:r>
                         <w:rPr>
-                          <w:rFonts w:cs="Times New Roman" w:ascii="Times New Roman" w:hAnsi="Times New Roman"/>
-                          <w:b/>
-                          <w:bCs/>
+                          <w:color w:val="000000"/>
                           <w:sz w:val="24"/>
                           <w:szCs w:val="24"/>
-                          <w:lang w:val="en-US"/>
                         </w:rPr>
-                        <w:t>{sem}</w:t>
+                        <w:t>{applidate}</w:t>
                       </w:r>
                     </w:p>
                   </w:txbxContent>
@@ -839,15 +705,15 @@
               <wp:anchor behindDoc="0" distT="0" distB="0" distL="0" distR="0" simplePos="0" locked="0" layoutInCell="1" allowOverlap="1" relativeHeight="16">
                 <wp:simplePos x="0" y="0"/>
                 <wp:positionH relativeFrom="column">
-                  <wp:posOffset>647700</wp:posOffset>
+                  <wp:posOffset>10708640</wp:posOffset>
                 </wp:positionH>
                 <wp:positionV relativeFrom="paragraph">
-                  <wp:posOffset>5584190</wp:posOffset>
+                  <wp:posOffset>5941060</wp:posOffset>
                 </wp:positionV>
-                <wp:extent cx="1485265" cy="257175"/>
+                <wp:extent cx="1412240" cy="297180"/>
                 <wp:effectExtent l="0" t="0" r="0" b="0"/>
                 <wp:wrapNone/>
-                <wp:docPr id="8" name="Frame4"/>
+                <wp:docPr id="8" name="Frame 13"/>
                 <a:graphic xmlns:a="http://schemas.openxmlformats.org/drawingml/2006/main">
                   <a:graphicData uri="http://schemas.microsoft.com/office/word/2010/wordprocessingShape">
                     <wps:wsp>
@@ -855,7 +721,7 @@
                       <wps:spPr>
                         <a:xfrm>
                           <a:off x="0" y="0"/>
-                          <a:ext cx="1485360" cy="257040"/>
+                          <a:ext cx="1412280" cy="297360"/>
                         </a:xfrm>
                         <a:prstGeom prst="rect">
                           <a:avLst/>
@@ -878,24 +744,14 @@
                           <w:p>
                             <w:pPr>
                               <w:pStyle w:val="FrameContents"/>
-                              <w:spacing w:before="0" w:after="200"/>
-                              <w:rPr>
-                                <w:rFonts w:ascii="Times New Roman" w:hAnsi="Times New Roman" w:cs="Times New Roman"/>
-                                <w:b/>
-                                <w:bCs/>
-                                <w:sz w:val="24"/>
-                                <w:szCs w:val="24"/>
-                                <w:lang w:val="en-US"/>
-                              </w:rPr>
+                              <w:jc w:val="left"/>
+                              <w:rPr/>
                             </w:pPr>
                             <w:r>
                               <w:rPr>
-                                <w:rFonts w:cs="Times New Roman" w:ascii="Times New Roman" w:hAnsi="Times New Roman"/>
-                                <w:b/>
-                                <w:bCs/>
+                                <w:color w:val="000000"/>
                                 <w:sz w:val="24"/>
                                 <w:szCs w:val="24"/>
-                                <w:lang w:val="en-US"/>
                               </w:rPr>
                               <w:t>{dateleft}</w:t>
                             </w:r>
@@ -913,7 +769,7 @@
           </mc:Choice>
           <mc:Fallback>
             <w:pict>
-              <v:rect id="shape_0" ID="Frame4" path="m0,0l-2147483645,0l-2147483645,-2147483646l0,-2147483646xe" fillcolor="white" stroked="f" o:allowincell="f" style="position:absolute;margin-left:51pt;margin-top:439.7pt;width:116.9pt;height:20.2pt;mso-wrap-style:square;v-text-anchor:top">
+              <v:rect id="shape_0" ID="Frame 13" path="m0,0l-2147483645,0l-2147483645,-2147483646l0,-2147483646xe" fillcolor="white" stroked="f" o:allowincell="f" style="position:absolute;margin-left:843.2pt;margin-top:467.8pt;width:111.15pt;height:23.35pt;mso-wrap-style:square;v-text-anchor:top">
                 <v:fill o:detectmouseclick="t" type="solid" color2="black"/>
                 <v:stroke color="#3465a4" joinstyle="round" endcap="flat"/>
                 <v:textbox>
@@ -921,24 +777,14 @@
                     <w:p>
                       <w:pPr>
                         <w:pStyle w:val="FrameContents"/>
-                        <w:spacing w:before="0" w:after="200"/>
-                        <w:rPr>
-                          <w:rFonts w:ascii="Times New Roman" w:hAnsi="Times New Roman" w:cs="Times New Roman"/>
-                          <w:b/>
-                          <w:bCs/>
-                          <w:sz w:val="24"/>
-                          <w:szCs w:val="24"/>
-                          <w:lang w:val="en-US"/>
-                        </w:rPr>
+                        <w:jc w:val="left"/>
+                        <w:rPr/>
                       </w:pPr>
                       <w:r>
                         <w:rPr>
-                          <w:rFonts w:cs="Times New Roman" w:ascii="Times New Roman" w:hAnsi="Times New Roman"/>
-                          <w:b/>
-                          <w:bCs/>
+                          <w:color w:val="000000"/>
                           <w:sz w:val="24"/>
                           <w:szCs w:val="24"/>
-                          <w:lang w:val="en-US"/>
                         </w:rPr>
                         <w:t>{dateleft}</w:t>
                       </w:r>
@@ -953,18 +799,18 @@
         <mc:AlternateContent>
           <mc:Choice Requires="wps">
             <w:drawing>
-              <wp:anchor behindDoc="0" distT="0" distB="0" distL="0" distR="0" simplePos="0" locked="0" layoutInCell="1" allowOverlap="1" relativeHeight="18">
+              <wp:anchor behindDoc="0" distT="0" distB="0" distL="635" distR="0" simplePos="0" locked="0" layoutInCell="1" allowOverlap="1" relativeHeight="18">
                 <wp:simplePos x="0" y="0"/>
                 <wp:positionH relativeFrom="column">
-                  <wp:posOffset>643890</wp:posOffset>
+                  <wp:posOffset>9823450</wp:posOffset>
                 </wp:positionH>
                 <wp:positionV relativeFrom="paragraph">
-                  <wp:posOffset>4721225</wp:posOffset>
+                  <wp:posOffset>227965</wp:posOffset>
                 </wp:positionV>
-                <wp:extent cx="2362200" cy="257175"/>
-                <wp:effectExtent l="0" t="0" r="0" b="0"/>
+                <wp:extent cx="4605655" cy="297180"/>
+                <wp:effectExtent l="635" t="0" r="0" b="0"/>
                 <wp:wrapNone/>
-                <wp:docPr id="9" name="Frame6"/>
+                <wp:docPr id="9" name="Frame 15"/>
                 <a:graphic xmlns:a="http://schemas.openxmlformats.org/drawingml/2006/main">
                   <a:graphicData uri="http://schemas.microsoft.com/office/word/2010/wordprocessingShape">
                     <wps:wsp>
@@ -972,7 +818,7 @@
                       <wps:spPr>
                         <a:xfrm>
                           <a:off x="0" y="0"/>
-                          <a:ext cx="2362320" cy="257040"/>
+                          <a:ext cx="4605480" cy="297360"/>
                         </a:xfrm>
                         <a:prstGeom prst="rect">
                           <a:avLst/>
@@ -995,26 +841,16 @@
                           <w:p>
                             <w:pPr>
                               <w:pStyle w:val="FrameContents"/>
-                              <w:spacing w:before="0" w:after="200"/>
-                              <w:rPr>
-                                <w:rFonts w:ascii="Times New Roman" w:hAnsi="Times New Roman" w:cs="Times New Roman"/>
-                                <w:b/>
-                                <w:bCs/>
-                                <w:sz w:val="24"/>
-                                <w:szCs w:val="24"/>
-                                <w:lang w:val="en-US"/>
-                              </w:rPr>
+                              <w:jc w:val="center"/>
+                              <w:rPr/>
                             </w:pPr>
                             <w:r>
                               <w:rPr>
-                                <w:rFonts w:cs="Times New Roman" w:ascii="Times New Roman" w:hAnsi="Times New Roman"/>
-                                <w:b/>
-                                <w:bCs/>
+                                <w:color w:val="000000"/>
                                 <w:sz w:val="24"/>
                                 <w:szCs w:val="24"/>
-                                <w:lang w:val="en-US"/>
                               </w:rPr>
-                              <w:t>{subject}</w:t>
+                              <w:t>{duplicate}</w:t>
                             </w:r>
                           </w:p>
                         </w:txbxContent>
@@ -1030,7 +866,7 @@
           </mc:Choice>
           <mc:Fallback>
             <w:pict>
-              <v:rect id="shape_0" ID="Frame6" path="m0,0l-2147483645,0l-2147483645,-2147483646l0,-2147483646xe" fillcolor="white" stroked="f" o:allowincell="f" style="position:absolute;margin-left:50.7pt;margin-top:371.75pt;width:185.95pt;height:20.2pt;mso-wrap-style:square;v-text-anchor:top">
+              <v:rect id="shape_0" ID="Frame 15" path="m0,0l-2147483645,0l-2147483645,-2147483646l0,-2147483646xe" fillcolor="white" stroked="f" o:allowincell="f" style="position:absolute;margin-left:773.5pt;margin-top:17.95pt;width:362.6pt;height:23.35pt;mso-wrap-style:square;v-text-anchor:top">
                 <v:fill o:detectmouseclick="t" type="solid" color2="black"/>
                 <v:stroke color="#3465a4" joinstyle="round" endcap="flat"/>
                 <v:textbox>
@@ -1038,26 +874,16 @@
                     <w:p>
                       <w:pPr>
                         <w:pStyle w:val="FrameContents"/>
-                        <w:spacing w:before="0" w:after="200"/>
-                        <w:rPr>
-                          <w:rFonts w:ascii="Times New Roman" w:hAnsi="Times New Roman" w:cs="Times New Roman"/>
-                          <w:b/>
-                          <w:bCs/>
-                          <w:sz w:val="24"/>
-                          <w:szCs w:val="24"/>
-                          <w:lang w:val="en-US"/>
-                        </w:rPr>
+                        <w:jc w:val="center"/>
+                        <w:rPr/>
                       </w:pPr>
                       <w:r>
                         <w:rPr>
-                          <w:rFonts w:cs="Times New Roman" w:ascii="Times New Roman" w:hAnsi="Times New Roman"/>
-                          <w:b/>
-                          <w:bCs/>
+                          <w:color w:val="000000"/>
                           <w:sz w:val="24"/>
                           <w:szCs w:val="24"/>
-                          <w:lang w:val="en-US"/>
                         </w:rPr>
-                        <w:t>{subject}</w:t>
+                        <w:t>{duplicate}</w:t>
                       </w:r>
                     </w:p>
                   </w:txbxContent>
@@ -1073,15 +899,15 @@
               <wp:anchor behindDoc="0" distT="0" distB="0" distL="0" distR="0" simplePos="0" locked="0" layoutInCell="1" allowOverlap="1" relativeHeight="20">
                 <wp:simplePos x="0" y="0"/>
                 <wp:positionH relativeFrom="column">
-                  <wp:posOffset>851535</wp:posOffset>
+                  <wp:posOffset>13851255</wp:posOffset>
                 </wp:positionH>
                 <wp:positionV relativeFrom="paragraph">
-                  <wp:posOffset>3995420</wp:posOffset>
+                  <wp:posOffset>1908175</wp:posOffset>
                 </wp:positionV>
-                <wp:extent cx="1591310" cy="257175"/>
+                <wp:extent cx="950595" cy="297180"/>
                 <wp:effectExtent l="0" t="0" r="0" b="0"/>
                 <wp:wrapNone/>
-                <wp:docPr id="10" name="Frame8"/>
+                <wp:docPr id="10" name="Frame 8"/>
                 <a:graphic xmlns:a="http://schemas.openxmlformats.org/drawingml/2006/main">
                   <a:graphicData uri="http://schemas.microsoft.com/office/word/2010/wordprocessingShape">
                     <wps:wsp>
@@ -1089,7 +915,7 @@
                       <wps:spPr>
                         <a:xfrm>
                           <a:off x="0" y="0"/>
-                          <a:ext cx="1591200" cy="257040"/>
+                          <a:ext cx="950760" cy="297360"/>
                         </a:xfrm>
                         <a:prstGeom prst="rect">
                           <a:avLst/>
@@ -1112,26 +938,16 @@
                           <w:p>
                             <w:pPr>
                               <w:pStyle w:val="FrameContents"/>
-                              <w:spacing w:before="0" w:after="200"/>
-                              <w:rPr>
-                                <w:rFonts w:ascii="Times New Roman" w:hAnsi="Times New Roman" w:cs="Times New Roman"/>
-                                <w:b/>
-                                <w:bCs/>
-                                <w:sz w:val="24"/>
-                                <w:szCs w:val="24"/>
-                                <w:lang w:val="en-US"/>
-                              </w:rPr>
+                              <w:jc w:val="left"/>
+                              <w:rPr/>
                             </w:pPr>
                             <w:r>
                               <w:rPr>
-                                <w:rFonts w:cs="Times New Roman" w:ascii="Times New Roman" w:hAnsi="Times New Roman"/>
-                                <w:b/>
-                                <w:bCs/>
+                                <w:color w:val="000000"/>
                                 <w:sz w:val="24"/>
                                 <w:szCs w:val="24"/>
-                                <w:lang w:val="en-US"/>
                               </w:rPr>
-                              <w:t>{due}</w:t>
+                              <w:t>{tcdate}</w:t>
                             </w:r>
                           </w:p>
                         </w:txbxContent>
@@ -1147,7 +963,7 @@
           </mc:Choice>
           <mc:Fallback>
             <w:pict>
-              <v:rect id="shape_0" ID="Frame8" path="m0,0l-2147483645,0l-2147483645,-2147483646l0,-2147483646xe" fillcolor="white" stroked="f" o:allowincell="f" style="position:absolute;margin-left:67.05pt;margin-top:314.6pt;width:125.25pt;height:20.2pt;mso-wrap-style:square;v-text-anchor:top">
+              <v:rect id="shape_0" ID="Frame 8" path="m0,0l-2147483645,0l-2147483645,-2147483646l0,-2147483646xe" fillcolor="white" stroked="f" o:allowincell="f" style="position:absolute;margin-left:1090.65pt;margin-top:150.25pt;width:74.8pt;height:23.35pt;mso-wrap-style:square;v-text-anchor:top">
                 <v:fill o:detectmouseclick="t" type="solid" color2="black"/>
                 <v:stroke color="#3465a4" joinstyle="round" endcap="flat"/>
                 <v:textbox>
@@ -1155,26 +971,16 @@
                     <w:p>
                       <w:pPr>
                         <w:pStyle w:val="FrameContents"/>
-                        <w:spacing w:before="0" w:after="200"/>
-                        <w:rPr>
-                          <w:rFonts w:ascii="Times New Roman" w:hAnsi="Times New Roman" w:cs="Times New Roman"/>
-                          <w:b/>
-                          <w:bCs/>
-                          <w:sz w:val="24"/>
-                          <w:szCs w:val="24"/>
-                          <w:lang w:val="en-US"/>
-                        </w:rPr>
+                        <w:jc w:val="left"/>
+                        <w:rPr/>
                       </w:pPr>
                       <w:r>
                         <w:rPr>
-                          <w:rFonts w:cs="Times New Roman" w:ascii="Times New Roman" w:hAnsi="Times New Roman"/>
-                          <w:b/>
-                          <w:bCs/>
+                          <w:color w:val="000000"/>
                           <w:sz w:val="24"/>
                           <w:szCs w:val="24"/>
-                          <w:lang w:val="en-US"/>
                         </w:rPr>
-                        <w:t>{due}</w:t>
+                        <w:t>{tcdate}</w:t>
                       </w:r>
                     </w:p>
                   </w:txbxContent>
@@ -1187,18 +993,18 @@
         <mc:AlternateContent>
           <mc:Choice Requires="wps">
             <w:drawing>
-              <wp:anchor behindDoc="0" distT="0" distB="0" distL="0" distR="0" simplePos="0" locked="0" layoutInCell="1" allowOverlap="1" relativeHeight="22">
+              <wp:anchor behindDoc="0" distT="0" distB="0" distL="635" distR="0" simplePos="0" locked="0" layoutInCell="1" allowOverlap="1" relativeHeight="22">
                 <wp:simplePos x="0" y="0"/>
                 <wp:positionH relativeFrom="column">
-                  <wp:posOffset>611505</wp:posOffset>
+                  <wp:posOffset>11785600</wp:posOffset>
                 </wp:positionH>
                 <wp:positionV relativeFrom="paragraph">
-                  <wp:posOffset>5058410</wp:posOffset>
+                  <wp:posOffset>3528060</wp:posOffset>
                 </wp:positionV>
-                <wp:extent cx="1666875" cy="257175"/>
-                <wp:effectExtent l="0" t="0" r="0" b="0"/>
+                <wp:extent cx="1561465" cy="297180"/>
+                <wp:effectExtent l="635" t="0" r="0" b="0"/>
                 <wp:wrapNone/>
-                <wp:docPr id="11" name="Frame9"/>
+                <wp:docPr id="11" name="Frame 3"/>
                 <a:graphic xmlns:a="http://schemas.openxmlformats.org/drawingml/2006/main">
                   <a:graphicData uri="http://schemas.microsoft.com/office/word/2010/wordprocessingShape">
                     <wps:wsp>
@@ -1206,7 +1012,7 @@
                       <wps:spPr>
                         <a:xfrm>
                           <a:off x="0" y="0"/>
-                          <a:ext cx="1666800" cy="257040"/>
+                          <a:ext cx="1561320" cy="297360"/>
                         </a:xfrm>
                         <a:prstGeom prst="rect">
                           <a:avLst/>
@@ -1229,26 +1035,16 @@
                           <w:p>
                             <w:pPr>
                               <w:pStyle w:val="FrameContents"/>
-                              <w:spacing w:before="0" w:after="200"/>
-                              <w:rPr>
-                                <w:rFonts w:ascii="Times New Roman" w:hAnsi="Times New Roman" w:cs="Times New Roman"/>
-                                <w:b/>
-                                <w:bCs/>
-                                <w:sz w:val="24"/>
-                                <w:szCs w:val="24"/>
-                                <w:lang w:val="en-US"/>
-                              </w:rPr>
+                              <w:jc w:val="left"/>
+                              <w:rPr/>
                             </w:pPr>
                             <w:r>
                               <w:rPr>
-                                <w:rFonts w:cs="Times New Roman" w:ascii="Times New Roman" w:hAnsi="Times New Roman"/>
-                                <w:b/>
-                                <w:bCs/>
+                                <w:color w:val="000000"/>
                                 <w:sz w:val="24"/>
                                 <w:szCs w:val="24"/>
-                                <w:lang w:val="en-US"/>
                               </w:rPr>
-                              <w:t>{scholarship}</w:t>
+                              <w:t>{sem}</w:t>
                             </w:r>
                           </w:p>
                         </w:txbxContent>
@@ -1264,7 +1060,7 @@
           </mc:Choice>
           <mc:Fallback>
             <w:pict>
-              <v:rect id="shape_0" ID="Frame9" path="m0,0l-2147483645,0l-2147483645,-2147483646l0,-2147483646xe" fillcolor="white" stroked="f" o:allowincell="f" style="position:absolute;margin-left:48.15pt;margin-top:398.3pt;width:131.2pt;height:20.2pt;mso-wrap-style:square;v-text-anchor:top">
+              <v:rect id="shape_0" ID="Frame 3" path="m0,0l-2147483645,0l-2147483645,-2147483646l0,-2147483646xe" fillcolor="white" stroked="f" o:allowincell="f" style="position:absolute;margin-left:928pt;margin-top:277.8pt;width:122.9pt;height:23.35pt;mso-wrap-style:square;v-text-anchor:top">
                 <v:fill o:detectmouseclick="t" type="solid" color2="black"/>
                 <v:stroke color="#3465a4" joinstyle="round" endcap="flat"/>
                 <v:textbox>
@@ -1272,26 +1068,16 @@
                     <w:p>
                       <w:pPr>
                         <w:pStyle w:val="FrameContents"/>
-                        <w:spacing w:before="0" w:after="200"/>
-                        <w:rPr>
-                          <w:rFonts w:ascii="Times New Roman" w:hAnsi="Times New Roman" w:cs="Times New Roman"/>
-                          <w:b/>
-                          <w:bCs/>
-                          <w:sz w:val="24"/>
-                          <w:szCs w:val="24"/>
-                          <w:lang w:val="en-US"/>
-                        </w:rPr>
+                        <w:jc w:val="left"/>
+                        <w:rPr/>
                       </w:pPr>
                       <w:r>
                         <w:rPr>
-                          <w:rFonts w:cs="Times New Roman" w:ascii="Times New Roman" w:hAnsi="Times New Roman"/>
-                          <w:b/>
-                          <w:bCs/>
+                          <w:color w:val="000000"/>
                           <w:sz w:val="24"/>
                           <w:szCs w:val="24"/>
-                          <w:lang w:val="en-US"/>
                         </w:rPr>
-                        <w:t>{scholarship}</w:t>
+                        <w:t>{sem}</w:t>
                       </w:r>
                     </w:p>
                   </w:txbxContent>
@@ -1304,18 +1090,18 @@
         <mc:AlternateContent>
           <mc:Choice Requires="wps">
             <w:drawing>
-              <wp:anchor behindDoc="0" distT="0" distB="0" distL="0" distR="0" simplePos="0" locked="0" layoutInCell="1" allowOverlap="1" relativeHeight="24">
+              <wp:anchor behindDoc="0" distT="0" distB="0" distL="635" distR="0" simplePos="0" locked="0" layoutInCell="1" allowOverlap="1" relativeHeight="24">
                 <wp:simplePos x="0" y="0"/>
                 <wp:positionH relativeFrom="column">
-                  <wp:posOffset>731520</wp:posOffset>
+                  <wp:posOffset>10792460</wp:posOffset>
                 </wp:positionH>
                 <wp:positionV relativeFrom="paragraph">
-                  <wp:posOffset>4353560</wp:posOffset>
+                  <wp:posOffset>4207510</wp:posOffset>
                 </wp:positionV>
-                <wp:extent cx="1786890" cy="257175"/>
-                <wp:effectExtent l="0" t="0" r="0" b="0"/>
+                <wp:extent cx="3787775" cy="297180"/>
+                <wp:effectExtent l="635" t="0" r="0" b="0"/>
                 <wp:wrapNone/>
-                <wp:docPr id="12" name="Frame10"/>
+                <wp:docPr id="12" name="Frame 5"/>
                 <a:graphic xmlns:a="http://schemas.openxmlformats.org/drawingml/2006/main">
                   <a:graphicData uri="http://schemas.microsoft.com/office/word/2010/wordprocessingShape">
                     <wps:wsp>
@@ -1323,7 +1109,7 @@
                       <wps:spPr>
                         <a:xfrm>
                           <a:off x="0" y="0"/>
-                          <a:ext cx="1787040" cy="257040"/>
+                          <a:ext cx="3787920" cy="297360"/>
                         </a:xfrm>
                         <a:prstGeom prst="rect">
                           <a:avLst/>
@@ -1346,26 +1132,16 @@
                           <w:p>
                             <w:pPr>
                               <w:pStyle w:val="FrameContents"/>
-                              <w:spacing w:before="0" w:after="200"/>
-                              <w:rPr>
-                                <w:rFonts w:ascii="Times New Roman" w:hAnsi="Times New Roman" w:cs="Times New Roman"/>
-                                <w:b/>
-                                <w:bCs/>
-                                <w:sz w:val="24"/>
-                                <w:szCs w:val="24"/>
-                                <w:lang w:val="en-US"/>
-                              </w:rPr>
+                              <w:jc w:val="left"/>
+                              <w:rPr/>
                             </w:pPr>
                             <w:r>
                               <w:rPr>
-                                <w:rFonts w:cs="Times New Roman" w:ascii="Times New Roman" w:hAnsi="Times New Roman"/>
-                                <w:b/>
-                                <w:bCs/>
+                                <w:color w:val="000000"/>
                                 <w:sz w:val="24"/>
                                 <w:szCs w:val="24"/>
-                                <w:lang w:val="en-US"/>
                               </w:rPr>
-                              <w:t>{examination}</w:t>
+                              <w:t>{course}</w:t>
                             </w:r>
                           </w:p>
                         </w:txbxContent>
@@ -1381,7 +1157,7 @@
           </mc:Choice>
           <mc:Fallback>
             <w:pict>
-              <v:rect id="shape_0" ID="Frame10" path="m0,0l-2147483645,0l-2147483645,-2147483646l0,-2147483646xe" fillcolor="white" stroked="f" o:allowincell="f" style="position:absolute;margin-left:57.6pt;margin-top:342.8pt;width:140.65pt;height:20.2pt;mso-wrap-style:square;v-text-anchor:top">
+              <v:rect id="shape_0" ID="Frame 5" path="m0,0l-2147483645,0l-2147483645,-2147483646l0,-2147483646xe" fillcolor="white" stroked="f" o:allowincell="f" style="position:absolute;margin-left:849.8pt;margin-top:331.3pt;width:298.2pt;height:23.35pt;mso-wrap-style:square;v-text-anchor:top">
                 <v:fill o:detectmouseclick="t" type="solid" color2="black"/>
                 <v:stroke color="#3465a4" joinstyle="round" endcap="flat"/>
                 <v:textbox>
@@ -1389,26 +1165,16 @@
                     <w:p>
                       <w:pPr>
                         <w:pStyle w:val="FrameContents"/>
-                        <w:spacing w:before="0" w:after="200"/>
-                        <w:rPr>
-                          <w:rFonts w:ascii="Times New Roman" w:hAnsi="Times New Roman" w:cs="Times New Roman"/>
-                          <w:b/>
-                          <w:bCs/>
-                          <w:sz w:val="24"/>
-                          <w:szCs w:val="24"/>
-                          <w:lang w:val="en-US"/>
-                        </w:rPr>
+                        <w:jc w:val="left"/>
+                        <w:rPr/>
                       </w:pPr>
                       <w:r>
                         <w:rPr>
-                          <w:rFonts w:cs="Times New Roman" w:ascii="Times New Roman" w:hAnsi="Times New Roman"/>
-                          <w:b/>
-                          <w:bCs/>
+                          <w:color w:val="000000"/>
                           <w:sz w:val="24"/>
                           <w:szCs w:val="24"/>
-                          <w:lang w:val="en-US"/>
                         </w:rPr>
-                        <w:t>{examination}</w:t>
+                        <w:t>{course}</w:t>
                       </w:r>
                     </w:p>
                   </w:txbxContent>
@@ -1424,15 +1190,15 @@
               <wp:anchor behindDoc="0" distT="0" distB="0" distL="0" distR="0" simplePos="0" locked="0" layoutInCell="1" allowOverlap="1" relativeHeight="26">
                 <wp:simplePos x="0" y="0"/>
                 <wp:positionH relativeFrom="column">
-                  <wp:posOffset>2531745</wp:posOffset>
+                  <wp:posOffset>11353165</wp:posOffset>
                 </wp:positionH>
                 <wp:positionV relativeFrom="paragraph">
-                  <wp:posOffset>4387850</wp:posOffset>
+                  <wp:posOffset>4908550</wp:posOffset>
                 </wp:positionV>
-                <wp:extent cx="1447800" cy="257175"/>
+                <wp:extent cx="2207260" cy="297180"/>
                 <wp:effectExtent l="0" t="0" r="0" b="0"/>
                 <wp:wrapNone/>
-                <wp:docPr id="13" name="Frame11"/>
+                <wp:docPr id="13" name="Frame 14"/>
                 <a:graphic xmlns:a="http://schemas.openxmlformats.org/drawingml/2006/main">
                   <a:graphicData uri="http://schemas.microsoft.com/office/word/2010/wordprocessingShape">
                     <wps:wsp>
@@ -1440,7 +1206,7 @@
                       <wps:spPr>
                         <a:xfrm>
                           <a:off x="0" y="0"/>
-                          <a:ext cx="1447920" cy="257040"/>
+                          <a:ext cx="2207160" cy="297360"/>
                         </a:xfrm>
                         <a:prstGeom prst="rect">
                           <a:avLst/>
@@ -1463,26 +1229,16 @@
                           <w:p>
                             <w:pPr>
                               <w:pStyle w:val="FrameContents"/>
-                              <w:spacing w:before="0" w:after="200"/>
-                              <w:rPr>
-                                <w:rFonts w:ascii="Times New Roman" w:hAnsi="Times New Roman" w:cs="Times New Roman"/>
-                                <w:b/>
-                                <w:bCs/>
-                                <w:sz w:val="24"/>
-                                <w:szCs w:val="24"/>
-                                <w:lang w:val="en-US"/>
-                              </w:rPr>
+                              <w:jc w:val="left"/>
+                              <w:rPr/>
                             </w:pPr>
                             <w:r>
                               <w:rPr>
-                                <w:rFonts w:cs="Times New Roman" w:ascii="Times New Roman" w:hAnsi="Times New Roman"/>
-                                <w:b/>
-                                <w:bCs/>
+                                <w:color w:val="000000"/>
                                 <w:sz w:val="24"/>
                                 <w:szCs w:val="24"/>
-                                <w:lang w:val="en-US"/>
                               </w:rPr>
-                              <w:t>{leftdate}</w:t>
+                              <w:t>{examination}</w:t>
                             </w:r>
                           </w:p>
                         </w:txbxContent>
@@ -1498,7 +1254,7 @@
           </mc:Choice>
           <mc:Fallback>
             <w:pict>
-              <v:rect id="shape_0" ID="Frame11" path="m0,0l-2147483645,0l-2147483645,-2147483646l0,-2147483646xe" fillcolor="white" stroked="f" o:allowincell="f" style="position:absolute;margin-left:199.35pt;margin-top:345.5pt;width:113.95pt;height:20.2pt;mso-wrap-style:square;v-text-anchor:top">
+              <v:rect id="shape_0" ID="Frame 14" path="m0,0l-2147483645,0l-2147483645,-2147483646l0,-2147483646xe" fillcolor="white" stroked="f" o:allowincell="f" style="position:absolute;margin-left:893.95pt;margin-top:386.5pt;width:173.75pt;height:23.35pt;mso-wrap-style:square;v-text-anchor:top">
                 <v:fill o:detectmouseclick="t" type="solid" color2="black"/>
                 <v:stroke color="#3465a4" joinstyle="round" endcap="flat"/>
                 <v:textbox>
@@ -1506,26 +1262,16 @@
                     <w:p>
                       <w:pPr>
                         <w:pStyle w:val="FrameContents"/>
-                        <w:spacing w:before="0" w:after="200"/>
-                        <w:rPr>
-                          <w:rFonts w:ascii="Times New Roman" w:hAnsi="Times New Roman" w:cs="Times New Roman"/>
-                          <w:b/>
-                          <w:bCs/>
-                          <w:sz w:val="24"/>
-                          <w:szCs w:val="24"/>
-                          <w:lang w:val="en-US"/>
-                        </w:rPr>
+                        <w:jc w:val="left"/>
+                        <w:rPr/>
                       </w:pPr>
                       <w:r>
                         <w:rPr>
-                          <w:rFonts w:cs="Times New Roman" w:ascii="Times New Roman" w:hAnsi="Times New Roman"/>
-                          <w:b/>
-                          <w:bCs/>
+                          <w:color w:val="000000"/>
                           <w:sz w:val="24"/>
                           <w:szCs w:val="24"/>
-                          <w:lang w:val="en-US"/>
                         </w:rPr>
-                        <w:t>{leftdate}</w:t>
+                        <w:t>{examination}</w:t>
                       </w:r>
                     </w:p>
                   </w:txbxContent>
@@ -1541,15 +1287,15 @@
               <wp:anchor behindDoc="0" distT="0" distB="0" distL="0" distR="0" simplePos="0" locked="0" layoutInCell="1" allowOverlap="1" relativeHeight="28">
                 <wp:simplePos x="0" y="0"/>
                 <wp:positionH relativeFrom="column">
-                  <wp:posOffset>611505</wp:posOffset>
+                  <wp:posOffset>10902315</wp:posOffset>
                 </wp:positionH>
                 <wp:positionV relativeFrom="paragraph">
-                  <wp:posOffset>5340350</wp:posOffset>
+                  <wp:posOffset>5189220</wp:posOffset>
                 </wp:positionV>
-                <wp:extent cx="1447800" cy="257175"/>
+                <wp:extent cx="3693795" cy="297180"/>
                 <wp:effectExtent l="0" t="0" r="0" b="0"/>
                 <wp:wrapNone/>
-                <wp:docPr id="14" name="Frame12"/>
+                <wp:docPr id="14" name="Frame 10"/>
                 <a:graphic xmlns:a="http://schemas.openxmlformats.org/drawingml/2006/main">
                   <a:graphicData uri="http://schemas.microsoft.com/office/word/2010/wordprocessingShape">
                     <wps:wsp>
@@ -1557,7 +1303,7 @@
                       <wps:spPr>
                         <a:xfrm>
                           <a:off x="0" y="0"/>
-                          <a:ext cx="1447920" cy="257040"/>
+                          <a:ext cx="3693960" cy="297360"/>
                         </a:xfrm>
                         <a:prstGeom prst="rect">
                           <a:avLst/>
@@ -1580,26 +1326,16 @@
                           <w:p>
                             <w:pPr>
                               <w:pStyle w:val="FrameContents"/>
-                              <w:spacing w:before="0" w:after="200"/>
-                              <w:rPr>
-                                <w:rFonts w:ascii="Times New Roman" w:hAnsi="Times New Roman" w:cs="Times New Roman"/>
-                                <w:b/>
-                                <w:bCs/>
-                                <w:sz w:val="24"/>
-                                <w:szCs w:val="24"/>
-                                <w:lang w:val="en-US"/>
-                              </w:rPr>
+                              <w:jc w:val="left"/>
+                              <w:rPr/>
                             </w:pPr>
                             <w:r>
                               <w:rPr>
-                                <w:rFonts w:cs="Times New Roman" w:ascii="Times New Roman" w:hAnsi="Times New Roman"/>
-                                <w:b/>
-                                <w:bCs/>
+                                <w:color w:val="000000"/>
                                 <w:sz w:val="24"/>
                                 <w:szCs w:val="24"/>
-                                <w:lang w:val="en-US"/>
                               </w:rPr>
-                              <w:t>{applidate}</w:t>
+                              <w:t>{subject}</w:t>
                             </w:r>
                           </w:p>
                         </w:txbxContent>
@@ -1615,7 +1351,7 @@
           </mc:Choice>
           <mc:Fallback>
             <w:pict>
-              <v:rect id="shape_0" ID="Frame12" path="m0,0l-2147483645,0l-2147483645,-2147483646l0,-2147483646xe" fillcolor="white" stroked="f" o:allowincell="f" style="position:absolute;margin-left:48.15pt;margin-top:420.5pt;width:113.95pt;height:20.2pt;mso-wrap-style:square;v-text-anchor:top">
+              <v:rect id="shape_0" ID="Frame 10" path="m0,0l-2147483645,0l-2147483645,-2147483646l0,-2147483646xe" fillcolor="white" stroked="f" o:allowincell="f" style="position:absolute;margin-left:858.45pt;margin-top:408.6pt;width:290.8pt;height:23.35pt;mso-wrap-style:square;v-text-anchor:top">
                 <v:fill o:detectmouseclick="t" type="solid" color2="black"/>
                 <v:stroke color="#3465a4" joinstyle="round" endcap="flat"/>
                 <v:textbox>
@@ -1623,26 +1359,16 @@
                     <w:p>
                       <w:pPr>
                         <w:pStyle w:val="FrameContents"/>
-                        <w:spacing w:before="0" w:after="200"/>
-                        <w:rPr>
-                          <w:rFonts w:ascii="Times New Roman" w:hAnsi="Times New Roman" w:cs="Times New Roman"/>
-                          <w:b/>
-                          <w:bCs/>
-                          <w:sz w:val="24"/>
-                          <w:szCs w:val="24"/>
-                          <w:lang w:val="en-US"/>
-                        </w:rPr>
+                        <w:jc w:val="left"/>
+                        <w:rPr/>
                       </w:pPr>
                       <w:r>
                         <w:rPr>
-                          <w:rFonts w:cs="Times New Roman" w:ascii="Times New Roman" w:hAnsi="Times New Roman"/>
-                          <w:b/>
-                          <w:bCs/>
+                          <w:color w:val="000000"/>
                           <w:sz w:val="24"/>
                           <w:szCs w:val="24"/>
-                          <w:lang w:val="en-US"/>
                         </w:rPr>
-                        <w:t>{applidate}</w:t>
+                        <w:t>{subject}</w:t>
                       </w:r>
                     </w:p>
                   </w:txbxContent>
@@ -1658,15 +1384,15 @@
               <wp:anchor behindDoc="0" distT="0" distB="0" distL="0" distR="0" simplePos="0" locked="0" layoutInCell="1" allowOverlap="1" relativeHeight="30">
                 <wp:simplePos x="0" y="0"/>
                 <wp:positionH relativeFrom="column">
-                  <wp:posOffset>-352425</wp:posOffset>
+                  <wp:posOffset>5330190</wp:posOffset>
                 </wp:positionH>
                 <wp:positionV relativeFrom="paragraph">
-                  <wp:posOffset>-631825</wp:posOffset>
+                  <wp:posOffset>2748280</wp:posOffset>
                 </wp:positionV>
-                <wp:extent cx="5076825" cy="323850"/>
+                <wp:extent cx="3874770" cy="297180"/>
                 <wp:effectExtent l="0" t="0" r="0" b="0"/>
                 <wp:wrapNone/>
-                <wp:docPr id="15" name="Frame14"/>
+                <wp:docPr id="15" name="Frame 16"/>
                 <a:graphic xmlns:a="http://schemas.openxmlformats.org/drawingml/2006/main">
                   <a:graphicData uri="http://schemas.microsoft.com/office/word/2010/wordprocessingShape">
                     <wps:wsp>
@@ -1674,7 +1400,7 @@
                       <wps:spPr>
                         <a:xfrm>
                           <a:off x="0" y="0"/>
-                          <a:ext cx="5076720" cy="324000"/>
+                          <a:ext cx="3874680" cy="297360"/>
                         </a:xfrm>
                         <a:prstGeom prst="rect">
                           <a:avLst/>
@@ -1697,27 +1423,16 @@
                           <w:p>
                             <w:pPr>
                               <w:pStyle w:val="FrameContents"/>
-                              <w:spacing w:before="0" w:after="200"/>
-                              <w:jc w:val="center"/>
-                              <w:rPr>
-                                <w:rFonts w:ascii="Times New Roman" w:hAnsi="Times New Roman" w:cs="Times New Roman"/>
-                                <w:b/>
-                                <w:bCs/>
-                                <w:sz w:val="24"/>
-                                <w:szCs w:val="24"/>
-                                <w:lang w:val="en-US"/>
-                              </w:rPr>
+                              <w:jc w:val="left"/>
+                              <w:rPr/>
                             </w:pPr>
                             <w:r>
                               <w:rPr>
-                                <w:rFonts w:cs="Times New Roman" w:ascii="Times New Roman" w:hAnsi="Times New Roman"/>
-                                <w:b/>
-                                <w:bCs/>
+                                <w:color w:val="000000"/>
                                 <w:sz w:val="24"/>
                                 <w:szCs w:val="24"/>
-                                <w:lang w:val="en-US"/>
                               </w:rPr>
-                              <w:t>{duplicate}</w:t>
+                              <w:t>{name}</w:t>
                             </w:r>
                           </w:p>
                         </w:txbxContent>
@@ -1733,7 +1448,7 @@
           </mc:Choice>
           <mc:Fallback>
             <w:pict>
-              <v:rect id="shape_0" ID="Frame14" path="m0,0l-2147483645,0l-2147483645,-2147483646l0,-2147483646xe" fillcolor="white" stroked="f" o:allowincell="f" style="position:absolute;margin-left:-27.75pt;margin-top:-49.75pt;width:399.7pt;height:25.45pt;mso-wrap-style:square;v-text-anchor:top">
+              <v:rect id="shape_0" ID="Frame 16" path="m0,0l-2147483645,0l-2147483645,-2147483646l0,-2147483646xe" fillcolor="white" stroked="f" o:allowincell="f" style="position:absolute;margin-left:419.7pt;margin-top:216.4pt;width:305.05pt;height:23.35pt;mso-wrap-style:square;v-text-anchor:top">
                 <v:fill o:detectmouseclick="t" type="solid" color2="black"/>
                 <v:stroke color="#3465a4" joinstyle="round" endcap="flat"/>
                 <v:textbox>
@@ -1741,27 +1456,16 @@
                     <w:p>
                       <w:pPr>
                         <w:pStyle w:val="FrameContents"/>
-                        <w:spacing w:before="0" w:after="200"/>
-                        <w:jc w:val="center"/>
-                        <w:rPr>
-                          <w:rFonts w:ascii="Times New Roman" w:hAnsi="Times New Roman" w:cs="Times New Roman"/>
-                          <w:b/>
-                          <w:bCs/>
-                          <w:sz w:val="24"/>
-                          <w:szCs w:val="24"/>
-                          <w:lang w:val="en-US"/>
-                        </w:rPr>
+                        <w:jc w:val="left"/>
+                        <w:rPr/>
                       </w:pPr>
                       <w:r>
                         <w:rPr>
-                          <w:rFonts w:cs="Times New Roman" w:ascii="Times New Roman" w:hAnsi="Times New Roman"/>
-                          <w:b/>
-                          <w:bCs/>
+                          <w:color w:val="000000"/>
                           <w:sz w:val="24"/>
                           <w:szCs w:val="24"/>
-                          <w:lang w:val="en-US"/>
                         </w:rPr>
-                        <w:t>{duplicate}</w:t>
+                        <w:t>{name}</w:t>
                       </w:r>
                     </w:p>
                   </w:txbxContent>
@@ -1777,15 +1481,15 @@
               <wp:anchor behindDoc="0" distT="0" distB="0" distL="0" distR="0" simplePos="0" locked="0" layoutInCell="1" allowOverlap="1" relativeHeight="32">
                 <wp:simplePos x="0" y="0"/>
                 <wp:positionH relativeFrom="column">
-                  <wp:posOffset>3200400</wp:posOffset>
+                  <wp:posOffset>5027295</wp:posOffset>
                 </wp:positionH>
                 <wp:positionV relativeFrom="paragraph">
-                  <wp:posOffset>547370</wp:posOffset>
+                  <wp:posOffset>3009265</wp:posOffset>
                 </wp:positionV>
-                <wp:extent cx="1111250" cy="257175"/>
+                <wp:extent cx="1159510" cy="297180"/>
                 <wp:effectExtent l="0" t="0" r="0" b="0"/>
                 <wp:wrapNone/>
-                <wp:docPr id="16" name="Frame36"/>
+                <wp:docPr id="16" name="Frame 17"/>
                 <a:graphic xmlns:a="http://schemas.openxmlformats.org/drawingml/2006/main">
                   <a:graphicData uri="http://schemas.microsoft.com/office/word/2010/wordprocessingShape">
                     <wps:wsp>
@@ -1793,7 +1497,7 @@
                       <wps:spPr>
                         <a:xfrm>
                           <a:off x="0" y="0"/>
-                          <a:ext cx="1111320" cy="257040"/>
+                          <a:ext cx="1159560" cy="297360"/>
                         </a:xfrm>
                         <a:prstGeom prst="rect">
                           <a:avLst/>
@@ -1816,31 +1520,24 @@
                           <w:p>
                             <w:pPr>
                               <w:pStyle w:val="FrameContents"/>
-                              <w:spacing w:before="0" w:after="200"/>
+                              <w:overflowPunct w:val="false"/>
+                              <w:jc w:val="left"/>
                               <w:rPr>
-                                <w:rFonts w:ascii="Times New Roman" w:hAnsi="Times New Roman" w:cs="Times New Roman"/>
-                                <w:b/>
-                                <w:bCs/>
-                                <w:sz w:val="24"/>
-                                <w:szCs w:val="24"/>
-                                <w:lang w:val="en-US"/>
+                                <w:color w:val="000000"/>
                               </w:rPr>
                             </w:pPr>
                             <w:r>
                               <w:rPr>
-                                <w:rFonts w:cs="Times New Roman" w:ascii="Times New Roman" w:hAnsi="Times New Roman"/>
-                                <w:b/>
-                                <w:bCs/>
+                                <w:color w:val="000000"/>
                                 <w:sz w:val="24"/>
                                 <w:szCs w:val="24"/>
-                                <w:lang w:val="en-US"/>
                               </w:rPr>
-                              <w:t>{tcdate}</w:t>
+                              <w:t>{admno}</w:t>
                             </w:r>
                           </w:p>
                         </w:txbxContent>
                       </wps:txbx>
-                      <wps:bodyPr anchor="t">
+                      <wps:bodyPr lIns="90000" rIns="90000" tIns="45000" bIns="45000" anchor="t">
                         <a:noAutofit/>
                       </wps:bodyPr>
                     </wps:wsp>
@@ -1851,7 +1548,7 @@
           </mc:Choice>
           <mc:Fallback>
             <w:pict>
-              <v:rect id="shape_0" ID="Frame36" path="m0,0l-2147483645,0l-2147483645,-2147483646l0,-2147483646xe" fillcolor="white" stroked="f" o:allowincell="f" style="position:absolute;margin-left:252pt;margin-top:43.1pt;width:87.45pt;height:20.2pt;mso-wrap-style:square;v-text-anchor:top">
+              <v:rect id="shape_0" ID="Frame 17" path="m0,0l-2147483645,0l-2147483645,-2147483646l0,-2147483646xe" fillcolor="white" stroked="f" o:allowincell="f" style="position:absolute;margin-left:395.85pt;margin-top:236.95pt;width:91.25pt;height:23.35pt;mso-wrap-style:square;v-text-anchor:top">
                 <v:fill o:detectmouseclick="t" type="solid" color2="black"/>
                 <v:stroke color="#3465a4" joinstyle="round" endcap="flat"/>
                 <v:textbox>
@@ -1859,26 +1556,19 @@
                     <w:p>
                       <w:pPr>
                         <w:pStyle w:val="FrameContents"/>
-                        <w:spacing w:before="0" w:after="200"/>
+                        <w:overflowPunct w:val="false"/>
+                        <w:jc w:val="left"/>
                         <w:rPr>
-                          <w:rFonts w:ascii="Times New Roman" w:hAnsi="Times New Roman" w:cs="Times New Roman"/>
-                          <w:b/>
-                          <w:bCs/>
-                          <w:sz w:val="24"/>
-                          <w:szCs w:val="24"/>
-                          <w:lang w:val="en-US"/>
+                          <w:color w:val="000000"/>
                         </w:rPr>
                       </w:pPr>
                       <w:r>
                         <w:rPr>
-                          <w:rFonts w:cs="Times New Roman" w:ascii="Times New Roman" w:hAnsi="Times New Roman"/>
-                          <w:b/>
-                          <w:bCs/>
+                          <w:color w:val="000000"/>
                           <w:sz w:val="24"/>
                           <w:szCs w:val="24"/>
-                          <w:lang w:val="en-US"/>
                         </w:rPr>
-                        <w:t>{tcdate}</w:t>
+                        <w:t>{admno}</w:t>
                       </w:r>
                     </w:p>
                   </w:txbxContent>
@@ -1891,18 +1581,18 @@
         <mc:AlternateContent>
           <mc:Choice Requires="wps">
             <w:drawing>
-              <wp:anchor behindDoc="0" distT="0" distB="0" distL="0" distR="0" simplePos="0" locked="0" layoutInCell="1" allowOverlap="1" relativeHeight="34">
+              <wp:anchor behindDoc="0" distT="0" distB="0" distL="635" distR="0" simplePos="0" locked="0" layoutInCell="1" allowOverlap="1" relativeHeight="34">
                 <wp:simplePos x="0" y="0"/>
                 <wp:positionH relativeFrom="column">
-                  <wp:posOffset>3200400</wp:posOffset>
+                  <wp:posOffset>4302760</wp:posOffset>
                 </wp:positionH>
                 <wp:positionV relativeFrom="paragraph">
-                  <wp:posOffset>-292735</wp:posOffset>
+                  <wp:posOffset>227965</wp:posOffset>
                 </wp:positionV>
-                <wp:extent cx="1111250" cy="264160"/>
-                <wp:effectExtent l="0" t="0" r="0" b="0"/>
+                <wp:extent cx="4605655" cy="297180"/>
+                <wp:effectExtent l="635" t="0" r="0" b="0"/>
                 <wp:wrapNone/>
-                <wp:docPr id="17" name="Frame5"/>
+                <wp:docPr id="17" name="Frame 18"/>
                 <a:graphic xmlns:a="http://schemas.openxmlformats.org/drawingml/2006/main">
                   <a:graphicData uri="http://schemas.microsoft.com/office/word/2010/wordprocessingShape">
                     <wps:wsp>
@@ -1910,7 +1600,7 @@
                       <wps:spPr>
                         <a:xfrm>
                           <a:off x="0" y="0"/>
-                          <a:ext cx="1111320" cy="264240"/>
+                          <a:ext cx="4605480" cy="297360"/>
                         </a:xfrm>
                         <a:prstGeom prst="rect">
                           <a:avLst/>
@@ -1933,26 +1623,16 @@
                           <w:p>
                             <w:pPr>
                               <w:pStyle w:val="FrameContents"/>
-                              <w:spacing w:before="0" w:after="200"/>
-                              <w:rPr>
-                                <w:rFonts w:ascii="Times New Roman" w:hAnsi="Times New Roman" w:cs="Times New Roman"/>
-                                <w:b/>
-                                <w:bCs/>
-                                <w:sz w:val="24"/>
-                                <w:szCs w:val="24"/>
-                                <w:lang w:val="en-US"/>
-                              </w:rPr>
+                              <w:jc w:val="center"/>
+                              <w:rPr/>
                             </w:pPr>
                             <w:r>
                               <w:rPr>
-                                <w:rFonts w:cs="Times New Roman" w:ascii="Times New Roman" w:hAnsi="Times New Roman"/>
-                                <w:b/>
-                                <w:bCs/>
+                                <w:color w:val="000000"/>
                                 <w:sz w:val="24"/>
                                 <w:szCs w:val="24"/>
-                                <w:lang w:val="en-US"/>
                               </w:rPr>
-                              <w:t>DUPLICATE</w:t>
+                              <w:t>{duplicate}</w:t>
                             </w:r>
                           </w:p>
                         </w:txbxContent>
@@ -1968,7 +1648,7 @@
           </mc:Choice>
           <mc:Fallback>
             <w:pict>
-              <v:rect id="shape_0" ID="Frame5" path="m0,0l-2147483645,0l-2147483645,-2147483646l0,-2147483646xe" fillcolor="white" stroked="f" o:allowincell="f" style="position:absolute;margin-left:252pt;margin-top:-23.05pt;width:87.45pt;height:20.75pt;mso-wrap-style:square;v-text-anchor:top">
+              <v:rect id="shape_0" ID="Frame 18" path="m0,0l-2147483645,0l-2147483645,-2147483646l0,-2147483646xe" fillcolor="white" stroked="f" o:allowincell="f" style="position:absolute;margin-left:338.8pt;margin-top:17.95pt;width:362.6pt;height:23.35pt;mso-wrap-style:square;v-text-anchor:top">
                 <v:fill o:detectmouseclick="t" type="solid" color2="black"/>
                 <v:stroke color="#3465a4" joinstyle="round" endcap="flat"/>
                 <v:textbox>
@@ -1976,26 +1656,2812 @@
                     <w:p>
                       <w:pPr>
                         <w:pStyle w:val="FrameContents"/>
-                        <w:spacing w:before="0" w:after="200"/>
+                        <w:jc w:val="center"/>
+                        <w:rPr/>
+                      </w:pPr>
+                      <w:r>
                         <w:rPr>
-                          <w:rFonts w:ascii="Times New Roman" w:hAnsi="Times New Roman" w:cs="Times New Roman"/>
-                          <w:b/>
-                          <w:bCs/>
+                          <w:color w:val="000000"/>
                           <w:sz w:val="24"/>
                           <w:szCs w:val="24"/>
-                          <w:lang w:val="en-US"/>
+                        </w:rPr>
+                        <w:t>{duplicate}</w:t>
+                      </w:r>
+                    </w:p>
+                  </w:txbxContent>
+                </v:textbox>
+                <w10:wrap type="none"/>
+              </v:rect>
+            </w:pict>
+          </mc:Fallback>
+        </mc:AlternateContent>
+        <mc:AlternateContent>
+          <mc:Choice Requires="wps">
+            <w:drawing>
+              <wp:anchor behindDoc="0" distT="0" distB="0" distL="0" distR="0" simplePos="0" locked="0" layoutInCell="1" allowOverlap="1" relativeHeight="36">
+                <wp:simplePos x="0" y="0"/>
+                <wp:positionH relativeFrom="column">
+                  <wp:posOffset>8450580</wp:posOffset>
+                </wp:positionH>
+                <wp:positionV relativeFrom="paragraph">
+                  <wp:posOffset>1908175</wp:posOffset>
+                </wp:positionV>
+                <wp:extent cx="950595" cy="297180"/>
+                <wp:effectExtent l="0" t="0" r="0" b="0"/>
+                <wp:wrapNone/>
+                <wp:docPr id="18" name="Frame 19"/>
+                <a:graphic xmlns:a="http://schemas.openxmlformats.org/drawingml/2006/main">
+                  <a:graphicData uri="http://schemas.microsoft.com/office/word/2010/wordprocessingShape">
+                    <wps:wsp>
+                      <wps:cNvSpPr/>
+                      <wps:spPr>
+                        <a:xfrm>
+                          <a:off x="0" y="0"/>
+                          <a:ext cx="950760" cy="297360"/>
+                        </a:xfrm>
+                        <a:prstGeom prst="rect">
+                          <a:avLst/>
+                        </a:prstGeom>
+                        <a:solidFill>
+                          <a:srgbClr val="ffffff"/>
+                        </a:solidFill>
+                        <a:ln w="0">
+                          <a:noFill/>
+                        </a:ln>
+                      </wps:spPr>
+                      <wps:style>
+                        <a:lnRef idx="0"/>
+                        <a:fillRef idx="0"/>
+                        <a:effectRef idx="0"/>
+                        <a:fontRef idx="minor"/>
+                      </wps:style>
+                      <wps:txbx>
+                        <w:txbxContent>
+                          <w:p>
+                            <w:pPr>
+                              <w:pStyle w:val="FrameContents"/>
+                              <w:jc w:val="left"/>
+                              <w:rPr/>
+                            </w:pPr>
+                            <w:r>
+                              <w:rPr>
+                                <w:color w:val="000000"/>
+                                <w:sz w:val="24"/>
+                                <w:szCs w:val="24"/>
+                              </w:rPr>
+                              <w:t>{tcdate}</w:t>
+                            </w:r>
+                          </w:p>
+                        </w:txbxContent>
+                      </wps:txbx>
+                      <wps:bodyPr anchor="t">
+                        <a:noAutofit/>
+                      </wps:bodyPr>
+                    </wps:wsp>
+                  </a:graphicData>
+                </a:graphic>
+              </wp:anchor>
+            </w:drawing>
+          </mc:Choice>
+          <mc:Fallback>
+            <w:pict>
+              <v:rect id="shape_0" ID="Frame 19" path="m0,0l-2147483645,0l-2147483645,-2147483646l0,-2147483646xe" fillcolor="white" stroked="f" o:allowincell="f" style="position:absolute;margin-left:665.4pt;margin-top:150.25pt;width:74.8pt;height:23.35pt;mso-wrap-style:square;v-text-anchor:top">
+                <v:fill o:detectmouseclick="t" type="solid" color2="black"/>
+                <v:stroke color="#3465a4" joinstyle="round" endcap="flat"/>
+                <v:textbox>
+                  <w:txbxContent>
+                    <w:p>
+                      <w:pPr>
+                        <w:pStyle w:val="FrameContents"/>
+                        <w:jc w:val="left"/>
+                        <w:rPr/>
+                      </w:pPr>
+                      <w:r>
+                        <w:rPr>
+                          <w:color w:val="000000"/>
+                          <w:sz w:val="24"/>
+                          <w:szCs w:val="24"/>
+                        </w:rPr>
+                        <w:t>{tcdate}</w:t>
+                      </w:r>
+                    </w:p>
+                  </w:txbxContent>
+                </v:textbox>
+                <w10:wrap type="none"/>
+              </v:rect>
+            </w:pict>
+          </mc:Fallback>
+        </mc:AlternateContent>
+        <mc:AlternateContent>
+          <mc:Choice Requires="wps">
+            <w:drawing>
+              <wp:anchor behindDoc="0" distT="0" distB="0" distL="0" distR="0" simplePos="0" locked="0" layoutInCell="1" allowOverlap="1" relativeHeight="38">
+                <wp:simplePos x="0" y="0"/>
+                <wp:positionH relativeFrom="column">
+                  <wp:posOffset>4916805</wp:posOffset>
+                </wp:positionH>
+                <wp:positionV relativeFrom="paragraph">
+                  <wp:posOffset>3268980</wp:posOffset>
+                </wp:positionV>
+                <wp:extent cx="1503680" cy="297180"/>
+                <wp:effectExtent l="0" t="0" r="0" b="0"/>
+                <wp:wrapNone/>
+                <wp:docPr id="19" name="Frame 20"/>
+                <a:graphic xmlns:a="http://schemas.openxmlformats.org/drawingml/2006/main">
+                  <a:graphicData uri="http://schemas.microsoft.com/office/word/2010/wordprocessingShape">
+                    <wps:wsp>
+                      <wps:cNvSpPr/>
+                      <wps:spPr>
+                        <a:xfrm>
+                          <a:off x="0" y="0"/>
+                          <a:ext cx="1503720" cy="297360"/>
+                        </a:xfrm>
+                        <a:prstGeom prst="rect">
+                          <a:avLst/>
+                        </a:prstGeom>
+                        <a:solidFill>
+                          <a:srgbClr val="ffffff"/>
+                        </a:solidFill>
+                        <a:ln w="0">
+                          <a:noFill/>
+                        </a:ln>
+                      </wps:spPr>
+                      <wps:style>
+                        <a:lnRef idx="0"/>
+                        <a:fillRef idx="0"/>
+                        <a:effectRef idx="0"/>
+                        <a:fontRef idx="minor"/>
+                      </wps:style>
+                      <wps:txbx>
+                        <w:txbxContent>
+                          <w:p>
+                            <w:pPr>
+                              <w:pStyle w:val="FrameContents"/>
+                              <w:jc w:val="left"/>
+                              <w:rPr/>
+                            </w:pPr>
+                            <w:r>
+                              <w:rPr>
+                                <w:color w:val="000000"/>
+                                <w:sz w:val="24"/>
+                                <w:szCs w:val="24"/>
+                              </w:rPr>
+                              <w:t>{dob}</w:t>
+                            </w:r>
+                          </w:p>
+                        </w:txbxContent>
+                      </wps:txbx>
+                      <wps:bodyPr anchor="t">
+                        <a:noAutofit/>
+                      </wps:bodyPr>
+                    </wps:wsp>
+                  </a:graphicData>
+                </a:graphic>
+              </wp:anchor>
+            </w:drawing>
+          </mc:Choice>
+          <mc:Fallback>
+            <w:pict>
+              <v:rect id="shape_0" ID="Frame 20" path="m0,0l-2147483645,0l-2147483645,-2147483646l0,-2147483646xe" fillcolor="white" stroked="f" o:allowincell="f" style="position:absolute;margin-left:387.15pt;margin-top:257.4pt;width:118.35pt;height:23.35pt;mso-wrap-style:square;v-text-anchor:top">
+                <v:fill o:detectmouseclick="t" type="solid" color2="black"/>
+                <v:stroke color="#3465a4" joinstyle="round" endcap="flat"/>
+                <v:textbox>
+                  <w:txbxContent>
+                    <w:p>
+                      <w:pPr>
+                        <w:pStyle w:val="FrameContents"/>
+                        <w:jc w:val="left"/>
+                        <w:rPr/>
+                      </w:pPr>
+                      <w:r>
+                        <w:rPr>
+                          <w:color w:val="000000"/>
+                          <w:sz w:val="24"/>
+                          <w:szCs w:val="24"/>
+                        </w:rPr>
+                        <w:t>{dob}</w:t>
+                      </w:r>
+                    </w:p>
+                  </w:txbxContent>
+                </v:textbox>
+                <w10:wrap type="none"/>
+              </v:rect>
+            </w:pict>
+          </mc:Fallback>
+        </mc:AlternateContent>
+        <mc:AlternateContent>
+          <mc:Choice Requires="wps">
+            <w:drawing>
+              <wp:anchor behindDoc="0" distT="0" distB="0" distL="635" distR="0" simplePos="0" locked="0" layoutInCell="1" allowOverlap="1" relativeHeight="40">
+                <wp:simplePos x="0" y="0"/>
+                <wp:positionH relativeFrom="column">
+                  <wp:posOffset>6384925</wp:posOffset>
+                </wp:positionH>
+                <wp:positionV relativeFrom="paragraph">
+                  <wp:posOffset>3528060</wp:posOffset>
+                </wp:positionV>
+                <wp:extent cx="1561465" cy="297180"/>
+                <wp:effectExtent l="635" t="0" r="0" b="0"/>
+                <wp:wrapNone/>
+                <wp:docPr id="20" name="Frame 21"/>
+                <a:graphic xmlns:a="http://schemas.openxmlformats.org/drawingml/2006/main">
+                  <a:graphicData uri="http://schemas.microsoft.com/office/word/2010/wordprocessingShape">
+                    <wps:wsp>
+                      <wps:cNvSpPr/>
+                      <wps:spPr>
+                        <a:xfrm>
+                          <a:off x="0" y="0"/>
+                          <a:ext cx="1561320" cy="297360"/>
+                        </a:xfrm>
+                        <a:prstGeom prst="rect">
+                          <a:avLst/>
+                        </a:prstGeom>
+                        <a:solidFill>
+                          <a:srgbClr val="ffffff"/>
+                        </a:solidFill>
+                        <a:ln w="0">
+                          <a:noFill/>
+                        </a:ln>
+                      </wps:spPr>
+                      <wps:style>
+                        <a:lnRef idx="0"/>
+                        <a:fillRef idx="0"/>
+                        <a:effectRef idx="0"/>
+                        <a:fontRef idx="minor"/>
+                      </wps:style>
+                      <wps:txbx>
+                        <w:txbxContent>
+                          <w:p>
+                            <w:pPr>
+                              <w:pStyle w:val="FrameContents"/>
+                              <w:jc w:val="left"/>
+                              <w:rPr/>
+                            </w:pPr>
+                            <w:r>
+                              <w:rPr>
+                                <w:color w:val="000000"/>
+                                <w:sz w:val="24"/>
+                                <w:szCs w:val="24"/>
+                              </w:rPr>
+                              <w:t>{sem}</w:t>
+                            </w:r>
+                          </w:p>
+                        </w:txbxContent>
+                      </wps:txbx>
+                      <wps:bodyPr anchor="t">
+                        <a:noAutofit/>
+                      </wps:bodyPr>
+                    </wps:wsp>
+                  </a:graphicData>
+                </a:graphic>
+              </wp:anchor>
+            </w:drawing>
+          </mc:Choice>
+          <mc:Fallback>
+            <w:pict>
+              <v:rect id="shape_0" ID="Frame 21" path="m0,0l-2147483645,0l-2147483645,-2147483646l0,-2147483646xe" fillcolor="white" stroked="f" o:allowincell="f" style="position:absolute;margin-left:502.75pt;margin-top:277.8pt;width:122.9pt;height:23.35pt;mso-wrap-style:square;v-text-anchor:top">
+                <v:fill o:detectmouseclick="t" type="solid" color2="black"/>
+                <v:stroke color="#3465a4" joinstyle="round" endcap="flat"/>
+                <v:textbox>
+                  <w:txbxContent>
+                    <w:p>
+                      <w:pPr>
+                        <w:pStyle w:val="FrameContents"/>
+                        <w:jc w:val="left"/>
+                        <w:rPr/>
+                      </w:pPr>
+                      <w:r>
+                        <w:rPr>
+                          <w:color w:val="000000"/>
+                          <w:sz w:val="24"/>
+                          <w:szCs w:val="24"/>
+                        </w:rPr>
+                        <w:t>{sem}</w:t>
+                      </w:r>
+                    </w:p>
+                  </w:txbxContent>
+                </v:textbox>
+                <w10:wrap type="none"/>
+              </v:rect>
+            </w:pict>
+          </mc:Fallback>
+        </mc:AlternateContent>
+        <mc:AlternateContent>
+          <mc:Choice Requires="wps">
+            <w:drawing>
+              <wp:anchor behindDoc="0" distT="0" distB="0" distL="635" distR="0" simplePos="0" locked="0" layoutInCell="1" allowOverlap="1" relativeHeight="42">
+                <wp:simplePos x="0" y="0"/>
+                <wp:positionH relativeFrom="column">
+                  <wp:posOffset>6270625</wp:posOffset>
+                </wp:positionH>
+                <wp:positionV relativeFrom="paragraph">
+                  <wp:posOffset>3799840</wp:posOffset>
+                </wp:positionV>
+                <wp:extent cx="1561465" cy="297180"/>
+                <wp:effectExtent l="635" t="0" r="0" b="0"/>
+                <wp:wrapNone/>
+                <wp:docPr id="21" name="Frame 22"/>
+                <a:graphic xmlns:a="http://schemas.openxmlformats.org/drawingml/2006/main">
+                  <a:graphicData uri="http://schemas.microsoft.com/office/word/2010/wordprocessingShape">
+                    <wps:wsp>
+                      <wps:cNvSpPr/>
+                      <wps:spPr>
+                        <a:xfrm>
+                          <a:off x="0" y="0"/>
+                          <a:ext cx="1561320" cy="297360"/>
+                        </a:xfrm>
+                        <a:prstGeom prst="rect">
+                          <a:avLst/>
+                        </a:prstGeom>
+                        <a:solidFill>
+                          <a:srgbClr val="ffffff"/>
+                        </a:solidFill>
+                        <a:ln w="0">
+                          <a:noFill/>
+                        </a:ln>
+                      </wps:spPr>
+                      <wps:style>
+                        <a:lnRef idx="0"/>
+                        <a:fillRef idx="0"/>
+                        <a:effectRef idx="0"/>
+                        <a:fontRef idx="minor"/>
+                      </wps:style>
+                      <wps:txbx>
+                        <w:txbxContent>
+                          <w:p>
+                            <w:pPr>
+                              <w:pStyle w:val="FrameContents"/>
+                              <w:jc w:val="left"/>
+                              <w:rPr/>
+                            </w:pPr>
+                            <w:r>
+                              <w:rPr>
+                                <w:color w:val="000000"/>
+                                <w:sz w:val="24"/>
+                                <w:szCs w:val="24"/>
+                              </w:rPr>
+                              <w:t>{admdate}</w:t>
+                            </w:r>
+                          </w:p>
+                        </w:txbxContent>
+                      </wps:txbx>
+                      <wps:bodyPr anchor="t">
+                        <a:noAutofit/>
+                      </wps:bodyPr>
+                    </wps:wsp>
+                  </a:graphicData>
+                </a:graphic>
+              </wp:anchor>
+            </w:drawing>
+          </mc:Choice>
+          <mc:Fallback>
+            <w:pict>
+              <v:rect id="shape_0" ID="Frame 22" path="m0,0l-2147483645,0l-2147483645,-2147483646l0,-2147483646xe" fillcolor="white" stroked="f" o:allowincell="f" style="position:absolute;margin-left:493.75pt;margin-top:299.2pt;width:122.9pt;height:23.35pt;mso-wrap-style:square;v-text-anchor:top">
+                <v:fill o:detectmouseclick="t" type="solid" color2="black"/>
+                <v:stroke color="#3465a4" joinstyle="round" endcap="flat"/>
+                <v:textbox>
+                  <w:txbxContent>
+                    <w:p>
+                      <w:pPr>
+                        <w:pStyle w:val="FrameContents"/>
+                        <w:jc w:val="left"/>
+                        <w:rPr/>
+                      </w:pPr>
+                      <w:r>
+                        <w:rPr>
+                          <w:color w:val="000000"/>
+                          <w:sz w:val="24"/>
+                          <w:szCs w:val="24"/>
+                        </w:rPr>
+                        <w:t>{admdate}</w:t>
+                      </w:r>
+                    </w:p>
+                  </w:txbxContent>
+                </v:textbox>
+                <w10:wrap type="none"/>
+              </v:rect>
+            </w:pict>
+          </mc:Fallback>
+        </mc:AlternateContent>
+        <mc:AlternateContent>
+          <mc:Choice Requires="wps">
+            <w:drawing>
+              <wp:anchor behindDoc="0" distT="0" distB="0" distL="635" distR="0" simplePos="0" locked="0" layoutInCell="1" allowOverlap="1" relativeHeight="44">
+                <wp:simplePos x="0" y="0"/>
+                <wp:positionH relativeFrom="column">
+                  <wp:posOffset>5391785</wp:posOffset>
+                </wp:positionH>
+                <wp:positionV relativeFrom="paragraph">
+                  <wp:posOffset>4207510</wp:posOffset>
+                </wp:positionV>
+                <wp:extent cx="3787775" cy="297180"/>
+                <wp:effectExtent l="635" t="0" r="0" b="0"/>
+                <wp:wrapNone/>
+                <wp:docPr id="22" name="Frame 23"/>
+                <a:graphic xmlns:a="http://schemas.openxmlformats.org/drawingml/2006/main">
+                  <a:graphicData uri="http://schemas.microsoft.com/office/word/2010/wordprocessingShape">
+                    <wps:wsp>
+                      <wps:cNvSpPr/>
+                      <wps:spPr>
+                        <a:xfrm>
+                          <a:off x="0" y="0"/>
+                          <a:ext cx="3787920" cy="297360"/>
+                        </a:xfrm>
+                        <a:prstGeom prst="rect">
+                          <a:avLst/>
+                        </a:prstGeom>
+                        <a:solidFill>
+                          <a:srgbClr val="ffffff"/>
+                        </a:solidFill>
+                        <a:ln w="0">
+                          <a:noFill/>
+                        </a:ln>
+                      </wps:spPr>
+                      <wps:style>
+                        <a:lnRef idx="0"/>
+                        <a:fillRef idx="0"/>
+                        <a:effectRef idx="0"/>
+                        <a:fontRef idx="minor"/>
+                      </wps:style>
+                      <wps:txbx>
+                        <w:txbxContent>
+                          <w:p>
+                            <w:pPr>
+                              <w:pStyle w:val="FrameContents"/>
+                              <w:jc w:val="left"/>
+                              <w:rPr/>
+                            </w:pPr>
+                            <w:r>
+                              <w:rPr>
+                                <w:color w:val="000000"/>
+                                <w:sz w:val="24"/>
+                                <w:szCs w:val="24"/>
+                              </w:rPr>
+                              <w:t>{course}</w:t>
+                            </w:r>
+                          </w:p>
+                        </w:txbxContent>
+                      </wps:txbx>
+                      <wps:bodyPr anchor="t">
+                        <a:noAutofit/>
+                      </wps:bodyPr>
+                    </wps:wsp>
+                  </a:graphicData>
+                </a:graphic>
+              </wp:anchor>
+            </w:drawing>
+          </mc:Choice>
+          <mc:Fallback>
+            <w:pict>
+              <v:rect id="shape_0" ID="Frame 23" path="m0,0l-2147483645,0l-2147483645,-2147483646l0,-2147483646xe" fillcolor="white" stroked="f" o:allowincell="f" style="position:absolute;margin-left:424.55pt;margin-top:331.3pt;width:298.2pt;height:23.35pt;mso-wrap-style:square;v-text-anchor:top">
+                <v:fill o:detectmouseclick="t" type="solid" color2="black"/>
+                <v:stroke color="#3465a4" joinstyle="round" endcap="flat"/>
+                <v:textbox>
+                  <w:txbxContent>
+                    <w:p>
+                      <w:pPr>
+                        <w:pStyle w:val="FrameContents"/>
+                        <w:jc w:val="left"/>
+                        <w:rPr/>
+                      </w:pPr>
+                      <w:r>
+                        <w:rPr>
+                          <w:color w:val="000000"/>
+                          <w:sz w:val="24"/>
+                          <w:szCs w:val="24"/>
+                        </w:rPr>
+                        <w:t>{course}</w:t>
+                      </w:r>
+                    </w:p>
+                  </w:txbxContent>
+                </v:textbox>
+                <w10:wrap type="none"/>
+              </v:rect>
+            </w:pict>
+          </mc:Fallback>
+        </mc:AlternateContent>
+        <mc:AlternateContent>
+          <mc:Choice Requires="wps">
+            <w:drawing>
+              <wp:anchor behindDoc="0" distT="0" distB="0" distL="0" distR="0" simplePos="0" locked="0" layoutInCell="1" allowOverlap="1" relativeHeight="46">
+                <wp:simplePos x="0" y="0"/>
+                <wp:positionH relativeFrom="column">
+                  <wp:posOffset>5952490</wp:posOffset>
+                </wp:positionH>
+                <wp:positionV relativeFrom="paragraph">
+                  <wp:posOffset>4908550</wp:posOffset>
+                </wp:positionV>
+                <wp:extent cx="2207260" cy="297180"/>
+                <wp:effectExtent l="0" t="0" r="0" b="0"/>
+                <wp:wrapNone/>
+                <wp:docPr id="23" name="Frame 24"/>
+                <a:graphic xmlns:a="http://schemas.openxmlformats.org/drawingml/2006/main">
+                  <a:graphicData uri="http://schemas.microsoft.com/office/word/2010/wordprocessingShape">
+                    <wps:wsp>
+                      <wps:cNvSpPr/>
+                      <wps:spPr>
+                        <a:xfrm>
+                          <a:off x="0" y="0"/>
+                          <a:ext cx="2207160" cy="297360"/>
+                        </a:xfrm>
+                        <a:prstGeom prst="rect">
+                          <a:avLst/>
+                        </a:prstGeom>
+                        <a:solidFill>
+                          <a:srgbClr val="ffffff"/>
+                        </a:solidFill>
+                        <a:ln w="0">
+                          <a:noFill/>
+                        </a:ln>
+                      </wps:spPr>
+                      <wps:style>
+                        <a:lnRef idx="0"/>
+                        <a:fillRef idx="0"/>
+                        <a:effectRef idx="0"/>
+                        <a:fontRef idx="minor"/>
+                      </wps:style>
+                      <wps:txbx>
+                        <w:txbxContent>
+                          <w:p>
+                            <w:pPr>
+                              <w:pStyle w:val="FrameContents"/>
+                              <w:jc w:val="left"/>
+                              <w:rPr/>
+                            </w:pPr>
+                            <w:r>
+                              <w:rPr>
+                                <w:color w:val="000000"/>
+                                <w:sz w:val="24"/>
+                                <w:szCs w:val="24"/>
+                              </w:rPr>
+                              <w:t>{examination}</w:t>
+                            </w:r>
+                          </w:p>
+                        </w:txbxContent>
+                      </wps:txbx>
+                      <wps:bodyPr anchor="t">
+                        <a:noAutofit/>
+                      </wps:bodyPr>
+                    </wps:wsp>
+                  </a:graphicData>
+                </a:graphic>
+              </wp:anchor>
+            </w:drawing>
+          </mc:Choice>
+          <mc:Fallback>
+            <w:pict>
+              <v:rect id="shape_0" ID="Frame 24" path="m0,0l-2147483645,0l-2147483645,-2147483646l0,-2147483646xe" fillcolor="white" stroked="f" o:allowincell="f" style="position:absolute;margin-left:468.7pt;margin-top:386.5pt;width:173.75pt;height:23.35pt;mso-wrap-style:square;v-text-anchor:top">
+                <v:fill o:detectmouseclick="t" type="solid" color2="black"/>
+                <v:stroke color="#3465a4" joinstyle="round" endcap="flat"/>
+                <v:textbox>
+                  <w:txbxContent>
+                    <w:p>
+                      <w:pPr>
+                        <w:pStyle w:val="FrameContents"/>
+                        <w:jc w:val="left"/>
+                        <w:rPr/>
+                      </w:pPr>
+                      <w:r>
+                        <w:rPr>
+                          <w:color w:val="000000"/>
+                          <w:sz w:val="24"/>
+                          <w:szCs w:val="24"/>
+                        </w:rPr>
+                        <w:t>{examination}</w:t>
+                      </w:r>
+                    </w:p>
+                  </w:txbxContent>
+                </v:textbox>
+                <w10:wrap type="none"/>
+              </v:rect>
+            </w:pict>
+          </mc:Fallback>
+        </mc:AlternateContent>
+        <mc:AlternateContent>
+          <mc:Choice Requires="wps">
+            <w:drawing>
+              <wp:anchor behindDoc="0" distT="0" distB="0" distL="0" distR="0" simplePos="0" locked="0" layoutInCell="1" allowOverlap="1" relativeHeight="48">
+                <wp:simplePos x="0" y="0"/>
+                <wp:positionH relativeFrom="column">
+                  <wp:posOffset>8232775</wp:posOffset>
+                </wp:positionH>
+                <wp:positionV relativeFrom="paragraph">
+                  <wp:posOffset>4908550</wp:posOffset>
+                </wp:positionV>
+                <wp:extent cx="1002030" cy="297180"/>
+                <wp:effectExtent l="0" t="0" r="0" b="0"/>
+                <wp:wrapNone/>
+                <wp:docPr id="24" name="Frame 25"/>
+                <a:graphic xmlns:a="http://schemas.openxmlformats.org/drawingml/2006/main">
+                  <a:graphicData uri="http://schemas.microsoft.com/office/word/2010/wordprocessingShape">
+                    <wps:wsp>
+                      <wps:cNvSpPr/>
+                      <wps:spPr>
+                        <a:xfrm>
+                          <a:off x="0" y="0"/>
+                          <a:ext cx="1001880" cy="297360"/>
+                        </a:xfrm>
+                        <a:prstGeom prst="rect">
+                          <a:avLst/>
+                        </a:prstGeom>
+                        <a:solidFill>
+                          <a:srgbClr val="ffffff"/>
+                        </a:solidFill>
+                        <a:ln w="0">
+                          <a:noFill/>
+                        </a:ln>
+                      </wps:spPr>
+                      <wps:style>
+                        <a:lnRef idx="0"/>
+                        <a:fillRef idx="0"/>
+                        <a:effectRef idx="0"/>
+                        <a:fontRef idx="minor"/>
+                      </wps:style>
+                      <wps:txbx>
+                        <w:txbxContent>
+                          <w:p>
+                            <w:pPr>
+                              <w:pStyle w:val="FrameContents"/>
+                              <w:jc w:val="left"/>
+                              <w:rPr/>
+                            </w:pPr>
+                            <w:r>
+                              <w:rPr>
+                                <w:color w:val="000000"/>
+                                <w:sz w:val="24"/>
+                                <w:szCs w:val="24"/>
+                              </w:rPr>
+                              <w:t>{leftdate}</w:t>
+                            </w:r>
+                          </w:p>
+                        </w:txbxContent>
+                      </wps:txbx>
+                      <wps:bodyPr anchor="t">
+                        <a:noAutofit/>
+                      </wps:bodyPr>
+                    </wps:wsp>
+                  </a:graphicData>
+                </a:graphic>
+              </wp:anchor>
+            </w:drawing>
+          </mc:Choice>
+          <mc:Fallback>
+            <w:pict>
+              <v:rect id="shape_0" ID="Frame 25" path="m0,0l-2147483645,0l-2147483645,-2147483646l0,-2147483646xe" fillcolor="white" stroked="f" o:allowincell="f" style="position:absolute;margin-left:648.25pt;margin-top:386.5pt;width:78.85pt;height:23.35pt;mso-wrap-style:square;v-text-anchor:top">
+                <v:fill o:detectmouseclick="t" type="solid" color2="black"/>
+                <v:stroke color="#3465a4" joinstyle="round" endcap="flat"/>
+                <v:textbox>
+                  <w:txbxContent>
+                    <w:p>
+                      <w:pPr>
+                        <w:pStyle w:val="FrameContents"/>
+                        <w:jc w:val="left"/>
+                        <w:rPr/>
+                      </w:pPr>
+                      <w:r>
+                        <w:rPr>
+                          <w:color w:val="000000"/>
+                          <w:sz w:val="24"/>
+                          <w:szCs w:val="24"/>
+                        </w:rPr>
+                        <w:t>{leftdate}</w:t>
+                      </w:r>
+                    </w:p>
+                  </w:txbxContent>
+                </v:textbox>
+                <w10:wrap type="none"/>
+              </v:rect>
+            </w:pict>
+          </mc:Fallback>
+        </mc:AlternateContent>
+        <mc:AlternateContent>
+          <mc:Choice Requires="wps">
+            <w:drawing>
+              <wp:anchor behindDoc="0" distT="0" distB="0" distL="0" distR="0" simplePos="0" locked="0" layoutInCell="1" allowOverlap="1" relativeHeight="50">
+                <wp:simplePos x="0" y="0"/>
+                <wp:positionH relativeFrom="column">
+                  <wp:posOffset>5501640</wp:posOffset>
+                </wp:positionH>
+                <wp:positionV relativeFrom="paragraph">
+                  <wp:posOffset>5189220</wp:posOffset>
+                </wp:positionV>
+                <wp:extent cx="3693795" cy="297180"/>
+                <wp:effectExtent l="0" t="0" r="0" b="0"/>
+                <wp:wrapNone/>
+                <wp:docPr id="25" name="Frame 26"/>
+                <a:graphic xmlns:a="http://schemas.openxmlformats.org/drawingml/2006/main">
+                  <a:graphicData uri="http://schemas.microsoft.com/office/word/2010/wordprocessingShape">
+                    <wps:wsp>
+                      <wps:cNvSpPr/>
+                      <wps:spPr>
+                        <a:xfrm>
+                          <a:off x="0" y="0"/>
+                          <a:ext cx="3693960" cy="297360"/>
+                        </a:xfrm>
+                        <a:prstGeom prst="rect">
+                          <a:avLst/>
+                        </a:prstGeom>
+                        <a:solidFill>
+                          <a:srgbClr val="ffffff"/>
+                        </a:solidFill>
+                        <a:ln w="0">
+                          <a:noFill/>
+                        </a:ln>
+                      </wps:spPr>
+                      <wps:style>
+                        <a:lnRef idx="0"/>
+                        <a:fillRef idx="0"/>
+                        <a:effectRef idx="0"/>
+                        <a:fontRef idx="minor"/>
+                      </wps:style>
+                      <wps:txbx>
+                        <w:txbxContent>
+                          <w:p>
+                            <w:pPr>
+                              <w:pStyle w:val="FrameContents"/>
+                              <w:jc w:val="left"/>
+                              <w:rPr/>
+                            </w:pPr>
+                            <w:r>
+                              <w:rPr>
+                                <w:color w:val="000000"/>
+                                <w:sz w:val="24"/>
+                                <w:szCs w:val="24"/>
+                              </w:rPr>
+                              <w:t>{subject}</w:t>
+                            </w:r>
+                          </w:p>
+                        </w:txbxContent>
+                      </wps:txbx>
+                      <wps:bodyPr anchor="t">
+                        <a:noAutofit/>
+                      </wps:bodyPr>
+                    </wps:wsp>
+                  </a:graphicData>
+                </a:graphic>
+              </wp:anchor>
+            </w:drawing>
+          </mc:Choice>
+          <mc:Fallback>
+            <w:pict>
+              <v:rect id="shape_0" ID="Frame 26" path="m0,0l-2147483645,0l-2147483645,-2147483646l0,-2147483646xe" fillcolor="white" stroked="f" o:allowincell="f" style="position:absolute;margin-left:433.2pt;margin-top:408.6pt;width:290.8pt;height:23.35pt;mso-wrap-style:square;v-text-anchor:top">
+                <v:fill o:detectmouseclick="t" type="solid" color2="black"/>
+                <v:stroke color="#3465a4" joinstyle="round" endcap="flat"/>
+                <v:textbox>
+                  <w:txbxContent>
+                    <w:p>
+                      <w:pPr>
+                        <w:pStyle w:val="FrameContents"/>
+                        <w:jc w:val="left"/>
+                        <w:rPr/>
+                      </w:pPr>
+                      <w:r>
+                        <w:rPr>
+                          <w:color w:val="000000"/>
+                          <w:sz w:val="24"/>
+                          <w:szCs w:val="24"/>
+                        </w:rPr>
+                        <w:t>{subject}</w:t>
+                      </w:r>
+                    </w:p>
+                  </w:txbxContent>
+                </v:textbox>
+                <w10:wrap type="none"/>
+              </v:rect>
+            </w:pict>
+          </mc:Fallback>
+        </mc:AlternateContent>
+        <mc:AlternateContent>
+          <mc:Choice Requires="wps">
+            <w:drawing>
+              <wp:anchor behindDoc="0" distT="0" distB="0" distL="0" distR="0" simplePos="0" locked="0" layoutInCell="1" allowOverlap="1" relativeHeight="52">
+                <wp:simplePos x="0" y="0"/>
+                <wp:positionH relativeFrom="column">
+                  <wp:posOffset>4901565</wp:posOffset>
+                </wp:positionH>
+                <wp:positionV relativeFrom="paragraph">
+                  <wp:posOffset>5429250</wp:posOffset>
+                </wp:positionV>
+                <wp:extent cx="2799080" cy="297180"/>
+                <wp:effectExtent l="0" t="0" r="0" b="0"/>
+                <wp:wrapNone/>
+                <wp:docPr id="26" name="Frame 27"/>
+                <a:graphic xmlns:a="http://schemas.openxmlformats.org/drawingml/2006/main">
+                  <a:graphicData uri="http://schemas.microsoft.com/office/word/2010/wordprocessingShape">
+                    <wps:wsp>
+                      <wps:cNvSpPr/>
+                      <wps:spPr>
+                        <a:xfrm>
+                          <a:off x="0" y="0"/>
+                          <a:ext cx="2799000" cy="297360"/>
+                        </a:xfrm>
+                        <a:prstGeom prst="rect">
+                          <a:avLst/>
+                        </a:prstGeom>
+                        <a:solidFill>
+                          <a:srgbClr val="ffffff"/>
+                        </a:solidFill>
+                        <a:ln w="0">
+                          <a:noFill/>
+                        </a:ln>
+                      </wps:spPr>
+                      <wps:style>
+                        <a:lnRef idx="0"/>
+                        <a:fillRef idx="0"/>
+                        <a:effectRef idx="0"/>
+                        <a:fontRef idx="minor"/>
+                      </wps:style>
+                      <wps:txbx>
+                        <w:txbxContent>
+                          <w:p>
+                            <w:pPr>
+                              <w:pStyle w:val="FrameContents"/>
+                              <w:jc w:val="left"/>
+                              <w:rPr/>
+                            </w:pPr>
+                            <w:r>
+                              <w:rPr>
+                                <w:color w:val="000000"/>
+                                <w:sz w:val="24"/>
+                                <w:szCs w:val="24"/>
+                              </w:rPr>
+                              <w:t>{scholarship}</w:t>
+                            </w:r>
+                          </w:p>
+                        </w:txbxContent>
+                      </wps:txbx>
+                      <wps:bodyPr anchor="t">
+                        <a:noAutofit/>
+                      </wps:bodyPr>
+                    </wps:wsp>
+                  </a:graphicData>
+                </a:graphic>
+              </wp:anchor>
+            </w:drawing>
+          </mc:Choice>
+          <mc:Fallback>
+            <w:pict>
+              <v:rect id="shape_0" ID="Frame 27" path="m0,0l-2147483645,0l-2147483645,-2147483646l0,-2147483646xe" fillcolor="white" stroked="f" o:allowincell="f" style="position:absolute;margin-left:385.95pt;margin-top:427.5pt;width:220.35pt;height:23.35pt;mso-wrap-style:square;v-text-anchor:top">
+                <v:fill o:detectmouseclick="t" type="solid" color2="black"/>
+                <v:stroke color="#3465a4" joinstyle="round" endcap="flat"/>
+                <v:textbox>
+                  <w:txbxContent>
+                    <w:p>
+                      <w:pPr>
+                        <w:pStyle w:val="FrameContents"/>
+                        <w:jc w:val="left"/>
+                        <w:rPr/>
+                      </w:pPr>
+                      <w:r>
+                        <w:rPr>
+                          <w:color w:val="000000"/>
+                          <w:sz w:val="24"/>
+                          <w:szCs w:val="24"/>
+                        </w:rPr>
+                        <w:t>{scholarship}</w:t>
+                      </w:r>
+                    </w:p>
+                  </w:txbxContent>
+                </v:textbox>
+                <w10:wrap type="none"/>
+              </v:rect>
+            </w:pict>
+          </mc:Fallback>
+        </mc:AlternateContent>
+        <mc:AlternateContent>
+          <mc:Choice Requires="wps">
+            <w:drawing>
+              <wp:anchor behindDoc="0" distT="0" distB="0" distL="0" distR="0" simplePos="0" locked="0" layoutInCell="1" allowOverlap="1" relativeHeight="54">
+                <wp:simplePos x="0" y="0"/>
+                <wp:positionH relativeFrom="column">
+                  <wp:posOffset>5330190</wp:posOffset>
+                </wp:positionH>
+                <wp:positionV relativeFrom="paragraph">
+                  <wp:posOffset>5691505</wp:posOffset>
+                </wp:positionV>
+                <wp:extent cx="1407160" cy="297180"/>
+                <wp:effectExtent l="0" t="0" r="0" b="0"/>
+                <wp:wrapNone/>
+                <wp:docPr id="27" name="Frame 28"/>
+                <a:graphic xmlns:a="http://schemas.openxmlformats.org/drawingml/2006/main">
+                  <a:graphicData uri="http://schemas.microsoft.com/office/word/2010/wordprocessingShape">
+                    <wps:wsp>
+                      <wps:cNvSpPr/>
+                      <wps:spPr>
+                        <a:xfrm>
+                          <a:off x="0" y="0"/>
+                          <a:ext cx="1407240" cy="297360"/>
+                        </a:xfrm>
+                        <a:prstGeom prst="rect">
+                          <a:avLst/>
+                        </a:prstGeom>
+                        <a:solidFill>
+                          <a:srgbClr val="ffffff"/>
+                        </a:solidFill>
+                        <a:ln w="0">
+                          <a:noFill/>
+                        </a:ln>
+                      </wps:spPr>
+                      <wps:style>
+                        <a:lnRef idx="0"/>
+                        <a:fillRef idx="0"/>
+                        <a:effectRef idx="0"/>
+                        <a:fontRef idx="minor"/>
+                      </wps:style>
+                      <wps:txbx>
+                        <w:txbxContent>
+                          <w:p>
+                            <w:pPr>
+                              <w:pStyle w:val="FrameContents"/>
+                              <w:jc w:val="left"/>
+                              <w:rPr/>
+                            </w:pPr>
+                            <w:r>
+                              <w:rPr>
+                                <w:color w:val="000000"/>
+                                <w:sz w:val="24"/>
+                                <w:szCs w:val="24"/>
+                              </w:rPr>
+                              <w:t>{applidate}</w:t>
+                            </w:r>
+                          </w:p>
+                        </w:txbxContent>
+                      </wps:txbx>
+                      <wps:bodyPr anchor="t">
+                        <a:noAutofit/>
+                      </wps:bodyPr>
+                    </wps:wsp>
+                  </a:graphicData>
+                </a:graphic>
+              </wp:anchor>
+            </w:drawing>
+          </mc:Choice>
+          <mc:Fallback>
+            <w:pict>
+              <v:rect id="shape_0" ID="Frame 28" path="m0,0l-2147483645,0l-2147483645,-2147483646l0,-2147483646xe" fillcolor="white" stroked="f" o:allowincell="f" style="position:absolute;margin-left:419.7pt;margin-top:448.15pt;width:110.75pt;height:23.35pt;mso-wrap-style:square;v-text-anchor:top">
+                <v:fill o:detectmouseclick="t" type="solid" color2="black"/>
+                <v:stroke color="#3465a4" joinstyle="round" endcap="flat"/>
+                <v:textbox>
+                  <w:txbxContent>
+                    <w:p>
+                      <w:pPr>
+                        <w:pStyle w:val="FrameContents"/>
+                        <w:jc w:val="left"/>
+                        <w:rPr/>
+                      </w:pPr>
+                      <w:r>
+                        <w:rPr>
+                          <w:color w:val="000000"/>
+                          <w:sz w:val="24"/>
+                          <w:szCs w:val="24"/>
+                        </w:rPr>
+                        <w:t>{applidate}</w:t>
+                      </w:r>
+                    </w:p>
+                  </w:txbxContent>
+                </v:textbox>
+                <w10:wrap type="none"/>
+              </v:rect>
+            </w:pict>
+          </mc:Fallback>
+        </mc:AlternateContent>
+        <mc:AlternateContent>
+          <mc:Choice Requires="wps">
+            <w:drawing>
+              <wp:anchor behindDoc="0" distT="0" distB="0" distL="0" distR="0" simplePos="0" locked="0" layoutInCell="1" allowOverlap="1" relativeHeight="56">
+                <wp:simplePos x="0" y="0"/>
+                <wp:positionH relativeFrom="column">
+                  <wp:posOffset>5187950</wp:posOffset>
+                </wp:positionH>
+                <wp:positionV relativeFrom="paragraph">
+                  <wp:posOffset>5941060</wp:posOffset>
+                </wp:positionV>
+                <wp:extent cx="1412240" cy="297180"/>
+                <wp:effectExtent l="0" t="0" r="0" b="0"/>
+                <wp:wrapNone/>
+                <wp:docPr id="28" name="Frame 29"/>
+                <a:graphic xmlns:a="http://schemas.openxmlformats.org/drawingml/2006/main">
+                  <a:graphicData uri="http://schemas.microsoft.com/office/word/2010/wordprocessingShape">
+                    <wps:wsp>
+                      <wps:cNvSpPr/>
+                      <wps:spPr>
+                        <a:xfrm>
+                          <a:off x="0" y="0"/>
+                          <a:ext cx="1412280" cy="297360"/>
+                        </a:xfrm>
+                        <a:prstGeom prst="rect">
+                          <a:avLst/>
+                        </a:prstGeom>
+                        <a:solidFill>
+                          <a:srgbClr val="ffffff"/>
+                        </a:solidFill>
+                        <a:ln w="0">
+                          <a:noFill/>
+                        </a:ln>
+                      </wps:spPr>
+                      <wps:style>
+                        <a:lnRef idx="0"/>
+                        <a:fillRef idx="0"/>
+                        <a:effectRef idx="0"/>
+                        <a:fontRef idx="minor"/>
+                      </wps:style>
+                      <wps:txbx>
+                        <w:txbxContent>
+                          <w:p>
+                            <w:pPr>
+                              <w:pStyle w:val="FrameContents"/>
+                              <w:jc w:val="left"/>
+                              <w:rPr/>
+                            </w:pPr>
+                            <w:r>
+                              <w:rPr>
+                                <w:color w:val="000000"/>
+                                <w:sz w:val="24"/>
+                                <w:szCs w:val="24"/>
+                              </w:rPr>
+                              <w:t>{dateleft}</w:t>
+                            </w:r>
+                          </w:p>
+                        </w:txbxContent>
+                      </wps:txbx>
+                      <wps:bodyPr anchor="t">
+                        <a:noAutofit/>
+                      </wps:bodyPr>
+                    </wps:wsp>
+                  </a:graphicData>
+                </a:graphic>
+              </wp:anchor>
+            </w:drawing>
+          </mc:Choice>
+          <mc:Fallback>
+            <w:pict>
+              <v:rect id="shape_0" ID="Frame 29" path="m0,0l-2147483645,0l-2147483645,-2147483646l0,-2147483646xe" fillcolor="white" stroked="f" o:allowincell="f" style="position:absolute;margin-left:408.5pt;margin-top:467.8pt;width:111.15pt;height:23.35pt;mso-wrap-style:square;v-text-anchor:top">
+                <v:fill o:detectmouseclick="t" type="solid" color2="black"/>
+                <v:stroke color="#3465a4" joinstyle="round" endcap="flat"/>
+                <v:textbox>
+                  <w:txbxContent>
+                    <w:p>
+                      <w:pPr>
+                        <w:pStyle w:val="FrameContents"/>
+                        <w:jc w:val="left"/>
+                        <w:rPr/>
+                      </w:pPr>
+                      <w:r>
+                        <w:rPr>
+                          <w:color w:val="000000"/>
+                          <w:sz w:val="24"/>
+                          <w:szCs w:val="24"/>
+                        </w:rPr>
+                        <w:t>{dateleft}</w:t>
+                      </w:r>
+                    </w:p>
+                  </w:txbxContent>
+                </v:textbox>
+                <w10:wrap type="none"/>
+              </v:rect>
+            </w:pict>
+          </mc:Fallback>
+        </mc:AlternateContent>
+        <mc:AlternateContent>
+          <mc:Choice Requires="wps">
+            <w:drawing>
+              <wp:anchor behindDoc="0" distT="0" distB="0" distL="0" distR="0" simplePos="0" locked="0" layoutInCell="1" allowOverlap="1" relativeHeight="58">
+                <wp:simplePos x="0" y="0"/>
+                <wp:positionH relativeFrom="column">
+                  <wp:posOffset>11593195</wp:posOffset>
+                </wp:positionH>
+                <wp:positionV relativeFrom="paragraph">
+                  <wp:posOffset>4447540</wp:posOffset>
+                </wp:positionV>
+                <wp:extent cx="2207260" cy="297815"/>
+                <wp:effectExtent l="0" t="0" r="0" b="0"/>
+                <wp:wrapNone/>
+                <wp:docPr id="29" name="Frame 7"/>
+                <a:graphic xmlns:a="http://schemas.openxmlformats.org/drawingml/2006/main">
+                  <a:graphicData uri="http://schemas.microsoft.com/office/word/2010/wordprocessingShape">
+                    <wps:wsp>
+                      <wps:cNvSpPr/>
+                      <wps:spPr>
+                        <a:xfrm>
+                          <a:off x="0" y="0"/>
+                          <a:ext cx="2207160" cy="297720"/>
+                        </a:xfrm>
+                        <a:prstGeom prst="rect">
+                          <a:avLst/>
+                        </a:prstGeom>
+                        <a:solidFill>
+                          <a:srgbClr val="ffffff"/>
+                        </a:solidFill>
+                        <a:ln w="0">
+                          <a:noFill/>
+                        </a:ln>
+                      </wps:spPr>
+                      <wps:style>
+                        <a:lnRef idx="0"/>
+                        <a:fillRef idx="0"/>
+                        <a:effectRef idx="0"/>
+                        <a:fontRef idx="minor"/>
+                      </wps:style>
+                      <wps:txbx>
+                        <w:txbxContent>
+                          <w:p>
+                            <w:pPr>
+                              <w:pStyle w:val="FrameContents"/>
+                              <w:jc w:val="left"/>
+                              <w:rPr/>
+                            </w:pPr>
+                            <w:r>
+                              <w:rPr>
+                                <w:color w:val="000000"/>
+                                <w:sz w:val="24"/>
+                                <w:szCs w:val="24"/>
+                              </w:rPr>
+                              <w:t>{due}</w:t>
+                            </w:r>
+                          </w:p>
+                        </w:txbxContent>
+                      </wps:txbx>
+                      <wps:bodyPr anchor="t">
+                        <a:noAutofit/>
+                      </wps:bodyPr>
+                    </wps:wsp>
+                  </a:graphicData>
+                </a:graphic>
+              </wp:anchor>
+            </w:drawing>
+          </mc:Choice>
+          <mc:Fallback>
+            <w:pict>
+              <v:rect id="shape_0" ID="Frame 7" path="m0,0l-2147483645,0l-2147483645,-2147483646l0,-2147483646xe" fillcolor="white" stroked="f" o:allowincell="f" style="position:absolute;margin-left:912.85pt;margin-top:350.2pt;width:173.75pt;height:23.4pt;mso-wrap-style:square;v-text-anchor:top">
+                <v:fill o:detectmouseclick="t" type="solid" color2="black"/>
+                <v:stroke color="#3465a4" joinstyle="round" endcap="flat"/>
+                <v:textbox>
+                  <w:txbxContent>
+                    <w:p>
+                      <w:pPr>
+                        <w:pStyle w:val="FrameContents"/>
+                        <w:jc w:val="left"/>
+                        <w:rPr/>
+                      </w:pPr>
+                      <w:r>
+                        <w:rPr>
+                          <w:color w:val="000000"/>
+                          <w:sz w:val="24"/>
+                          <w:szCs w:val="24"/>
+                        </w:rPr>
+                        <w:t>{due}</w:t>
+                      </w:r>
+                    </w:p>
+                  </w:txbxContent>
+                </v:textbox>
+                <w10:wrap type="none"/>
+              </v:rect>
+            </w:pict>
+          </mc:Fallback>
+        </mc:AlternateContent>
+        <mc:AlternateContent>
+          <mc:Choice Requires="wps">
+            <w:drawing>
+              <wp:anchor behindDoc="0" distT="0" distB="0" distL="0" distR="0" simplePos="0" locked="0" layoutInCell="1" allowOverlap="1" relativeHeight="60">
+                <wp:simplePos x="0" y="0"/>
+                <wp:positionH relativeFrom="column">
+                  <wp:posOffset>6192520</wp:posOffset>
+                </wp:positionH>
+                <wp:positionV relativeFrom="paragraph">
+                  <wp:posOffset>4447540</wp:posOffset>
+                </wp:positionV>
+                <wp:extent cx="2207260" cy="297815"/>
+                <wp:effectExtent l="0" t="0" r="0" b="0"/>
+                <wp:wrapNone/>
+                <wp:docPr id="30" name="Frame 30"/>
+                <a:graphic xmlns:a="http://schemas.openxmlformats.org/drawingml/2006/main">
+                  <a:graphicData uri="http://schemas.microsoft.com/office/word/2010/wordprocessingShape">
+                    <wps:wsp>
+                      <wps:cNvSpPr/>
+                      <wps:spPr>
+                        <a:xfrm>
+                          <a:off x="0" y="0"/>
+                          <a:ext cx="2207160" cy="297720"/>
+                        </a:xfrm>
+                        <a:prstGeom prst="rect">
+                          <a:avLst/>
+                        </a:prstGeom>
+                        <a:solidFill>
+                          <a:srgbClr val="ffffff"/>
+                        </a:solidFill>
+                        <a:ln w="0">
+                          <a:noFill/>
+                        </a:ln>
+                      </wps:spPr>
+                      <wps:style>
+                        <a:lnRef idx="0"/>
+                        <a:fillRef idx="0"/>
+                        <a:effectRef idx="0"/>
+                        <a:fontRef idx="minor"/>
+                      </wps:style>
+                      <wps:txbx>
+                        <w:txbxContent>
+                          <w:p>
+                            <w:pPr>
+                              <w:pStyle w:val="FrameContents"/>
+                              <w:jc w:val="left"/>
+                              <w:rPr/>
+                            </w:pPr>
+                            <w:r>
+                              <w:rPr>
+                                <w:color w:val="000000"/>
+                                <w:sz w:val="24"/>
+                                <w:szCs w:val="24"/>
+                              </w:rPr>
+                              <w:t>{due}</w:t>
+                            </w:r>
+                          </w:p>
+                        </w:txbxContent>
+                      </wps:txbx>
+                      <wps:bodyPr anchor="t">
+                        <a:noAutofit/>
+                      </wps:bodyPr>
+                    </wps:wsp>
+                  </a:graphicData>
+                </a:graphic>
+              </wp:anchor>
+            </w:drawing>
+          </mc:Choice>
+          <mc:Fallback>
+            <w:pict>
+              <v:rect id="shape_0" ID="Frame 30" path="m0,0l-2147483645,0l-2147483645,-2147483646l0,-2147483646xe" fillcolor="white" stroked="f" o:allowincell="f" style="position:absolute;margin-left:487.6pt;margin-top:350.2pt;width:173.75pt;height:23.4pt;mso-wrap-style:square;v-text-anchor:top">
+                <v:fill o:detectmouseclick="t" type="solid" color2="black"/>
+                <v:stroke color="#3465a4" joinstyle="round" endcap="flat"/>
+                <v:textbox>
+                  <w:txbxContent>
+                    <w:p>
+                      <w:pPr>
+                        <w:pStyle w:val="FrameContents"/>
+                        <w:jc w:val="left"/>
+                        <w:rPr/>
+                      </w:pPr>
+                      <w:r>
+                        <w:rPr>
+                          <w:color w:val="000000"/>
+                          <w:sz w:val="24"/>
+                          <w:szCs w:val="24"/>
+                        </w:rPr>
+                        <w:t>{due}</w:t>
+                      </w:r>
+                    </w:p>
+                  </w:txbxContent>
+                </v:textbox>
+                <w10:wrap type="none"/>
+              </v:rect>
+            </w:pict>
+          </mc:Fallback>
+        </mc:AlternateContent>
+        <mc:AlternateContent>
+          <mc:Choice Requires="wps">
+            <w:drawing>
+              <wp:anchor behindDoc="0" distT="0" distB="0" distL="635" distR="0" simplePos="0" locked="0" layoutInCell="1" allowOverlap="1" relativeHeight="62">
+                <wp:simplePos x="0" y="0"/>
+                <wp:positionH relativeFrom="column">
+                  <wp:posOffset>222250</wp:posOffset>
+                </wp:positionH>
+                <wp:positionV relativeFrom="paragraph">
+                  <wp:posOffset>227965</wp:posOffset>
+                </wp:positionV>
+                <wp:extent cx="4605655" cy="297180"/>
+                <wp:effectExtent l="635" t="0" r="0" b="0"/>
+                <wp:wrapNone/>
+                <wp:docPr id="31" name="Frame 31"/>
+                <a:graphic xmlns:a="http://schemas.openxmlformats.org/drawingml/2006/main">
+                  <a:graphicData uri="http://schemas.microsoft.com/office/word/2010/wordprocessingShape">
+                    <wps:wsp>
+                      <wps:cNvSpPr/>
+                      <wps:spPr>
+                        <a:xfrm>
+                          <a:off x="0" y="0"/>
+                          <a:ext cx="4605480" cy="297360"/>
+                        </a:xfrm>
+                        <a:prstGeom prst="rect">
+                          <a:avLst/>
+                        </a:prstGeom>
+                        <a:solidFill>
+                          <a:srgbClr val="ffffff"/>
+                        </a:solidFill>
+                        <a:ln w="0">
+                          <a:noFill/>
+                        </a:ln>
+                      </wps:spPr>
+                      <wps:style>
+                        <a:lnRef idx="0"/>
+                        <a:fillRef idx="0"/>
+                        <a:effectRef idx="0"/>
+                        <a:fontRef idx="minor"/>
+                      </wps:style>
+                      <wps:txbx>
+                        <w:txbxContent>
+                          <w:p>
+                            <w:pPr>
+                              <w:pStyle w:val="FrameContents"/>
+                              <w:jc w:val="center"/>
+                              <w:rPr/>
+                            </w:pPr>
+                            <w:r>
+                              <w:rPr>
+                                <w:color w:val="000000"/>
+                                <w:sz w:val="24"/>
+                                <w:szCs w:val="24"/>
+                              </w:rPr>
+                              <w:t>{duplicate}</w:t>
+                            </w:r>
+                          </w:p>
+                        </w:txbxContent>
+                      </wps:txbx>
+                      <wps:bodyPr anchor="t">
+                        <a:noAutofit/>
+                      </wps:bodyPr>
+                    </wps:wsp>
+                  </a:graphicData>
+                </a:graphic>
+              </wp:anchor>
+            </w:drawing>
+          </mc:Choice>
+          <mc:Fallback>
+            <w:pict>
+              <v:rect id="shape_0" ID="Frame 31" path="m0,0l-2147483645,0l-2147483645,-2147483646l0,-2147483646xe" fillcolor="white" stroked="f" o:allowincell="f" style="position:absolute;margin-left:17.5pt;margin-top:17.95pt;width:362.6pt;height:23.35pt;mso-wrap-style:square;v-text-anchor:top">
+                <v:fill o:detectmouseclick="t" type="solid" color2="black"/>
+                <v:stroke color="#3465a4" joinstyle="round" endcap="flat"/>
+                <v:textbox>
+                  <w:txbxContent>
+                    <w:p>
+                      <w:pPr>
+                        <w:pStyle w:val="FrameContents"/>
+                        <w:jc w:val="center"/>
+                        <w:rPr/>
+                      </w:pPr>
+                      <w:r>
+                        <w:rPr>
+                          <w:color w:val="000000"/>
+                          <w:sz w:val="24"/>
+                          <w:szCs w:val="24"/>
+                        </w:rPr>
+                        <w:t>{duplicate}</w:t>
+                      </w:r>
+                    </w:p>
+                  </w:txbxContent>
+                </v:textbox>
+                <w10:wrap type="none"/>
+              </v:rect>
+            </w:pict>
+          </mc:Fallback>
+        </mc:AlternateContent>
+        <mc:AlternateContent>
+          <mc:Choice Requires="wps">
+            <w:drawing>
+              <wp:anchor behindDoc="0" distT="0" distB="0" distL="635" distR="0" simplePos="0" locked="0" layoutInCell="1" allowOverlap="1" relativeHeight="64">
+                <wp:simplePos x="0" y="0"/>
+                <wp:positionH relativeFrom="column">
+                  <wp:posOffset>1358265</wp:posOffset>
+                </wp:positionH>
+                <wp:positionV relativeFrom="paragraph">
+                  <wp:posOffset>2628265</wp:posOffset>
+                </wp:positionV>
+                <wp:extent cx="2352675" cy="297180"/>
+                <wp:effectExtent l="635" t="0" r="0" b="0"/>
+                <wp:wrapNone/>
+                <wp:docPr id="32" name="Frame 33"/>
+                <a:graphic xmlns:a="http://schemas.openxmlformats.org/drawingml/2006/main">
+                  <a:graphicData uri="http://schemas.microsoft.com/office/word/2010/wordprocessingShape">
+                    <wps:wsp>
+                      <wps:cNvSpPr/>
+                      <wps:spPr>
+                        <a:xfrm>
+                          <a:off x="0" y="0"/>
+                          <a:ext cx="2352600" cy="297360"/>
+                        </a:xfrm>
+                        <a:prstGeom prst="rect">
+                          <a:avLst/>
+                        </a:prstGeom>
+                        <a:solidFill>
+                          <a:srgbClr val="ffffff"/>
+                        </a:solidFill>
+                        <a:ln w="0">
+                          <a:noFill/>
+                        </a:ln>
+                      </wps:spPr>
+                      <wps:style>
+                        <a:lnRef idx="0"/>
+                        <a:fillRef idx="0"/>
+                        <a:effectRef idx="0"/>
+                        <a:fontRef idx="minor"/>
+                      </wps:style>
+                      <wps:bodyPr/>
+                    </wps:wsp>
+                  </a:graphicData>
+                </a:graphic>
+              </wp:anchor>
+            </w:drawing>
+          </mc:Choice>
+          <mc:Fallback>
+            <w:pict>
+              <v:rect id="shape_0" ID="Frame 33" path="m0,0l-2147483645,0l-2147483645,-2147483646l0,-2147483646xe" fillcolor="white" stroked="f" o:allowincell="f" style="position:absolute;margin-left:106.95pt;margin-top:206.95pt;width:185.2pt;height:23.35pt;mso-wrap-style:none;v-text-anchor:middle">
+                <v:fill o:detectmouseclick="t" type="solid" color2="black"/>
+                <v:stroke color="#3465a4" joinstyle="round" endcap="flat"/>
+                <w10:wrap type="none"/>
+              </v:rect>
+            </w:pict>
+          </mc:Fallback>
+        </mc:AlternateContent>
+        <mc:AlternateContent>
+          <mc:Choice Requires="wps">
+            <w:drawing>
+              <wp:anchor behindDoc="0" distT="0" distB="0" distL="0" distR="0" simplePos="0" locked="0" layoutInCell="1" allowOverlap="1" relativeHeight="65">
+                <wp:simplePos x="0" y="0"/>
+                <wp:positionH relativeFrom="column">
+                  <wp:posOffset>1013460</wp:posOffset>
+                </wp:positionH>
+                <wp:positionV relativeFrom="paragraph">
+                  <wp:posOffset>3148965</wp:posOffset>
+                </wp:positionV>
+                <wp:extent cx="1503680" cy="297180"/>
+                <wp:effectExtent l="0" t="0" r="0" b="0"/>
+                <wp:wrapNone/>
+                <wp:docPr id="33" name="Frame 34"/>
+                <a:graphic xmlns:a="http://schemas.openxmlformats.org/drawingml/2006/main">
+                  <a:graphicData uri="http://schemas.microsoft.com/office/word/2010/wordprocessingShape">
+                    <wps:wsp>
+                      <wps:cNvSpPr/>
+                      <wps:spPr>
+                        <a:xfrm>
+                          <a:off x="0" y="0"/>
+                          <a:ext cx="1503720" cy="297360"/>
+                        </a:xfrm>
+                        <a:prstGeom prst="rect">
+                          <a:avLst/>
+                        </a:prstGeom>
+                        <a:solidFill>
+                          <a:srgbClr val="ffffff"/>
+                        </a:solidFill>
+                        <a:ln w="0">
+                          <a:noFill/>
+                        </a:ln>
+                      </wps:spPr>
+                      <wps:style>
+                        <a:lnRef idx="0"/>
+                        <a:fillRef idx="0"/>
+                        <a:effectRef idx="0"/>
+                        <a:fontRef idx="minor"/>
+                      </wps:style>
+                      <wps:txbx>
+                        <w:txbxContent>
+                          <w:p>
+                            <w:pPr>
+                              <w:pStyle w:val="FrameContents"/>
+                              <w:jc w:val="left"/>
+                              <w:rPr/>
+                            </w:pPr>
+                            <w:r>
+                              <w:rPr>
+                                <w:color w:val="000000"/>
+                                <w:sz w:val="24"/>
+                                <w:szCs w:val="24"/>
+                              </w:rPr>
+                              <w:t>{dob}</w:t>
+                            </w:r>
+                          </w:p>
+                        </w:txbxContent>
+                      </wps:txbx>
+                      <wps:bodyPr anchor="t">
+                        <a:noAutofit/>
+                      </wps:bodyPr>
+                    </wps:wsp>
+                  </a:graphicData>
+                </a:graphic>
+              </wp:anchor>
+            </w:drawing>
+          </mc:Choice>
+          <mc:Fallback>
+            <w:pict>
+              <v:rect id="shape_0" ID="Frame 34" path="m0,0l-2147483645,0l-2147483645,-2147483646l0,-2147483646xe" fillcolor="white" stroked="f" o:allowincell="f" style="position:absolute;margin-left:79.8pt;margin-top:247.95pt;width:118.35pt;height:23.35pt;mso-wrap-style:square;v-text-anchor:top">
+                <v:fill o:detectmouseclick="t" type="solid" color2="black"/>
+                <v:stroke color="#3465a4" joinstyle="round" endcap="flat"/>
+                <v:textbox>
+                  <w:txbxContent>
+                    <w:p>
+                      <w:pPr>
+                        <w:pStyle w:val="FrameContents"/>
+                        <w:jc w:val="left"/>
+                        <w:rPr/>
+                      </w:pPr>
+                      <w:r>
+                        <w:rPr>
+                          <w:color w:val="000000"/>
+                          <w:sz w:val="24"/>
+                          <w:szCs w:val="24"/>
+                        </w:rPr>
+                        <w:t>{dob}</w:t>
+                      </w:r>
+                    </w:p>
+                  </w:txbxContent>
+                </v:textbox>
+                <w10:wrap type="none"/>
+              </v:rect>
+            </w:pict>
+          </mc:Fallback>
+        </mc:AlternateContent>
+        <mc:AlternateContent>
+          <mc:Choice Requires="wps">
+            <w:drawing>
+              <wp:anchor behindDoc="0" distT="0" distB="0" distL="0" distR="0" simplePos="0" locked="0" layoutInCell="1" allowOverlap="1" relativeHeight="67">
+                <wp:simplePos x="0" y="0"/>
+                <wp:positionH relativeFrom="column">
+                  <wp:posOffset>1066800</wp:posOffset>
+                </wp:positionH>
+                <wp:positionV relativeFrom="paragraph">
+                  <wp:posOffset>2889250</wp:posOffset>
+                </wp:positionV>
+                <wp:extent cx="1159510" cy="297180"/>
+                <wp:effectExtent l="0" t="0" r="0" b="0"/>
+                <wp:wrapNone/>
+                <wp:docPr id="34" name="Frame 35"/>
+                <a:graphic xmlns:a="http://schemas.openxmlformats.org/drawingml/2006/main">
+                  <a:graphicData uri="http://schemas.microsoft.com/office/word/2010/wordprocessingShape">
+                    <wps:wsp>
+                      <wps:cNvSpPr/>
+                      <wps:spPr>
+                        <a:xfrm>
+                          <a:off x="0" y="0"/>
+                          <a:ext cx="1159560" cy="297360"/>
+                        </a:xfrm>
+                        <a:prstGeom prst="rect">
+                          <a:avLst/>
+                        </a:prstGeom>
+                        <a:solidFill>
+                          <a:srgbClr val="ffffff"/>
+                        </a:solidFill>
+                        <a:ln w="0">
+                          <a:noFill/>
+                        </a:ln>
+                      </wps:spPr>
+                      <wps:style>
+                        <a:lnRef idx="0"/>
+                        <a:fillRef idx="0"/>
+                        <a:effectRef idx="0"/>
+                        <a:fontRef idx="minor"/>
+                      </wps:style>
+                      <wps:txbx>
+                        <w:txbxContent>
+                          <w:p>
+                            <w:pPr>
+                              <w:pStyle w:val="FrameContents"/>
+                              <w:overflowPunct w:val="false"/>
+                              <w:jc w:val="left"/>
+                              <w:rPr>
+                                <w:color w:val="000000"/>
+                              </w:rPr>
+                            </w:pPr>
+                            <w:r>
+                              <w:rPr>
+                                <w:color w:val="000000"/>
+                                <w:sz w:val="24"/>
+                                <w:szCs w:val="24"/>
+                              </w:rPr>
+                              <w:t>{admno}</w:t>
+                            </w:r>
+                          </w:p>
+                        </w:txbxContent>
+                      </wps:txbx>
+                      <wps:bodyPr lIns="90000" rIns="90000" tIns="45000" bIns="45000" anchor="t">
+                        <a:noAutofit/>
+                      </wps:bodyPr>
+                    </wps:wsp>
+                  </a:graphicData>
+                </a:graphic>
+              </wp:anchor>
+            </w:drawing>
+          </mc:Choice>
+          <mc:Fallback>
+            <w:pict>
+              <v:rect id="shape_0" ID="Frame 35" path="m0,0l-2147483645,0l-2147483645,-2147483646l0,-2147483646xe" fillcolor="white" stroked="f" o:allowincell="f" style="position:absolute;margin-left:84pt;margin-top:227.5pt;width:91.25pt;height:23.35pt;mso-wrap-style:square;v-text-anchor:top">
+                <v:fill o:detectmouseclick="t" type="solid" color2="black"/>
+                <v:stroke color="#3465a4" joinstyle="round" endcap="flat"/>
+                <v:textbox>
+                  <w:txbxContent>
+                    <w:p>
+                      <w:pPr>
+                        <w:pStyle w:val="FrameContents"/>
+                        <w:overflowPunct w:val="false"/>
+                        <w:jc w:val="left"/>
+                        <w:rPr>
+                          <w:color w:val="000000"/>
                         </w:rPr>
                       </w:pPr>
                       <w:r>
                         <w:rPr>
-                          <w:rFonts w:cs="Times New Roman" w:ascii="Times New Roman" w:hAnsi="Times New Roman"/>
-                          <w:b/>
-                          <w:bCs/>
+                          <w:color w:val="000000"/>
                           <w:sz w:val="24"/>
                           <w:szCs w:val="24"/>
-                          <w:lang w:val="en-US"/>
                         </w:rPr>
-                        <w:t>DUPLICATE</w:t>
+                        <w:t>{admno}</w:t>
+                      </w:r>
+                    </w:p>
+                  </w:txbxContent>
+                </v:textbox>
+                <w10:wrap type="none"/>
+              </v:rect>
+            </w:pict>
+          </mc:Fallback>
+        </mc:AlternateContent>
+        <mc:AlternateContent>
+          <mc:Choice Requires="wps">
+            <w:drawing>
+              <wp:anchor behindDoc="0" distT="0" distB="0" distL="635" distR="0" simplePos="0" locked="0" layoutInCell="1" allowOverlap="1" relativeHeight="69">
+                <wp:simplePos x="0" y="0"/>
+                <wp:positionH relativeFrom="column">
+                  <wp:posOffset>2315210</wp:posOffset>
+                </wp:positionH>
+                <wp:positionV relativeFrom="paragraph">
+                  <wp:posOffset>3408045</wp:posOffset>
+                </wp:positionV>
+                <wp:extent cx="1430655" cy="297180"/>
+                <wp:effectExtent l="635" t="0" r="0" b="0"/>
+                <wp:wrapNone/>
+                <wp:docPr id="35" name="Frame 36"/>
+                <a:graphic xmlns:a="http://schemas.openxmlformats.org/drawingml/2006/main">
+                  <a:graphicData uri="http://schemas.microsoft.com/office/word/2010/wordprocessingShape">
+                    <wps:wsp>
+                      <wps:cNvSpPr/>
+                      <wps:spPr>
+                        <a:xfrm>
+                          <a:off x="0" y="0"/>
+                          <a:ext cx="1430640" cy="297360"/>
+                        </a:xfrm>
+                        <a:prstGeom prst="rect">
+                          <a:avLst/>
+                        </a:prstGeom>
+                        <a:solidFill>
+                          <a:srgbClr val="ffffff"/>
+                        </a:solidFill>
+                        <a:ln w="0">
+                          <a:noFill/>
+                        </a:ln>
+                      </wps:spPr>
+                      <wps:style>
+                        <a:lnRef idx="0"/>
+                        <a:fillRef idx="0"/>
+                        <a:effectRef idx="0"/>
+                        <a:fontRef idx="minor"/>
+                      </wps:style>
+                      <wps:bodyPr/>
+                    </wps:wsp>
+                  </a:graphicData>
+                </a:graphic>
+              </wp:anchor>
+            </w:drawing>
+          </mc:Choice>
+          <mc:Fallback>
+            <w:pict>
+              <v:rect id="shape_0" ID="Frame 36" path="m0,0l-2147483645,0l-2147483645,-2147483646l0,-2147483646xe" fillcolor="white" stroked="f" o:allowincell="f" style="position:absolute;margin-left:182.3pt;margin-top:268.35pt;width:112.6pt;height:23.35pt;mso-wrap-style:none;v-text-anchor:middle">
+                <v:fill o:detectmouseclick="t" type="solid" color2="black"/>
+                <v:stroke color="#3465a4" joinstyle="round" endcap="flat"/>
+                <w10:wrap type="none"/>
+              </v:rect>
+            </w:pict>
+          </mc:Fallback>
+        </mc:AlternateContent>
+        <mc:AlternateContent>
+          <mc:Choice Requires="wps">
+            <w:drawing>
+              <wp:anchor behindDoc="0" distT="0" distB="0" distL="635" distR="0" simplePos="0" locked="0" layoutInCell="1" allowOverlap="1" relativeHeight="70">
+                <wp:simplePos x="0" y="0"/>
+                <wp:positionH relativeFrom="column">
+                  <wp:posOffset>2113280</wp:posOffset>
+                </wp:positionH>
+                <wp:positionV relativeFrom="paragraph">
+                  <wp:posOffset>3705860</wp:posOffset>
+                </wp:positionV>
+                <wp:extent cx="1561465" cy="297180"/>
+                <wp:effectExtent l="635" t="0" r="0" b="0"/>
+                <wp:wrapNone/>
+                <wp:docPr id="36" name="Frame 37"/>
+                <a:graphic xmlns:a="http://schemas.openxmlformats.org/drawingml/2006/main">
+                  <a:graphicData uri="http://schemas.microsoft.com/office/word/2010/wordprocessingShape">
+                    <wps:wsp>
+                      <wps:cNvSpPr/>
+                      <wps:spPr>
+                        <a:xfrm>
+                          <a:off x="0" y="0"/>
+                          <a:ext cx="1561320" cy="297360"/>
+                        </a:xfrm>
+                        <a:prstGeom prst="rect">
+                          <a:avLst/>
+                        </a:prstGeom>
+                        <a:solidFill>
+                          <a:srgbClr val="ffffff"/>
+                        </a:solidFill>
+                        <a:ln w="0">
+                          <a:noFill/>
+                        </a:ln>
+                      </wps:spPr>
+                      <wps:style>
+                        <a:lnRef idx="0"/>
+                        <a:fillRef idx="0"/>
+                        <a:effectRef idx="0"/>
+                        <a:fontRef idx="minor"/>
+                      </wps:style>
+                      <wps:txbx>
+                        <w:txbxContent>
+                          <w:p>
+                            <w:pPr>
+                              <w:pStyle w:val="FrameContents"/>
+                              <w:jc w:val="left"/>
+                              <w:rPr/>
+                            </w:pPr>
+                            <w:r>
+                              <w:rPr>
+                                <w:color w:val="000000"/>
+                                <w:sz w:val="24"/>
+                                <w:szCs w:val="24"/>
+                              </w:rPr>
+                              <w:t>{admdate}</w:t>
+                            </w:r>
+                          </w:p>
+                        </w:txbxContent>
+                      </wps:txbx>
+                      <wps:bodyPr anchor="t">
+                        <a:noAutofit/>
+                      </wps:bodyPr>
+                    </wps:wsp>
+                  </a:graphicData>
+                </a:graphic>
+              </wp:anchor>
+            </w:drawing>
+          </mc:Choice>
+          <mc:Fallback>
+            <w:pict>
+              <v:rect id="shape_0" ID="Frame 37" path="m0,0l-2147483645,0l-2147483645,-2147483646l0,-2147483646xe" fillcolor="white" stroked="f" o:allowincell="f" style="position:absolute;margin-left:166.4pt;margin-top:291.8pt;width:122.9pt;height:23.35pt;mso-wrap-style:square;v-text-anchor:top">
+                <v:fill o:detectmouseclick="t" type="solid" color2="black"/>
+                <v:stroke color="#3465a4" joinstyle="round" endcap="flat"/>
+                <v:textbox>
+                  <w:txbxContent>
+                    <w:p>
+                      <w:pPr>
+                        <w:pStyle w:val="FrameContents"/>
+                        <w:jc w:val="left"/>
+                        <w:rPr/>
+                      </w:pPr>
+                      <w:r>
+                        <w:rPr>
+                          <w:color w:val="000000"/>
+                          <w:sz w:val="24"/>
+                          <w:szCs w:val="24"/>
+                        </w:rPr>
+                        <w:t>{admdate}</w:t>
+                      </w:r>
+                    </w:p>
+                  </w:txbxContent>
+                </v:textbox>
+                <w10:wrap type="none"/>
+              </v:rect>
+            </w:pict>
+          </mc:Fallback>
+        </mc:AlternateContent>
+        <mc:AlternateContent>
+          <mc:Choice Requires="wps">
+            <w:drawing>
+              <wp:anchor behindDoc="0" distT="635" distB="0" distL="0" distR="0" simplePos="0" locked="0" layoutInCell="1" allowOverlap="1" relativeHeight="72">
+                <wp:simplePos x="0" y="0"/>
+                <wp:positionH relativeFrom="column">
+                  <wp:posOffset>2072640</wp:posOffset>
+                </wp:positionH>
+                <wp:positionV relativeFrom="paragraph">
+                  <wp:posOffset>4490720</wp:posOffset>
+                </wp:positionV>
+                <wp:extent cx="1647190" cy="297815"/>
+                <wp:effectExtent l="0" t="635" r="0" b="0"/>
+                <wp:wrapNone/>
+                <wp:docPr id="37" name="Frame 39"/>
+                <a:graphic xmlns:a="http://schemas.openxmlformats.org/drawingml/2006/main">
+                  <a:graphicData uri="http://schemas.microsoft.com/office/word/2010/wordprocessingShape">
+                    <wps:wsp>
+                      <wps:cNvSpPr/>
+                      <wps:spPr>
+                        <a:xfrm>
+                          <a:off x="0" y="0"/>
+                          <a:ext cx="1647360" cy="297720"/>
+                        </a:xfrm>
+                        <a:prstGeom prst="rect">
+                          <a:avLst/>
+                        </a:prstGeom>
+                        <a:solidFill>
+                          <a:srgbClr val="ffffff"/>
+                        </a:solidFill>
+                        <a:ln w="0">
+                          <a:noFill/>
+                        </a:ln>
+                      </wps:spPr>
+                      <wps:style>
+                        <a:lnRef idx="0"/>
+                        <a:fillRef idx="0"/>
+                        <a:effectRef idx="0"/>
+                        <a:fontRef idx="minor"/>
+                      </wps:style>
+                      <wps:bodyPr/>
+                    </wps:wsp>
+                  </a:graphicData>
+                </a:graphic>
+              </wp:anchor>
+            </w:drawing>
+          </mc:Choice>
+          <mc:Fallback>
+            <w:pict>
+              <v:rect id="shape_0" ID="Frame 39" path="m0,0l-2147483645,0l-2147483645,-2147483646l0,-2147483646xe" fillcolor="white" stroked="f" o:allowincell="f" style="position:absolute;margin-left:163.2pt;margin-top:353.6pt;width:129.65pt;height:23.4pt;mso-wrap-style:none;v-text-anchor:middle">
+                <v:fill o:detectmouseclick="t" type="solid" color2="black"/>
+                <v:stroke color="#3465a4" joinstyle="round" endcap="flat"/>
+                <w10:wrap type="none"/>
+              </v:rect>
+            </w:pict>
+          </mc:Fallback>
+        </mc:AlternateContent>
+        <mc:AlternateContent>
+          <mc:Choice Requires="wps">
+            <w:drawing>
+              <wp:anchor behindDoc="0" distT="0" distB="0" distL="0" distR="0" simplePos="0" locked="0" layoutInCell="1" allowOverlap="1" relativeHeight="73">
+                <wp:simplePos x="0" y="0"/>
+                <wp:positionH relativeFrom="column">
+                  <wp:posOffset>2112010</wp:posOffset>
+                </wp:positionH>
+                <wp:positionV relativeFrom="paragraph">
+                  <wp:posOffset>4788535</wp:posOffset>
+                </wp:positionV>
+                <wp:extent cx="1665605" cy="297180"/>
+                <wp:effectExtent l="0" t="0" r="0" b="0"/>
+                <wp:wrapNone/>
+                <wp:docPr id="38" name="Frame 40"/>
+                <a:graphic xmlns:a="http://schemas.openxmlformats.org/drawingml/2006/main">
+                  <a:graphicData uri="http://schemas.microsoft.com/office/word/2010/wordprocessingShape">
+                    <wps:wsp>
+                      <wps:cNvSpPr/>
+                      <wps:spPr>
+                        <a:xfrm>
+                          <a:off x="0" y="0"/>
+                          <a:ext cx="1665720" cy="297360"/>
+                        </a:xfrm>
+                        <a:prstGeom prst="rect">
+                          <a:avLst/>
+                        </a:prstGeom>
+                        <a:solidFill>
+                          <a:srgbClr val="ffffff"/>
+                        </a:solidFill>
+                        <a:ln w="0">
+                          <a:noFill/>
+                        </a:ln>
+                      </wps:spPr>
+                      <wps:style>
+                        <a:lnRef idx="0"/>
+                        <a:fillRef idx="0"/>
+                        <a:effectRef idx="0"/>
+                        <a:fontRef idx="minor"/>
+                      </wps:style>
+                      <wps:txbx>
+                        <w:txbxContent>
+                          <w:p>
+                            <w:pPr>
+                              <w:pStyle w:val="FrameContents"/>
+                              <w:jc w:val="left"/>
+                              <w:rPr/>
+                            </w:pPr>
+                            <w:r>
+                              <w:rPr>
+                                <w:color w:val="000000"/>
+                                <w:sz w:val="24"/>
+                                <w:szCs w:val="24"/>
+                              </w:rPr>
+                              <w:t>{examination}</w:t>
+                            </w:r>
+                          </w:p>
+                        </w:txbxContent>
+                      </wps:txbx>
+                      <wps:bodyPr anchor="t">
+                        <a:noAutofit/>
+                      </wps:bodyPr>
+                    </wps:wsp>
+                  </a:graphicData>
+                </a:graphic>
+              </wp:anchor>
+            </w:drawing>
+          </mc:Choice>
+          <mc:Fallback>
+            <w:pict>
+              <v:rect id="shape_0" ID="Frame 40" path="m0,0l-2147483645,0l-2147483645,-2147483646l0,-2147483646xe" fillcolor="white" stroked="f" o:allowincell="f" style="position:absolute;margin-left:166.3pt;margin-top:377.05pt;width:131.1pt;height:23.35pt;mso-wrap-style:square;v-text-anchor:top">
+                <v:fill o:detectmouseclick="t" type="solid" color2="black"/>
+                <v:stroke color="#3465a4" joinstyle="round" endcap="flat"/>
+                <v:textbox>
+                  <w:txbxContent>
+                    <w:p>
+                      <w:pPr>
+                        <w:pStyle w:val="FrameContents"/>
+                        <w:jc w:val="left"/>
+                        <w:rPr/>
+                      </w:pPr>
+                      <w:r>
+                        <w:rPr>
+                          <w:color w:val="000000"/>
+                          <w:sz w:val="24"/>
+                          <w:szCs w:val="24"/>
+                        </w:rPr>
+                        <w:t>{examination}</w:t>
+                      </w:r>
+                    </w:p>
+                  </w:txbxContent>
+                </v:textbox>
+                <w10:wrap type="none"/>
+              </v:rect>
+            </w:pict>
+          </mc:Fallback>
+        </mc:AlternateContent>
+        <mc:AlternateContent>
+          <mc:Choice Requires="wps">
+            <w:drawing>
+              <wp:anchor behindDoc="0" distT="0" distB="0" distL="0" distR="0" simplePos="0" locked="0" layoutInCell="1" allowOverlap="1" relativeHeight="75">
+                <wp:simplePos x="0" y="0"/>
+                <wp:positionH relativeFrom="column">
+                  <wp:posOffset>2463800</wp:posOffset>
+                </wp:positionH>
+                <wp:positionV relativeFrom="paragraph">
+                  <wp:posOffset>4980305</wp:posOffset>
+                </wp:positionV>
+                <wp:extent cx="1002030" cy="297180"/>
+                <wp:effectExtent l="0" t="0" r="0" b="0"/>
+                <wp:wrapNone/>
+                <wp:docPr id="39" name="Frame 41"/>
+                <a:graphic xmlns:a="http://schemas.openxmlformats.org/drawingml/2006/main">
+                  <a:graphicData uri="http://schemas.microsoft.com/office/word/2010/wordprocessingShape">
+                    <wps:wsp>
+                      <wps:cNvSpPr/>
+                      <wps:spPr>
+                        <a:xfrm>
+                          <a:off x="0" y="0"/>
+                          <a:ext cx="1001880" cy="297360"/>
+                        </a:xfrm>
+                        <a:prstGeom prst="rect">
+                          <a:avLst/>
+                        </a:prstGeom>
+                        <a:solidFill>
+                          <a:srgbClr val="ffffff"/>
+                        </a:solidFill>
+                        <a:ln w="0">
+                          <a:noFill/>
+                        </a:ln>
+                      </wps:spPr>
+                      <wps:style>
+                        <a:lnRef idx="0"/>
+                        <a:fillRef idx="0"/>
+                        <a:effectRef idx="0"/>
+                        <a:fontRef idx="minor"/>
+                      </wps:style>
+                      <wps:txbx>
+                        <w:txbxContent>
+                          <w:p>
+                            <w:pPr>
+                              <w:pStyle w:val="FrameContents"/>
+                              <w:jc w:val="left"/>
+                              <w:rPr/>
+                            </w:pPr>
+                            <w:r>
+                              <w:rPr>
+                                <w:color w:val="000000"/>
+                                <w:sz w:val="24"/>
+                                <w:szCs w:val="24"/>
+                              </w:rPr>
+                              <w:t>{leftdate}</w:t>
+                            </w:r>
+                          </w:p>
+                        </w:txbxContent>
+                      </wps:txbx>
+                      <wps:bodyPr anchor="t">
+                        <a:noAutofit/>
+                      </wps:bodyPr>
+                    </wps:wsp>
+                  </a:graphicData>
+                </a:graphic>
+              </wp:anchor>
+            </w:drawing>
+          </mc:Choice>
+          <mc:Fallback>
+            <w:pict>
+              <v:rect id="shape_0" ID="Frame 41" path="m0,0l-2147483645,0l-2147483645,-2147483646l0,-2147483646xe" fillcolor="white" stroked="f" o:allowincell="f" style="position:absolute;margin-left:194pt;margin-top:392.15pt;width:78.85pt;height:23.35pt;mso-wrap-style:square;v-text-anchor:top">
+                <v:fill o:detectmouseclick="t" type="solid" color2="black"/>
+                <v:stroke color="#3465a4" joinstyle="round" endcap="flat"/>
+                <v:textbox>
+                  <w:txbxContent>
+                    <w:p>
+                      <w:pPr>
+                        <w:pStyle w:val="FrameContents"/>
+                        <w:jc w:val="left"/>
+                        <w:rPr/>
+                      </w:pPr>
+                      <w:r>
+                        <w:rPr>
+                          <w:color w:val="000000"/>
+                          <w:sz w:val="24"/>
+                          <w:szCs w:val="24"/>
+                        </w:rPr>
+                        <w:t>{leftdate}</w:t>
+                      </w:r>
+                    </w:p>
+                  </w:txbxContent>
+                </v:textbox>
+                <w10:wrap type="none"/>
+              </v:rect>
+            </w:pict>
+          </mc:Fallback>
+        </mc:AlternateContent>
+        <mc:AlternateContent>
+          <mc:Choice Requires="wps">
+            <w:drawing>
+              <wp:anchor behindDoc="0" distT="0" distB="0" distL="0" distR="0" simplePos="0" locked="0" layoutInCell="1" allowOverlap="1" relativeHeight="77">
+                <wp:simplePos x="0" y="0"/>
+                <wp:positionH relativeFrom="column">
+                  <wp:posOffset>1377315</wp:posOffset>
+                </wp:positionH>
+                <wp:positionV relativeFrom="paragraph">
+                  <wp:posOffset>5274945</wp:posOffset>
+                </wp:positionV>
+                <wp:extent cx="2371725" cy="297180"/>
+                <wp:effectExtent l="0" t="0" r="0" b="0"/>
+                <wp:wrapNone/>
+                <wp:docPr id="40" name="Frame 42"/>
+                <a:graphic xmlns:a="http://schemas.openxmlformats.org/drawingml/2006/main">
+                  <a:graphicData uri="http://schemas.microsoft.com/office/word/2010/wordprocessingShape">
+                    <wps:wsp>
+                      <wps:cNvSpPr/>
+                      <wps:spPr>
+                        <a:xfrm>
+                          <a:off x="0" y="0"/>
+                          <a:ext cx="2371680" cy="297360"/>
+                        </a:xfrm>
+                        <a:prstGeom prst="rect">
+                          <a:avLst/>
+                        </a:prstGeom>
+                        <a:solidFill>
+                          <a:srgbClr val="ffffff"/>
+                        </a:solidFill>
+                        <a:ln w="0">
+                          <a:noFill/>
+                        </a:ln>
+                      </wps:spPr>
+                      <wps:style>
+                        <a:lnRef idx="0"/>
+                        <a:fillRef idx="0"/>
+                        <a:effectRef idx="0"/>
+                        <a:fontRef idx="minor"/>
+                      </wps:style>
+                      <wps:txbx>
+                        <w:txbxContent>
+                          <w:p>
+                            <w:pPr>
+                              <w:pStyle w:val="FrameContents"/>
+                              <w:jc w:val="left"/>
+                              <w:rPr/>
+                            </w:pPr>
+                            <w:r>
+                              <w:rPr>
+                                <w:color w:val="000000"/>
+                                <w:sz w:val="24"/>
+                                <w:szCs w:val="24"/>
+                              </w:rPr>
+                              <w:t>{subject}</w:t>
+                            </w:r>
+                          </w:p>
+                        </w:txbxContent>
+                      </wps:txbx>
+                      <wps:bodyPr anchor="t">
+                        <a:noAutofit/>
+                      </wps:bodyPr>
+                    </wps:wsp>
+                  </a:graphicData>
+                </a:graphic>
+              </wp:anchor>
+            </w:drawing>
+          </mc:Choice>
+          <mc:Fallback>
+            <w:pict>
+              <v:rect id="shape_0" ID="Frame 42" path="m0,0l-2147483645,0l-2147483645,-2147483646l0,-2147483646xe" fillcolor="white" stroked="f" o:allowincell="f" style="position:absolute;margin-left:108.45pt;margin-top:415.35pt;width:186.7pt;height:23.35pt;mso-wrap-style:square;v-text-anchor:top">
+                <v:fill o:detectmouseclick="t" type="solid" color2="black"/>
+                <v:stroke color="#3465a4" joinstyle="round" endcap="flat"/>
+                <v:textbox>
+                  <w:txbxContent>
+                    <w:p>
+                      <w:pPr>
+                        <w:pStyle w:val="FrameContents"/>
+                        <w:jc w:val="left"/>
+                        <w:rPr/>
+                      </w:pPr>
+                      <w:r>
+                        <w:rPr>
+                          <w:color w:val="000000"/>
+                          <w:sz w:val="24"/>
+                          <w:szCs w:val="24"/>
+                        </w:rPr>
+                        <w:t>{subject}</w:t>
+                      </w:r>
+                    </w:p>
+                  </w:txbxContent>
+                </v:textbox>
+                <w10:wrap type="none"/>
+              </v:rect>
+            </w:pict>
+          </mc:Fallback>
+        </mc:AlternateContent>
+        <mc:AlternateContent>
+          <mc:Choice Requires="wps">
+            <w:drawing>
+              <wp:anchor behindDoc="0" distT="0" distB="0" distL="0" distR="0" simplePos="0" locked="0" layoutInCell="1" allowOverlap="1" relativeHeight="79">
+                <wp:simplePos x="0" y="0"/>
+                <wp:positionH relativeFrom="column">
+                  <wp:posOffset>921385</wp:posOffset>
+                </wp:positionH>
+                <wp:positionV relativeFrom="paragraph">
+                  <wp:posOffset>5528945</wp:posOffset>
+                </wp:positionV>
+                <wp:extent cx="2799080" cy="297180"/>
+                <wp:effectExtent l="0" t="0" r="0" b="0"/>
+                <wp:wrapNone/>
+                <wp:docPr id="41" name="Frame 43"/>
+                <a:graphic xmlns:a="http://schemas.openxmlformats.org/drawingml/2006/main">
+                  <a:graphicData uri="http://schemas.microsoft.com/office/word/2010/wordprocessingShape">
+                    <wps:wsp>
+                      <wps:cNvSpPr/>
+                      <wps:spPr>
+                        <a:xfrm>
+                          <a:off x="0" y="0"/>
+                          <a:ext cx="2799000" cy="297360"/>
+                        </a:xfrm>
+                        <a:prstGeom prst="rect">
+                          <a:avLst/>
+                        </a:prstGeom>
+                        <a:solidFill>
+                          <a:srgbClr val="ffffff"/>
+                        </a:solidFill>
+                        <a:ln w="0">
+                          <a:noFill/>
+                        </a:ln>
+                      </wps:spPr>
+                      <wps:style>
+                        <a:lnRef idx="0"/>
+                        <a:fillRef idx="0"/>
+                        <a:effectRef idx="0"/>
+                        <a:fontRef idx="minor"/>
+                      </wps:style>
+                      <wps:txbx>
+                        <w:txbxContent>
+                          <w:p>
+                            <w:pPr>
+                              <w:pStyle w:val="FrameContents"/>
+                              <w:jc w:val="left"/>
+                              <w:rPr/>
+                            </w:pPr>
+                            <w:r>
+                              <w:rPr>
+                                <w:color w:val="000000"/>
+                                <w:sz w:val="24"/>
+                                <w:szCs w:val="24"/>
+                              </w:rPr>
+                              <w:t>{scholarship}</w:t>
+                            </w:r>
+                          </w:p>
+                        </w:txbxContent>
+                      </wps:txbx>
+                      <wps:bodyPr anchor="t">
+                        <a:noAutofit/>
+                      </wps:bodyPr>
+                    </wps:wsp>
+                  </a:graphicData>
+                </a:graphic>
+              </wp:anchor>
+            </w:drawing>
+          </mc:Choice>
+          <mc:Fallback>
+            <w:pict>
+              <v:rect id="shape_0" ID="Frame 43" path="m0,0l-2147483645,0l-2147483645,-2147483646l0,-2147483646xe" fillcolor="white" stroked="f" o:allowincell="f" style="position:absolute;margin-left:72.55pt;margin-top:435.35pt;width:220.35pt;height:23.35pt;mso-wrap-style:square;v-text-anchor:top">
+                <v:fill o:detectmouseclick="t" type="solid" color2="black"/>
+                <v:stroke color="#3465a4" joinstyle="round" endcap="flat"/>
+                <v:textbox>
+                  <w:txbxContent>
+                    <w:p>
+                      <w:pPr>
+                        <w:pStyle w:val="FrameContents"/>
+                        <w:jc w:val="left"/>
+                        <w:rPr/>
+                      </w:pPr>
+                      <w:r>
+                        <w:rPr>
+                          <w:color w:val="000000"/>
+                          <w:sz w:val="24"/>
+                          <w:szCs w:val="24"/>
+                        </w:rPr>
+                        <w:t>{scholarship}</w:t>
+                      </w:r>
+                    </w:p>
+                  </w:txbxContent>
+                </v:textbox>
+                <w10:wrap type="none"/>
+              </v:rect>
+            </w:pict>
+          </mc:Fallback>
+        </mc:AlternateContent>
+        <mc:AlternateContent>
+          <mc:Choice Requires="wps">
+            <w:drawing>
+              <wp:anchor behindDoc="0" distT="0" distB="0" distL="0" distR="0" simplePos="0" locked="0" layoutInCell="1" allowOverlap="1" relativeHeight="81">
+                <wp:simplePos x="0" y="0"/>
+                <wp:positionH relativeFrom="column">
+                  <wp:posOffset>1336675</wp:posOffset>
+                </wp:positionH>
+                <wp:positionV relativeFrom="paragraph">
+                  <wp:posOffset>5828665</wp:posOffset>
+                </wp:positionV>
+                <wp:extent cx="1407160" cy="297180"/>
+                <wp:effectExtent l="0" t="0" r="0" b="0"/>
+                <wp:wrapNone/>
+                <wp:docPr id="42" name="Frame 44"/>
+                <a:graphic xmlns:a="http://schemas.openxmlformats.org/drawingml/2006/main">
+                  <a:graphicData uri="http://schemas.microsoft.com/office/word/2010/wordprocessingShape">
+                    <wps:wsp>
+                      <wps:cNvSpPr/>
+                      <wps:spPr>
+                        <a:xfrm>
+                          <a:off x="0" y="0"/>
+                          <a:ext cx="1407240" cy="297360"/>
+                        </a:xfrm>
+                        <a:prstGeom prst="rect">
+                          <a:avLst/>
+                        </a:prstGeom>
+                        <a:solidFill>
+                          <a:srgbClr val="ffffff"/>
+                        </a:solidFill>
+                        <a:ln w="0">
+                          <a:noFill/>
+                        </a:ln>
+                      </wps:spPr>
+                      <wps:style>
+                        <a:lnRef idx="0"/>
+                        <a:fillRef idx="0"/>
+                        <a:effectRef idx="0"/>
+                        <a:fontRef idx="minor"/>
+                      </wps:style>
+                      <wps:txbx>
+                        <w:txbxContent>
+                          <w:p>
+                            <w:pPr>
+                              <w:pStyle w:val="FrameContents"/>
+                              <w:jc w:val="left"/>
+                              <w:rPr/>
+                            </w:pPr>
+                            <w:r>
+                              <w:rPr>
+                                <w:color w:val="000000"/>
+                                <w:sz w:val="24"/>
+                                <w:szCs w:val="24"/>
+                              </w:rPr>
+                              <w:t>{applidate}</w:t>
+                            </w:r>
+                          </w:p>
+                        </w:txbxContent>
+                      </wps:txbx>
+                      <wps:bodyPr anchor="t">
+                        <a:noAutofit/>
+                      </wps:bodyPr>
+                    </wps:wsp>
+                  </a:graphicData>
+                </a:graphic>
+              </wp:anchor>
+            </w:drawing>
+          </mc:Choice>
+          <mc:Fallback>
+            <w:pict>
+              <v:rect id="shape_0" ID="Frame 44" path="m0,0l-2147483645,0l-2147483645,-2147483646l0,-2147483646xe" fillcolor="white" stroked="f" o:allowincell="f" style="position:absolute;margin-left:105.25pt;margin-top:458.95pt;width:110.75pt;height:23.35pt;mso-wrap-style:square;v-text-anchor:top">
+                <v:fill o:detectmouseclick="t" type="solid" color2="black"/>
+                <v:stroke color="#3465a4" joinstyle="round" endcap="flat"/>
+                <v:textbox>
+                  <w:txbxContent>
+                    <w:p>
+                      <w:pPr>
+                        <w:pStyle w:val="FrameContents"/>
+                        <w:jc w:val="left"/>
+                        <w:rPr/>
+                      </w:pPr>
+                      <w:r>
+                        <w:rPr>
+                          <w:color w:val="000000"/>
+                          <w:sz w:val="24"/>
+                          <w:szCs w:val="24"/>
+                        </w:rPr>
+                        <w:t>{applidate}</w:t>
+                      </w:r>
+                    </w:p>
+                  </w:txbxContent>
+                </v:textbox>
+                <w10:wrap type="none"/>
+              </v:rect>
+            </w:pict>
+          </mc:Fallback>
+        </mc:AlternateContent>
+        <mc:AlternateContent>
+          <mc:Choice Requires="wps">
+            <w:drawing>
+              <wp:anchor behindDoc="0" distT="0" distB="0" distL="0" distR="0" simplePos="0" locked="0" layoutInCell="1" allowOverlap="1" relativeHeight="83">
+                <wp:simplePos x="0" y="0"/>
+                <wp:positionH relativeFrom="column">
+                  <wp:posOffset>1165860</wp:posOffset>
+                </wp:positionH>
+                <wp:positionV relativeFrom="paragraph">
+                  <wp:posOffset>6092825</wp:posOffset>
+                </wp:positionV>
+                <wp:extent cx="1412240" cy="297180"/>
+                <wp:effectExtent l="0" t="0" r="0" b="0"/>
+                <wp:wrapNone/>
+                <wp:docPr id="43" name="Frame 45"/>
+                <a:graphic xmlns:a="http://schemas.openxmlformats.org/drawingml/2006/main">
+                  <a:graphicData uri="http://schemas.microsoft.com/office/word/2010/wordprocessingShape">
+                    <wps:wsp>
+                      <wps:cNvSpPr/>
+                      <wps:spPr>
+                        <a:xfrm>
+                          <a:off x="0" y="0"/>
+                          <a:ext cx="1412280" cy="297360"/>
+                        </a:xfrm>
+                        <a:prstGeom prst="rect">
+                          <a:avLst/>
+                        </a:prstGeom>
+                        <a:solidFill>
+                          <a:srgbClr val="ffffff"/>
+                        </a:solidFill>
+                        <a:ln w="0">
+                          <a:noFill/>
+                        </a:ln>
+                      </wps:spPr>
+                      <wps:style>
+                        <a:lnRef idx="0"/>
+                        <a:fillRef idx="0"/>
+                        <a:effectRef idx="0"/>
+                        <a:fontRef idx="minor"/>
+                      </wps:style>
+                      <wps:txbx>
+                        <w:txbxContent>
+                          <w:p>
+                            <w:pPr>
+                              <w:pStyle w:val="FrameContents"/>
+                              <w:jc w:val="left"/>
+                              <w:rPr/>
+                            </w:pPr>
+                            <w:r>
+                              <w:rPr>
+                                <w:color w:val="000000"/>
+                                <w:sz w:val="24"/>
+                                <w:szCs w:val="24"/>
+                              </w:rPr>
+                              <w:t>{dateleft}</w:t>
+                            </w:r>
+                          </w:p>
+                        </w:txbxContent>
+                      </wps:txbx>
+                      <wps:bodyPr anchor="t">
+                        <a:noAutofit/>
+                      </wps:bodyPr>
+                    </wps:wsp>
+                  </a:graphicData>
+                </a:graphic>
+              </wp:anchor>
+            </w:drawing>
+          </mc:Choice>
+          <mc:Fallback>
+            <w:pict>
+              <v:rect id="shape_0" ID="Frame 45" path="m0,0l-2147483645,0l-2147483645,-2147483646l0,-2147483646xe" fillcolor="white" stroked="f" o:allowincell="f" style="position:absolute;margin-left:91.8pt;margin-top:479.75pt;width:111.15pt;height:23.35pt;mso-wrap-style:square;v-text-anchor:top">
+                <v:fill o:detectmouseclick="t" type="solid" color2="black"/>
+                <v:stroke color="#3465a4" joinstyle="round" endcap="flat"/>
+                <v:textbox>
+                  <w:txbxContent>
+                    <w:p>
+                      <w:pPr>
+                        <w:pStyle w:val="FrameContents"/>
+                        <w:jc w:val="left"/>
+                        <w:rPr/>
+                      </w:pPr>
+                      <w:r>
+                        <w:rPr>
+                          <w:color w:val="000000"/>
+                          <w:sz w:val="24"/>
+                          <w:szCs w:val="24"/>
+                        </w:rPr>
+                        <w:t>{dateleft}</w:t>
+                      </w:r>
+                    </w:p>
+                  </w:txbxContent>
+                </v:textbox>
+                <w10:wrap type="none"/>
+              </v:rect>
+            </w:pict>
+          </mc:Fallback>
+        </mc:AlternateContent>
+        <mc:AlternateContent>
+          <mc:Choice Requires="wps">
+            <w:drawing>
+              <wp:anchor behindDoc="0" distT="0" distB="0" distL="635" distR="0" simplePos="0" locked="0" layoutInCell="1" allowOverlap="1" relativeHeight="85">
+                <wp:simplePos x="0" y="0"/>
+                <wp:positionH relativeFrom="column">
+                  <wp:posOffset>10783570</wp:posOffset>
+                </wp:positionH>
+                <wp:positionV relativeFrom="paragraph">
+                  <wp:posOffset>7077075</wp:posOffset>
+                </wp:positionV>
+                <wp:extent cx="3787775" cy="297180"/>
+                <wp:effectExtent l="635" t="0" r="0" b="0"/>
+                <wp:wrapNone/>
+                <wp:docPr id="44" name="Frame 38"/>
+                <a:graphic xmlns:a="http://schemas.openxmlformats.org/drawingml/2006/main">
+                  <a:graphicData uri="http://schemas.microsoft.com/office/word/2010/wordprocessingShape">
+                    <wps:wsp>
+                      <wps:cNvSpPr/>
+                      <wps:spPr>
+                        <a:xfrm>
+                          <a:off x="0" y="0"/>
+                          <a:ext cx="3787920" cy="297360"/>
+                        </a:xfrm>
+                        <a:prstGeom prst="rect">
+                          <a:avLst/>
+                        </a:prstGeom>
+                        <a:solidFill>
+                          <a:srgbClr val="ffffff"/>
+                        </a:solidFill>
+                        <a:ln w="0">
+                          <a:noFill/>
+                        </a:ln>
+                      </wps:spPr>
+                      <wps:style>
+                        <a:lnRef idx="0"/>
+                        <a:fillRef idx="0"/>
+                        <a:effectRef idx="0"/>
+                        <a:fontRef idx="minor"/>
+                      </wps:style>
+                      <wps:txbx>
+                        <w:txbxContent>
+                          <w:p>
+                            <w:pPr>
+                              <w:pStyle w:val="FrameContents"/>
+                              <w:jc w:val="left"/>
+                              <w:rPr/>
+                            </w:pPr>
+                            <w:r>
+                              <w:rPr>
+                                <w:color w:val="000000"/>
+                                <w:sz w:val="24"/>
+                                <w:szCs w:val="24"/>
+                              </w:rPr>
+                              <w:t>{course}</w:t>
+                            </w:r>
+                          </w:p>
+                        </w:txbxContent>
+                      </wps:txbx>
+                      <wps:bodyPr anchor="t">
+                        <a:noAutofit/>
+                      </wps:bodyPr>
+                    </wps:wsp>
+                  </a:graphicData>
+                </a:graphic>
+              </wp:anchor>
+            </w:drawing>
+          </mc:Choice>
+          <mc:Fallback>
+            <w:pict>
+              <v:rect id="shape_0" ID="Frame 38" path="m0,0l-2147483645,0l-2147483645,-2147483646l0,-2147483646xe" fillcolor="white" stroked="f" o:allowincell="f" style="position:absolute;margin-left:849.1pt;margin-top:557.25pt;width:298.2pt;height:23.35pt;mso-wrap-style:square;v-text-anchor:top">
+                <v:fill o:detectmouseclick="t" type="solid" color2="black"/>
+                <v:stroke color="#3465a4" joinstyle="round" endcap="flat"/>
+                <v:textbox>
+                  <w:txbxContent>
+                    <w:p>
+                      <w:pPr>
+                        <w:pStyle w:val="FrameContents"/>
+                        <w:jc w:val="left"/>
+                        <w:rPr/>
+                      </w:pPr>
+                      <w:r>
+                        <w:rPr>
+                          <w:color w:val="000000"/>
+                          <w:sz w:val="24"/>
+                          <w:szCs w:val="24"/>
+                        </w:rPr>
+                        <w:t>{course}</w:t>
+                      </w:r>
+                    </w:p>
+                  </w:txbxContent>
+                </v:textbox>
+                <w10:wrap type="none"/>
+              </v:rect>
+            </w:pict>
+          </mc:Fallback>
+        </mc:AlternateContent>
+        <mc:AlternateContent>
+          <mc:Choice Requires="wps">
+            <w:drawing>
+              <wp:anchor behindDoc="0" distT="0" distB="0" distL="635" distR="0" simplePos="0" locked="0" layoutInCell="1" allowOverlap="1" relativeHeight="87">
+                <wp:simplePos x="0" y="0"/>
+                <wp:positionH relativeFrom="column">
+                  <wp:posOffset>1277620</wp:posOffset>
+                </wp:positionH>
+                <wp:positionV relativeFrom="paragraph">
+                  <wp:posOffset>4234180</wp:posOffset>
+                </wp:positionV>
+                <wp:extent cx="2409190" cy="297180"/>
+                <wp:effectExtent l="635" t="0" r="0" b="0"/>
+                <wp:wrapNone/>
+                <wp:docPr id="45" name="Frame 46"/>
+                <a:graphic xmlns:a="http://schemas.openxmlformats.org/drawingml/2006/main">
+                  <a:graphicData uri="http://schemas.microsoft.com/office/word/2010/wordprocessingShape">
+                    <wps:wsp>
+                      <wps:cNvSpPr/>
+                      <wps:spPr>
+                        <a:xfrm>
+                          <a:off x="0" y="0"/>
+                          <a:ext cx="2409120" cy="297360"/>
+                        </a:xfrm>
+                        <a:prstGeom prst="rect">
+                          <a:avLst/>
+                        </a:prstGeom>
+                        <a:solidFill>
+                          <a:srgbClr val="ffffff"/>
+                        </a:solidFill>
+                        <a:ln w="0">
+                          <a:noFill/>
+                        </a:ln>
+                      </wps:spPr>
+                      <wps:style>
+                        <a:lnRef idx="0"/>
+                        <a:fillRef idx="0"/>
+                        <a:effectRef idx="0"/>
+                        <a:fontRef idx="minor"/>
+                      </wps:style>
+                      <wps:txbx>
+                        <w:txbxContent>
+                          <w:p>
+                            <w:pPr>
+                              <w:pStyle w:val="FrameContents"/>
+                              <w:jc w:val="left"/>
+                              <w:rPr/>
+                            </w:pPr>
+                            <w:r>
+                              <w:rPr>
+                                <w:color w:val="000000"/>
+                                <w:sz w:val="24"/>
+                                <w:szCs w:val="24"/>
+                              </w:rPr>
+                              <w:t>{course}</w:t>
+                            </w:r>
+                          </w:p>
+                        </w:txbxContent>
+                      </wps:txbx>
+                      <wps:bodyPr anchor="t">
+                        <a:noAutofit/>
+                      </wps:bodyPr>
+                    </wps:wsp>
+                  </a:graphicData>
+                </a:graphic>
+              </wp:anchor>
+            </w:drawing>
+          </mc:Choice>
+          <mc:Fallback>
+            <w:pict>
+              <v:rect id="shape_0" ID="Frame 46" path="m0,0l-2147483645,0l-2147483645,-2147483646l0,-2147483646xe" fillcolor="white" stroked="f" o:allowincell="f" style="position:absolute;margin-left:100.6pt;margin-top:333.4pt;width:189.65pt;height:23.35pt;mso-wrap-style:square;v-text-anchor:top">
+                <v:fill o:detectmouseclick="t" type="solid" color2="black"/>
+                <v:stroke color="#3465a4" joinstyle="round" endcap="flat"/>
+                <v:textbox>
+                  <w:txbxContent>
+                    <w:p>
+                      <w:pPr>
+                        <w:pStyle w:val="FrameContents"/>
+                        <w:jc w:val="left"/>
+                        <w:rPr/>
+                      </w:pPr>
+                      <w:r>
+                        <w:rPr>
+                          <w:color w:val="000000"/>
+                          <w:sz w:val="24"/>
+                          <w:szCs w:val="24"/>
+                        </w:rPr>
+                        <w:t>{course}</w:t>
+                      </w:r>
+                    </w:p>
+                  </w:txbxContent>
+                </v:textbox>
+                <w10:wrap type="none"/>
+              </v:rect>
+            </w:pict>
+          </mc:Fallback>
+        </mc:AlternateContent>
+        <mc:AlternateContent>
+          <mc:Choice Requires="wps">
+            <w:drawing>
+              <wp:anchor behindDoc="0" distT="0" distB="0" distL="635" distR="0" simplePos="0" locked="0" layoutInCell="1" allowOverlap="1" relativeHeight="89">
+                <wp:simplePos x="0" y="0"/>
+                <wp:positionH relativeFrom="column">
+                  <wp:posOffset>6669405</wp:posOffset>
+                </wp:positionH>
+                <wp:positionV relativeFrom="paragraph">
+                  <wp:posOffset>7077075</wp:posOffset>
+                </wp:positionV>
+                <wp:extent cx="3787775" cy="297180"/>
+                <wp:effectExtent l="635" t="0" r="0" b="0"/>
+                <wp:wrapNone/>
+                <wp:docPr id="46" name="Frame 47"/>
+                <a:graphic xmlns:a="http://schemas.openxmlformats.org/drawingml/2006/main">
+                  <a:graphicData uri="http://schemas.microsoft.com/office/word/2010/wordprocessingShape">
+                    <wps:wsp>
+                      <wps:cNvSpPr/>
+                      <wps:spPr>
+                        <a:xfrm>
+                          <a:off x="0" y="0"/>
+                          <a:ext cx="3787920" cy="297360"/>
+                        </a:xfrm>
+                        <a:prstGeom prst="rect">
+                          <a:avLst/>
+                        </a:prstGeom>
+                        <a:solidFill>
+                          <a:srgbClr val="ffffff"/>
+                        </a:solidFill>
+                        <a:ln w="0">
+                          <a:noFill/>
+                        </a:ln>
+                      </wps:spPr>
+                      <wps:style>
+                        <a:lnRef idx="0"/>
+                        <a:fillRef idx="0"/>
+                        <a:effectRef idx="0"/>
+                        <a:fontRef idx="minor"/>
+                      </wps:style>
+                      <wps:txbx>
+                        <w:txbxContent>
+                          <w:p>
+                            <w:pPr>
+                              <w:pStyle w:val="FrameContents"/>
+                              <w:jc w:val="left"/>
+                              <w:rPr/>
+                            </w:pPr>
+                            <w:r>
+                              <w:rPr>
+                                <w:color w:val="000000"/>
+                                <w:sz w:val="24"/>
+                                <w:szCs w:val="24"/>
+                              </w:rPr>
+                              <w:t>{course}</w:t>
+                            </w:r>
+                          </w:p>
+                        </w:txbxContent>
+                      </wps:txbx>
+                      <wps:bodyPr anchor="t">
+                        <a:noAutofit/>
+                      </wps:bodyPr>
+                    </wps:wsp>
+                  </a:graphicData>
+                </a:graphic>
+              </wp:anchor>
+            </w:drawing>
+          </mc:Choice>
+          <mc:Fallback>
+            <w:pict>
+              <v:rect id="shape_0" ID="Frame 47" path="m0,0l-2147483645,0l-2147483645,-2147483646l0,-2147483646xe" fillcolor="white" stroked="f" o:allowincell="f" style="position:absolute;margin-left:525.15pt;margin-top:557.25pt;width:298.2pt;height:23.35pt;mso-wrap-style:square;v-text-anchor:top">
+                <v:fill o:detectmouseclick="t" type="solid" color2="black"/>
+                <v:stroke color="#3465a4" joinstyle="round" endcap="flat"/>
+                <v:textbox>
+                  <w:txbxContent>
+                    <w:p>
+                      <w:pPr>
+                        <w:pStyle w:val="FrameContents"/>
+                        <w:jc w:val="left"/>
+                        <w:rPr/>
+                      </w:pPr>
+                      <w:r>
+                        <w:rPr>
+                          <w:color w:val="000000"/>
+                          <w:sz w:val="24"/>
+                          <w:szCs w:val="24"/>
+                        </w:rPr>
+                        <w:t>{course}</w:t>
+                      </w:r>
+                    </w:p>
+                  </w:txbxContent>
+                </v:textbox>
+                <w10:wrap type="none"/>
+              </v:rect>
+            </w:pict>
+          </mc:Fallback>
+        </mc:AlternateContent>
+        <mc:AlternateContent>
+          <mc:Choice Requires="wps">
+            <w:drawing>
+              <wp:anchor behindDoc="0" distT="0" distB="0" distL="0" distR="0" simplePos="0" locked="0" layoutInCell="1" allowOverlap="1" relativeHeight="91">
+                <wp:simplePos x="0" y="0"/>
+                <wp:positionH relativeFrom="column">
+                  <wp:posOffset>3079115</wp:posOffset>
+                </wp:positionH>
+                <wp:positionV relativeFrom="paragraph">
+                  <wp:posOffset>1668780</wp:posOffset>
+                </wp:positionV>
+                <wp:extent cx="1162685" cy="297180"/>
+                <wp:effectExtent l="0" t="0" r="0" b="0"/>
+                <wp:wrapNone/>
+                <wp:docPr id="47" name="Frame 32"/>
+                <a:graphic xmlns:a="http://schemas.openxmlformats.org/drawingml/2006/main">
+                  <a:graphicData uri="http://schemas.microsoft.com/office/word/2010/wordprocessingShape">
+                    <wps:wsp>
+                      <wps:cNvSpPr/>
+                      <wps:spPr>
+                        <a:xfrm>
+                          <a:off x="0" y="0"/>
+                          <a:ext cx="1162800" cy="297360"/>
+                        </a:xfrm>
+                        <a:prstGeom prst="rect">
+                          <a:avLst/>
+                        </a:prstGeom>
+                        <a:solidFill>
+                          <a:srgbClr val="ffffff"/>
+                        </a:solidFill>
+                        <a:ln w="0">
+                          <a:noFill/>
+                        </a:ln>
+                      </wps:spPr>
+                      <wps:style>
+                        <a:lnRef idx="0"/>
+                        <a:fillRef idx="0"/>
+                        <a:effectRef idx="0"/>
+                        <a:fontRef idx="minor"/>
+                      </wps:style>
+                      <wps:txbx>
+                        <w:txbxContent>
+                          <w:p>
+                            <w:pPr>
+                              <w:pStyle w:val="FrameContents"/>
+                              <w:jc w:val="left"/>
+                              <w:rPr/>
+                            </w:pPr>
+                            <w:r>
+                              <w:rPr>
+                                <w:color w:val="000000"/>
+                                <w:sz w:val="24"/>
+                                <w:szCs w:val="24"/>
+                              </w:rPr>
+                              <w:t>{tcdate}</w:t>
+                            </w:r>
+                          </w:p>
+                        </w:txbxContent>
+                      </wps:txbx>
+                      <wps:bodyPr anchor="t">
+                        <a:noAutofit/>
+                      </wps:bodyPr>
+                    </wps:wsp>
+                  </a:graphicData>
+                </a:graphic>
+              </wp:anchor>
+            </w:drawing>
+          </mc:Choice>
+          <mc:Fallback>
+            <w:pict>
+              <v:rect id="shape_0" ID="Frame 32" path="m0,0l-2147483645,0l-2147483645,-2147483646l0,-2147483646xe" fillcolor="white" stroked="f" o:allowincell="f" style="position:absolute;margin-left:242.45pt;margin-top:131.4pt;width:91.5pt;height:23.35pt;mso-wrap-style:square;v-text-anchor:top">
+                <v:fill o:detectmouseclick="t" type="solid" color2="black"/>
+                <v:stroke color="#3465a4" joinstyle="round" endcap="flat"/>
+                <v:textbox>
+                  <w:txbxContent>
+                    <w:p>
+                      <w:pPr>
+                        <w:pStyle w:val="FrameContents"/>
+                        <w:jc w:val="left"/>
+                        <w:rPr/>
+                      </w:pPr>
+                      <w:r>
+                        <w:rPr>
+                          <w:color w:val="000000"/>
+                          <w:sz w:val="24"/>
+                          <w:szCs w:val="24"/>
+                        </w:rPr>
+                        <w:t>{tcdate}</w:t>
                       </w:r>
                     </w:p>
                   </w:txbxContent>
@@ -2009,12 +4475,12 @@
     </w:p>
     <w:sectPr>
       <w:type w:val="nextPage"/>
-      <w:pgSz w:orient="landscape" w:w="16838" w:h="11906"/>
-      <w:pgMar w:left="1440" w:right="1440" w:gutter="0" w:header="0" w:top="1440" w:footer="0" w:bottom="1440"/>
+      <w:pgSz w:orient="landscape" w:w="23811" w:h="11169"/>
+      <w:pgMar w:left="0" w:right="0" w:gutter="0" w:header="0" w:top="0" w:footer="0" w:bottom="0"/>
       <w:pgNumType w:fmt="decimal"/>
       <w:formProt w:val="false"/>
       <w:textDirection w:val="lrTb"/>
-      <w:docGrid w:type="default" w:linePitch="360" w:charSpace="8192"/>
+      <w:docGrid w:type="default" w:linePitch="600" w:charSpace="32768"/>
     </w:sectPr>
   </w:body>
 </w:document>
@@ -2025,10 +4491,11 @@
   <w:docDefaults>
     <w:rPrDefault>
       <w:rPr>
-        <w:rFonts w:ascii="Calibri" w:hAnsi="Calibri" w:eastAsia="Calibri" w:cs="" w:asciiTheme="minorHAnsi" w:cstheme="minorBidi" w:eastAsiaTheme="minorHAnsi" w:hAnsiTheme="minorHAnsi"/>
-        <w:sz w:val="22"/>
-        <w:szCs w:val="22"/>
-        <w:lang w:val="en-IN" w:eastAsia="en-US" w:bidi="ml-IN"/>
+        <w:rFonts w:ascii="Liberation Serif" w:hAnsi="Liberation Serif" w:eastAsia="Noto Sans CJK SC" w:cs="Lohit Devanagari"/>
+        <w:kern w:val="2"/>
+        <w:sz w:val="24"/>
+        <w:szCs w:val="24"/>
+        <w:lang w:val="en-IN" w:eastAsia="zh-CN" w:bidi="hi-IN"/>
       </w:rPr>
     </w:rPrDefault>
     <w:pPrDefault>
@@ -2037,193 +4504,31 @@
       </w:pPr>
     </w:pPrDefault>
   </w:docDefaults>
-  <w:latentStyles w:defLockedState="0" w:defUIPriority="99" w:defSemiHidden="1" w:defUnhideWhenUsed="1" w:defQFormat="0" w:count="267">
-    <w:lsdException w:name="Normal" w:uiPriority="0" w:semiHidden="0" w:unhideWhenUsed="0" w:qFormat="1"/>
-    <w:lsdException w:name="heading 1" w:uiPriority="9" w:semiHidden="0" w:unhideWhenUsed="0" w:qFormat="1"/>
-    <w:lsdException w:name="heading 2" w:uiPriority="9" w:qFormat="1"/>
-    <w:lsdException w:name="heading 3" w:uiPriority="9" w:qFormat="1"/>
-    <w:lsdException w:name="heading 4" w:uiPriority="9" w:qFormat="1"/>
-    <w:lsdException w:name="heading 5" w:uiPriority="9" w:qFormat="1"/>
-    <w:lsdException w:name="heading 6" w:uiPriority="9" w:qFormat="1"/>
-    <w:lsdException w:name="heading 7" w:uiPriority="9" w:qFormat="1"/>
-    <w:lsdException w:name="heading 8" w:uiPriority="9" w:qFormat="1"/>
-    <w:lsdException w:name="heading 9" w:uiPriority="9" w:qFormat="1"/>
-    <w:lsdException w:name="toc 1" w:uiPriority="39"/>
-    <w:lsdException w:name="toc 2" w:uiPriority="39"/>
-    <w:lsdException w:name="toc 3" w:uiPriority="39"/>
-    <w:lsdException w:name="toc 4" w:uiPriority="39"/>
-    <w:lsdException w:name="toc 5" w:uiPriority="39"/>
-    <w:lsdException w:name="toc 6" w:uiPriority="39"/>
-    <w:lsdException w:name="toc 7" w:uiPriority="39"/>
-    <w:lsdException w:name="toc 8" w:uiPriority="39"/>
-    <w:lsdException w:name="toc 9" w:uiPriority="39"/>
-    <w:lsdException w:name="caption" w:uiPriority="35" w:qFormat="1"/>
-    <w:lsdException w:name="Title" w:uiPriority="10" w:semiHidden="0" w:unhideWhenUsed="0" w:qFormat="1"/>
-    <w:lsdException w:name="Default Paragraph Font" w:uiPriority="1"/>
-    <w:lsdException w:name="Subtitle" w:uiPriority="11" w:semiHidden="0" w:unhideWhenUsed="0" w:qFormat="1"/>
-    <w:lsdException w:name="Strong" w:uiPriority="22" w:semiHidden="0" w:unhideWhenUsed="0" w:qFormat="1"/>
-    <w:lsdException w:name="Emphasis" w:uiPriority="20" w:semiHidden="0" w:unhideWhenUsed="0" w:qFormat="1"/>
-    <w:lsdException w:name="Table Grid" w:uiPriority="59" w:semiHidden="0" w:unhideWhenUsed="0"/>
-    <w:lsdException w:name="Placeholder Text" w:unhideWhenUsed="0"/>
-    <w:lsdException w:name="No Spacing" w:uiPriority="1" w:semiHidden="0" w:unhideWhenUsed="0" w:qFormat="1"/>
-    <w:lsdException w:name="Light Shading" w:uiPriority="60" w:semiHidden="0" w:unhideWhenUsed="0"/>
-    <w:lsdException w:name="Light List" w:uiPriority="61" w:semiHidden="0" w:unhideWhenUsed="0"/>
-    <w:lsdException w:name="Light Grid" w:uiPriority="62" w:semiHidden="0" w:unhideWhenUsed="0"/>
-    <w:lsdException w:name="Medium Shading 1" w:uiPriority="63" w:semiHidden="0" w:unhideWhenUsed="0"/>
-    <w:lsdException w:name="Medium Shading 2" w:uiPriority="64" w:semiHidden="0" w:unhideWhenUsed="0"/>
-    <w:lsdException w:name="Medium List 1" w:uiPriority="65" w:semiHidden="0" w:unhideWhenUsed="0"/>
-    <w:lsdException w:name="Medium List 2" w:uiPriority="66" w:semiHidden="0" w:unhideWhenUsed="0"/>
-    <w:lsdException w:name="Medium Grid 1" w:uiPriority="67" w:semiHidden="0" w:unhideWhenUsed="0"/>
-    <w:lsdException w:name="Medium Grid 2" w:uiPriority="68" w:semiHidden="0" w:unhideWhenUsed="0"/>
-    <w:lsdException w:name="Medium Grid 3" w:uiPriority="69" w:semiHidden="0" w:unhideWhenUsed="0"/>
-    <w:lsdException w:name="Dark List" w:uiPriority="70" w:semiHidden="0" w:unhideWhenUsed="0"/>
-    <w:lsdException w:name="Colorful Shading" w:uiPriority="71" w:semiHidden="0" w:unhideWhenUsed="0"/>
-    <w:lsdException w:name="Colorful List" w:uiPriority="72" w:semiHidden="0" w:unhideWhenUsed="0"/>
-    <w:lsdException w:name="Colorful Grid" w:uiPriority="73" w:semiHidden="0" w:unhideWhenUsed="0"/>
-    <w:lsdException w:name="Light Shading Accent 1" w:uiPriority="60" w:semiHidden="0" w:unhideWhenUsed="0"/>
-    <w:lsdException w:name="Light List Accent 1" w:uiPriority="61" w:semiHidden="0" w:unhideWhenUsed="0"/>
-    <w:lsdException w:name="Light Grid Accent 1" w:uiPriority="62" w:semiHidden="0" w:unhideWhenUsed="0"/>
-    <w:lsdException w:name="Medium Shading 1 Accent 1" w:uiPriority="63" w:semiHidden="0" w:unhideWhenUsed="0"/>
-    <w:lsdException w:name="Medium Shading 2 Accent 1" w:uiPriority="64" w:semiHidden="0" w:unhideWhenUsed="0"/>
-    <w:lsdException w:name="Medium List 1 Accent 1" w:uiPriority="65" w:semiHidden="0" w:unhideWhenUsed="0"/>
-    <w:lsdException w:name="Revision" w:unhideWhenUsed="0"/>
-    <w:lsdException w:name="List Paragraph" w:uiPriority="34" w:semiHidden="0" w:unhideWhenUsed="0" w:qFormat="1"/>
-    <w:lsdException w:name="Quote" w:uiPriority="29" w:semiHidden="0" w:unhideWhenUsed="0" w:qFormat="1"/>
-    <w:lsdException w:name="Intense Quote" w:uiPriority="30" w:semiHidden="0" w:unhideWhenUsed="0" w:qFormat="1"/>
-    <w:lsdException w:name="Medium List 2 Accent 1" w:uiPriority="66" w:semiHidden="0" w:unhideWhenUsed="0"/>
-    <w:lsdException w:name="Medium Grid 1 Accent 1" w:uiPriority="67" w:semiHidden="0" w:unhideWhenUsed="0"/>
-    <w:lsdException w:name="Medium Grid 2 Accent 1" w:uiPriority="68" w:semiHidden="0" w:unhideWhenUsed="0"/>
-    <w:lsdException w:name="Medium Grid 3 Accent 1" w:uiPriority="69" w:semiHidden="0" w:unhideWhenUsed="0"/>
-    <w:lsdException w:name="Dark List Accent 1" w:uiPriority="70" w:semiHidden="0" w:unhideWhenUsed="0"/>
-    <w:lsdException w:name="Colorful Shading Accent 1" w:uiPriority="71" w:semiHidden="0" w:unhideWhenUsed="0"/>
-    <w:lsdException w:name="Colorful List Accent 1" w:uiPriority="72" w:semiHidden="0" w:unhideWhenUsed="0"/>
-    <w:lsdException w:name="Colorful Grid Accent 1" w:uiPriority="73" w:semiHidden="0" w:unhideWhenUsed="0"/>
-    <w:lsdException w:name="Light Shading Accent 2" w:uiPriority="60" w:semiHidden="0" w:unhideWhenUsed="0"/>
-    <w:lsdException w:name="Light List Accent 2" w:uiPriority="61" w:semiHidden="0" w:unhideWhenUsed="0"/>
-    <w:lsdException w:name="Light Grid Accent 2" w:uiPriority="62" w:semiHidden="0" w:unhideWhenUsed="0"/>
-    <w:lsdException w:name="Medium Shading 1 Accent 2" w:uiPriority="63" w:semiHidden="0" w:unhideWhenUsed="0"/>
-    <w:lsdException w:name="Medium Shading 2 Accent 2" w:uiPriority="64" w:semiHidden="0" w:unhideWhenUsed="0"/>
-    <w:lsdException w:name="Medium List 1 Accent 2" w:uiPriority="65" w:semiHidden="0" w:unhideWhenUsed="0"/>
-    <w:lsdException w:name="Medium List 2 Accent 2" w:uiPriority="66" w:semiHidden="0" w:unhideWhenUsed="0"/>
-    <w:lsdException w:name="Medium Grid 1 Accent 2" w:uiPriority="67" w:semiHidden="0" w:unhideWhenUsed="0"/>
-    <w:lsdException w:name="Medium Grid 2 Accent 2" w:uiPriority="68" w:semiHidden="0" w:unhideWhenUsed="0"/>
-    <w:lsdException w:name="Medium Grid 3 Accent 2" w:uiPriority="69" w:semiHidden="0" w:unhideWhenUsed="0"/>
-    <w:lsdException w:name="Dark List Accent 2" w:uiPriority="70" w:semiHidden="0" w:unhideWhenUsed="0"/>
-    <w:lsdException w:name="Colorful Shading Accent 2" w:uiPriority="71" w:semiHidden="0" w:unhideWhenUsed="0"/>
-    <w:lsdException w:name="Colorful List Accent 2" w:uiPriority="72" w:semiHidden="0" w:unhideWhenUsed="0"/>
-    <w:lsdException w:name="Colorful Grid Accent 2" w:uiPriority="73" w:semiHidden="0" w:unhideWhenUsed="0"/>
-    <w:lsdException w:name="Light Shading Accent 3" w:uiPriority="60" w:semiHidden="0" w:unhideWhenUsed="0"/>
-    <w:lsdException w:name="Light List Accent 3" w:uiPriority="61" w:semiHidden="0" w:unhideWhenUsed="0"/>
-    <w:lsdException w:name="Light Grid Accent 3" w:uiPriority="62" w:semiHidden="0" w:unhideWhenUsed="0"/>
-    <w:lsdException w:name="Medium Shading 1 Accent 3" w:uiPriority="63" w:semiHidden="0" w:unhideWhenUsed="0"/>
-    <w:lsdException w:name="Medium Shading 2 Accent 3" w:uiPriority="64" w:semiHidden="0" w:unhideWhenUsed="0"/>
-    <w:lsdException w:name="Medium List 1 Accent 3" w:uiPriority="65" w:semiHidden="0" w:unhideWhenUsed="0"/>
-    <w:lsdException w:name="Medium List 2 Accent 3" w:uiPriority="66" w:semiHidden="0" w:unhideWhenUsed="0"/>
-    <w:lsdException w:name="Medium Grid 1 Accent 3" w:uiPriority="67" w:semiHidden="0" w:unhideWhenUsed="0"/>
-    <w:lsdException w:name="Medium Grid 2 Accent 3" w:uiPriority="68" w:semiHidden="0" w:unhideWhenUsed="0"/>
-    <w:lsdException w:name="Medium Grid 3 Accent 3" w:uiPriority="69" w:semiHidden="0" w:unhideWhenUsed="0"/>
-    <w:lsdException w:name="Dark List Accent 3" w:uiPriority="70" w:semiHidden="0" w:unhideWhenUsed="0"/>
-    <w:lsdException w:name="Colorful Shading Accent 3" w:uiPriority="71" w:semiHidden="0" w:unhideWhenUsed="0"/>
-    <w:lsdException w:name="Colorful List Accent 3" w:uiPriority="72" w:semiHidden="0" w:unhideWhenUsed="0"/>
-    <w:lsdException w:name="Colorful Grid Accent 3" w:uiPriority="73" w:semiHidden="0" w:unhideWhenUsed="0"/>
-    <w:lsdException w:name="Light Shading Accent 4" w:uiPriority="60" w:semiHidden="0" w:unhideWhenUsed="0"/>
-    <w:lsdException w:name="Light List Accent 4" w:uiPriority="61" w:semiHidden="0" w:unhideWhenUsed="0"/>
-    <w:lsdException w:name="Light Grid Accent 4" w:uiPriority="62" w:semiHidden="0" w:unhideWhenUsed="0"/>
-    <w:lsdException w:name="Medium Shading 1 Accent 4" w:uiPriority="63" w:semiHidden="0" w:unhideWhenUsed="0"/>
-    <w:lsdException w:name="Medium Shading 2 Accent 4" w:uiPriority="64" w:semiHidden="0" w:unhideWhenUsed="0"/>
-    <w:lsdException w:name="Medium List 1 Accent 4" w:uiPriority="65" w:semiHidden="0" w:unhideWhenUsed="0"/>
-    <w:lsdException w:name="Medium List 2 Accent 4" w:uiPriority="66" w:semiHidden="0" w:unhideWhenUsed="0"/>
-    <w:lsdException w:name="Medium Grid 1 Accent 4" w:uiPriority="67" w:semiHidden="0" w:unhideWhenUsed="0"/>
-    <w:lsdException w:name="Medium Grid 2 Accent 4" w:uiPriority="68" w:semiHidden="0" w:unhideWhenUsed="0"/>
-    <w:lsdException w:name="Medium Grid 3 Accent 4" w:uiPriority="69" w:semiHidden="0" w:unhideWhenUsed="0"/>
-    <w:lsdException w:name="Dark List Accent 4" w:uiPriority="70" w:semiHidden="0" w:unhideWhenUsed="0"/>
-    <w:lsdException w:name="Colorful Shading Accent 4" w:uiPriority="71" w:semiHidden="0" w:unhideWhenUsed="0"/>
-    <w:lsdException w:name="Colorful List Accent 4" w:uiPriority="72" w:semiHidden="0" w:unhideWhenUsed="0"/>
-    <w:lsdException w:name="Colorful Grid Accent 4" w:uiPriority="73" w:semiHidden="0" w:unhideWhenUsed="0"/>
-    <w:lsdException w:name="Light Shading Accent 5" w:uiPriority="60" w:semiHidden="0" w:unhideWhenUsed="0"/>
-    <w:lsdException w:name="Light List Accent 5" w:uiPriority="61" w:semiHidden="0" w:unhideWhenUsed="0"/>
-    <w:lsdException w:name="Light Grid Accent 5" w:uiPriority="62" w:semiHidden="0" w:unhideWhenUsed="0"/>
-    <w:lsdException w:name="Medium Shading 1 Accent 5" w:uiPriority="63" w:semiHidden="0" w:unhideWhenUsed="0"/>
-    <w:lsdException w:name="Medium Shading 2 Accent 5" w:uiPriority="64" w:semiHidden="0" w:unhideWhenUsed="0"/>
-    <w:lsdException w:name="Medium List 1 Accent 5" w:uiPriority="65" w:semiHidden="0" w:unhideWhenUsed="0"/>
-    <w:lsdException w:name="Medium List 2 Accent 5" w:uiPriority="66" w:semiHidden="0" w:unhideWhenUsed="0"/>
-    <w:lsdException w:name="Medium Grid 1 Accent 5" w:uiPriority="67" w:semiHidden="0" w:unhideWhenUsed="0"/>
-    <w:lsdException w:name="Medium Grid 2 Accent 5" w:uiPriority="68" w:semiHidden="0" w:unhideWhenUsed="0"/>
-    <w:lsdException w:name="Medium Grid 3 Accent 5" w:uiPriority="69" w:semiHidden="0" w:unhideWhenUsed="0"/>
-    <w:lsdException w:name="Dark List Accent 5" w:uiPriority="70" w:semiHidden="0" w:unhideWhenUsed="0"/>
-    <w:lsdException w:name="Colorful Shading Accent 5" w:uiPriority="71" w:semiHidden="0" w:unhideWhenUsed="0"/>
-    <w:lsdException w:name="Colorful List Accent 5" w:uiPriority="72" w:semiHidden="0" w:unhideWhenUsed="0"/>
-    <w:lsdException w:name="Colorful Grid Accent 5" w:uiPriority="73" w:semiHidden="0" w:unhideWhenUsed="0"/>
-    <w:lsdException w:name="Light Shading Accent 6" w:uiPriority="60" w:semiHidden="0" w:unhideWhenUsed="0"/>
-    <w:lsdException w:name="Light List Accent 6" w:uiPriority="61" w:semiHidden="0" w:unhideWhenUsed="0"/>
-    <w:lsdException w:name="Light Grid Accent 6" w:uiPriority="62" w:semiHidden="0" w:unhideWhenUsed="0"/>
-    <w:lsdException w:name="Medium Shading 1 Accent 6" w:uiPriority="63" w:semiHidden="0" w:unhideWhenUsed="0"/>
-    <w:lsdException w:name="Medium Shading 2 Accent 6" w:uiPriority="64" w:semiHidden="0" w:unhideWhenUsed="0"/>
-    <w:lsdException w:name="Medium List 1 Accent 6" w:uiPriority="65" w:semiHidden="0" w:unhideWhenUsed="0"/>
-    <w:lsdException w:name="Medium List 2 Accent 6" w:uiPriority="66" w:semiHidden="0" w:unhideWhenUsed="0"/>
-    <w:lsdException w:name="Medium Grid 1 Accent 6" w:uiPriority="67" w:semiHidden="0" w:unhideWhenUsed="0"/>
-    <w:lsdException w:name="Medium Grid 2 Accent 6" w:uiPriority="68" w:semiHidden="0" w:unhideWhenUsed="0"/>
-    <w:lsdException w:name="Medium Grid 3 Accent 6" w:uiPriority="69" w:semiHidden="0" w:unhideWhenUsed="0"/>
-    <w:lsdException w:name="Dark List Accent 6" w:uiPriority="70" w:semiHidden="0" w:unhideWhenUsed="0"/>
-    <w:lsdException w:name="Colorful Shading Accent 6" w:uiPriority="71" w:semiHidden="0" w:unhideWhenUsed="0"/>
-    <w:lsdException w:name="Colorful List Accent 6" w:uiPriority="72" w:semiHidden="0" w:unhideWhenUsed="0"/>
-    <w:lsdException w:name="Colorful Grid Accent 6" w:uiPriority="73" w:semiHidden="0" w:unhideWhenUsed="0"/>
-    <w:lsdException w:name="Subtle Emphasis" w:uiPriority="19" w:semiHidden="0" w:unhideWhenUsed="0" w:qFormat="1"/>
-    <w:lsdException w:name="Intense Emphasis" w:uiPriority="21" w:semiHidden="0" w:unhideWhenUsed="0" w:qFormat="1"/>
-    <w:lsdException w:name="Subtle Reference" w:uiPriority="31" w:semiHidden="0" w:unhideWhenUsed="0" w:qFormat="1"/>
-    <w:lsdException w:name="Intense Reference" w:uiPriority="32" w:semiHidden="0" w:unhideWhenUsed="0" w:qFormat="1"/>
-    <w:lsdException w:name="Book Title" w:uiPriority="33" w:semiHidden="0" w:unhideWhenUsed="0" w:qFormat="1"/>
-    <w:lsdException w:name="Bibliography" w:uiPriority="37"/>
-    <w:lsdException w:name="TOC Heading" w:uiPriority="39" w:qFormat="1"/>
-  </w:latentStyles>
-  <w:style w:type="paragraph" w:styleId="Normal" w:default="1">
+  <w:style w:type="paragraph" w:styleId="Normal">
     <w:name w:val="Normal"/>
     <w:qFormat/>
-    <w:rsid w:val="00884676"/>
     <w:pPr>
       <w:widowControl/>
       <w:suppressAutoHyphens w:val="true"/>
+      <w:overflowPunct w:val="true"/>
       <w:bidi w:val="0"/>
-      <w:spacing w:lineRule="auto" w:line="276" w:before="0" w:after="200"/>
+      <w:spacing w:before="0" w:after="0"/>
       <w:jc w:val="left"/>
     </w:pPr>
     <w:rPr>
-      <w:rFonts w:ascii="Calibri" w:hAnsi="Calibri" w:eastAsia="Calibri" w:cs="" w:asciiTheme="minorHAnsi" w:cstheme="minorBidi" w:eastAsiaTheme="minorHAnsi" w:hAnsiTheme="minorHAnsi"/>
+      <w:rFonts w:ascii="Liberation Serif" w:hAnsi="Liberation Serif" w:eastAsia="Noto Sans CJK SC" w:cs="Lohit Devanagari"/>
       <w:color w:val="auto"/>
-      <w:kern w:val="0"/>
-      <w:sz w:val="22"/>
-      <w:szCs w:val="22"/>
-      <w:lang w:val="en-IN" w:eastAsia="en-US" w:bidi="ml-IN"/>
+      <w:kern w:val="2"/>
+      <w:sz w:val="24"/>
+      <w:szCs w:val="24"/>
+      <w:lang w:val="en-IN" w:eastAsia="zh-CN" w:bidi="hi-IN"/>
     </w:rPr>
   </w:style>
-  <w:style w:type="character" w:styleId="DefaultParagraphFont" w:default="1">
-    <w:name w:val="Default Paragraph Font"/>
-    <w:uiPriority w:val="1"/>
-    <w:semiHidden/>
-    <w:unhideWhenUsed/>
-    <w:qFormat/>
-    <w:rPr/>
-  </w:style>
-  <w:style w:type="character" w:styleId="BalloonTextChar" w:customStyle="1">
-    <w:name w:val="Balloon Text Char"/>
-    <w:basedOn w:val="DefaultParagraphFont"/>
-    <w:link w:val="BalloonText"/>
-    <w:uiPriority w:val="99"/>
-    <w:semiHidden/>
-    <w:qFormat/>
-    <w:rsid w:val="00eb6fa9"/>
-    <w:rPr>
-      <w:rFonts w:ascii="Tahoma" w:hAnsi="Tahoma" w:cs="Tahoma"/>
-      <w:sz w:val="16"/>
-      <w:szCs w:val="16"/>
-    </w:rPr>
-  </w:style>
-  <w:style w:type="paragraph" w:styleId="Heading" w:customStyle="1">
+  <w:style w:type="paragraph" w:styleId="Heading">
     <w:name w:val="Heading"/>
     <w:basedOn w:val="Normal"/>
     <w:next w:val="BodyText"/>
     <w:qFormat/>
-    <w:rsid w:val="00584851"/>
     <w:pPr>
       <w:keepNext w:val="true"/>
       <w:spacing w:before="240" w:after="120"/>
@@ -2237,16 +4542,14 @@
   <w:style w:type="paragraph" w:styleId="BodyText">
     <w:name w:val="Body Text"/>
     <w:basedOn w:val="Normal"/>
-    <w:rsid w:val="00584851"/>
     <w:pPr>
-      <w:spacing w:before="0" w:after="140"/>
+      <w:spacing w:lineRule="auto" w:line="276" w:before="0" w:after="140"/>
     </w:pPr>
     <w:rPr/>
   </w:style>
   <w:style w:type="paragraph" w:styleId="List">
     <w:name w:val="List"/>
     <w:basedOn w:val="BodyText"/>
-    <w:rsid w:val="00584851"/>
     <w:pPr/>
     <w:rPr>
       <w:rFonts w:cs="Lohit Devanagari"/>
@@ -2256,7 +4559,6 @@
     <w:name w:val="Caption"/>
     <w:basedOn w:val="Normal"/>
     <w:qFormat/>
-    <w:rsid w:val="00584851"/>
     <w:pPr>
       <w:suppressLineNumbers/>
       <w:spacing w:before="120" w:after="120"/>
@@ -2269,11 +4571,10 @@
       <w:szCs w:val="24"/>
     </w:rPr>
   </w:style>
-  <w:style w:type="paragraph" w:styleId="Index" w:customStyle="1">
+  <w:style w:type="paragraph" w:styleId="Index">
     <w:name w:val="Index"/>
     <w:basedOn w:val="Normal"/>
     <w:qFormat/>
-    <w:rsid w:val="00584851"/>
     <w:pPr>
       <w:suppressLineNumbers/>
     </w:pPr>
@@ -2281,61 +4582,20 @@
       <w:rFonts w:cs="Lohit Devanagari"/>
     </w:rPr>
   </w:style>
-  <w:style w:type="paragraph" w:styleId="BalloonText">
-    <w:name w:val="Balloon Text"/>
-    <w:basedOn w:val="Normal"/>
-    <w:link w:val="BalloonTextChar"/>
-    <w:uiPriority w:val="99"/>
-    <w:semiHidden/>
-    <w:unhideWhenUsed/>
-    <w:qFormat/>
-    <w:rsid w:val="00eb6fa9"/>
-    <w:pPr>
-      <w:spacing w:lineRule="auto" w:line="240" w:before="0" w:after="0"/>
-    </w:pPr>
-    <w:rPr>
-      <w:rFonts w:ascii="Tahoma" w:hAnsi="Tahoma" w:cs="Tahoma"/>
-      <w:sz w:val="16"/>
-      <w:szCs w:val="16"/>
-    </w:rPr>
-  </w:style>
-  <w:style w:type="paragraph" w:styleId="FrameContents" w:customStyle="1">
+  <w:style w:type="paragraph" w:styleId="FrameContents">
     <w:name w:val="Frame Contents"/>
     <w:basedOn w:val="Normal"/>
     <w:qFormat/>
-    <w:rsid w:val="00584851"/>
     <w:pPr/>
     <w:rPr/>
-  </w:style>
-  <w:style w:type="numbering" w:styleId="NoList" w:default="1">
-    <w:name w:val="No List"/>
-    <w:uiPriority w:val="99"/>
-    <w:semiHidden/>
-    <w:unhideWhenUsed/>
-    <w:qFormat/>
-  </w:style>
-  <w:style w:type="table" w:default="1" w:styleId="TableNormal">
-    <w:name w:val="Normal Table"/>
-    <w:uiPriority w:val="99"/>
-    <w:semiHidden/>
-    <w:unhideWhenUsed/>
-    <w:qFormat/>
-    <w:tblPr>
-      <w:tblCellMar>
-        <w:top w:w="0" w:type="dxa"/>
-        <w:left w:w="108" w:type="dxa"/>
-        <w:bottom w:w="0" w:type="dxa"/>
-        <w:right w:w="108" w:type="dxa"/>
-      </w:tblCellMar>
-    </w:tblPr>
   </w:style>
 </w:styles>
 </file>
 
 <file path=word/theme/theme1.xml><?xml version="1.0" encoding="utf-8"?>
-<a:theme xmlns:a="http://schemas.openxmlformats.org/drawingml/2006/main" xmlns:r="http://schemas.openxmlformats.org/officeDocument/2006/relationships" name="Office Theme">
+<a:theme xmlns:a="http://schemas.openxmlformats.org/drawingml/2006/main" xmlns:r="http://schemas.openxmlformats.org/officeDocument/2006/relationships" name="Office">
   <a:themeElements>
-    <a:clrScheme name="Office">
+    <a:clrScheme name="LibreOffice">
       <a:dk1>
         <a:srgbClr val="000000"/>
       </a:dk1>
@@ -2343,46 +4603,46 @@
         <a:srgbClr val="ffffff"/>
       </a:lt1>
       <a:dk2>
-        <a:srgbClr val="1f497d"/>
+        <a:srgbClr val="000000"/>
       </a:dk2>
       <a:lt2>
-        <a:srgbClr val="eeece1"/>
+        <a:srgbClr val="ffffff"/>
       </a:lt2>
       <a:accent1>
-        <a:srgbClr val="4f81bd"/>
+        <a:srgbClr val="18a303"/>
       </a:accent1>
       <a:accent2>
-        <a:srgbClr val="c0504d"/>
+        <a:srgbClr val="0369a3"/>
       </a:accent2>
       <a:accent3>
-        <a:srgbClr val="9bbb59"/>
+        <a:srgbClr val="a33e03"/>
       </a:accent3>
       <a:accent4>
-        <a:srgbClr val="8064a2"/>
+        <a:srgbClr val="8e03a3"/>
       </a:accent4>
       <a:accent5>
-        <a:srgbClr val="4bacc6"/>
+        <a:srgbClr val="c99c00"/>
       </a:accent5>
       <a:accent6>
-        <a:srgbClr val="f79646"/>
+        <a:srgbClr val="c9211e"/>
       </a:accent6>
       <a:hlink>
-        <a:srgbClr val="0000ff"/>
+        <a:srgbClr val="0000ee"/>
       </a:hlink>
       <a:folHlink>
-        <a:srgbClr val="800080"/>
+        <a:srgbClr val="551a8b"/>
       </a:folHlink>
     </a:clrScheme>
     <a:fontScheme name="Office">
       <a:majorFont>
-        <a:latin typeface="Cambria" pitchFamily="0" charset="1"/>
-        <a:ea typeface=""/>
-        <a:cs typeface=""/>
+        <a:latin typeface="Arial" pitchFamily="0" charset="1"/>
+        <a:ea typeface="DejaVu Sans" pitchFamily="0" charset="1"/>
+        <a:cs typeface="DejaVu Sans" pitchFamily="0" charset="1"/>
       </a:majorFont>
       <a:minorFont>
-        <a:latin typeface="Calibri" pitchFamily="0" charset="1"/>
-        <a:ea typeface=""/>
-        <a:cs typeface=""/>
+        <a:latin typeface="Arial" pitchFamily="0" charset="1"/>
+        <a:ea typeface="DejaVu Sans" pitchFamily="0" charset="1"/>
+        <a:cs typeface="DejaVu Sans" pitchFamily="0" charset="1"/>
       </a:minorFont>
     </a:fontScheme>
     <a:fmtScheme>
@@ -2390,58 +4650,25 @@
         <a:solidFill>
           <a:schemeClr val="phClr"/>
         </a:solidFill>
-        <a:gradFill>
-          <a:gsLst>
-            <a:gs pos="0">
-              <a:schemeClr val="phClr">
-                <a:tint val="50000"/>
-              </a:schemeClr>
-            </a:gs>
-            <a:gs pos="35000">
-              <a:schemeClr val="phClr">
-                <a:tint val="37000"/>
-              </a:schemeClr>
-            </a:gs>
-            <a:gs pos="100000">
-              <a:schemeClr val="phClr">
-                <a:tint val="15000"/>
-              </a:schemeClr>
-            </a:gs>
-          </a:gsLst>
-          <a:lin ang="16200000" scaled="1"/>
-          <a:tileRect l="0" t="0" r="0" b="0"/>
-        </a:gradFill>
-        <a:gradFill>
-          <a:gsLst>
-            <a:gs pos="0">
-              <a:schemeClr val="phClr">
-                <a:shade val="51000"/>
-              </a:schemeClr>
-            </a:gs>
-            <a:gs pos="80000">
-              <a:schemeClr val="phClr">
-                <a:shade val="93000"/>
-              </a:schemeClr>
-            </a:gs>
-            <a:gs pos="100000">
-              <a:schemeClr val="phClr">
-                <a:shade val="94000"/>
-              </a:schemeClr>
-            </a:gs>
-          </a:gsLst>
-          <a:lin ang="16200000" scaled="0"/>
-          <a:tileRect l="0" t="0" r="0" b="0"/>
-        </a:gradFill>
+        <a:solidFill>
+          <a:schemeClr val="phClr"/>
+        </a:solidFill>
+        <a:solidFill>
+          <a:schemeClr val="phClr"/>
+        </a:solidFill>
       </a:fillStyleLst>
       <a:lnStyleLst>
-        <a:ln w="9525" cap="flat" cmpd="sng" algn="ctr">
+        <a:ln w="6350" cap="flat" cmpd="sng" algn="ctr">
           <a:prstDash val="solid"/>
+          <a:miter/>
         </a:ln>
-        <a:ln w="25400" cap="flat" cmpd="sng" algn="ctr">
+        <a:ln w="6350" cap="flat" cmpd="sng" algn="ctr">
           <a:prstDash val="solid"/>
+          <a:miter/>
         </a:ln>
-        <a:ln w="38100" cap="flat" cmpd="sng" algn="ctr">
+        <a:ln w="6350" cap="flat" cmpd="sng" algn="ctr">
           <a:prstDash val="solid"/>
+          <a:miter/>
         </a:ln>
       </a:lnStyleLst>
       <a:effectStyleLst>
@@ -2459,62 +4686,14 @@
         <a:solidFill>
           <a:schemeClr val="phClr"/>
         </a:solidFill>
-        <a:gradFill>
-          <a:gsLst>
-            <a:gs pos="0">
-              <a:schemeClr val="phClr">
-                <a:tint val="40000"/>
-              </a:schemeClr>
-            </a:gs>
-            <a:gs pos="40000">
-              <a:schemeClr val="phClr">
-                <a:tint val="45000"/>
-                <a:shade val="99000"/>
-              </a:schemeClr>
-            </a:gs>
-            <a:gs pos="100000">
-              <a:schemeClr val="phClr">
-                <a:shade val="20000"/>
-              </a:schemeClr>
-            </a:gs>
-          </a:gsLst>
-          <a:path path="circle">
-            <a:fillToRect l="50000" t="-80000" r="50000" b="180000"/>
-          </a:path>
-          <a:tileRect l="0" t="0" r="0" b="0"/>
-        </a:gradFill>
-        <a:gradFill>
-          <a:gsLst>
-            <a:gs pos="0">
-              <a:schemeClr val="phClr">
-                <a:tint val="80000"/>
-              </a:schemeClr>
-            </a:gs>
-            <a:gs pos="100000">
-              <a:schemeClr val="phClr">
-                <a:shade val="30000"/>
-              </a:schemeClr>
-            </a:gs>
-          </a:gsLst>
-          <a:path path="circle">
-            <a:fillToRect l="50000" t="50000" r="50000" b="50000"/>
-          </a:path>
-          <a:tileRect l="0" t="0" r="0" b="0"/>
-        </a:gradFill>
+        <a:solidFill>
+          <a:schemeClr val="phClr"/>
+        </a:solidFill>
+        <a:solidFill>
+          <a:schemeClr val="phClr"/>
+        </a:solidFill>
       </a:bgFillStyleLst>
     </a:fmtScheme>
   </a:themeElements>
 </a:theme>
-</file>
-
-<file path=customXml/item1.xml><?xml version="1.0" encoding="utf-8"?>
-<b:Sources xmlns:b="http://schemas.openxmlformats.org/officeDocument/2006/bibliography" xmlns="http://schemas.openxmlformats.org/officeDocument/2006/bibliography" SelectedStyle="\APA.XSL" StyleName="APA"/>
-</file>
-
-<file path=customXml/itemProps1.xml><?xml version="1.0" encoding="utf-8"?>
-<ds:datastoreItem xmlns:ds="http://schemas.openxmlformats.org/officeDocument/2006/customXml" ds:itemID="{620186FF-814E-443A-9333-62171D33FE9D}">
-  <ds:schemaRefs>
-    <ds:schemaRef ds:uri="http://schemas.openxmlformats.org/officeDocument/2006/bibliography"/>
-  </ds:schemaRefs>
-</ds:datastoreItem>
 </file>
--- a/public/tc.docx
+++ b/public/tc.docx
@@ -20,10 +20,10 @@
               <wp:anchor behindDoc="0" distT="0" distB="0" distL="0" distR="0" simplePos="0" locked="0" layoutInCell="1" allowOverlap="1" relativeHeight="2">
                 <wp:simplePos x="0" y="0"/>
                 <wp:positionH relativeFrom="column">
-                  <wp:posOffset>10850880</wp:posOffset>
+                  <wp:posOffset>10702290</wp:posOffset>
                 </wp:positionH>
                 <wp:positionV relativeFrom="paragraph">
-                  <wp:posOffset>2748280</wp:posOffset>
+                  <wp:posOffset>2736850</wp:posOffset>
                 </wp:positionV>
                 <wp:extent cx="3874770" cy="297180"/>
                 <wp:effectExtent l="0" t="0" r="0" b="0"/>
@@ -60,10 +60,15 @@
                             <w:pPr>
                               <w:pStyle w:val="FrameContents"/>
                               <w:jc w:val="left"/>
-                              <w:rPr/>
+                              <w:rPr>
+                                <w:b/>
+                                <w:bCs/>
+                              </w:rPr>
                             </w:pPr>
                             <w:r>
                               <w:rPr>
+                                <w:b/>
+                                <w:bCs/>
                                 <w:color w:val="000000"/>
                                 <w:sz w:val="24"/>
                                 <w:szCs w:val="24"/>
@@ -84,7 +89,7 @@
           </mc:Choice>
           <mc:Fallback>
             <w:pict>
-              <v:rect id="shape_0" ID="Frame 6" path="m0,0l-2147483645,0l-2147483645,-2147483646l0,-2147483646xe" fillcolor="white" stroked="f" o:allowincell="f" style="position:absolute;margin-left:854.4pt;margin-top:216.4pt;width:305.05pt;height:23.35pt;mso-wrap-style:square;v-text-anchor:top">
+              <v:rect id="shape_0" ID="Frame 6" path="m0,0l-2147483645,0l-2147483645,-2147483646l0,-2147483646xe" fillcolor="white" stroked="f" o:allowincell="f" style="position:absolute;margin-left:842.7pt;margin-top:215.5pt;width:305.05pt;height:23.35pt;mso-wrap-style:square;v-text-anchor:top">
                 <v:fill o:detectmouseclick="t" type="solid" color2="black"/>
                 <v:stroke color="#3465a4" joinstyle="round" endcap="flat"/>
                 <v:textbox>
@@ -93,10 +98,15 @@
                       <w:pPr>
                         <w:pStyle w:val="FrameContents"/>
                         <w:jc w:val="left"/>
-                        <w:rPr/>
+                        <w:rPr>
+                          <w:b/>
+                          <w:bCs/>
+                        </w:rPr>
                       </w:pPr>
                       <w:r>
                         <w:rPr>
+                          <w:b/>
+                          <w:bCs/>
                           <w:color w:val="000000"/>
                           <w:sz w:val="24"/>
                           <w:szCs w:val="24"/>
@@ -120,7 +130,7 @@
                   <wp:posOffset>10547985</wp:posOffset>
                 </wp:positionH>
                 <wp:positionV relativeFrom="paragraph">
-                  <wp:posOffset>3009265</wp:posOffset>
+                  <wp:posOffset>2997835</wp:posOffset>
                 </wp:positionV>
                 <wp:extent cx="1159510" cy="297180"/>
                 <wp:effectExtent l="0" t="0" r="0" b="0"/>
@@ -159,11 +169,14 @@
                               <w:overflowPunct w:val="false"/>
                               <w:jc w:val="left"/>
                               <w:rPr>
-                                <w:color w:val="000000"/>
+                                <w:b/>
+                                <w:bCs/>
                               </w:rPr>
                             </w:pPr>
                             <w:r>
                               <w:rPr>
+                                <w:b/>
+                                <w:bCs/>
                                 <w:color w:val="000000"/>
                                 <w:sz w:val="24"/>
                                 <w:szCs w:val="24"/>
@@ -184,7 +197,7 @@
           </mc:Choice>
           <mc:Fallback>
             <w:pict>
-              <v:rect id="shape_0" ID="Frame 1" path="m0,0l-2147483645,0l-2147483645,-2147483646l0,-2147483646xe" fillcolor="white" stroked="f" o:allowincell="f" style="position:absolute;margin-left:830.55pt;margin-top:236.95pt;width:91.25pt;height:23.35pt;mso-wrap-style:square;v-text-anchor:top">
+              <v:rect id="shape_0" ID="Frame 1" path="m0,0l-2147483645,0l-2147483645,-2147483646l0,-2147483646xe" fillcolor="white" stroked="f" o:allowincell="f" style="position:absolute;margin-left:830.55pt;margin-top:236.05pt;width:91.25pt;height:23.35pt;mso-wrap-style:square;v-text-anchor:top">
                 <v:fill o:detectmouseclick="t" type="solid" color2="black"/>
                 <v:stroke color="#3465a4" joinstyle="round" endcap="flat"/>
                 <v:textbox>
@@ -195,11 +208,14 @@
                         <w:overflowPunct w:val="false"/>
                         <w:jc w:val="left"/>
                         <w:rPr>
-                          <w:color w:val="000000"/>
+                          <w:b/>
+                          <w:bCs/>
                         </w:rPr>
                       </w:pPr>
                       <w:r>
                         <w:rPr>
+                          <w:b/>
+                          <w:bCs/>
                           <w:color w:val="000000"/>
                           <w:sz w:val="24"/>
                           <w:szCs w:val="24"/>
@@ -223,7 +239,7 @@
                   <wp:posOffset>10437495</wp:posOffset>
                 </wp:positionH>
                 <wp:positionV relativeFrom="paragraph">
-                  <wp:posOffset>3268980</wp:posOffset>
+                  <wp:posOffset>3257550</wp:posOffset>
                 </wp:positionV>
                 <wp:extent cx="1503680" cy="297180"/>
                 <wp:effectExtent l="0" t="0" r="0" b="0"/>
@@ -260,10 +276,15 @@
                             <w:pPr>
                               <w:pStyle w:val="FrameContents"/>
                               <w:jc w:val="left"/>
-                              <w:rPr/>
+                              <w:rPr>
+                                <w:b/>
+                                <w:bCs/>
+                              </w:rPr>
                             </w:pPr>
                             <w:r>
                               <w:rPr>
+                                <w:b/>
+                                <w:bCs/>
                                 <w:color w:val="000000"/>
                                 <w:sz w:val="24"/>
                                 <w:szCs w:val="24"/>
@@ -284,7 +305,7 @@
           </mc:Choice>
           <mc:Fallback>
             <w:pict>
-              <v:rect id="shape_0" ID="Frame 2" path="m0,0l-2147483645,0l-2147483645,-2147483646l0,-2147483646xe" fillcolor="white" stroked="f" o:allowincell="f" style="position:absolute;margin-left:821.85pt;margin-top:257.4pt;width:118.35pt;height:23.35pt;mso-wrap-style:square;v-text-anchor:top">
+              <v:rect id="shape_0" ID="Frame 2" path="m0,0l-2147483645,0l-2147483645,-2147483646l0,-2147483646xe" fillcolor="white" stroked="f" o:allowincell="f" style="position:absolute;margin-left:821.85pt;margin-top:256.5pt;width:118.35pt;height:23.35pt;mso-wrap-style:square;v-text-anchor:top">
                 <v:fill o:detectmouseclick="t" type="solid" color2="black"/>
                 <v:stroke color="#3465a4" joinstyle="round" endcap="flat"/>
                 <v:textbox>
@@ -293,10 +314,15 @@
                       <w:pPr>
                         <w:pStyle w:val="FrameContents"/>
                         <w:jc w:val="left"/>
-                        <w:rPr/>
+                        <w:rPr>
+                          <w:b/>
+                          <w:bCs/>
+                        </w:rPr>
                       </w:pPr>
                       <w:r>
                         <w:rPr>
+                          <w:b/>
+                          <w:bCs/>
                           <w:color w:val="000000"/>
                           <w:sz w:val="24"/>
                           <w:szCs w:val="24"/>
@@ -317,10 +343,10 @@
               <wp:anchor behindDoc="0" distT="0" distB="0" distL="635" distR="0" simplePos="0" locked="0" layoutInCell="1" allowOverlap="1" relativeHeight="8">
                 <wp:simplePos x="0" y="0"/>
                 <wp:positionH relativeFrom="column">
-                  <wp:posOffset>11671300</wp:posOffset>
+                  <wp:posOffset>11637010</wp:posOffset>
                 </wp:positionH>
                 <wp:positionV relativeFrom="paragraph">
-                  <wp:posOffset>3799840</wp:posOffset>
+                  <wp:posOffset>3796030</wp:posOffset>
                 </wp:positionV>
                 <wp:extent cx="1561465" cy="297180"/>
                 <wp:effectExtent l="635" t="0" r="0" b="0"/>
@@ -357,10 +383,15 @@
                             <w:pPr>
                               <w:pStyle w:val="FrameContents"/>
                               <w:jc w:val="left"/>
-                              <w:rPr/>
+                              <w:rPr>
+                                <w:b/>
+                                <w:bCs/>
+                              </w:rPr>
                             </w:pPr>
                             <w:r>
                               <w:rPr>
+                                <w:b/>
+                                <w:bCs/>
                                 <w:color w:val="000000"/>
                                 <w:sz w:val="24"/>
                                 <w:szCs w:val="24"/>
@@ -381,7 +412,7 @@
           </mc:Choice>
           <mc:Fallback>
             <w:pict>
-              <v:rect id="shape_0" ID="Frame 4" path="m0,0l-2147483645,0l-2147483645,-2147483646l0,-2147483646xe" fillcolor="white" stroked="f" o:allowincell="f" style="position:absolute;margin-left:919pt;margin-top:299.2pt;width:122.9pt;height:23.35pt;mso-wrap-style:square;v-text-anchor:top">
+              <v:rect id="shape_0" ID="Frame 4" path="m0,0l-2147483645,0l-2147483645,-2147483646l0,-2147483646xe" fillcolor="white" stroked="f" o:allowincell="f" style="position:absolute;margin-left:916.3pt;margin-top:298.9pt;width:122.9pt;height:23.35pt;mso-wrap-style:square;v-text-anchor:top">
                 <v:fill o:detectmouseclick="t" type="solid" color2="black"/>
                 <v:stroke color="#3465a4" joinstyle="round" endcap="flat"/>
                 <v:textbox>
@@ -390,10 +421,15 @@
                       <w:pPr>
                         <w:pStyle w:val="FrameContents"/>
                         <w:jc w:val="left"/>
-                        <w:rPr/>
+                        <w:rPr>
+                          <w:b/>
+                          <w:bCs/>
+                        </w:rPr>
                       </w:pPr>
                       <w:r>
                         <w:rPr>
+                          <w:b/>
+                          <w:bCs/>
                           <w:color w:val="000000"/>
                           <w:sz w:val="24"/>
                           <w:szCs w:val="24"/>
@@ -417,7 +453,7 @@
                   <wp:posOffset>13633450</wp:posOffset>
                 </wp:positionH>
                 <wp:positionV relativeFrom="paragraph">
-                  <wp:posOffset>4908550</wp:posOffset>
+                  <wp:posOffset>4923790</wp:posOffset>
                 </wp:positionV>
                 <wp:extent cx="1002030" cy="297180"/>
                 <wp:effectExtent l="0" t="0" r="0" b="0"/>
@@ -454,10 +490,15 @@
                             <w:pPr>
                               <w:pStyle w:val="FrameContents"/>
                               <w:jc w:val="left"/>
-                              <w:rPr/>
+                              <w:rPr>
+                                <w:b/>
+                                <w:bCs/>
+                              </w:rPr>
                             </w:pPr>
                             <w:r>
                               <w:rPr>
+                                <w:b/>
+                                <w:bCs/>
                                 <w:color w:val="000000"/>
                                 <w:sz w:val="24"/>
                                 <w:szCs w:val="24"/>
@@ -478,7 +519,7 @@
           </mc:Choice>
           <mc:Fallback>
             <w:pict>
-              <v:rect id="shape_0" ID="Frame 9" path="m0,0l-2147483645,0l-2147483645,-2147483646l0,-2147483646xe" fillcolor="white" stroked="f" o:allowincell="f" style="position:absolute;margin-left:1073.5pt;margin-top:386.5pt;width:78.85pt;height:23.35pt;mso-wrap-style:square;v-text-anchor:top">
+              <v:rect id="shape_0" ID="Frame 9" path="m0,0l-2147483645,0l-2147483645,-2147483646l0,-2147483646xe" fillcolor="white" stroked="f" o:allowincell="f" style="position:absolute;margin-left:1073.5pt;margin-top:387.7pt;width:78.85pt;height:23.35pt;mso-wrap-style:square;v-text-anchor:top">
                 <v:fill o:detectmouseclick="t" type="solid" color2="black"/>
                 <v:stroke color="#3465a4" joinstyle="round" endcap="flat"/>
                 <v:textbox>
@@ -487,10 +528,15 @@
                       <w:pPr>
                         <w:pStyle w:val="FrameContents"/>
                         <w:jc w:val="left"/>
-                        <w:rPr/>
+                        <w:rPr>
+                          <w:b/>
+                          <w:bCs/>
+                        </w:rPr>
                       </w:pPr>
                       <w:r>
                         <w:rPr>
+                          <w:b/>
+                          <w:bCs/>
                           <w:color w:val="000000"/>
                           <w:sz w:val="24"/>
                           <w:szCs w:val="24"/>
@@ -511,10 +557,10 @@
               <wp:anchor behindDoc="0" distT="0" distB="0" distL="0" distR="0" simplePos="0" locked="0" layoutInCell="1" allowOverlap="1" relativeHeight="12">
                 <wp:simplePos x="0" y="0"/>
                 <wp:positionH relativeFrom="column">
-                  <wp:posOffset>10422255</wp:posOffset>
+                  <wp:posOffset>10285095</wp:posOffset>
                 </wp:positionH>
                 <wp:positionV relativeFrom="paragraph">
-                  <wp:posOffset>5429250</wp:posOffset>
+                  <wp:posOffset>5433060</wp:posOffset>
                 </wp:positionV>
                 <wp:extent cx="2799080" cy="297180"/>
                 <wp:effectExtent l="0" t="0" r="0" b="0"/>
@@ -551,10 +597,15 @@
                             <w:pPr>
                               <w:pStyle w:val="FrameContents"/>
                               <w:jc w:val="left"/>
-                              <w:rPr/>
+                              <w:rPr>
+                                <w:b/>
+                                <w:bCs/>
+                              </w:rPr>
                             </w:pPr>
                             <w:r>
                               <w:rPr>
+                                <w:b/>
+                                <w:bCs/>
                                 <w:color w:val="000000"/>
                                 <w:sz w:val="24"/>
                                 <w:szCs w:val="24"/>
@@ -575,7 +626,7 @@
           </mc:Choice>
           <mc:Fallback>
             <w:pict>
-              <v:rect id="shape_0" ID="Frame 11" path="m0,0l-2147483645,0l-2147483645,-2147483646l0,-2147483646xe" fillcolor="white" stroked="f" o:allowincell="f" style="position:absolute;margin-left:820.65pt;margin-top:427.5pt;width:220.35pt;height:23.35pt;mso-wrap-style:square;v-text-anchor:top">
+              <v:rect id="shape_0" ID="Frame 11" path="m0,0l-2147483645,0l-2147483645,-2147483646l0,-2147483646xe" fillcolor="white" stroked="f" o:allowincell="f" style="position:absolute;margin-left:809.85pt;margin-top:427.8pt;width:220.35pt;height:23.35pt;mso-wrap-style:square;v-text-anchor:top">
                 <v:fill o:detectmouseclick="t" type="solid" color2="black"/>
                 <v:stroke color="#3465a4" joinstyle="round" endcap="flat"/>
                 <v:textbox>
@@ -584,10 +635,15 @@
                       <w:pPr>
                         <w:pStyle w:val="FrameContents"/>
                         <w:jc w:val="left"/>
-                        <w:rPr/>
+                        <w:rPr>
+                          <w:b/>
+                          <w:bCs/>
+                        </w:rPr>
                       </w:pPr>
                       <w:r>
                         <w:rPr>
+                          <w:b/>
+                          <w:bCs/>
                           <w:color w:val="000000"/>
                           <w:sz w:val="24"/>
                           <w:szCs w:val="24"/>
@@ -608,7 +664,7 @@
               <wp:anchor behindDoc="0" distT="0" distB="0" distL="0" distR="0" simplePos="0" locked="0" layoutInCell="1" allowOverlap="1" relativeHeight="14">
                 <wp:simplePos x="0" y="0"/>
                 <wp:positionH relativeFrom="column">
-                  <wp:posOffset>10850880</wp:posOffset>
+                  <wp:posOffset>10725150</wp:posOffset>
                 </wp:positionH>
                 <wp:positionV relativeFrom="paragraph">
                   <wp:posOffset>5691505</wp:posOffset>
@@ -648,10 +704,15 @@
                             <w:pPr>
                               <w:pStyle w:val="FrameContents"/>
                               <w:jc w:val="left"/>
-                              <w:rPr/>
+                              <w:rPr>
+                                <w:b/>
+                                <w:bCs/>
+                              </w:rPr>
                             </w:pPr>
                             <w:r>
                               <w:rPr>
+                                <w:b/>
+                                <w:bCs/>
                                 <w:color w:val="000000"/>
                                 <w:sz w:val="24"/>
                                 <w:szCs w:val="24"/>
@@ -672,7 +733,7 @@
           </mc:Choice>
           <mc:Fallback>
             <w:pict>
-              <v:rect id="shape_0" ID="Frame 12" path="m0,0l-2147483645,0l-2147483645,-2147483646l0,-2147483646xe" fillcolor="white" stroked="f" o:allowincell="f" style="position:absolute;margin-left:854.4pt;margin-top:448.15pt;width:110.75pt;height:23.35pt;mso-wrap-style:square;v-text-anchor:top">
+              <v:rect id="shape_0" ID="Frame 12" path="m0,0l-2147483645,0l-2147483645,-2147483646l0,-2147483646xe" fillcolor="white" stroked="f" o:allowincell="f" style="position:absolute;margin-left:844.5pt;margin-top:448.15pt;width:110.75pt;height:23.35pt;mso-wrap-style:square;v-text-anchor:top">
                 <v:fill o:detectmouseclick="t" type="solid" color2="black"/>
                 <v:stroke color="#3465a4" joinstyle="round" endcap="flat"/>
                 <v:textbox>
@@ -681,10 +742,15 @@
                       <w:pPr>
                         <w:pStyle w:val="FrameContents"/>
                         <w:jc w:val="left"/>
-                        <w:rPr/>
+                        <w:rPr>
+                          <w:b/>
+                          <w:bCs/>
+                        </w:rPr>
                       </w:pPr>
                       <w:r>
                         <w:rPr>
+                          <w:b/>
+                          <w:bCs/>
                           <w:color w:val="000000"/>
                           <w:sz w:val="24"/>
                           <w:szCs w:val="24"/>
@@ -705,10 +771,10 @@
               <wp:anchor behindDoc="0" distT="0" distB="0" distL="0" distR="0" simplePos="0" locked="0" layoutInCell="1" allowOverlap="1" relativeHeight="16">
                 <wp:simplePos x="0" y="0"/>
                 <wp:positionH relativeFrom="column">
-                  <wp:posOffset>10708640</wp:posOffset>
+                  <wp:posOffset>10605770</wp:posOffset>
                 </wp:positionH>
                 <wp:positionV relativeFrom="paragraph">
-                  <wp:posOffset>5941060</wp:posOffset>
+                  <wp:posOffset>5952490</wp:posOffset>
                 </wp:positionV>
                 <wp:extent cx="1412240" cy="297180"/>
                 <wp:effectExtent l="0" t="0" r="0" b="0"/>
@@ -745,10 +811,15 @@
                             <w:pPr>
                               <w:pStyle w:val="FrameContents"/>
                               <w:jc w:val="left"/>
-                              <w:rPr/>
+                              <w:rPr>
+                                <w:b/>
+                                <w:bCs/>
+                              </w:rPr>
                             </w:pPr>
                             <w:r>
                               <w:rPr>
+                                <w:b/>
+                                <w:bCs/>
                                 <w:color w:val="000000"/>
                                 <w:sz w:val="24"/>
                                 <w:szCs w:val="24"/>
@@ -769,7 +840,7 @@
           </mc:Choice>
           <mc:Fallback>
             <w:pict>
-              <v:rect id="shape_0" ID="Frame 13" path="m0,0l-2147483645,0l-2147483645,-2147483646l0,-2147483646xe" fillcolor="white" stroked="f" o:allowincell="f" style="position:absolute;margin-left:843.2pt;margin-top:467.8pt;width:111.15pt;height:23.35pt;mso-wrap-style:square;v-text-anchor:top">
+              <v:rect id="shape_0" ID="Frame 13" path="m0,0l-2147483645,0l-2147483645,-2147483646l0,-2147483646xe" fillcolor="white" stroked="f" o:allowincell="f" style="position:absolute;margin-left:835.1pt;margin-top:468.7pt;width:111.15pt;height:23.35pt;mso-wrap-style:square;v-text-anchor:top">
                 <v:fill o:detectmouseclick="t" type="solid" color2="black"/>
                 <v:stroke color="#3465a4" joinstyle="round" endcap="flat"/>
                 <v:textbox>
@@ -778,10 +849,15 @@
                       <w:pPr>
                         <w:pStyle w:val="FrameContents"/>
                         <w:jc w:val="left"/>
-                        <w:rPr/>
+                        <w:rPr>
+                          <w:b/>
+                          <w:bCs/>
+                        </w:rPr>
                       </w:pPr>
                       <w:r>
                         <w:rPr>
+                          <w:b/>
+                          <w:bCs/>
                           <w:color w:val="000000"/>
                           <w:sz w:val="24"/>
                           <w:szCs w:val="24"/>
@@ -842,10 +918,15 @@
                             <w:pPr>
                               <w:pStyle w:val="FrameContents"/>
                               <w:jc w:val="center"/>
-                              <w:rPr/>
+                              <w:rPr>
+                                <w:b/>
+                                <w:bCs/>
+                              </w:rPr>
                             </w:pPr>
                             <w:r>
                               <w:rPr>
+                                <w:b/>
+                                <w:bCs/>
                                 <w:color w:val="000000"/>
                                 <w:sz w:val="24"/>
                                 <w:szCs w:val="24"/>
@@ -875,10 +956,15 @@
                       <w:pPr>
                         <w:pStyle w:val="FrameContents"/>
                         <w:jc w:val="center"/>
-                        <w:rPr/>
+                        <w:rPr>
+                          <w:b/>
+                          <w:bCs/>
+                        </w:rPr>
                       </w:pPr>
                       <w:r>
                         <w:rPr>
+                          <w:b/>
+                          <w:bCs/>
                           <w:color w:val="000000"/>
                           <w:sz w:val="24"/>
                           <w:szCs w:val="24"/>
@@ -939,10 +1025,15 @@
                             <w:pPr>
                               <w:pStyle w:val="FrameContents"/>
                               <w:jc w:val="left"/>
-                              <w:rPr/>
+                              <w:rPr>
+                                <w:b/>
+                                <w:bCs/>
+                              </w:rPr>
                             </w:pPr>
                             <w:r>
                               <w:rPr>
+                                <w:b/>
+                                <w:bCs/>
                                 <w:color w:val="000000"/>
                                 <w:sz w:val="24"/>
                                 <w:szCs w:val="24"/>
@@ -972,10 +1063,15 @@
                       <w:pPr>
                         <w:pStyle w:val="FrameContents"/>
                         <w:jc w:val="left"/>
-                        <w:rPr/>
+                        <w:rPr>
+                          <w:b/>
+                          <w:bCs/>
+                        </w:rPr>
                       </w:pPr>
                       <w:r>
                         <w:rPr>
+                          <w:b/>
+                          <w:bCs/>
                           <w:color w:val="000000"/>
                           <w:sz w:val="24"/>
                           <w:szCs w:val="24"/>
@@ -1001,7 +1097,7 @@
                 <wp:positionV relativeFrom="paragraph">
                   <wp:posOffset>3528060</wp:posOffset>
                 </wp:positionV>
-                <wp:extent cx="1561465" cy="297180"/>
+                <wp:extent cx="2746375" cy="297180"/>
                 <wp:effectExtent l="635" t="0" r="0" b="0"/>
                 <wp:wrapNone/>
                 <wp:docPr id="11" name="Frame 3"/>
@@ -1012,7 +1108,7 @@
                       <wps:spPr>
                         <a:xfrm>
                           <a:off x="0" y="0"/>
-                          <a:ext cx="1561320" cy="297360"/>
+                          <a:ext cx="2746440" cy="297360"/>
                         </a:xfrm>
                         <a:prstGeom prst="rect">
                           <a:avLst/>
@@ -1036,10 +1132,15 @@
                             <w:pPr>
                               <w:pStyle w:val="FrameContents"/>
                               <w:jc w:val="left"/>
-                              <w:rPr/>
+                              <w:rPr>
+                                <w:b/>
+                                <w:bCs/>
+                              </w:rPr>
                             </w:pPr>
                             <w:r>
                               <w:rPr>
+                                <w:b/>
+                                <w:bCs/>
                                 <w:color w:val="000000"/>
                                 <w:sz w:val="24"/>
                                 <w:szCs w:val="24"/>
@@ -1060,7 +1161,7 @@
           </mc:Choice>
           <mc:Fallback>
             <w:pict>
-              <v:rect id="shape_0" ID="Frame 3" path="m0,0l-2147483645,0l-2147483645,-2147483646l0,-2147483646xe" fillcolor="white" stroked="f" o:allowincell="f" style="position:absolute;margin-left:928pt;margin-top:277.8pt;width:122.9pt;height:23.35pt;mso-wrap-style:square;v-text-anchor:top">
+              <v:rect id="shape_0" ID="Frame 3" path="m0,0l-2147483645,0l-2147483645,-2147483646l0,-2147483646xe" fillcolor="white" stroked="f" o:allowincell="f" style="position:absolute;margin-left:928pt;margin-top:277.8pt;width:216.2pt;height:23.35pt;mso-wrap-style:square;v-text-anchor:top">
                 <v:fill o:detectmouseclick="t" type="solid" color2="black"/>
                 <v:stroke color="#3465a4" joinstyle="round" endcap="flat"/>
                 <v:textbox>
@@ -1069,10 +1170,15 @@
                       <w:pPr>
                         <w:pStyle w:val="FrameContents"/>
                         <w:jc w:val="left"/>
-                        <w:rPr/>
+                        <w:rPr>
+                          <w:b/>
+                          <w:bCs/>
+                        </w:rPr>
                       </w:pPr>
                       <w:r>
                         <w:rPr>
+                          <w:b/>
+                          <w:bCs/>
                           <w:color w:val="000000"/>
                           <w:sz w:val="24"/>
                           <w:szCs w:val="24"/>
@@ -1093,10 +1199,10 @@
               <wp:anchor behindDoc="0" distT="0" distB="0" distL="635" distR="0" simplePos="0" locked="0" layoutInCell="1" allowOverlap="1" relativeHeight="24">
                 <wp:simplePos x="0" y="0"/>
                 <wp:positionH relativeFrom="column">
-                  <wp:posOffset>10792460</wp:posOffset>
+                  <wp:posOffset>10883900</wp:posOffset>
                 </wp:positionH>
                 <wp:positionV relativeFrom="paragraph">
-                  <wp:posOffset>4207510</wp:posOffset>
+                  <wp:posOffset>4226560</wp:posOffset>
                 </wp:positionV>
                 <wp:extent cx="3787775" cy="297180"/>
                 <wp:effectExtent l="635" t="0" r="0" b="0"/>
@@ -1133,10 +1239,15 @@
                             <w:pPr>
                               <w:pStyle w:val="FrameContents"/>
                               <w:jc w:val="left"/>
-                              <w:rPr/>
+                              <w:rPr>
+                                <w:b/>
+                                <w:bCs/>
+                              </w:rPr>
                             </w:pPr>
                             <w:r>
                               <w:rPr>
+                                <w:b/>
+                                <w:bCs/>
                                 <w:color w:val="000000"/>
                                 <w:sz w:val="24"/>
                                 <w:szCs w:val="24"/>
@@ -1157,7 +1268,7 @@
           </mc:Choice>
           <mc:Fallback>
             <w:pict>
-              <v:rect id="shape_0" ID="Frame 5" path="m0,0l-2147483645,0l-2147483645,-2147483646l0,-2147483646xe" fillcolor="white" stroked="f" o:allowincell="f" style="position:absolute;margin-left:849.8pt;margin-top:331.3pt;width:298.2pt;height:23.35pt;mso-wrap-style:square;v-text-anchor:top">
+              <v:rect id="shape_0" ID="Frame 5" path="m0,0l-2147483645,0l-2147483645,-2147483646l0,-2147483646xe" fillcolor="white" stroked="f" o:allowincell="f" style="position:absolute;margin-left:857pt;margin-top:332.8pt;width:298.2pt;height:23.35pt;mso-wrap-style:square;v-text-anchor:top">
                 <v:fill o:detectmouseclick="t" type="solid" color2="black"/>
                 <v:stroke color="#3465a4" joinstyle="round" endcap="flat"/>
                 <v:textbox>
@@ -1166,10 +1277,15 @@
                       <w:pPr>
                         <w:pStyle w:val="FrameContents"/>
                         <w:jc w:val="left"/>
-                        <w:rPr/>
+                        <w:rPr>
+                          <w:b/>
+                          <w:bCs/>
+                        </w:rPr>
                       </w:pPr>
                       <w:r>
                         <w:rPr>
+                          <w:b/>
+                          <w:bCs/>
                           <w:color w:val="000000"/>
                           <w:sz w:val="24"/>
                           <w:szCs w:val="24"/>
@@ -1193,7 +1309,7 @@
                   <wp:posOffset>11353165</wp:posOffset>
                 </wp:positionH>
                 <wp:positionV relativeFrom="paragraph">
-                  <wp:posOffset>4908550</wp:posOffset>
+                  <wp:posOffset>4927600</wp:posOffset>
                 </wp:positionV>
                 <wp:extent cx="2207260" cy="297180"/>
                 <wp:effectExtent l="0" t="0" r="0" b="0"/>
@@ -1230,10 +1346,15 @@
                             <w:pPr>
                               <w:pStyle w:val="FrameContents"/>
                               <w:jc w:val="left"/>
-                              <w:rPr/>
+                              <w:rPr>
+                                <w:b/>
+                                <w:bCs/>
+                              </w:rPr>
                             </w:pPr>
                             <w:r>
                               <w:rPr>
+                                <w:b/>
+                                <w:bCs/>
                                 <w:color w:val="000000"/>
                                 <w:sz w:val="24"/>
                                 <w:szCs w:val="24"/>
@@ -1254,7 +1375,7 @@
           </mc:Choice>
           <mc:Fallback>
             <w:pict>
-              <v:rect id="shape_0" ID="Frame 14" path="m0,0l-2147483645,0l-2147483645,-2147483646l0,-2147483646xe" fillcolor="white" stroked="f" o:allowincell="f" style="position:absolute;margin-left:893.95pt;margin-top:386.5pt;width:173.75pt;height:23.35pt;mso-wrap-style:square;v-text-anchor:top">
+              <v:rect id="shape_0" ID="Frame 14" path="m0,0l-2147483645,0l-2147483645,-2147483646l0,-2147483646xe" fillcolor="white" stroked="f" o:allowincell="f" style="position:absolute;margin-left:893.95pt;margin-top:388pt;width:173.75pt;height:23.35pt;mso-wrap-style:square;v-text-anchor:top">
                 <v:fill o:detectmouseclick="t" type="solid" color2="black"/>
                 <v:stroke color="#3465a4" joinstyle="round" endcap="flat"/>
                 <v:textbox>
@@ -1263,10 +1384,15 @@
                       <w:pPr>
                         <w:pStyle w:val="FrameContents"/>
                         <w:jc w:val="left"/>
-                        <w:rPr/>
+                        <w:rPr>
+                          <w:b/>
+                          <w:bCs/>
+                        </w:rPr>
                       </w:pPr>
                       <w:r>
                         <w:rPr>
+                          <w:b/>
+                          <w:bCs/>
                           <w:color w:val="000000"/>
                           <w:sz w:val="24"/>
                           <w:szCs w:val="24"/>
@@ -1287,10 +1413,10 @@
               <wp:anchor behindDoc="0" distT="0" distB="0" distL="0" distR="0" simplePos="0" locked="0" layoutInCell="1" allowOverlap="1" relativeHeight="28">
                 <wp:simplePos x="0" y="0"/>
                 <wp:positionH relativeFrom="column">
-                  <wp:posOffset>10902315</wp:posOffset>
+                  <wp:posOffset>10776585</wp:posOffset>
                 </wp:positionH>
                 <wp:positionV relativeFrom="paragraph">
-                  <wp:posOffset>5189220</wp:posOffset>
+                  <wp:posOffset>5185410</wp:posOffset>
                 </wp:positionV>
                 <wp:extent cx="3693795" cy="297180"/>
                 <wp:effectExtent l="0" t="0" r="0" b="0"/>
@@ -1327,10 +1453,15 @@
                             <w:pPr>
                               <w:pStyle w:val="FrameContents"/>
                               <w:jc w:val="left"/>
-                              <w:rPr/>
+                              <w:rPr>
+                                <w:b/>
+                                <w:bCs/>
+                              </w:rPr>
                             </w:pPr>
                             <w:r>
                               <w:rPr>
+                                <w:b/>
+                                <w:bCs/>
                                 <w:color w:val="000000"/>
                                 <w:sz w:val="24"/>
                                 <w:szCs w:val="24"/>
@@ -1351,7 +1482,7 @@
           </mc:Choice>
           <mc:Fallback>
             <w:pict>
-              <v:rect id="shape_0" ID="Frame 10" path="m0,0l-2147483645,0l-2147483645,-2147483646l0,-2147483646xe" fillcolor="white" stroked="f" o:allowincell="f" style="position:absolute;margin-left:858.45pt;margin-top:408.6pt;width:290.8pt;height:23.35pt;mso-wrap-style:square;v-text-anchor:top">
+              <v:rect id="shape_0" ID="Frame 10" path="m0,0l-2147483645,0l-2147483645,-2147483646l0,-2147483646xe" fillcolor="white" stroked="f" o:allowincell="f" style="position:absolute;margin-left:848.55pt;margin-top:408.3pt;width:290.8pt;height:23.35pt;mso-wrap-style:square;v-text-anchor:top">
                 <v:fill o:detectmouseclick="t" type="solid" color2="black"/>
                 <v:stroke color="#3465a4" joinstyle="round" endcap="flat"/>
                 <v:textbox>
@@ -1360,10 +1491,15 @@
                       <w:pPr>
                         <w:pStyle w:val="FrameContents"/>
                         <w:jc w:val="left"/>
-                        <w:rPr/>
+                        <w:rPr>
+                          <w:b/>
+                          <w:bCs/>
+                        </w:rPr>
                       </w:pPr>
                       <w:r>
                         <w:rPr>
+                          <w:b/>
+                          <w:bCs/>
                           <w:color w:val="000000"/>
                           <w:sz w:val="24"/>
                           <w:szCs w:val="24"/>
@@ -1384,10 +1520,10 @@
               <wp:anchor behindDoc="0" distT="0" distB="0" distL="0" distR="0" simplePos="0" locked="0" layoutInCell="1" allowOverlap="1" relativeHeight="30">
                 <wp:simplePos x="0" y="0"/>
                 <wp:positionH relativeFrom="column">
-                  <wp:posOffset>5330190</wp:posOffset>
+                  <wp:posOffset>5154930</wp:posOffset>
                 </wp:positionH>
                 <wp:positionV relativeFrom="paragraph">
-                  <wp:posOffset>2748280</wp:posOffset>
+                  <wp:posOffset>2698750</wp:posOffset>
                 </wp:positionV>
                 <wp:extent cx="3874770" cy="297180"/>
                 <wp:effectExtent l="0" t="0" r="0" b="0"/>
@@ -1424,10 +1560,15 @@
                             <w:pPr>
                               <w:pStyle w:val="FrameContents"/>
                               <w:jc w:val="left"/>
-                              <w:rPr/>
+                              <w:rPr>
+                                <w:b/>
+                                <w:bCs/>
+                              </w:rPr>
                             </w:pPr>
                             <w:r>
                               <w:rPr>
+                                <w:b/>
+                                <w:bCs/>
                                 <w:color w:val="000000"/>
                                 <w:sz w:val="24"/>
                                 <w:szCs w:val="24"/>
@@ -1448,7 +1589,7 @@
           </mc:Choice>
           <mc:Fallback>
             <w:pict>
-              <v:rect id="shape_0" ID="Frame 16" path="m0,0l-2147483645,0l-2147483645,-2147483646l0,-2147483646xe" fillcolor="white" stroked="f" o:allowincell="f" style="position:absolute;margin-left:419.7pt;margin-top:216.4pt;width:305.05pt;height:23.35pt;mso-wrap-style:square;v-text-anchor:top">
+              <v:rect id="shape_0" ID="Frame 16" path="m0,0l-2147483645,0l-2147483645,-2147483646l0,-2147483646xe" fillcolor="white" stroked="f" o:allowincell="f" style="position:absolute;margin-left:405.9pt;margin-top:212.5pt;width:305.05pt;height:23.35pt;mso-wrap-style:square;v-text-anchor:top">
                 <v:fill o:detectmouseclick="t" type="solid" color2="black"/>
                 <v:stroke color="#3465a4" joinstyle="round" endcap="flat"/>
                 <v:textbox>
@@ -1457,10 +1598,15 @@
                       <w:pPr>
                         <w:pStyle w:val="FrameContents"/>
                         <w:jc w:val="left"/>
-                        <w:rPr/>
+                        <w:rPr>
+                          <w:b/>
+                          <w:bCs/>
+                        </w:rPr>
                       </w:pPr>
                       <w:r>
                         <w:rPr>
+                          <w:b/>
+                          <w:bCs/>
                           <w:color w:val="000000"/>
                           <w:sz w:val="24"/>
                           <w:szCs w:val="24"/>
@@ -1484,7 +1630,7 @@
                   <wp:posOffset>5027295</wp:posOffset>
                 </wp:positionH>
                 <wp:positionV relativeFrom="paragraph">
-                  <wp:posOffset>3009265</wp:posOffset>
+                  <wp:posOffset>2963545</wp:posOffset>
                 </wp:positionV>
                 <wp:extent cx="1159510" cy="297180"/>
                 <wp:effectExtent l="0" t="0" r="0" b="0"/>
@@ -1523,11 +1669,14 @@
                               <w:overflowPunct w:val="false"/>
                               <w:jc w:val="left"/>
                               <w:rPr>
-                                <w:color w:val="000000"/>
+                                <w:b/>
+                                <w:bCs/>
                               </w:rPr>
                             </w:pPr>
                             <w:r>
                               <w:rPr>
+                                <w:b/>
+                                <w:bCs/>
                                 <w:color w:val="000000"/>
                                 <w:sz w:val="24"/>
                                 <w:szCs w:val="24"/>
@@ -1548,7 +1697,7 @@
           </mc:Choice>
           <mc:Fallback>
             <w:pict>
-              <v:rect id="shape_0" ID="Frame 17" path="m0,0l-2147483645,0l-2147483645,-2147483646l0,-2147483646xe" fillcolor="white" stroked="f" o:allowincell="f" style="position:absolute;margin-left:395.85pt;margin-top:236.95pt;width:91.25pt;height:23.35pt;mso-wrap-style:square;v-text-anchor:top">
+              <v:rect id="shape_0" ID="Frame 17" path="m0,0l-2147483645,0l-2147483645,-2147483646l0,-2147483646xe" fillcolor="white" stroked="f" o:allowincell="f" style="position:absolute;margin-left:395.85pt;margin-top:233.35pt;width:91.25pt;height:23.35pt;mso-wrap-style:square;v-text-anchor:top">
                 <v:fill o:detectmouseclick="t" type="solid" color2="black"/>
                 <v:stroke color="#3465a4" joinstyle="round" endcap="flat"/>
                 <v:textbox>
@@ -1559,11 +1708,14 @@
                         <w:overflowPunct w:val="false"/>
                         <w:jc w:val="left"/>
                         <w:rPr>
-                          <w:color w:val="000000"/>
+                          <w:b/>
+                          <w:bCs/>
                         </w:rPr>
                       </w:pPr>
                       <w:r>
                         <w:rPr>
+                          <w:b/>
+                          <w:bCs/>
                           <w:color w:val="000000"/>
                           <w:sz w:val="24"/>
                           <w:szCs w:val="24"/>
@@ -1624,10 +1776,15 @@
                             <w:pPr>
                               <w:pStyle w:val="FrameContents"/>
                               <w:jc w:val="center"/>
-                              <w:rPr/>
+                              <w:rPr>
+                                <w:b/>
+                                <w:bCs/>
+                              </w:rPr>
                             </w:pPr>
                             <w:r>
                               <w:rPr>
+                                <w:b/>
+                                <w:bCs/>
                                 <w:color w:val="000000"/>
                                 <w:sz w:val="24"/>
                                 <w:szCs w:val="24"/>
@@ -1657,10 +1814,15 @@
                       <w:pPr>
                         <w:pStyle w:val="FrameContents"/>
                         <w:jc w:val="center"/>
-                        <w:rPr/>
+                        <w:rPr>
+                          <w:b/>
+                          <w:bCs/>
+                        </w:rPr>
                       </w:pPr>
                       <w:r>
                         <w:rPr>
+                          <w:b/>
+                          <w:bCs/>
                           <w:color w:val="000000"/>
                           <w:sz w:val="24"/>
                           <w:szCs w:val="24"/>
@@ -1681,7 +1843,7 @@
               <wp:anchor behindDoc="0" distT="0" distB="0" distL="0" distR="0" simplePos="0" locked="0" layoutInCell="1" allowOverlap="1" relativeHeight="36">
                 <wp:simplePos x="0" y="0"/>
                 <wp:positionH relativeFrom="column">
-                  <wp:posOffset>8450580</wp:posOffset>
+                  <wp:posOffset>8340090</wp:posOffset>
                 </wp:positionH>
                 <wp:positionV relativeFrom="paragraph">
                   <wp:posOffset>1908175</wp:posOffset>
@@ -1721,10 +1883,15 @@
                             <w:pPr>
                               <w:pStyle w:val="FrameContents"/>
                               <w:jc w:val="left"/>
-                              <w:rPr/>
+                              <w:rPr>
+                                <w:b/>
+                                <w:bCs/>
+                              </w:rPr>
                             </w:pPr>
                             <w:r>
                               <w:rPr>
+                                <w:b/>
+                                <w:bCs/>
                                 <w:color w:val="000000"/>
                                 <w:sz w:val="24"/>
                                 <w:szCs w:val="24"/>
@@ -1745,7 +1912,7 @@
           </mc:Choice>
           <mc:Fallback>
             <w:pict>
-              <v:rect id="shape_0" ID="Frame 19" path="m0,0l-2147483645,0l-2147483645,-2147483646l0,-2147483646xe" fillcolor="white" stroked="f" o:allowincell="f" style="position:absolute;margin-left:665.4pt;margin-top:150.25pt;width:74.8pt;height:23.35pt;mso-wrap-style:square;v-text-anchor:top">
+              <v:rect id="shape_0" ID="Frame 19" path="m0,0l-2147483645,0l-2147483645,-2147483646l0,-2147483646xe" fillcolor="white" stroked="f" o:allowincell="f" style="position:absolute;margin-left:656.7pt;margin-top:150.25pt;width:74.8pt;height:23.35pt;mso-wrap-style:square;v-text-anchor:top">
                 <v:fill o:detectmouseclick="t" type="solid" color2="black"/>
                 <v:stroke color="#3465a4" joinstyle="round" endcap="flat"/>
                 <v:textbox>
@@ -1754,10 +1921,15 @@
                       <w:pPr>
                         <w:pStyle w:val="FrameContents"/>
                         <w:jc w:val="left"/>
-                        <w:rPr/>
+                        <w:rPr>
+                          <w:b/>
+                          <w:bCs/>
+                        </w:rPr>
                       </w:pPr>
                       <w:r>
                         <w:rPr>
+                          <w:b/>
+                          <w:bCs/>
                           <w:color w:val="000000"/>
                           <w:sz w:val="24"/>
                           <w:szCs w:val="24"/>
@@ -1781,7 +1953,7 @@
                   <wp:posOffset>4916805</wp:posOffset>
                 </wp:positionH>
                 <wp:positionV relativeFrom="paragraph">
-                  <wp:posOffset>3268980</wp:posOffset>
+                  <wp:posOffset>3223260</wp:posOffset>
                 </wp:positionV>
                 <wp:extent cx="1503680" cy="297180"/>
                 <wp:effectExtent l="0" t="0" r="0" b="0"/>
@@ -1818,10 +1990,15 @@
                             <w:pPr>
                               <w:pStyle w:val="FrameContents"/>
                               <w:jc w:val="left"/>
-                              <w:rPr/>
+                              <w:rPr>
+                                <w:b/>
+                                <w:bCs/>
+                              </w:rPr>
                             </w:pPr>
                             <w:r>
                               <w:rPr>
+                                <w:b/>
+                                <w:bCs/>
                                 <w:color w:val="000000"/>
                                 <w:sz w:val="24"/>
                                 <w:szCs w:val="24"/>
@@ -1842,7 +2019,7 @@
           </mc:Choice>
           <mc:Fallback>
             <w:pict>
-              <v:rect id="shape_0" ID="Frame 20" path="m0,0l-2147483645,0l-2147483645,-2147483646l0,-2147483646xe" fillcolor="white" stroked="f" o:allowincell="f" style="position:absolute;margin-left:387.15pt;margin-top:257.4pt;width:118.35pt;height:23.35pt;mso-wrap-style:square;v-text-anchor:top">
+              <v:rect id="shape_0" ID="Frame 20" path="m0,0l-2147483645,0l-2147483645,-2147483646l0,-2147483646xe" fillcolor="white" stroked="f" o:allowincell="f" style="position:absolute;margin-left:387.15pt;margin-top:253.8pt;width:118.35pt;height:23.35pt;mso-wrap-style:square;v-text-anchor:top">
                 <v:fill o:detectmouseclick="t" type="solid" color2="black"/>
                 <v:stroke color="#3465a4" joinstyle="round" endcap="flat"/>
                 <v:textbox>
@@ -1851,10 +2028,15 @@
                       <w:pPr>
                         <w:pStyle w:val="FrameContents"/>
                         <w:jc w:val="left"/>
-                        <w:rPr/>
+                        <w:rPr>
+                          <w:b/>
+                          <w:bCs/>
+                        </w:rPr>
                       </w:pPr>
                       <w:r>
                         <w:rPr>
+                          <w:b/>
+                          <w:bCs/>
                           <w:color w:val="000000"/>
                           <w:sz w:val="24"/>
                           <w:szCs w:val="24"/>
@@ -1878,9 +2060,9 @@
                   <wp:posOffset>6384925</wp:posOffset>
                 </wp:positionH>
                 <wp:positionV relativeFrom="paragraph">
-                  <wp:posOffset>3528060</wp:posOffset>
+                  <wp:posOffset>3493770</wp:posOffset>
                 </wp:positionV>
-                <wp:extent cx="1561465" cy="297180"/>
+                <wp:extent cx="2594610" cy="297180"/>
                 <wp:effectExtent l="635" t="0" r="0" b="0"/>
                 <wp:wrapNone/>
                 <wp:docPr id="20" name="Frame 21"/>
@@ -1891,7 +2073,7 @@
                       <wps:spPr>
                         <a:xfrm>
                           <a:off x="0" y="0"/>
-                          <a:ext cx="1561320" cy="297360"/>
+                          <a:ext cx="2594520" cy="297360"/>
                         </a:xfrm>
                         <a:prstGeom prst="rect">
                           <a:avLst/>
@@ -1915,10 +2097,15 @@
                             <w:pPr>
                               <w:pStyle w:val="FrameContents"/>
                               <w:jc w:val="left"/>
-                              <w:rPr/>
+                              <w:rPr>
+                                <w:b/>
+                                <w:bCs/>
+                              </w:rPr>
                             </w:pPr>
                             <w:r>
                               <w:rPr>
+                                <w:b/>
+                                <w:bCs/>
                                 <w:color w:val="000000"/>
                                 <w:sz w:val="24"/>
                                 <w:szCs w:val="24"/>
@@ -1939,7 +2126,7 @@
           </mc:Choice>
           <mc:Fallback>
             <w:pict>
-              <v:rect id="shape_0" ID="Frame 21" path="m0,0l-2147483645,0l-2147483645,-2147483646l0,-2147483646xe" fillcolor="white" stroked="f" o:allowincell="f" style="position:absolute;margin-left:502.75pt;margin-top:277.8pt;width:122.9pt;height:23.35pt;mso-wrap-style:square;v-text-anchor:top">
+              <v:rect id="shape_0" ID="Frame 21" path="m0,0l-2147483645,0l-2147483645,-2147483646l0,-2147483646xe" fillcolor="white" stroked="f" o:allowincell="f" style="position:absolute;margin-left:502.75pt;margin-top:275.1pt;width:204.25pt;height:23.35pt;mso-wrap-style:square;v-text-anchor:top">
                 <v:fill o:detectmouseclick="t" type="solid" color2="black"/>
                 <v:stroke color="#3465a4" joinstyle="round" endcap="flat"/>
                 <v:textbox>
@@ -1948,10 +2135,15 @@
                       <w:pPr>
                         <w:pStyle w:val="FrameContents"/>
                         <w:jc w:val="left"/>
-                        <w:rPr/>
+                        <w:rPr>
+                          <w:b/>
+                          <w:bCs/>
+                        </w:rPr>
                       </w:pPr>
                       <w:r>
                         <w:rPr>
+                          <w:b/>
+                          <w:bCs/>
                           <w:color w:val="000000"/>
                           <w:sz w:val="24"/>
                           <w:szCs w:val="24"/>
@@ -1972,10 +2164,10 @@
               <wp:anchor behindDoc="0" distT="0" distB="0" distL="635" distR="0" simplePos="0" locked="0" layoutInCell="1" allowOverlap="1" relativeHeight="42">
                 <wp:simplePos x="0" y="0"/>
                 <wp:positionH relativeFrom="column">
-                  <wp:posOffset>6270625</wp:posOffset>
+                  <wp:posOffset>6110605</wp:posOffset>
                 </wp:positionH>
                 <wp:positionV relativeFrom="paragraph">
-                  <wp:posOffset>3799840</wp:posOffset>
+                  <wp:posOffset>3761740</wp:posOffset>
                 </wp:positionV>
                 <wp:extent cx="1561465" cy="297180"/>
                 <wp:effectExtent l="635" t="0" r="0" b="0"/>
@@ -2012,10 +2204,15 @@
                             <w:pPr>
                               <w:pStyle w:val="FrameContents"/>
                               <w:jc w:val="left"/>
-                              <w:rPr/>
+                              <w:rPr>
+                                <w:b/>
+                                <w:bCs/>
+                              </w:rPr>
                             </w:pPr>
                             <w:r>
                               <w:rPr>
+                                <w:b/>
+                                <w:bCs/>
                                 <w:color w:val="000000"/>
                                 <w:sz w:val="24"/>
                                 <w:szCs w:val="24"/>
@@ -2036,7 +2233,7 @@
           </mc:Choice>
           <mc:Fallback>
             <w:pict>
-              <v:rect id="shape_0" ID="Frame 22" path="m0,0l-2147483645,0l-2147483645,-2147483646l0,-2147483646xe" fillcolor="white" stroked="f" o:allowincell="f" style="position:absolute;margin-left:493.75pt;margin-top:299.2pt;width:122.9pt;height:23.35pt;mso-wrap-style:square;v-text-anchor:top">
+              <v:rect id="shape_0" ID="Frame 22" path="m0,0l-2147483645,0l-2147483645,-2147483646l0,-2147483646xe" fillcolor="white" stroked="f" o:allowincell="f" style="position:absolute;margin-left:481.15pt;margin-top:296.2pt;width:122.9pt;height:23.35pt;mso-wrap-style:square;v-text-anchor:top">
                 <v:fill o:detectmouseclick="t" type="solid" color2="black"/>
                 <v:stroke color="#3465a4" joinstyle="round" endcap="flat"/>
                 <v:textbox>
@@ -2045,10 +2242,15 @@
                       <w:pPr>
                         <w:pStyle w:val="FrameContents"/>
                         <w:jc w:val="left"/>
-                        <w:rPr/>
+                        <w:rPr>
+                          <w:b/>
+                          <w:bCs/>
+                        </w:rPr>
                       </w:pPr>
                       <w:r>
                         <w:rPr>
+                          <w:b/>
+                          <w:bCs/>
                           <w:color w:val="000000"/>
                           <w:sz w:val="24"/>
                           <w:szCs w:val="24"/>
@@ -2072,7 +2274,7 @@
                   <wp:posOffset>5391785</wp:posOffset>
                 </wp:positionH>
                 <wp:positionV relativeFrom="paragraph">
-                  <wp:posOffset>4207510</wp:posOffset>
+                  <wp:posOffset>4188460</wp:posOffset>
                 </wp:positionV>
                 <wp:extent cx="3787775" cy="297180"/>
                 <wp:effectExtent l="635" t="0" r="0" b="0"/>
@@ -2109,10 +2311,15 @@
                             <w:pPr>
                               <w:pStyle w:val="FrameContents"/>
                               <w:jc w:val="left"/>
-                              <w:rPr/>
+                              <w:rPr>
+                                <w:b/>
+                                <w:bCs/>
+                              </w:rPr>
                             </w:pPr>
                             <w:r>
                               <w:rPr>
+                                <w:b/>
+                                <w:bCs/>
                                 <w:color w:val="000000"/>
                                 <w:sz w:val="24"/>
                                 <w:szCs w:val="24"/>
@@ -2133,7 +2340,7 @@
           </mc:Choice>
           <mc:Fallback>
             <w:pict>
-              <v:rect id="shape_0" ID="Frame 23" path="m0,0l-2147483645,0l-2147483645,-2147483646l0,-2147483646xe" fillcolor="white" stroked="f" o:allowincell="f" style="position:absolute;margin-left:424.55pt;margin-top:331.3pt;width:298.2pt;height:23.35pt;mso-wrap-style:square;v-text-anchor:top">
+              <v:rect id="shape_0" ID="Frame 23" path="m0,0l-2147483645,0l-2147483645,-2147483646l0,-2147483646xe" fillcolor="white" stroked="f" o:allowincell="f" style="position:absolute;margin-left:424.55pt;margin-top:329.8pt;width:298.2pt;height:23.35pt;mso-wrap-style:square;v-text-anchor:top">
                 <v:fill o:detectmouseclick="t" type="solid" color2="black"/>
                 <v:stroke color="#3465a4" joinstyle="round" endcap="flat"/>
                 <v:textbox>
@@ -2142,10 +2349,15 @@
                       <w:pPr>
                         <w:pStyle w:val="FrameContents"/>
                         <w:jc w:val="left"/>
-                        <w:rPr/>
+                        <w:rPr>
+                          <w:b/>
+                          <w:bCs/>
+                        </w:rPr>
                       </w:pPr>
                       <w:r>
                         <w:rPr>
+                          <w:b/>
+                          <w:bCs/>
                           <w:color w:val="000000"/>
                           <w:sz w:val="24"/>
                           <w:szCs w:val="24"/>
@@ -2166,10 +2378,10 @@
               <wp:anchor behindDoc="0" distT="0" distB="0" distL="0" distR="0" simplePos="0" locked="0" layoutInCell="1" allowOverlap="1" relativeHeight="46">
                 <wp:simplePos x="0" y="0"/>
                 <wp:positionH relativeFrom="column">
-                  <wp:posOffset>5952490</wp:posOffset>
+                  <wp:posOffset>5815330</wp:posOffset>
                 </wp:positionH>
                 <wp:positionV relativeFrom="paragraph">
-                  <wp:posOffset>4908550</wp:posOffset>
+                  <wp:posOffset>4881880</wp:posOffset>
                 </wp:positionV>
                 <wp:extent cx="2207260" cy="297180"/>
                 <wp:effectExtent l="0" t="0" r="0" b="0"/>
@@ -2206,10 +2418,15 @@
                             <w:pPr>
                               <w:pStyle w:val="FrameContents"/>
                               <w:jc w:val="left"/>
-                              <w:rPr/>
+                              <w:rPr>
+                                <w:b/>
+                                <w:bCs/>
+                              </w:rPr>
                             </w:pPr>
                             <w:r>
                               <w:rPr>
+                                <w:b/>
+                                <w:bCs/>
                                 <w:color w:val="000000"/>
                                 <w:sz w:val="24"/>
                                 <w:szCs w:val="24"/>
@@ -2230,7 +2447,7 @@
           </mc:Choice>
           <mc:Fallback>
             <w:pict>
-              <v:rect id="shape_0" ID="Frame 24" path="m0,0l-2147483645,0l-2147483645,-2147483646l0,-2147483646xe" fillcolor="white" stroked="f" o:allowincell="f" style="position:absolute;margin-left:468.7pt;margin-top:386.5pt;width:173.75pt;height:23.35pt;mso-wrap-style:square;v-text-anchor:top">
+              <v:rect id="shape_0" ID="Frame 24" path="m0,0l-2147483645,0l-2147483645,-2147483646l0,-2147483646xe" fillcolor="white" stroked="f" o:allowincell="f" style="position:absolute;margin-left:457.9pt;margin-top:384.4pt;width:173.75pt;height:23.35pt;mso-wrap-style:square;v-text-anchor:top">
                 <v:fill o:detectmouseclick="t" type="solid" color2="black"/>
                 <v:stroke color="#3465a4" joinstyle="round" endcap="flat"/>
                 <v:textbox>
@@ -2239,10 +2456,15 @@
                       <w:pPr>
                         <w:pStyle w:val="FrameContents"/>
                         <w:jc w:val="left"/>
-                        <w:rPr/>
+                        <w:rPr>
+                          <w:b/>
+                          <w:bCs/>
+                        </w:rPr>
                       </w:pPr>
                       <w:r>
                         <w:rPr>
+                          <w:b/>
+                          <w:bCs/>
                           <w:color w:val="000000"/>
                           <w:sz w:val="24"/>
                           <w:szCs w:val="24"/>
@@ -2263,12 +2485,12 @@
               <wp:anchor behindDoc="0" distT="0" distB="0" distL="0" distR="0" simplePos="0" locked="0" layoutInCell="1" allowOverlap="1" relativeHeight="48">
                 <wp:simplePos x="0" y="0"/>
                 <wp:positionH relativeFrom="column">
-                  <wp:posOffset>8232775</wp:posOffset>
+                  <wp:posOffset>8130540</wp:posOffset>
                 </wp:positionH>
                 <wp:positionV relativeFrom="paragraph">
-                  <wp:posOffset>4908550</wp:posOffset>
+                  <wp:posOffset>4897120</wp:posOffset>
                 </wp:positionV>
-                <wp:extent cx="1002030" cy="297180"/>
+                <wp:extent cx="1104265" cy="297180"/>
                 <wp:effectExtent l="0" t="0" r="0" b="0"/>
                 <wp:wrapNone/>
                 <wp:docPr id="24" name="Frame 25"/>
@@ -2279,7 +2501,7 @@
                       <wps:spPr>
                         <a:xfrm>
                           <a:off x="0" y="0"/>
-                          <a:ext cx="1001880" cy="297360"/>
+                          <a:ext cx="1104120" cy="297360"/>
                         </a:xfrm>
                         <a:prstGeom prst="rect">
                           <a:avLst/>
@@ -2303,10 +2525,15 @@
                             <w:pPr>
                               <w:pStyle w:val="FrameContents"/>
                               <w:jc w:val="left"/>
-                              <w:rPr/>
+                              <w:rPr>
+                                <w:b/>
+                                <w:bCs/>
+                              </w:rPr>
                             </w:pPr>
                             <w:r>
                               <w:rPr>
+                                <w:b/>
+                                <w:bCs/>
                                 <w:color w:val="000000"/>
                                 <w:sz w:val="24"/>
                                 <w:szCs w:val="24"/>
@@ -2327,7 +2554,7 @@
           </mc:Choice>
           <mc:Fallback>
             <w:pict>
-              <v:rect id="shape_0" ID="Frame 25" path="m0,0l-2147483645,0l-2147483645,-2147483646l0,-2147483646xe" fillcolor="white" stroked="f" o:allowincell="f" style="position:absolute;margin-left:648.25pt;margin-top:386.5pt;width:78.85pt;height:23.35pt;mso-wrap-style:square;v-text-anchor:top">
+              <v:rect id="shape_0" ID="Frame 25" path="m0,0l-2147483645,0l-2147483645,-2147483646l0,-2147483646xe" fillcolor="white" stroked="f" o:allowincell="f" style="position:absolute;margin-left:640.2pt;margin-top:385.6pt;width:86.9pt;height:23.35pt;mso-wrap-style:square;v-text-anchor:top">
                 <v:fill o:detectmouseclick="t" type="solid" color2="black"/>
                 <v:stroke color="#3465a4" joinstyle="round" endcap="flat"/>
                 <v:textbox>
@@ -2336,10 +2563,15 @@
                       <w:pPr>
                         <w:pStyle w:val="FrameContents"/>
                         <w:jc w:val="left"/>
-                        <w:rPr/>
+                        <w:rPr>
+                          <w:b/>
+                          <w:bCs/>
+                        </w:rPr>
                       </w:pPr>
                       <w:r>
                         <w:rPr>
+                          <w:b/>
+                          <w:bCs/>
                           <w:color w:val="000000"/>
                           <w:sz w:val="24"/>
                           <w:szCs w:val="24"/>
@@ -2360,10 +2592,10 @@
               <wp:anchor behindDoc="0" distT="0" distB="0" distL="0" distR="0" simplePos="0" locked="0" layoutInCell="1" allowOverlap="1" relativeHeight="50">
                 <wp:simplePos x="0" y="0"/>
                 <wp:positionH relativeFrom="column">
-                  <wp:posOffset>5501640</wp:posOffset>
+                  <wp:posOffset>5234940</wp:posOffset>
                 </wp:positionH>
                 <wp:positionV relativeFrom="paragraph">
-                  <wp:posOffset>5189220</wp:posOffset>
+                  <wp:posOffset>5151120</wp:posOffset>
                 </wp:positionV>
                 <wp:extent cx="3693795" cy="297180"/>
                 <wp:effectExtent l="0" t="0" r="0" b="0"/>
@@ -2400,10 +2632,15 @@
                             <w:pPr>
                               <w:pStyle w:val="FrameContents"/>
                               <w:jc w:val="left"/>
-                              <w:rPr/>
+                              <w:rPr>
+                                <w:b/>
+                                <w:bCs/>
+                              </w:rPr>
                             </w:pPr>
                             <w:r>
                               <w:rPr>
+                                <w:b/>
+                                <w:bCs/>
                                 <w:color w:val="000000"/>
                                 <w:sz w:val="24"/>
                                 <w:szCs w:val="24"/>
@@ -2424,7 +2661,7 @@
           </mc:Choice>
           <mc:Fallback>
             <w:pict>
-              <v:rect id="shape_0" ID="Frame 26" path="m0,0l-2147483645,0l-2147483645,-2147483646l0,-2147483646xe" fillcolor="white" stroked="f" o:allowincell="f" style="position:absolute;margin-left:433.2pt;margin-top:408.6pt;width:290.8pt;height:23.35pt;mso-wrap-style:square;v-text-anchor:top">
+              <v:rect id="shape_0" ID="Frame 26" path="m0,0l-2147483645,0l-2147483645,-2147483646l0,-2147483646xe" fillcolor="white" stroked="f" o:allowincell="f" style="position:absolute;margin-left:412.2pt;margin-top:405.6pt;width:290.8pt;height:23.35pt;mso-wrap-style:square;v-text-anchor:top">
                 <v:fill o:detectmouseclick="t" type="solid" color2="black"/>
                 <v:stroke color="#3465a4" joinstyle="round" endcap="flat"/>
                 <v:textbox>
@@ -2433,10 +2670,15 @@
                       <w:pPr>
                         <w:pStyle w:val="FrameContents"/>
                         <w:jc w:val="left"/>
-                        <w:rPr/>
+                        <w:rPr>
+                          <w:b/>
+                          <w:bCs/>
+                        </w:rPr>
                       </w:pPr>
                       <w:r>
                         <w:rPr>
+                          <w:b/>
+                          <w:bCs/>
                           <w:color w:val="000000"/>
                           <w:sz w:val="24"/>
                           <w:szCs w:val="24"/>
@@ -2457,10 +2699,10 @@
               <wp:anchor behindDoc="0" distT="0" distB="0" distL="0" distR="0" simplePos="0" locked="0" layoutInCell="1" allowOverlap="1" relativeHeight="52">
                 <wp:simplePos x="0" y="0"/>
                 <wp:positionH relativeFrom="column">
-                  <wp:posOffset>4901565</wp:posOffset>
+                  <wp:posOffset>4760595</wp:posOffset>
                 </wp:positionH>
                 <wp:positionV relativeFrom="paragraph">
-                  <wp:posOffset>5429250</wp:posOffset>
+                  <wp:posOffset>5398770</wp:posOffset>
                 </wp:positionV>
                 <wp:extent cx="2799080" cy="297180"/>
                 <wp:effectExtent l="0" t="0" r="0" b="0"/>
@@ -2497,10 +2739,15 @@
                             <w:pPr>
                               <w:pStyle w:val="FrameContents"/>
                               <w:jc w:val="left"/>
-                              <w:rPr/>
+                              <w:rPr>
+                                <w:b/>
+                                <w:bCs/>
+                              </w:rPr>
                             </w:pPr>
                             <w:r>
                               <w:rPr>
+                                <w:b/>
+                                <w:bCs/>
                                 <w:color w:val="000000"/>
                                 <w:sz w:val="24"/>
                                 <w:szCs w:val="24"/>
@@ -2521,7 +2768,7 @@
           </mc:Choice>
           <mc:Fallback>
             <w:pict>
-              <v:rect id="shape_0" ID="Frame 27" path="m0,0l-2147483645,0l-2147483645,-2147483646l0,-2147483646xe" fillcolor="white" stroked="f" o:allowincell="f" style="position:absolute;margin-left:385.95pt;margin-top:427.5pt;width:220.35pt;height:23.35pt;mso-wrap-style:square;v-text-anchor:top">
+              <v:rect id="shape_0" ID="Frame 27" path="m0,0l-2147483645,0l-2147483645,-2147483646l0,-2147483646xe" fillcolor="white" stroked="f" o:allowincell="f" style="position:absolute;margin-left:374.85pt;margin-top:425.1pt;width:220.35pt;height:23.35pt;mso-wrap-style:square;v-text-anchor:top">
                 <v:fill o:detectmouseclick="t" type="solid" color2="black"/>
                 <v:stroke color="#3465a4" joinstyle="round" endcap="flat"/>
                 <v:textbox>
@@ -2530,10 +2777,15 @@
                       <w:pPr>
                         <w:pStyle w:val="FrameContents"/>
                         <w:jc w:val="left"/>
-                        <w:rPr/>
+                        <w:rPr>
+                          <w:b/>
+                          <w:bCs/>
+                        </w:rPr>
                       </w:pPr>
                       <w:r>
                         <w:rPr>
+                          <w:b/>
+                          <w:bCs/>
                           <w:color w:val="000000"/>
                           <w:sz w:val="24"/>
                           <w:szCs w:val="24"/>
@@ -2554,10 +2806,10 @@
               <wp:anchor behindDoc="0" distT="0" distB="0" distL="0" distR="0" simplePos="0" locked="0" layoutInCell="1" allowOverlap="1" relativeHeight="54">
                 <wp:simplePos x="0" y="0"/>
                 <wp:positionH relativeFrom="column">
-                  <wp:posOffset>5330190</wp:posOffset>
+                  <wp:posOffset>5204460</wp:posOffset>
                 </wp:positionH>
                 <wp:positionV relativeFrom="paragraph">
-                  <wp:posOffset>5691505</wp:posOffset>
+                  <wp:posOffset>5668645</wp:posOffset>
                 </wp:positionV>
                 <wp:extent cx="1407160" cy="297180"/>
                 <wp:effectExtent l="0" t="0" r="0" b="0"/>
@@ -2594,10 +2846,15 @@
                             <w:pPr>
                               <w:pStyle w:val="FrameContents"/>
                               <w:jc w:val="left"/>
-                              <w:rPr/>
+                              <w:rPr>
+                                <w:b/>
+                                <w:bCs/>
+                              </w:rPr>
                             </w:pPr>
                             <w:r>
                               <w:rPr>
+                                <w:b/>
+                                <w:bCs/>
                                 <w:color w:val="000000"/>
                                 <w:sz w:val="24"/>
                                 <w:szCs w:val="24"/>
@@ -2618,7 +2875,7 @@
           </mc:Choice>
           <mc:Fallback>
             <w:pict>
-              <v:rect id="shape_0" ID="Frame 28" path="m0,0l-2147483645,0l-2147483645,-2147483646l0,-2147483646xe" fillcolor="white" stroked="f" o:allowincell="f" style="position:absolute;margin-left:419.7pt;margin-top:448.15pt;width:110.75pt;height:23.35pt;mso-wrap-style:square;v-text-anchor:top">
+              <v:rect id="shape_0" ID="Frame 28" path="m0,0l-2147483645,0l-2147483645,-2147483646l0,-2147483646xe" fillcolor="white" stroked="f" o:allowincell="f" style="position:absolute;margin-left:409.8pt;margin-top:446.35pt;width:110.75pt;height:23.35pt;mso-wrap-style:square;v-text-anchor:top">
                 <v:fill o:detectmouseclick="t" type="solid" color2="black"/>
                 <v:stroke color="#3465a4" joinstyle="round" endcap="flat"/>
                 <v:textbox>
@@ -2627,10 +2884,15 @@
                       <w:pPr>
                         <w:pStyle w:val="FrameContents"/>
                         <w:jc w:val="left"/>
-                        <w:rPr/>
+                        <w:rPr>
+                          <w:b/>
+                          <w:bCs/>
+                        </w:rPr>
                       </w:pPr>
                       <w:r>
                         <w:rPr>
+                          <w:b/>
+                          <w:bCs/>
                           <w:color w:val="000000"/>
                           <w:sz w:val="24"/>
                           <w:szCs w:val="24"/>
@@ -2651,10 +2913,10 @@
               <wp:anchor behindDoc="0" distT="0" distB="0" distL="0" distR="0" simplePos="0" locked="0" layoutInCell="1" allowOverlap="1" relativeHeight="56">
                 <wp:simplePos x="0" y="0"/>
                 <wp:positionH relativeFrom="column">
-                  <wp:posOffset>5187950</wp:posOffset>
+                  <wp:posOffset>5050790</wp:posOffset>
                 </wp:positionH>
                 <wp:positionV relativeFrom="paragraph">
-                  <wp:posOffset>5941060</wp:posOffset>
+                  <wp:posOffset>5922010</wp:posOffset>
                 </wp:positionV>
                 <wp:extent cx="1412240" cy="297180"/>
                 <wp:effectExtent l="0" t="0" r="0" b="0"/>
@@ -2691,10 +2953,15 @@
                             <w:pPr>
                               <w:pStyle w:val="FrameContents"/>
                               <w:jc w:val="left"/>
-                              <w:rPr/>
+                              <w:rPr>
+                                <w:b/>
+                                <w:bCs/>
+                              </w:rPr>
                             </w:pPr>
                             <w:r>
                               <w:rPr>
+                                <w:b/>
+                                <w:bCs/>
                                 <w:color w:val="000000"/>
                                 <w:sz w:val="24"/>
                                 <w:szCs w:val="24"/>
@@ -2715,7 +2982,7 @@
           </mc:Choice>
           <mc:Fallback>
             <w:pict>
-              <v:rect id="shape_0" ID="Frame 29" path="m0,0l-2147483645,0l-2147483645,-2147483646l0,-2147483646xe" fillcolor="white" stroked="f" o:allowincell="f" style="position:absolute;margin-left:408.5pt;margin-top:467.8pt;width:111.15pt;height:23.35pt;mso-wrap-style:square;v-text-anchor:top">
+              <v:rect id="shape_0" ID="Frame 29" path="m0,0l-2147483645,0l-2147483645,-2147483646l0,-2147483646xe" fillcolor="white" stroked="f" o:allowincell="f" style="position:absolute;margin-left:397.7pt;margin-top:466.3pt;width:111.15pt;height:23.35pt;mso-wrap-style:square;v-text-anchor:top">
                 <v:fill o:detectmouseclick="t" type="solid" color2="black"/>
                 <v:stroke color="#3465a4" joinstyle="round" endcap="flat"/>
                 <v:textbox>
@@ -2724,10 +2991,15 @@
                       <w:pPr>
                         <w:pStyle w:val="FrameContents"/>
                         <w:jc w:val="left"/>
-                        <w:rPr/>
+                        <w:rPr>
+                          <w:b/>
+                          <w:bCs/>
+                        </w:rPr>
                       </w:pPr>
                       <w:r>
                         <w:rPr>
+                          <w:b/>
+                          <w:bCs/>
                           <w:color w:val="000000"/>
                           <w:sz w:val="24"/>
                           <w:szCs w:val="24"/>
@@ -2748,10 +3020,10 @@
               <wp:anchor behindDoc="0" distT="0" distB="0" distL="0" distR="0" simplePos="0" locked="0" layoutInCell="1" allowOverlap="1" relativeHeight="58">
                 <wp:simplePos x="0" y="0"/>
                 <wp:positionH relativeFrom="column">
-                  <wp:posOffset>11593195</wp:posOffset>
+                  <wp:posOffset>11516995</wp:posOffset>
                 </wp:positionH>
                 <wp:positionV relativeFrom="paragraph">
-                  <wp:posOffset>4447540</wp:posOffset>
+                  <wp:posOffset>4481830</wp:posOffset>
                 </wp:positionV>
                 <wp:extent cx="2207260" cy="297815"/>
                 <wp:effectExtent l="0" t="0" r="0" b="0"/>
@@ -2788,10 +3060,15 @@
                             <w:pPr>
                               <w:pStyle w:val="FrameContents"/>
                               <w:jc w:val="left"/>
-                              <w:rPr/>
+                              <w:rPr>
+                                <w:b/>
+                                <w:bCs/>
+                              </w:rPr>
                             </w:pPr>
                             <w:r>
                               <w:rPr>
+                                <w:b/>
+                                <w:bCs/>
                                 <w:color w:val="000000"/>
                                 <w:sz w:val="24"/>
                                 <w:szCs w:val="24"/>
@@ -2812,7 +3089,7 @@
           </mc:Choice>
           <mc:Fallback>
             <w:pict>
-              <v:rect id="shape_0" ID="Frame 7" path="m0,0l-2147483645,0l-2147483645,-2147483646l0,-2147483646xe" fillcolor="white" stroked="f" o:allowincell="f" style="position:absolute;margin-left:912.85pt;margin-top:350.2pt;width:173.75pt;height:23.4pt;mso-wrap-style:square;v-text-anchor:top">
+              <v:rect id="shape_0" ID="Frame 7" path="m0,0l-2147483645,0l-2147483645,-2147483646l0,-2147483646xe" fillcolor="white" stroked="f" o:allowincell="f" style="position:absolute;margin-left:906.85pt;margin-top:352.9pt;width:173.75pt;height:23.4pt;mso-wrap-style:square;v-text-anchor:top">
                 <v:fill o:detectmouseclick="t" type="solid" color2="black"/>
                 <v:stroke color="#3465a4" joinstyle="round" endcap="flat"/>
                 <v:textbox>
@@ -2821,10 +3098,15 @@
                       <w:pPr>
                         <w:pStyle w:val="FrameContents"/>
                         <w:jc w:val="left"/>
-                        <w:rPr/>
+                        <w:rPr>
+                          <w:b/>
+                          <w:bCs/>
+                        </w:rPr>
                       </w:pPr>
                       <w:r>
                         <w:rPr>
+                          <w:b/>
+                          <w:bCs/>
                           <w:color w:val="000000"/>
                           <w:sz w:val="24"/>
                           <w:szCs w:val="24"/>
@@ -2845,10 +3127,10 @@
               <wp:anchor behindDoc="0" distT="0" distB="0" distL="0" distR="0" simplePos="0" locked="0" layoutInCell="1" allowOverlap="1" relativeHeight="60">
                 <wp:simplePos x="0" y="0"/>
                 <wp:positionH relativeFrom="column">
-                  <wp:posOffset>6192520</wp:posOffset>
+                  <wp:posOffset>5986780</wp:posOffset>
                 </wp:positionH>
                 <wp:positionV relativeFrom="paragraph">
-                  <wp:posOffset>4447540</wp:posOffset>
+                  <wp:posOffset>4436110</wp:posOffset>
                 </wp:positionV>
                 <wp:extent cx="2207260" cy="297815"/>
                 <wp:effectExtent l="0" t="0" r="0" b="0"/>
@@ -2885,10 +3167,15 @@
                             <w:pPr>
                               <w:pStyle w:val="FrameContents"/>
                               <w:jc w:val="left"/>
-                              <w:rPr/>
+                              <w:rPr>
+                                <w:b/>
+                                <w:bCs/>
+                              </w:rPr>
                             </w:pPr>
                             <w:r>
                               <w:rPr>
+                                <w:b/>
+                                <w:bCs/>
                                 <w:color w:val="000000"/>
                                 <w:sz w:val="24"/>
                                 <w:szCs w:val="24"/>
@@ -2909,7 +3196,7 @@
           </mc:Choice>
           <mc:Fallback>
             <w:pict>
-              <v:rect id="shape_0" ID="Frame 30" path="m0,0l-2147483645,0l-2147483645,-2147483646l0,-2147483646xe" fillcolor="white" stroked="f" o:allowincell="f" style="position:absolute;margin-left:487.6pt;margin-top:350.2pt;width:173.75pt;height:23.4pt;mso-wrap-style:square;v-text-anchor:top">
+              <v:rect id="shape_0" ID="Frame 30" path="m0,0l-2147483645,0l-2147483645,-2147483646l0,-2147483646xe" fillcolor="white" stroked="f" o:allowincell="f" style="position:absolute;margin-left:471.4pt;margin-top:349.3pt;width:173.75pt;height:23.4pt;mso-wrap-style:square;v-text-anchor:top">
                 <v:fill o:detectmouseclick="t" type="solid" color2="black"/>
                 <v:stroke color="#3465a4" joinstyle="round" endcap="flat"/>
                 <v:textbox>
@@ -2918,10 +3205,15 @@
                       <w:pPr>
                         <w:pStyle w:val="FrameContents"/>
                         <w:jc w:val="left"/>
-                        <w:rPr/>
+                        <w:rPr>
+                          <w:b/>
+                          <w:bCs/>
+                        </w:rPr>
                       </w:pPr>
                       <w:r>
                         <w:rPr>
+                          <w:b/>
+                          <w:bCs/>
                           <w:color w:val="000000"/>
                           <w:sz w:val="24"/>
                           <w:szCs w:val="24"/>
@@ -2947,7 +3239,7 @@
                 <wp:positionV relativeFrom="paragraph">
                   <wp:posOffset>227965</wp:posOffset>
                 </wp:positionV>
-                <wp:extent cx="4605655" cy="297180"/>
+                <wp:extent cx="3552825" cy="297180"/>
                 <wp:effectExtent l="635" t="0" r="0" b="0"/>
                 <wp:wrapNone/>
                 <wp:docPr id="31" name="Frame 31"/>
@@ -2958,7 +3250,7 @@
                       <wps:spPr>
                         <a:xfrm>
                           <a:off x="0" y="0"/>
-                          <a:ext cx="4605480" cy="297360"/>
+                          <a:ext cx="3552840" cy="297360"/>
                         </a:xfrm>
                         <a:prstGeom prst="rect">
                           <a:avLst/>
@@ -2982,13 +3274,20 @@
                             <w:pPr>
                               <w:pStyle w:val="FrameContents"/>
                               <w:jc w:val="center"/>
-                              <w:rPr/>
+                              <w:rPr>
+                                <w:b/>
+                                <w:bCs/>
+                                <w:sz w:val="22"/>
+                                <w:szCs w:val="22"/>
+                              </w:rPr>
                             </w:pPr>
                             <w:r>
                               <w:rPr>
+                                <w:b/>
+                                <w:bCs/>
                                 <w:color w:val="000000"/>
-                                <w:sz w:val="24"/>
-                                <w:szCs w:val="24"/>
+                                <w:sz w:val="22"/>
+                                <w:szCs w:val="22"/>
                               </w:rPr>
                               <w:t>{duplicate}</w:t>
                             </w:r>
@@ -3006,7 +3305,7 @@
           </mc:Choice>
           <mc:Fallback>
             <w:pict>
-              <v:rect id="shape_0" ID="Frame 31" path="m0,0l-2147483645,0l-2147483645,-2147483646l0,-2147483646xe" fillcolor="white" stroked="f" o:allowincell="f" style="position:absolute;margin-left:17.5pt;margin-top:17.95pt;width:362.6pt;height:23.35pt;mso-wrap-style:square;v-text-anchor:top">
+              <v:rect id="shape_0" ID="Frame 31" path="m0,0l-2147483645,0l-2147483645,-2147483646l0,-2147483646xe" fillcolor="white" stroked="f" o:allowincell="f" style="position:absolute;margin-left:17.5pt;margin-top:17.95pt;width:279.7pt;height:23.35pt;mso-wrap-style:square;v-text-anchor:top">
                 <v:fill o:detectmouseclick="t" type="solid" color2="black"/>
                 <v:stroke color="#3465a4" joinstyle="round" endcap="flat"/>
                 <v:textbox>
@@ -3015,13 +3314,20 @@
                       <w:pPr>
                         <w:pStyle w:val="FrameContents"/>
                         <w:jc w:val="center"/>
-                        <w:rPr/>
+                        <w:rPr>
+                          <w:b/>
+                          <w:bCs/>
+                          <w:sz w:val="22"/>
+                          <w:szCs w:val="22"/>
+                        </w:rPr>
                       </w:pPr>
                       <w:r>
                         <w:rPr>
+                          <w:b/>
+                          <w:bCs/>
                           <w:color w:val="000000"/>
-                          <w:sz w:val="24"/>
-                          <w:szCs w:val="24"/>
+                          <w:sz w:val="22"/>
+                          <w:szCs w:val="22"/>
                         </w:rPr>
                         <w:t>{duplicate}</w:t>
                       </w:r>
@@ -3036,75 +3342,18 @@
         <mc:AlternateContent>
           <mc:Choice Requires="wps">
             <w:drawing>
-              <wp:anchor behindDoc="0" distT="0" distB="0" distL="635" distR="0" simplePos="0" locked="0" layoutInCell="1" allowOverlap="1" relativeHeight="64">
+              <wp:anchor behindDoc="0" distT="0" distB="0" distL="0" distR="0" simplePos="0" locked="0" layoutInCell="1" allowOverlap="1" relativeHeight="64">
                 <wp:simplePos x="0" y="0"/>
                 <wp:positionH relativeFrom="column">
-                  <wp:posOffset>1358265</wp:posOffset>
+                  <wp:posOffset>1047750</wp:posOffset>
                 </wp:positionH>
                 <wp:positionV relativeFrom="paragraph">
-                  <wp:posOffset>2628265</wp:posOffset>
-                </wp:positionV>
-                <wp:extent cx="2352675" cy="297180"/>
-                <wp:effectExtent l="635" t="0" r="0" b="0"/>
-                <wp:wrapNone/>
-                <wp:docPr id="32" name="Frame 33"/>
-                <a:graphic xmlns:a="http://schemas.openxmlformats.org/drawingml/2006/main">
-                  <a:graphicData uri="http://schemas.microsoft.com/office/word/2010/wordprocessingShape">
-                    <wps:wsp>
-                      <wps:cNvSpPr/>
-                      <wps:spPr>
-                        <a:xfrm>
-                          <a:off x="0" y="0"/>
-                          <a:ext cx="2352600" cy="297360"/>
-                        </a:xfrm>
-                        <a:prstGeom prst="rect">
-                          <a:avLst/>
-                        </a:prstGeom>
-                        <a:solidFill>
-                          <a:srgbClr val="ffffff"/>
-                        </a:solidFill>
-                        <a:ln w="0">
-                          <a:noFill/>
-                        </a:ln>
-                      </wps:spPr>
-                      <wps:style>
-                        <a:lnRef idx="0"/>
-                        <a:fillRef idx="0"/>
-                        <a:effectRef idx="0"/>
-                        <a:fontRef idx="minor"/>
-                      </wps:style>
-                      <wps:bodyPr/>
-                    </wps:wsp>
-                  </a:graphicData>
-                </a:graphic>
-              </wp:anchor>
-            </w:drawing>
-          </mc:Choice>
-          <mc:Fallback>
-            <w:pict>
-              <v:rect id="shape_0" ID="Frame 33" path="m0,0l-2147483645,0l-2147483645,-2147483646l0,-2147483646xe" fillcolor="white" stroked="f" o:allowincell="f" style="position:absolute;margin-left:106.95pt;margin-top:206.95pt;width:185.2pt;height:23.35pt;mso-wrap-style:none;v-text-anchor:middle">
-                <v:fill o:detectmouseclick="t" type="solid" color2="black"/>
-                <v:stroke color="#3465a4" joinstyle="round" endcap="flat"/>
-                <w10:wrap type="none"/>
-              </v:rect>
-            </w:pict>
-          </mc:Fallback>
-        </mc:AlternateContent>
-        <mc:AlternateContent>
-          <mc:Choice Requires="wps">
-            <w:drawing>
-              <wp:anchor behindDoc="0" distT="0" distB="0" distL="0" distR="0" simplePos="0" locked="0" layoutInCell="1" allowOverlap="1" relativeHeight="65">
-                <wp:simplePos x="0" y="0"/>
-                <wp:positionH relativeFrom="column">
-                  <wp:posOffset>1013460</wp:posOffset>
-                </wp:positionH>
-                <wp:positionV relativeFrom="paragraph">
-                  <wp:posOffset>3148965</wp:posOffset>
+                  <wp:posOffset>3126105</wp:posOffset>
                 </wp:positionV>
                 <wp:extent cx="1503680" cy="297180"/>
                 <wp:effectExtent l="0" t="0" r="0" b="0"/>
                 <wp:wrapNone/>
-                <wp:docPr id="33" name="Frame 34"/>
+                <wp:docPr id="32" name="Frame 34"/>
                 <a:graphic xmlns:a="http://schemas.openxmlformats.org/drawingml/2006/main">
                   <a:graphicData uri="http://schemas.microsoft.com/office/word/2010/wordprocessingShape">
                     <wps:wsp>
@@ -3136,13 +3385,20 @@
                             <w:pPr>
                               <w:pStyle w:val="FrameContents"/>
                               <w:jc w:val="left"/>
-                              <w:rPr/>
+                              <w:rPr>
+                                <w:b/>
+                                <w:bCs/>
+                                <w:sz w:val="22"/>
+                                <w:szCs w:val="22"/>
+                              </w:rPr>
                             </w:pPr>
                             <w:r>
                               <w:rPr>
+                                <w:b/>
+                                <w:bCs/>
                                 <w:color w:val="000000"/>
-                                <w:sz w:val="24"/>
-                                <w:szCs w:val="24"/>
+                                <w:sz w:val="22"/>
+                                <w:szCs w:val="22"/>
                               </w:rPr>
                               <w:t>{dob}</w:t>
                             </w:r>
@@ -3160,7 +3416,7 @@
           </mc:Choice>
           <mc:Fallback>
             <w:pict>
-              <v:rect id="shape_0" ID="Frame 34" path="m0,0l-2147483645,0l-2147483645,-2147483646l0,-2147483646xe" fillcolor="white" stroked="f" o:allowincell="f" style="position:absolute;margin-left:79.8pt;margin-top:247.95pt;width:118.35pt;height:23.35pt;mso-wrap-style:square;v-text-anchor:top">
+              <v:rect id="shape_0" ID="Frame 34" path="m0,0l-2147483645,0l-2147483645,-2147483646l0,-2147483646xe" fillcolor="white" stroked="f" o:allowincell="f" style="position:absolute;margin-left:82.5pt;margin-top:246.15pt;width:118.35pt;height:23.35pt;mso-wrap-style:square;v-text-anchor:top">
                 <v:fill o:detectmouseclick="t" type="solid" color2="black"/>
                 <v:stroke color="#3465a4" joinstyle="round" endcap="flat"/>
                 <v:textbox>
@@ -3169,13 +3425,20 @@
                       <w:pPr>
                         <w:pStyle w:val="FrameContents"/>
                         <w:jc w:val="left"/>
-                        <w:rPr/>
+                        <w:rPr>
+                          <w:b/>
+                          <w:bCs/>
+                          <w:sz w:val="22"/>
+                          <w:szCs w:val="22"/>
+                        </w:rPr>
                       </w:pPr>
                       <w:r>
                         <w:rPr>
+                          <w:b/>
+                          <w:bCs/>
                           <w:color w:val="000000"/>
-                          <w:sz w:val="24"/>
-                          <w:szCs w:val="24"/>
+                          <w:sz w:val="22"/>
+                          <w:szCs w:val="22"/>
                         </w:rPr>
                         <w:t>{dob}</w:t>
                       </w:r>
@@ -3190,18 +3453,18 @@
         <mc:AlternateContent>
           <mc:Choice Requires="wps">
             <w:drawing>
-              <wp:anchor behindDoc="0" distT="0" distB="0" distL="0" distR="0" simplePos="0" locked="0" layoutInCell="1" allowOverlap="1" relativeHeight="67">
+              <wp:anchor behindDoc="0" distT="0" distB="0" distL="0" distR="0" simplePos="0" locked="0" layoutInCell="1" allowOverlap="1" relativeHeight="66">
                 <wp:simplePos x="0" y="0"/>
                 <wp:positionH relativeFrom="column">
-                  <wp:posOffset>1066800</wp:posOffset>
+                  <wp:posOffset>1158240</wp:posOffset>
                 </wp:positionH>
                 <wp:positionV relativeFrom="paragraph">
-                  <wp:posOffset>2889250</wp:posOffset>
+                  <wp:posOffset>2866390</wp:posOffset>
                 </wp:positionV>
                 <wp:extent cx="1159510" cy="297180"/>
                 <wp:effectExtent l="0" t="0" r="0" b="0"/>
                 <wp:wrapNone/>
-                <wp:docPr id="34" name="Frame 35"/>
+                <wp:docPr id="33" name="Frame 35"/>
                 <a:graphic xmlns:a="http://schemas.openxmlformats.org/drawingml/2006/main">
                   <a:graphicData uri="http://schemas.microsoft.com/office/word/2010/wordprocessingShape">
                     <wps:wsp>
@@ -3235,14 +3498,19 @@
                               <w:overflowPunct w:val="false"/>
                               <w:jc w:val="left"/>
                               <w:rPr>
-                                <w:color w:val="000000"/>
+                                <w:b/>
+                                <w:bCs/>
+                                <w:sz w:val="22"/>
+                                <w:szCs w:val="22"/>
                               </w:rPr>
                             </w:pPr>
                             <w:r>
                               <w:rPr>
+                                <w:b/>
+                                <w:bCs/>
                                 <w:color w:val="000000"/>
-                                <w:sz w:val="24"/>
-                                <w:szCs w:val="24"/>
+                                <w:sz w:val="22"/>
+                                <w:szCs w:val="22"/>
                               </w:rPr>
                               <w:t>{admno}</w:t>
                             </w:r>
@@ -3260,7 +3528,7 @@
           </mc:Choice>
           <mc:Fallback>
             <w:pict>
-              <v:rect id="shape_0" ID="Frame 35" path="m0,0l-2147483645,0l-2147483645,-2147483646l0,-2147483646xe" fillcolor="white" stroked="f" o:allowincell="f" style="position:absolute;margin-left:84pt;margin-top:227.5pt;width:91.25pt;height:23.35pt;mso-wrap-style:square;v-text-anchor:top">
+              <v:rect id="shape_0" ID="Frame 35" path="m0,0l-2147483645,0l-2147483645,-2147483646l0,-2147483646xe" fillcolor="white" stroked="f" o:allowincell="f" style="position:absolute;margin-left:91.2pt;margin-top:225.7pt;width:91.25pt;height:23.35pt;mso-wrap-style:square;v-text-anchor:top">
                 <v:fill o:detectmouseclick="t" type="solid" color2="black"/>
                 <v:stroke color="#3465a4" joinstyle="round" endcap="flat"/>
                 <v:textbox>
@@ -3271,14 +3539,19 @@
                         <w:overflowPunct w:val="false"/>
                         <w:jc w:val="left"/>
                         <w:rPr>
-                          <w:color w:val="000000"/>
+                          <w:b/>
+                          <w:bCs/>
+                          <w:sz w:val="22"/>
+                          <w:szCs w:val="22"/>
                         </w:rPr>
                       </w:pPr>
                       <w:r>
                         <w:rPr>
+                          <w:b/>
+                          <w:bCs/>
                           <w:color w:val="000000"/>
-                          <w:sz w:val="24"/>
-                          <w:szCs w:val="24"/>
+                          <w:sz w:val="22"/>
+                          <w:szCs w:val="22"/>
                         </w:rPr>
                         <w:t>{admno}</w:t>
                       </w:r>
@@ -3293,75 +3566,18 @@
         <mc:AlternateContent>
           <mc:Choice Requires="wps">
             <w:drawing>
-              <wp:anchor behindDoc="0" distT="0" distB="0" distL="635" distR="0" simplePos="0" locked="0" layoutInCell="1" allowOverlap="1" relativeHeight="69">
-                <wp:simplePos x="0" y="0"/>
-                <wp:positionH relativeFrom="column">
-                  <wp:posOffset>2315210</wp:posOffset>
-                </wp:positionH>
-                <wp:positionV relativeFrom="paragraph">
-                  <wp:posOffset>3408045</wp:posOffset>
-                </wp:positionV>
-                <wp:extent cx="1430655" cy="297180"/>
-                <wp:effectExtent l="635" t="0" r="0" b="0"/>
-                <wp:wrapNone/>
-                <wp:docPr id="35" name="Frame 36"/>
-                <a:graphic xmlns:a="http://schemas.openxmlformats.org/drawingml/2006/main">
-                  <a:graphicData uri="http://schemas.microsoft.com/office/word/2010/wordprocessingShape">
-                    <wps:wsp>
-                      <wps:cNvSpPr/>
-                      <wps:spPr>
-                        <a:xfrm>
-                          <a:off x="0" y="0"/>
-                          <a:ext cx="1430640" cy="297360"/>
-                        </a:xfrm>
-                        <a:prstGeom prst="rect">
-                          <a:avLst/>
-                        </a:prstGeom>
-                        <a:solidFill>
-                          <a:srgbClr val="ffffff"/>
-                        </a:solidFill>
-                        <a:ln w="0">
-                          <a:noFill/>
-                        </a:ln>
-                      </wps:spPr>
-                      <wps:style>
-                        <a:lnRef idx="0"/>
-                        <a:fillRef idx="0"/>
-                        <a:effectRef idx="0"/>
-                        <a:fontRef idx="minor"/>
-                      </wps:style>
-                      <wps:bodyPr/>
-                    </wps:wsp>
-                  </a:graphicData>
-                </a:graphic>
-              </wp:anchor>
-            </w:drawing>
-          </mc:Choice>
-          <mc:Fallback>
-            <w:pict>
-              <v:rect id="shape_0" ID="Frame 36" path="m0,0l-2147483645,0l-2147483645,-2147483646l0,-2147483646xe" fillcolor="white" stroked="f" o:allowincell="f" style="position:absolute;margin-left:182.3pt;margin-top:268.35pt;width:112.6pt;height:23.35pt;mso-wrap-style:none;v-text-anchor:middle">
-                <v:fill o:detectmouseclick="t" type="solid" color2="black"/>
-                <v:stroke color="#3465a4" joinstyle="round" endcap="flat"/>
-                <w10:wrap type="none"/>
-              </v:rect>
-            </w:pict>
-          </mc:Fallback>
-        </mc:AlternateContent>
-        <mc:AlternateContent>
-          <mc:Choice Requires="wps">
-            <w:drawing>
-              <wp:anchor behindDoc="0" distT="0" distB="0" distL="635" distR="0" simplePos="0" locked="0" layoutInCell="1" allowOverlap="1" relativeHeight="70">
+              <wp:anchor behindDoc="0" distT="0" distB="0" distL="635" distR="0" simplePos="0" locked="0" layoutInCell="1" allowOverlap="1" relativeHeight="68">
                 <wp:simplePos x="0" y="0"/>
                 <wp:positionH relativeFrom="column">
                   <wp:posOffset>2113280</wp:posOffset>
                 </wp:positionH>
                 <wp:positionV relativeFrom="paragraph">
-                  <wp:posOffset>3705860</wp:posOffset>
+                  <wp:posOffset>3675380</wp:posOffset>
                 </wp:positionV>
                 <wp:extent cx="1561465" cy="297180"/>
                 <wp:effectExtent l="635" t="0" r="0" b="0"/>
                 <wp:wrapNone/>
-                <wp:docPr id="36" name="Frame 37"/>
+                <wp:docPr id="34" name="Frame 37"/>
                 <a:graphic xmlns:a="http://schemas.openxmlformats.org/drawingml/2006/main">
                   <a:graphicData uri="http://schemas.microsoft.com/office/word/2010/wordprocessingShape">
                     <wps:wsp>
@@ -3393,13 +3609,20 @@
                             <w:pPr>
                               <w:pStyle w:val="FrameContents"/>
                               <w:jc w:val="left"/>
-                              <w:rPr/>
+                              <w:rPr>
+                                <w:b/>
+                                <w:bCs/>
+                                <w:sz w:val="22"/>
+                                <w:szCs w:val="22"/>
+                              </w:rPr>
                             </w:pPr>
                             <w:r>
                               <w:rPr>
+                                <w:b/>
+                                <w:bCs/>
                                 <w:color w:val="000000"/>
-                                <w:sz w:val="24"/>
-                                <w:szCs w:val="24"/>
+                                <w:sz w:val="22"/>
+                                <w:szCs w:val="22"/>
                               </w:rPr>
                               <w:t>{admdate}</w:t>
                             </w:r>
@@ -3417,7 +3640,7 @@
           </mc:Choice>
           <mc:Fallback>
             <w:pict>
-              <v:rect id="shape_0" ID="Frame 37" path="m0,0l-2147483645,0l-2147483645,-2147483646l0,-2147483646xe" fillcolor="white" stroked="f" o:allowincell="f" style="position:absolute;margin-left:166.4pt;margin-top:291.8pt;width:122.9pt;height:23.35pt;mso-wrap-style:square;v-text-anchor:top">
+              <v:rect id="shape_0" ID="Frame 37" path="m0,0l-2147483645,0l-2147483645,-2147483646l0,-2147483646xe" fillcolor="white" stroked="f" o:allowincell="f" style="position:absolute;margin-left:166.4pt;margin-top:289.4pt;width:122.9pt;height:23.35pt;mso-wrap-style:square;v-text-anchor:top">
                 <v:fill o:detectmouseclick="t" type="solid" color2="black"/>
                 <v:stroke color="#3465a4" joinstyle="round" endcap="flat"/>
                 <v:textbox>
@@ -3426,13 +3649,20 @@
                       <w:pPr>
                         <w:pStyle w:val="FrameContents"/>
                         <w:jc w:val="left"/>
-                        <w:rPr/>
+                        <w:rPr>
+                          <w:b/>
+                          <w:bCs/>
+                          <w:sz w:val="22"/>
+                          <w:szCs w:val="22"/>
+                        </w:rPr>
                       </w:pPr>
                       <w:r>
                         <w:rPr>
+                          <w:b/>
+                          <w:bCs/>
                           <w:color w:val="000000"/>
-                          <w:sz w:val="24"/>
-                          <w:szCs w:val="24"/>
+                          <w:sz w:val="22"/>
+                          <w:szCs w:val="22"/>
                         </w:rPr>
                         <w:t>{admdate}</w:t>
                       </w:r>
@@ -3447,18 +3677,18 @@
         <mc:AlternateContent>
           <mc:Choice Requires="wps">
             <w:drawing>
-              <wp:anchor behindDoc="0" distT="635" distB="0" distL="0" distR="0" simplePos="0" locked="0" layoutInCell="1" allowOverlap="1" relativeHeight="72">
+              <wp:anchor behindDoc="0" distT="0" distB="0" distL="0" distR="0" simplePos="0" locked="0" layoutInCell="1" allowOverlap="1" relativeHeight="70">
                 <wp:simplePos x="0" y="0"/>
                 <wp:positionH relativeFrom="column">
-                  <wp:posOffset>2072640</wp:posOffset>
+                  <wp:posOffset>2077720</wp:posOffset>
                 </wp:positionH>
                 <wp:positionV relativeFrom="paragraph">
-                  <wp:posOffset>4490720</wp:posOffset>
+                  <wp:posOffset>4655185</wp:posOffset>
                 </wp:positionV>
-                <wp:extent cx="1647190" cy="297815"/>
-                <wp:effectExtent l="0" t="635" r="0" b="0"/>
+                <wp:extent cx="1767205" cy="297180"/>
+                <wp:effectExtent l="0" t="0" r="0" b="0"/>
                 <wp:wrapNone/>
-                <wp:docPr id="37" name="Frame 39"/>
+                <wp:docPr id="35" name="Frame 40"/>
                 <a:graphic xmlns:a="http://schemas.openxmlformats.org/drawingml/2006/main">
                   <a:graphicData uri="http://schemas.microsoft.com/office/word/2010/wordprocessingShape">
                     <wps:wsp>
@@ -3466,64 +3696,7 @@
                       <wps:spPr>
                         <a:xfrm>
                           <a:off x="0" y="0"/>
-                          <a:ext cx="1647360" cy="297720"/>
-                        </a:xfrm>
-                        <a:prstGeom prst="rect">
-                          <a:avLst/>
-                        </a:prstGeom>
-                        <a:solidFill>
-                          <a:srgbClr val="ffffff"/>
-                        </a:solidFill>
-                        <a:ln w="0">
-                          <a:noFill/>
-                        </a:ln>
-                      </wps:spPr>
-                      <wps:style>
-                        <a:lnRef idx="0"/>
-                        <a:fillRef idx="0"/>
-                        <a:effectRef idx="0"/>
-                        <a:fontRef idx="minor"/>
-                      </wps:style>
-                      <wps:bodyPr/>
-                    </wps:wsp>
-                  </a:graphicData>
-                </a:graphic>
-              </wp:anchor>
-            </w:drawing>
-          </mc:Choice>
-          <mc:Fallback>
-            <w:pict>
-              <v:rect id="shape_0" ID="Frame 39" path="m0,0l-2147483645,0l-2147483645,-2147483646l0,-2147483646xe" fillcolor="white" stroked="f" o:allowincell="f" style="position:absolute;margin-left:163.2pt;margin-top:353.6pt;width:129.65pt;height:23.4pt;mso-wrap-style:none;v-text-anchor:middle">
-                <v:fill o:detectmouseclick="t" type="solid" color2="black"/>
-                <v:stroke color="#3465a4" joinstyle="round" endcap="flat"/>
-                <w10:wrap type="none"/>
-              </v:rect>
-            </w:pict>
-          </mc:Fallback>
-        </mc:AlternateContent>
-        <mc:AlternateContent>
-          <mc:Choice Requires="wps">
-            <w:drawing>
-              <wp:anchor behindDoc="0" distT="0" distB="0" distL="0" distR="0" simplePos="0" locked="0" layoutInCell="1" allowOverlap="1" relativeHeight="73">
-                <wp:simplePos x="0" y="0"/>
-                <wp:positionH relativeFrom="column">
-                  <wp:posOffset>2112010</wp:posOffset>
-                </wp:positionH>
-                <wp:positionV relativeFrom="paragraph">
-                  <wp:posOffset>4788535</wp:posOffset>
-                </wp:positionV>
-                <wp:extent cx="1665605" cy="297180"/>
-                <wp:effectExtent l="0" t="0" r="0" b="0"/>
-                <wp:wrapNone/>
-                <wp:docPr id="38" name="Frame 40"/>
-                <a:graphic xmlns:a="http://schemas.openxmlformats.org/drawingml/2006/main">
-                  <a:graphicData uri="http://schemas.microsoft.com/office/word/2010/wordprocessingShape">
-                    <wps:wsp>
-                      <wps:cNvSpPr/>
-                      <wps:spPr>
-                        <a:xfrm>
-                          <a:off x="0" y="0"/>
-                          <a:ext cx="1665720" cy="297360"/>
+                          <a:ext cx="1767240" cy="297360"/>
                         </a:xfrm>
                         <a:prstGeom prst="rect">
                           <a:avLst/>
@@ -3547,13 +3720,20 @@
                             <w:pPr>
                               <w:pStyle w:val="FrameContents"/>
                               <w:jc w:val="left"/>
-                              <w:rPr/>
+                              <w:rPr>
+                                <w:b/>
+                                <w:bCs/>
+                                <w:sz w:val="22"/>
+                                <w:szCs w:val="22"/>
+                              </w:rPr>
                             </w:pPr>
                             <w:r>
                               <w:rPr>
+                                <w:b/>
+                                <w:bCs/>
                                 <w:color w:val="000000"/>
-                                <w:sz w:val="24"/>
-                                <w:szCs w:val="24"/>
+                                <w:sz w:val="22"/>
+                                <w:szCs w:val="22"/>
                               </w:rPr>
                               <w:t>{examination}</w:t>
                             </w:r>
@@ -3571,7 +3751,7 @@
           </mc:Choice>
           <mc:Fallback>
             <w:pict>
-              <v:rect id="shape_0" ID="Frame 40" path="m0,0l-2147483645,0l-2147483645,-2147483646l0,-2147483646xe" fillcolor="white" stroked="f" o:allowincell="f" style="position:absolute;margin-left:166.3pt;margin-top:377.05pt;width:131.1pt;height:23.35pt;mso-wrap-style:square;v-text-anchor:top">
+              <v:rect id="shape_0" ID="Frame 40" path="m0,0l-2147483645,0l-2147483645,-2147483646l0,-2147483646xe" fillcolor="white" stroked="f" o:allowincell="f" style="position:absolute;margin-left:163.6pt;margin-top:366.55pt;width:139.1pt;height:23.35pt;mso-wrap-style:square;v-text-anchor:top">
                 <v:fill o:detectmouseclick="t" type="solid" color2="black"/>
                 <v:stroke color="#3465a4" joinstyle="round" endcap="flat"/>
                 <v:textbox>
@@ -3580,13 +3760,20 @@
                       <w:pPr>
                         <w:pStyle w:val="FrameContents"/>
                         <w:jc w:val="left"/>
-                        <w:rPr/>
+                        <w:rPr>
+                          <w:b/>
+                          <w:bCs/>
+                          <w:sz w:val="22"/>
+                          <w:szCs w:val="22"/>
+                        </w:rPr>
                       </w:pPr>
                       <w:r>
                         <w:rPr>
+                          <w:b/>
+                          <w:bCs/>
                           <w:color w:val="000000"/>
-                          <w:sz w:val="24"/>
-                          <w:szCs w:val="24"/>
+                          <w:sz w:val="22"/>
+                          <w:szCs w:val="22"/>
                         </w:rPr>
                         <w:t>{examination}</w:t>
                       </w:r>
@@ -3601,18 +3788,18 @@
         <mc:AlternateContent>
           <mc:Choice Requires="wps">
             <w:drawing>
-              <wp:anchor behindDoc="0" distT="0" distB="0" distL="0" distR="0" simplePos="0" locked="0" layoutInCell="1" allowOverlap="1" relativeHeight="75">
+              <wp:anchor behindDoc="0" distT="0" distB="0" distL="0" distR="0" simplePos="0" locked="0" layoutInCell="1" allowOverlap="1" relativeHeight="72">
                 <wp:simplePos x="0" y="0"/>
                 <wp:positionH relativeFrom="column">
                   <wp:posOffset>2463800</wp:posOffset>
                 </wp:positionH>
                 <wp:positionV relativeFrom="paragraph">
-                  <wp:posOffset>4980305</wp:posOffset>
+                  <wp:posOffset>4850765</wp:posOffset>
                 </wp:positionV>
                 <wp:extent cx="1002030" cy="297180"/>
                 <wp:effectExtent l="0" t="0" r="0" b="0"/>
                 <wp:wrapNone/>
-                <wp:docPr id="39" name="Frame 41"/>
+                <wp:docPr id="36" name="Frame 41"/>
                 <a:graphic xmlns:a="http://schemas.openxmlformats.org/drawingml/2006/main">
                   <a:graphicData uri="http://schemas.microsoft.com/office/word/2010/wordprocessingShape">
                     <wps:wsp>
@@ -3644,13 +3831,20 @@
                             <w:pPr>
                               <w:pStyle w:val="FrameContents"/>
                               <w:jc w:val="left"/>
-                              <w:rPr/>
+                              <w:rPr>
+                                <w:b/>
+                                <w:bCs/>
+                                <w:sz w:val="22"/>
+                                <w:szCs w:val="22"/>
+                              </w:rPr>
                             </w:pPr>
                             <w:r>
                               <w:rPr>
+                                <w:b/>
+                                <w:bCs/>
                                 <w:color w:val="000000"/>
-                                <w:sz w:val="24"/>
-                                <w:szCs w:val="24"/>
+                                <w:sz w:val="22"/>
+                                <w:szCs w:val="22"/>
                               </w:rPr>
                               <w:t>{leftdate}</w:t>
                             </w:r>
@@ -3668,7 +3862,7 @@
           </mc:Choice>
           <mc:Fallback>
             <w:pict>
-              <v:rect id="shape_0" ID="Frame 41" path="m0,0l-2147483645,0l-2147483645,-2147483646l0,-2147483646xe" fillcolor="white" stroked="f" o:allowincell="f" style="position:absolute;margin-left:194pt;margin-top:392.15pt;width:78.85pt;height:23.35pt;mso-wrap-style:square;v-text-anchor:top">
+              <v:rect id="shape_0" ID="Frame 41" path="m0,0l-2147483645,0l-2147483645,-2147483646l0,-2147483646xe" fillcolor="white" stroked="f" o:allowincell="f" style="position:absolute;margin-left:194pt;margin-top:381.95pt;width:78.85pt;height:23.35pt;mso-wrap-style:square;v-text-anchor:top">
                 <v:fill o:detectmouseclick="t" type="solid" color2="black"/>
                 <v:stroke color="#3465a4" joinstyle="round" endcap="flat"/>
                 <v:textbox>
@@ -3677,13 +3871,20 @@
                       <w:pPr>
                         <w:pStyle w:val="FrameContents"/>
                         <w:jc w:val="left"/>
-                        <w:rPr/>
+                        <w:rPr>
+                          <w:b/>
+                          <w:bCs/>
+                          <w:sz w:val="22"/>
+                          <w:szCs w:val="22"/>
+                        </w:rPr>
                       </w:pPr>
                       <w:r>
                         <w:rPr>
+                          <w:b/>
+                          <w:bCs/>
                           <w:color w:val="000000"/>
-                          <w:sz w:val="24"/>
-                          <w:szCs w:val="24"/>
+                          <w:sz w:val="22"/>
+                          <w:szCs w:val="22"/>
                         </w:rPr>
                         <w:t>{leftdate}</w:t>
                       </w:r>
@@ -3698,18 +3899,18 @@
         <mc:AlternateContent>
           <mc:Choice Requires="wps">
             <w:drawing>
-              <wp:anchor behindDoc="0" distT="0" distB="0" distL="0" distR="0" simplePos="0" locked="0" layoutInCell="1" allowOverlap="1" relativeHeight="77">
+              <wp:anchor behindDoc="0" distT="0" distB="0" distL="0" distR="0" simplePos="0" locked="0" layoutInCell="1" allowOverlap="1" relativeHeight="74">
                 <wp:simplePos x="0" y="0"/>
                 <wp:positionH relativeFrom="column">
                   <wp:posOffset>1377315</wp:posOffset>
                 </wp:positionH>
                 <wp:positionV relativeFrom="paragraph">
-                  <wp:posOffset>5274945</wp:posOffset>
+                  <wp:posOffset>5130165</wp:posOffset>
                 </wp:positionV>
                 <wp:extent cx="2371725" cy="297180"/>
                 <wp:effectExtent l="0" t="0" r="0" b="0"/>
                 <wp:wrapNone/>
-                <wp:docPr id="40" name="Frame 42"/>
+                <wp:docPr id="37" name="Frame 42"/>
                 <a:graphic xmlns:a="http://schemas.openxmlformats.org/drawingml/2006/main">
                   <a:graphicData uri="http://schemas.microsoft.com/office/word/2010/wordprocessingShape">
                     <wps:wsp>
@@ -3741,13 +3942,20 @@
                             <w:pPr>
                               <w:pStyle w:val="FrameContents"/>
                               <w:jc w:val="left"/>
-                              <w:rPr/>
+                              <w:rPr>
+                                <w:b/>
+                                <w:bCs/>
+                                <w:sz w:val="22"/>
+                                <w:szCs w:val="22"/>
+                              </w:rPr>
                             </w:pPr>
                             <w:r>
                               <w:rPr>
+                                <w:b/>
+                                <w:bCs/>
                                 <w:color w:val="000000"/>
-                                <w:sz w:val="24"/>
-                                <w:szCs w:val="24"/>
+                                <w:sz w:val="22"/>
+                                <w:szCs w:val="22"/>
                               </w:rPr>
                               <w:t>{subject}</w:t>
                             </w:r>
@@ -3765,7 +3973,7 @@
           </mc:Choice>
           <mc:Fallback>
             <w:pict>
-              <v:rect id="shape_0" ID="Frame 42" path="m0,0l-2147483645,0l-2147483645,-2147483646l0,-2147483646xe" fillcolor="white" stroked="f" o:allowincell="f" style="position:absolute;margin-left:108.45pt;margin-top:415.35pt;width:186.7pt;height:23.35pt;mso-wrap-style:square;v-text-anchor:top">
+              <v:rect id="shape_0" ID="Frame 42" path="m0,0l-2147483645,0l-2147483645,-2147483646l0,-2147483646xe" fillcolor="white" stroked="f" o:allowincell="f" style="position:absolute;margin-left:108.45pt;margin-top:403.95pt;width:186.7pt;height:23.35pt;mso-wrap-style:square;v-text-anchor:top">
                 <v:fill o:detectmouseclick="t" type="solid" color2="black"/>
                 <v:stroke color="#3465a4" joinstyle="round" endcap="flat"/>
                 <v:textbox>
@@ -3774,13 +3982,20 @@
                       <w:pPr>
                         <w:pStyle w:val="FrameContents"/>
                         <w:jc w:val="left"/>
-                        <w:rPr/>
+                        <w:rPr>
+                          <w:b/>
+                          <w:bCs/>
+                          <w:sz w:val="22"/>
+                          <w:szCs w:val="22"/>
+                        </w:rPr>
                       </w:pPr>
                       <w:r>
                         <w:rPr>
+                          <w:b/>
+                          <w:bCs/>
                           <w:color w:val="000000"/>
-                          <w:sz w:val="24"/>
-                          <w:szCs w:val="24"/>
+                          <w:sz w:val="22"/>
+                          <w:szCs w:val="22"/>
                         </w:rPr>
                         <w:t>{subject}</w:t>
                       </w:r>
@@ -3795,18 +4010,18 @@
         <mc:AlternateContent>
           <mc:Choice Requires="wps">
             <w:drawing>
-              <wp:anchor behindDoc="0" distT="0" distB="0" distL="0" distR="0" simplePos="0" locked="0" layoutInCell="1" allowOverlap="1" relativeHeight="79">
+              <wp:anchor behindDoc="0" distT="0" distB="0" distL="0" distR="0" simplePos="0" locked="0" layoutInCell="1" allowOverlap="1" relativeHeight="76">
                 <wp:simplePos x="0" y="0"/>
                 <wp:positionH relativeFrom="column">
                   <wp:posOffset>921385</wp:posOffset>
                 </wp:positionH>
                 <wp:positionV relativeFrom="paragraph">
-                  <wp:posOffset>5528945</wp:posOffset>
+                  <wp:posOffset>5391785</wp:posOffset>
                 </wp:positionV>
                 <wp:extent cx="2799080" cy="297180"/>
                 <wp:effectExtent l="0" t="0" r="0" b="0"/>
                 <wp:wrapNone/>
-                <wp:docPr id="41" name="Frame 43"/>
+                <wp:docPr id="38" name="Frame 43"/>
                 <a:graphic xmlns:a="http://schemas.openxmlformats.org/drawingml/2006/main">
                   <a:graphicData uri="http://schemas.microsoft.com/office/word/2010/wordprocessingShape">
                     <wps:wsp>
@@ -3838,13 +4053,20 @@
                             <w:pPr>
                               <w:pStyle w:val="FrameContents"/>
                               <w:jc w:val="left"/>
-                              <w:rPr/>
+                              <w:rPr>
+                                <w:b/>
+                                <w:bCs/>
+                                <w:sz w:val="22"/>
+                                <w:szCs w:val="22"/>
+                              </w:rPr>
                             </w:pPr>
                             <w:r>
                               <w:rPr>
+                                <w:b/>
+                                <w:bCs/>
                                 <w:color w:val="000000"/>
-                                <w:sz w:val="24"/>
-                                <w:szCs w:val="24"/>
+                                <w:sz w:val="22"/>
+                                <w:szCs w:val="22"/>
                               </w:rPr>
                               <w:t>{scholarship}</w:t>
                             </w:r>
@@ -3862,7 +4084,7 @@
           </mc:Choice>
           <mc:Fallback>
             <w:pict>
-              <v:rect id="shape_0" ID="Frame 43" path="m0,0l-2147483645,0l-2147483645,-2147483646l0,-2147483646xe" fillcolor="white" stroked="f" o:allowincell="f" style="position:absolute;margin-left:72.55pt;margin-top:435.35pt;width:220.35pt;height:23.35pt;mso-wrap-style:square;v-text-anchor:top">
+              <v:rect id="shape_0" ID="Frame 43" path="m0,0l-2147483645,0l-2147483645,-2147483646l0,-2147483646xe" fillcolor="white" stroked="f" o:allowincell="f" style="position:absolute;margin-left:72.55pt;margin-top:424.55pt;width:220.35pt;height:23.35pt;mso-wrap-style:square;v-text-anchor:top">
                 <v:fill o:detectmouseclick="t" type="solid" color2="black"/>
                 <v:stroke color="#3465a4" joinstyle="round" endcap="flat"/>
                 <v:textbox>
@@ -3871,13 +4093,20 @@
                       <w:pPr>
                         <w:pStyle w:val="FrameContents"/>
                         <w:jc w:val="left"/>
-                        <w:rPr/>
+                        <w:rPr>
+                          <w:b/>
+                          <w:bCs/>
+                          <w:sz w:val="22"/>
+                          <w:szCs w:val="22"/>
+                        </w:rPr>
                       </w:pPr>
                       <w:r>
                         <w:rPr>
+                          <w:b/>
+                          <w:bCs/>
                           <w:color w:val="000000"/>
-                          <w:sz w:val="24"/>
-                          <w:szCs w:val="24"/>
+                          <w:sz w:val="22"/>
+                          <w:szCs w:val="22"/>
                         </w:rPr>
                         <w:t>{scholarship}</w:t>
                       </w:r>
@@ -3892,18 +4121,18 @@
         <mc:AlternateContent>
           <mc:Choice Requires="wps">
             <w:drawing>
-              <wp:anchor behindDoc="0" distT="0" distB="0" distL="0" distR="0" simplePos="0" locked="0" layoutInCell="1" allowOverlap="1" relativeHeight="81">
+              <wp:anchor behindDoc="0" distT="0" distB="0" distL="0" distR="0" simplePos="0" locked="0" layoutInCell="1" allowOverlap="1" relativeHeight="78">
                 <wp:simplePos x="0" y="0"/>
                 <wp:positionH relativeFrom="column">
                   <wp:posOffset>1336675</wp:posOffset>
                 </wp:positionH>
                 <wp:positionV relativeFrom="paragraph">
-                  <wp:posOffset>5828665</wp:posOffset>
+                  <wp:posOffset>5668645</wp:posOffset>
                 </wp:positionV>
                 <wp:extent cx="1407160" cy="297180"/>
                 <wp:effectExtent l="0" t="0" r="0" b="0"/>
                 <wp:wrapNone/>
-                <wp:docPr id="42" name="Frame 44"/>
+                <wp:docPr id="39" name="Frame 44"/>
                 <a:graphic xmlns:a="http://schemas.openxmlformats.org/drawingml/2006/main">
                   <a:graphicData uri="http://schemas.microsoft.com/office/word/2010/wordprocessingShape">
                     <wps:wsp>
@@ -3935,13 +4164,20 @@
                             <w:pPr>
                               <w:pStyle w:val="FrameContents"/>
                               <w:jc w:val="left"/>
-                              <w:rPr/>
+                              <w:rPr>
+                                <w:b/>
+                                <w:bCs/>
+                                <w:sz w:val="22"/>
+                                <w:szCs w:val="22"/>
+                              </w:rPr>
                             </w:pPr>
                             <w:r>
                               <w:rPr>
+                                <w:b/>
+                                <w:bCs/>
                                 <w:color w:val="000000"/>
-                                <w:sz w:val="24"/>
-                                <w:szCs w:val="24"/>
+                                <w:sz w:val="22"/>
+                                <w:szCs w:val="22"/>
                               </w:rPr>
                               <w:t>{applidate}</w:t>
                             </w:r>
@@ -3959,7 +4195,7 @@
           </mc:Choice>
           <mc:Fallback>
             <w:pict>
-              <v:rect id="shape_0" ID="Frame 44" path="m0,0l-2147483645,0l-2147483645,-2147483646l0,-2147483646xe" fillcolor="white" stroked="f" o:allowincell="f" style="position:absolute;margin-left:105.25pt;margin-top:458.95pt;width:110.75pt;height:23.35pt;mso-wrap-style:square;v-text-anchor:top">
+              <v:rect id="shape_0" ID="Frame 44" path="m0,0l-2147483645,0l-2147483645,-2147483646l0,-2147483646xe" fillcolor="white" stroked="f" o:allowincell="f" style="position:absolute;margin-left:105.25pt;margin-top:446.35pt;width:110.75pt;height:23.35pt;mso-wrap-style:square;v-text-anchor:top">
                 <v:fill o:detectmouseclick="t" type="solid" color2="black"/>
                 <v:stroke color="#3465a4" joinstyle="round" endcap="flat"/>
                 <v:textbox>
@@ -3968,13 +4204,20 @@
                       <w:pPr>
                         <w:pStyle w:val="FrameContents"/>
                         <w:jc w:val="left"/>
-                        <w:rPr/>
+                        <w:rPr>
+                          <w:b/>
+                          <w:bCs/>
+                          <w:sz w:val="22"/>
+                          <w:szCs w:val="22"/>
+                        </w:rPr>
                       </w:pPr>
                       <w:r>
                         <w:rPr>
+                          <w:b/>
+                          <w:bCs/>
                           <w:color w:val="000000"/>
-                          <w:sz w:val="24"/>
-                          <w:szCs w:val="24"/>
+                          <w:sz w:val="22"/>
+                          <w:szCs w:val="22"/>
                         </w:rPr>
                         <w:t>{applidate}</w:t>
                       </w:r>
@@ -3989,18 +4232,18 @@
         <mc:AlternateContent>
           <mc:Choice Requires="wps">
             <w:drawing>
-              <wp:anchor behindDoc="0" distT="0" distB="0" distL="0" distR="0" simplePos="0" locked="0" layoutInCell="1" allowOverlap="1" relativeHeight="83">
+              <wp:anchor behindDoc="0" distT="0" distB="0" distL="0" distR="0" simplePos="0" locked="0" layoutInCell="1" allowOverlap="1" relativeHeight="80">
                 <wp:simplePos x="0" y="0"/>
                 <wp:positionH relativeFrom="column">
                   <wp:posOffset>1165860</wp:posOffset>
                 </wp:positionH>
                 <wp:positionV relativeFrom="paragraph">
-                  <wp:posOffset>6092825</wp:posOffset>
+                  <wp:posOffset>5940425</wp:posOffset>
                 </wp:positionV>
                 <wp:extent cx="1412240" cy="297180"/>
                 <wp:effectExtent l="0" t="0" r="0" b="0"/>
                 <wp:wrapNone/>
-                <wp:docPr id="43" name="Frame 45"/>
+                <wp:docPr id="40" name="Frame 45"/>
                 <a:graphic xmlns:a="http://schemas.openxmlformats.org/drawingml/2006/main">
                   <a:graphicData uri="http://schemas.microsoft.com/office/word/2010/wordprocessingShape">
                     <wps:wsp>
@@ -4032,13 +4275,20 @@
                             <w:pPr>
                               <w:pStyle w:val="FrameContents"/>
                               <w:jc w:val="left"/>
-                              <w:rPr/>
+                              <w:rPr>
+                                <w:b/>
+                                <w:bCs/>
+                                <w:sz w:val="22"/>
+                                <w:szCs w:val="22"/>
+                              </w:rPr>
                             </w:pPr>
                             <w:r>
                               <w:rPr>
+                                <w:b/>
+                                <w:bCs/>
                                 <w:color w:val="000000"/>
-                                <w:sz w:val="24"/>
-                                <w:szCs w:val="24"/>
+                                <w:sz w:val="22"/>
+                                <w:szCs w:val="22"/>
                               </w:rPr>
                               <w:t>{dateleft}</w:t>
                             </w:r>
@@ -4056,7 +4306,7 @@
           </mc:Choice>
           <mc:Fallback>
             <w:pict>
-              <v:rect id="shape_0" ID="Frame 45" path="m0,0l-2147483645,0l-2147483645,-2147483646l0,-2147483646xe" fillcolor="white" stroked="f" o:allowincell="f" style="position:absolute;margin-left:91.8pt;margin-top:479.75pt;width:111.15pt;height:23.35pt;mso-wrap-style:square;v-text-anchor:top">
+              <v:rect id="shape_0" ID="Frame 45" path="m0,0l-2147483645,0l-2147483645,-2147483646l0,-2147483646xe" fillcolor="white" stroked="f" o:allowincell="f" style="position:absolute;margin-left:91.8pt;margin-top:467.75pt;width:111.15pt;height:23.35pt;mso-wrap-style:square;v-text-anchor:top">
                 <v:fill o:detectmouseclick="t" type="solid" color2="black"/>
                 <v:stroke color="#3465a4" joinstyle="round" endcap="flat"/>
                 <v:textbox>
@@ -4065,13 +4315,20 @@
                       <w:pPr>
                         <w:pStyle w:val="FrameContents"/>
                         <w:jc w:val="left"/>
-                        <w:rPr/>
+                        <w:rPr>
+                          <w:b/>
+                          <w:bCs/>
+                          <w:sz w:val="22"/>
+                          <w:szCs w:val="22"/>
+                        </w:rPr>
                       </w:pPr>
                       <w:r>
                         <w:rPr>
+                          <w:b/>
+                          <w:bCs/>
                           <w:color w:val="000000"/>
-                          <w:sz w:val="24"/>
-                          <w:szCs w:val="24"/>
+                          <w:sz w:val="22"/>
+                          <w:szCs w:val="22"/>
                         </w:rPr>
                         <w:t>{dateleft}</w:t>
                       </w:r>
@@ -4086,115 +4343,18 @@
         <mc:AlternateContent>
           <mc:Choice Requires="wps">
             <w:drawing>
-              <wp:anchor behindDoc="0" distT="0" distB="0" distL="635" distR="0" simplePos="0" locked="0" layoutInCell="1" allowOverlap="1" relativeHeight="85">
-                <wp:simplePos x="0" y="0"/>
-                <wp:positionH relativeFrom="column">
-                  <wp:posOffset>10783570</wp:posOffset>
-                </wp:positionH>
-                <wp:positionV relativeFrom="paragraph">
-                  <wp:posOffset>7077075</wp:posOffset>
-                </wp:positionV>
-                <wp:extent cx="3787775" cy="297180"/>
-                <wp:effectExtent l="635" t="0" r="0" b="0"/>
-                <wp:wrapNone/>
-                <wp:docPr id="44" name="Frame 38"/>
-                <a:graphic xmlns:a="http://schemas.openxmlformats.org/drawingml/2006/main">
-                  <a:graphicData uri="http://schemas.microsoft.com/office/word/2010/wordprocessingShape">
-                    <wps:wsp>
-                      <wps:cNvSpPr/>
-                      <wps:spPr>
-                        <a:xfrm>
-                          <a:off x="0" y="0"/>
-                          <a:ext cx="3787920" cy="297360"/>
-                        </a:xfrm>
-                        <a:prstGeom prst="rect">
-                          <a:avLst/>
-                        </a:prstGeom>
-                        <a:solidFill>
-                          <a:srgbClr val="ffffff"/>
-                        </a:solidFill>
-                        <a:ln w="0">
-                          <a:noFill/>
-                        </a:ln>
-                      </wps:spPr>
-                      <wps:style>
-                        <a:lnRef idx="0"/>
-                        <a:fillRef idx="0"/>
-                        <a:effectRef idx="0"/>
-                        <a:fontRef idx="minor"/>
-                      </wps:style>
-                      <wps:txbx>
-                        <w:txbxContent>
-                          <w:p>
-                            <w:pPr>
-                              <w:pStyle w:val="FrameContents"/>
-                              <w:jc w:val="left"/>
-                              <w:rPr/>
-                            </w:pPr>
-                            <w:r>
-                              <w:rPr>
-                                <w:color w:val="000000"/>
-                                <w:sz w:val="24"/>
-                                <w:szCs w:val="24"/>
-                              </w:rPr>
-                              <w:t>{course}</w:t>
-                            </w:r>
-                          </w:p>
-                        </w:txbxContent>
-                      </wps:txbx>
-                      <wps:bodyPr anchor="t">
-                        <a:noAutofit/>
-                      </wps:bodyPr>
-                    </wps:wsp>
-                  </a:graphicData>
-                </a:graphic>
-              </wp:anchor>
-            </w:drawing>
-          </mc:Choice>
-          <mc:Fallback>
-            <w:pict>
-              <v:rect id="shape_0" ID="Frame 38" path="m0,0l-2147483645,0l-2147483645,-2147483646l0,-2147483646xe" fillcolor="white" stroked="f" o:allowincell="f" style="position:absolute;margin-left:849.1pt;margin-top:557.25pt;width:298.2pt;height:23.35pt;mso-wrap-style:square;v-text-anchor:top">
-                <v:fill o:detectmouseclick="t" type="solid" color2="black"/>
-                <v:stroke color="#3465a4" joinstyle="round" endcap="flat"/>
-                <v:textbox>
-                  <w:txbxContent>
-                    <w:p>
-                      <w:pPr>
-                        <w:pStyle w:val="FrameContents"/>
-                        <w:jc w:val="left"/>
-                        <w:rPr/>
-                      </w:pPr>
-                      <w:r>
-                        <w:rPr>
-                          <w:color w:val="000000"/>
-                          <w:sz w:val="24"/>
-                          <w:szCs w:val="24"/>
-                        </w:rPr>
-                        <w:t>{course}</w:t>
-                      </w:r>
-                    </w:p>
-                  </w:txbxContent>
-                </v:textbox>
-                <w10:wrap type="none"/>
-              </v:rect>
-            </w:pict>
-          </mc:Fallback>
-        </mc:AlternateContent>
-        <mc:AlternateContent>
-          <mc:Choice Requires="wps">
-            <w:drawing>
-              <wp:anchor behindDoc="0" distT="0" distB="0" distL="635" distR="0" simplePos="0" locked="0" layoutInCell="1" allowOverlap="1" relativeHeight="87">
+              <wp:anchor behindDoc="0" distT="0" distB="0" distL="635" distR="0" simplePos="0" locked="0" layoutInCell="1" allowOverlap="1" relativeHeight="82">
                 <wp:simplePos x="0" y="0"/>
                 <wp:positionH relativeFrom="column">
                   <wp:posOffset>1277620</wp:posOffset>
                 </wp:positionH>
                 <wp:positionV relativeFrom="paragraph">
-                  <wp:posOffset>4234180</wp:posOffset>
+                  <wp:posOffset>4161790</wp:posOffset>
                 </wp:positionV>
                 <wp:extent cx="2409190" cy="297180"/>
                 <wp:effectExtent l="635" t="0" r="0" b="0"/>
                 <wp:wrapNone/>
-                <wp:docPr id="45" name="Frame 46"/>
+                <wp:docPr id="41" name="Frame 46"/>
                 <a:graphic xmlns:a="http://schemas.openxmlformats.org/drawingml/2006/main">
                   <a:graphicData uri="http://schemas.microsoft.com/office/word/2010/wordprocessingShape">
                     <wps:wsp>
@@ -4226,13 +4386,20 @@
                             <w:pPr>
                               <w:pStyle w:val="FrameContents"/>
                               <w:jc w:val="left"/>
-                              <w:rPr/>
+                              <w:rPr>
+                                <w:b/>
+                                <w:bCs/>
+                                <w:sz w:val="22"/>
+                                <w:szCs w:val="22"/>
+                              </w:rPr>
                             </w:pPr>
                             <w:r>
                               <w:rPr>
+                                <w:b/>
+                                <w:bCs/>
                                 <w:color w:val="000000"/>
-                                <w:sz w:val="24"/>
-                                <w:szCs w:val="24"/>
+                                <w:sz w:val="22"/>
+                                <w:szCs w:val="22"/>
                               </w:rPr>
                               <w:t>{course}</w:t>
                             </w:r>
@@ -4250,7 +4417,7 @@
           </mc:Choice>
           <mc:Fallback>
             <w:pict>
-              <v:rect id="shape_0" ID="Frame 46" path="m0,0l-2147483645,0l-2147483645,-2147483646l0,-2147483646xe" fillcolor="white" stroked="f" o:allowincell="f" style="position:absolute;margin-left:100.6pt;margin-top:333.4pt;width:189.65pt;height:23.35pt;mso-wrap-style:square;v-text-anchor:top">
+              <v:rect id="shape_0" ID="Frame 46" path="m0,0l-2147483645,0l-2147483645,-2147483646l0,-2147483646xe" fillcolor="white" stroked="f" o:allowincell="f" style="position:absolute;margin-left:100.6pt;margin-top:327.7pt;width:189.65pt;height:23.35pt;mso-wrap-style:square;v-text-anchor:top">
                 <v:fill o:detectmouseclick="t" type="solid" color2="black"/>
                 <v:stroke color="#3465a4" joinstyle="round" endcap="flat"/>
                 <v:textbox>
@@ -4259,13 +4426,20 @@
                       <w:pPr>
                         <w:pStyle w:val="FrameContents"/>
                         <w:jc w:val="left"/>
-                        <w:rPr/>
+                        <w:rPr>
+                          <w:b/>
+                          <w:bCs/>
+                          <w:sz w:val="22"/>
+                          <w:szCs w:val="22"/>
+                        </w:rPr>
                       </w:pPr>
                       <w:r>
                         <w:rPr>
+                          <w:b/>
+                          <w:bCs/>
                           <w:color w:val="000000"/>
-                          <w:sz w:val="24"/>
-                          <w:szCs w:val="24"/>
+                          <w:sz w:val="22"/>
+                          <w:szCs w:val="22"/>
                         </w:rPr>
                         <w:t>{course}</w:t>
                       </w:r>
@@ -4280,18 +4454,18 @@
         <mc:AlternateContent>
           <mc:Choice Requires="wps">
             <w:drawing>
-              <wp:anchor behindDoc="0" distT="0" distB="0" distL="635" distR="0" simplePos="0" locked="0" layoutInCell="1" allowOverlap="1" relativeHeight="89">
+              <wp:anchor behindDoc="0" distT="0" distB="0" distL="0" distR="0" simplePos="0" locked="0" layoutInCell="1" allowOverlap="1" relativeHeight="84">
                 <wp:simplePos x="0" y="0"/>
                 <wp:positionH relativeFrom="column">
-                  <wp:posOffset>6669405</wp:posOffset>
+                  <wp:posOffset>3079115</wp:posOffset>
                 </wp:positionH>
                 <wp:positionV relativeFrom="paragraph">
-                  <wp:posOffset>7077075</wp:posOffset>
+                  <wp:posOffset>1748790</wp:posOffset>
                 </wp:positionV>
-                <wp:extent cx="3787775" cy="297180"/>
-                <wp:effectExtent l="635" t="0" r="0" b="0"/>
+                <wp:extent cx="937260" cy="297180"/>
+                <wp:effectExtent l="0" t="0" r="0" b="0"/>
                 <wp:wrapNone/>
-                <wp:docPr id="46" name="Frame 47"/>
+                <wp:docPr id="42" name="Frame 32"/>
                 <a:graphic xmlns:a="http://schemas.openxmlformats.org/drawingml/2006/main">
                   <a:graphicData uri="http://schemas.microsoft.com/office/word/2010/wordprocessingShape">
                     <wps:wsp>
@@ -4299,7 +4473,7 @@
                       <wps:spPr>
                         <a:xfrm>
                           <a:off x="0" y="0"/>
-                          <a:ext cx="3787920" cy="297360"/>
+                          <a:ext cx="937440" cy="297360"/>
                         </a:xfrm>
                         <a:prstGeom prst="rect">
                           <a:avLst/>
@@ -4323,15 +4497,22 @@
                             <w:pPr>
                               <w:pStyle w:val="FrameContents"/>
                               <w:jc w:val="left"/>
-                              <w:rPr/>
+                              <w:rPr>
+                                <w:b/>
+                                <w:bCs/>
+                                <w:sz w:val="22"/>
+                                <w:szCs w:val="22"/>
+                              </w:rPr>
                             </w:pPr>
                             <w:r>
                               <w:rPr>
+                                <w:b/>
+                                <w:bCs/>
                                 <w:color w:val="000000"/>
-                                <w:sz w:val="24"/>
-                                <w:szCs w:val="24"/>
-                              </w:rPr>
-                              <w:t>{course}</w:t>
+                                <w:sz w:val="22"/>
+                                <w:szCs w:val="22"/>
+                              </w:rPr>
+                              <w:t>{tcdate}</w:t>
                             </w:r>
                           </w:p>
                         </w:txbxContent>
@@ -4347,7 +4528,7 @@
           </mc:Choice>
           <mc:Fallback>
             <w:pict>
-              <v:rect id="shape_0" ID="Frame 47" path="m0,0l-2147483645,0l-2147483645,-2147483646l0,-2147483646xe" fillcolor="white" stroked="f" o:allowincell="f" style="position:absolute;margin-left:525.15pt;margin-top:557.25pt;width:298.2pt;height:23.35pt;mso-wrap-style:square;v-text-anchor:top">
+              <v:rect id="shape_0" ID="Frame 32" path="m0,0l-2147483645,0l-2147483645,-2147483646l0,-2147483646xe" fillcolor="white" stroked="f" o:allowincell="f" style="position:absolute;margin-left:242.45pt;margin-top:137.7pt;width:73.75pt;height:23.35pt;mso-wrap-style:square;v-text-anchor:top">
                 <v:fill o:detectmouseclick="t" type="solid" color2="black"/>
                 <v:stroke color="#3465a4" joinstyle="round" endcap="flat"/>
                 <v:textbox>
@@ -4356,15 +4537,22 @@
                       <w:pPr>
                         <w:pStyle w:val="FrameContents"/>
                         <w:jc w:val="left"/>
-                        <w:rPr/>
+                        <w:rPr>
+                          <w:b/>
+                          <w:bCs/>
+                          <w:sz w:val="22"/>
+                          <w:szCs w:val="22"/>
+                        </w:rPr>
                       </w:pPr>
                       <w:r>
                         <w:rPr>
+                          <w:b/>
+                          <w:bCs/>
                           <w:color w:val="000000"/>
-                          <w:sz w:val="24"/>
-                          <w:szCs w:val="24"/>
-                        </w:rPr>
-                        <w:t>{course}</w:t>
+                          <w:sz w:val="22"/>
+                          <w:szCs w:val="22"/>
+                        </w:rPr>
+                        <w:t>{tcdate}</w:t>
                       </w:r>
                     </w:p>
                   </w:txbxContent>
@@ -4377,18 +4565,18 @@
         <mc:AlternateContent>
           <mc:Choice Requires="wps">
             <w:drawing>
-              <wp:anchor behindDoc="0" distT="0" distB="0" distL="0" distR="0" simplePos="0" locked="0" layoutInCell="1" allowOverlap="1" relativeHeight="91">
+              <wp:anchor behindDoc="0" distT="0" distB="0" distL="0" distR="0" simplePos="0" locked="0" layoutInCell="1" allowOverlap="1" relativeHeight="86">
                 <wp:simplePos x="0" y="0"/>
                 <wp:positionH relativeFrom="column">
-                  <wp:posOffset>3079115</wp:posOffset>
+                  <wp:posOffset>1301115</wp:posOffset>
                 </wp:positionH>
                 <wp:positionV relativeFrom="paragraph">
-                  <wp:posOffset>1668780</wp:posOffset>
+                  <wp:posOffset>2603500</wp:posOffset>
                 </wp:positionV>
-                <wp:extent cx="1162685" cy="297180"/>
+                <wp:extent cx="2557145" cy="297180"/>
                 <wp:effectExtent l="0" t="0" r="0" b="0"/>
                 <wp:wrapNone/>
-                <wp:docPr id="47" name="Frame 32"/>
+                <wp:docPr id="43" name="Frame 33"/>
                 <a:graphic xmlns:a="http://schemas.openxmlformats.org/drawingml/2006/main">
                   <a:graphicData uri="http://schemas.microsoft.com/office/word/2010/wordprocessingShape">
                     <wps:wsp>
@@ -4396,7 +4584,7 @@
                       <wps:spPr>
                         <a:xfrm>
                           <a:off x="0" y="0"/>
-                          <a:ext cx="1162800" cy="297360"/>
+                          <a:ext cx="2557080" cy="297360"/>
                         </a:xfrm>
                         <a:prstGeom prst="rect">
                           <a:avLst/>
@@ -4420,15 +4608,22 @@
                             <w:pPr>
                               <w:pStyle w:val="FrameContents"/>
                               <w:jc w:val="left"/>
-                              <w:rPr/>
+                              <w:rPr>
+                                <w:b/>
+                                <w:bCs/>
+                                <w:sz w:val="22"/>
+                                <w:szCs w:val="22"/>
+                              </w:rPr>
                             </w:pPr>
                             <w:r>
                               <w:rPr>
+                                <w:b/>
+                                <w:bCs/>
                                 <w:color w:val="000000"/>
-                                <w:sz w:val="24"/>
-                                <w:szCs w:val="24"/>
-                              </w:rPr>
-                              <w:t>{tcdate}</w:t>
+                                <w:sz w:val="22"/>
+                                <w:szCs w:val="22"/>
+                              </w:rPr>
+                              <w:t>{name}</w:t>
                             </w:r>
                           </w:p>
                         </w:txbxContent>
@@ -4444,7 +4639,7 @@
           </mc:Choice>
           <mc:Fallback>
             <w:pict>
-              <v:rect id="shape_0" ID="Frame 32" path="m0,0l-2147483645,0l-2147483645,-2147483646l0,-2147483646xe" fillcolor="white" stroked="f" o:allowincell="f" style="position:absolute;margin-left:242.45pt;margin-top:131.4pt;width:91.5pt;height:23.35pt;mso-wrap-style:square;v-text-anchor:top">
+              <v:rect id="shape_0" ID="Frame 33" path="m0,0l-2147483645,0l-2147483645,-2147483646l0,-2147483646xe" fillcolor="white" stroked="f" o:allowincell="f" style="position:absolute;margin-left:102.45pt;margin-top:205pt;width:201.3pt;height:23.35pt;mso-wrap-style:square;v-text-anchor:top">
                 <v:fill o:detectmouseclick="t" type="solid" color2="black"/>
                 <v:stroke color="#3465a4" joinstyle="round" endcap="flat"/>
                 <v:textbox>
@@ -4453,15 +4648,244 @@
                       <w:pPr>
                         <w:pStyle w:val="FrameContents"/>
                         <w:jc w:val="left"/>
-                        <w:rPr/>
+                        <w:rPr>
+                          <w:b/>
+                          <w:bCs/>
+                          <w:sz w:val="22"/>
+                          <w:szCs w:val="22"/>
+                        </w:rPr>
                       </w:pPr>
                       <w:r>
                         <w:rPr>
+                          <w:b/>
+                          <w:bCs/>
                           <w:color w:val="000000"/>
-                          <w:sz w:val="24"/>
-                          <w:szCs w:val="24"/>
-                        </w:rPr>
-                        <w:t>{tcdate}</w:t>
+                          <w:sz w:val="22"/>
+                          <w:szCs w:val="22"/>
+                        </w:rPr>
+                        <w:t>{name}</w:t>
+                      </w:r>
+                    </w:p>
+                  </w:txbxContent>
+                </v:textbox>
+                <w10:wrap type="none"/>
+              </v:rect>
+            </w:pict>
+          </mc:Fallback>
+        </mc:AlternateContent>
+        <mc:AlternateContent>
+          <mc:Choice Requires="wps">
+            <w:drawing>
+              <wp:anchor behindDoc="0" distT="0" distB="0" distL="635" distR="0" simplePos="0" locked="0" layoutInCell="1" allowOverlap="1" relativeHeight="88">
+                <wp:simplePos x="0" y="0"/>
+                <wp:positionH relativeFrom="column">
+                  <wp:posOffset>2292985</wp:posOffset>
+                </wp:positionH>
+                <wp:positionV relativeFrom="paragraph">
+                  <wp:posOffset>3347720</wp:posOffset>
+                </wp:positionV>
+                <wp:extent cx="1694180" cy="398145"/>
+                <wp:effectExtent l="635" t="0" r="0" b="0"/>
+                <wp:wrapNone/>
+                <wp:docPr id="44" name="Frame 36"/>
+                <a:graphic xmlns:a="http://schemas.openxmlformats.org/drawingml/2006/main">
+                  <a:graphicData uri="http://schemas.microsoft.com/office/word/2010/wordprocessingShape">
+                    <wps:wsp>
+                      <wps:cNvSpPr/>
+                      <wps:spPr>
+                        <a:xfrm>
+                          <a:off x="0" y="0"/>
+                          <a:ext cx="1694160" cy="398160"/>
+                        </a:xfrm>
+                        <a:prstGeom prst="rect">
+                          <a:avLst/>
+                        </a:prstGeom>
+                        <a:solidFill>
+                          <a:srgbClr val="ffffff"/>
+                        </a:solidFill>
+                        <a:ln w="0">
+                          <a:noFill/>
+                        </a:ln>
+                      </wps:spPr>
+                      <wps:style>
+                        <a:lnRef idx="0"/>
+                        <a:fillRef idx="0"/>
+                        <a:effectRef idx="0"/>
+                        <a:fontRef idx="minor"/>
+                      </wps:style>
+                      <wps:txbx>
+                        <w:txbxContent>
+                          <w:p>
+                            <w:pPr>
+                              <w:pStyle w:val="FrameContents"/>
+                              <w:jc w:val="left"/>
+                              <w:rPr>
+                                <w:b/>
+                                <w:bCs/>
+                                <w:sz w:val="22"/>
+                                <w:szCs w:val="22"/>
+                              </w:rPr>
+                            </w:pPr>
+                            <w:r>
+                              <w:rPr>
+                                <w:b/>
+                                <w:bCs/>
+                                <w:color w:val="000000"/>
+                                <w:sz w:val="22"/>
+                                <w:szCs w:val="22"/>
+                              </w:rPr>
+                              <w:t>{sem}</w:t>
+                            </w:r>
+                          </w:p>
+                        </w:txbxContent>
+                      </wps:txbx>
+                      <wps:bodyPr anchor="t">
+                        <a:noAutofit/>
+                      </wps:bodyPr>
+                    </wps:wsp>
+                  </a:graphicData>
+                </a:graphic>
+              </wp:anchor>
+            </w:drawing>
+          </mc:Choice>
+          <mc:Fallback>
+            <w:pict>
+              <v:rect id="shape_0" ID="Frame 36" path="m0,0l-2147483645,0l-2147483645,-2147483646l0,-2147483646xe" fillcolor="white" stroked="f" o:allowincell="f" style="position:absolute;margin-left:180.55pt;margin-top:263.6pt;width:133.35pt;height:31.3pt;mso-wrap-style:square;v-text-anchor:top">
+                <v:fill o:detectmouseclick="t" type="solid" color2="black"/>
+                <v:stroke color="#3465a4" joinstyle="round" endcap="flat"/>
+                <v:textbox>
+                  <w:txbxContent>
+                    <w:p>
+                      <w:pPr>
+                        <w:pStyle w:val="FrameContents"/>
+                        <w:jc w:val="left"/>
+                        <w:rPr>
+                          <w:b/>
+                          <w:bCs/>
+                          <w:sz w:val="22"/>
+                          <w:szCs w:val="22"/>
+                        </w:rPr>
+                      </w:pPr>
+                      <w:r>
+                        <w:rPr>
+                          <w:b/>
+                          <w:bCs/>
+                          <w:color w:val="000000"/>
+                          <w:sz w:val="22"/>
+                          <w:szCs w:val="22"/>
+                        </w:rPr>
+                        <w:t>{sem}</w:t>
+                      </w:r>
+                    </w:p>
+                  </w:txbxContent>
+                </v:textbox>
+                <w10:wrap type="none"/>
+              </v:rect>
+            </w:pict>
+          </mc:Fallback>
+        </mc:AlternateContent>
+        <mc:AlternateContent>
+          <mc:Choice Requires="wps">
+            <w:drawing>
+              <wp:anchor behindDoc="0" distT="0" distB="0" distL="0" distR="0" simplePos="0" locked="0" layoutInCell="1" allowOverlap="1" relativeHeight="90">
+                <wp:simplePos x="0" y="0"/>
+                <wp:positionH relativeFrom="column">
+                  <wp:posOffset>2100580</wp:posOffset>
+                </wp:positionH>
+                <wp:positionV relativeFrom="paragraph">
+                  <wp:posOffset>4396740</wp:posOffset>
+                </wp:positionV>
+                <wp:extent cx="1543050" cy="297815"/>
+                <wp:effectExtent l="0" t="0" r="0" b="0"/>
+                <wp:wrapNone/>
+                <wp:docPr id="45" name="Frame 38"/>
+                <a:graphic xmlns:a="http://schemas.openxmlformats.org/drawingml/2006/main">
+                  <a:graphicData uri="http://schemas.microsoft.com/office/word/2010/wordprocessingShape">
+                    <wps:wsp>
+                      <wps:cNvSpPr/>
+                      <wps:spPr>
+                        <a:xfrm>
+                          <a:off x="0" y="0"/>
+                          <a:ext cx="1542960" cy="297720"/>
+                        </a:xfrm>
+                        <a:prstGeom prst="rect">
+                          <a:avLst/>
+                        </a:prstGeom>
+                        <a:solidFill>
+                          <a:srgbClr val="ffffff"/>
+                        </a:solidFill>
+                        <a:ln w="0">
+                          <a:noFill/>
+                        </a:ln>
+                      </wps:spPr>
+                      <wps:style>
+                        <a:lnRef idx="0"/>
+                        <a:fillRef idx="0"/>
+                        <a:effectRef idx="0"/>
+                        <a:fontRef idx="minor"/>
+                      </wps:style>
+                      <wps:txbx>
+                        <w:txbxContent>
+                          <w:p>
+                            <w:pPr>
+                              <w:pStyle w:val="FrameContents"/>
+                              <w:jc w:val="left"/>
+                              <w:rPr>
+                                <w:b/>
+                                <w:bCs/>
+                                <w:sz w:val="22"/>
+                                <w:szCs w:val="22"/>
+                              </w:rPr>
+                            </w:pPr>
+                            <w:r>
+                              <w:rPr>
+                                <w:b/>
+                                <w:bCs/>
+                                <w:color w:val="000000"/>
+                                <w:sz w:val="22"/>
+                                <w:szCs w:val="22"/>
+                              </w:rPr>
+                              <w:t>{due}</w:t>
+                            </w:r>
+                          </w:p>
+                        </w:txbxContent>
+                      </wps:txbx>
+                      <wps:bodyPr anchor="t">
+                        <a:noAutofit/>
+                      </wps:bodyPr>
+                    </wps:wsp>
+                  </a:graphicData>
+                </a:graphic>
+              </wp:anchor>
+            </w:drawing>
+          </mc:Choice>
+          <mc:Fallback>
+            <w:pict>
+              <v:rect id="shape_0" ID="Frame 38" path="m0,0l-2147483645,0l-2147483645,-2147483646l0,-2147483646xe" fillcolor="white" stroked="f" o:allowincell="f" style="position:absolute;margin-left:165.4pt;margin-top:346.2pt;width:121.45pt;height:23.4pt;mso-wrap-style:square;v-text-anchor:top">
+                <v:fill o:detectmouseclick="t" type="solid" color2="black"/>
+                <v:stroke color="#3465a4" joinstyle="round" endcap="flat"/>
+                <v:textbox>
+                  <w:txbxContent>
+                    <w:p>
+                      <w:pPr>
+                        <w:pStyle w:val="FrameContents"/>
+                        <w:jc w:val="left"/>
+                        <w:rPr>
+                          <w:b/>
+                          <w:bCs/>
+                          <w:sz w:val="22"/>
+                          <w:szCs w:val="22"/>
+                        </w:rPr>
+                      </w:pPr>
+                      <w:r>
+                        <w:rPr>
+                          <w:b/>
+                          <w:bCs/>
+                          <w:color w:val="000000"/>
+                          <w:sz w:val="22"/>
+                          <w:szCs w:val="22"/>
+                        </w:rPr>
+                        <w:t>{due}</w:t>
                       </w:r>
                     </w:p>
                   </w:txbxContent>

--- a/public/tc.docx
+++ b/public/tc.docx
@@ -132,7 +132,7 @@
                 <wp:positionV relativeFrom="paragraph">
                   <wp:posOffset>2997835</wp:posOffset>
                 </wp:positionV>
-                <wp:extent cx="1159510" cy="297180"/>
+                <wp:extent cx="1511300" cy="297180"/>
                 <wp:effectExtent l="0" t="0" r="0" b="0"/>
                 <wp:wrapNone/>
                 <wp:docPr id="2" name="Frame 1"/>
@@ -143,7 +143,7 @@
                       <wps:spPr>
                         <a:xfrm>
                           <a:off x="0" y="0"/>
-                          <a:ext cx="1159560" cy="297360"/>
+                          <a:ext cx="1511280" cy="297360"/>
                         </a:xfrm>
                         <a:prstGeom prst="rect">
                           <a:avLst/>
@@ -197,7 +197,7 @@
           </mc:Choice>
           <mc:Fallback>
             <w:pict>
-              <v:rect id="shape_0" ID="Frame 1" path="m0,0l-2147483645,0l-2147483645,-2147483646l0,-2147483646xe" fillcolor="white" stroked="f" o:allowincell="f" style="position:absolute;margin-left:830.55pt;margin-top:236.05pt;width:91.25pt;height:23.35pt;mso-wrap-style:square;v-text-anchor:top">
+              <v:rect id="shape_0" ID="Frame 1" path="m0,0l-2147483645,0l-2147483645,-2147483646l0,-2147483646xe" fillcolor="white" stroked="f" o:allowincell="f" style="position:absolute;margin-left:830.55pt;margin-top:236.05pt;width:118.95pt;height:23.35pt;mso-wrap-style:square;v-text-anchor:top">
                 <v:fill o:detectmouseclick="t" type="solid" color2="black"/>
                 <v:stroke color="#3465a4" joinstyle="round" endcap="flat"/>
                 <v:textbox>
@@ -490,10 +490,7 @@
                             <w:pPr>
                               <w:pStyle w:val="FrameContents"/>
                               <w:jc w:val="left"/>
-                              <w:rPr>
-                                <w:b/>
-                                <w:bCs/>
-                              </w:rPr>
+                              <w:rPr/>
                             </w:pPr>
                             <w:r>
                               <w:rPr>
@@ -528,10 +525,7 @@
                       <w:pPr>
                         <w:pStyle w:val="FrameContents"/>
                         <w:jc w:val="left"/>
-                        <w:rPr>
-                          <w:b/>
-                          <w:bCs/>
-                        </w:rPr>
+                        <w:rPr/>
                       </w:pPr>
                       <w:r>
                         <w:rPr>
@@ -1309,9 +1303,9 @@
                   <wp:posOffset>11353165</wp:posOffset>
                 </wp:positionH>
                 <wp:positionV relativeFrom="paragraph">
-                  <wp:posOffset>4927600</wp:posOffset>
+                  <wp:posOffset>4779645</wp:posOffset>
                 </wp:positionV>
-                <wp:extent cx="2207260" cy="297180"/>
+                <wp:extent cx="2350135" cy="445135"/>
                 <wp:effectExtent l="0" t="0" r="0" b="0"/>
                 <wp:wrapNone/>
                 <wp:docPr id="13" name="Frame 14"/>
@@ -1322,7 +1316,7 @@
                       <wps:spPr>
                         <a:xfrm>
                           <a:off x="0" y="0"/>
-                          <a:ext cx="2207160" cy="297360"/>
+                          <a:ext cx="2350080" cy="444960"/>
                         </a:xfrm>
                         <a:prstGeom prst="rect">
                           <a:avLst/>
@@ -1375,7 +1369,7 @@
           </mc:Choice>
           <mc:Fallback>
             <w:pict>
-              <v:rect id="shape_0" ID="Frame 14" path="m0,0l-2147483645,0l-2147483645,-2147483646l0,-2147483646xe" fillcolor="white" stroked="f" o:allowincell="f" style="position:absolute;margin-left:893.95pt;margin-top:388pt;width:173.75pt;height:23.35pt;mso-wrap-style:square;v-text-anchor:top">
+              <v:rect id="shape_0" ID="Frame 14" path="m0,0l-2147483645,0l-2147483645,-2147483646l0,-2147483646xe" fillcolor="white" stroked="f" o:allowincell="f" style="position:absolute;margin-left:893.95pt;margin-top:376.35pt;width:185pt;height:35pt;mso-wrap-style:square;v-text-anchor:top">
                 <v:fill o:detectmouseclick="t" type="solid" color2="black"/>
                 <v:stroke color="#3465a4" joinstyle="round" endcap="flat"/>
                 <v:textbox>
@@ -1632,7 +1626,7 @@
                 <wp:positionV relativeFrom="paragraph">
                   <wp:posOffset>2963545</wp:posOffset>
                 </wp:positionV>
-                <wp:extent cx="1159510" cy="297180"/>
+                <wp:extent cx="1483995" cy="297180"/>
                 <wp:effectExtent l="0" t="0" r="0" b="0"/>
                 <wp:wrapNone/>
                 <wp:docPr id="16" name="Frame 17"/>
@@ -1643,7 +1637,7 @@
                       <wps:spPr>
                         <a:xfrm>
                           <a:off x="0" y="0"/>
-                          <a:ext cx="1159560" cy="297360"/>
+                          <a:ext cx="1483920" cy="297360"/>
                         </a:xfrm>
                         <a:prstGeom prst="rect">
                           <a:avLst/>
@@ -1697,7 +1691,7 @@
           </mc:Choice>
           <mc:Fallback>
             <w:pict>
-              <v:rect id="shape_0" ID="Frame 17" path="m0,0l-2147483645,0l-2147483645,-2147483646l0,-2147483646xe" fillcolor="white" stroked="f" o:allowincell="f" style="position:absolute;margin-left:395.85pt;margin-top:233.35pt;width:91.25pt;height:23.35pt;mso-wrap-style:square;v-text-anchor:top">
+              <v:rect id="shape_0" ID="Frame 17" path="m0,0l-2147483645,0l-2147483645,-2147483646l0,-2147483646xe" fillcolor="white" stroked="f" o:allowincell="f" style="position:absolute;margin-left:395.85pt;margin-top:233.35pt;width:116.8pt;height:23.35pt;mso-wrap-style:square;v-text-anchor:top">
                 <v:fill o:detectmouseclick="t" type="solid" color2="black"/>
                 <v:stroke color="#3465a4" joinstyle="round" endcap="flat"/>
                 <v:textbox>
@@ -2381,9 +2375,9 @@
                   <wp:posOffset>5815330</wp:posOffset>
                 </wp:positionH>
                 <wp:positionV relativeFrom="paragraph">
-                  <wp:posOffset>4881880</wp:posOffset>
+                  <wp:posOffset>4733925</wp:posOffset>
                 </wp:positionV>
-                <wp:extent cx="2207260" cy="297180"/>
+                <wp:extent cx="2375535" cy="456565"/>
                 <wp:effectExtent l="0" t="0" r="0" b="0"/>
                 <wp:wrapNone/>
                 <wp:docPr id="23" name="Frame 24"/>
@@ -2394,7 +2388,7 @@
                       <wps:spPr>
                         <a:xfrm>
                           <a:off x="0" y="0"/>
-                          <a:ext cx="2207160" cy="297360"/>
+                          <a:ext cx="2375640" cy="456480"/>
                         </a:xfrm>
                         <a:prstGeom prst="rect">
                           <a:avLst/>
@@ -2447,7 +2441,7 @@
           </mc:Choice>
           <mc:Fallback>
             <w:pict>
-              <v:rect id="shape_0" ID="Frame 24" path="m0,0l-2147483645,0l-2147483645,-2147483646l0,-2147483646xe" fillcolor="white" stroked="f" o:allowincell="f" style="position:absolute;margin-left:457.9pt;margin-top:384.4pt;width:173.75pt;height:23.35pt;mso-wrap-style:square;v-text-anchor:top">
+              <v:rect id="shape_0" ID="Frame 24" path="m0,0l-2147483645,0l-2147483645,-2147483646l0,-2147483646xe" fillcolor="white" stroked="f" o:allowincell="f" style="position:absolute;margin-left:457.9pt;margin-top:372.75pt;width:187pt;height:35.9pt;mso-wrap-style:square;v-text-anchor:top">
                 <v:fill o:detectmouseclick="t" type="solid" color2="black"/>
                 <v:stroke color="#3465a4" joinstyle="round" endcap="flat"/>
                 <v:textbox>
@@ -2525,10 +2519,7 @@
                             <w:pPr>
                               <w:pStyle w:val="FrameContents"/>
                               <w:jc w:val="left"/>
-                              <w:rPr>
-                                <w:b/>
-                                <w:bCs/>
-                              </w:rPr>
+                              <w:rPr/>
                             </w:pPr>
                             <w:r>
                               <w:rPr>
@@ -2563,10 +2554,7 @@
                       <w:pPr>
                         <w:pStyle w:val="FrameContents"/>
                         <w:jc w:val="left"/>
-                        <w:rPr>
-                          <w:b/>
-                          <w:bCs/>
-                        </w:rPr>
+                        <w:rPr/>
                       </w:pPr>
                       <w:r>
                         <w:rPr>
@@ -3023,7 +3011,7 @@
                   <wp:posOffset>11516995</wp:posOffset>
                 </wp:positionH>
                 <wp:positionV relativeFrom="paragraph">
-                  <wp:posOffset>4481830</wp:posOffset>
+                  <wp:posOffset>4474210</wp:posOffset>
                 </wp:positionV>
                 <wp:extent cx="2207260" cy="297815"/>
                 <wp:effectExtent l="0" t="0" r="0" b="0"/>
@@ -3089,7 +3077,7 @@
           </mc:Choice>
           <mc:Fallback>
             <w:pict>
-              <v:rect id="shape_0" ID="Frame 7" path="m0,0l-2147483645,0l-2147483645,-2147483646l0,-2147483646xe" fillcolor="white" stroked="f" o:allowincell="f" style="position:absolute;margin-left:906.85pt;margin-top:352.9pt;width:173.75pt;height:23.4pt;mso-wrap-style:square;v-text-anchor:top">
+              <v:rect id="shape_0" ID="Frame 7" path="m0,0l-2147483645,0l-2147483645,-2147483646l0,-2147483646xe" fillcolor="white" stroked="f" o:allowincell="f" style="position:absolute;margin-left:906.85pt;margin-top:352.3pt;width:173.75pt;height:23.4pt;mso-wrap-style:square;v-text-anchor:top">
                 <v:fill o:detectmouseclick="t" type="solid" color2="black"/>
                 <v:stroke color="#3465a4" joinstyle="round" endcap="flat"/>
                 <v:textbox>
@@ -3685,7 +3673,7 @@
                 <wp:positionV relativeFrom="paragraph">
                   <wp:posOffset>4655185</wp:posOffset>
                 </wp:positionV>
-                <wp:extent cx="1767205" cy="297180"/>
+                <wp:extent cx="1767205" cy="492760"/>
                 <wp:effectExtent l="0" t="0" r="0" b="0"/>
                 <wp:wrapNone/>
                 <wp:docPr id="35" name="Frame 40"/>
@@ -3696,7 +3684,7 @@
                       <wps:spPr>
                         <a:xfrm>
                           <a:off x="0" y="0"/>
-                          <a:ext cx="1767240" cy="297360"/>
+                          <a:ext cx="1767240" cy="492840"/>
                         </a:xfrm>
                         <a:prstGeom prst="rect">
                           <a:avLst/>
@@ -3751,7 +3739,7 @@
           </mc:Choice>
           <mc:Fallback>
             <w:pict>
-              <v:rect id="shape_0" ID="Frame 40" path="m0,0l-2147483645,0l-2147483645,-2147483646l0,-2147483646xe" fillcolor="white" stroked="f" o:allowincell="f" style="position:absolute;margin-left:163.6pt;margin-top:366.55pt;width:139.1pt;height:23.35pt;mso-wrap-style:square;v-text-anchor:top">
+              <v:rect id="shape_0" ID="Frame 40" path="m0,0l-2147483645,0l-2147483645,-2147483646l0,-2147483646xe" fillcolor="white" stroked="f" o:allowincell="f" style="position:absolute;margin-left:163.6pt;margin-top:366.55pt;width:139.1pt;height:38.75pt;mso-wrap-style:square;v-text-anchor:top">
                 <v:fill o:detectmouseclick="t" type="solid" color2="black"/>
                 <v:stroke color="#3465a4" joinstyle="round" endcap="flat"/>
                 <v:textbox>
@@ -3791,7 +3779,7 @@
               <wp:anchor behindDoc="0" distT="0" distB="0" distL="0" distR="0" simplePos="0" locked="0" layoutInCell="1" allowOverlap="1" relativeHeight="72">
                 <wp:simplePos x="0" y="0"/>
                 <wp:positionH relativeFrom="column">
-                  <wp:posOffset>2463800</wp:posOffset>
+                  <wp:posOffset>2852420</wp:posOffset>
                 </wp:positionH>
                 <wp:positionV relativeFrom="paragraph">
                   <wp:posOffset>4850765</wp:posOffset>
@@ -3830,13 +3818,8 @@
                           <w:p>
                             <w:pPr>
                               <w:pStyle w:val="FrameContents"/>
-                              <w:jc w:val="left"/>
-                              <w:rPr>
-                                <w:b/>
-                                <w:bCs/>
-                                <w:sz w:val="22"/>
-                                <w:szCs w:val="22"/>
-                              </w:rPr>
+                              <w:jc w:val="right"/>
+                              <w:rPr/>
                             </w:pPr>
                             <w:r>
                               <w:rPr>
@@ -3862,7 +3845,7 @@
           </mc:Choice>
           <mc:Fallback>
             <w:pict>
-              <v:rect id="shape_0" ID="Frame 41" path="m0,0l-2147483645,0l-2147483645,-2147483646l0,-2147483646xe" fillcolor="white" stroked="f" o:allowincell="f" style="position:absolute;margin-left:194pt;margin-top:381.95pt;width:78.85pt;height:23.35pt;mso-wrap-style:square;v-text-anchor:top">
+              <v:rect id="shape_0" ID="Frame 41" path="m0,0l-2147483645,0l-2147483645,-2147483646l0,-2147483646xe" fillcolor="white" stroked="f" o:allowincell="f" style="position:absolute;margin-left:224.6pt;margin-top:381.95pt;width:78.85pt;height:23.35pt;mso-wrap-style:square;v-text-anchor:top">
                 <v:fill o:detectmouseclick="t" type="solid" color2="black"/>
                 <v:stroke color="#3465a4" joinstyle="round" endcap="flat"/>
                 <v:textbox>
@@ -3870,13 +3853,8 @@
                     <w:p>
                       <w:pPr>
                         <w:pStyle w:val="FrameContents"/>
-                        <w:jc w:val="left"/>
-                        <w:rPr>
-                          <w:b/>
-                          <w:bCs/>
-                          <w:sz w:val="22"/>
-                          <w:szCs w:val="22"/>
-                        </w:rPr>
+                        <w:jc w:val="right"/>
+                        <w:rPr/>
                       </w:pPr>
                       <w:r>
                         <w:rPr>

--- a/public/tc.docx
+++ b/public/tc.docx
@@ -166,7 +166,7 @@
                           <w:p>
                             <w:pPr>
                               <w:pStyle w:val="FrameContents"/>
-                              <w:overflowPunct w:val="false"/>
+                              <w:overflowPunct w:val="true"/>
                               <w:jc w:val="left"/>
                               <w:rPr>
                                 <w:b/>
@@ -205,7 +205,7 @@
                     <w:p>
                       <w:pPr>
                         <w:pStyle w:val="FrameContents"/>
-                        <w:overflowPunct w:val="false"/>
+                        <w:overflowPunct w:val="true"/>
                         <w:jc w:val="left"/>
                         <w:rPr>
                           <w:b/>
@@ -1091,7 +1091,7 @@
                 <wp:positionV relativeFrom="paragraph">
                   <wp:posOffset>3528060</wp:posOffset>
                 </wp:positionV>
-                <wp:extent cx="2746375" cy="297180"/>
+                <wp:extent cx="2965450" cy="297180"/>
                 <wp:effectExtent l="635" t="0" r="0" b="0"/>
                 <wp:wrapNone/>
                 <wp:docPr id="11" name="Frame 3"/>
@@ -1102,7 +1102,7 @@
                       <wps:spPr>
                         <a:xfrm>
                           <a:off x="0" y="0"/>
-                          <a:ext cx="2746440" cy="297360"/>
+                          <a:ext cx="2965320" cy="297360"/>
                         </a:xfrm>
                         <a:prstGeom prst="rect">
                           <a:avLst/>
@@ -1155,7 +1155,7 @@
           </mc:Choice>
           <mc:Fallback>
             <w:pict>
-              <v:rect id="shape_0" ID="Frame 3" path="m0,0l-2147483645,0l-2147483645,-2147483646l0,-2147483646xe" fillcolor="white" stroked="f" o:allowincell="f" style="position:absolute;margin-left:928pt;margin-top:277.8pt;width:216.2pt;height:23.35pt;mso-wrap-style:square;v-text-anchor:top">
+              <v:rect id="shape_0" ID="Frame 3" path="m0,0l-2147483645,0l-2147483645,-2147483646l0,-2147483646xe" fillcolor="white" stroked="f" o:allowincell="f" style="position:absolute;margin-left:928pt;margin-top:277.8pt;width:233.45pt;height:23.35pt;mso-wrap-style:square;v-text-anchor:top">
                 <v:fill o:detectmouseclick="t" type="solid" color2="black"/>
                 <v:stroke color="#3465a4" joinstyle="round" endcap="flat"/>
                 <v:textbox>
@@ -1660,7 +1660,7 @@
                           <w:p>
                             <w:pPr>
                               <w:pStyle w:val="FrameContents"/>
-                              <w:overflowPunct w:val="false"/>
+                              <w:overflowPunct w:val="true"/>
                               <w:jc w:val="left"/>
                               <w:rPr>
                                 <w:b/>
@@ -1699,7 +1699,7 @@
                     <w:p>
                       <w:pPr>
                         <w:pStyle w:val="FrameContents"/>
-                        <w:overflowPunct w:val="false"/>
+                        <w:overflowPunct w:val="true"/>
                         <w:jc w:val="left"/>
                         <w:rPr>
                           <w:b/>
@@ -2056,7 +2056,7 @@
                 <wp:positionV relativeFrom="paragraph">
                   <wp:posOffset>3493770</wp:posOffset>
                 </wp:positionV>
-                <wp:extent cx="2594610" cy="297180"/>
+                <wp:extent cx="2901315" cy="297180"/>
                 <wp:effectExtent l="635" t="0" r="0" b="0"/>
                 <wp:wrapNone/>
                 <wp:docPr id="20" name="Frame 21"/>
@@ -2067,7 +2067,7 @@
                       <wps:spPr>
                         <a:xfrm>
                           <a:off x="0" y="0"/>
-                          <a:ext cx="2594520" cy="297360"/>
+                          <a:ext cx="2901240" cy="297360"/>
                         </a:xfrm>
                         <a:prstGeom prst="rect">
                           <a:avLst/>
@@ -2120,7 +2120,7 @@
           </mc:Choice>
           <mc:Fallback>
             <w:pict>
-              <v:rect id="shape_0" ID="Frame 21" path="m0,0l-2147483645,0l-2147483645,-2147483646l0,-2147483646xe" fillcolor="white" stroked="f" o:allowincell="f" style="position:absolute;margin-left:502.75pt;margin-top:275.1pt;width:204.25pt;height:23.35pt;mso-wrap-style:square;v-text-anchor:top">
+              <v:rect id="shape_0" ID="Frame 21" path="m0,0l-2147483645,0l-2147483645,-2147483646l0,-2147483646xe" fillcolor="white" stroked="f" o:allowincell="f" style="position:absolute;margin-left:502.75pt;margin-top:275.1pt;width:228.4pt;height:23.35pt;mso-wrap-style:square;v-text-anchor:top">
                 <v:fill o:detectmouseclick="t" type="solid" color2="black"/>
                 <v:stroke color="#3465a4" joinstyle="round" endcap="flat"/>
                 <v:textbox>
@@ -3483,7 +3483,7 @@
                           <w:p>
                             <w:pPr>
                               <w:pStyle w:val="FrameContents"/>
-                              <w:overflowPunct w:val="false"/>
+                              <w:overflowPunct w:val="true"/>
                               <w:jc w:val="left"/>
                               <w:rPr>
                                 <w:b/>
@@ -3524,7 +3524,7 @@
                     <w:p>
                       <w:pPr>
                         <w:pStyle w:val="FrameContents"/>
-                        <w:overflowPunct w:val="false"/>
+                        <w:overflowPunct w:val="true"/>
                         <w:jc w:val="left"/>
                         <w:rPr>
                           <w:b/>
@@ -4912,7 +4912,7 @@
     <w:pPr>
       <w:widowControl/>
       <w:suppressAutoHyphens w:val="true"/>
-      <w:overflowPunct w:val="true"/>
+      <w:overflowPunct w:val="false"/>
       <w:bidi w:val="0"/>
       <w:spacing w:before="0" w:after="0"/>
       <w:jc w:val="left"/>

--- a/public/tc.docx
+++ b/public/tc.docx
@@ -128,7 +128,7 @@
         <mc:AlternateContent>
           <mc:Choice Requires="wps">
             <w:drawing>
-              <wp:anchor behindDoc="0" distT="0" distB="0" distL="0" distR="0" simplePos="0" locked="0" layoutInCell="0" allowOverlap="1" relativeHeight="4">
+              <wp:anchor behindDoc="0" distT="635" distB="0" distL="0" distR="0" simplePos="0" locked="0" layoutInCell="0" allowOverlap="1" relativeHeight="4">
                 <wp:simplePos x="0" y="0"/>
                 <wp:positionH relativeFrom="column">
                   <wp:posOffset>1207770</wp:posOffset>
@@ -281,7 +281,7 @@
                           <w:p>
                             <w:pPr>
                               <w:pStyle w:val="FrameContents"/>
-                              <w:overflowPunct w:val="true"/>
+                              <w:overflowPunct w:val="false"/>
                               <w:jc w:val="left"/>
                               <w:rPr>
                                 <w:b/>
@@ -322,7 +322,7 @@
                     <w:p>
                       <w:pPr>
                         <w:pStyle w:val="FrameContents"/>
-                        <w:overflowPunct w:val="true"/>
+                        <w:overflowPunct w:val="false"/>
                         <w:jc w:val="left"/>
                         <w:rPr>
                           <w:b/>
@@ -469,7 +469,7 @@
                   <wp:posOffset>2237740</wp:posOffset>
                 </wp:positionH>
                 <wp:positionV relativeFrom="paragraph">
-                  <wp:posOffset>6547485</wp:posOffset>
+                  <wp:posOffset>6543675</wp:posOffset>
                 </wp:positionV>
                 <wp:extent cx="1665605" cy="491490"/>
                 <wp:effectExtent l="635" t="0" r="0" b="0"/>
@@ -537,7 +537,7 @@
           </mc:Choice>
           <mc:Fallback>
             <w:pict>
-              <v:rect id="shape_0" ID="Frame 40" path="m0,0l-2147483645,0l-2147483645,-2147483646l0,-2147483646xe" fillcolor="white" stroked="f" o:allowincell="f" style="position:absolute;margin-left:176.2pt;margin-top:515.55pt;width:131.1pt;height:38.65pt;mso-wrap-style:square;v-text-anchor:top">
+              <v:rect id="shape_0" ID="Frame 40" path="m0,0l-2147483645,0l-2147483645,-2147483646l0,-2147483646xe" fillcolor="white" stroked="f" o:allowincell="f" style="position:absolute;margin-left:176.2pt;margin-top:515.25pt;width:131.1pt;height:38.65pt;mso-wrap-style:square;v-text-anchor:top">
                 <v:fill o:detectmouseclick="t" type="solid" color2="black"/>
                 <v:stroke color="#3465a4" joinstyle="round" endcap="flat"/>
                 <v:textbox>
@@ -574,13 +574,13 @@
         <mc:AlternateContent>
           <mc:Choice Requires="wps">
             <w:drawing>
-              <wp:anchor behindDoc="0" distT="0" distB="0" distL="0" distR="0" simplePos="0" locked="0" layoutInCell="0" allowOverlap="1" relativeHeight="12">
+              <wp:anchor behindDoc="0" distT="0" distB="0" distL="635" distR="0" simplePos="0" locked="0" layoutInCell="0" allowOverlap="1" relativeHeight="12">
                 <wp:simplePos x="0" y="0"/>
                 <wp:positionH relativeFrom="column">
                   <wp:posOffset>1661160</wp:posOffset>
                 </wp:positionH>
                 <wp:positionV relativeFrom="paragraph">
-                  <wp:posOffset>7022465</wp:posOffset>
+                  <wp:posOffset>7037705</wp:posOffset>
                 </wp:positionV>
                 <wp:extent cx="2206625" cy="226695"/>
                 <wp:effectExtent l="635" t="635" r="0" b="0"/>
@@ -648,7 +648,7 @@
           </mc:Choice>
           <mc:Fallback>
             <w:pict>
-              <v:rect id="shape_0" ID="Frame 42" path="m0,0l-2147483645,0l-2147483645,-2147483646l0,-2147483646xe" fillcolor="white" stroked="f" o:allowincell="f" style="position:absolute;margin-left:130.8pt;margin-top:552.95pt;width:173.7pt;height:17.8pt;mso-wrap-style:square;v-text-anchor:top">
+              <v:rect id="shape_0" ID="Frame 42" path="m0,0l-2147483645,0l-2147483645,-2147483646l0,-2147483646xe" fillcolor="white" stroked="f" o:allowincell="f" style="position:absolute;margin-left:130.8pt;margin-top:554.15pt;width:173.7pt;height:17.8pt;mso-wrap-style:square;v-text-anchor:top">
                 <v:fill o:detectmouseclick="t" type="solid" color2="black"/>
                 <v:stroke color="#3465a4" joinstyle="round" endcap="flat"/>
                 <v:textbox>
@@ -1424,7 +1424,9 @@
                               </w:rPr>
                             </w:pPr>
                             <w:r>
-                              <w:rPr/>
+                              <w:rPr>
+                                <w:color w:val="000000"/>
+                              </w:rPr>
                             </w:r>
                           </w:p>
                         </w:txbxContent>
@@ -1479,7 +1481,9 @@
                         </w:rPr>
                       </w:pPr>
                       <w:r>
-                        <w:rPr/>
+                        <w:rPr>
+                          <w:color w:val="000000"/>
+                        </w:rPr>
                       </w:r>
                     </w:p>
                   </w:txbxContent>
@@ -1492,7 +1496,7 @@
         <mc:AlternateContent>
           <mc:Choice Requires="wps">
             <w:drawing>
-              <wp:anchor behindDoc="0" distT="0" distB="0" distL="0" distR="0" simplePos="0" locked="0" layoutInCell="0" allowOverlap="1" relativeHeight="28">
+              <wp:anchor behindDoc="0" distT="0" distB="0" distL="635" distR="0" simplePos="0" locked="0" layoutInCell="0" allowOverlap="1" relativeHeight="28">
                 <wp:simplePos x="0" y="0"/>
                 <wp:positionH relativeFrom="column">
                   <wp:posOffset>2260600</wp:posOffset>
@@ -1605,17 +1609,7 @@
                                 <w:sz w:val="24"/>
                                 <w:szCs w:val="24"/>
                               </w:rPr>
-                              <w:t xml:space="preserve">{examination}, </w:t>
-                            </w:r>
-                            <w:r>
-                              <w:rPr>
-                                <w:b/>
-                                <w:bCs/>
-                                <w:color w:val="000000"/>
-                                <w:sz w:val="24"/>
-                                <w:szCs w:val="24"/>
-                              </w:rPr>
-                              <w:t>{leftdate}</w:t>
+                              <w:t>{examination}, {leftdate}</w:t>
                             </w:r>
                           </w:p>
                         </w:txbxContent>
@@ -1653,17 +1647,7 @@
                           <w:sz w:val="24"/>
                           <w:szCs w:val="24"/>
                         </w:rPr>
-                        <w:t xml:space="preserve">{examination}, </w:t>
-                      </w:r>
-                      <w:r>
-                        <w:rPr>
-                          <w:b/>
-                          <w:bCs/>
-                          <w:color w:val="000000"/>
-                          <w:sz w:val="24"/>
-                          <w:szCs w:val="24"/>
-                        </w:rPr>
-                        <w:t>{leftdate}</w:t>
+                        <w:t>{examination}, {leftdate}</w:t>
                       </w:r>
                     </w:p>
                   </w:txbxContent>
@@ -1997,7 +1981,7 @@
         <mc:AlternateContent>
           <mc:Choice Requires="wps">
             <w:drawing>
-              <wp:anchor behindDoc="0" distT="0" distB="0" distL="0" distR="0" simplePos="0" locked="0" layoutInCell="0" allowOverlap="1" relativeHeight="37">
+              <wp:anchor behindDoc="0" distT="635" distB="0" distL="0" distR="0" simplePos="0" locked="0" layoutInCell="0" allowOverlap="1" relativeHeight="37">
                 <wp:simplePos x="0" y="0"/>
                 <wp:positionH relativeFrom="column">
                   <wp:posOffset>5210810</wp:posOffset>
@@ -2104,13 +2088,13 @@
         <mc:AlternateContent>
           <mc:Choice Requires="wps">
             <w:drawing>
-              <wp:anchor behindDoc="0" distT="0" distB="0" distL="0" distR="0" simplePos="0" locked="0" layoutInCell="0" allowOverlap="1" relativeHeight="39">
+              <wp:anchor behindDoc="0" distT="0" distB="0" distL="635" distR="0" simplePos="0" locked="0" layoutInCell="0" allowOverlap="1" relativeHeight="39">
                 <wp:simplePos x="0" y="0"/>
                 <wp:positionH relativeFrom="column">
-                  <wp:posOffset>6146800</wp:posOffset>
+                  <wp:posOffset>6139180</wp:posOffset>
                 </wp:positionH>
                 <wp:positionV relativeFrom="paragraph">
-                  <wp:posOffset>6328410</wp:posOffset>
+                  <wp:posOffset>6336030</wp:posOffset>
                 </wp:positionV>
                 <wp:extent cx="1943735" cy="206375"/>
                 <wp:effectExtent l="635" t="635" r="0" b="0"/>
@@ -2176,7 +2160,7 @@
           </mc:Choice>
           <mc:Fallback>
             <w:pict>
-              <v:rect id="shape_0" ID="Frame 30" path="m0,0l-2147483645,0l-2147483645,-2147483646l0,-2147483646xe" fillcolor="white" stroked="f" o:allowincell="f" style="position:absolute;margin-left:484pt;margin-top:498.3pt;width:153pt;height:16.2pt;mso-wrap-style:square;v-text-anchor:top">
+              <v:rect id="shape_0" ID="Frame 30" path="m0,0l-2147483645,0l-2147483645,-2147483646l0,-2147483646xe" fillcolor="white" stroked="f" o:allowincell="f" style="position:absolute;margin-left:483.4pt;margin-top:498.9pt;width:153pt;height:16.2pt;mso-wrap-style:square;v-text-anchor:top">
                 <v:fill o:detectmouseclick="t" type="solid" color2="black"/>
                 <v:stroke color="#3465a4" joinstyle="round" endcap="flat"/>
                 <v:textbox>
@@ -2211,7 +2195,7 @@
         <mc:AlternateContent>
           <mc:Choice Requires="wps">
             <w:drawing>
-              <wp:anchor behindDoc="0" distT="0" distB="0" distL="0" distR="0" simplePos="0" locked="0" layoutInCell="0" allowOverlap="1" relativeHeight="41">
+              <wp:anchor behindDoc="0" distT="635" distB="0" distL="0" distR="0" simplePos="0" locked="0" layoutInCell="0" allowOverlap="1" relativeHeight="41">
                 <wp:simplePos x="0" y="0"/>
                 <wp:positionH relativeFrom="column">
                   <wp:posOffset>5314950</wp:posOffset>
@@ -2360,7 +2344,7 @@
                           <w:p>
                             <w:pPr>
                               <w:pStyle w:val="FrameContents"/>
-                              <w:overflowPunct w:val="true"/>
+                              <w:overflowPunct w:val="false"/>
                               <w:jc w:val="left"/>
                               <w:rPr>
                                 <w:b/>
@@ -2399,7 +2383,7 @@
                     <w:p>
                       <w:pPr>
                         <w:pStyle w:val="FrameContents"/>
-                        <w:overflowPunct w:val="true"/>
+                        <w:overflowPunct w:val="false"/>
                         <w:jc w:val="left"/>
                         <w:rPr>
                           <w:b/>
@@ -2534,7 +2518,7 @@
         <mc:AlternateContent>
           <mc:Choice Requires="wps">
             <w:drawing>
-              <wp:anchor behindDoc="0" distT="0" distB="0" distL="0" distR="0" simplePos="0" locked="0" layoutInCell="0" allowOverlap="1" relativeHeight="47">
+              <wp:anchor behindDoc="0" distT="635" distB="0" distL="0" distR="0" simplePos="0" locked="0" layoutInCell="0" allowOverlap="1" relativeHeight="47">
                 <wp:simplePos x="0" y="0"/>
                 <wp:positionH relativeFrom="column">
                   <wp:posOffset>8501380</wp:posOffset>
@@ -3069,7 +3053,7 @@
         <mc:AlternateContent>
           <mc:Choice Requires="wps">
             <w:drawing>
-              <wp:anchor behindDoc="0" distT="0" distB="0" distL="0" distR="0" simplePos="0" locked="0" layoutInCell="0" allowOverlap="1" relativeHeight="57">
+              <wp:anchor behindDoc="0" distT="635" distB="0" distL="0" distR="0" simplePos="0" locked="0" layoutInCell="0" allowOverlap="1" relativeHeight="57">
                 <wp:simplePos x="0" y="0"/>
                 <wp:positionH relativeFrom="column">
                   <wp:posOffset>11638280</wp:posOffset>
@@ -3125,17 +3109,7 @@
                                 <w:sz w:val="24"/>
                                 <w:szCs w:val="24"/>
                               </w:rPr>
-                              <w:t xml:space="preserve">{examination}, </w:t>
-                            </w:r>
-                            <w:r>
-                              <w:rPr>
-                                <w:b/>
-                                <w:bCs/>
-                                <w:color w:val="000000"/>
-                                <w:sz w:val="24"/>
-                                <w:szCs w:val="24"/>
-                              </w:rPr>
-                              <w:t>{leftdate}</w:t>
+                              <w:t>{examination}, {leftdate}</w:t>
                             </w:r>
                           </w:p>
                         </w:txbxContent>
@@ -3173,17 +3147,7 @@
                           <w:sz w:val="24"/>
                           <w:szCs w:val="24"/>
                         </w:rPr>
-                        <w:t xml:space="preserve">{examination}, </w:t>
-                      </w:r>
-                      <w:r>
-                        <w:rPr>
-                          <w:b/>
-                          <w:bCs/>
-                          <w:color w:val="000000"/>
-                          <w:sz w:val="24"/>
-                          <w:szCs w:val="24"/>
-                        </w:rPr>
-                        <w:t>{leftdate}</w:t>
+                        <w:t>{examination}, {leftdate}</w:t>
                       </w:r>
                     </w:p>
                   </w:txbxContent>
@@ -3624,7 +3588,7 @@
         <mc:AlternateContent>
           <mc:Choice Requires="wps">
             <w:drawing>
-              <wp:anchor behindDoc="0" distT="0" distB="0" distL="0" distR="0" simplePos="0" locked="0" layoutInCell="0" allowOverlap="1" relativeHeight="67">
+              <wp:anchor behindDoc="0" distT="635" distB="0" distL="635" distR="0" simplePos="0" locked="0" layoutInCell="0" allowOverlap="1" relativeHeight="67">
                 <wp:simplePos x="0" y="0"/>
                 <wp:positionH relativeFrom="column">
                   <wp:posOffset>11649710</wp:posOffset>
@@ -3880,7 +3844,7 @@
                           <w:p>
                             <w:pPr>
                               <w:pStyle w:val="FrameContents"/>
-                              <w:overflowPunct w:val="true"/>
+                              <w:overflowPunct w:val="false"/>
                               <w:jc w:val="left"/>
                               <w:rPr>
                                 <w:b/>
@@ -3919,7 +3883,7 @@
                     <w:p>
                       <w:pPr>
                         <w:pStyle w:val="FrameContents"/>
-                        <w:overflowPunct w:val="true"/>
+                        <w:overflowPunct w:val="false"/>
                         <w:jc w:val="left"/>
                         <w:rPr>
                           <w:b/>
@@ -3947,7 +3911,7 @@
         <mc:AlternateContent>
           <mc:Choice Requires="wps">
             <w:drawing>
-              <wp:anchor behindDoc="0" distT="0" distB="0" distL="0" distR="0" simplePos="0" locked="0" layoutInCell="0" allowOverlap="1" relativeHeight="73">
+              <wp:anchor behindDoc="0" distT="0" distB="0" distL="635" distR="0" simplePos="0" locked="0" layoutInCell="0" allowOverlap="1" relativeHeight="73">
                 <wp:simplePos x="0" y="0"/>
                 <wp:positionH relativeFrom="column">
                   <wp:posOffset>9965690</wp:posOffset>
@@ -4586,6 +4550,327 @@
             </w:pict>
           </mc:Fallback>
         </mc:AlternateContent>
+        <mc:AlternateContent>
+          <mc:Choice Requires="wps">
+            <w:drawing>
+              <wp:anchor behindDoc="0" distT="635" distB="0" distL="635" distR="0" simplePos="0" locked="0" layoutInCell="0" allowOverlap="1" relativeHeight="85">
+                <wp:simplePos x="0" y="0"/>
+                <wp:positionH relativeFrom="column">
+                  <wp:posOffset>12285980</wp:posOffset>
+                </wp:positionH>
+                <wp:positionV relativeFrom="paragraph">
+                  <wp:posOffset>10677525</wp:posOffset>
+                </wp:positionV>
+                <wp:extent cx="1943735" cy="206375"/>
+                <wp:effectExtent l="635" t="635" r="0" b="0"/>
+                <wp:wrapSquare wrapText="bothSides"/>
+                <wp:docPr id="43" name="Frame 1"/>
+                <a:graphic xmlns:a="http://schemas.openxmlformats.org/drawingml/2006/main">
+                  <a:graphicData uri="http://schemas.microsoft.com/office/word/2010/wordprocessingShape">
+                    <wps:wsp>
+                      <wps:cNvSpPr/>
+                      <wps:spPr>
+                        <a:xfrm>
+                          <a:off x="0" y="0"/>
+                          <a:ext cx="1943640" cy="206280"/>
+                        </a:xfrm>
+                        <a:prstGeom prst="rect">
+                          <a:avLst/>
+                        </a:prstGeom>
+                        <a:solidFill>
+                          <a:srgbClr val="ffffff"/>
+                        </a:solidFill>
+                        <a:ln w="0">
+                          <a:noFill/>
+                        </a:ln>
+                      </wps:spPr>
+                      <wps:style>
+                        <a:lnRef idx="0"/>
+                        <a:fillRef idx="0"/>
+                        <a:effectRef idx="0"/>
+                        <a:fontRef idx="minor"/>
+                      </wps:style>
+                      <wps:txbx>
+                        <w:txbxContent>
+                          <w:p>
+                            <w:pPr>
+                              <w:pStyle w:val="FrameContents"/>
+                              <w:jc w:val="left"/>
+                              <w:rPr>
+                                <w:b/>
+                                <w:bCs/>
+                              </w:rPr>
+                            </w:pPr>
+                            <w:r>
+                              <w:rPr>
+                                <w:b/>
+                                <w:bCs/>
+                                <w:color w:val="000000"/>
+                                <w:sz w:val="24"/>
+                                <w:szCs w:val="24"/>
+                              </w:rPr>
+                              <w:t>{due}</w:t>
+                            </w:r>
+                          </w:p>
+                        </w:txbxContent>
+                      </wps:txbx>
+                      <wps:bodyPr lIns="0" rIns="0" tIns="0" bIns="0" anchor="t">
+                        <a:noAutofit/>
+                      </wps:bodyPr>
+                    </wps:wsp>
+                  </a:graphicData>
+                </a:graphic>
+              </wp:anchor>
+            </w:drawing>
+          </mc:Choice>
+          <mc:Fallback>
+            <w:pict>
+              <v:rect id="shape_0" ID="Frame 1" path="m0,0l-2147483645,0l-2147483645,-2147483646l0,-2147483646xe" fillcolor="white" stroked="f" o:allowincell="f" style="position:absolute;margin-left:967.4pt;margin-top:840.75pt;width:153pt;height:16.2pt;mso-wrap-style:square;v-text-anchor:top">
+                <v:fill o:detectmouseclick="t" type="solid" color2="black"/>
+                <v:stroke color="#3465a4" joinstyle="round" endcap="flat"/>
+                <v:textbox>
+                  <w:txbxContent>
+                    <w:p>
+                      <w:pPr>
+                        <w:pStyle w:val="FrameContents"/>
+                        <w:jc w:val="left"/>
+                        <w:rPr>
+                          <w:b/>
+                          <w:bCs/>
+                        </w:rPr>
+                      </w:pPr>
+                      <w:r>
+                        <w:rPr>
+                          <w:b/>
+                          <w:bCs/>
+                          <w:color w:val="000000"/>
+                          <w:sz w:val="24"/>
+                          <w:szCs w:val="24"/>
+                        </w:rPr>
+                        <w:t>{due}</w:t>
+                      </w:r>
+                    </w:p>
+                  </w:txbxContent>
+                </v:textbox>
+                <w10:wrap type="square"/>
+              </v:rect>
+            </w:pict>
+          </mc:Fallback>
+        </mc:AlternateContent>
+        <mc:AlternateContent>
+          <mc:Choice Requires="wps">
+            <w:drawing>
+              <wp:anchor behindDoc="0" distT="0" distB="0" distL="1270" distR="635" simplePos="0" locked="0" layoutInCell="0" allowOverlap="1" relativeHeight="87">
+                <wp:simplePos x="0" y="0"/>
+                <wp:positionH relativeFrom="column">
+                  <wp:posOffset>2287270</wp:posOffset>
+                </wp:positionH>
+                <wp:positionV relativeFrom="paragraph">
+                  <wp:posOffset>6286500</wp:posOffset>
+                </wp:positionV>
+                <wp:extent cx="1620520" cy="206375"/>
+                <wp:effectExtent l="635" t="635" r="0" b="0"/>
+                <wp:wrapSquare wrapText="bothSides"/>
+                <wp:docPr id="44" name="Frame 2"/>
+                <a:graphic xmlns:a="http://schemas.openxmlformats.org/drawingml/2006/main">
+                  <a:graphicData uri="http://schemas.microsoft.com/office/word/2010/wordprocessingShape">
+                    <wps:wsp>
+                      <wps:cNvSpPr/>
+                      <wps:spPr>
+                        <a:xfrm>
+                          <a:off x="0" y="0"/>
+                          <a:ext cx="1620360" cy="206280"/>
+                        </a:xfrm>
+                        <a:prstGeom prst="rect">
+                          <a:avLst/>
+                        </a:prstGeom>
+                        <a:solidFill>
+                          <a:srgbClr val="ffffff"/>
+                        </a:solidFill>
+                        <a:ln w="0">
+                          <a:noFill/>
+                        </a:ln>
+                      </wps:spPr>
+                      <wps:style>
+                        <a:lnRef idx="0"/>
+                        <a:fillRef idx="0"/>
+                        <a:effectRef idx="0"/>
+                        <a:fontRef idx="minor"/>
+                      </wps:style>
+                      <wps:txbx>
+                        <w:txbxContent>
+                          <w:p>
+                            <w:pPr>
+                              <w:pStyle w:val="FrameContents"/>
+                              <w:jc w:val="left"/>
+                              <w:rPr>
+                                <w:b/>
+                                <w:bCs/>
+                              </w:rPr>
+                            </w:pPr>
+                            <w:r>
+                              <w:rPr>
+                                <w:b/>
+                                <w:bCs/>
+                                <w:color w:val="000000"/>
+                                <w:sz w:val="24"/>
+                                <w:szCs w:val="24"/>
+                              </w:rPr>
+                              <w:t>{due}</w:t>
+                            </w:r>
+                          </w:p>
+                        </w:txbxContent>
+                      </wps:txbx>
+                      <wps:bodyPr lIns="0" rIns="0" tIns="0" bIns="0" anchor="t">
+                        <a:noAutofit/>
+                      </wps:bodyPr>
+                    </wps:wsp>
+                  </a:graphicData>
+                </a:graphic>
+              </wp:anchor>
+            </w:drawing>
+          </mc:Choice>
+          <mc:Fallback>
+            <w:pict>
+              <v:rect id="shape_0" ID="Frame 2" path="m0,0l-2147483645,0l-2147483645,-2147483646l0,-2147483646xe" fillcolor="white" stroked="f" o:allowincell="f" style="position:absolute;margin-left:180.1pt;margin-top:495pt;width:127.55pt;height:16.2pt;mso-wrap-style:square;v-text-anchor:top">
+                <v:fill o:detectmouseclick="t" type="solid" color2="black"/>
+                <v:stroke color="#3465a4" joinstyle="round" endcap="flat"/>
+                <v:textbox>
+                  <w:txbxContent>
+                    <w:p>
+                      <w:pPr>
+                        <w:pStyle w:val="FrameContents"/>
+                        <w:jc w:val="left"/>
+                        <w:rPr>
+                          <w:b/>
+                          <w:bCs/>
+                        </w:rPr>
+                      </w:pPr>
+                      <w:r>
+                        <w:rPr>
+                          <w:b/>
+                          <w:bCs/>
+                          <w:color w:val="000000"/>
+                          <w:sz w:val="24"/>
+                          <w:szCs w:val="24"/>
+                        </w:rPr>
+                        <w:t>{due}</w:t>
+                      </w:r>
+                    </w:p>
+                  </w:txbxContent>
+                </v:textbox>
+                <w10:wrap type="square"/>
+              </v:rect>
+            </w:pict>
+          </mc:Fallback>
+        </mc:AlternateContent>
+        <mc:AlternateContent>
+          <mc:Choice Requires="wps">
+            <w:drawing>
+              <wp:anchor behindDoc="0" distT="0" distB="0" distL="635" distR="0" simplePos="0" locked="0" layoutInCell="0" allowOverlap="1" relativeHeight="89">
+                <wp:simplePos x="0" y="0"/>
+                <wp:positionH relativeFrom="column">
+                  <wp:posOffset>8434070</wp:posOffset>
+                </wp:positionH>
+                <wp:positionV relativeFrom="paragraph">
+                  <wp:posOffset>10677525</wp:posOffset>
+                </wp:positionV>
+                <wp:extent cx="1943735" cy="206375"/>
+                <wp:effectExtent l="635" t="635" r="0" b="0"/>
+                <wp:wrapSquare wrapText="bothSides"/>
+                <wp:docPr id="45" name="Frame 3"/>
+                <a:graphic xmlns:a="http://schemas.openxmlformats.org/drawingml/2006/main">
+                  <a:graphicData uri="http://schemas.microsoft.com/office/word/2010/wordprocessingShape">
+                    <wps:wsp>
+                      <wps:cNvSpPr/>
+                      <wps:spPr>
+                        <a:xfrm>
+                          <a:off x="0" y="0"/>
+                          <a:ext cx="1943640" cy="206280"/>
+                        </a:xfrm>
+                        <a:prstGeom prst="rect">
+                          <a:avLst/>
+                        </a:prstGeom>
+                        <a:solidFill>
+                          <a:srgbClr val="ffffff"/>
+                        </a:solidFill>
+                        <a:ln w="0">
+                          <a:noFill/>
+                        </a:ln>
+                      </wps:spPr>
+                      <wps:style>
+                        <a:lnRef idx="0"/>
+                        <a:fillRef idx="0"/>
+                        <a:effectRef idx="0"/>
+                        <a:fontRef idx="minor"/>
+                      </wps:style>
+                      <wps:txbx>
+                        <w:txbxContent>
+                          <w:p>
+                            <w:pPr>
+                              <w:pStyle w:val="FrameContents"/>
+                              <w:jc w:val="left"/>
+                              <w:rPr>
+                                <w:b/>
+                                <w:bCs/>
+                              </w:rPr>
+                            </w:pPr>
+                            <w:r>
+                              <w:rPr>
+                                <w:b/>
+                                <w:bCs/>
+                                <w:color w:val="000000"/>
+                                <w:sz w:val="24"/>
+                                <w:szCs w:val="24"/>
+                              </w:rPr>
+                              <w:t>{due}</w:t>
+                            </w:r>
+                          </w:p>
+                        </w:txbxContent>
+                      </wps:txbx>
+                      <wps:bodyPr lIns="0" rIns="0" tIns="0" bIns="0" anchor="t">
+                        <a:noAutofit/>
+                      </wps:bodyPr>
+                    </wps:wsp>
+                  </a:graphicData>
+                </a:graphic>
+              </wp:anchor>
+            </w:drawing>
+          </mc:Choice>
+          <mc:Fallback>
+            <w:pict>
+              <v:rect id="shape_0" ID="Frame 3" path="m0,0l-2147483645,0l-2147483645,-2147483646l0,-2147483646xe" fillcolor="white" stroked="f" o:allowincell="f" style="position:absolute;margin-left:664.1pt;margin-top:840.75pt;width:153pt;height:16.2pt;mso-wrap-style:square;v-text-anchor:top">
+                <v:fill o:detectmouseclick="t" type="solid" color2="black"/>
+                <v:stroke color="#3465a4" joinstyle="round" endcap="flat"/>
+                <v:textbox>
+                  <w:txbxContent>
+                    <w:p>
+                      <w:pPr>
+                        <w:pStyle w:val="FrameContents"/>
+                        <w:jc w:val="left"/>
+                        <w:rPr>
+                          <w:b/>
+                          <w:bCs/>
+                        </w:rPr>
+                      </w:pPr>
+                      <w:r>
+                        <w:rPr>
+                          <w:b/>
+                          <w:bCs/>
+                          <w:color w:val="000000"/>
+                          <w:sz w:val="24"/>
+                          <w:szCs w:val="24"/>
+                        </w:rPr>
+                        <w:t>{due}</w:t>
+                      </w:r>
+                    </w:p>
+                  </w:txbxContent>
+                </v:textbox>
+                <w10:wrap type="square"/>
+              </v:rect>
+            </w:pict>
+          </mc:Fallback>
+        </mc:AlternateContent>
       </w:r>
     </w:p>
     <w:sectPr>
@@ -4625,9 +4910,7 @@
     <w:pPr>
       <w:widowControl/>
       <w:suppressAutoHyphens w:val="true"/>
-      <w:kinsoku w:val="true"/>
-      <w:overflowPunct w:val="false"/>
-      <w:autoSpaceDE w:val="true"/>
+      <w:overflowPunct w:val="true"/>
       <w:bidi w:val="0"/>
       <w:spacing w:before="0" w:after="0"/>
       <w:jc w:val="left"/>

--- a/public/tc.docx
+++ b/public/tc.docx
@@ -131,10 +131,10 @@
               <wp:anchor behindDoc="0" distT="635" distB="0" distL="0" distR="0" simplePos="0" locked="0" layoutInCell="0" allowOverlap="1" relativeHeight="4">
                 <wp:simplePos x="0" y="0"/>
                 <wp:positionH relativeFrom="column">
-                  <wp:posOffset>1207770</wp:posOffset>
+                  <wp:posOffset>1333500</wp:posOffset>
                 </wp:positionH>
                 <wp:positionV relativeFrom="paragraph">
-                  <wp:posOffset>5017135</wp:posOffset>
+                  <wp:posOffset>4998085</wp:posOffset>
                 </wp:positionV>
                 <wp:extent cx="1183640" cy="205105"/>
                 <wp:effectExtent l="0" t="635" r="0" b="0"/>
@@ -152,9 +152,7 @@
                         <a:prstGeom prst="rect">
                           <a:avLst/>
                         </a:prstGeom>
-                        <a:solidFill>
-                          <a:srgbClr val="ffffff"/>
-                        </a:solidFill>
+                        <a:noFill/>
                         <a:ln w="0">
                           <a:noFill/>
                         </a:ln>
@@ -202,8 +200,8 @@
           </mc:Choice>
           <mc:Fallback>
             <w:pict>
-              <v:rect id="shape_0" ID="Frame 34" path="m0,0l-2147483645,0l-2147483645,-2147483646l0,-2147483646xe" fillcolor="white" stroked="f" o:allowincell="f" style="position:absolute;margin-left:95.1pt;margin-top:395.05pt;width:93.15pt;height:16.1pt;mso-wrap-style:square;v-text-anchor:top">
-                <v:fill o:detectmouseclick="t" type="solid" color2="black"/>
+              <v:rect id="shape_0" ID="Frame 34" path="m0,0l-2147483645,0l-2147483645,-2147483646l0,-2147483646xe" stroked="f" o:allowincell="f" style="position:absolute;margin-left:105pt;margin-top:393.55pt;width:93.15pt;height:16.1pt;mso-wrap-style:square;v-text-anchor:top">
+                <v:fill o:detectmouseclick="t" on="false"/>
                 <v:stroke color="#3465a4" joinstyle="round" endcap="flat"/>
                 <v:textbox>
                   <w:txbxContent>
@@ -242,128 +240,15 @@
               <wp:anchor behindDoc="0" distT="0" distB="0" distL="0" distR="0" simplePos="0" locked="0" layoutInCell="0" allowOverlap="1" relativeHeight="6">
                 <wp:simplePos x="0" y="0"/>
                 <wp:positionH relativeFrom="column">
-                  <wp:posOffset>1261110</wp:posOffset>
+                  <wp:posOffset>2451100</wp:posOffset>
                 </wp:positionH>
                 <wp:positionV relativeFrom="paragraph">
-                  <wp:posOffset>4723130</wp:posOffset>
-                </wp:positionV>
-                <wp:extent cx="2018030" cy="295910"/>
-                <wp:effectExtent l="0" t="0" r="0" b="0"/>
-                <wp:wrapSquare wrapText="bothSides"/>
-                <wp:docPr id="3" name="Frame 35"/>
-                <a:graphic xmlns:a="http://schemas.openxmlformats.org/drawingml/2006/main">
-                  <a:graphicData uri="http://schemas.microsoft.com/office/word/2010/wordprocessingShape">
-                    <wps:wsp>
-                      <wps:cNvSpPr/>
-                      <wps:spPr>
-                        <a:xfrm>
-                          <a:off x="0" y="0"/>
-                          <a:ext cx="2018160" cy="295920"/>
-                        </a:xfrm>
-                        <a:prstGeom prst="rect">
-                          <a:avLst/>
-                        </a:prstGeom>
-                        <a:solidFill>
-                          <a:srgbClr val="ffffff"/>
-                        </a:solidFill>
-                        <a:ln w="0">
-                          <a:noFill/>
-                        </a:ln>
-                      </wps:spPr>
-                      <wps:style>
-                        <a:lnRef idx="0"/>
-                        <a:fillRef idx="0"/>
-                        <a:effectRef idx="0"/>
-                        <a:fontRef idx="minor"/>
-                      </wps:style>
-                      <wps:txbx>
-                        <w:txbxContent>
-                          <w:p>
-                            <w:pPr>
-                              <w:pStyle w:val="FrameContents"/>
-                              <w:overflowPunct w:val="false"/>
-                              <w:jc w:val="left"/>
-                              <w:rPr>
-                                <w:b/>
-                                <w:bCs/>
-                                <w:sz w:val="22"/>
-                                <w:szCs w:val="22"/>
-                              </w:rPr>
-                            </w:pPr>
-                            <w:r>
-                              <w:rPr>
-                                <w:b/>
-                                <w:bCs/>
-                                <w:color w:val="000000"/>
-                                <w:sz w:val="22"/>
-                                <w:szCs w:val="22"/>
-                              </w:rPr>
-                              <w:t>{admno}</w:t>
-                            </w:r>
-                          </w:p>
-                        </w:txbxContent>
-                      </wps:txbx>
-                      <wps:bodyPr lIns="90000" rIns="90000" tIns="45000" bIns="45000" anchor="t">
-                        <a:noAutofit/>
-                      </wps:bodyPr>
-                    </wps:wsp>
-                  </a:graphicData>
-                </a:graphic>
-              </wp:anchor>
-            </w:drawing>
-          </mc:Choice>
-          <mc:Fallback>
-            <w:pict>
-              <v:rect id="shape_0" ID="Frame 35" path="m0,0l-2147483645,0l-2147483645,-2147483646l0,-2147483646xe" fillcolor="white" stroked="f" o:allowincell="f" style="position:absolute;margin-left:99.3pt;margin-top:371.9pt;width:158.85pt;height:23.25pt;mso-wrap-style:square;v-text-anchor:top">
-                <v:fill o:detectmouseclick="t" type="solid" color2="black"/>
-                <v:stroke color="#3465a4" joinstyle="round" endcap="flat"/>
-                <v:textbox>
-                  <w:txbxContent>
-                    <w:p>
-                      <w:pPr>
-                        <w:pStyle w:val="FrameContents"/>
-                        <w:overflowPunct w:val="false"/>
-                        <w:jc w:val="left"/>
-                        <w:rPr>
-                          <w:b/>
-                          <w:bCs/>
-                          <w:sz w:val="22"/>
-                          <w:szCs w:val="22"/>
-                        </w:rPr>
-                      </w:pPr>
-                      <w:r>
-                        <w:rPr>
-                          <w:b/>
-                          <w:bCs/>
-                          <w:color w:val="000000"/>
-                          <w:sz w:val="22"/>
-                          <w:szCs w:val="22"/>
-                        </w:rPr>
-                        <w:t>{admno}</w:t>
-                      </w:r>
-                    </w:p>
-                  </w:txbxContent>
-                </v:textbox>
-                <w10:wrap type="square"/>
-              </v:rect>
-            </w:pict>
-          </mc:Fallback>
-        </mc:AlternateContent>
-        <mc:AlternateContent>
-          <mc:Choice Requires="wps">
-            <w:drawing>
-              <wp:anchor behindDoc="0" distT="0" distB="0" distL="0" distR="0" simplePos="0" locked="0" layoutInCell="0" allowOverlap="1" relativeHeight="8">
-                <wp:simplePos x="0" y="0"/>
-                <wp:positionH relativeFrom="column">
-                  <wp:posOffset>2355850</wp:posOffset>
-                </wp:positionH>
-                <wp:positionV relativeFrom="paragraph">
-                  <wp:posOffset>5560060</wp:posOffset>
+                  <wp:posOffset>5518150</wp:posOffset>
                 </wp:positionV>
                 <wp:extent cx="1477645" cy="192405"/>
                 <wp:effectExtent l="635" t="635" r="0" b="0"/>
                 <wp:wrapSquare wrapText="bothSides"/>
-                <wp:docPr id="4" name="Frame 37"/>
+                <wp:docPr id="3" name="Frame 37"/>
                 <a:graphic xmlns:a="http://schemas.openxmlformats.org/drawingml/2006/main">
                   <a:graphicData uri="http://schemas.microsoft.com/office/word/2010/wordprocessingShape">
                     <wps:wsp>
@@ -376,9 +261,7 @@
                         <a:prstGeom prst="rect">
                           <a:avLst/>
                         </a:prstGeom>
-                        <a:solidFill>
-                          <a:srgbClr val="ffffff"/>
-                        </a:solidFill>
+                        <a:noFill/>
                         <a:ln w="0">
                           <a:noFill/>
                         </a:ln>
@@ -426,8 +309,8 @@
           </mc:Choice>
           <mc:Fallback>
             <w:pict>
-              <v:rect id="shape_0" ID="Frame 37" path="m0,0l-2147483645,0l-2147483645,-2147483646l0,-2147483646xe" fillcolor="white" stroked="f" o:allowincell="f" style="position:absolute;margin-left:185.5pt;margin-top:437.8pt;width:116.3pt;height:15.1pt;mso-wrap-style:square;v-text-anchor:top">
-                <v:fill o:detectmouseclick="t" type="solid" color2="black"/>
+              <v:rect id="shape_0" ID="Frame 37" path="m0,0l-2147483645,0l-2147483645,-2147483646l0,-2147483646xe" stroked="f" o:allowincell="f" style="position:absolute;margin-left:193pt;margin-top:434.5pt;width:116.3pt;height:15.1pt;mso-wrap-style:square;v-text-anchor:top">
+                <v:fill o:detectmouseclick="t" on="false"/>
                 <v:stroke color="#3465a4" joinstyle="round" endcap="flat"/>
                 <v:textbox>
                   <w:txbxContent>
@@ -463,18 +346,18 @@
         <mc:AlternateContent>
           <mc:Choice Requires="wps">
             <w:drawing>
-              <wp:anchor behindDoc="0" distT="0" distB="0" distL="0" distR="0" simplePos="0" locked="0" layoutInCell="0" allowOverlap="1" relativeHeight="10">
+              <wp:anchor behindDoc="0" distT="0" distB="0" distL="0" distR="0" simplePos="0" locked="0" layoutInCell="0" allowOverlap="1" relativeHeight="8">
                 <wp:simplePos x="0" y="0"/>
                 <wp:positionH relativeFrom="column">
-                  <wp:posOffset>2237740</wp:posOffset>
+                  <wp:posOffset>2352040</wp:posOffset>
                 </wp:positionH>
                 <wp:positionV relativeFrom="paragraph">
-                  <wp:posOffset>6543675</wp:posOffset>
+                  <wp:posOffset>6429375</wp:posOffset>
                 </wp:positionV>
-                <wp:extent cx="1665605" cy="491490"/>
+                <wp:extent cx="1637665" cy="491490"/>
                 <wp:effectExtent l="635" t="0" r="0" b="0"/>
                 <wp:wrapSquare wrapText="bothSides"/>
-                <wp:docPr id="5" name="Frame 40"/>
+                <wp:docPr id="4" name="Frame 40"/>
                 <a:graphic xmlns:a="http://schemas.openxmlformats.org/drawingml/2006/main">
                   <a:graphicData uri="http://schemas.microsoft.com/office/word/2010/wordprocessingShape">
                     <wps:wsp>
@@ -482,14 +365,12 @@
                       <wps:spPr>
                         <a:xfrm>
                           <a:off x="0" y="0"/>
-                          <a:ext cx="1665720" cy="491400"/>
+                          <a:ext cx="1637640" cy="491400"/>
                         </a:xfrm>
                         <a:prstGeom prst="rect">
                           <a:avLst/>
                         </a:prstGeom>
-                        <a:solidFill>
-                          <a:srgbClr val="ffffff"/>
-                        </a:solidFill>
+                        <a:noFill/>
                         <a:ln w="0">
                           <a:noFill/>
                         </a:ln>
@@ -537,8 +418,8 @@
           </mc:Choice>
           <mc:Fallback>
             <w:pict>
-              <v:rect id="shape_0" ID="Frame 40" path="m0,0l-2147483645,0l-2147483645,-2147483646l0,-2147483646xe" fillcolor="white" stroked="f" o:allowincell="f" style="position:absolute;margin-left:176.2pt;margin-top:515.25pt;width:131.1pt;height:38.65pt;mso-wrap-style:square;v-text-anchor:top">
-                <v:fill o:detectmouseclick="t" type="solid" color2="black"/>
+              <v:rect id="shape_0" ID="Frame 40" path="m0,0l-2147483645,0l-2147483645,-2147483646l0,-2147483646xe" stroked="f" o:allowincell="f" style="position:absolute;margin-left:185.2pt;margin-top:506.25pt;width:128.9pt;height:38.65pt;mso-wrap-style:square;v-text-anchor:top">
+                <v:fill o:detectmouseclick="t" on="false"/>
                 <v:stroke color="#3465a4" joinstyle="round" endcap="flat"/>
                 <v:textbox>
                   <w:txbxContent>
@@ -574,18 +455,18 @@
         <mc:AlternateContent>
           <mc:Choice Requires="wps">
             <w:drawing>
-              <wp:anchor behindDoc="0" distT="0" distB="0" distL="635" distR="0" simplePos="0" locked="0" layoutInCell="0" allowOverlap="1" relativeHeight="12">
+              <wp:anchor behindDoc="0" distT="0" distB="0" distL="635" distR="0" simplePos="0" locked="0" layoutInCell="0" allowOverlap="1" relativeHeight="10">
                 <wp:simplePos x="0" y="0"/>
                 <wp:positionH relativeFrom="column">
-                  <wp:posOffset>1661160</wp:posOffset>
+                  <wp:posOffset>1729740</wp:posOffset>
                 </wp:positionH>
                 <wp:positionV relativeFrom="paragraph">
-                  <wp:posOffset>7037705</wp:posOffset>
+                  <wp:posOffset>6957695</wp:posOffset>
                 </wp:positionV>
                 <wp:extent cx="2206625" cy="226695"/>
                 <wp:effectExtent l="635" t="635" r="0" b="0"/>
                 <wp:wrapSquare wrapText="bothSides"/>
-                <wp:docPr id="6" name="Frame 42"/>
+                <wp:docPr id="5" name="Frame 42"/>
                 <a:graphic xmlns:a="http://schemas.openxmlformats.org/drawingml/2006/main">
                   <a:graphicData uri="http://schemas.microsoft.com/office/word/2010/wordprocessingShape">
                     <wps:wsp>
@@ -598,9 +479,7 @@
                         <a:prstGeom prst="rect">
                           <a:avLst/>
                         </a:prstGeom>
-                        <a:solidFill>
-                          <a:srgbClr val="ffffff"/>
-                        </a:solidFill>
+                        <a:noFill/>
                         <a:ln w="0">
                           <a:noFill/>
                         </a:ln>
@@ -648,8 +527,8 @@
           </mc:Choice>
           <mc:Fallback>
             <w:pict>
-              <v:rect id="shape_0" ID="Frame 42" path="m0,0l-2147483645,0l-2147483645,-2147483646l0,-2147483646xe" fillcolor="white" stroked="f" o:allowincell="f" style="position:absolute;margin-left:130.8pt;margin-top:554.15pt;width:173.7pt;height:17.8pt;mso-wrap-style:square;v-text-anchor:top">
-                <v:fill o:detectmouseclick="t" type="solid" color2="black"/>
+              <v:rect id="shape_0" ID="Frame 42" path="m0,0l-2147483645,0l-2147483645,-2147483646l0,-2147483646xe" stroked="f" o:allowincell="f" style="position:absolute;margin-left:136.2pt;margin-top:547.85pt;width:173.7pt;height:17.8pt;mso-wrap-style:square;v-text-anchor:top">
+                <v:fill o:detectmouseclick="t" on="false"/>
                 <v:stroke color="#3465a4" joinstyle="round" endcap="flat"/>
                 <v:textbox>
                   <w:txbxContent>
@@ -685,18 +564,18 @@
         <mc:AlternateContent>
           <mc:Choice Requires="wps">
             <w:drawing>
-              <wp:anchor behindDoc="0" distT="0" distB="0" distL="0" distR="0" simplePos="0" locked="0" layoutInCell="0" allowOverlap="1" relativeHeight="14">
+              <wp:anchor behindDoc="0" distT="0" distB="0" distL="0" distR="0" simplePos="0" locked="0" layoutInCell="0" allowOverlap="1" relativeHeight="12">
                 <wp:simplePos x="0" y="0"/>
                 <wp:positionH relativeFrom="column">
-                  <wp:posOffset>1081405</wp:posOffset>
+                  <wp:posOffset>1241425</wp:posOffset>
                 </wp:positionH>
                 <wp:positionV relativeFrom="paragraph">
-                  <wp:posOffset>7284085</wp:posOffset>
+                  <wp:posOffset>7215505</wp:posOffset>
                 </wp:positionV>
                 <wp:extent cx="2556510" cy="227330"/>
                 <wp:effectExtent l="0" t="0" r="0" b="0"/>
                 <wp:wrapSquare wrapText="bothSides"/>
-                <wp:docPr id="7" name="Frame 43"/>
+                <wp:docPr id="6" name="Frame 43"/>
                 <a:graphic xmlns:a="http://schemas.openxmlformats.org/drawingml/2006/main">
                   <a:graphicData uri="http://schemas.microsoft.com/office/word/2010/wordprocessingShape">
                     <wps:wsp>
@@ -709,9 +588,7 @@
                         <a:prstGeom prst="rect">
                           <a:avLst/>
                         </a:prstGeom>
-                        <a:solidFill>
-                          <a:srgbClr val="ffffff"/>
-                        </a:solidFill>
+                        <a:noFill/>
                         <a:ln w="0">
                           <a:noFill/>
                         </a:ln>
@@ -759,8 +636,8 @@
           </mc:Choice>
           <mc:Fallback>
             <w:pict>
-              <v:rect id="shape_0" ID="Frame 43" path="m0,0l-2147483645,0l-2147483645,-2147483646l0,-2147483646xe" fillcolor="white" stroked="f" o:allowincell="f" style="position:absolute;margin-left:85.15pt;margin-top:573.55pt;width:201.25pt;height:17.85pt;mso-wrap-style:square;v-text-anchor:top">
-                <v:fill o:detectmouseclick="t" type="solid" color2="black"/>
+              <v:rect id="shape_0" ID="Frame 43" path="m0,0l-2147483645,0l-2147483645,-2147483646l0,-2147483646xe" stroked="f" o:allowincell="f" style="position:absolute;margin-left:97.75pt;margin-top:568.15pt;width:201.25pt;height:17.85pt;mso-wrap-style:square;v-text-anchor:top">
+                <v:fill o:detectmouseclick="t" on="false"/>
                 <v:stroke color="#3465a4" joinstyle="round" endcap="flat"/>
                 <v:textbox>
                   <w:txbxContent>
@@ -796,18 +673,18 @@
         <mc:AlternateContent>
           <mc:Choice Requires="wps">
             <w:drawing>
-              <wp:anchor behindDoc="0" distT="0" distB="0" distL="0" distR="0" simplePos="0" locked="0" layoutInCell="0" allowOverlap="1" relativeHeight="16">
+              <wp:anchor behindDoc="0" distT="0" distB="0" distL="0" distR="0" simplePos="0" locked="0" layoutInCell="0" allowOverlap="1" relativeHeight="14">
                 <wp:simplePos x="0" y="0"/>
                 <wp:positionH relativeFrom="column">
-                  <wp:posOffset>1527175</wp:posOffset>
+                  <wp:posOffset>1675765</wp:posOffset>
                 </wp:positionH>
                 <wp:positionV relativeFrom="paragraph">
-                  <wp:posOffset>7560945</wp:posOffset>
+                  <wp:posOffset>7480935</wp:posOffset>
                 </wp:positionV>
                 <wp:extent cx="1405890" cy="204470"/>
                 <wp:effectExtent l="0" t="0" r="0" b="0"/>
                 <wp:wrapSquare wrapText="bothSides"/>
-                <wp:docPr id="8" name="Frame 44"/>
+                <wp:docPr id="7" name="Frame 44"/>
                 <a:graphic xmlns:a="http://schemas.openxmlformats.org/drawingml/2006/main">
                   <a:graphicData uri="http://schemas.microsoft.com/office/word/2010/wordprocessingShape">
                     <wps:wsp>
@@ -820,9 +697,7 @@
                         <a:prstGeom prst="rect">
                           <a:avLst/>
                         </a:prstGeom>
-                        <a:solidFill>
-                          <a:srgbClr val="ffffff"/>
-                        </a:solidFill>
+                        <a:noFill/>
                         <a:ln w="0">
                           <a:noFill/>
                         </a:ln>
@@ -870,8 +745,8 @@
           </mc:Choice>
           <mc:Fallback>
             <w:pict>
-              <v:rect id="shape_0" ID="Frame 44" path="m0,0l-2147483645,0l-2147483645,-2147483646l0,-2147483646xe" fillcolor="white" stroked="f" o:allowincell="f" style="position:absolute;margin-left:120.25pt;margin-top:595.35pt;width:110.65pt;height:16.05pt;mso-wrap-style:square;v-text-anchor:top">
-                <v:fill o:detectmouseclick="t" type="solid" color2="black"/>
+              <v:rect id="shape_0" ID="Frame 44" path="m0,0l-2147483645,0l-2147483645,-2147483646l0,-2147483646xe" stroked="f" o:allowincell="f" style="position:absolute;margin-left:131.95pt;margin-top:589.05pt;width:110.65pt;height:16.05pt;mso-wrap-style:square;v-text-anchor:top">
+                <v:fill o:detectmouseclick="t" on="false"/>
                 <v:stroke color="#3465a4" joinstyle="round" endcap="flat"/>
                 <v:textbox>
                   <w:txbxContent>
@@ -907,18 +782,18 @@
         <mc:AlternateContent>
           <mc:Choice Requires="wps">
             <w:drawing>
-              <wp:anchor behindDoc="0" distT="0" distB="0" distL="0" distR="0" simplePos="0" locked="0" layoutInCell="0" allowOverlap="1" relativeHeight="18">
+              <wp:anchor behindDoc="0" distT="0" distB="0" distL="0" distR="0" simplePos="0" locked="0" layoutInCell="0" allowOverlap="1" relativeHeight="16">
                 <wp:simplePos x="0" y="0"/>
                 <wp:positionH relativeFrom="column">
-                  <wp:posOffset>1325880</wp:posOffset>
+                  <wp:posOffset>1474470</wp:posOffset>
                 </wp:positionH>
                 <wp:positionV relativeFrom="paragraph">
-                  <wp:posOffset>7832725</wp:posOffset>
+                  <wp:posOffset>7741285</wp:posOffset>
                 </wp:positionV>
                 <wp:extent cx="1410970" cy="218440"/>
                 <wp:effectExtent l="0" t="0" r="0" b="0"/>
                 <wp:wrapSquare wrapText="bothSides"/>
-                <wp:docPr id="9" name="Frame 45"/>
+                <wp:docPr id="8" name="Frame 45"/>
                 <a:graphic xmlns:a="http://schemas.openxmlformats.org/drawingml/2006/main">
                   <a:graphicData uri="http://schemas.microsoft.com/office/word/2010/wordprocessingShape">
                     <wps:wsp>
@@ -931,9 +806,7 @@
                         <a:prstGeom prst="rect">
                           <a:avLst/>
                         </a:prstGeom>
-                        <a:solidFill>
-                          <a:srgbClr val="ffffff"/>
-                        </a:solidFill>
+                        <a:noFill/>
                         <a:ln w="0">
                           <a:noFill/>
                         </a:ln>
@@ -981,8 +854,8 @@
           </mc:Choice>
           <mc:Fallback>
             <w:pict>
-              <v:rect id="shape_0" ID="Frame 45" path="m0,0l-2147483645,0l-2147483645,-2147483646l0,-2147483646xe" fillcolor="white" stroked="f" o:allowincell="f" style="position:absolute;margin-left:104.4pt;margin-top:616.75pt;width:111.05pt;height:17.15pt;mso-wrap-style:square;v-text-anchor:top">
-                <v:fill o:detectmouseclick="t" type="solid" color2="black"/>
+              <v:rect id="shape_0" ID="Frame 45" path="m0,0l-2147483645,0l-2147483645,-2147483646l0,-2147483646xe" stroked="f" o:allowincell="f" style="position:absolute;margin-left:116.1pt;margin-top:609.55pt;width:111.05pt;height:17.15pt;mso-wrap-style:square;v-text-anchor:top">
+                <v:fill o:detectmouseclick="t" on="false"/>
                 <v:stroke color="#3465a4" joinstyle="round" endcap="flat"/>
                 <v:textbox>
                   <w:txbxContent>
@@ -1018,18 +891,18 @@
         <mc:AlternateContent>
           <mc:Choice Requires="wps">
             <w:drawing>
-              <wp:anchor behindDoc="0" distT="0" distB="0" distL="0" distR="0" simplePos="0" locked="0" layoutInCell="0" allowOverlap="1" relativeHeight="20">
+              <wp:anchor behindDoc="0" distT="0" distB="0" distL="0" distR="0" simplePos="0" locked="0" layoutInCell="0" allowOverlap="1" relativeHeight="18">
                 <wp:simplePos x="0" y="0"/>
                 <wp:positionH relativeFrom="column">
-                  <wp:posOffset>1528445</wp:posOffset>
+                  <wp:posOffset>1677035</wp:posOffset>
                 </wp:positionH>
                 <wp:positionV relativeFrom="paragraph">
-                  <wp:posOffset>6054090</wp:posOffset>
+                  <wp:posOffset>6015990</wp:posOffset>
                 </wp:positionV>
                 <wp:extent cx="2317115" cy="198120"/>
                 <wp:effectExtent l="635" t="0" r="0" b="0"/>
                 <wp:wrapSquare wrapText="bothSides"/>
-                <wp:docPr id="10" name="Frame 46"/>
+                <wp:docPr id="9" name="Frame 46"/>
                 <a:graphic xmlns:a="http://schemas.openxmlformats.org/drawingml/2006/main">
                   <a:graphicData uri="http://schemas.microsoft.com/office/word/2010/wordprocessingShape">
                     <wps:wsp>
@@ -1042,9 +915,7 @@
                         <a:prstGeom prst="rect">
                           <a:avLst/>
                         </a:prstGeom>
-                        <a:solidFill>
-                          <a:srgbClr val="ffffff"/>
-                        </a:solidFill>
+                        <a:noFill/>
                         <a:ln w="0">
                           <a:noFill/>
                         </a:ln>
@@ -1092,8 +963,8 @@
           </mc:Choice>
           <mc:Fallback>
             <w:pict>
-              <v:rect id="shape_0" ID="Frame 46" path="m0,0l-2147483645,0l-2147483645,-2147483646l0,-2147483646xe" fillcolor="white" stroked="f" o:allowincell="f" style="position:absolute;margin-left:120.35pt;margin-top:476.7pt;width:182.4pt;height:15.55pt;mso-wrap-style:square;v-text-anchor:top">
-                <v:fill o:detectmouseclick="t" type="solid" color2="black"/>
+              <v:rect id="shape_0" ID="Frame 46" path="m0,0l-2147483645,0l-2147483645,-2147483646l0,-2147483646xe" stroked="f" o:allowincell="f" style="position:absolute;margin-left:132.05pt;margin-top:473.7pt;width:182.4pt;height:15.55pt;mso-wrap-style:square;v-text-anchor:top">
+                <v:fill o:detectmouseclick="t" on="false"/>
                 <v:stroke color="#3465a4" joinstyle="round" endcap="flat"/>
                 <v:textbox>
                   <w:txbxContent>
@@ -1129,18 +1000,18 @@
         <mc:AlternateContent>
           <mc:Choice Requires="wps">
             <w:drawing>
-              <wp:anchor behindDoc="0" distT="0" distB="0" distL="0" distR="0" simplePos="0" locked="0" layoutInCell="0" allowOverlap="1" relativeHeight="22">
+              <wp:anchor behindDoc="0" distT="0" distB="0" distL="0" distR="0" simplePos="0" locked="0" layoutInCell="0" allowOverlap="1" relativeHeight="20">
                 <wp:simplePos x="0" y="0"/>
                 <wp:positionH relativeFrom="column">
-                  <wp:posOffset>3162935</wp:posOffset>
+                  <wp:posOffset>3235325</wp:posOffset>
                 </wp:positionH>
                 <wp:positionV relativeFrom="paragraph">
                   <wp:posOffset>3639820</wp:posOffset>
                 </wp:positionV>
-                <wp:extent cx="778510" cy="222250"/>
+                <wp:extent cx="743585" cy="222250"/>
                 <wp:effectExtent l="0" t="0" r="0" b="0"/>
                 <wp:wrapSquare wrapText="bothSides"/>
-                <wp:docPr id="11" name="Frame 32"/>
+                <wp:docPr id="10" name="Frame 32"/>
                 <a:graphic xmlns:a="http://schemas.openxmlformats.org/drawingml/2006/main">
                   <a:graphicData uri="http://schemas.microsoft.com/office/word/2010/wordprocessingShape">
                     <wps:wsp>
@@ -1148,14 +1019,12 @@
                       <wps:spPr>
                         <a:xfrm>
                           <a:off x="0" y="0"/>
-                          <a:ext cx="778680" cy="222120"/>
+                          <a:ext cx="743760" cy="222120"/>
                         </a:xfrm>
                         <a:prstGeom prst="rect">
                           <a:avLst/>
                         </a:prstGeom>
-                        <a:solidFill>
-                          <a:srgbClr val="ffffff"/>
-                        </a:solidFill>
+                        <a:noFill/>
                         <a:ln w="0">
                           <a:noFill/>
                         </a:ln>
@@ -1203,8 +1072,8 @@
           </mc:Choice>
           <mc:Fallback>
             <w:pict>
-              <v:rect id="shape_0" ID="Frame 32" path="m0,0l-2147483645,0l-2147483645,-2147483646l0,-2147483646xe" fillcolor="white" stroked="f" o:allowincell="f" style="position:absolute;margin-left:249.05pt;margin-top:286.6pt;width:61.25pt;height:17.45pt;mso-wrap-style:square;v-text-anchor:top">
-                <v:fill o:detectmouseclick="t" type="solid" color2="black"/>
+              <v:rect id="shape_0" ID="Frame 32" path="m0,0l-2147483645,0l-2147483645,-2147483646l0,-2147483646xe" stroked="f" o:allowincell="f" style="position:absolute;margin-left:254.75pt;margin-top:286.6pt;width:58.5pt;height:17.45pt;mso-wrap-style:square;v-text-anchor:top">
+                <v:fill o:detectmouseclick="t" on="false"/>
                 <v:stroke color="#3465a4" joinstyle="round" endcap="flat"/>
                 <v:textbox>
                   <w:txbxContent>
@@ -1240,18 +1109,18 @@
         <mc:AlternateContent>
           <mc:Choice Requires="wps">
             <w:drawing>
-              <wp:anchor behindDoc="0" distT="0" distB="0" distL="0" distR="0" simplePos="0" locked="0" layoutInCell="0" allowOverlap="1" relativeHeight="24">
+              <wp:anchor behindDoc="0" distT="0" distB="0" distL="0" distR="0" simplePos="0" locked="0" layoutInCell="0" allowOverlap="1" relativeHeight="22">
                 <wp:simplePos x="0" y="0"/>
                 <wp:positionH relativeFrom="column">
-                  <wp:posOffset>1522095</wp:posOffset>
+                  <wp:posOffset>1655445</wp:posOffset>
                 </wp:positionH>
                 <wp:positionV relativeFrom="paragraph">
                   <wp:posOffset>4494530</wp:posOffset>
                 </wp:positionV>
-                <wp:extent cx="2379980" cy="217170"/>
+                <wp:extent cx="2326640" cy="217170"/>
                 <wp:effectExtent l="0" t="0" r="0" b="0"/>
                 <wp:wrapSquare wrapText="bothSides"/>
-                <wp:docPr id="12" name="Frame 33"/>
+                <wp:docPr id="11" name="Frame 33"/>
                 <a:graphic xmlns:a="http://schemas.openxmlformats.org/drawingml/2006/main">
                   <a:graphicData uri="http://schemas.microsoft.com/office/word/2010/wordprocessingShape">
                     <wps:wsp>
@@ -1259,14 +1128,12 @@
                       <wps:spPr>
                         <a:xfrm>
                           <a:off x="0" y="0"/>
-                          <a:ext cx="2379960" cy="217080"/>
+                          <a:ext cx="2326680" cy="217080"/>
                         </a:xfrm>
                         <a:prstGeom prst="rect">
                           <a:avLst/>
                         </a:prstGeom>
-                        <a:solidFill>
-                          <a:srgbClr val="ffffff"/>
-                        </a:solidFill>
+                        <a:noFill/>
                         <a:ln w="0">
                           <a:noFill/>
                         </a:ln>
@@ -1314,8 +1181,8 @@
           </mc:Choice>
           <mc:Fallback>
             <w:pict>
-              <v:rect id="shape_0" ID="Frame 33" path="m0,0l-2147483645,0l-2147483645,-2147483646l0,-2147483646xe" fillcolor="white" stroked="f" o:allowincell="f" style="position:absolute;margin-left:119.85pt;margin-top:353.9pt;width:187.35pt;height:17.05pt;mso-wrap-style:square;v-text-anchor:top">
-                <v:fill o:detectmouseclick="t" type="solid" color2="black"/>
+              <v:rect id="shape_0" ID="Frame 33" path="m0,0l-2147483645,0l-2147483645,-2147483646l0,-2147483646xe" stroked="f" o:allowincell="f" style="position:absolute;margin-left:130.35pt;margin-top:353.9pt;width:183.15pt;height:17.05pt;mso-wrap-style:square;v-text-anchor:top">
+                <v:fill o:detectmouseclick="t" on="false"/>
                 <v:stroke color="#3465a4" joinstyle="round" endcap="flat"/>
                 <v:textbox>
                   <w:txbxContent>
@@ -1351,18 +1218,18 @@
         <mc:AlternateContent>
           <mc:Choice Requires="wps">
             <w:drawing>
-              <wp:anchor behindDoc="0" distT="0" distB="0" distL="0" distR="0" simplePos="0" locked="0" layoutInCell="0" allowOverlap="1" relativeHeight="26">
+              <wp:anchor behindDoc="0" distT="0" distB="0" distL="0" distR="0" simplePos="0" locked="0" layoutInCell="0" allowOverlap="1" relativeHeight="24">
                 <wp:simplePos x="0" y="0"/>
                 <wp:positionH relativeFrom="column">
-                  <wp:posOffset>2453005</wp:posOffset>
+                  <wp:posOffset>2567305</wp:posOffset>
                 </wp:positionH>
                 <wp:positionV relativeFrom="paragraph">
-                  <wp:posOffset>5217160</wp:posOffset>
+                  <wp:posOffset>5171440</wp:posOffset>
                 </wp:positionV>
-                <wp:extent cx="1471295" cy="342900"/>
+                <wp:extent cx="1411605" cy="342900"/>
                 <wp:effectExtent l="635" t="0" r="0" b="0"/>
                 <wp:wrapSquare wrapText="bothSides"/>
-                <wp:docPr id="13" name="Frame 36"/>
+                <wp:docPr id="12" name="Frame 36"/>
                 <a:graphic xmlns:a="http://schemas.openxmlformats.org/drawingml/2006/main">
                   <a:graphicData uri="http://schemas.microsoft.com/office/word/2010/wordprocessingShape">
                     <wps:wsp>
@@ -1370,14 +1237,12 @@
                       <wps:spPr>
                         <a:xfrm>
                           <a:off x="0" y="0"/>
-                          <a:ext cx="1471320" cy="343080"/>
+                          <a:ext cx="1411560" cy="343080"/>
                         </a:xfrm>
                         <a:prstGeom prst="rect">
                           <a:avLst/>
                         </a:prstGeom>
-                        <a:solidFill>
-                          <a:srgbClr val="ffffff"/>
-                        </a:solidFill>
+                        <a:noFill/>
                         <a:ln w="0">
                           <a:noFill/>
                         </a:ln>
@@ -1442,8 +1307,8 @@
           </mc:Choice>
           <mc:Fallback>
             <w:pict>
-              <v:rect id="shape_0" ID="Frame 36" path="m0,0l-2147483645,0l-2147483645,-2147483646l0,-2147483646xe" fillcolor="white" stroked="f" o:allowincell="f" style="position:absolute;margin-left:193.15pt;margin-top:410.8pt;width:115.8pt;height:26.95pt;mso-wrap-style:square;v-text-anchor:top">
-                <v:fill o:detectmouseclick="t" type="solid" color2="black"/>
+              <v:rect id="shape_0" ID="Frame 36" path="m0,0l-2147483645,0l-2147483645,-2147483646l0,-2147483646xe" stroked="f" o:allowincell="f" style="position:absolute;margin-left:202.15pt;margin-top:407.2pt;width:111.1pt;height:26.95pt;mso-wrap-style:square;v-text-anchor:top">
+                <v:fill o:detectmouseclick="t" on="false"/>
                 <v:stroke color="#3465a4" joinstyle="round" endcap="flat"/>
                 <v:textbox>
                   <w:txbxContent>
@@ -1496,7 +1361,7 @@
         <mc:AlternateContent>
           <mc:Choice Requires="wps">
             <w:drawing>
-              <wp:anchor behindDoc="0" distT="0" distB="0" distL="635" distR="0" simplePos="0" locked="0" layoutInCell="0" allowOverlap="1" relativeHeight="28">
+              <wp:anchor behindDoc="0" distT="0" distB="0" distL="635" distR="0" simplePos="0" locked="0" layoutInCell="0" allowOverlap="1" relativeHeight="26">
                 <wp:simplePos x="0" y="0"/>
                 <wp:positionH relativeFrom="column">
                   <wp:posOffset>2260600</wp:posOffset>
@@ -1507,7 +1372,7 @@
                 <wp:extent cx="1148715" cy="207645"/>
                 <wp:effectExtent l="635" t="635" r="0" b="0"/>
                 <wp:wrapSquare wrapText="bothSides"/>
-                <wp:docPr id="14" name="Frame 38"/>
+                <wp:docPr id="13" name="Frame 38"/>
                 <a:graphic xmlns:a="http://schemas.openxmlformats.org/drawingml/2006/main">
                   <a:graphicData uri="http://schemas.microsoft.com/office/word/2010/wordprocessingShape">
                     <wps:wsp>
@@ -1520,9 +1385,7 @@
                         <a:prstGeom prst="rect">
                           <a:avLst/>
                         </a:prstGeom>
-                        <a:solidFill>
-                          <a:srgbClr val="ffffff"/>
-                        </a:solidFill>
+                        <a:noFill/>
                         <a:ln w="0">
                           <a:noFill/>
                         </a:ln>
@@ -1542,8 +1405,8 @@
           </mc:Choice>
           <mc:Fallback>
             <w:pict>
-              <v:rect id="shape_0" ID="Frame 38" path="m0,0l-2147483645,0l-2147483645,-2147483646l0,-2147483646xe" fillcolor="white" stroked="f" o:allowincell="f" style="position:absolute;margin-left:178pt;margin-top:495.2pt;width:90.4pt;height:16.3pt;mso-wrap-style:none;v-text-anchor:middle">
-                <v:fill o:detectmouseclick="t" type="solid" color2="black"/>
+              <v:rect id="shape_0" ID="Frame 38" path="m0,0l-2147483645,0l-2147483645,-2147483646l0,-2147483646xe" stroked="f" o:allowincell="f" style="position:absolute;margin-left:178pt;margin-top:495.2pt;width:90.4pt;height:16.3pt;mso-wrap-style:none;v-text-anchor:middle">
+                <v:fill o:detectmouseclick="t" on="false"/>
                 <v:stroke color="#3465a4" joinstyle="round" endcap="flat"/>
                 <w10:wrap type="square"/>
               </v:rect>
@@ -1553,18 +1416,18 @@
         <mc:AlternateContent>
           <mc:Choice Requires="wps">
             <w:drawing>
-              <wp:anchor behindDoc="0" distT="0" distB="0" distL="0" distR="0" simplePos="0" locked="0" layoutInCell="0" allowOverlap="1" relativeHeight="29">
+              <wp:anchor behindDoc="0" distT="0" distB="0" distL="0" distR="0" simplePos="0" locked="0" layoutInCell="0" allowOverlap="1" relativeHeight="27">
                 <wp:simplePos x="0" y="0"/>
                 <wp:positionH relativeFrom="column">
-                  <wp:posOffset>6135370</wp:posOffset>
+                  <wp:posOffset>11539220</wp:posOffset>
                 </wp:positionH>
                 <wp:positionV relativeFrom="paragraph">
-                  <wp:posOffset>6591935</wp:posOffset>
+                  <wp:posOffset>6507480</wp:posOffset>
                 </wp:positionV>
-                <wp:extent cx="3222625" cy="428625"/>
-                <wp:effectExtent l="635" t="635" r="0" b="0"/>
+                <wp:extent cx="3222625" cy="427990"/>
+                <wp:effectExtent l="635" t="0" r="0" b="0"/>
                 <wp:wrapSquare wrapText="bothSides"/>
-                <wp:docPr id="15" name="Frame 24"/>
+                <wp:docPr id="14" name="Frame 15"/>
                 <a:graphic xmlns:a="http://schemas.openxmlformats.org/drawingml/2006/main">
                   <a:graphicData uri="http://schemas.microsoft.com/office/word/2010/wordprocessingShape">
                     <wps:wsp>
@@ -1572,14 +1435,12 @@
                       <wps:spPr>
                         <a:xfrm>
                           <a:off x="0" y="0"/>
-                          <a:ext cx="3222720" cy="428760"/>
+                          <a:ext cx="3222720" cy="428040"/>
                         </a:xfrm>
                         <a:prstGeom prst="rect">
                           <a:avLst/>
                         </a:prstGeom>
-                        <a:solidFill>
-                          <a:srgbClr val="ffffff"/>
-                        </a:solidFill>
+                        <a:noFill/>
                         <a:ln w="0">
                           <a:noFill/>
                         </a:ln>
@@ -1625,8 +1486,8 @@
           </mc:Choice>
           <mc:Fallback>
             <w:pict>
-              <v:rect id="shape_0" ID="Frame 24" path="m0,0l-2147483645,0l-2147483645,-2147483646l0,-2147483646xe" fillcolor="white" stroked="f" o:allowincell="f" style="position:absolute;margin-left:483.1pt;margin-top:519.05pt;width:253.7pt;height:33.7pt;mso-wrap-style:square;v-text-anchor:top">
-                <v:fill o:detectmouseclick="t" type="solid" color2="black"/>
+              <v:rect id="shape_0" ID="Frame 15" path="m0,0l-2147483645,0l-2147483645,-2147483646l0,-2147483646xe" stroked="f" o:allowincell="f" style="position:absolute;margin-left:908.6pt;margin-top:512.4pt;width:253.7pt;height:33.65pt;mso-wrap-style:square;v-text-anchor:top">
+                <v:fill o:detectmouseclick="t" on="false"/>
                 <v:stroke color="#3465a4" joinstyle="round" endcap="flat"/>
                 <v:textbox>
                   <w:txbxContent>
@@ -1660,18 +1521,18 @@
         <mc:AlternateContent>
           <mc:Choice Requires="wps">
             <w:drawing>
-              <wp:anchor behindDoc="0" distT="0" distB="0" distL="0" distR="0" simplePos="0" locked="0" layoutInCell="0" allowOverlap="1" relativeHeight="31">
+              <wp:anchor behindDoc="0" distT="0" distB="0" distL="0" distR="0" simplePos="0" locked="0" layoutInCell="0" allowOverlap="1" relativeHeight="29">
                 <wp:simplePos x="0" y="0"/>
                 <wp:positionH relativeFrom="column">
-                  <wp:posOffset>5414010</wp:posOffset>
+                  <wp:posOffset>10871200</wp:posOffset>
                 </wp:positionH>
                 <wp:positionV relativeFrom="paragraph">
-                  <wp:posOffset>7043420</wp:posOffset>
+                  <wp:posOffset>6978015</wp:posOffset>
                 </wp:positionV>
-                <wp:extent cx="3023235" cy="210820"/>
-                <wp:effectExtent l="635" t="0" r="0" b="0"/>
+                <wp:extent cx="3023235" cy="210185"/>
+                <wp:effectExtent l="635" t="635" r="0" b="0"/>
                 <wp:wrapSquare wrapText="bothSides"/>
-                <wp:docPr id="16" name="Frame 26"/>
+                <wp:docPr id="15" name="Frame 25"/>
                 <a:graphic xmlns:a="http://schemas.openxmlformats.org/drawingml/2006/main">
                   <a:graphicData uri="http://schemas.microsoft.com/office/word/2010/wordprocessingShape">
                     <wps:wsp>
@@ -1679,14 +1540,12 @@
                       <wps:spPr>
                         <a:xfrm>
                           <a:off x="0" y="0"/>
-                          <a:ext cx="3023280" cy="210960"/>
+                          <a:ext cx="3023280" cy="210240"/>
                         </a:xfrm>
                         <a:prstGeom prst="rect">
                           <a:avLst/>
                         </a:prstGeom>
-                        <a:solidFill>
-                          <a:srgbClr val="ffffff"/>
-                        </a:solidFill>
+                        <a:noFill/>
                         <a:ln w="0">
                           <a:noFill/>
                         </a:ln>
@@ -1732,8 +1591,8 @@
           </mc:Choice>
           <mc:Fallback>
             <w:pict>
-              <v:rect id="shape_0" ID="Frame 26" path="m0,0l-2147483645,0l-2147483645,-2147483646l0,-2147483646xe" fillcolor="white" stroked="f" o:allowincell="f" style="position:absolute;margin-left:426.3pt;margin-top:554.6pt;width:238pt;height:16.55pt;mso-wrap-style:square;v-text-anchor:top">
-                <v:fill o:detectmouseclick="t" type="solid" color2="black"/>
+              <v:rect id="shape_0" ID="Frame 25" path="m0,0l-2147483645,0l-2147483645,-2147483646l0,-2147483646xe" stroked="f" o:allowincell="f" style="position:absolute;margin-left:856pt;margin-top:549.45pt;width:238pt;height:16.5pt;mso-wrap-style:square;v-text-anchor:top">
+                <v:fill o:detectmouseclick="t" on="false"/>
                 <v:stroke color="#3465a4" joinstyle="round" endcap="flat"/>
                 <v:textbox>
                   <w:txbxContent>
@@ -1767,18 +1626,18 @@
         <mc:AlternateContent>
           <mc:Choice Requires="wps">
             <w:drawing>
-              <wp:anchor behindDoc="0" distT="0" distB="0" distL="0" distR="0" simplePos="0" locked="0" layoutInCell="0" allowOverlap="1" relativeHeight="33">
+              <wp:anchor behindDoc="0" distT="0" distB="0" distL="0" distR="0" simplePos="0" locked="0" layoutInCell="0" allowOverlap="1" relativeHeight="31">
                 <wp:simplePos x="0" y="0"/>
                 <wp:positionH relativeFrom="column">
-                  <wp:posOffset>4882515</wp:posOffset>
+                  <wp:posOffset>10313035</wp:posOffset>
                 </wp:positionH>
                 <wp:positionV relativeFrom="paragraph">
-                  <wp:posOffset>7291070</wp:posOffset>
+                  <wp:posOffset>7225665</wp:posOffset>
                 </wp:positionV>
-                <wp:extent cx="2799080" cy="214630"/>
-                <wp:effectExtent l="0" t="0" r="0" b="0"/>
+                <wp:extent cx="2799080" cy="213995"/>
+                <wp:effectExtent l="0" t="635" r="0" b="0"/>
                 <wp:wrapSquare wrapText="bothSides"/>
-                <wp:docPr id="17" name="Frame 27"/>
+                <wp:docPr id="16" name="Frame 39"/>
                 <a:graphic xmlns:a="http://schemas.openxmlformats.org/drawingml/2006/main">
                   <a:graphicData uri="http://schemas.microsoft.com/office/word/2010/wordprocessingShape">
                     <wps:wsp>
@@ -1786,14 +1645,12 @@
                       <wps:spPr>
                         <a:xfrm>
                           <a:off x="0" y="0"/>
-                          <a:ext cx="2799000" cy="214560"/>
+                          <a:ext cx="2799000" cy="213840"/>
                         </a:xfrm>
                         <a:prstGeom prst="rect">
                           <a:avLst/>
                         </a:prstGeom>
-                        <a:solidFill>
-                          <a:srgbClr val="ffffff"/>
-                        </a:solidFill>
+                        <a:noFill/>
                         <a:ln w="0">
                           <a:noFill/>
                         </a:ln>
@@ -1839,8 +1696,8 @@
           </mc:Choice>
           <mc:Fallback>
             <w:pict>
-              <v:rect id="shape_0" ID="Frame 27" path="m0,0l-2147483645,0l-2147483645,-2147483646l0,-2147483646xe" fillcolor="white" stroked="f" o:allowincell="f" style="position:absolute;margin-left:384.45pt;margin-top:574.1pt;width:220.35pt;height:16.85pt;mso-wrap-style:square;v-text-anchor:top">
-                <v:fill o:detectmouseclick="t" type="solid" color2="black"/>
+              <v:rect id="shape_0" ID="Frame 39" path="m0,0l-2147483645,0l-2147483645,-2147483646l0,-2147483646xe" stroked="f" o:allowincell="f" style="position:absolute;margin-left:812.05pt;margin-top:568.95pt;width:220.35pt;height:16.8pt;mso-wrap-style:square;v-text-anchor:top">
+                <v:fill o:detectmouseclick="t" on="false"/>
                 <v:stroke color="#3465a4" joinstyle="round" endcap="flat"/>
                 <v:textbox>
                   <w:txbxContent>
@@ -1874,18 +1731,18 @@
         <mc:AlternateContent>
           <mc:Choice Requires="wps">
             <w:drawing>
-              <wp:anchor behindDoc="0" distT="0" distB="0" distL="0" distR="0" simplePos="0" locked="0" layoutInCell="0" allowOverlap="1" relativeHeight="35">
+              <wp:anchor behindDoc="0" distT="0" distB="0" distL="0" distR="0" simplePos="0" locked="0" layoutInCell="0" allowOverlap="1" relativeHeight="33">
                 <wp:simplePos x="0" y="0"/>
                 <wp:positionH relativeFrom="column">
-                  <wp:posOffset>5364480</wp:posOffset>
+                  <wp:posOffset>10840720</wp:posOffset>
                 </wp:positionH>
                 <wp:positionV relativeFrom="paragraph">
-                  <wp:posOffset>7560945</wp:posOffset>
+                  <wp:posOffset>7484110</wp:posOffset>
                 </wp:positionV>
-                <wp:extent cx="1405890" cy="204470"/>
-                <wp:effectExtent l="0" t="0" r="0" b="0"/>
+                <wp:extent cx="1405255" cy="203835"/>
+                <wp:effectExtent l="635" t="635" r="0" b="0"/>
                 <wp:wrapSquare wrapText="bothSides"/>
-                <wp:docPr id="18" name="Frame 28"/>
+                <wp:docPr id="17" name="Frame 41"/>
                 <a:graphic xmlns:a="http://schemas.openxmlformats.org/drawingml/2006/main">
                   <a:graphicData uri="http://schemas.microsoft.com/office/word/2010/wordprocessingShape">
                     <wps:wsp>
@@ -1893,14 +1750,12 @@
                       <wps:spPr>
                         <a:xfrm>
                           <a:off x="0" y="0"/>
-                          <a:ext cx="1405800" cy="204480"/>
+                          <a:ext cx="1405080" cy="203760"/>
                         </a:xfrm>
                         <a:prstGeom prst="rect">
                           <a:avLst/>
                         </a:prstGeom>
-                        <a:solidFill>
-                          <a:srgbClr val="ffffff"/>
-                        </a:solidFill>
+                        <a:noFill/>
                         <a:ln w="0">
                           <a:noFill/>
                         </a:ln>
@@ -1946,8 +1801,8 @@
           </mc:Choice>
           <mc:Fallback>
             <w:pict>
-              <v:rect id="shape_0" ID="Frame 28" path="m0,0l-2147483645,0l-2147483645,-2147483646l0,-2147483646xe" fillcolor="white" stroked="f" o:allowincell="f" style="position:absolute;margin-left:422.4pt;margin-top:595.35pt;width:110.65pt;height:16.05pt;mso-wrap-style:square;v-text-anchor:top">
-                <v:fill o:detectmouseclick="t" type="solid" color2="black"/>
+              <v:rect id="shape_0" ID="Frame 41" path="m0,0l-2147483645,0l-2147483645,-2147483646l0,-2147483646xe" stroked="f" o:allowincell="f" style="position:absolute;margin-left:853.6pt;margin-top:589.3pt;width:110.6pt;height:16pt;mso-wrap-style:square;v-text-anchor:top">
+                <v:fill o:detectmouseclick="t" on="false"/>
                 <v:stroke color="#3465a4" joinstyle="round" endcap="flat"/>
                 <v:textbox>
                   <w:txbxContent>
@@ -1981,18 +1836,18 @@
         <mc:AlternateContent>
           <mc:Choice Requires="wps">
             <w:drawing>
-              <wp:anchor behindDoc="0" distT="635" distB="0" distL="0" distR="0" simplePos="0" locked="0" layoutInCell="0" allowOverlap="1" relativeHeight="37">
+              <wp:anchor behindDoc="0" distT="0" distB="0" distL="0" distR="0" simplePos="0" locked="0" layoutInCell="0" allowOverlap="1" relativeHeight="35">
                 <wp:simplePos x="0" y="0"/>
                 <wp:positionH relativeFrom="column">
-                  <wp:posOffset>5210810</wp:posOffset>
+                  <wp:posOffset>10618470</wp:posOffset>
                 </wp:positionH>
                 <wp:positionV relativeFrom="paragraph">
-                  <wp:posOffset>7814310</wp:posOffset>
+                  <wp:posOffset>7737475</wp:posOffset>
                 </wp:positionV>
-                <wp:extent cx="1410970" cy="219075"/>
-                <wp:effectExtent l="0" t="635" r="0" b="0"/>
+                <wp:extent cx="1410335" cy="218440"/>
+                <wp:effectExtent l="635" t="0" r="0" b="0"/>
                 <wp:wrapSquare wrapText="bothSides"/>
-                <wp:docPr id="19" name="Frame 29"/>
+                <wp:docPr id="18" name="Frame 47"/>
                 <a:graphic xmlns:a="http://schemas.openxmlformats.org/drawingml/2006/main">
                   <a:graphicData uri="http://schemas.microsoft.com/office/word/2010/wordprocessingShape">
                     <wps:wsp>
@@ -2000,14 +1855,12 @@
                       <wps:spPr>
                         <a:xfrm>
                           <a:off x="0" y="0"/>
-                          <a:ext cx="1410840" cy="219240"/>
+                          <a:ext cx="1410480" cy="218520"/>
                         </a:xfrm>
                         <a:prstGeom prst="rect">
                           <a:avLst/>
                         </a:prstGeom>
-                        <a:solidFill>
-                          <a:srgbClr val="ffffff"/>
-                        </a:solidFill>
+                        <a:noFill/>
                         <a:ln w="0">
                           <a:noFill/>
                         </a:ln>
@@ -2053,8 +1906,8 @@
           </mc:Choice>
           <mc:Fallback>
             <w:pict>
-              <v:rect id="shape_0" ID="Frame 29" path="m0,0l-2147483645,0l-2147483645,-2147483646l0,-2147483646xe" fillcolor="white" stroked="f" o:allowincell="f" style="position:absolute;margin-left:410.3pt;margin-top:615.3pt;width:111.05pt;height:17.2pt;mso-wrap-style:square;v-text-anchor:top">
-                <v:fill o:detectmouseclick="t" type="solid" color2="black"/>
+              <v:rect id="shape_0" ID="Frame 47" path="m0,0l-2147483645,0l-2147483645,-2147483646l0,-2147483646xe" stroked="f" o:allowincell="f" style="position:absolute;margin-left:836.1pt;margin-top:609.25pt;width:111pt;height:17.15pt;mso-wrap-style:square;v-text-anchor:top">
+                <v:fill o:detectmouseclick="t" on="false"/>
                 <v:stroke color="#3465a4" joinstyle="round" endcap="flat"/>
                 <v:textbox>
                   <w:txbxContent>
@@ -2088,18 +1941,965 @@
         <mc:AlternateContent>
           <mc:Choice Requires="wps">
             <w:drawing>
-              <wp:anchor behindDoc="0" distT="0" distB="0" distL="635" distR="0" simplePos="0" locked="0" layoutInCell="0" allowOverlap="1" relativeHeight="39">
+              <wp:anchor behindDoc="0" distT="0" distB="0" distL="0" distR="0" simplePos="0" locked="0" layoutInCell="0" allowOverlap="1" relativeHeight="37">
                 <wp:simplePos x="0" y="0"/>
                 <wp:positionH relativeFrom="column">
-                  <wp:posOffset>6139180</wp:posOffset>
+                  <wp:posOffset>11649710</wp:posOffset>
                 </wp:positionH>
                 <wp:positionV relativeFrom="paragraph">
-                  <wp:posOffset>6336030</wp:posOffset>
+                  <wp:posOffset>6289675</wp:posOffset>
+                </wp:positionV>
+                <wp:extent cx="1943735" cy="205740"/>
+                <wp:effectExtent l="635" t="0" r="0" b="0"/>
+                <wp:wrapSquare wrapText="bothSides"/>
+                <wp:docPr id="19" name="Frame 48"/>
+                <a:graphic xmlns:a="http://schemas.openxmlformats.org/drawingml/2006/main">
+                  <a:graphicData uri="http://schemas.microsoft.com/office/word/2010/wordprocessingShape">
+                    <wps:wsp>
+                      <wps:cNvSpPr/>
+                      <wps:spPr>
+                        <a:xfrm>
+                          <a:off x="0" y="0"/>
+                          <a:ext cx="1943640" cy="205920"/>
+                        </a:xfrm>
+                        <a:prstGeom prst="rect">
+                          <a:avLst/>
+                        </a:prstGeom>
+                        <a:noFill/>
+                        <a:ln w="0">
+                          <a:noFill/>
+                        </a:ln>
+                      </wps:spPr>
+                      <wps:style>
+                        <a:lnRef idx="0"/>
+                        <a:fillRef idx="0"/>
+                        <a:effectRef idx="0"/>
+                        <a:fontRef idx="minor"/>
+                      </wps:style>
+                      <wps:txbx>
+                        <w:txbxContent>
+                          <w:p>
+                            <w:pPr>
+                              <w:pStyle w:val="FrameContents"/>
+                              <w:jc w:val="left"/>
+                              <w:rPr>
+                                <w:b/>
+                                <w:bCs/>
+                              </w:rPr>
+                            </w:pPr>
+                            <w:r>
+                              <w:rPr>
+                                <w:b/>
+                                <w:bCs/>
+                                <w:color w:val="000000"/>
+                                <w:sz w:val="24"/>
+                                <w:szCs w:val="24"/>
+                              </w:rPr>
+                              <w:t>{due}</w:t>
+                            </w:r>
+                          </w:p>
+                        </w:txbxContent>
+                      </wps:txbx>
+                      <wps:bodyPr lIns="0" rIns="0" tIns="0" bIns="0" anchor="t">
+                        <a:noAutofit/>
+                      </wps:bodyPr>
+                    </wps:wsp>
+                  </a:graphicData>
+                </a:graphic>
+              </wp:anchor>
+            </w:drawing>
+          </mc:Choice>
+          <mc:Fallback>
+            <w:pict>
+              <v:rect id="shape_0" ID="Frame 48" path="m0,0l-2147483645,0l-2147483645,-2147483646l0,-2147483646xe" stroked="f" o:allowincell="f" style="position:absolute;margin-left:917.3pt;margin-top:495.25pt;width:153pt;height:16.15pt;mso-wrap-style:square;v-text-anchor:top">
+                <v:fill o:detectmouseclick="t" on="false"/>
+                <v:stroke color="#3465a4" joinstyle="round" endcap="flat"/>
+                <v:textbox>
+                  <w:txbxContent>
+                    <w:p>
+                      <w:pPr>
+                        <w:pStyle w:val="FrameContents"/>
+                        <w:jc w:val="left"/>
+                        <w:rPr>
+                          <w:b/>
+                          <w:bCs/>
+                        </w:rPr>
+                      </w:pPr>
+                      <w:r>
+                        <w:rPr>
+                          <w:b/>
+                          <w:bCs/>
+                          <w:color w:val="000000"/>
+                          <w:sz w:val="24"/>
+                          <w:szCs w:val="24"/>
+                        </w:rPr>
+                        <w:t>{due}</w:t>
+                      </w:r>
+                    </w:p>
+                  </w:txbxContent>
+                </v:textbox>
+                <w10:wrap type="square"/>
+              </v:rect>
+            </w:pict>
+          </mc:Fallback>
+        </mc:AlternateContent>
+        <mc:AlternateContent>
+          <mc:Choice Requires="wps">
+            <w:drawing>
+              <wp:anchor behindDoc="0" distT="0" distB="0" distL="0" distR="0" simplePos="0" locked="0" layoutInCell="0" allowOverlap="1" relativeHeight="39">
+                <wp:simplePos x="0" y="0"/>
+                <wp:positionH relativeFrom="column">
+                  <wp:posOffset>10734040</wp:posOffset>
+                </wp:positionH>
+                <wp:positionV relativeFrom="paragraph">
+                  <wp:posOffset>4596130</wp:posOffset>
+                </wp:positionV>
+                <wp:extent cx="4022090" cy="229870"/>
+                <wp:effectExtent l="0" t="0" r="0" b="0"/>
+                <wp:wrapSquare wrapText="bothSides"/>
+                <wp:docPr id="20" name="Frame 49"/>
+                <a:graphic xmlns:a="http://schemas.openxmlformats.org/drawingml/2006/main">
+                  <a:graphicData uri="http://schemas.microsoft.com/office/word/2010/wordprocessingShape">
+                    <wps:wsp>
+                      <wps:cNvSpPr/>
+                      <wps:spPr>
+                        <a:xfrm>
+                          <a:off x="0" y="0"/>
+                          <a:ext cx="4021920" cy="230040"/>
+                        </a:xfrm>
+                        <a:prstGeom prst="rect">
+                          <a:avLst/>
+                        </a:prstGeom>
+                        <a:noFill/>
+                        <a:ln w="0">
+                          <a:noFill/>
+                        </a:ln>
+                      </wps:spPr>
+                      <wps:style>
+                        <a:lnRef idx="0"/>
+                        <a:fillRef idx="0"/>
+                        <a:effectRef idx="0"/>
+                        <a:fontRef idx="minor"/>
+                      </wps:style>
+                      <wps:txbx>
+                        <w:txbxContent>
+                          <w:p>
+                            <w:pPr>
+                              <w:pStyle w:val="FrameContents"/>
+                              <w:jc w:val="left"/>
+                              <w:rPr>
+                                <w:b/>
+                                <w:bCs/>
+                              </w:rPr>
+                            </w:pPr>
+                            <w:r>
+                              <w:rPr>
+                                <w:b/>
+                                <w:bCs/>
+                                <w:color w:val="000000"/>
+                                <w:sz w:val="24"/>
+                                <w:szCs w:val="24"/>
+                              </w:rPr>
+                              <w:t>{name}</w:t>
+                            </w:r>
+                          </w:p>
+                        </w:txbxContent>
+                      </wps:txbx>
+                      <wps:bodyPr lIns="0" rIns="0" tIns="0" bIns="0" anchor="t">
+                        <a:noAutofit/>
+                      </wps:bodyPr>
+                    </wps:wsp>
+                  </a:graphicData>
+                </a:graphic>
+              </wp:anchor>
+            </w:drawing>
+          </mc:Choice>
+          <mc:Fallback>
+            <w:pict>
+              <v:rect id="shape_0" ID="Frame 49" path="m0,0l-2147483645,0l-2147483645,-2147483646l0,-2147483646xe" stroked="f" o:allowincell="f" style="position:absolute;margin-left:845.2pt;margin-top:361.9pt;width:316.65pt;height:18.05pt;mso-wrap-style:square;v-text-anchor:top">
+                <v:fill o:detectmouseclick="t" on="false"/>
+                <v:stroke color="#3465a4" joinstyle="round" endcap="flat"/>
+                <v:textbox>
+                  <w:txbxContent>
+                    <w:p>
+                      <w:pPr>
+                        <w:pStyle w:val="FrameContents"/>
+                        <w:jc w:val="left"/>
+                        <w:rPr>
+                          <w:b/>
+                          <w:bCs/>
+                        </w:rPr>
+                      </w:pPr>
+                      <w:r>
+                        <w:rPr>
+                          <w:b/>
+                          <w:bCs/>
+                          <w:color w:val="000000"/>
+                          <w:sz w:val="24"/>
+                          <w:szCs w:val="24"/>
+                        </w:rPr>
+                        <w:t>{name}</w:t>
+                      </w:r>
+                    </w:p>
+                  </w:txbxContent>
+                </v:textbox>
+                <w10:wrap type="square"/>
+              </v:rect>
+            </w:pict>
+          </mc:Fallback>
+        </mc:AlternateContent>
+        <mc:AlternateContent>
+          <mc:Choice Requires="wps">
+            <w:drawing>
+              <wp:anchor behindDoc="0" distT="0" distB="0" distL="0" distR="0" simplePos="0" locked="0" layoutInCell="0" allowOverlap="1" relativeHeight="41">
+                <wp:simplePos x="0" y="0"/>
+                <wp:positionH relativeFrom="column">
+                  <wp:posOffset>10499090</wp:posOffset>
+                </wp:positionH>
+                <wp:positionV relativeFrom="paragraph">
+                  <wp:posOffset>4807585</wp:posOffset>
+                </wp:positionV>
+                <wp:extent cx="2379345" cy="297180"/>
+                <wp:effectExtent l="635" t="0" r="0" b="0"/>
+                <wp:wrapSquare wrapText="bothSides"/>
+                <wp:docPr id="21" name="Frame 50"/>
+                <a:graphic xmlns:a="http://schemas.openxmlformats.org/drawingml/2006/main">
+                  <a:graphicData uri="http://schemas.microsoft.com/office/word/2010/wordprocessingShape">
+                    <wps:wsp>
+                      <wps:cNvSpPr/>
+                      <wps:spPr>
+                        <a:xfrm>
+                          <a:off x="0" y="0"/>
+                          <a:ext cx="2379240" cy="297360"/>
+                        </a:xfrm>
+                        <a:prstGeom prst="rect">
+                          <a:avLst/>
+                        </a:prstGeom>
+                        <a:noFill/>
+                        <a:ln w="0">
+                          <a:noFill/>
+                        </a:ln>
+                      </wps:spPr>
+                      <wps:style>
+                        <a:lnRef idx="0"/>
+                        <a:fillRef idx="0"/>
+                        <a:effectRef idx="0"/>
+                        <a:fontRef idx="minor"/>
+                      </wps:style>
+                      <wps:txbx>
+                        <w:txbxContent>
+                          <w:p>
+                            <w:pPr>
+                              <w:pStyle w:val="FrameContents"/>
+                              <w:overflowPunct w:val="true"/>
+                              <w:jc w:val="left"/>
+                              <w:rPr>
+                                <w:b/>
+                                <w:bCs/>
+                              </w:rPr>
+                            </w:pPr>
+                            <w:r>
+                              <w:rPr>
+                                <w:b/>
+                                <w:bCs/>
+                                <w:color w:val="000000"/>
+                                <w:sz w:val="24"/>
+                                <w:szCs w:val="24"/>
+                              </w:rPr>
+                              <w:t>{admno}</w:t>
+                            </w:r>
+                          </w:p>
+                        </w:txbxContent>
+                      </wps:txbx>
+                      <wps:bodyPr lIns="90000" rIns="90000" tIns="45000" bIns="45000" anchor="t">
+                        <a:noAutofit/>
+                      </wps:bodyPr>
+                    </wps:wsp>
+                  </a:graphicData>
+                </a:graphic>
+              </wp:anchor>
+            </w:drawing>
+          </mc:Choice>
+          <mc:Fallback>
+            <w:pict>
+              <v:rect id="shape_0" ID="Frame 50" path="m0,0l-2147483645,0l-2147483645,-2147483646l0,-2147483646xe" stroked="f" o:allowincell="f" style="position:absolute;margin-left:826.7pt;margin-top:378.55pt;width:187.3pt;height:23.35pt;mso-wrap-style:square;v-text-anchor:top">
+                <v:fill o:detectmouseclick="t" on="false"/>
+                <v:stroke color="#3465a4" joinstyle="round" endcap="flat"/>
+                <v:textbox>
+                  <w:txbxContent>
+                    <w:p>
+                      <w:pPr>
+                        <w:pStyle w:val="FrameContents"/>
+                        <w:overflowPunct w:val="true"/>
+                        <w:jc w:val="left"/>
+                        <w:rPr>
+                          <w:b/>
+                          <w:bCs/>
+                        </w:rPr>
+                      </w:pPr>
+                      <w:r>
+                        <w:rPr>
+                          <w:b/>
+                          <w:bCs/>
+                          <w:color w:val="000000"/>
+                          <w:sz w:val="24"/>
+                          <w:szCs w:val="24"/>
+                        </w:rPr>
+                        <w:t>{admno}</w:t>
+                      </w:r>
+                    </w:p>
+                  </w:txbxContent>
+                </v:textbox>
+                <w10:wrap type="square"/>
+              </v:rect>
+            </w:pict>
+          </mc:Fallback>
+        </mc:AlternateContent>
+        <mc:AlternateContent>
+          <mc:Choice Requires="wps">
+            <w:drawing>
+              <wp:anchor behindDoc="0" distT="0" distB="0" distL="0" distR="0" simplePos="0" locked="0" layoutInCell="0" allowOverlap="1" relativeHeight="43">
+                <wp:simplePos x="0" y="0"/>
+                <wp:positionH relativeFrom="column">
+                  <wp:posOffset>9965690</wp:posOffset>
+                </wp:positionH>
+                <wp:positionV relativeFrom="paragraph">
+                  <wp:posOffset>2125345</wp:posOffset>
+                </wp:positionV>
+                <wp:extent cx="4605655" cy="295275"/>
+                <wp:effectExtent l="635" t="635" r="0" b="0"/>
+                <wp:wrapSquare wrapText="bothSides"/>
+                <wp:docPr id="22" name="Frame 51"/>
+                <a:graphic xmlns:a="http://schemas.openxmlformats.org/drawingml/2006/main">
+                  <a:graphicData uri="http://schemas.microsoft.com/office/word/2010/wordprocessingShape">
+                    <wps:wsp>
+                      <wps:cNvSpPr/>
+                      <wps:spPr>
+                        <a:xfrm>
+                          <a:off x="0" y="0"/>
+                          <a:ext cx="4605480" cy="295200"/>
+                        </a:xfrm>
+                        <a:prstGeom prst="rect">
+                          <a:avLst/>
+                        </a:prstGeom>
+                        <a:noFill/>
+                        <a:ln w="0">
+                          <a:noFill/>
+                        </a:ln>
+                      </wps:spPr>
+                      <wps:style>
+                        <a:lnRef idx="0"/>
+                        <a:fillRef idx="0"/>
+                        <a:effectRef idx="0"/>
+                        <a:fontRef idx="minor"/>
+                      </wps:style>
+                      <wps:txbx>
+                        <w:txbxContent>
+                          <w:p>
+                            <w:pPr>
+                              <w:pStyle w:val="FrameContents"/>
+                              <w:jc w:val="center"/>
+                              <w:rPr>
+                                <w:b/>
+                                <w:bCs/>
+                              </w:rPr>
+                            </w:pPr>
+                            <w:r>
+                              <w:rPr>
+                                <w:b/>
+                                <w:bCs/>
+                                <w:color w:val="000000"/>
+                                <w:sz w:val="24"/>
+                                <w:szCs w:val="24"/>
+                              </w:rPr>
+                              <w:t>{duplicate}</w:t>
+                            </w:r>
+                          </w:p>
+                        </w:txbxContent>
+                      </wps:txbx>
+                      <wps:bodyPr lIns="0" rIns="0" tIns="0" bIns="0" anchor="t">
+                        <a:noAutofit/>
+                      </wps:bodyPr>
+                    </wps:wsp>
+                  </a:graphicData>
+                </a:graphic>
+              </wp:anchor>
+            </w:drawing>
+          </mc:Choice>
+          <mc:Fallback>
+            <w:pict>
+              <v:rect id="shape_0" ID="Frame 51" path="m0,0l-2147483645,0l-2147483645,-2147483646l0,-2147483646xe" stroked="f" o:allowincell="f" style="position:absolute;margin-left:784.7pt;margin-top:167.35pt;width:362.6pt;height:23.2pt;mso-wrap-style:square;v-text-anchor:top">
+                <v:fill o:detectmouseclick="t" on="false"/>
+                <v:stroke color="#3465a4" joinstyle="round" endcap="flat"/>
+                <v:textbox>
+                  <w:txbxContent>
+                    <w:p>
+                      <w:pPr>
+                        <w:pStyle w:val="FrameContents"/>
+                        <w:jc w:val="center"/>
+                        <w:rPr>
+                          <w:b/>
+                          <w:bCs/>
+                        </w:rPr>
+                      </w:pPr>
+                      <w:r>
+                        <w:rPr>
+                          <w:b/>
+                          <w:bCs/>
+                          <w:color w:val="000000"/>
+                          <w:sz w:val="24"/>
+                          <w:szCs w:val="24"/>
+                        </w:rPr>
+                        <w:t>{duplicate}</w:t>
+                      </w:r>
+                    </w:p>
+                  </w:txbxContent>
+                </v:textbox>
+                <w10:wrap type="square"/>
+              </v:rect>
+            </w:pict>
+          </mc:Fallback>
+        </mc:AlternateContent>
+        <mc:AlternateContent>
+          <mc:Choice Requires="wps">
+            <w:drawing>
+              <wp:anchor behindDoc="0" distT="0" distB="0" distL="0" distR="0" simplePos="0" locked="0" layoutInCell="0" allowOverlap="1" relativeHeight="45">
+                <wp:simplePos x="0" y="0"/>
+                <wp:positionH relativeFrom="column">
+                  <wp:posOffset>13848080</wp:posOffset>
+                </wp:positionH>
+                <wp:positionV relativeFrom="paragraph">
+                  <wp:posOffset>3794125</wp:posOffset>
+                </wp:positionV>
+                <wp:extent cx="850900" cy="203200"/>
+                <wp:effectExtent l="0" t="0" r="0" b="0"/>
+                <wp:wrapSquare wrapText="bothSides"/>
+                <wp:docPr id="23" name="Frame 52"/>
+                <a:graphic xmlns:a="http://schemas.openxmlformats.org/drawingml/2006/main">
+                  <a:graphicData uri="http://schemas.microsoft.com/office/word/2010/wordprocessingShape">
+                    <wps:wsp>
+                      <wps:cNvSpPr/>
+                      <wps:spPr>
+                        <a:xfrm>
+                          <a:off x="0" y="0"/>
+                          <a:ext cx="851040" cy="203040"/>
+                        </a:xfrm>
+                        <a:prstGeom prst="rect">
+                          <a:avLst/>
+                        </a:prstGeom>
+                        <a:noFill/>
+                        <a:ln w="0">
+                          <a:noFill/>
+                        </a:ln>
+                      </wps:spPr>
+                      <wps:style>
+                        <a:lnRef idx="0"/>
+                        <a:fillRef idx="0"/>
+                        <a:effectRef idx="0"/>
+                        <a:fontRef idx="minor"/>
+                      </wps:style>
+                      <wps:txbx>
+                        <w:txbxContent>
+                          <w:p>
+                            <w:pPr>
+                              <w:pStyle w:val="FrameContents"/>
+                              <w:jc w:val="left"/>
+                              <w:rPr>
+                                <w:b/>
+                                <w:bCs/>
+                              </w:rPr>
+                            </w:pPr>
+                            <w:r>
+                              <w:rPr>
+                                <w:b/>
+                                <w:bCs/>
+                                <w:color w:val="000000"/>
+                                <w:sz w:val="24"/>
+                                <w:szCs w:val="24"/>
+                              </w:rPr>
+                              <w:t>{tcdate}</w:t>
+                            </w:r>
+                          </w:p>
+                        </w:txbxContent>
+                      </wps:txbx>
+                      <wps:bodyPr lIns="0" rIns="0" tIns="0" bIns="0" anchor="t">
+                        <a:noAutofit/>
+                      </wps:bodyPr>
+                    </wps:wsp>
+                  </a:graphicData>
+                </a:graphic>
+              </wp:anchor>
+            </w:drawing>
+          </mc:Choice>
+          <mc:Fallback>
+            <w:pict>
+              <v:rect id="shape_0" ID="Frame 52" path="m0,0l-2147483645,0l-2147483645,-2147483646l0,-2147483646xe" stroked="f" o:allowincell="f" style="position:absolute;margin-left:1090.4pt;margin-top:298.75pt;width:66.95pt;height:15.95pt;mso-wrap-style:square;v-text-anchor:top">
+                <v:fill o:detectmouseclick="t" on="false"/>
+                <v:stroke color="#3465a4" joinstyle="round" endcap="flat"/>
+                <v:textbox>
+                  <w:txbxContent>
+                    <w:p>
+                      <w:pPr>
+                        <w:pStyle w:val="FrameContents"/>
+                        <w:jc w:val="left"/>
+                        <w:rPr>
+                          <w:b/>
+                          <w:bCs/>
+                        </w:rPr>
+                      </w:pPr>
+                      <w:r>
+                        <w:rPr>
+                          <w:b/>
+                          <w:bCs/>
+                          <w:color w:val="000000"/>
+                          <w:sz w:val="24"/>
+                          <w:szCs w:val="24"/>
+                        </w:rPr>
+                        <w:t>{tcdate}</w:t>
+                      </w:r>
+                    </w:p>
+                  </w:txbxContent>
+                </v:textbox>
+                <w10:wrap type="square"/>
+              </v:rect>
+            </w:pict>
+          </mc:Fallback>
+        </mc:AlternateContent>
+        <mc:AlternateContent>
+          <mc:Choice Requires="wps">
+            <w:drawing>
+              <wp:anchor behindDoc="0" distT="0" distB="0" distL="0" distR="0" simplePos="0" locked="0" layoutInCell="0" allowOverlap="1" relativeHeight="47">
+                <wp:simplePos x="0" y="0"/>
+                <wp:positionH relativeFrom="column">
+                  <wp:posOffset>10579735</wp:posOffset>
+                </wp:positionH>
+                <wp:positionV relativeFrom="paragraph">
+                  <wp:posOffset>5106035</wp:posOffset>
+                </wp:positionV>
+                <wp:extent cx="1501775" cy="197485"/>
+                <wp:effectExtent l="635" t="635" r="0" b="0"/>
+                <wp:wrapSquare wrapText="bothSides"/>
+                <wp:docPr id="24" name="Frame 53"/>
+                <a:graphic xmlns:a="http://schemas.openxmlformats.org/drawingml/2006/main">
+                  <a:graphicData uri="http://schemas.microsoft.com/office/word/2010/wordprocessingShape">
+                    <wps:wsp>
+                      <wps:cNvSpPr/>
+                      <wps:spPr>
+                        <a:xfrm>
+                          <a:off x="0" y="0"/>
+                          <a:ext cx="1501920" cy="197640"/>
+                        </a:xfrm>
+                        <a:prstGeom prst="rect">
+                          <a:avLst/>
+                        </a:prstGeom>
+                        <a:noFill/>
+                        <a:ln w="0">
+                          <a:noFill/>
+                        </a:ln>
+                      </wps:spPr>
+                      <wps:style>
+                        <a:lnRef idx="0"/>
+                        <a:fillRef idx="0"/>
+                        <a:effectRef idx="0"/>
+                        <a:fontRef idx="minor"/>
+                      </wps:style>
+                      <wps:txbx>
+                        <w:txbxContent>
+                          <w:p>
+                            <w:pPr>
+                              <w:pStyle w:val="FrameContents"/>
+                              <w:jc w:val="left"/>
+                              <w:rPr>
+                                <w:b/>
+                                <w:bCs/>
+                              </w:rPr>
+                            </w:pPr>
+                            <w:r>
+                              <w:rPr>
+                                <w:b/>
+                                <w:bCs/>
+                                <w:color w:val="000000"/>
+                                <w:sz w:val="24"/>
+                                <w:szCs w:val="24"/>
+                              </w:rPr>
+                              <w:t>{dob}</w:t>
+                            </w:r>
+                          </w:p>
+                        </w:txbxContent>
+                      </wps:txbx>
+                      <wps:bodyPr lIns="0" rIns="0" tIns="0" bIns="0" anchor="t">
+                        <a:noAutofit/>
+                      </wps:bodyPr>
+                    </wps:wsp>
+                  </a:graphicData>
+                </a:graphic>
+              </wp:anchor>
+            </w:drawing>
+          </mc:Choice>
+          <mc:Fallback>
+            <w:pict>
+              <v:rect id="shape_0" ID="Frame 53" path="m0,0l-2147483645,0l-2147483645,-2147483646l0,-2147483646xe" stroked="f" o:allowincell="f" style="position:absolute;margin-left:833.05pt;margin-top:402.05pt;width:118.2pt;height:15.5pt;mso-wrap-style:square;v-text-anchor:top">
+                <v:fill o:detectmouseclick="t" on="false"/>
+                <v:stroke color="#3465a4" joinstyle="round" endcap="flat"/>
+                <v:textbox>
+                  <w:txbxContent>
+                    <w:p>
+                      <w:pPr>
+                        <w:pStyle w:val="FrameContents"/>
+                        <w:jc w:val="left"/>
+                        <w:rPr>
+                          <w:b/>
+                          <w:bCs/>
+                        </w:rPr>
+                      </w:pPr>
+                      <w:r>
+                        <w:rPr>
+                          <w:b/>
+                          <w:bCs/>
+                          <w:color w:val="000000"/>
+                          <w:sz w:val="24"/>
+                          <w:szCs w:val="24"/>
+                        </w:rPr>
+                        <w:t>{dob}</w:t>
+                      </w:r>
+                    </w:p>
+                  </w:txbxContent>
+                </v:textbox>
+                <w10:wrap type="square"/>
+              </v:rect>
+            </w:pict>
+          </mc:Fallback>
+        </mc:AlternateContent>
+        <mc:AlternateContent>
+          <mc:Choice Requires="wps">
+            <w:drawing>
+              <wp:anchor behindDoc="0" distT="0" distB="0" distL="0" distR="0" simplePos="0" locked="0" layoutInCell="0" allowOverlap="1" relativeHeight="49">
+                <wp:simplePos x="0" y="0"/>
+                <wp:positionH relativeFrom="column">
+                  <wp:posOffset>11696065</wp:posOffset>
+                </wp:positionH>
+                <wp:positionV relativeFrom="paragraph">
+                  <wp:posOffset>5366385</wp:posOffset>
+                </wp:positionV>
+                <wp:extent cx="2967355" cy="211455"/>
+                <wp:effectExtent l="635" t="635" r="0" b="0"/>
+                <wp:wrapSquare wrapText="bothSides"/>
+                <wp:docPr id="25" name="Frame 54"/>
+                <a:graphic xmlns:a="http://schemas.openxmlformats.org/drawingml/2006/main">
+                  <a:graphicData uri="http://schemas.microsoft.com/office/word/2010/wordprocessingShape">
+                    <wps:wsp>
+                      <wps:cNvSpPr/>
+                      <wps:spPr>
+                        <a:xfrm>
+                          <a:off x="0" y="0"/>
+                          <a:ext cx="2967480" cy="211320"/>
+                        </a:xfrm>
+                        <a:prstGeom prst="rect">
+                          <a:avLst/>
+                        </a:prstGeom>
+                        <a:noFill/>
+                        <a:ln w="0">
+                          <a:noFill/>
+                        </a:ln>
+                      </wps:spPr>
+                      <wps:style>
+                        <a:lnRef idx="0"/>
+                        <a:fillRef idx="0"/>
+                        <a:effectRef idx="0"/>
+                        <a:fontRef idx="minor"/>
+                      </wps:style>
+                      <wps:txbx>
+                        <w:txbxContent>
+                          <w:p>
+                            <w:pPr>
+                              <w:pStyle w:val="FrameContents"/>
+                              <w:jc w:val="left"/>
+                              <w:rPr>
+                                <w:b/>
+                                <w:bCs/>
+                              </w:rPr>
+                            </w:pPr>
+                            <w:r>
+                              <w:rPr>
+                                <w:b/>
+                                <w:bCs/>
+                                <w:color w:val="000000"/>
+                                <w:sz w:val="24"/>
+                                <w:szCs w:val="24"/>
+                              </w:rPr>
+                              <w:t>{sem}</w:t>
+                            </w:r>
+                          </w:p>
+                        </w:txbxContent>
+                      </wps:txbx>
+                      <wps:bodyPr lIns="0" rIns="0" tIns="0" bIns="0" anchor="t">
+                        <a:noAutofit/>
+                      </wps:bodyPr>
+                    </wps:wsp>
+                  </a:graphicData>
+                </a:graphic>
+              </wp:anchor>
+            </w:drawing>
+          </mc:Choice>
+          <mc:Fallback>
+            <w:pict>
+              <v:rect id="shape_0" ID="Frame 54" path="m0,0l-2147483645,0l-2147483645,-2147483646l0,-2147483646xe" stroked="f" o:allowincell="f" style="position:absolute;margin-left:920.95pt;margin-top:422.55pt;width:233.6pt;height:16.6pt;mso-wrap-style:square;v-text-anchor:top">
+                <v:fill o:detectmouseclick="t" on="false"/>
+                <v:stroke color="#3465a4" joinstyle="round" endcap="flat"/>
+                <v:textbox>
+                  <w:txbxContent>
+                    <w:p>
+                      <w:pPr>
+                        <w:pStyle w:val="FrameContents"/>
+                        <w:jc w:val="left"/>
+                        <w:rPr>
+                          <w:b/>
+                          <w:bCs/>
+                        </w:rPr>
+                      </w:pPr>
+                      <w:r>
+                        <w:rPr>
+                          <w:b/>
+                          <w:bCs/>
+                          <w:color w:val="000000"/>
+                          <w:sz w:val="24"/>
+                          <w:szCs w:val="24"/>
+                        </w:rPr>
+                        <w:t>{sem}</w:t>
+                      </w:r>
+                    </w:p>
+                  </w:txbxContent>
+                </v:textbox>
+                <w10:wrap type="square"/>
+              </v:rect>
+            </w:pict>
+          </mc:Fallback>
+        </mc:AlternateContent>
+        <mc:AlternateContent>
+          <mc:Choice Requires="wps">
+            <w:drawing>
+              <wp:anchor behindDoc="0" distT="0" distB="0" distL="0" distR="0" simplePos="0" locked="0" layoutInCell="0" allowOverlap="1" relativeHeight="51">
+                <wp:simplePos x="0" y="0"/>
+                <wp:positionH relativeFrom="column">
+                  <wp:posOffset>11682095</wp:posOffset>
+                </wp:positionH>
+                <wp:positionV relativeFrom="paragraph">
+                  <wp:posOffset>5622925</wp:posOffset>
+                </wp:positionV>
+                <wp:extent cx="1561465" cy="213360"/>
+                <wp:effectExtent l="635" t="0" r="0" b="0"/>
+                <wp:wrapSquare wrapText="bothSides"/>
+                <wp:docPr id="26" name="Frame 55"/>
+                <a:graphic xmlns:a="http://schemas.openxmlformats.org/drawingml/2006/main">
+                  <a:graphicData uri="http://schemas.microsoft.com/office/word/2010/wordprocessingShape">
+                    <wps:wsp>
+                      <wps:cNvSpPr/>
+                      <wps:spPr>
+                        <a:xfrm>
+                          <a:off x="0" y="0"/>
+                          <a:ext cx="1561320" cy="213480"/>
+                        </a:xfrm>
+                        <a:prstGeom prst="rect">
+                          <a:avLst/>
+                        </a:prstGeom>
+                        <a:noFill/>
+                        <a:ln w="0">
+                          <a:noFill/>
+                        </a:ln>
+                      </wps:spPr>
+                      <wps:style>
+                        <a:lnRef idx="0"/>
+                        <a:fillRef idx="0"/>
+                        <a:effectRef idx="0"/>
+                        <a:fontRef idx="minor"/>
+                      </wps:style>
+                      <wps:txbx>
+                        <w:txbxContent>
+                          <w:p>
+                            <w:pPr>
+                              <w:pStyle w:val="FrameContents"/>
+                              <w:jc w:val="left"/>
+                              <w:rPr>
+                                <w:b/>
+                                <w:bCs/>
+                              </w:rPr>
+                            </w:pPr>
+                            <w:r>
+                              <w:rPr>
+                                <w:b/>
+                                <w:bCs/>
+                                <w:color w:val="000000"/>
+                                <w:sz w:val="24"/>
+                                <w:szCs w:val="24"/>
+                              </w:rPr>
+                              <w:t>{admdate}</w:t>
+                            </w:r>
+                          </w:p>
+                        </w:txbxContent>
+                      </wps:txbx>
+                      <wps:bodyPr lIns="0" rIns="0" tIns="0" bIns="0" anchor="t">
+                        <a:noAutofit/>
+                      </wps:bodyPr>
+                    </wps:wsp>
+                  </a:graphicData>
+                </a:graphic>
+              </wp:anchor>
+            </w:drawing>
+          </mc:Choice>
+          <mc:Fallback>
+            <w:pict>
+              <v:rect id="shape_0" ID="Frame 55" path="m0,0l-2147483645,0l-2147483645,-2147483646l0,-2147483646xe" stroked="f" o:allowincell="f" style="position:absolute;margin-left:919.85pt;margin-top:442.75pt;width:122.9pt;height:16.75pt;mso-wrap-style:square;v-text-anchor:top">
+                <v:fill o:detectmouseclick="t" on="false"/>
+                <v:stroke color="#3465a4" joinstyle="round" endcap="flat"/>
+                <v:textbox>
+                  <w:txbxContent>
+                    <w:p>
+                      <w:pPr>
+                        <w:pStyle w:val="FrameContents"/>
+                        <w:jc w:val="left"/>
+                        <w:rPr>
+                          <w:b/>
+                          <w:bCs/>
+                        </w:rPr>
+                      </w:pPr>
+                      <w:r>
+                        <w:rPr>
+                          <w:b/>
+                          <w:bCs/>
+                          <w:color w:val="000000"/>
+                          <w:sz w:val="24"/>
+                          <w:szCs w:val="24"/>
+                        </w:rPr>
+                        <w:t>{admdate}</w:t>
+                      </w:r>
+                    </w:p>
+                  </w:txbxContent>
+                </v:textbox>
+                <w10:wrap type="square"/>
+              </v:rect>
+            </w:pict>
+          </mc:Fallback>
+        </mc:AlternateContent>
+        <mc:AlternateContent>
+          <mc:Choice Requires="wps">
+            <w:drawing>
+              <wp:anchor behindDoc="0" distT="0" distB="0" distL="0" distR="0" simplePos="0" locked="0" layoutInCell="0" allowOverlap="1" relativeHeight="53">
+                <wp:simplePos x="0" y="0"/>
+                <wp:positionH relativeFrom="column">
+                  <wp:posOffset>10848975</wp:posOffset>
+                </wp:positionH>
+                <wp:positionV relativeFrom="paragraph">
+                  <wp:posOffset>6045835</wp:posOffset>
+                </wp:positionV>
+                <wp:extent cx="2118360" cy="207645"/>
+                <wp:effectExtent l="0" t="635" r="0" b="0"/>
+                <wp:wrapSquare wrapText="bothSides"/>
+                <wp:docPr id="27" name="Frame 56"/>
+                <a:graphic xmlns:a="http://schemas.openxmlformats.org/drawingml/2006/main">
+                  <a:graphicData uri="http://schemas.microsoft.com/office/word/2010/wordprocessingShape">
+                    <wps:wsp>
+                      <wps:cNvSpPr/>
+                      <wps:spPr>
+                        <a:xfrm>
+                          <a:off x="0" y="0"/>
+                          <a:ext cx="2118240" cy="207720"/>
+                        </a:xfrm>
+                        <a:prstGeom prst="rect">
+                          <a:avLst/>
+                        </a:prstGeom>
+                        <a:noFill/>
+                        <a:ln w="0">
+                          <a:noFill/>
+                        </a:ln>
+                      </wps:spPr>
+                      <wps:style>
+                        <a:lnRef idx="0"/>
+                        <a:fillRef idx="0"/>
+                        <a:effectRef idx="0"/>
+                        <a:fontRef idx="minor"/>
+                      </wps:style>
+                      <wps:txbx>
+                        <w:txbxContent>
+                          <w:p>
+                            <w:pPr>
+                              <w:pStyle w:val="FrameContents"/>
+                              <w:jc w:val="left"/>
+                              <w:rPr>
+                                <w:b/>
+                                <w:bCs/>
+                              </w:rPr>
+                            </w:pPr>
+                            <w:r>
+                              <w:rPr>
+                                <w:b/>
+                                <w:bCs/>
+                                <w:color w:val="000000"/>
+                                <w:sz w:val="24"/>
+                                <w:szCs w:val="24"/>
+                              </w:rPr>
+                              <w:t>{course}</w:t>
+                            </w:r>
+                          </w:p>
+                        </w:txbxContent>
+                      </wps:txbx>
+                      <wps:bodyPr lIns="0" rIns="0" tIns="0" bIns="0" anchor="t">
+                        <a:noAutofit/>
+                      </wps:bodyPr>
+                    </wps:wsp>
+                  </a:graphicData>
+                </a:graphic>
+              </wp:anchor>
+            </w:drawing>
+          </mc:Choice>
+          <mc:Fallback>
+            <w:pict>
+              <v:rect id="shape_0" ID="Frame 56" path="m0,0l-2147483645,0l-2147483645,-2147483646l0,-2147483646xe" stroked="f" o:allowincell="f" style="position:absolute;margin-left:854.25pt;margin-top:476.05pt;width:166.75pt;height:16.3pt;mso-wrap-style:square;v-text-anchor:top">
+                <v:fill o:detectmouseclick="t" on="false"/>
+                <v:stroke color="#3465a4" joinstyle="round" endcap="flat"/>
+                <v:textbox>
+                  <w:txbxContent>
+                    <w:p>
+                      <w:pPr>
+                        <w:pStyle w:val="FrameContents"/>
+                        <w:jc w:val="left"/>
+                        <w:rPr>
+                          <w:b/>
+                          <w:bCs/>
+                        </w:rPr>
+                      </w:pPr>
+                      <w:r>
+                        <w:rPr>
+                          <w:b/>
+                          <w:bCs/>
+                          <w:color w:val="000000"/>
+                          <w:sz w:val="24"/>
+                          <w:szCs w:val="24"/>
+                        </w:rPr>
+                        <w:t>{course}</w:t>
+                      </w:r>
+                    </w:p>
+                  </w:txbxContent>
+                </v:textbox>
+                <w10:wrap type="square"/>
+              </v:rect>
+            </w:pict>
+          </mc:Fallback>
+        </mc:AlternateContent>
+        <mc:AlternateContent>
+          <mc:Choice Requires="wps">
+            <w:drawing>
+              <wp:anchor behindDoc="0" distT="635" distB="0" distL="635" distR="0" simplePos="0" locked="0" layoutInCell="0" allowOverlap="1" relativeHeight="55">
+                <wp:simplePos x="0" y="0"/>
+                <wp:positionH relativeFrom="column">
+                  <wp:posOffset>12285980</wp:posOffset>
+                </wp:positionH>
+                <wp:positionV relativeFrom="paragraph">
+                  <wp:posOffset>10677525</wp:posOffset>
                 </wp:positionV>
                 <wp:extent cx="1943735" cy="206375"/>
                 <wp:effectExtent l="635" t="635" r="0" b="0"/>
                 <wp:wrapSquare wrapText="bothSides"/>
-                <wp:docPr id="20" name="Frame 30"/>
+                <wp:docPr id="28" name="Frame 1"/>
                 <a:graphic xmlns:a="http://schemas.openxmlformats.org/drawingml/2006/main">
                   <a:graphicData uri="http://schemas.microsoft.com/office/word/2010/wordprocessingShape">
                     <wps:wsp>
@@ -2160,7 +2960,7 @@
           </mc:Choice>
           <mc:Fallback>
             <w:pict>
-              <v:rect id="shape_0" ID="Frame 30" path="m0,0l-2147483645,0l-2147483645,-2147483646l0,-2147483646xe" fillcolor="white" stroked="f" o:allowincell="f" style="position:absolute;margin-left:483.4pt;margin-top:498.9pt;width:153pt;height:16.2pt;mso-wrap-style:square;v-text-anchor:top">
+              <v:rect id="shape_0" ID="Frame 1" path="m0,0l-2147483645,0l-2147483645,-2147483646l0,-2147483646xe" fillcolor="white" stroked="f" o:allowincell="f" style="position:absolute;margin-left:967.4pt;margin-top:840.75pt;width:153pt;height:16.2pt;mso-wrap-style:square;v-text-anchor:top">
                 <v:fill o:detectmouseclick="t" type="solid" color2="black"/>
                 <v:stroke color="#3465a4" joinstyle="round" endcap="flat"/>
                 <v:textbox>
@@ -2195,18 +2995,18 @@
         <mc:AlternateContent>
           <mc:Choice Requires="wps">
             <w:drawing>
-              <wp:anchor behindDoc="0" distT="635" distB="0" distL="0" distR="0" simplePos="0" locked="0" layoutInCell="0" allowOverlap="1" relativeHeight="41">
+              <wp:anchor behindDoc="0" distT="0" distB="0" distL="4445" distR="635" simplePos="0" locked="0" layoutInCell="0" allowOverlap="1" relativeHeight="57">
                 <wp:simplePos x="0" y="0"/>
                 <wp:positionH relativeFrom="column">
-                  <wp:posOffset>5314950</wp:posOffset>
+                  <wp:posOffset>2367280</wp:posOffset>
                 </wp:positionH>
                 <wp:positionV relativeFrom="paragraph">
-                  <wp:posOffset>4589780</wp:posOffset>
+                  <wp:posOffset>6229350</wp:posOffset>
                 </wp:positionV>
-                <wp:extent cx="4022090" cy="230505"/>
-                <wp:effectExtent l="0" t="635" r="0" b="0"/>
+                <wp:extent cx="1620520" cy="206375"/>
+                <wp:effectExtent l="635" t="635" r="0" b="0"/>
                 <wp:wrapSquare wrapText="bothSides"/>
-                <wp:docPr id="21" name="Frame 16"/>
+                <wp:docPr id="29" name="Frame 2"/>
                 <a:graphic xmlns:a="http://schemas.openxmlformats.org/drawingml/2006/main">
                   <a:graphicData uri="http://schemas.microsoft.com/office/word/2010/wordprocessingShape">
                     <wps:wsp>
@@ -2214,14 +3014,12 @@
                       <wps:spPr>
                         <a:xfrm>
                           <a:off x="0" y="0"/>
-                          <a:ext cx="4021920" cy="230400"/>
+                          <a:ext cx="1620360" cy="206280"/>
                         </a:xfrm>
                         <a:prstGeom prst="rect">
                           <a:avLst/>
                         </a:prstGeom>
-                        <a:solidFill>
-                          <a:srgbClr val="ffffff"/>
-                        </a:solidFill>
+                        <a:noFill/>
                         <a:ln w="0">
                           <a:noFill/>
                         </a:ln>
@@ -2251,7 +3049,7 @@
                                 <w:sz w:val="24"/>
                                 <w:szCs w:val="24"/>
                               </w:rPr>
-                              <w:t>{name}</w:t>
+                              <w:t>{due}</w:t>
                             </w:r>
                           </w:p>
                         </w:txbxContent>
@@ -2267,8 +3065,8 @@
           </mc:Choice>
           <mc:Fallback>
             <w:pict>
-              <v:rect id="shape_0" ID="Frame 16" path="m0,0l-2147483645,0l-2147483645,-2147483646l0,-2147483646xe" fillcolor="white" stroked="f" o:allowincell="f" style="position:absolute;margin-left:418.5pt;margin-top:361.4pt;width:316.65pt;height:18.1pt;mso-wrap-style:square;v-text-anchor:top">
-                <v:fill o:detectmouseclick="t" type="solid" color2="black"/>
+              <v:rect id="shape_0" ID="Frame 2" path="m0,0l-2147483645,0l-2147483645,-2147483646l0,-2147483646xe" stroked="f" o:allowincell="f" style="position:absolute;margin-left:186.4pt;margin-top:490.5pt;width:127.55pt;height:16.2pt;mso-wrap-style:square;v-text-anchor:top">
+                <v:fill o:detectmouseclick="t" on="false"/>
                 <v:stroke color="#3465a4" joinstyle="round" endcap="flat"/>
                 <v:textbox>
                   <w:txbxContent>
@@ -2289,7 +3087,7 @@
                           <w:sz w:val="24"/>
                           <w:szCs w:val="24"/>
                         </w:rPr>
-                        <w:t>{name}</w:t>
+                        <w:t>{due}</w:t>
                       </w:r>
                     </w:p>
                   </w:txbxContent>
@@ -2302,1304 +3100,18 @@
         <mc:AlternateContent>
           <mc:Choice Requires="wps">
             <w:drawing>
-              <wp:anchor behindDoc="0" distT="0" distB="0" distL="0" distR="0" simplePos="0" locked="0" layoutInCell="0" allowOverlap="1" relativeHeight="43">
+              <wp:anchor behindDoc="0" distT="0" distB="0" distL="635" distR="0" simplePos="0" locked="0" layoutInCell="0" allowOverlap="1" relativeHeight="59">
                 <wp:simplePos x="0" y="0"/>
                 <wp:positionH relativeFrom="column">
-                  <wp:posOffset>5015865</wp:posOffset>
+                  <wp:posOffset>8434070</wp:posOffset>
                 </wp:positionH>
                 <wp:positionV relativeFrom="paragraph">
-                  <wp:posOffset>4827905</wp:posOffset>
-                </wp:positionV>
-                <wp:extent cx="2379345" cy="297180"/>
-                <wp:effectExtent l="635" t="0" r="0" b="0"/>
-                <wp:wrapSquare wrapText="bothSides"/>
-                <wp:docPr id="22" name="Frame 17"/>
-                <a:graphic xmlns:a="http://schemas.openxmlformats.org/drawingml/2006/main">
-                  <a:graphicData uri="http://schemas.microsoft.com/office/word/2010/wordprocessingShape">
-                    <wps:wsp>
-                      <wps:cNvSpPr/>
-                      <wps:spPr>
-                        <a:xfrm>
-                          <a:off x="0" y="0"/>
-                          <a:ext cx="2379240" cy="297360"/>
-                        </a:xfrm>
-                        <a:prstGeom prst="rect">
-                          <a:avLst/>
-                        </a:prstGeom>
-                        <a:solidFill>
-                          <a:srgbClr val="ffffff"/>
-                        </a:solidFill>
-                        <a:ln w="0">
-                          <a:noFill/>
-                        </a:ln>
-                      </wps:spPr>
-                      <wps:style>
-                        <a:lnRef idx="0"/>
-                        <a:fillRef idx="0"/>
-                        <a:effectRef idx="0"/>
-                        <a:fontRef idx="minor"/>
-                      </wps:style>
-                      <wps:txbx>
-                        <w:txbxContent>
-                          <w:p>
-                            <w:pPr>
-                              <w:pStyle w:val="FrameContents"/>
-                              <w:overflowPunct w:val="false"/>
-                              <w:jc w:val="left"/>
-                              <w:rPr>
-                                <w:b/>
-                                <w:bCs/>
-                              </w:rPr>
-                            </w:pPr>
-                            <w:r>
-                              <w:rPr>
-                                <w:b/>
-                                <w:bCs/>
-                                <w:color w:val="000000"/>
-                                <w:sz w:val="24"/>
-                                <w:szCs w:val="24"/>
-                              </w:rPr>
-                              <w:t>{admno}</w:t>
-                            </w:r>
-                          </w:p>
-                        </w:txbxContent>
-                      </wps:txbx>
-                      <wps:bodyPr lIns="90000" rIns="90000" tIns="45000" bIns="45000" anchor="t">
-                        <a:noAutofit/>
-                      </wps:bodyPr>
-                    </wps:wsp>
-                  </a:graphicData>
-                </a:graphic>
-              </wp:anchor>
-            </w:drawing>
-          </mc:Choice>
-          <mc:Fallback>
-            <w:pict>
-              <v:rect id="shape_0" ID="Frame 17" path="m0,0l-2147483645,0l-2147483645,-2147483646l0,-2147483646xe" fillcolor="white" stroked="f" o:allowincell="f" style="position:absolute;margin-left:394.95pt;margin-top:380.15pt;width:187.3pt;height:23.35pt;mso-wrap-style:square;v-text-anchor:top">
-                <v:fill o:detectmouseclick="t" type="solid" color2="black"/>
-                <v:stroke color="#3465a4" joinstyle="round" endcap="flat"/>
-                <v:textbox>
-                  <w:txbxContent>
-                    <w:p>
-                      <w:pPr>
-                        <w:pStyle w:val="FrameContents"/>
-                        <w:overflowPunct w:val="false"/>
-                        <w:jc w:val="left"/>
-                        <w:rPr>
-                          <w:b/>
-                          <w:bCs/>
-                        </w:rPr>
-                      </w:pPr>
-                      <w:r>
-                        <w:rPr>
-                          <w:b/>
-                          <w:bCs/>
-                          <w:color w:val="000000"/>
-                          <w:sz w:val="24"/>
-                          <w:szCs w:val="24"/>
-                        </w:rPr>
-                        <w:t>{admno}</w:t>
-                      </w:r>
-                    </w:p>
-                  </w:txbxContent>
-                </v:textbox>
-                <w10:wrap type="square"/>
-              </v:rect>
-            </w:pict>
-          </mc:Fallback>
-        </mc:AlternateContent>
-        <mc:AlternateContent>
-          <mc:Choice Requires="wps">
-            <w:drawing>
-              <wp:anchor behindDoc="0" distT="0" distB="0" distL="0" distR="0" simplePos="0" locked="0" layoutInCell="0" allowOverlap="1" relativeHeight="45">
-                <wp:simplePos x="0" y="0"/>
-                <wp:positionH relativeFrom="column">
-                  <wp:posOffset>4462780</wp:posOffset>
-                </wp:positionH>
-                <wp:positionV relativeFrom="paragraph">
-                  <wp:posOffset>2118995</wp:posOffset>
-                </wp:positionV>
-                <wp:extent cx="4605655" cy="295910"/>
-                <wp:effectExtent l="635" t="0" r="0" b="0"/>
-                <wp:wrapSquare wrapText="bothSides"/>
-                <wp:docPr id="23" name="Frame 18"/>
-                <a:graphic xmlns:a="http://schemas.openxmlformats.org/drawingml/2006/main">
-                  <a:graphicData uri="http://schemas.microsoft.com/office/word/2010/wordprocessingShape">
-                    <wps:wsp>
-                      <wps:cNvSpPr/>
-                      <wps:spPr>
-                        <a:xfrm>
-                          <a:off x="0" y="0"/>
-                          <a:ext cx="4605480" cy="295920"/>
-                        </a:xfrm>
-                        <a:prstGeom prst="rect">
-                          <a:avLst/>
-                        </a:prstGeom>
-                        <a:solidFill>
-                          <a:srgbClr val="ffffff"/>
-                        </a:solidFill>
-                        <a:ln w="0">
-                          <a:noFill/>
-                        </a:ln>
-                      </wps:spPr>
-                      <wps:style>
-                        <a:lnRef idx="0"/>
-                        <a:fillRef idx="0"/>
-                        <a:effectRef idx="0"/>
-                        <a:fontRef idx="minor"/>
-                      </wps:style>
-                      <wps:txbx>
-                        <w:txbxContent>
-                          <w:p>
-                            <w:pPr>
-                              <w:pStyle w:val="FrameContents"/>
-                              <w:jc w:val="center"/>
-                              <w:rPr>
-                                <w:b/>
-                                <w:bCs/>
-                              </w:rPr>
-                            </w:pPr>
-                            <w:r>
-                              <w:rPr>
-                                <w:b/>
-                                <w:bCs/>
-                                <w:color w:val="000000"/>
-                                <w:sz w:val="24"/>
-                                <w:szCs w:val="24"/>
-                              </w:rPr>
-                              <w:t>{duplicate}</w:t>
-                            </w:r>
-                          </w:p>
-                        </w:txbxContent>
-                      </wps:txbx>
-                      <wps:bodyPr lIns="0" rIns="0" tIns="0" bIns="0" anchor="t">
-                        <a:noAutofit/>
-                      </wps:bodyPr>
-                    </wps:wsp>
-                  </a:graphicData>
-                </a:graphic>
-              </wp:anchor>
-            </w:drawing>
-          </mc:Choice>
-          <mc:Fallback>
-            <w:pict>
-              <v:rect id="shape_0" ID="Frame 18" path="m0,0l-2147483645,0l-2147483645,-2147483646l0,-2147483646xe" fillcolor="white" stroked="f" o:allowincell="f" style="position:absolute;margin-left:351.4pt;margin-top:166.85pt;width:362.6pt;height:23.25pt;mso-wrap-style:square;v-text-anchor:top">
-                <v:fill o:detectmouseclick="t" type="solid" color2="black"/>
-                <v:stroke color="#3465a4" joinstyle="round" endcap="flat"/>
-                <v:textbox>
-                  <w:txbxContent>
-                    <w:p>
-                      <w:pPr>
-                        <w:pStyle w:val="FrameContents"/>
-                        <w:jc w:val="center"/>
-                        <w:rPr>
-                          <w:b/>
-                          <w:bCs/>
-                        </w:rPr>
-                      </w:pPr>
-                      <w:r>
-                        <w:rPr>
-                          <w:b/>
-                          <w:bCs/>
-                          <w:color w:val="000000"/>
-                          <w:sz w:val="24"/>
-                          <w:szCs w:val="24"/>
-                        </w:rPr>
-                        <w:t>{duplicate}</w:t>
-                      </w:r>
-                    </w:p>
-                  </w:txbxContent>
-                </v:textbox>
-                <w10:wrap type="square"/>
-              </v:rect>
-            </w:pict>
-          </mc:Fallback>
-        </mc:AlternateContent>
-        <mc:AlternateContent>
-          <mc:Choice Requires="wps">
-            <w:drawing>
-              <wp:anchor behindDoc="0" distT="635" distB="0" distL="0" distR="0" simplePos="0" locked="0" layoutInCell="0" allowOverlap="1" relativeHeight="47">
-                <wp:simplePos x="0" y="0"/>
-                <wp:positionH relativeFrom="column">
-                  <wp:posOffset>8501380</wp:posOffset>
-                </wp:positionH>
-                <wp:positionV relativeFrom="paragraph">
-                  <wp:posOffset>3799205</wp:posOffset>
-                </wp:positionV>
-                <wp:extent cx="851535" cy="203835"/>
-                <wp:effectExtent l="635" t="635" r="0" b="0"/>
-                <wp:wrapSquare wrapText="bothSides"/>
-                <wp:docPr id="24" name="Frame 19"/>
-                <a:graphic xmlns:a="http://schemas.openxmlformats.org/drawingml/2006/main">
-                  <a:graphicData uri="http://schemas.microsoft.com/office/word/2010/wordprocessingShape">
-                    <wps:wsp>
-                      <wps:cNvSpPr/>
-                      <wps:spPr>
-                        <a:xfrm>
-                          <a:off x="0" y="0"/>
-                          <a:ext cx="851400" cy="203760"/>
-                        </a:xfrm>
-                        <a:prstGeom prst="rect">
-                          <a:avLst/>
-                        </a:prstGeom>
-                        <a:solidFill>
-                          <a:srgbClr val="ffffff"/>
-                        </a:solidFill>
-                        <a:ln w="0">
-                          <a:noFill/>
-                        </a:ln>
-                      </wps:spPr>
-                      <wps:style>
-                        <a:lnRef idx="0"/>
-                        <a:fillRef idx="0"/>
-                        <a:effectRef idx="0"/>
-                        <a:fontRef idx="minor"/>
-                      </wps:style>
-                      <wps:txbx>
-                        <w:txbxContent>
-                          <w:p>
-                            <w:pPr>
-                              <w:pStyle w:val="FrameContents"/>
-                              <w:jc w:val="left"/>
-                              <w:rPr>
-                                <w:b/>
-                                <w:bCs/>
-                              </w:rPr>
-                            </w:pPr>
-                            <w:r>
-                              <w:rPr>
-                                <w:b/>
-                                <w:bCs/>
-                                <w:color w:val="000000"/>
-                                <w:sz w:val="24"/>
-                                <w:szCs w:val="24"/>
-                              </w:rPr>
-                              <w:t>{tcdate}</w:t>
-                            </w:r>
-                          </w:p>
-                        </w:txbxContent>
-                      </wps:txbx>
-                      <wps:bodyPr lIns="0" rIns="0" tIns="0" bIns="0" anchor="t">
-                        <a:noAutofit/>
-                      </wps:bodyPr>
-                    </wps:wsp>
-                  </a:graphicData>
-                </a:graphic>
-              </wp:anchor>
-            </w:drawing>
-          </mc:Choice>
-          <mc:Fallback>
-            <w:pict>
-              <v:rect id="shape_0" ID="Frame 19" path="m0,0l-2147483645,0l-2147483645,-2147483646l0,-2147483646xe" fillcolor="white" stroked="f" o:allowincell="f" style="position:absolute;margin-left:669.4pt;margin-top:299.15pt;width:67pt;height:16pt;mso-wrap-style:square;v-text-anchor:top">
-                <v:fill o:detectmouseclick="t" type="solid" color2="black"/>
-                <v:stroke color="#3465a4" joinstyle="round" endcap="flat"/>
-                <v:textbox>
-                  <w:txbxContent>
-                    <w:p>
-                      <w:pPr>
-                        <w:pStyle w:val="FrameContents"/>
-                        <w:jc w:val="left"/>
-                        <w:rPr>
-                          <w:b/>
-                          <w:bCs/>
-                        </w:rPr>
-                      </w:pPr>
-                      <w:r>
-                        <w:rPr>
-                          <w:b/>
-                          <w:bCs/>
-                          <w:color w:val="000000"/>
-                          <w:sz w:val="24"/>
-                          <w:szCs w:val="24"/>
-                        </w:rPr>
-                        <w:t>{tcdate}</w:t>
-                      </w:r>
-                    </w:p>
-                  </w:txbxContent>
-                </v:textbox>
-                <w10:wrap type="square"/>
-              </v:rect>
-            </w:pict>
-          </mc:Fallback>
-        </mc:AlternateContent>
-        <mc:AlternateContent>
-          <mc:Choice Requires="wps">
-            <w:drawing>
-              <wp:anchor behindDoc="0" distT="0" distB="0" distL="0" distR="0" simplePos="0" locked="0" layoutInCell="0" allowOverlap="1" relativeHeight="49">
-                <wp:simplePos x="0" y="0"/>
-                <wp:positionH relativeFrom="column">
-                  <wp:posOffset>5076825</wp:posOffset>
-                </wp:positionH>
-                <wp:positionV relativeFrom="paragraph">
-                  <wp:posOffset>5118100</wp:posOffset>
-                </wp:positionV>
-                <wp:extent cx="1502410" cy="198120"/>
-                <wp:effectExtent l="0" t="0" r="0" b="0"/>
-                <wp:wrapSquare wrapText="bothSides"/>
-                <wp:docPr id="25" name="Frame 20"/>
-                <a:graphic xmlns:a="http://schemas.openxmlformats.org/drawingml/2006/main">
-                  <a:graphicData uri="http://schemas.microsoft.com/office/word/2010/wordprocessingShape">
-                    <wps:wsp>
-                      <wps:cNvSpPr/>
-                      <wps:spPr>
-                        <a:xfrm>
-                          <a:off x="0" y="0"/>
-                          <a:ext cx="1502280" cy="198000"/>
-                        </a:xfrm>
-                        <a:prstGeom prst="rect">
-                          <a:avLst/>
-                        </a:prstGeom>
-                        <a:solidFill>
-                          <a:srgbClr val="ffffff"/>
-                        </a:solidFill>
-                        <a:ln w="0">
-                          <a:noFill/>
-                        </a:ln>
-                      </wps:spPr>
-                      <wps:style>
-                        <a:lnRef idx="0"/>
-                        <a:fillRef idx="0"/>
-                        <a:effectRef idx="0"/>
-                        <a:fontRef idx="minor"/>
-                      </wps:style>
-                      <wps:txbx>
-                        <w:txbxContent>
-                          <w:p>
-                            <w:pPr>
-                              <w:pStyle w:val="FrameContents"/>
-                              <w:jc w:val="left"/>
-                              <w:rPr>
-                                <w:b/>
-                                <w:bCs/>
-                              </w:rPr>
-                            </w:pPr>
-                            <w:r>
-                              <w:rPr>
-                                <w:b/>
-                                <w:bCs/>
-                                <w:color w:val="000000"/>
-                                <w:sz w:val="24"/>
-                                <w:szCs w:val="24"/>
-                              </w:rPr>
-                              <w:t>{dob}</w:t>
-                            </w:r>
-                          </w:p>
-                        </w:txbxContent>
-                      </wps:txbx>
-                      <wps:bodyPr lIns="0" rIns="0" tIns="0" bIns="0" anchor="t">
-                        <a:noAutofit/>
-                      </wps:bodyPr>
-                    </wps:wsp>
-                  </a:graphicData>
-                </a:graphic>
-              </wp:anchor>
-            </w:drawing>
-          </mc:Choice>
-          <mc:Fallback>
-            <w:pict>
-              <v:rect id="shape_0" ID="Frame 20" path="m0,0l-2147483645,0l-2147483645,-2147483646l0,-2147483646xe" fillcolor="white" stroked="f" o:allowincell="f" style="position:absolute;margin-left:399.75pt;margin-top:403pt;width:118.25pt;height:15.55pt;mso-wrap-style:square;v-text-anchor:top">
-                <v:fill o:detectmouseclick="t" type="solid" color2="black"/>
-                <v:stroke color="#3465a4" joinstyle="round" endcap="flat"/>
-                <v:textbox>
-                  <w:txbxContent>
-                    <w:p>
-                      <w:pPr>
-                        <w:pStyle w:val="FrameContents"/>
-                        <w:jc w:val="left"/>
-                        <w:rPr>
-                          <w:b/>
-                          <w:bCs/>
-                        </w:rPr>
-                      </w:pPr>
-                      <w:r>
-                        <w:rPr>
-                          <w:b/>
-                          <w:bCs/>
-                          <w:color w:val="000000"/>
-                          <w:sz w:val="24"/>
-                          <w:szCs w:val="24"/>
-                        </w:rPr>
-                        <w:t>{dob}</w:t>
-                      </w:r>
-                    </w:p>
-                  </w:txbxContent>
-                </v:textbox>
-                <w10:wrap type="square"/>
-              </v:rect>
-            </w:pict>
-          </mc:Fallback>
-        </mc:AlternateContent>
-        <mc:AlternateContent>
-          <mc:Choice Requires="wps">
-            <w:drawing>
-              <wp:anchor behindDoc="0" distT="0" distB="0" distL="0" distR="0" simplePos="0" locked="0" layoutInCell="0" allowOverlap="1" relativeHeight="51">
-                <wp:simplePos x="0" y="0"/>
-                <wp:positionH relativeFrom="column">
-                  <wp:posOffset>6376035</wp:posOffset>
-                </wp:positionH>
-                <wp:positionV relativeFrom="paragraph">
-                  <wp:posOffset>5389880</wp:posOffset>
-                </wp:positionV>
-                <wp:extent cx="2967355" cy="212090"/>
-                <wp:effectExtent l="635" t="0" r="0" b="0"/>
-                <wp:wrapSquare wrapText="bothSides"/>
-                <wp:docPr id="26" name="Frame 21"/>
-                <a:graphic xmlns:a="http://schemas.openxmlformats.org/drawingml/2006/main">
-                  <a:graphicData uri="http://schemas.microsoft.com/office/word/2010/wordprocessingShape">
-                    <wps:wsp>
-                      <wps:cNvSpPr/>
-                      <wps:spPr>
-                        <a:xfrm>
-                          <a:off x="0" y="0"/>
-                          <a:ext cx="2967480" cy="212040"/>
-                        </a:xfrm>
-                        <a:prstGeom prst="rect">
-                          <a:avLst/>
-                        </a:prstGeom>
-                        <a:solidFill>
-                          <a:srgbClr val="ffffff"/>
-                        </a:solidFill>
-                        <a:ln w="0">
-                          <a:noFill/>
-                        </a:ln>
-                      </wps:spPr>
-                      <wps:style>
-                        <a:lnRef idx="0"/>
-                        <a:fillRef idx="0"/>
-                        <a:effectRef idx="0"/>
-                        <a:fontRef idx="minor"/>
-                      </wps:style>
-                      <wps:txbx>
-                        <w:txbxContent>
-                          <w:p>
-                            <w:pPr>
-                              <w:pStyle w:val="FrameContents"/>
-                              <w:jc w:val="left"/>
-                              <w:rPr>
-                                <w:b/>
-                                <w:bCs/>
-                              </w:rPr>
-                            </w:pPr>
-                            <w:r>
-                              <w:rPr>
-                                <w:b/>
-                                <w:bCs/>
-                                <w:color w:val="000000"/>
-                                <w:sz w:val="24"/>
-                                <w:szCs w:val="24"/>
-                              </w:rPr>
-                              <w:t>{sem}</w:t>
-                            </w:r>
-                          </w:p>
-                        </w:txbxContent>
-                      </wps:txbx>
-                      <wps:bodyPr lIns="0" rIns="0" tIns="0" bIns="0" anchor="t">
-                        <a:noAutofit/>
-                      </wps:bodyPr>
-                    </wps:wsp>
-                  </a:graphicData>
-                </a:graphic>
-              </wp:anchor>
-            </w:drawing>
-          </mc:Choice>
-          <mc:Fallback>
-            <w:pict>
-              <v:rect id="shape_0" ID="Frame 21" path="m0,0l-2147483645,0l-2147483645,-2147483646l0,-2147483646xe" fillcolor="white" stroked="f" o:allowincell="f" style="position:absolute;margin-left:502.05pt;margin-top:424.4pt;width:233.6pt;height:16.65pt;mso-wrap-style:square;v-text-anchor:top">
-                <v:fill o:detectmouseclick="t" type="solid" color2="black"/>
-                <v:stroke color="#3465a4" joinstyle="round" endcap="flat"/>
-                <v:textbox>
-                  <w:txbxContent>
-                    <w:p>
-                      <w:pPr>
-                        <w:pStyle w:val="FrameContents"/>
-                        <w:jc w:val="left"/>
-                        <w:rPr>
-                          <w:b/>
-                          <w:bCs/>
-                        </w:rPr>
-                      </w:pPr>
-                      <w:r>
-                        <w:rPr>
-                          <w:b/>
-                          <w:bCs/>
-                          <w:color w:val="000000"/>
-                          <w:sz w:val="24"/>
-                          <w:szCs w:val="24"/>
-                        </w:rPr>
-                        <w:t>{sem}</w:t>
-                      </w:r>
-                    </w:p>
-                  </w:txbxContent>
-                </v:textbox>
-                <w10:wrap type="square"/>
-              </v:rect>
-            </w:pict>
-          </mc:Fallback>
-        </mc:AlternateContent>
-        <mc:AlternateContent>
-          <mc:Choice Requires="wps">
-            <w:drawing>
-              <wp:anchor behindDoc="0" distT="0" distB="0" distL="0" distR="0" simplePos="0" locked="0" layoutInCell="0" allowOverlap="1" relativeHeight="53">
-                <wp:simplePos x="0" y="0"/>
-                <wp:positionH relativeFrom="column">
-                  <wp:posOffset>6236335</wp:posOffset>
-                </wp:positionH>
-                <wp:positionV relativeFrom="paragraph">
-                  <wp:posOffset>5654040</wp:posOffset>
-                </wp:positionV>
-                <wp:extent cx="1561465" cy="213995"/>
-                <wp:effectExtent l="635" t="635" r="0" b="0"/>
-                <wp:wrapSquare wrapText="bothSides"/>
-                <wp:docPr id="27" name="Frame 22"/>
-                <a:graphic xmlns:a="http://schemas.openxmlformats.org/drawingml/2006/main">
-                  <a:graphicData uri="http://schemas.microsoft.com/office/word/2010/wordprocessingShape">
-                    <wps:wsp>
-                      <wps:cNvSpPr/>
-                      <wps:spPr>
-                        <a:xfrm>
-                          <a:off x="0" y="0"/>
-                          <a:ext cx="1561320" cy="213840"/>
-                        </a:xfrm>
-                        <a:prstGeom prst="rect">
-                          <a:avLst/>
-                        </a:prstGeom>
-                        <a:solidFill>
-                          <a:srgbClr val="ffffff"/>
-                        </a:solidFill>
-                        <a:ln w="0">
-                          <a:noFill/>
-                        </a:ln>
-                      </wps:spPr>
-                      <wps:style>
-                        <a:lnRef idx="0"/>
-                        <a:fillRef idx="0"/>
-                        <a:effectRef idx="0"/>
-                        <a:fontRef idx="minor"/>
-                      </wps:style>
-                      <wps:txbx>
-                        <w:txbxContent>
-                          <w:p>
-                            <w:pPr>
-                              <w:pStyle w:val="FrameContents"/>
-                              <w:jc w:val="left"/>
-                              <w:rPr>
-                                <w:b/>
-                                <w:bCs/>
-                              </w:rPr>
-                            </w:pPr>
-                            <w:r>
-                              <w:rPr>
-                                <w:b/>
-                                <w:bCs/>
-                                <w:color w:val="000000"/>
-                                <w:sz w:val="24"/>
-                                <w:szCs w:val="24"/>
-                              </w:rPr>
-                              <w:t>{admdate}</w:t>
-                            </w:r>
-                          </w:p>
-                        </w:txbxContent>
-                      </wps:txbx>
-                      <wps:bodyPr lIns="0" rIns="0" tIns="0" bIns="0" anchor="t">
-                        <a:noAutofit/>
-                      </wps:bodyPr>
-                    </wps:wsp>
-                  </a:graphicData>
-                </a:graphic>
-              </wp:anchor>
-            </w:drawing>
-          </mc:Choice>
-          <mc:Fallback>
-            <w:pict>
-              <v:rect id="shape_0" ID="Frame 22" path="m0,0l-2147483645,0l-2147483645,-2147483646l0,-2147483646xe" fillcolor="white" stroked="f" o:allowincell="f" style="position:absolute;margin-left:491.05pt;margin-top:445.2pt;width:122.9pt;height:16.8pt;mso-wrap-style:square;v-text-anchor:top">
-                <v:fill o:detectmouseclick="t" type="solid" color2="black"/>
-                <v:stroke color="#3465a4" joinstyle="round" endcap="flat"/>
-                <v:textbox>
-                  <w:txbxContent>
-                    <w:p>
-                      <w:pPr>
-                        <w:pStyle w:val="FrameContents"/>
-                        <w:jc w:val="left"/>
-                        <w:rPr>
-                          <w:b/>
-                          <w:bCs/>
-                        </w:rPr>
-                      </w:pPr>
-                      <w:r>
-                        <w:rPr>
-                          <w:b/>
-                          <w:bCs/>
-                          <w:color w:val="000000"/>
-                          <w:sz w:val="24"/>
-                          <w:szCs w:val="24"/>
-                        </w:rPr>
-                        <w:t>{admdate}</w:t>
-                      </w:r>
-                    </w:p>
-                  </w:txbxContent>
-                </v:textbox>
-                <w10:wrap type="square"/>
-              </v:rect>
-            </w:pict>
-          </mc:Fallback>
-        </mc:AlternateContent>
-        <mc:AlternateContent>
-          <mc:Choice Requires="wps">
-            <w:drawing>
-              <wp:anchor behindDoc="0" distT="0" distB="0" distL="0" distR="0" simplePos="0" locked="0" layoutInCell="0" allowOverlap="1" relativeHeight="55">
-                <wp:simplePos x="0" y="0"/>
-                <wp:positionH relativeFrom="column">
-                  <wp:posOffset>5357495</wp:posOffset>
-                </wp:positionH>
-                <wp:positionV relativeFrom="paragraph">
-                  <wp:posOffset>6080760</wp:posOffset>
-                </wp:positionV>
-                <wp:extent cx="2118360" cy="208280"/>
-                <wp:effectExtent l="0" t="0" r="0" b="0"/>
-                <wp:wrapSquare wrapText="bothSides"/>
-                <wp:docPr id="28" name="Frame 23"/>
-                <a:graphic xmlns:a="http://schemas.openxmlformats.org/drawingml/2006/main">
-                  <a:graphicData uri="http://schemas.microsoft.com/office/word/2010/wordprocessingShape">
-                    <wps:wsp>
-                      <wps:cNvSpPr/>
-                      <wps:spPr>
-                        <a:xfrm>
-                          <a:off x="0" y="0"/>
-                          <a:ext cx="2118240" cy="208440"/>
-                        </a:xfrm>
-                        <a:prstGeom prst="rect">
-                          <a:avLst/>
-                        </a:prstGeom>
-                        <a:solidFill>
-                          <a:srgbClr val="ffffff"/>
-                        </a:solidFill>
-                        <a:ln w="0">
-                          <a:noFill/>
-                        </a:ln>
-                      </wps:spPr>
-                      <wps:style>
-                        <a:lnRef idx="0"/>
-                        <a:fillRef idx="0"/>
-                        <a:effectRef idx="0"/>
-                        <a:fontRef idx="minor"/>
-                      </wps:style>
-                      <wps:txbx>
-                        <w:txbxContent>
-                          <w:p>
-                            <w:pPr>
-                              <w:pStyle w:val="FrameContents"/>
-                              <w:jc w:val="left"/>
-                              <w:rPr>
-                                <w:b/>
-                                <w:bCs/>
-                              </w:rPr>
-                            </w:pPr>
-                            <w:r>
-                              <w:rPr>
-                                <w:b/>
-                                <w:bCs/>
-                                <w:color w:val="000000"/>
-                                <w:sz w:val="24"/>
-                                <w:szCs w:val="24"/>
-                              </w:rPr>
-                              <w:t>{course}</w:t>
-                            </w:r>
-                          </w:p>
-                        </w:txbxContent>
-                      </wps:txbx>
-                      <wps:bodyPr lIns="0" rIns="0" tIns="0" bIns="0" anchor="t">
-                        <a:noAutofit/>
-                      </wps:bodyPr>
-                    </wps:wsp>
-                  </a:graphicData>
-                </a:graphic>
-              </wp:anchor>
-            </w:drawing>
-          </mc:Choice>
-          <mc:Fallback>
-            <w:pict>
-              <v:rect id="shape_0" ID="Frame 23" path="m0,0l-2147483645,0l-2147483645,-2147483646l0,-2147483646xe" fillcolor="white" stroked="f" o:allowincell="f" style="position:absolute;margin-left:421.85pt;margin-top:478.8pt;width:166.75pt;height:16.35pt;mso-wrap-style:square;v-text-anchor:top">
-                <v:fill o:detectmouseclick="t" type="solid" color2="black"/>
-                <v:stroke color="#3465a4" joinstyle="round" endcap="flat"/>
-                <v:textbox>
-                  <w:txbxContent>
-                    <w:p>
-                      <w:pPr>
-                        <w:pStyle w:val="FrameContents"/>
-                        <w:jc w:val="left"/>
-                        <w:rPr>
-                          <w:b/>
-                          <w:bCs/>
-                        </w:rPr>
-                      </w:pPr>
-                      <w:r>
-                        <w:rPr>
-                          <w:b/>
-                          <w:bCs/>
-                          <w:color w:val="000000"/>
-                          <w:sz w:val="24"/>
-                          <w:szCs w:val="24"/>
-                        </w:rPr>
-                        <w:t>{course}</w:t>
-                      </w:r>
-                    </w:p>
-                  </w:txbxContent>
-                </v:textbox>
-                <w10:wrap type="square"/>
-              </v:rect>
-            </w:pict>
-          </mc:Fallback>
-        </mc:AlternateContent>
-        <mc:AlternateContent>
-          <mc:Choice Requires="wps">
-            <w:drawing>
-              <wp:anchor behindDoc="0" distT="635" distB="0" distL="0" distR="0" simplePos="0" locked="0" layoutInCell="0" allowOverlap="1" relativeHeight="57">
-                <wp:simplePos x="0" y="0"/>
-                <wp:positionH relativeFrom="column">
-                  <wp:posOffset>11638280</wp:posOffset>
-                </wp:positionH>
-                <wp:positionV relativeFrom="paragraph">
-                  <wp:posOffset>6609715</wp:posOffset>
-                </wp:positionV>
-                <wp:extent cx="3222625" cy="428625"/>
-                <wp:effectExtent l="635" t="635" r="0" b="0"/>
-                <wp:wrapSquare wrapText="bothSides"/>
-                <wp:docPr id="29" name="Frame 15"/>
-                <a:graphic xmlns:a="http://schemas.openxmlformats.org/drawingml/2006/main">
-                  <a:graphicData uri="http://schemas.microsoft.com/office/word/2010/wordprocessingShape">
-                    <wps:wsp>
-                      <wps:cNvSpPr/>
-                      <wps:spPr>
-                        <a:xfrm>
-                          <a:off x="0" y="0"/>
-                          <a:ext cx="3222720" cy="428760"/>
-                        </a:xfrm>
-                        <a:prstGeom prst="rect">
-                          <a:avLst/>
-                        </a:prstGeom>
-                        <a:solidFill>
-                          <a:srgbClr val="ffffff"/>
-                        </a:solidFill>
-                        <a:ln w="0">
-                          <a:noFill/>
-                        </a:ln>
-                      </wps:spPr>
-                      <wps:style>
-                        <a:lnRef idx="0"/>
-                        <a:fillRef idx="0"/>
-                        <a:effectRef idx="0"/>
-                        <a:fontRef idx="minor"/>
-                      </wps:style>
-                      <wps:txbx>
-                        <w:txbxContent>
-                          <w:p>
-                            <w:pPr>
-                              <w:pStyle w:val="FrameContents"/>
-                              <w:jc w:val="left"/>
-                              <w:rPr>
-                                <w:b/>
-                                <w:bCs/>
-                              </w:rPr>
-                            </w:pPr>
-                            <w:r>
-                              <w:rPr>
-                                <w:b/>
-                                <w:bCs/>
-                                <w:color w:val="000000"/>
-                                <w:sz w:val="24"/>
-                                <w:szCs w:val="24"/>
-                              </w:rPr>
-                              <w:t>{examination}, {leftdate}</w:t>
-                            </w:r>
-                          </w:p>
-                        </w:txbxContent>
-                      </wps:txbx>
-                      <wps:bodyPr lIns="0" rIns="0" tIns="0" bIns="0" anchor="t">
-                        <a:noAutofit/>
-                      </wps:bodyPr>
-                    </wps:wsp>
-                  </a:graphicData>
-                </a:graphic>
-              </wp:anchor>
-            </w:drawing>
-          </mc:Choice>
-          <mc:Fallback>
-            <w:pict>
-              <v:rect id="shape_0" ID="Frame 15" path="m0,0l-2147483645,0l-2147483645,-2147483646l0,-2147483646xe" fillcolor="white" stroked="f" o:allowincell="f" style="position:absolute;margin-left:916.4pt;margin-top:520.45pt;width:253.7pt;height:33.7pt;mso-wrap-style:square;v-text-anchor:top">
-                <v:fill o:detectmouseclick="t" type="solid" color2="black"/>
-                <v:stroke color="#3465a4" joinstyle="round" endcap="flat"/>
-                <v:textbox>
-                  <w:txbxContent>
-                    <w:p>
-                      <w:pPr>
-                        <w:pStyle w:val="FrameContents"/>
-                        <w:jc w:val="left"/>
-                        <w:rPr>
-                          <w:b/>
-                          <w:bCs/>
-                        </w:rPr>
-                      </w:pPr>
-                      <w:r>
-                        <w:rPr>
-                          <w:b/>
-                          <w:bCs/>
-                          <w:color w:val="000000"/>
-                          <w:sz w:val="24"/>
-                          <w:szCs w:val="24"/>
-                        </w:rPr>
-                        <w:t>{examination}, {leftdate}</w:t>
-                      </w:r>
-                    </w:p>
-                  </w:txbxContent>
-                </v:textbox>
-                <w10:wrap type="square"/>
-              </v:rect>
-            </w:pict>
-          </mc:Fallback>
-        </mc:AlternateContent>
-        <mc:AlternateContent>
-          <mc:Choice Requires="wps">
-            <w:drawing>
-              <wp:anchor behindDoc="0" distT="0" distB="0" distL="0" distR="0" simplePos="0" locked="0" layoutInCell="0" allowOverlap="1" relativeHeight="59">
-                <wp:simplePos x="0" y="0"/>
-                <wp:positionH relativeFrom="column">
-                  <wp:posOffset>10916920</wp:posOffset>
-                </wp:positionH>
-                <wp:positionV relativeFrom="paragraph">
-                  <wp:posOffset>7061200</wp:posOffset>
-                </wp:positionV>
-                <wp:extent cx="3023235" cy="210820"/>
-                <wp:effectExtent l="635" t="0" r="0" b="0"/>
-                <wp:wrapSquare wrapText="bothSides"/>
-                <wp:docPr id="30" name="Frame 25"/>
-                <a:graphic xmlns:a="http://schemas.openxmlformats.org/drawingml/2006/main">
-                  <a:graphicData uri="http://schemas.microsoft.com/office/word/2010/wordprocessingShape">
-                    <wps:wsp>
-                      <wps:cNvSpPr/>
-                      <wps:spPr>
-                        <a:xfrm>
-                          <a:off x="0" y="0"/>
-                          <a:ext cx="3023280" cy="210960"/>
-                        </a:xfrm>
-                        <a:prstGeom prst="rect">
-                          <a:avLst/>
-                        </a:prstGeom>
-                        <a:solidFill>
-                          <a:srgbClr val="ffffff"/>
-                        </a:solidFill>
-                        <a:ln w="0">
-                          <a:noFill/>
-                        </a:ln>
-                      </wps:spPr>
-                      <wps:style>
-                        <a:lnRef idx="0"/>
-                        <a:fillRef idx="0"/>
-                        <a:effectRef idx="0"/>
-                        <a:fontRef idx="minor"/>
-                      </wps:style>
-                      <wps:txbx>
-                        <w:txbxContent>
-                          <w:p>
-                            <w:pPr>
-                              <w:pStyle w:val="FrameContents"/>
-                              <w:jc w:val="left"/>
-                              <w:rPr>
-                                <w:b/>
-                                <w:bCs/>
-                              </w:rPr>
-                            </w:pPr>
-                            <w:r>
-                              <w:rPr>
-                                <w:b/>
-                                <w:bCs/>
-                                <w:color w:val="000000"/>
-                                <w:sz w:val="24"/>
-                                <w:szCs w:val="24"/>
-                              </w:rPr>
-                              <w:t>{subject}</w:t>
-                            </w:r>
-                          </w:p>
-                        </w:txbxContent>
-                      </wps:txbx>
-                      <wps:bodyPr lIns="0" rIns="0" tIns="0" bIns="0" anchor="t">
-                        <a:noAutofit/>
-                      </wps:bodyPr>
-                    </wps:wsp>
-                  </a:graphicData>
-                </a:graphic>
-              </wp:anchor>
-            </w:drawing>
-          </mc:Choice>
-          <mc:Fallback>
-            <w:pict>
-              <v:rect id="shape_0" ID="Frame 25" path="m0,0l-2147483645,0l-2147483645,-2147483646l0,-2147483646xe" fillcolor="white" stroked="f" o:allowincell="f" style="position:absolute;margin-left:859.6pt;margin-top:556pt;width:238pt;height:16.55pt;mso-wrap-style:square;v-text-anchor:top">
-                <v:fill o:detectmouseclick="t" type="solid" color2="black"/>
-                <v:stroke color="#3465a4" joinstyle="round" endcap="flat"/>
-                <v:textbox>
-                  <w:txbxContent>
-                    <w:p>
-                      <w:pPr>
-                        <w:pStyle w:val="FrameContents"/>
-                        <w:jc w:val="left"/>
-                        <w:rPr>
-                          <w:b/>
-                          <w:bCs/>
-                        </w:rPr>
-                      </w:pPr>
-                      <w:r>
-                        <w:rPr>
-                          <w:b/>
-                          <w:bCs/>
-                          <w:color w:val="000000"/>
-                          <w:sz w:val="24"/>
-                          <w:szCs w:val="24"/>
-                        </w:rPr>
-                        <w:t>{subject}</w:t>
-                      </w:r>
-                    </w:p>
-                  </w:txbxContent>
-                </v:textbox>
-                <w10:wrap type="square"/>
-              </v:rect>
-            </w:pict>
-          </mc:Fallback>
-        </mc:AlternateContent>
-        <mc:AlternateContent>
-          <mc:Choice Requires="wps">
-            <w:drawing>
-              <wp:anchor behindDoc="0" distT="0" distB="0" distL="0" distR="0" simplePos="0" locked="0" layoutInCell="0" allowOverlap="1" relativeHeight="61">
-                <wp:simplePos x="0" y="0"/>
-                <wp:positionH relativeFrom="column">
-                  <wp:posOffset>10385425</wp:posOffset>
-                </wp:positionH>
-                <wp:positionV relativeFrom="paragraph">
-                  <wp:posOffset>7308850</wp:posOffset>
-                </wp:positionV>
-                <wp:extent cx="2799080" cy="214630"/>
-                <wp:effectExtent l="0" t="0" r="0" b="0"/>
-                <wp:wrapSquare wrapText="bothSides"/>
-                <wp:docPr id="31" name="Frame 39"/>
-                <a:graphic xmlns:a="http://schemas.openxmlformats.org/drawingml/2006/main">
-                  <a:graphicData uri="http://schemas.microsoft.com/office/word/2010/wordprocessingShape">
-                    <wps:wsp>
-                      <wps:cNvSpPr/>
-                      <wps:spPr>
-                        <a:xfrm>
-                          <a:off x="0" y="0"/>
-                          <a:ext cx="2799000" cy="214560"/>
-                        </a:xfrm>
-                        <a:prstGeom prst="rect">
-                          <a:avLst/>
-                        </a:prstGeom>
-                        <a:solidFill>
-                          <a:srgbClr val="ffffff"/>
-                        </a:solidFill>
-                        <a:ln w="0">
-                          <a:noFill/>
-                        </a:ln>
-                      </wps:spPr>
-                      <wps:style>
-                        <a:lnRef idx="0"/>
-                        <a:fillRef idx="0"/>
-                        <a:effectRef idx="0"/>
-                        <a:fontRef idx="minor"/>
-                      </wps:style>
-                      <wps:txbx>
-                        <w:txbxContent>
-                          <w:p>
-                            <w:pPr>
-                              <w:pStyle w:val="FrameContents"/>
-                              <w:jc w:val="left"/>
-                              <w:rPr>
-                                <w:b/>
-                                <w:bCs/>
-                              </w:rPr>
-                            </w:pPr>
-                            <w:r>
-                              <w:rPr>
-                                <w:b/>
-                                <w:bCs/>
-                                <w:color w:val="000000"/>
-                                <w:sz w:val="24"/>
-                                <w:szCs w:val="24"/>
-                              </w:rPr>
-                              <w:t>{scholarship}</w:t>
-                            </w:r>
-                          </w:p>
-                        </w:txbxContent>
-                      </wps:txbx>
-                      <wps:bodyPr lIns="0" rIns="0" tIns="0" bIns="0" anchor="t">
-                        <a:noAutofit/>
-                      </wps:bodyPr>
-                    </wps:wsp>
-                  </a:graphicData>
-                </a:graphic>
-              </wp:anchor>
-            </w:drawing>
-          </mc:Choice>
-          <mc:Fallback>
-            <w:pict>
-              <v:rect id="shape_0" ID="Frame 39" path="m0,0l-2147483645,0l-2147483645,-2147483646l0,-2147483646xe" fillcolor="white" stroked="f" o:allowincell="f" style="position:absolute;margin-left:817.75pt;margin-top:575.5pt;width:220.35pt;height:16.85pt;mso-wrap-style:square;v-text-anchor:top">
-                <v:fill o:detectmouseclick="t" type="solid" color2="black"/>
-                <v:stroke color="#3465a4" joinstyle="round" endcap="flat"/>
-                <v:textbox>
-                  <w:txbxContent>
-                    <w:p>
-                      <w:pPr>
-                        <w:pStyle w:val="FrameContents"/>
-                        <w:jc w:val="left"/>
-                        <w:rPr>
-                          <w:b/>
-                          <w:bCs/>
-                        </w:rPr>
-                      </w:pPr>
-                      <w:r>
-                        <w:rPr>
-                          <w:b/>
-                          <w:bCs/>
-                          <w:color w:val="000000"/>
-                          <w:sz w:val="24"/>
-                          <w:szCs w:val="24"/>
-                        </w:rPr>
-                        <w:t>{scholarship}</w:t>
-                      </w:r>
-                    </w:p>
-                  </w:txbxContent>
-                </v:textbox>
-                <w10:wrap type="square"/>
-              </v:rect>
-            </w:pict>
-          </mc:Fallback>
-        </mc:AlternateContent>
-        <mc:AlternateContent>
-          <mc:Choice Requires="wps">
-            <w:drawing>
-              <wp:anchor behindDoc="0" distT="0" distB="0" distL="0" distR="0" simplePos="0" locked="0" layoutInCell="0" allowOverlap="1" relativeHeight="63">
-                <wp:simplePos x="0" y="0"/>
-                <wp:positionH relativeFrom="column">
-                  <wp:posOffset>10867390</wp:posOffset>
-                </wp:positionH>
-                <wp:positionV relativeFrom="paragraph">
-                  <wp:posOffset>7578725</wp:posOffset>
-                </wp:positionV>
-                <wp:extent cx="1405890" cy="204470"/>
-                <wp:effectExtent l="0" t="0" r="0" b="0"/>
-                <wp:wrapSquare wrapText="bothSides"/>
-                <wp:docPr id="32" name="Frame 41"/>
-                <a:graphic xmlns:a="http://schemas.openxmlformats.org/drawingml/2006/main">
-                  <a:graphicData uri="http://schemas.microsoft.com/office/word/2010/wordprocessingShape">
-                    <wps:wsp>
-                      <wps:cNvSpPr/>
-                      <wps:spPr>
-                        <a:xfrm>
-                          <a:off x="0" y="0"/>
-                          <a:ext cx="1405800" cy="204480"/>
-                        </a:xfrm>
-                        <a:prstGeom prst="rect">
-                          <a:avLst/>
-                        </a:prstGeom>
-                        <a:solidFill>
-                          <a:srgbClr val="ffffff"/>
-                        </a:solidFill>
-                        <a:ln w="0">
-                          <a:noFill/>
-                        </a:ln>
-                      </wps:spPr>
-                      <wps:style>
-                        <a:lnRef idx="0"/>
-                        <a:fillRef idx="0"/>
-                        <a:effectRef idx="0"/>
-                        <a:fontRef idx="minor"/>
-                      </wps:style>
-                      <wps:txbx>
-                        <w:txbxContent>
-                          <w:p>
-                            <w:pPr>
-                              <w:pStyle w:val="FrameContents"/>
-                              <w:jc w:val="left"/>
-                              <w:rPr>
-                                <w:b/>
-                                <w:bCs/>
-                              </w:rPr>
-                            </w:pPr>
-                            <w:r>
-                              <w:rPr>
-                                <w:b/>
-                                <w:bCs/>
-                                <w:color w:val="000000"/>
-                                <w:sz w:val="24"/>
-                                <w:szCs w:val="24"/>
-                              </w:rPr>
-                              <w:t>{applidate}</w:t>
-                            </w:r>
-                          </w:p>
-                        </w:txbxContent>
-                      </wps:txbx>
-                      <wps:bodyPr lIns="0" rIns="0" tIns="0" bIns="0" anchor="t">
-                        <a:noAutofit/>
-                      </wps:bodyPr>
-                    </wps:wsp>
-                  </a:graphicData>
-                </a:graphic>
-              </wp:anchor>
-            </w:drawing>
-          </mc:Choice>
-          <mc:Fallback>
-            <w:pict>
-              <v:rect id="shape_0" ID="Frame 41" path="m0,0l-2147483645,0l-2147483645,-2147483646l0,-2147483646xe" fillcolor="white" stroked="f" o:allowincell="f" style="position:absolute;margin-left:855.7pt;margin-top:596.75pt;width:110.65pt;height:16.05pt;mso-wrap-style:square;v-text-anchor:top">
-                <v:fill o:detectmouseclick="t" type="solid" color2="black"/>
-                <v:stroke color="#3465a4" joinstyle="round" endcap="flat"/>
-                <v:textbox>
-                  <w:txbxContent>
-                    <w:p>
-                      <w:pPr>
-                        <w:pStyle w:val="FrameContents"/>
-                        <w:jc w:val="left"/>
-                        <w:rPr>
-                          <w:b/>
-                          <w:bCs/>
-                        </w:rPr>
-                      </w:pPr>
-                      <w:r>
-                        <w:rPr>
-                          <w:b/>
-                          <w:bCs/>
-                          <w:color w:val="000000"/>
-                          <w:sz w:val="24"/>
-                          <w:szCs w:val="24"/>
-                        </w:rPr>
-                        <w:t>{applidate}</w:t>
-                      </w:r>
-                    </w:p>
-                  </w:txbxContent>
-                </v:textbox>
-                <w10:wrap type="square"/>
-              </v:rect>
-            </w:pict>
-          </mc:Fallback>
-        </mc:AlternateContent>
-        <mc:AlternateContent>
-          <mc:Choice Requires="wps">
-            <w:drawing>
-              <wp:anchor behindDoc="0" distT="0" distB="0" distL="0" distR="0" simplePos="0" locked="0" layoutInCell="0" allowOverlap="1" relativeHeight="65">
-                <wp:simplePos x="0" y="0"/>
-                <wp:positionH relativeFrom="column">
-                  <wp:posOffset>10713720</wp:posOffset>
-                </wp:positionH>
-                <wp:positionV relativeFrom="paragraph">
-                  <wp:posOffset>7832090</wp:posOffset>
-                </wp:positionV>
-                <wp:extent cx="1410970" cy="219075"/>
-                <wp:effectExtent l="0" t="635" r="0" b="0"/>
-                <wp:wrapSquare wrapText="bothSides"/>
-                <wp:docPr id="33" name="Frame 47"/>
-                <a:graphic xmlns:a="http://schemas.openxmlformats.org/drawingml/2006/main">
-                  <a:graphicData uri="http://schemas.microsoft.com/office/word/2010/wordprocessingShape">
-                    <wps:wsp>
-                      <wps:cNvSpPr/>
-                      <wps:spPr>
-                        <a:xfrm>
-                          <a:off x="0" y="0"/>
-                          <a:ext cx="1410840" cy="219240"/>
-                        </a:xfrm>
-                        <a:prstGeom prst="rect">
-                          <a:avLst/>
-                        </a:prstGeom>
-                        <a:solidFill>
-                          <a:srgbClr val="ffffff"/>
-                        </a:solidFill>
-                        <a:ln w="0">
-                          <a:noFill/>
-                        </a:ln>
-                      </wps:spPr>
-                      <wps:style>
-                        <a:lnRef idx="0"/>
-                        <a:fillRef idx="0"/>
-                        <a:effectRef idx="0"/>
-                        <a:fontRef idx="minor"/>
-                      </wps:style>
-                      <wps:txbx>
-                        <w:txbxContent>
-                          <w:p>
-                            <w:pPr>
-                              <w:pStyle w:val="FrameContents"/>
-                              <w:jc w:val="left"/>
-                              <w:rPr>
-                                <w:b/>
-                                <w:bCs/>
-                              </w:rPr>
-                            </w:pPr>
-                            <w:r>
-                              <w:rPr>
-                                <w:b/>
-                                <w:bCs/>
-                                <w:color w:val="000000"/>
-                                <w:sz w:val="24"/>
-                                <w:szCs w:val="24"/>
-                              </w:rPr>
-                              <w:t>{dateleft}</w:t>
-                            </w:r>
-                          </w:p>
-                        </w:txbxContent>
-                      </wps:txbx>
-                      <wps:bodyPr lIns="0" rIns="0" tIns="0" bIns="0" anchor="t">
-                        <a:noAutofit/>
-                      </wps:bodyPr>
-                    </wps:wsp>
-                  </a:graphicData>
-                </a:graphic>
-              </wp:anchor>
-            </w:drawing>
-          </mc:Choice>
-          <mc:Fallback>
-            <w:pict>
-              <v:rect id="shape_0" ID="Frame 47" path="m0,0l-2147483645,0l-2147483645,-2147483646l0,-2147483646xe" fillcolor="white" stroked="f" o:allowincell="f" style="position:absolute;margin-left:843.6pt;margin-top:616.7pt;width:111.05pt;height:17.2pt;mso-wrap-style:square;v-text-anchor:top">
-                <v:fill o:detectmouseclick="t" type="solid" color2="black"/>
-                <v:stroke color="#3465a4" joinstyle="round" endcap="flat"/>
-                <v:textbox>
-                  <w:txbxContent>
-                    <w:p>
-                      <w:pPr>
-                        <w:pStyle w:val="FrameContents"/>
-                        <w:jc w:val="left"/>
-                        <w:rPr>
-                          <w:b/>
-                          <w:bCs/>
-                        </w:rPr>
-                      </w:pPr>
-                      <w:r>
-                        <w:rPr>
-                          <w:b/>
-                          <w:bCs/>
-                          <w:color w:val="000000"/>
-                          <w:sz w:val="24"/>
-                          <w:szCs w:val="24"/>
-                        </w:rPr>
-                        <w:t>{dateleft}</w:t>
-                      </w:r>
-                    </w:p>
-                  </w:txbxContent>
-                </v:textbox>
-                <w10:wrap type="square"/>
-              </v:rect>
-            </w:pict>
-          </mc:Fallback>
-        </mc:AlternateContent>
-        <mc:AlternateContent>
-          <mc:Choice Requires="wps">
-            <w:drawing>
-              <wp:anchor behindDoc="0" distT="635" distB="0" distL="635" distR="0" simplePos="0" locked="0" layoutInCell="0" allowOverlap="1" relativeHeight="67">
-                <wp:simplePos x="0" y="0"/>
-                <wp:positionH relativeFrom="column">
-                  <wp:posOffset>11649710</wp:posOffset>
-                </wp:positionH>
-                <wp:positionV relativeFrom="paragraph">
-                  <wp:posOffset>6346190</wp:posOffset>
+                  <wp:posOffset>10677525</wp:posOffset>
                 </wp:positionV>
                 <wp:extent cx="1943735" cy="206375"/>
                 <wp:effectExtent l="635" t="635" r="0" b="0"/>
                 <wp:wrapSquare wrapText="bothSides"/>
-                <wp:docPr id="34" name="Frame 48"/>
+                <wp:docPr id="30" name="Frame 3"/>
                 <a:graphic xmlns:a="http://schemas.openxmlformats.org/drawingml/2006/main">
                   <a:graphicData uri="http://schemas.microsoft.com/office/word/2010/wordprocessingShape">
                     <wps:wsp>
@@ -3660,7 +3172,7 @@
           </mc:Choice>
           <mc:Fallback>
             <w:pict>
-              <v:rect id="shape_0" ID="Frame 48" path="m0,0l-2147483645,0l-2147483645,-2147483646l0,-2147483646xe" fillcolor="white" stroked="f" o:allowincell="f" style="position:absolute;margin-left:917.3pt;margin-top:499.7pt;width:153pt;height:16.2pt;mso-wrap-style:square;v-text-anchor:top">
+              <v:rect id="shape_0" ID="Frame 3" path="m0,0l-2147483645,0l-2147483645,-2147483646l0,-2147483646xe" fillcolor="white" stroked="f" o:allowincell="f" style="position:absolute;margin-left:664.1pt;margin-top:840.75pt;width:153pt;height:16.2pt;mso-wrap-style:square;v-text-anchor:top">
                 <v:fill o:detectmouseclick="t" type="solid" color2="black"/>
                 <v:stroke color="#3465a4" joinstyle="round" endcap="flat"/>
                 <v:textbox>
@@ -3695,18 +3207,18 @@
         <mc:AlternateContent>
           <mc:Choice Requires="wps">
             <w:drawing>
-              <wp:anchor behindDoc="0" distT="0" distB="0" distL="0" distR="0" simplePos="0" locked="0" layoutInCell="0" allowOverlap="1" relativeHeight="69">
+              <wp:anchor behindDoc="0" distT="0" distB="0" distL="0" distR="0" simplePos="0" locked="0" layoutInCell="0" allowOverlap="1" relativeHeight="61">
                 <wp:simplePos x="0" y="0"/>
                 <wp:positionH relativeFrom="column">
-                  <wp:posOffset>10817860</wp:posOffset>
+                  <wp:posOffset>6184900</wp:posOffset>
                 </wp:positionH>
                 <wp:positionV relativeFrom="paragraph">
-                  <wp:posOffset>4607560</wp:posOffset>
+                  <wp:posOffset>6507480</wp:posOffset>
                 </wp:positionV>
-                <wp:extent cx="4022090" cy="230505"/>
-                <wp:effectExtent l="0" t="635" r="0" b="0"/>
+                <wp:extent cx="3222625" cy="427990"/>
+                <wp:effectExtent l="635" t="0" r="0" b="0"/>
                 <wp:wrapSquare wrapText="bothSides"/>
-                <wp:docPr id="35" name="Frame 49"/>
+                <wp:docPr id="31" name="Frame 16"/>
                 <a:graphic xmlns:a="http://schemas.openxmlformats.org/drawingml/2006/main">
                   <a:graphicData uri="http://schemas.microsoft.com/office/word/2010/wordprocessingShape">
                     <wps:wsp>
@@ -3714,14 +3226,12 @@
                       <wps:spPr>
                         <a:xfrm>
                           <a:off x="0" y="0"/>
-                          <a:ext cx="4021920" cy="230400"/>
+                          <a:ext cx="3222720" cy="428040"/>
                         </a:xfrm>
                         <a:prstGeom prst="rect">
                           <a:avLst/>
                         </a:prstGeom>
-                        <a:solidFill>
-                          <a:srgbClr val="ffffff"/>
-                        </a:solidFill>
+                        <a:noFill/>
                         <a:ln w="0">
                           <a:noFill/>
                         </a:ln>
@@ -3751,6 +3261,636 @@
                                 <w:sz w:val="24"/>
                                 <w:szCs w:val="24"/>
                               </w:rPr>
+                              <w:t>{examination}, {leftdate}</w:t>
+                            </w:r>
+                          </w:p>
+                        </w:txbxContent>
+                      </wps:txbx>
+                      <wps:bodyPr lIns="0" rIns="0" tIns="0" bIns="0" anchor="t">
+                        <a:noAutofit/>
+                      </wps:bodyPr>
+                    </wps:wsp>
+                  </a:graphicData>
+                </a:graphic>
+              </wp:anchor>
+            </w:drawing>
+          </mc:Choice>
+          <mc:Fallback>
+            <w:pict>
+              <v:rect id="shape_0" ID="Frame 16" path="m0,0l-2147483645,0l-2147483645,-2147483646l0,-2147483646xe" stroked="f" o:allowincell="f" style="position:absolute;margin-left:487pt;margin-top:512.4pt;width:253.7pt;height:33.65pt;mso-wrap-style:square;v-text-anchor:top">
+                <v:fill o:detectmouseclick="t" on="false"/>
+                <v:stroke color="#3465a4" joinstyle="round" endcap="flat"/>
+                <v:textbox>
+                  <w:txbxContent>
+                    <w:p>
+                      <w:pPr>
+                        <w:pStyle w:val="FrameContents"/>
+                        <w:jc w:val="left"/>
+                        <w:rPr>
+                          <w:b/>
+                          <w:bCs/>
+                        </w:rPr>
+                      </w:pPr>
+                      <w:r>
+                        <w:rPr>
+                          <w:b/>
+                          <w:bCs/>
+                          <w:color w:val="000000"/>
+                          <w:sz w:val="24"/>
+                          <w:szCs w:val="24"/>
+                        </w:rPr>
+                        <w:t>{examination}, {leftdate}</w:t>
+                      </w:r>
+                    </w:p>
+                  </w:txbxContent>
+                </v:textbox>
+                <w10:wrap type="square"/>
+              </v:rect>
+            </w:pict>
+          </mc:Fallback>
+        </mc:AlternateContent>
+        <mc:AlternateContent>
+          <mc:Choice Requires="wps">
+            <w:drawing>
+              <wp:anchor behindDoc="0" distT="0" distB="0" distL="0" distR="0" simplePos="0" locked="0" layoutInCell="0" allowOverlap="1" relativeHeight="63">
+                <wp:simplePos x="0" y="0"/>
+                <wp:positionH relativeFrom="column">
+                  <wp:posOffset>5516880</wp:posOffset>
+                </wp:positionH>
+                <wp:positionV relativeFrom="paragraph">
+                  <wp:posOffset>6978015</wp:posOffset>
+                </wp:positionV>
+                <wp:extent cx="3023235" cy="210185"/>
+                <wp:effectExtent l="635" t="635" r="0" b="0"/>
+                <wp:wrapSquare wrapText="bothSides"/>
+                <wp:docPr id="32" name="Frame 17"/>
+                <a:graphic xmlns:a="http://schemas.openxmlformats.org/drawingml/2006/main">
+                  <a:graphicData uri="http://schemas.microsoft.com/office/word/2010/wordprocessingShape">
+                    <wps:wsp>
+                      <wps:cNvSpPr/>
+                      <wps:spPr>
+                        <a:xfrm>
+                          <a:off x="0" y="0"/>
+                          <a:ext cx="3023280" cy="210240"/>
+                        </a:xfrm>
+                        <a:prstGeom prst="rect">
+                          <a:avLst/>
+                        </a:prstGeom>
+                        <a:noFill/>
+                        <a:ln w="0">
+                          <a:noFill/>
+                        </a:ln>
+                      </wps:spPr>
+                      <wps:style>
+                        <a:lnRef idx="0"/>
+                        <a:fillRef idx="0"/>
+                        <a:effectRef idx="0"/>
+                        <a:fontRef idx="minor"/>
+                      </wps:style>
+                      <wps:txbx>
+                        <w:txbxContent>
+                          <w:p>
+                            <w:pPr>
+                              <w:pStyle w:val="FrameContents"/>
+                              <w:jc w:val="left"/>
+                              <w:rPr>
+                                <w:b/>
+                                <w:bCs/>
+                              </w:rPr>
+                            </w:pPr>
+                            <w:r>
+                              <w:rPr>
+                                <w:b/>
+                                <w:bCs/>
+                                <w:color w:val="000000"/>
+                                <w:sz w:val="24"/>
+                                <w:szCs w:val="24"/>
+                              </w:rPr>
+                              <w:t>{subject}</w:t>
+                            </w:r>
+                          </w:p>
+                        </w:txbxContent>
+                      </wps:txbx>
+                      <wps:bodyPr lIns="0" rIns="0" tIns="0" bIns="0" anchor="t">
+                        <a:noAutofit/>
+                      </wps:bodyPr>
+                    </wps:wsp>
+                  </a:graphicData>
+                </a:graphic>
+              </wp:anchor>
+            </w:drawing>
+          </mc:Choice>
+          <mc:Fallback>
+            <w:pict>
+              <v:rect id="shape_0" ID="Frame 17" path="m0,0l-2147483645,0l-2147483645,-2147483646l0,-2147483646xe" stroked="f" o:allowincell="f" style="position:absolute;margin-left:434.4pt;margin-top:549.45pt;width:238pt;height:16.5pt;mso-wrap-style:square;v-text-anchor:top">
+                <v:fill o:detectmouseclick="t" on="false"/>
+                <v:stroke color="#3465a4" joinstyle="round" endcap="flat"/>
+                <v:textbox>
+                  <w:txbxContent>
+                    <w:p>
+                      <w:pPr>
+                        <w:pStyle w:val="FrameContents"/>
+                        <w:jc w:val="left"/>
+                        <w:rPr>
+                          <w:b/>
+                          <w:bCs/>
+                        </w:rPr>
+                      </w:pPr>
+                      <w:r>
+                        <w:rPr>
+                          <w:b/>
+                          <w:bCs/>
+                          <w:color w:val="000000"/>
+                          <w:sz w:val="24"/>
+                          <w:szCs w:val="24"/>
+                        </w:rPr>
+                        <w:t>{subject}</w:t>
+                      </w:r>
+                    </w:p>
+                  </w:txbxContent>
+                </v:textbox>
+                <w10:wrap type="square"/>
+              </v:rect>
+            </w:pict>
+          </mc:Fallback>
+        </mc:AlternateContent>
+        <mc:AlternateContent>
+          <mc:Choice Requires="wps">
+            <w:drawing>
+              <wp:anchor behindDoc="0" distT="0" distB="0" distL="0" distR="0" simplePos="0" locked="0" layoutInCell="0" allowOverlap="1" relativeHeight="65">
+                <wp:simplePos x="0" y="0"/>
+                <wp:positionH relativeFrom="column">
+                  <wp:posOffset>4958715</wp:posOffset>
+                </wp:positionH>
+                <wp:positionV relativeFrom="paragraph">
+                  <wp:posOffset>7225665</wp:posOffset>
+                </wp:positionV>
+                <wp:extent cx="2799080" cy="213995"/>
+                <wp:effectExtent l="0" t="635" r="0" b="0"/>
+                <wp:wrapSquare wrapText="bothSides"/>
+                <wp:docPr id="33" name="Frame 18"/>
+                <a:graphic xmlns:a="http://schemas.openxmlformats.org/drawingml/2006/main">
+                  <a:graphicData uri="http://schemas.microsoft.com/office/word/2010/wordprocessingShape">
+                    <wps:wsp>
+                      <wps:cNvSpPr/>
+                      <wps:spPr>
+                        <a:xfrm>
+                          <a:off x="0" y="0"/>
+                          <a:ext cx="2799000" cy="213840"/>
+                        </a:xfrm>
+                        <a:prstGeom prst="rect">
+                          <a:avLst/>
+                        </a:prstGeom>
+                        <a:noFill/>
+                        <a:ln w="0">
+                          <a:noFill/>
+                        </a:ln>
+                      </wps:spPr>
+                      <wps:style>
+                        <a:lnRef idx="0"/>
+                        <a:fillRef idx="0"/>
+                        <a:effectRef idx="0"/>
+                        <a:fontRef idx="minor"/>
+                      </wps:style>
+                      <wps:txbx>
+                        <w:txbxContent>
+                          <w:p>
+                            <w:pPr>
+                              <w:pStyle w:val="FrameContents"/>
+                              <w:jc w:val="left"/>
+                              <w:rPr>
+                                <w:b/>
+                                <w:bCs/>
+                              </w:rPr>
+                            </w:pPr>
+                            <w:r>
+                              <w:rPr>
+                                <w:b/>
+                                <w:bCs/>
+                                <w:color w:val="000000"/>
+                                <w:sz w:val="24"/>
+                                <w:szCs w:val="24"/>
+                              </w:rPr>
+                              <w:t>{scholarship}</w:t>
+                            </w:r>
+                          </w:p>
+                        </w:txbxContent>
+                      </wps:txbx>
+                      <wps:bodyPr lIns="0" rIns="0" tIns="0" bIns="0" anchor="t">
+                        <a:noAutofit/>
+                      </wps:bodyPr>
+                    </wps:wsp>
+                  </a:graphicData>
+                </a:graphic>
+              </wp:anchor>
+            </w:drawing>
+          </mc:Choice>
+          <mc:Fallback>
+            <w:pict>
+              <v:rect id="shape_0" ID="Frame 18" path="m0,0l-2147483645,0l-2147483645,-2147483646l0,-2147483646xe" stroked="f" o:allowincell="f" style="position:absolute;margin-left:390.45pt;margin-top:568.95pt;width:220.35pt;height:16.8pt;mso-wrap-style:square;v-text-anchor:top">
+                <v:fill o:detectmouseclick="t" on="false"/>
+                <v:stroke color="#3465a4" joinstyle="round" endcap="flat"/>
+                <v:textbox>
+                  <w:txbxContent>
+                    <w:p>
+                      <w:pPr>
+                        <w:pStyle w:val="FrameContents"/>
+                        <w:jc w:val="left"/>
+                        <w:rPr>
+                          <w:b/>
+                          <w:bCs/>
+                        </w:rPr>
+                      </w:pPr>
+                      <w:r>
+                        <w:rPr>
+                          <w:b/>
+                          <w:bCs/>
+                          <w:color w:val="000000"/>
+                          <w:sz w:val="24"/>
+                          <w:szCs w:val="24"/>
+                        </w:rPr>
+                        <w:t>{scholarship}</w:t>
+                      </w:r>
+                    </w:p>
+                  </w:txbxContent>
+                </v:textbox>
+                <w10:wrap type="square"/>
+              </v:rect>
+            </w:pict>
+          </mc:Fallback>
+        </mc:AlternateContent>
+        <mc:AlternateContent>
+          <mc:Choice Requires="wps">
+            <w:drawing>
+              <wp:anchor behindDoc="0" distT="0" distB="0" distL="0" distR="0" simplePos="0" locked="0" layoutInCell="0" allowOverlap="1" relativeHeight="67">
+                <wp:simplePos x="0" y="0"/>
+                <wp:positionH relativeFrom="column">
+                  <wp:posOffset>5486400</wp:posOffset>
+                </wp:positionH>
+                <wp:positionV relativeFrom="paragraph">
+                  <wp:posOffset>7484110</wp:posOffset>
+                </wp:positionV>
+                <wp:extent cx="1405255" cy="203835"/>
+                <wp:effectExtent l="635" t="635" r="0" b="0"/>
+                <wp:wrapSquare wrapText="bothSides"/>
+                <wp:docPr id="34" name="Frame 19"/>
+                <a:graphic xmlns:a="http://schemas.openxmlformats.org/drawingml/2006/main">
+                  <a:graphicData uri="http://schemas.microsoft.com/office/word/2010/wordprocessingShape">
+                    <wps:wsp>
+                      <wps:cNvSpPr/>
+                      <wps:spPr>
+                        <a:xfrm>
+                          <a:off x="0" y="0"/>
+                          <a:ext cx="1405080" cy="203760"/>
+                        </a:xfrm>
+                        <a:prstGeom prst="rect">
+                          <a:avLst/>
+                        </a:prstGeom>
+                        <a:noFill/>
+                        <a:ln w="0">
+                          <a:noFill/>
+                        </a:ln>
+                      </wps:spPr>
+                      <wps:style>
+                        <a:lnRef idx="0"/>
+                        <a:fillRef idx="0"/>
+                        <a:effectRef idx="0"/>
+                        <a:fontRef idx="minor"/>
+                      </wps:style>
+                      <wps:txbx>
+                        <w:txbxContent>
+                          <w:p>
+                            <w:pPr>
+                              <w:pStyle w:val="FrameContents"/>
+                              <w:jc w:val="left"/>
+                              <w:rPr>
+                                <w:b/>
+                                <w:bCs/>
+                              </w:rPr>
+                            </w:pPr>
+                            <w:r>
+                              <w:rPr>
+                                <w:b/>
+                                <w:bCs/>
+                                <w:color w:val="000000"/>
+                                <w:sz w:val="24"/>
+                                <w:szCs w:val="24"/>
+                              </w:rPr>
+                              <w:t>{applidate}</w:t>
+                            </w:r>
+                          </w:p>
+                        </w:txbxContent>
+                      </wps:txbx>
+                      <wps:bodyPr lIns="0" rIns="0" tIns="0" bIns="0" anchor="t">
+                        <a:noAutofit/>
+                      </wps:bodyPr>
+                    </wps:wsp>
+                  </a:graphicData>
+                </a:graphic>
+              </wp:anchor>
+            </w:drawing>
+          </mc:Choice>
+          <mc:Fallback>
+            <w:pict>
+              <v:rect id="shape_0" ID="Frame 19" path="m0,0l-2147483645,0l-2147483645,-2147483646l0,-2147483646xe" stroked="f" o:allowincell="f" style="position:absolute;margin-left:432pt;margin-top:589.3pt;width:110.6pt;height:16pt;mso-wrap-style:square;v-text-anchor:top">
+                <v:fill o:detectmouseclick="t" on="false"/>
+                <v:stroke color="#3465a4" joinstyle="round" endcap="flat"/>
+                <v:textbox>
+                  <w:txbxContent>
+                    <w:p>
+                      <w:pPr>
+                        <w:pStyle w:val="FrameContents"/>
+                        <w:jc w:val="left"/>
+                        <w:rPr>
+                          <w:b/>
+                          <w:bCs/>
+                        </w:rPr>
+                      </w:pPr>
+                      <w:r>
+                        <w:rPr>
+                          <w:b/>
+                          <w:bCs/>
+                          <w:color w:val="000000"/>
+                          <w:sz w:val="24"/>
+                          <w:szCs w:val="24"/>
+                        </w:rPr>
+                        <w:t>{applidate}</w:t>
+                      </w:r>
+                    </w:p>
+                  </w:txbxContent>
+                </v:textbox>
+                <w10:wrap type="square"/>
+              </v:rect>
+            </w:pict>
+          </mc:Fallback>
+        </mc:AlternateContent>
+        <mc:AlternateContent>
+          <mc:Choice Requires="wps">
+            <w:drawing>
+              <wp:anchor behindDoc="0" distT="0" distB="0" distL="0" distR="0" simplePos="0" locked="0" layoutInCell="0" allowOverlap="1" relativeHeight="69">
+                <wp:simplePos x="0" y="0"/>
+                <wp:positionH relativeFrom="column">
+                  <wp:posOffset>5264150</wp:posOffset>
+                </wp:positionH>
+                <wp:positionV relativeFrom="paragraph">
+                  <wp:posOffset>7737475</wp:posOffset>
+                </wp:positionV>
+                <wp:extent cx="1410335" cy="218440"/>
+                <wp:effectExtent l="635" t="0" r="0" b="0"/>
+                <wp:wrapSquare wrapText="bothSides"/>
+                <wp:docPr id="35" name="Frame 20"/>
+                <a:graphic xmlns:a="http://schemas.openxmlformats.org/drawingml/2006/main">
+                  <a:graphicData uri="http://schemas.microsoft.com/office/word/2010/wordprocessingShape">
+                    <wps:wsp>
+                      <wps:cNvSpPr/>
+                      <wps:spPr>
+                        <a:xfrm>
+                          <a:off x="0" y="0"/>
+                          <a:ext cx="1410480" cy="218520"/>
+                        </a:xfrm>
+                        <a:prstGeom prst="rect">
+                          <a:avLst/>
+                        </a:prstGeom>
+                        <a:noFill/>
+                        <a:ln w="0">
+                          <a:noFill/>
+                        </a:ln>
+                      </wps:spPr>
+                      <wps:style>
+                        <a:lnRef idx="0"/>
+                        <a:fillRef idx="0"/>
+                        <a:effectRef idx="0"/>
+                        <a:fontRef idx="minor"/>
+                      </wps:style>
+                      <wps:txbx>
+                        <w:txbxContent>
+                          <w:p>
+                            <w:pPr>
+                              <w:pStyle w:val="FrameContents"/>
+                              <w:jc w:val="left"/>
+                              <w:rPr>
+                                <w:b/>
+                                <w:bCs/>
+                              </w:rPr>
+                            </w:pPr>
+                            <w:r>
+                              <w:rPr>
+                                <w:b/>
+                                <w:bCs/>
+                                <w:color w:val="000000"/>
+                                <w:sz w:val="24"/>
+                                <w:szCs w:val="24"/>
+                              </w:rPr>
+                              <w:t>{dateleft}</w:t>
+                            </w:r>
+                          </w:p>
+                        </w:txbxContent>
+                      </wps:txbx>
+                      <wps:bodyPr lIns="0" rIns="0" tIns="0" bIns="0" anchor="t">
+                        <a:noAutofit/>
+                      </wps:bodyPr>
+                    </wps:wsp>
+                  </a:graphicData>
+                </a:graphic>
+              </wp:anchor>
+            </w:drawing>
+          </mc:Choice>
+          <mc:Fallback>
+            <w:pict>
+              <v:rect id="shape_0" ID="Frame 20" path="m0,0l-2147483645,0l-2147483645,-2147483646l0,-2147483646xe" stroked="f" o:allowincell="f" style="position:absolute;margin-left:414.5pt;margin-top:609.25pt;width:111pt;height:17.15pt;mso-wrap-style:square;v-text-anchor:top">
+                <v:fill o:detectmouseclick="t" on="false"/>
+                <v:stroke color="#3465a4" joinstyle="round" endcap="flat"/>
+                <v:textbox>
+                  <w:txbxContent>
+                    <w:p>
+                      <w:pPr>
+                        <w:pStyle w:val="FrameContents"/>
+                        <w:jc w:val="left"/>
+                        <w:rPr>
+                          <w:b/>
+                          <w:bCs/>
+                        </w:rPr>
+                      </w:pPr>
+                      <w:r>
+                        <w:rPr>
+                          <w:b/>
+                          <w:bCs/>
+                          <w:color w:val="000000"/>
+                          <w:sz w:val="24"/>
+                          <w:szCs w:val="24"/>
+                        </w:rPr>
+                        <w:t>{dateleft}</w:t>
+                      </w:r>
+                    </w:p>
+                  </w:txbxContent>
+                </v:textbox>
+                <w10:wrap type="square"/>
+              </v:rect>
+            </w:pict>
+          </mc:Fallback>
+        </mc:AlternateContent>
+        <mc:AlternateContent>
+          <mc:Choice Requires="wps">
+            <w:drawing>
+              <wp:anchor behindDoc="0" distT="0" distB="0" distL="0" distR="0" simplePos="0" locked="0" layoutInCell="0" allowOverlap="1" relativeHeight="71">
+                <wp:simplePos x="0" y="0"/>
+                <wp:positionH relativeFrom="column">
+                  <wp:posOffset>6295390</wp:posOffset>
+                </wp:positionH>
+                <wp:positionV relativeFrom="paragraph">
+                  <wp:posOffset>6289675</wp:posOffset>
+                </wp:positionV>
+                <wp:extent cx="1943735" cy="205740"/>
+                <wp:effectExtent l="635" t="0" r="0" b="0"/>
+                <wp:wrapSquare wrapText="bothSides"/>
+                <wp:docPr id="36" name="Frame 21"/>
+                <a:graphic xmlns:a="http://schemas.openxmlformats.org/drawingml/2006/main">
+                  <a:graphicData uri="http://schemas.microsoft.com/office/word/2010/wordprocessingShape">
+                    <wps:wsp>
+                      <wps:cNvSpPr/>
+                      <wps:spPr>
+                        <a:xfrm>
+                          <a:off x="0" y="0"/>
+                          <a:ext cx="1943640" cy="205920"/>
+                        </a:xfrm>
+                        <a:prstGeom prst="rect">
+                          <a:avLst/>
+                        </a:prstGeom>
+                        <a:noFill/>
+                        <a:ln w="0">
+                          <a:noFill/>
+                        </a:ln>
+                      </wps:spPr>
+                      <wps:style>
+                        <a:lnRef idx="0"/>
+                        <a:fillRef idx="0"/>
+                        <a:effectRef idx="0"/>
+                        <a:fontRef idx="minor"/>
+                      </wps:style>
+                      <wps:txbx>
+                        <w:txbxContent>
+                          <w:p>
+                            <w:pPr>
+                              <w:pStyle w:val="FrameContents"/>
+                              <w:jc w:val="left"/>
+                              <w:rPr>
+                                <w:b/>
+                                <w:bCs/>
+                              </w:rPr>
+                            </w:pPr>
+                            <w:r>
+                              <w:rPr>
+                                <w:b/>
+                                <w:bCs/>
+                                <w:color w:val="000000"/>
+                                <w:sz w:val="24"/>
+                                <w:szCs w:val="24"/>
+                              </w:rPr>
+                              <w:t>{due}</w:t>
+                            </w:r>
+                          </w:p>
+                        </w:txbxContent>
+                      </wps:txbx>
+                      <wps:bodyPr lIns="0" rIns="0" tIns="0" bIns="0" anchor="t">
+                        <a:noAutofit/>
+                      </wps:bodyPr>
+                    </wps:wsp>
+                  </a:graphicData>
+                </a:graphic>
+              </wp:anchor>
+            </w:drawing>
+          </mc:Choice>
+          <mc:Fallback>
+            <w:pict>
+              <v:rect id="shape_0" ID="Frame 21" path="m0,0l-2147483645,0l-2147483645,-2147483646l0,-2147483646xe" stroked="f" o:allowincell="f" style="position:absolute;margin-left:495.7pt;margin-top:495.25pt;width:153pt;height:16.15pt;mso-wrap-style:square;v-text-anchor:top">
+                <v:fill o:detectmouseclick="t" on="false"/>
+                <v:stroke color="#3465a4" joinstyle="round" endcap="flat"/>
+                <v:textbox>
+                  <w:txbxContent>
+                    <w:p>
+                      <w:pPr>
+                        <w:pStyle w:val="FrameContents"/>
+                        <w:jc w:val="left"/>
+                        <w:rPr>
+                          <w:b/>
+                          <w:bCs/>
+                        </w:rPr>
+                      </w:pPr>
+                      <w:r>
+                        <w:rPr>
+                          <w:b/>
+                          <w:bCs/>
+                          <w:color w:val="000000"/>
+                          <w:sz w:val="24"/>
+                          <w:szCs w:val="24"/>
+                        </w:rPr>
+                        <w:t>{due}</w:t>
+                      </w:r>
+                    </w:p>
+                  </w:txbxContent>
+                </v:textbox>
+                <w10:wrap type="square"/>
+              </v:rect>
+            </w:pict>
+          </mc:Fallback>
+        </mc:AlternateContent>
+        <mc:AlternateContent>
+          <mc:Choice Requires="wps">
+            <w:drawing>
+              <wp:anchor behindDoc="0" distT="0" distB="0" distL="0" distR="0" simplePos="0" locked="0" layoutInCell="0" allowOverlap="1" relativeHeight="73">
+                <wp:simplePos x="0" y="0"/>
+                <wp:positionH relativeFrom="column">
+                  <wp:posOffset>5379720</wp:posOffset>
+                </wp:positionH>
+                <wp:positionV relativeFrom="paragraph">
+                  <wp:posOffset>4596130</wp:posOffset>
+                </wp:positionV>
+                <wp:extent cx="4022090" cy="229870"/>
+                <wp:effectExtent l="0" t="0" r="0" b="0"/>
+                <wp:wrapSquare wrapText="bothSides"/>
+                <wp:docPr id="37" name="Frame 22"/>
+                <a:graphic xmlns:a="http://schemas.openxmlformats.org/drawingml/2006/main">
+                  <a:graphicData uri="http://schemas.microsoft.com/office/word/2010/wordprocessingShape">
+                    <wps:wsp>
+                      <wps:cNvSpPr/>
+                      <wps:spPr>
+                        <a:xfrm>
+                          <a:off x="0" y="0"/>
+                          <a:ext cx="4021920" cy="230040"/>
+                        </a:xfrm>
+                        <a:prstGeom prst="rect">
+                          <a:avLst/>
+                        </a:prstGeom>
+                        <a:noFill/>
+                        <a:ln w="0">
+                          <a:noFill/>
+                        </a:ln>
+                      </wps:spPr>
+                      <wps:style>
+                        <a:lnRef idx="0"/>
+                        <a:fillRef idx="0"/>
+                        <a:effectRef idx="0"/>
+                        <a:fontRef idx="minor"/>
+                      </wps:style>
+                      <wps:txbx>
+                        <w:txbxContent>
+                          <w:p>
+                            <w:pPr>
+                              <w:pStyle w:val="FrameContents"/>
+                              <w:jc w:val="left"/>
+                              <w:rPr>
+                                <w:b/>
+                                <w:bCs/>
+                              </w:rPr>
+                            </w:pPr>
+                            <w:r>
+                              <w:rPr>
+                                <w:b/>
+                                <w:bCs/>
+                                <w:color w:val="000000"/>
+                                <w:sz w:val="24"/>
+                                <w:szCs w:val="24"/>
+                              </w:rPr>
                               <w:t>{name}</w:t>
                             </w:r>
                           </w:p>
@@ -3767,8 +3907,8 @@
           </mc:Choice>
           <mc:Fallback>
             <w:pict>
-              <v:rect id="shape_0" ID="Frame 49" path="m0,0l-2147483645,0l-2147483645,-2147483646l0,-2147483646xe" fillcolor="white" stroked="f" o:allowincell="f" style="position:absolute;margin-left:851.8pt;margin-top:362.8pt;width:316.65pt;height:18.1pt;mso-wrap-style:square;v-text-anchor:top">
-                <v:fill o:detectmouseclick="t" type="solid" color2="black"/>
+              <v:rect id="shape_0" ID="Frame 22" path="m0,0l-2147483645,0l-2147483645,-2147483646l0,-2147483646xe" stroked="f" o:allowincell="f" style="position:absolute;margin-left:423.6pt;margin-top:361.9pt;width:316.65pt;height:18.05pt;mso-wrap-style:square;v-text-anchor:top">
+                <v:fill o:detectmouseclick="t" on="false"/>
                 <v:stroke color="#3465a4" joinstyle="round" endcap="flat"/>
                 <v:textbox>
                   <w:txbxContent>
@@ -3802,18 +3942,18 @@
         <mc:AlternateContent>
           <mc:Choice Requires="wps">
             <w:drawing>
-              <wp:anchor behindDoc="0" distT="0" distB="0" distL="0" distR="0" simplePos="0" locked="0" layoutInCell="0" allowOverlap="1" relativeHeight="71">
+              <wp:anchor behindDoc="0" distT="0" distB="0" distL="0" distR="0" simplePos="0" locked="0" layoutInCell="0" allowOverlap="1" relativeHeight="75">
                 <wp:simplePos x="0" y="0"/>
                 <wp:positionH relativeFrom="column">
-                  <wp:posOffset>10518775</wp:posOffset>
+                  <wp:posOffset>5145405</wp:posOffset>
                 </wp:positionH>
                 <wp:positionV relativeFrom="paragraph">
-                  <wp:posOffset>4845685</wp:posOffset>
+                  <wp:posOffset>4807585</wp:posOffset>
                 </wp:positionV>
                 <wp:extent cx="2379345" cy="297180"/>
                 <wp:effectExtent l="635" t="0" r="0" b="0"/>
                 <wp:wrapSquare wrapText="bothSides"/>
-                <wp:docPr id="36" name="Frame 50"/>
+                <wp:docPr id="38" name="Frame 23"/>
                 <a:graphic xmlns:a="http://schemas.openxmlformats.org/drawingml/2006/main">
                   <a:graphicData uri="http://schemas.microsoft.com/office/word/2010/wordprocessingShape">
                     <wps:wsp>
@@ -3826,9 +3966,7 @@
                         <a:prstGeom prst="rect">
                           <a:avLst/>
                         </a:prstGeom>
-                        <a:solidFill>
-                          <a:srgbClr val="ffffff"/>
-                        </a:solidFill>
+                        <a:noFill/>
                         <a:ln w="0">
                           <a:noFill/>
                         </a:ln>
@@ -3844,7 +3982,7 @@
                           <w:p>
                             <w:pPr>
                               <w:pStyle w:val="FrameContents"/>
-                              <w:overflowPunct w:val="false"/>
+                              <w:overflowPunct w:val="true"/>
                               <w:jc w:val="left"/>
                               <w:rPr>
                                 <w:b/>
@@ -3875,15 +4013,15 @@
           </mc:Choice>
           <mc:Fallback>
             <w:pict>
-              <v:rect id="shape_0" ID="Frame 50" path="m0,0l-2147483645,0l-2147483645,-2147483646l0,-2147483646xe" fillcolor="white" stroked="f" o:allowincell="f" style="position:absolute;margin-left:828.25pt;margin-top:381.55pt;width:187.3pt;height:23.35pt;mso-wrap-style:square;v-text-anchor:top">
-                <v:fill o:detectmouseclick="t" type="solid" color2="black"/>
+              <v:rect id="shape_0" ID="Frame 23" path="m0,0l-2147483645,0l-2147483645,-2147483646l0,-2147483646xe" stroked="f" o:allowincell="f" style="position:absolute;margin-left:405.15pt;margin-top:378.55pt;width:187.3pt;height:23.35pt;mso-wrap-style:square;v-text-anchor:top">
+                <v:fill o:detectmouseclick="t" on="false"/>
                 <v:stroke color="#3465a4" joinstyle="round" endcap="flat"/>
                 <v:textbox>
                   <w:txbxContent>
                     <w:p>
                       <w:pPr>
                         <w:pStyle w:val="FrameContents"/>
-                        <w:overflowPunct w:val="false"/>
+                        <w:overflowPunct w:val="true"/>
                         <w:jc w:val="left"/>
                         <w:rPr>
                           <w:b/>
@@ -3911,18 +4049,18 @@
         <mc:AlternateContent>
           <mc:Choice Requires="wps">
             <w:drawing>
-              <wp:anchor behindDoc="0" distT="0" distB="0" distL="635" distR="0" simplePos="0" locked="0" layoutInCell="0" allowOverlap="1" relativeHeight="73">
+              <wp:anchor behindDoc="0" distT="0" distB="0" distL="0" distR="0" simplePos="0" locked="0" layoutInCell="0" allowOverlap="1" relativeHeight="77">
                 <wp:simplePos x="0" y="0"/>
                 <wp:positionH relativeFrom="column">
-                  <wp:posOffset>9965690</wp:posOffset>
+                  <wp:posOffset>4611370</wp:posOffset>
                 </wp:positionH>
                 <wp:positionV relativeFrom="paragraph">
-                  <wp:posOffset>2136775</wp:posOffset>
+                  <wp:posOffset>2125345</wp:posOffset>
                 </wp:positionV>
-                <wp:extent cx="4605655" cy="295910"/>
-                <wp:effectExtent l="635" t="0" r="0" b="0"/>
+                <wp:extent cx="4605655" cy="295275"/>
+                <wp:effectExtent l="635" t="635" r="0" b="0"/>
                 <wp:wrapSquare wrapText="bothSides"/>
-                <wp:docPr id="37" name="Frame 51"/>
+                <wp:docPr id="39" name="Frame 24"/>
                 <a:graphic xmlns:a="http://schemas.openxmlformats.org/drawingml/2006/main">
                   <a:graphicData uri="http://schemas.microsoft.com/office/word/2010/wordprocessingShape">
                     <wps:wsp>
@@ -3930,14 +4068,12 @@
                       <wps:spPr>
                         <a:xfrm>
                           <a:off x="0" y="0"/>
-                          <a:ext cx="4605480" cy="295920"/>
+                          <a:ext cx="4605480" cy="295200"/>
                         </a:xfrm>
                         <a:prstGeom prst="rect">
                           <a:avLst/>
                         </a:prstGeom>
-                        <a:solidFill>
-                          <a:srgbClr val="ffffff"/>
-                        </a:solidFill>
+                        <a:noFill/>
                         <a:ln w="0">
                           <a:noFill/>
                         </a:ln>
@@ -3983,8 +4119,8 @@
           </mc:Choice>
           <mc:Fallback>
             <w:pict>
-              <v:rect id="shape_0" ID="Frame 51" path="m0,0l-2147483645,0l-2147483645,-2147483646l0,-2147483646xe" fillcolor="white" stroked="f" o:allowincell="f" style="position:absolute;margin-left:784.7pt;margin-top:168.25pt;width:362.6pt;height:23.25pt;mso-wrap-style:square;v-text-anchor:top">
-                <v:fill o:detectmouseclick="t" type="solid" color2="black"/>
+              <v:rect id="shape_0" ID="Frame 24" path="m0,0l-2147483645,0l-2147483645,-2147483646l0,-2147483646xe" stroked="f" o:allowincell="f" style="position:absolute;margin-left:363.1pt;margin-top:167.35pt;width:362.6pt;height:23.2pt;mso-wrap-style:square;v-text-anchor:top">
+                <v:fill o:detectmouseclick="t" on="false"/>
                 <v:stroke color="#3465a4" joinstyle="round" endcap="flat"/>
                 <v:textbox>
                   <w:txbxContent>
@@ -4018,18 +4154,18 @@
         <mc:AlternateContent>
           <mc:Choice Requires="wps">
             <w:drawing>
-              <wp:anchor behindDoc="0" distT="0" distB="0" distL="0" distR="0" simplePos="0" locked="0" layoutInCell="0" allowOverlap="1" relativeHeight="75">
+              <wp:anchor behindDoc="0" distT="0" distB="0" distL="0" distR="0" simplePos="0" locked="0" layoutInCell="0" allowOverlap="1" relativeHeight="79">
                 <wp:simplePos x="0" y="0"/>
                 <wp:positionH relativeFrom="column">
-                  <wp:posOffset>14004290</wp:posOffset>
+                  <wp:posOffset>8494395</wp:posOffset>
                 </wp:positionH>
                 <wp:positionV relativeFrom="paragraph">
-                  <wp:posOffset>3816985</wp:posOffset>
+                  <wp:posOffset>3794125</wp:posOffset>
                 </wp:positionV>
-                <wp:extent cx="851535" cy="203835"/>
-                <wp:effectExtent l="635" t="635" r="0" b="0"/>
+                <wp:extent cx="850900" cy="203200"/>
+                <wp:effectExtent l="0" t="0" r="0" b="0"/>
                 <wp:wrapSquare wrapText="bothSides"/>
-                <wp:docPr id="38" name="Frame 52"/>
+                <wp:docPr id="40" name="Frame 26"/>
                 <a:graphic xmlns:a="http://schemas.openxmlformats.org/drawingml/2006/main">
                   <a:graphicData uri="http://schemas.microsoft.com/office/word/2010/wordprocessingShape">
                     <wps:wsp>
@@ -4037,14 +4173,12 @@
                       <wps:spPr>
                         <a:xfrm>
                           <a:off x="0" y="0"/>
-                          <a:ext cx="851400" cy="203760"/>
+                          <a:ext cx="851040" cy="203040"/>
                         </a:xfrm>
                         <a:prstGeom prst="rect">
                           <a:avLst/>
                         </a:prstGeom>
-                        <a:solidFill>
-                          <a:srgbClr val="ffffff"/>
-                        </a:solidFill>
+                        <a:noFill/>
                         <a:ln w="0">
                           <a:noFill/>
                         </a:ln>
@@ -4090,8 +4224,8 @@
           </mc:Choice>
           <mc:Fallback>
             <w:pict>
-              <v:rect id="shape_0" ID="Frame 52" path="m0,0l-2147483645,0l-2147483645,-2147483646l0,-2147483646xe" fillcolor="white" stroked="f" o:allowincell="f" style="position:absolute;margin-left:1102.7pt;margin-top:300.55pt;width:67pt;height:16pt;mso-wrap-style:square;v-text-anchor:top">
-                <v:fill o:detectmouseclick="t" type="solid" color2="black"/>
+              <v:rect id="shape_0" ID="Frame 26" path="m0,0l-2147483645,0l-2147483645,-2147483646l0,-2147483646xe" stroked="f" o:allowincell="f" style="position:absolute;margin-left:668.85pt;margin-top:298.75pt;width:66.95pt;height:15.95pt;mso-wrap-style:square;v-text-anchor:top">
+                <v:fill o:detectmouseclick="t" on="false"/>
                 <v:stroke color="#3465a4" joinstyle="round" endcap="flat"/>
                 <v:textbox>
                   <w:txbxContent>
@@ -4125,18 +4259,18 @@
         <mc:AlternateContent>
           <mc:Choice Requires="wps">
             <w:drawing>
-              <wp:anchor behindDoc="0" distT="0" distB="0" distL="0" distR="0" simplePos="0" locked="0" layoutInCell="0" allowOverlap="1" relativeHeight="77">
+              <wp:anchor behindDoc="0" distT="0" distB="0" distL="0" distR="0" simplePos="0" locked="0" layoutInCell="0" allowOverlap="1" relativeHeight="81">
                 <wp:simplePos x="0" y="0"/>
                 <wp:positionH relativeFrom="column">
-                  <wp:posOffset>10579735</wp:posOffset>
+                  <wp:posOffset>5225415</wp:posOffset>
                 </wp:positionH>
                 <wp:positionV relativeFrom="paragraph">
-                  <wp:posOffset>5135880</wp:posOffset>
+                  <wp:posOffset>5106035</wp:posOffset>
                 </wp:positionV>
-                <wp:extent cx="1502410" cy="198120"/>
-                <wp:effectExtent l="0" t="0" r="0" b="0"/>
+                <wp:extent cx="1501775" cy="197485"/>
+                <wp:effectExtent l="635" t="635" r="0" b="0"/>
                 <wp:wrapSquare wrapText="bothSides"/>
-                <wp:docPr id="39" name="Frame 53"/>
+                <wp:docPr id="41" name="Frame 27"/>
                 <a:graphic xmlns:a="http://schemas.openxmlformats.org/drawingml/2006/main">
                   <a:graphicData uri="http://schemas.microsoft.com/office/word/2010/wordprocessingShape">
                     <wps:wsp>
@@ -4144,14 +4278,12 @@
                       <wps:spPr>
                         <a:xfrm>
                           <a:off x="0" y="0"/>
-                          <a:ext cx="1502280" cy="198000"/>
+                          <a:ext cx="1501920" cy="197640"/>
                         </a:xfrm>
                         <a:prstGeom prst="rect">
                           <a:avLst/>
                         </a:prstGeom>
-                        <a:solidFill>
-                          <a:srgbClr val="ffffff"/>
-                        </a:solidFill>
+                        <a:noFill/>
                         <a:ln w="0">
                           <a:noFill/>
                         </a:ln>
@@ -4197,8 +4329,8 @@
           </mc:Choice>
           <mc:Fallback>
             <w:pict>
-              <v:rect id="shape_0" ID="Frame 53" path="m0,0l-2147483645,0l-2147483645,-2147483646l0,-2147483646xe" fillcolor="white" stroked="f" o:allowincell="f" style="position:absolute;margin-left:833.05pt;margin-top:404.4pt;width:118.25pt;height:15.55pt;mso-wrap-style:square;v-text-anchor:top">
-                <v:fill o:detectmouseclick="t" type="solid" color2="black"/>
+              <v:rect id="shape_0" ID="Frame 27" path="m0,0l-2147483645,0l-2147483645,-2147483646l0,-2147483646xe" stroked="f" o:allowincell="f" style="position:absolute;margin-left:411.45pt;margin-top:402.05pt;width:118.2pt;height:15.5pt;mso-wrap-style:square;v-text-anchor:top">
+                <v:fill o:detectmouseclick="t" on="false"/>
                 <v:stroke color="#3465a4" joinstyle="round" endcap="flat"/>
                 <v:textbox>
                   <w:txbxContent>
@@ -4232,18 +4364,18 @@
         <mc:AlternateContent>
           <mc:Choice Requires="wps">
             <w:drawing>
-              <wp:anchor behindDoc="0" distT="0" distB="0" distL="0" distR="0" simplePos="0" locked="0" layoutInCell="0" allowOverlap="1" relativeHeight="79">
+              <wp:anchor behindDoc="0" distT="0" distB="0" distL="0" distR="0" simplePos="0" locked="0" layoutInCell="0" allowOverlap="1" relativeHeight="83">
                 <wp:simplePos x="0" y="0"/>
                 <wp:positionH relativeFrom="column">
-                  <wp:posOffset>11878945</wp:posOffset>
+                  <wp:posOffset>6341745</wp:posOffset>
                 </wp:positionH>
                 <wp:positionV relativeFrom="paragraph">
-                  <wp:posOffset>5407660</wp:posOffset>
+                  <wp:posOffset>5366385</wp:posOffset>
                 </wp:positionV>
-                <wp:extent cx="2967355" cy="212090"/>
-                <wp:effectExtent l="635" t="0" r="0" b="0"/>
+                <wp:extent cx="2967355" cy="211455"/>
+                <wp:effectExtent l="635" t="635" r="0" b="0"/>
                 <wp:wrapSquare wrapText="bothSides"/>
-                <wp:docPr id="40" name="Frame 54"/>
+                <wp:docPr id="42" name="Frame 28"/>
                 <a:graphic xmlns:a="http://schemas.openxmlformats.org/drawingml/2006/main">
                   <a:graphicData uri="http://schemas.microsoft.com/office/word/2010/wordprocessingShape">
                     <wps:wsp>
@@ -4251,14 +4383,12 @@
                       <wps:spPr>
                         <a:xfrm>
                           <a:off x="0" y="0"/>
-                          <a:ext cx="2967480" cy="212040"/>
+                          <a:ext cx="2967480" cy="211320"/>
                         </a:xfrm>
                         <a:prstGeom prst="rect">
                           <a:avLst/>
                         </a:prstGeom>
-                        <a:solidFill>
-                          <a:srgbClr val="ffffff"/>
-                        </a:solidFill>
+                        <a:noFill/>
                         <a:ln w="0">
                           <a:noFill/>
                         </a:ln>
@@ -4304,8 +4434,8 @@
           </mc:Choice>
           <mc:Fallback>
             <w:pict>
-              <v:rect id="shape_0" ID="Frame 54" path="m0,0l-2147483645,0l-2147483645,-2147483646l0,-2147483646xe" fillcolor="white" stroked="f" o:allowincell="f" style="position:absolute;margin-left:935.35pt;margin-top:425.8pt;width:233.6pt;height:16.65pt;mso-wrap-style:square;v-text-anchor:top">
-                <v:fill o:detectmouseclick="t" type="solid" color2="black"/>
+              <v:rect id="shape_0" ID="Frame 28" path="m0,0l-2147483645,0l-2147483645,-2147483646l0,-2147483646xe" stroked="f" o:allowincell="f" style="position:absolute;margin-left:499.35pt;margin-top:422.55pt;width:233.6pt;height:16.6pt;mso-wrap-style:square;v-text-anchor:top">
+                <v:fill o:detectmouseclick="t" on="false"/>
                 <v:stroke color="#3465a4" joinstyle="round" endcap="flat"/>
                 <v:textbox>
                   <w:txbxContent>
@@ -4339,18 +4469,18 @@
         <mc:AlternateContent>
           <mc:Choice Requires="wps">
             <w:drawing>
-              <wp:anchor behindDoc="0" distT="0" distB="0" distL="0" distR="0" simplePos="0" locked="0" layoutInCell="0" allowOverlap="1" relativeHeight="81">
+              <wp:anchor behindDoc="0" distT="0" distB="0" distL="0" distR="0" simplePos="0" locked="0" layoutInCell="0" allowOverlap="1" relativeHeight="85">
                 <wp:simplePos x="0" y="0"/>
                 <wp:positionH relativeFrom="column">
-                  <wp:posOffset>11739245</wp:posOffset>
+                  <wp:posOffset>6327775</wp:posOffset>
                 </wp:positionH>
                 <wp:positionV relativeFrom="paragraph">
-                  <wp:posOffset>5671820</wp:posOffset>
+                  <wp:posOffset>5622925</wp:posOffset>
                 </wp:positionV>
-                <wp:extent cx="1561465" cy="213995"/>
-                <wp:effectExtent l="635" t="635" r="0" b="0"/>
+                <wp:extent cx="1561465" cy="213360"/>
+                <wp:effectExtent l="635" t="0" r="0" b="0"/>
                 <wp:wrapSquare wrapText="bothSides"/>
-                <wp:docPr id="41" name="Frame 55"/>
+                <wp:docPr id="43" name="Frame 29"/>
                 <a:graphic xmlns:a="http://schemas.openxmlformats.org/drawingml/2006/main">
                   <a:graphicData uri="http://schemas.microsoft.com/office/word/2010/wordprocessingShape">
                     <wps:wsp>
@@ -4358,14 +4488,12 @@
                       <wps:spPr>
                         <a:xfrm>
                           <a:off x="0" y="0"/>
-                          <a:ext cx="1561320" cy="213840"/>
+                          <a:ext cx="1561320" cy="213480"/>
                         </a:xfrm>
                         <a:prstGeom prst="rect">
                           <a:avLst/>
                         </a:prstGeom>
-                        <a:solidFill>
-                          <a:srgbClr val="ffffff"/>
-                        </a:solidFill>
+                        <a:noFill/>
                         <a:ln w="0">
                           <a:noFill/>
                         </a:ln>
@@ -4411,8 +4539,8 @@
           </mc:Choice>
           <mc:Fallback>
             <w:pict>
-              <v:rect id="shape_0" ID="Frame 55" path="m0,0l-2147483645,0l-2147483645,-2147483646l0,-2147483646xe" fillcolor="white" stroked="f" o:allowincell="f" style="position:absolute;margin-left:924.35pt;margin-top:446.6pt;width:122.9pt;height:16.8pt;mso-wrap-style:square;v-text-anchor:top">
-                <v:fill o:detectmouseclick="t" type="solid" color2="black"/>
+              <v:rect id="shape_0" ID="Frame 29" path="m0,0l-2147483645,0l-2147483645,-2147483646l0,-2147483646xe" stroked="f" o:allowincell="f" style="position:absolute;margin-left:498.25pt;margin-top:442.75pt;width:122.9pt;height:16.75pt;mso-wrap-style:square;v-text-anchor:top">
+                <v:fill o:detectmouseclick="t" on="false"/>
                 <v:stroke color="#3465a4" joinstyle="round" endcap="flat"/>
                 <v:textbox>
                   <w:txbxContent>
@@ -4446,18 +4574,18 @@
         <mc:AlternateContent>
           <mc:Choice Requires="wps">
             <w:drawing>
-              <wp:anchor behindDoc="0" distT="0" distB="0" distL="0" distR="0" simplePos="0" locked="0" layoutInCell="0" allowOverlap="1" relativeHeight="83">
+              <wp:anchor behindDoc="0" distT="0" distB="0" distL="0" distR="0" simplePos="0" locked="0" layoutInCell="0" allowOverlap="1" relativeHeight="87">
                 <wp:simplePos x="0" y="0"/>
                 <wp:positionH relativeFrom="column">
-                  <wp:posOffset>10848975</wp:posOffset>
+                  <wp:posOffset>5494655</wp:posOffset>
                 </wp:positionH>
                 <wp:positionV relativeFrom="paragraph">
-                  <wp:posOffset>6098540</wp:posOffset>
+                  <wp:posOffset>6045835</wp:posOffset>
                 </wp:positionV>
-                <wp:extent cx="2118360" cy="208280"/>
-                <wp:effectExtent l="0" t="0" r="0" b="0"/>
+                <wp:extent cx="2118360" cy="207645"/>
+                <wp:effectExtent l="0" t="635" r="0" b="0"/>
                 <wp:wrapSquare wrapText="bothSides"/>
-                <wp:docPr id="42" name="Frame 56"/>
+                <wp:docPr id="44" name="Frame 30"/>
                 <a:graphic xmlns:a="http://schemas.openxmlformats.org/drawingml/2006/main">
                   <a:graphicData uri="http://schemas.microsoft.com/office/word/2010/wordprocessingShape">
                     <wps:wsp>
@@ -4465,14 +4593,12 @@
                       <wps:spPr>
                         <a:xfrm>
                           <a:off x="0" y="0"/>
-                          <a:ext cx="2118240" cy="208440"/>
+                          <a:ext cx="2118240" cy="207720"/>
                         </a:xfrm>
                         <a:prstGeom prst="rect">
                           <a:avLst/>
                         </a:prstGeom>
-                        <a:solidFill>
-                          <a:srgbClr val="ffffff"/>
-                        </a:solidFill>
+                        <a:noFill/>
                         <a:ln w="0">
                           <a:noFill/>
                         </a:ln>
@@ -4518,8 +4644,8 @@
           </mc:Choice>
           <mc:Fallback>
             <w:pict>
-              <v:rect id="shape_0" ID="Frame 56" path="m0,0l-2147483645,0l-2147483645,-2147483646l0,-2147483646xe" fillcolor="white" stroked="f" o:allowincell="f" style="position:absolute;margin-left:854.25pt;margin-top:480.2pt;width:166.75pt;height:16.35pt;mso-wrap-style:square;v-text-anchor:top">
-                <v:fill o:detectmouseclick="t" type="solid" color2="black"/>
+              <v:rect id="shape_0" ID="Frame 30" path="m0,0l-2147483645,0l-2147483645,-2147483646l0,-2147483646xe" stroked="f" o:allowincell="f" style="position:absolute;margin-left:432.65pt;margin-top:476.05pt;width:166.75pt;height:16.3pt;mso-wrap-style:square;v-text-anchor:top">
+                <v:fill o:detectmouseclick="t" on="false"/>
                 <v:stroke color="#3465a4" joinstyle="round" endcap="flat"/>
                 <v:textbox>
                   <w:txbxContent>
@@ -4553,18 +4679,18 @@
         <mc:AlternateContent>
           <mc:Choice Requires="wps">
             <w:drawing>
-              <wp:anchor behindDoc="0" distT="635" distB="0" distL="635" distR="0" simplePos="0" locked="0" layoutInCell="0" allowOverlap="1" relativeHeight="85">
+              <wp:anchor behindDoc="0" distT="635" distB="0" distL="0" distR="0" simplePos="0" locked="0" layoutInCell="0" allowOverlap="1" relativeHeight="89">
                 <wp:simplePos x="0" y="0"/>
                 <wp:positionH relativeFrom="column">
-                  <wp:posOffset>12285980</wp:posOffset>
+                  <wp:posOffset>1417320</wp:posOffset>
                 </wp:positionH>
                 <wp:positionV relativeFrom="paragraph">
-                  <wp:posOffset>10677525</wp:posOffset>
+                  <wp:posOffset>4754245</wp:posOffset>
                 </wp:positionV>
-                <wp:extent cx="1943735" cy="206375"/>
-                <wp:effectExtent l="635" t="635" r="0" b="0"/>
+                <wp:extent cx="1183640" cy="205105"/>
+                <wp:effectExtent l="0" t="635" r="0" b="0"/>
                 <wp:wrapSquare wrapText="bothSides"/>
-                <wp:docPr id="43" name="Frame 1"/>
+                <wp:docPr id="45" name="Frame 4"/>
                 <a:graphic xmlns:a="http://schemas.openxmlformats.org/drawingml/2006/main">
                   <a:graphicData uri="http://schemas.microsoft.com/office/word/2010/wordprocessingShape">
                     <wps:wsp>
@@ -4572,14 +4698,12 @@
                       <wps:spPr>
                         <a:xfrm>
                           <a:off x="0" y="0"/>
-                          <a:ext cx="1943640" cy="206280"/>
+                          <a:ext cx="1183680" cy="205200"/>
                         </a:xfrm>
                         <a:prstGeom prst="rect">
                           <a:avLst/>
                         </a:prstGeom>
-                        <a:solidFill>
-                          <a:srgbClr val="ffffff"/>
-                        </a:solidFill>
+                        <a:noFill/>
                         <a:ln w="0">
                           <a:noFill/>
                         </a:ln>
@@ -4599,6 +4723,8 @@
                               <w:rPr>
                                 <w:b/>
                                 <w:bCs/>
+                                <w:sz w:val="22"/>
+                                <w:szCs w:val="22"/>
                               </w:rPr>
                             </w:pPr>
                             <w:r>
@@ -4606,10 +4732,30 @@
                                 <w:b/>
                                 <w:bCs/>
                                 <w:color w:val="000000"/>
-                                <w:sz w:val="24"/>
-                                <w:szCs w:val="24"/>
-                              </w:rPr>
-                              <w:t>{due}</w:t>
+                                <w:sz w:val="22"/>
+                                <w:szCs w:val="22"/>
+                              </w:rPr>
+                              <w:t>{</w:t>
+                            </w:r>
+                            <w:r>
+                              <w:rPr>
+                                <w:b/>
+                                <w:bCs/>
+                                <w:color w:val="000000"/>
+                                <w:sz w:val="22"/>
+                                <w:szCs w:val="22"/>
+                              </w:rPr>
+                              <w:t>admno</w:t>
+                            </w:r>
+                            <w:r>
+                              <w:rPr>
+                                <w:b/>
+                                <w:bCs/>
+                                <w:color w:val="000000"/>
+                                <w:sz w:val="22"/>
+                                <w:szCs w:val="22"/>
+                              </w:rPr>
+                              <w:t>}</w:t>
                             </w:r>
                           </w:p>
                         </w:txbxContent>
@@ -4625,8 +4771,8 @@
           </mc:Choice>
           <mc:Fallback>
             <w:pict>
-              <v:rect id="shape_0" ID="Frame 1" path="m0,0l-2147483645,0l-2147483645,-2147483646l0,-2147483646xe" fillcolor="white" stroked="f" o:allowincell="f" style="position:absolute;margin-left:967.4pt;margin-top:840.75pt;width:153pt;height:16.2pt;mso-wrap-style:square;v-text-anchor:top">
-                <v:fill o:detectmouseclick="t" type="solid" color2="black"/>
+              <v:rect id="shape_0" ID="Frame 4" path="m0,0l-2147483645,0l-2147483645,-2147483646l0,-2147483646xe" stroked="f" o:allowincell="f" style="position:absolute;margin-left:111.6pt;margin-top:374.35pt;width:93.15pt;height:16.1pt;mso-wrap-style:square;v-text-anchor:top">
+                <v:fill o:detectmouseclick="t" on="false"/>
                 <v:stroke color="#3465a4" joinstyle="round" endcap="flat"/>
                 <v:textbox>
                   <w:txbxContent>
@@ -4637,6 +4783,8 @@
                         <w:rPr>
                           <w:b/>
                           <w:bCs/>
+                          <w:sz w:val="22"/>
+                          <w:szCs w:val="22"/>
                         </w:rPr>
                       </w:pPr>
                       <w:r>
@@ -4644,224 +4792,30 @@
                           <w:b/>
                           <w:bCs/>
                           <w:color w:val="000000"/>
-                          <w:sz w:val="24"/>
-                          <w:szCs w:val="24"/>
-                        </w:rPr>
-                        <w:t>{due}</w:t>
+                          <w:sz w:val="22"/>
+                          <w:szCs w:val="22"/>
+                        </w:rPr>
+                        <w:t>{</w:t>
                       </w:r>
-                    </w:p>
-                  </w:txbxContent>
-                </v:textbox>
-                <w10:wrap type="square"/>
-              </v:rect>
-            </w:pict>
-          </mc:Fallback>
-        </mc:AlternateContent>
-        <mc:AlternateContent>
-          <mc:Choice Requires="wps">
-            <w:drawing>
-              <wp:anchor behindDoc="0" distT="0" distB="0" distL="1270" distR="635" simplePos="0" locked="0" layoutInCell="0" allowOverlap="1" relativeHeight="87">
-                <wp:simplePos x="0" y="0"/>
-                <wp:positionH relativeFrom="column">
-                  <wp:posOffset>2287270</wp:posOffset>
-                </wp:positionH>
-                <wp:positionV relativeFrom="paragraph">
-                  <wp:posOffset>6286500</wp:posOffset>
-                </wp:positionV>
-                <wp:extent cx="1620520" cy="206375"/>
-                <wp:effectExtent l="635" t="635" r="0" b="0"/>
-                <wp:wrapSquare wrapText="bothSides"/>
-                <wp:docPr id="44" name="Frame 2"/>
-                <a:graphic xmlns:a="http://schemas.openxmlformats.org/drawingml/2006/main">
-                  <a:graphicData uri="http://schemas.microsoft.com/office/word/2010/wordprocessingShape">
-                    <wps:wsp>
-                      <wps:cNvSpPr/>
-                      <wps:spPr>
-                        <a:xfrm>
-                          <a:off x="0" y="0"/>
-                          <a:ext cx="1620360" cy="206280"/>
-                        </a:xfrm>
-                        <a:prstGeom prst="rect">
-                          <a:avLst/>
-                        </a:prstGeom>
-                        <a:solidFill>
-                          <a:srgbClr val="ffffff"/>
-                        </a:solidFill>
-                        <a:ln w="0">
-                          <a:noFill/>
-                        </a:ln>
-                      </wps:spPr>
-                      <wps:style>
-                        <a:lnRef idx="0"/>
-                        <a:fillRef idx="0"/>
-                        <a:effectRef idx="0"/>
-                        <a:fontRef idx="minor"/>
-                      </wps:style>
-                      <wps:txbx>
-                        <w:txbxContent>
-                          <w:p>
-                            <w:pPr>
-                              <w:pStyle w:val="FrameContents"/>
-                              <w:jc w:val="left"/>
-                              <w:rPr>
-                                <w:b/>
-                                <w:bCs/>
-                              </w:rPr>
-                            </w:pPr>
-                            <w:r>
-                              <w:rPr>
-                                <w:b/>
-                                <w:bCs/>
-                                <w:color w:val="000000"/>
-                                <w:sz w:val="24"/>
-                                <w:szCs w:val="24"/>
-                              </w:rPr>
-                              <w:t>{due}</w:t>
-                            </w:r>
-                          </w:p>
-                        </w:txbxContent>
-                      </wps:txbx>
-                      <wps:bodyPr lIns="0" rIns="0" tIns="0" bIns="0" anchor="t">
-                        <a:noAutofit/>
-                      </wps:bodyPr>
-                    </wps:wsp>
-                  </a:graphicData>
-                </a:graphic>
-              </wp:anchor>
-            </w:drawing>
-          </mc:Choice>
-          <mc:Fallback>
-            <w:pict>
-              <v:rect id="shape_0" ID="Frame 2" path="m0,0l-2147483645,0l-2147483645,-2147483646l0,-2147483646xe" fillcolor="white" stroked="f" o:allowincell="f" style="position:absolute;margin-left:180.1pt;margin-top:495pt;width:127.55pt;height:16.2pt;mso-wrap-style:square;v-text-anchor:top">
-                <v:fill o:detectmouseclick="t" type="solid" color2="black"/>
-                <v:stroke color="#3465a4" joinstyle="round" endcap="flat"/>
-                <v:textbox>
-                  <w:txbxContent>
-                    <w:p>
-                      <w:pPr>
-                        <w:pStyle w:val="FrameContents"/>
-                        <w:jc w:val="left"/>
-                        <w:rPr>
-                          <w:b/>
-                          <w:bCs/>
-                        </w:rPr>
-                      </w:pPr>
                       <w:r>
                         <w:rPr>
                           <w:b/>
                           <w:bCs/>
                           <w:color w:val="000000"/>
-                          <w:sz w:val="24"/>
-                          <w:szCs w:val="24"/>
-                        </w:rPr>
-                        <w:t>{due}</w:t>
+                          <w:sz w:val="22"/>
+                          <w:szCs w:val="22"/>
+                        </w:rPr>
+                        <w:t>admno</w:t>
                       </w:r>
-                    </w:p>
-                  </w:txbxContent>
-                </v:textbox>
-                <w10:wrap type="square"/>
-              </v:rect>
-            </w:pict>
-          </mc:Fallback>
-        </mc:AlternateContent>
-        <mc:AlternateContent>
-          <mc:Choice Requires="wps">
-            <w:drawing>
-              <wp:anchor behindDoc="0" distT="0" distB="0" distL="635" distR="0" simplePos="0" locked="0" layoutInCell="0" allowOverlap="1" relativeHeight="89">
-                <wp:simplePos x="0" y="0"/>
-                <wp:positionH relativeFrom="column">
-                  <wp:posOffset>8434070</wp:posOffset>
-                </wp:positionH>
-                <wp:positionV relativeFrom="paragraph">
-                  <wp:posOffset>10677525</wp:posOffset>
-                </wp:positionV>
-                <wp:extent cx="1943735" cy="206375"/>
-                <wp:effectExtent l="635" t="635" r="0" b="0"/>
-                <wp:wrapSquare wrapText="bothSides"/>
-                <wp:docPr id="45" name="Frame 3"/>
-                <a:graphic xmlns:a="http://schemas.openxmlformats.org/drawingml/2006/main">
-                  <a:graphicData uri="http://schemas.microsoft.com/office/word/2010/wordprocessingShape">
-                    <wps:wsp>
-                      <wps:cNvSpPr/>
-                      <wps:spPr>
-                        <a:xfrm>
-                          <a:off x="0" y="0"/>
-                          <a:ext cx="1943640" cy="206280"/>
-                        </a:xfrm>
-                        <a:prstGeom prst="rect">
-                          <a:avLst/>
-                        </a:prstGeom>
-                        <a:solidFill>
-                          <a:srgbClr val="ffffff"/>
-                        </a:solidFill>
-                        <a:ln w="0">
-                          <a:noFill/>
-                        </a:ln>
-                      </wps:spPr>
-                      <wps:style>
-                        <a:lnRef idx="0"/>
-                        <a:fillRef idx="0"/>
-                        <a:effectRef idx="0"/>
-                        <a:fontRef idx="minor"/>
-                      </wps:style>
-                      <wps:txbx>
-                        <w:txbxContent>
-                          <w:p>
-                            <w:pPr>
-                              <w:pStyle w:val="FrameContents"/>
-                              <w:jc w:val="left"/>
-                              <w:rPr>
-                                <w:b/>
-                                <w:bCs/>
-                              </w:rPr>
-                            </w:pPr>
-                            <w:r>
-                              <w:rPr>
-                                <w:b/>
-                                <w:bCs/>
-                                <w:color w:val="000000"/>
-                                <w:sz w:val="24"/>
-                                <w:szCs w:val="24"/>
-                              </w:rPr>
-                              <w:t>{due}</w:t>
-                            </w:r>
-                          </w:p>
-                        </w:txbxContent>
-                      </wps:txbx>
-                      <wps:bodyPr lIns="0" rIns="0" tIns="0" bIns="0" anchor="t">
-                        <a:noAutofit/>
-                      </wps:bodyPr>
-                    </wps:wsp>
-                  </a:graphicData>
-                </a:graphic>
-              </wp:anchor>
-            </w:drawing>
-          </mc:Choice>
-          <mc:Fallback>
-            <w:pict>
-              <v:rect id="shape_0" ID="Frame 3" path="m0,0l-2147483645,0l-2147483645,-2147483646l0,-2147483646xe" fillcolor="white" stroked="f" o:allowincell="f" style="position:absolute;margin-left:664.1pt;margin-top:840.75pt;width:153pt;height:16.2pt;mso-wrap-style:square;v-text-anchor:top">
-                <v:fill o:detectmouseclick="t" type="solid" color2="black"/>
-                <v:stroke color="#3465a4" joinstyle="round" endcap="flat"/>
-                <v:textbox>
-                  <w:txbxContent>
-                    <w:p>
-                      <w:pPr>
-                        <w:pStyle w:val="FrameContents"/>
-                        <w:jc w:val="left"/>
-                        <w:rPr>
-                          <w:b/>
-                          <w:bCs/>
-                        </w:rPr>
-                      </w:pPr>
                       <w:r>
                         <w:rPr>
                           <w:b/>
                           <w:bCs/>
                           <w:color w:val="000000"/>
-                          <w:sz w:val="24"/>
-                          <w:szCs w:val="24"/>
-                        </w:rPr>
-                        <w:t>{due}</w:t>
+                          <w:sz w:val="22"/>
+                          <w:szCs w:val="22"/>
+                        </w:rPr>
+                        <w:t>}</w:t>
                       </w:r>
                     </w:p>
                   </w:txbxContent>
@@ -4910,7 +4864,7 @@
     <w:pPr>
       <w:widowControl/>
       <w:suppressAutoHyphens w:val="true"/>
-      <w:overflowPunct w:val="true"/>
+      <w:overflowPunct w:val="false"/>
       <w:bidi w:val="0"/>
       <w:spacing w:before="0" w:after="0"/>
       <w:jc w:val="left"/>

--- a/public/tc.docx
+++ b/public/tc.docx
@@ -41,9 +41,7 @@
                         <a:prstGeom prst="rect">
                           <a:avLst/>
                         </a:prstGeom>
-                        <a:solidFill>
-                          <a:srgbClr val="ffffff"/>
-                        </a:solidFill>
+                        <a:noFill/>
                         <a:ln w="0">
                           <a:noFill/>
                         </a:ln>
@@ -91,8 +89,8 @@
           </mc:Choice>
           <mc:Fallback>
             <w:pict>
-              <v:rect id="shape_0" ID="Frame 31" path="m0,0l-2147483645,0l-2147483645,-2147483646l0,-2147483646xe" fillcolor="white" stroked="f" o:allowincell="f" style="position:absolute;margin-left:30.1pt;margin-top:166.85pt;width:279.6pt;height:23.25pt;mso-wrap-style:square;v-text-anchor:top">
-                <v:fill o:detectmouseclick="t" type="solid" color2="black"/>
+              <v:rect id="shape_0" ID="Frame 31" path="m0,0l-2147483645,0l-2147483645,-2147483646l0,-2147483646xe" stroked="f" o:allowincell="f" style="position:absolute;margin-left:30.1pt;margin-top:166.85pt;width:279.6pt;height:23.25pt;mso-wrap-style:square;v-text-anchor:top">
+                <v:fill o:detectmouseclick="t" on="false"/>
                 <v:stroke color="#3465a4" joinstyle="round" endcap="flat"/>
                 <v:textbox>
                   <w:txbxContent>
@@ -346,13 +344,13 @@
         <mc:AlternateContent>
           <mc:Choice Requires="wps">
             <w:drawing>
-              <wp:anchor behindDoc="0" distT="0" distB="0" distL="0" distR="0" simplePos="0" locked="0" layoutInCell="0" allowOverlap="1" relativeHeight="8">
+              <wp:anchor behindDoc="0" distT="0" distB="0" distL="635" distR="0" simplePos="0" locked="0" layoutInCell="0" allowOverlap="1" relativeHeight="8">
                 <wp:simplePos x="0" y="0"/>
                 <wp:positionH relativeFrom="column">
                   <wp:posOffset>2352040</wp:posOffset>
                 </wp:positionH>
                 <wp:positionV relativeFrom="paragraph">
-                  <wp:posOffset>6429375</wp:posOffset>
+                  <wp:posOffset>6448425</wp:posOffset>
                 </wp:positionV>
                 <wp:extent cx="1637665" cy="491490"/>
                 <wp:effectExtent l="635" t="0" r="0" b="0"/>
@@ -407,7 +405,7 @@
                           </w:p>
                         </w:txbxContent>
                       </wps:txbx>
-                      <wps:bodyPr lIns="0" rIns="0" tIns="0" bIns="0" anchor="t">
+                      <wps:bodyPr lIns="0" rIns="0" tIns="0" bIns="0" anchor="ctr">
                         <a:noAutofit/>
                       </wps:bodyPr>
                     </wps:wsp>
@@ -418,7 +416,7 @@
           </mc:Choice>
           <mc:Fallback>
             <w:pict>
-              <v:rect id="shape_0" ID="Frame 40" path="m0,0l-2147483645,0l-2147483645,-2147483646l0,-2147483646xe" stroked="f" o:allowincell="f" style="position:absolute;margin-left:185.2pt;margin-top:506.25pt;width:128.9pt;height:38.65pt;mso-wrap-style:square;v-text-anchor:top">
+              <v:rect id="shape_0" ID="Frame 40" path="m0,0l-2147483645,0l-2147483645,-2147483646l0,-2147483646xe" stroked="f" o:allowincell="f" style="position:absolute;margin-left:185.2pt;margin-top:507.75pt;width:128.9pt;height:38.65pt;mso-wrap-style:square;v-text-anchor:middle">
                 <v:fill o:detectmouseclick="t" on="false"/>
                 <v:stroke color="#3465a4" joinstyle="round" endcap="flat"/>
                 <v:textbox>
@@ -891,7 +889,7 @@
         <mc:AlternateContent>
           <mc:Choice Requires="wps">
             <w:drawing>
-              <wp:anchor behindDoc="0" distT="0" distB="0" distL="0" distR="0" simplePos="0" locked="0" layoutInCell="0" allowOverlap="1" relativeHeight="18">
+              <wp:anchor behindDoc="0" distT="0" distB="0" distL="635" distR="0" simplePos="0" locked="0" layoutInCell="0" allowOverlap="1" relativeHeight="18">
                 <wp:simplePos x="0" y="0"/>
                 <wp:positionH relativeFrom="column">
                   <wp:posOffset>1677035</wp:posOffset>
@@ -1003,7 +1001,7 @@
               <wp:anchor behindDoc="0" distT="0" distB="0" distL="0" distR="0" simplePos="0" locked="0" layoutInCell="0" allowOverlap="1" relativeHeight="20">
                 <wp:simplePos x="0" y="0"/>
                 <wp:positionH relativeFrom="column">
-                  <wp:posOffset>3235325</wp:posOffset>
+                  <wp:posOffset>3254375</wp:posOffset>
                 </wp:positionH>
                 <wp:positionV relativeFrom="paragraph">
                   <wp:posOffset>3639820</wp:posOffset>
@@ -1072,7 +1070,7 @@
           </mc:Choice>
           <mc:Fallback>
             <w:pict>
-              <v:rect id="shape_0" ID="Frame 32" path="m0,0l-2147483645,0l-2147483645,-2147483646l0,-2147483646xe" stroked="f" o:allowincell="f" style="position:absolute;margin-left:254.75pt;margin-top:286.6pt;width:58.5pt;height:17.45pt;mso-wrap-style:square;v-text-anchor:top">
+              <v:rect id="shape_0" ID="Frame 32" path="m0,0l-2147483645,0l-2147483645,-2147483646l0,-2147483646xe" stroked="f" o:allowincell="f" style="position:absolute;margin-left:256.25pt;margin-top:286.6pt;width:58.5pt;height:17.45pt;mso-wrap-style:square;v-text-anchor:top">
                 <v:fill o:detectmouseclick="t" on="false"/>
                 <v:stroke color="#3465a4" joinstyle="round" endcap="flat"/>
                 <v:textbox>
@@ -1218,7 +1216,7 @@
         <mc:AlternateContent>
           <mc:Choice Requires="wps">
             <w:drawing>
-              <wp:anchor behindDoc="0" distT="0" distB="0" distL="0" distR="0" simplePos="0" locked="0" layoutInCell="0" allowOverlap="1" relativeHeight="24">
+              <wp:anchor behindDoc="0" distT="0" distB="0" distL="635" distR="0" simplePos="0" locked="0" layoutInCell="0" allowOverlap="1" relativeHeight="24">
                 <wp:simplePos x="0" y="0"/>
                 <wp:positionH relativeFrom="column">
                   <wp:posOffset>2567305</wp:posOffset>
@@ -1416,1479 +1414,7 @@
         <mc:AlternateContent>
           <mc:Choice Requires="wps">
             <w:drawing>
-              <wp:anchor behindDoc="0" distT="0" distB="0" distL="0" distR="0" simplePos="0" locked="0" layoutInCell="0" allowOverlap="1" relativeHeight="27">
-                <wp:simplePos x="0" y="0"/>
-                <wp:positionH relativeFrom="column">
-                  <wp:posOffset>11539220</wp:posOffset>
-                </wp:positionH>
-                <wp:positionV relativeFrom="paragraph">
-                  <wp:posOffset>6507480</wp:posOffset>
-                </wp:positionV>
-                <wp:extent cx="3222625" cy="427990"/>
-                <wp:effectExtent l="635" t="0" r="0" b="0"/>
-                <wp:wrapSquare wrapText="bothSides"/>
-                <wp:docPr id="14" name="Frame 15"/>
-                <a:graphic xmlns:a="http://schemas.openxmlformats.org/drawingml/2006/main">
-                  <a:graphicData uri="http://schemas.microsoft.com/office/word/2010/wordprocessingShape">
-                    <wps:wsp>
-                      <wps:cNvSpPr/>
-                      <wps:spPr>
-                        <a:xfrm>
-                          <a:off x="0" y="0"/>
-                          <a:ext cx="3222720" cy="428040"/>
-                        </a:xfrm>
-                        <a:prstGeom prst="rect">
-                          <a:avLst/>
-                        </a:prstGeom>
-                        <a:noFill/>
-                        <a:ln w="0">
-                          <a:noFill/>
-                        </a:ln>
-                      </wps:spPr>
-                      <wps:style>
-                        <a:lnRef idx="0"/>
-                        <a:fillRef idx="0"/>
-                        <a:effectRef idx="0"/>
-                        <a:fontRef idx="minor"/>
-                      </wps:style>
-                      <wps:txbx>
-                        <w:txbxContent>
-                          <w:p>
-                            <w:pPr>
-                              <w:pStyle w:val="FrameContents"/>
-                              <w:jc w:val="left"/>
-                              <w:rPr>
-                                <w:b/>
-                                <w:bCs/>
-                              </w:rPr>
-                            </w:pPr>
-                            <w:r>
-                              <w:rPr>
-                                <w:b/>
-                                <w:bCs/>
-                                <w:color w:val="000000"/>
-                                <w:sz w:val="24"/>
-                                <w:szCs w:val="24"/>
-                              </w:rPr>
-                              <w:t>{examination}, {leftdate}</w:t>
-                            </w:r>
-                          </w:p>
-                        </w:txbxContent>
-                      </wps:txbx>
-                      <wps:bodyPr lIns="0" rIns="0" tIns="0" bIns="0" anchor="t">
-                        <a:noAutofit/>
-                      </wps:bodyPr>
-                    </wps:wsp>
-                  </a:graphicData>
-                </a:graphic>
-              </wp:anchor>
-            </w:drawing>
-          </mc:Choice>
-          <mc:Fallback>
-            <w:pict>
-              <v:rect id="shape_0" ID="Frame 15" path="m0,0l-2147483645,0l-2147483645,-2147483646l0,-2147483646xe" stroked="f" o:allowincell="f" style="position:absolute;margin-left:908.6pt;margin-top:512.4pt;width:253.7pt;height:33.65pt;mso-wrap-style:square;v-text-anchor:top">
-                <v:fill o:detectmouseclick="t" on="false"/>
-                <v:stroke color="#3465a4" joinstyle="round" endcap="flat"/>
-                <v:textbox>
-                  <w:txbxContent>
-                    <w:p>
-                      <w:pPr>
-                        <w:pStyle w:val="FrameContents"/>
-                        <w:jc w:val="left"/>
-                        <w:rPr>
-                          <w:b/>
-                          <w:bCs/>
-                        </w:rPr>
-                      </w:pPr>
-                      <w:r>
-                        <w:rPr>
-                          <w:b/>
-                          <w:bCs/>
-                          <w:color w:val="000000"/>
-                          <w:sz w:val="24"/>
-                          <w:szCs w:val="24"/>
-                        </w:rPr>
-                        <w:t>{examination}, {leftdate}</w:t>
-                      </w:r>
-                    </w:p>
-                  </w:txbxContent>
-                </v:textbox>
-                <w10:wrap type="square"/>
-              </v:rect>
-            </w:pict>
-          </mc:Fallback>
-        </mc:AlternateContent>
-        <mc:AlternateContent>
-          <mc:Choice Requires="wps">
-            <w:drawing>
-              <wp:anchor behindDoc="0" distT="0" distB="0" distL="0" distR="0" simplePos="0" locked="0" layoutInCell="0" allowOverlap="1" relativeHeight="29">
-                <wp:simplePos x="0" y="0"/>
-                <wp:positionH relativeFrom="column">
-                  <wp:posOffset>10871200</wp:posOffset>
-                </wp:positionH>
-                <wp:positionV relativeFrom="paragraph">
-                  <wp:posOffset>6978015</wp:posOffset>
-                </wp:positionV>
-                <wp:extent cx="3023235" cy="210185"/>
-                <wp:effectExtent l="635" t="635" r="0" b="0"/>
-                <wp:wrapSquare wrapText="bothSides"/>
-                <wp:docPr id="15" name="Frame 25"/>
-                <a:graphic xmlns:a="http://schemas.openxmlformats.org/drawingml/2006/main">
-                  <a:graphicData uri="http://schemas.microsoft.com/office/word/2010/wordprocessingShape">
-                    <wps:wsp>
-                      <wps:cNvSpPr/>
-                      <wps:spPr>
-                        <a:xfrm>
-                          <a:off x="0" y="0"/>
-                          <a:ext cx="3023280" cy="210240"/>
-                        </a:xfrm>
-                        <a:prstGeom prst="rect">
-                          <a:avLst/>
-                        </a:prstGeom>
-                        <a:noFill/>
-                        <a:ln w="0">
-                          <a:noFill/>
-                        </a:ln>
-                      </wps:spPr>
-                      <wps:style>
-                        <a:lnRef idx="0"/>
-                        <a:fillRef idx="0"/>
-                        <a:effectRef idx="0"/>
-                        <a:fontRef idx="minor"/>
-                      </wps:style>
-                      <wps:txbx>
-                        <w:txbxContent>
-                          <w:p>
-                            <w:pPr>
-                              <w:pStyle w:val="FrameContents"/>
-                              <w:jc w:val="left"/>
-                              <w:rPr>
-                                <w:b/>
-                                <w:bCs/>
-                              </w:rPr>
-                            </w:pPr>
-                            <w:r>
-                              <w:rPr>
-                                <w:b/>
-                                <w:bCs/>
-                                <w:color w:val="000000"/>
-                                <w:sz w:val="24"/>
-                                <w:szCs w:val="24"/>
-                              </w:rPr>
-                              <w:t>{subject}</w:t>
-                            </w:r>
-                          </w:p>
-                        </w:txbxContent>
-                      </wps:txbx>
-                      <wps:bodyPr lIns="0" rIns="0" tIns="0" bIns="0" anchor="t">
-                        <a:noAutofit/>
-                      </wps:bodyPr>
-                    </wps:wsp>
-                  </a:graphicData>
-                </a:graphic>
-              </wp:anchor>
-            </w:drawing>
-          </mc:Choice>
-          <mc:Fallback>
-            <w:pict>
-              <v:rect id="shape_0" ID="Frame 25" path="m0,0l-2147483645,0l-2147483645,-2147483646l0,-2147483646xe" stroked="f" o:allowincell="f" style="position:absolute;margin-left:856pt;margin-top:549.45pt;width:238pt;height:16.5pt;mso-wrap-style:square;v-text-anchor:top">
-                <v:fill o:detectmouseclick="t" on="false"/>
-                <v:stroke color="#3465a4" joinstyle="round" endcap="flat"/>
-                <v:textbox>
-                  <w:txbxContent>
-                    <w:p>
-                      <w:pPr>
-                        <w:pStyle w:val="FrameContents"/>
-                        <w:jc w:val="left"/>
-                        <w:rPr>
-                          <w:b/>
-                          <w:bCs/>
-                        </w:rPr>
-                      </w:pPr>
-                      <w:r>
-                        <w:rPr>
-                          <w:b/>
-                          <w:bCs/>
-                          <w:color w:val="000000"/>
-                          <w:sz w:val="24"/>
-                          <w:szCs w:val="24"/>
-                        </w:rPr>
-                        <w:t>{subject}</w:t>
-                      </w:r>
-                    </w:p>
-                  </w:txbxContent>
-                </v:textbox>
-                <w10:wrap type="square"/>
-              </v:rect>
-            </w:pict>
-          </mc:Fallback>
-        </mc:AlternateContent>
-        <mc:AlternateContent>
-          <mc:Choice Requires="wps">
-            <w:drawing>
-              <wp:anchor behindDoc="0" distT="0" distB="0" distL="0" distR="0" simplePos="0" locked="0" layoutInCell="0" allowOverlap="1" relativeHeight="31">
-                <wp:simplePos x="0" y="0"/>
-                <wp:positionH relativeFrom="column">
-                  <wp:posOffset>10313035</wp:posOffset>
-                </wp:positionH>
-                <wp:positionV relativeFrom="paragraph">
-                  <wp:posOffset>7225665</wp:posOffset>
-                </wp:positionV>
-                <wp:extent cx="2799080" cy="213995"/>
-                <wp:effectExtent l="0" t="635" r="0" b="0"/>
-                <wp:wrapSquare wrapText="bothSides"/>
-                <wp:docPr id="16" name="Frame 39"/>
-                <a:graphic xmlns:a="http://schemas.openxmlformats.org/drawingml/2006/main">
-                  <a:graphicData uri="http://schemas.microsoft.com/office/word/2010/wordprocessingShape">
-                    <wps:wsp>
-                      <wps:cNvSpPr/>
-                      <wps:spPr>
-                        <a:xfrm>
-                          <a:off x="0" y="0"/>
-                          <a:ext cx="2799000" cy="213840"/>
-                        </a:xfrm>
-                        <a:prstGeom prst="rect">
-                          <a:avLst/>
-                        </a:prstGeom>
-                        <a:noFill/>
-                        <a:ln w="0">
-                          <a:noFill/>
-                        </a:ln>
-                      </wps:spPr>
-                      <wps:style>
-                        <a:lnRef idx="0"/>
-                        <a:fillRef idx="0"/>
-                        <a:effectRef idx="0"/>
-                        <a:fontRef idx="minor"/>
-                      </wps:style>
-                      <wps:txbx>
-                        <w:txbxContent>
-                          <w:p>
-                            <w:pPr>
-                              <w:pStyle w:val="FrameContents"/>
-                              <w:jc w:val="left"/>
-                              <w:rPr>
-                                <w:b/>
-                                <w:bCs/>
-                              </w:rPr>
-                            </w:pPr>
-                            <w:r>
-                              <w:rPr>
-                                <w:b/>
-                                <w:bCs/>
-                                <w:color w:val="000000"/>
-                                <w:sz w:val="24"/>
-                                <w:szCs w:val="24"/>
-                              </w:rPr>
-                              <w:t>{scholarship}</w:t>
-                            </w:r>
-                          </w:p>
-                        </w:txbxContent>
-                      </wps:txbx>
-                      <wps:bodyPr lIns="0" rIns="0" tIns="0" bIns="0" anchor="t">
-                        <a:noAutofit/>
-                      </wps:bodyPr>
-                    </wps:wsp>
-                  </a:graphicData>
-                </a:graphic>
-              </wp:anchor>
-            </w:drawing>
-          </mc:Choice>
-          <mc:Fallback>
-            <w:pict>
-              <v:rect id="shape_0" ID="Frame 39" path="m0,0l-2147483645,0l-2147483645,-2147483646l0,-2147483646xe" stroked="f" o:allowincell="f" style="position:absolute;margin-left:812.05pt;margin-top:568.95pt;width:220.35pt;height:16.8pt;mso-wrap-style:square;v-text-anchor:top">
-                <v:fill o:detectmouseclick="t" on="false"/>
-                <v:stroke color="#3465a4" joinstyle="round" endcap="flat"/>
-                <v:textbox>
-                  <w:txbxContent>
-                    <w:p>
-                      <w:pPr>
-                        <w:pStyle w:val="FrameContents"/>
-                        <w:jc w:val="left"/>
-                        <w:rPr>
-                          <w:b/>
-                          <w:bCs/>
-                        </w:rPr>
-                      </w:pPr>
-                      <w:r>
-                        <w:rPr>
-                          <w:b/>
-                          <w:bCs/>
-                          <w:color w:val="000000"/>
-                          <w:sz w:val="24"/>
-                          <w:szCs w:val="24"/>
-                        </w:rPr>
-                        <w:t>{scholarship}</w:t>
-                      </w:r>
-                    </w:p>
-                  </w:txbxContent>
-                </v:textbox>
-                <w10:wrap type="square"/>
-              </v:rect>
-            </w:pict>
-          </mc:Fallback>
-        </mc:AlternateContent>
-        <mc:AlternateContent>
-          <mc:Choice Requires="wps">
-            <w:drawing>
-              <wp:anchor behindDoc="0" distT="0" distB="0" distL="0" distR="0" simplePos="0" locked="0" layoutInCell="0" allowOverlap="1" relativeHeight="33">
-                <wp:simplePos x="0" y="0"/>
-                <wp:positionH relativeFrom="column">
-                  <wp:posOffset>10840720</wp:posOffset>
-                </wp:positionH>
-                <wp:positionV relativeFrom="paragraph">
-                  <wp:posOffset>7484110</wp:posOffset>
-                </wp:positionV>
-                <wp:extent cx="1405255" cy="203835"/>
-                <wp:effectExtent l="635" t="635" r="0" b="0"/>
-                <wp:wrapSquare wrapText="bothSides"/>
-                <wp:docPr id="17" name="Frame 41"/>
-                <a:graphic xmlns:a="http://schemas.openxmlformats.org/drawingml/2006/main">
-                  <a:graphicData uri="http://schemas.microsoft.com/office/word/2010/wordprocessingShape">
-                    <wps:wsp>
-                      <wps:cNvSpPr/>
-                      <wps:spPr>
-                        <a:xfrm>
-                          <a:off x="0" y="0"/>
-                          <a:ext cx="1405080" cy="203760"/>
-                        </a:xfrm>
-                        <a:prstGeom prst="rect">
-                          <a:avLst/>
-                        </a:prstGeom>
-                        <a:noFill/>
-                        <a:ln w="0">
-                          <a:noFill/>
-                        </a:ln>
-                      </wps:spPr>
-                      <wps:style>
-                        <a:lnRef idx="0"/>
-                        <a:fillRef idx="0"/>
-                        <a:effectRef idx="0"/>
-                        <a:fontRef idx="minor"/>
-                      </wps:style>
-                      <wps:txbx>
-                        <w:txbxContent>
-                          <w:p>
-                            <w:pPr>
-                              <w:pStyle w:val="FrameContents"/>
-                              <w:jc w:val="left"/>
-                              <w:rPr>
-                                <w:b/>
-                                <w:bCs/>
-                              </w:rPr>
-                            </w:pPr>
-                            <w:r>
-                              <w:rPr>
-                                <w:b/>
-                                <w:bCs/>
-                                <w:color w:val="000000"/>
-                                <w:sz w:val="24"/>
-                                <w:szCs w:val="24"/>
-                              </w:rPr>
-                              <w:t>{applidate}</w:t>
-                            </w:r>
-                          </w:p>
-                        </w:txbxContent>
-                      </wps:txbx>
-                      <wps:bodyPr lIns="0" rIns="0" tIns="0" bIns="0" anchor="t">
-                        <a:noAutofit/>
-                      </wps:bodyPr>
-                    </wps:wsp>
-                  </a:graphicData>
-                </a:graphic>
-              </wp:anchor>
-            </w:drawing>
-          </mc:Choice>
-          <mc:Fallback>
-            <w:pict>
-              <v:rect id="shape_0" ID="Frame 41" path="m0,0l-2147483645,0l-2147483645,-2147483646l0,-2147483646xe" stroked="f" o:allowincell="f" style="position:absolute;margin-left:853.6pt;margin-top:589.3pt;width:110.6pt;height:16pt;mso-wrap-style:square;v-text-anchor:top">
-                <v:fill o:detectmouseclick="t" on="false"/>
-                <v:stroke color="#3465a4" joinstyle="round" endcap="flat"/>
-                <v:textbox>
-                  <w:txbxContent>
-                    <w:p>
-                      <w:pPr>
-                        <w:pStyle w:val="FrameContents"/>
-                        <w:jc w:val="left"/>
-                        <w:rPr>
-                          <w:b/>
-                          <w:bCs/>
-                        </w:rPr>
-                      </w:pPr>
-                      <w:r>
-                        <w:rPr>
-                          <w:b/>
-                          <w:bCs/>
-                          <w:color w:val="000000"/>
-                          <w:sz w:val="24"/>
-                          <w:szCs w:val="24"/>
-                        </w:rPr>
-                        <w:t>{applidate}</w:t>
-                      </w:r>
-                    </w:p>
-                  </w:txbxContent>
-                </v:textbox>
-                <w10:wrap type="square"/>
-              </v:rect>
-            </w:pict>
-          </mc:Fallback>
-        </mc:AlternateContent>
-        <mc:AlternateContent>
-          <mc:Choice Requires="wps">
-            <w:drawing>
-              <wp:anchor behindDoc="0" distT="0" distB="0" distL="0" distR="0" simplePos="0" locked="0" layoutInCell="0" allowOverlap="1" relativeHeight="35">
-                <wp:simplePos x="0" y="0"/>
-                <wp:positionH relativeFrom="column">
-                  <wp:posOffset>10618470</wp:posOffset>
-                </wp:positionH>
-                <wp:positionV relativeFrom="paragraph">
-                  <wp:posOffset>7737475</wp:posOffset>
-                </wp:positionV>
-                <wp:extent cx="1410335" cy="218440"/>
-                <wp:effectExtent l="635" t="0" r="0" b="0"/>
-                <wp:wrapSquare wrapText="bothSides"/>
-                <wp:docPr id="18" name="Frame 47"/>
-                <a:graphic xmlns:a="http://schemas.openxmlformats.org/drawingml/2006/main">
-                  <a:graphicData uri="http://schemas.microsoft.com/office/word/2010/wordprocessingShape">
-                    <wps:wsp>
-                      <wps:cNvSpPr/>
-                      <wps:spPr>
-                        <a:xfrm>
-                          <a:off x="0" y="0"/>
-                          <a:ext cx="1410480" cy="218520"/>
-                        </a:xfrm>
-                        <a:prstGeom prst="rect">
-                          <a:avLst/>
-                        </a:prstGeom>
-                        <a:noFill/>
-                        <a:ln w="0">
-                          <a:noFill/>
-                        </a:ln>
-                      </wps:spPr>
-                      <wps:style>
-                        <a:lnRef idx="0"/>
-                        <a:fillRef idx="0"/>
-                        <a:effectRef idx="0"/>
-                        <a:fontRef idx="minor"/>
-                      </wps:style>
-                      <wps:txbx>
-                        <w:txbxContent>
-                          <w:p>
-                            <w:pPr>
-                              <w:pStyle w:val="FrameContents"/>
-                              <w:jc w:val="left"/>
-                              <w:rPr>
-                                <w:b/>
-                                <w:bCs/>
-                              </w:rPr>
-                            </w:pPr>
-                            <w:r>
-                              <w:rPr>
-                                <w:b/>
-                                <w:bCs/>
-                                <w:color w:val="000000"/>
-                                <w:sz w:val="24"/>
-                                <w:szCs w:val="24"/>
-                              </w:rPr>
-                              <w:t>{dateleft}</w:t>
-                            </w:r>
-                          </w:p>
-                        </w:txbxContent>
-                      </wps:txbx>
-                      <wps:bodyPr lIns="0" rIns="0" tIns="0" bIns="0" anchor="t">
-                        <a:noAutofit/>
-                      </wps:bodyPr>
-                    </wps:wsp>
-                  </a:graphicData>
-                </a:graphic>
-              </wp:anchor>
-            </w:drawing>
-          </mc:Choice>
-          <mc:Fallback>
-            <w:pict>
-              <v:rect id="shape_0" ID="Frame 47" path="m0,0l-2147483645,0l-2147483645,-2147483646l0,-2147483646xe" stroked="f" o:allowincell="f" style="position:absolute;margin-left:836.1pt;margin-top:609.25pt;width:111pt;height:17.15pt;mso-wrap-style:square;v-text-anchor:top">
-                <v:fill o:detectmouseclick="t" on="false"/>
-                <v:stroke color="#3465a4" joinstyle="round" endcap="flat"/>
-                <v:textbox>
-                  <w:txbxContent>
-                    <w:p>
-                      <w:pPr>
-                        <w:pStyle w:val="FrameContents"/>
-                        <w:jc w:val="left"/>
-                        <w:rPr>
-                          <w:b/>
-                          <w:bCs/>
-                        </w:rPr>
-                      </w:pPr>
-                      <w:r>
-                        <w:rPr>
-                          <w:b/>
-                          <w:bCs/>
-                          <w:color w:val="000000"/>
-                          <w:sz w:val="24"/>
-                          <w:szCs w:val="24"/>
-                        </w:rPr>
-                        <w:t>{dateleft}</w:t>
-                      </w:r>
-                    </w:p>
-                  </w:txbxContent>
-                </v:textbox>
-                <w10:wrap type="square"/>
-              </v:rect>
-            </w:pict>
-          </mc:Fallback>
-        </mc:AlternateContent>
-        <mc:AlternateContent>
-          <mc:Choice Requires="wps">
-            <w:drawing>
-              <wp:anchor behindDoc="0" distT="0" distB="0" distL="0" distR="0" simplePos="0" locked="0" layoutInCell="0" allowOverlap="1" relativeHeight="37">
-                <wp:simplePos x="0" y="0"/>
-                <wp:positionH relativeFrom="column">
-                  <wp:posOffset>11649710</wp:posOffset>
-                </wp:positionH>
-                <wp:positionV relativeFrom="paragraph">
-                  <wp:posOffset>6289675</wp:posOffset>
-                </wp:positionV>
-                <wp:extent cx="1943735" cy="205740"/>
-                <wp:effectExtent l="635" t="0" r="0" b="0"/>
-                <wp:wrapSquare wrapText="bothSides"/>
-                <wp:docPr id="19" name="Frame 48"/>
-                <a:graphic xmlns:a="http://schemas.openxmlformats.org/drawingml/2006/main">
-                  <a:graphicData uri="http://schemas.microsoft.com/office/word/2010/wordprocessingShape">
-                    <wps:wsp>
-                      <wps:cNvSpPr/>
-                      <wps:spPr>
-                        <a:xfrm>
-                          <a:off x="0" y="0"/>
-                          <a:ext cx="1943640" cy="205920"/>
-                        </a:xfrm>
-                        <a:prstGeom prst="rect">
-                          <a:avLst/>
-                        </a:prstGeom>
-                        <a:noFill/>
-                        <a:ln w="0">
-                          <a:noFill/>
-                        </a:ln>
-                      </wps:spPr>
-                      <wps:style>
-                        <a:lnRef idx="0"/>
-                        <a:fillRef idx="0"/>
-                        <a:effectRef idx="0"/>
-                        <a:fontRef idx="minor"/>
-                      </wps:style>
-                      <wps:txbx>
-                        <w:txbxContent>
-                          <w:p>
-                            <w:pPr>
-                              <w:pStyle w:val="FrameContents"/>
-                              <w:jc w:val="left"/>
-                              <w:rPr>
-                                <w:b/>
-                                <w:bCs/>
-                              </w:rPr>
-                            </w:pPr>
-                            <w:r>
-                              <w:rPr>
-                                <w:b/>
-                                <w:bCs/>
-                                <w:color w:val="000000"/>
-                                <w:sz w:val="24"/>
-                                <w:szCs w:val="24"/>
-                              </w:rPr>
-                              <w:t>{due}</w:t>
-                            </w:r>
-                          </w:p>
-                        </w:txbxContent>
-                      </wps:txbx>
-                      <wps:bodyPr lIns="0" rIns="0" tIns="0" bIns="0" anchor="t">
-                        <a:noAutofit/>
-                      </wps:bodyPr>
-                    </wps:wsp>
-                  </a:graphicData>
-                </a:graphic>
-              </wp:anchor>
-            </w:drawing>
-          </mc:Choice>
-          <mc:Fallback>
-            <w:pict>
-              <v:rect id="shape_0" ID="Frame 48" path="m0,0l-2147483645,0l-2147483645,-2147483646l0,-2147483646xe" stroked="f" o:allowincell="f" style="position:absolute;margin-left:917.3pt;margin-top:495.25pt;width:153pt;height:16.15pt;mso-wrap-style:square;v-text-anchor:top">
-                <v:fill o:detectmouseclick="t" on="false"/>
-                <v:stroke color="#3465a4" joinstyle="round" endcap="flat"/>
-                <v:textbox>
-                  <w:txbxContent>
-                    <w:p>
-                      <w:pPr>
-                        <w:pStyle w:val="FrameContents"/>
-                        <w:jc w:val="left"/>
-                        <w:rPr>
-                          <w:b/>
-                          <w:bCs/>
-                        </w:rPr>
-                      </w:pPr>
-                      <w:r>
-                        <w:rPr>
-                          <w:b/>
-                          <w:bCs/>
-                          <w:color w:val="000000"/>
-                          <w:sz w:val="24"/>
-                          <w:szCs w:val="24"/>
-                        </w:rPr>
-                        <w:t>{due}</w:t>
-                      </w:r>
-                    </w:p>
-                  </w:txbxContent>
-                </v:textbox>
-                <w10:wrap type="square"/>
-              </v:rect>
-            </w:pict>
-          </mc:Fallback>
-        </mc:AlternateContent>
-        <mc:AlternateContent>
-          <mc:Choice Requires="wps">
-            <w:drawing>
-              <wp:anchor behindDoc="0" distT="0" distB="0" distL="0" distR="0" simplePos="0" locked="0" layoutInCell="0" allowOverlap="1" relativeHeight="39">
-                <wp:simplePos x="0" y="0"/>
-                <wp:positionH relativeFrom="column">
-                  <wp:posOffset>10734040</wp:posOffset>
-                </wp:positionH>
-                <wp:positionV relativeFrom="paragraph">
-                  <wp:posOffset>4596130</wp:posOffset>
-                </wp:positionV>
-                <wp:extent cx="4022090" cy="229870"/>
-                <wp:effectExtent l="0" t="0" r="0" b="0"/>
-                <wp:wrapSquare wrapText="bothSides"/>
-                <wp:docPr id="20" name="Frame 49"/>
-                <a:graphic xmlns:a="http://schemas.openxmlformats.org/drawingml/2006/main">
-                  <a:graphicData uri="http://schemas.microsoft.com/office/word/2010/wordprocessingShape">
-                    <wps:wsp>
-                      <wps:cNvSpPr/>
-                      <wps:spPr>
-                        <a:xfrm>
-                          <a:off x="0" y="0"/>
-                          <a:ext cx="4021920" cy="230040"/>
-                        </a:xfrm>
-                        <a:prstGeom prst="rect">
-                          <a:avLst/>
-                        </a:prstGeom>
-                        <a:noFill/>
-                        <a:ln w="0">
-                          <a:noFill/>
-                        </a:ln>
-                      </wps:spPr>
-                      <wps:style>
-                        <a:lnRef idx="0"/>
-                        <a:fillRef idx="0"/>
-                        <a:effectRef idx="0"/>
-                        <a:fontRef idx="minor"/>
-                      </wps:style>
-                      <wps:txbx>
-                        <w:txbxContent>
-                          <w:p>
-                            <w:pPr>
-                              <w:pStyle w:val="FrameContents"/>
-                              <w:jc w:val="left"/>
-                              <w:rPr>
-                                <w:b/>
-                                <w:bCs/>
-                              </w:rPr>
-                            </w:pPr>
-                            <w:r>
-                              <w:rPr>
-                                <w:b/>
-                                <w:bCs/>
-                                <w:color w:val="000000"/>
-                                <w:sz w:val="24"/>
-                                <w:szCs w:val="24"/>
-                              </w:rPr>
-                              <w:t>{name}</w:t>
-                            </w:r>
-                          </w:p>
-                        </w:txbxContent>
-                      </wps:txbx>
-                      <wps:bodyPr lIns="0" rIns="0" tIns="0" bIns="0" anchor="t">
-                        <a:noAutofit/>
-                      </wps:bodyPr>
-                    </wps:wsp>
-                  </a:graphicData>
-                </a:graphic>
-              </wp:anchor>
-            </w:drawing>
-          </mc:Choice>
-          <mc:Fallback>
-            <w:pict>
-              <v:rect id="shape_0" ID="Frame 49" path="m0,0l-2147483645,0l-2147483645,-2147483646l0,-2147483646xe" stroked="f" o:allowincell="f" style="position:absolute;margin-left:845.2pt;margin-top:361.9pt;width:316.65pt;height:18.05pt;mso-wrap-style:square;v-text-anchor:top">
-                <v:fill o:detectmouseclick="t" on="false"/>
-                <v:stroke color="#3465a4" joinstyle="round" endcap="flat"/>
-                <v:textbox>
-                  <w:txbxContent>
-                    <w:p>
-                      <w:pPr>
-                        <w:pStyle w:val="FrameContents"/>
-                        <w:jc w:val="left"/>
-                        <w:rPr>
-                          <w:b/>
-                          <w:bCs/>
-                        </w:rPr>
-                      </w:pPr>
-                      <w:r>
-                        <w:rPr>
-                          <w:b/>
-                          <w:bCs/>
-                          <w:color w:val="000000"/>
-                          <w:sz w:val="24"/>
-                          <w:szCs w:val="24"/>
-                        </w:rPr>
-                        <w:t>{name}</w:t>
-                      </w:r>
-                    </w:p>
-                  </w:txbxContent>
-                </v:textbox>
-                <w10:wrap type="square"/>
-              </v:rect>
-            </w:pict>
-          </mc:Fallback>
-        </mc:AlternateContent>
-        <mc:AlternateContent>
-          <mc:Choice Requires="wps">
-            <w:drawing>
-              <wp:anchor behindDoc="0" distT="0" distB="0" distL="0" distR="0" simplePos="0" locked="0" layoutInCell="0" allowOverlap="1" relativeHeight="41">
-                <wp:simplePos x="0" y="0"/>
-                <wp:positionH relativeFrom="column">
-                  <wp:posOffset>10499090</wp:posOffset>
-                </wp:positionH>
-                <wp:positionV relativeFrom="paragraph">
-                  <wp:posOffset>4807585</wp:posOffset>
-                </wp:positionV>
-                <wp:extent cx="2379345" cy="297180"/>
-                <wp:effectExtent l="635" t="0" r="0" b="0"/>
-                <wp:wrapSquare wrapText="bothSides"/>
-                <wp:docPr id="21" name="Frame 50"/>
-                <a:graphic xmlns:a="http://schemas.openxmlformats.org/drawingml/2006/main">
-                  <a:graphicData uri="http://schemas.microsoft.com/office/word/2010/wordprocessingShape">
-                    <wps:wsp>
-                      <wps:cNvSpPr/>
-                      <wps:spPr>
-                        <a:xfrm>
-                          <a:off x="0" y="0"/>
-                          <a:ext cx="2379240" cy="297360"/>
-                        </a:xfrm>
-                        <a:prstGeom prst="rect">
-                          <a:avLst/>
-                        </a:prstGeom>
-                        <a:noFill/>
-                        <a:ln w="0">
-                          <a:noFill/>
-                        </a:ln>
-                      </wps:spPr>
-                      <wps:style>
-                        <a:lnRef idx="0"/>
-                        <a:fillRef idx="0"/>
-                        <a:effectRef idx="0"/>
-                        <a:fontRef idx="minor"/>
-                      </wps:style>
-                      <wps:txbx>
-                        <w:txbxContent>
-                          <w:p>
-                            <w:pPr>
-                              <w:pStyle w:val="FrameContents"/>
-                              <w:overflowPunct w:val="true"/>
-                              <w:jc w:val="left"/>
-                              <w:rPr>
-                                <w:b/>
-                                <w:bCs/>
-                              </w:rPr>
-                            </w:pPr>
-                            <w:r>
-                              <w:rPr>
-                                <w:b/>
-                                <w:bCs/>
-                                <w:color w:val="000000"/>
-                                <w:sz w:val="24"/>
-                                <w:szCs w:val="24"/>
-                              </w:rPr>
-                              <w:t>{admno}</w:t>
-                            </w:r>
-                          </w:p>
-                        </w:txbxContent>
-                      </wps:txbx>
-                      <wps:bodyPr lIns="90000" rIns="90000" tIns="45000" bIns="45000" anchor="t">
-                        <a:noAutofit/>
-                      </wps:bodyPr>
-                    </wps:wsp>
-                  </a:graphicData>
-                </a:graphic>
-              </wp:anchor>
-            </w:drawing>
-          </mc:Choice>
-          <mc:Fallback>
-            <w:pict>
-              <v:rect id="shape_0" ID="Frame 50" path="m0,0l-2147483645,0l-2147483645,-2147483646l0,-2147483646xe" stroked="f" o:allowincell="f" style="position:absolute;margin-left:826.7pt;margin-top:378.55pt;width:187.3pt;height:23.35pt;mso-wrap-style:square;v-text-anchor:top">
-                <v:fill o:detectmouseclick="t" on="false"/>
-                <v:stroke color="#3465a4" joinstyle="round" endcap="flat"/>
-                <v:textbox>
-                  <w:txbxContent>
-                    <w:p>
-                      <w:pPr>
-                        <w:pStyle w:val="FrameContents"/>
-                        <w:overflowPunct w:val="true"/>
-                        <w:jc w:val="left"/>
-                        <w:rPr>
-                          <w:b/>
-                          <w:bCs/>
-                        </w:rPr>
-                      </w:pPr>
-                      <w:r>
-                        <w:rPr>
-                          <w:b/>
-                          <w:bCs/>
-                          <w:color w:val="000000"/>
-                          <w:sz w:val="24"/>
-                          <w:szCs w:val="24"/>
-                        </w:rPr>
-                        <w:t>{admno}</w:t>
-                      </w:r>
-                    </w:p>
-                  </w:txbxContent>
-                </v:textbox>
-                <w10:wrap type="square"/>
-              </v:rect>
-            </w:pict>
-          </mc:Fallback>
-        </mc:AlternateContent>
-        <mc:AlternateContent>
-          <mc:Choice Requires="wps">
-            <w:drawing>
-              <wp:anchor behindDoc="0" distT="0" distB="0" distL="0" distR="0" simplePos="0" locked="0" layoutInCell="0" allowOverlap="1" relativeHeight="43">
-                <wp:simplePos x="0" y="0"/>
-                <wp:positionH relativeFrom="column">
-                  <wp:posOffset>9965690</wp:posOffset>
-                </wp:positionH>
-                <wp:positionV relativeFrom="paragraph">
-                  <wp:posOffset>2125345</wp:posOffset>
-                </wp:positionV>
-                <wp:extent cx="4605655" cy="295275"/>
-                <wp:effectExtent l="635" t="635" r="0" b="0"/>
-                <wp:wrapSquare wrapText="bothSides"/>
-                <wp:docPr id="22" name="Frame 51"/>
-                <a:graphic xmlns:a="http://schemas.openxmlformats.org/drawingml/2006/main">
-                  <a:graphicData uri="http://schemas.microsoft.com/office/word/2010/wordprocessingShape">
-                    <wps:wsp>
-                      <wps:cNvSpPr/>
-                      <wps:spPr>
-                        <a:xfrm>
-                          <a:off x="0" y="0"/>
-                          <a:ext cx="4605480" cy="295200"/>
-                        </a:xfrm>
-                        <a:prstGeom prst="rect">
-                          <a:avLst/>
-                        </a:prstGeom>
-                        <a:noFill/>
-                        <a:ln w="0">
-                          <a:noFill/>
-                        </a:ln>
-                      </wps:spPr>
-                      <wps:style>
-                        <a:lnRef idx="0"/>
-                        <a:fillRef idx="0"/>
-                        <a:effectRef idx="0"/>
-                        <a:fontRef idx="minor"/>
-                      </wps:style>
-                      <wps:txbx>
-                        <w:txbxContent>
-                          <w:p>
-                            <w:pPr>
-                              <w:pStyle w:val="FrameContents"/>
-                              <w:jc w:val="center"/>
-                              <w:rPr>
-                                <w:b/>
-                                <w:bCs/>
-                              </w:rPr>
-                            </w:pPr>
-                            <w:r>
-                              <w:rPr>
-                                <w:b/>
-                                <w:bCs/>
-                                <w:color w:val="000000"/>
-                                <w:sz w:val="24"/>
-                                <w:szCs w:val="24"/>
-                              </w:rPr>
-                              <w:t>{duplicate}</w:t>
-                            </w:r>
-                          </w:p>
-                        </w:txbxContent>
-                      </wps:txbx>
-                      <wps:bodyPr lIns="0" rIns="0" tIns="0" bIns="0" anchor="t">
-                        <a:noAutofit/>
-                      </wps:bodyPr>
-                    </wps:wsp>
-                  </a:graphicData>
-                </a:graphic>
-              </wp:anchor>
-            </w:drawing>
-          </mc:Choice>
-          <mc:Fallback>
-            <w:pict>
-              <v:rect id="shape_0" ID="Frame 51" path="m0,0l-2147483645,0l-2147483645,-2147483646l0,-2147483646xe" stroked="f" o:allowincell="f" style="position:absolute;margin-left:784.7pt;margin-top:167.35pt;width:362.6pt;height:23.2pt;mso-wrap-style:square;v-text-anchor:top">
-                <v:fill o:detectmouseclick="t" on="false"/>
-                <v:stroke color="#3465a4" joinstyle="round" endcap="flat"/>
-                <v:textbox>
-                  <w:txbxContent>
-                    <w:p>
-                      <w:pPr>
-                        <w:pStyle w:val="FrameContents"/>
-                        <w:jc w:val="center"/>
-                        <w:rPr>
-                          <w:b/>
-                          <w:bCs/>
-                        </w:rPr>
-                      </w:pPr>
-                      <w:r>
-                        <w:rPr>
-                          <w:b/>
-                          <w:bCs/>
-                          <w:color w:val="000000"/>
-                          <w:sz w:val="24"/>
-                          <w:szCs w:val="24"/>
-                        </w:rPr>
-                        <w:t>{duplicate}</w:t>
-                      </w:r>
-                    </w:p>
-                  </w:txbxContent>
-                </v:textbox>
-                <w10:wrap type="square"/>
-              </v:rect>
-            </w:pict>
-          </mc:Fallback>
-        </mc:AlternateContent>
-        <mc:AlternateContent>
-          <mc:Choice Requires="wps">
-            <w:drawing>
-              <wp:anchor behindDoc="0" distT="0" distB="0" distL="0" distR="0" simplePos="0" locked="0" layoutInCell="0" allowOverlap="1" relativeHeight="45">
-                <wp:simplePos x="0" y="0"/>
-                <wp:positionH relativeFrom="column">
-                  <wp:posOffset>13848080</wp:posOffset>
-                </wp:positionH>
-                <wp:positionV relativeFrom="paragraph">
-                  <wp:posOffset>3794125</wp:posOffset>
-                </wp:positionV>
-                <wp:extent cx="850900" cy="203200"/>
-                <wp:effectExtent l="0" t="0" r="0" b="0"/>
-                <wp:wrapSquare wrapText="bothSides"/>
-                <wp:docPr id="23" name="Frame 52"/>
-                <a:graphic xmlns:a="http://schemas.openxmlformats.org/drawingml/2006/main">
-                  <a:graphicData uri="http://schemas.microsoft.com/office/word/2010/wordprocessingShape">
-                    <wps:wsp>
-                      <wps:cNvSpPr/>
-                      <wps:spPr>
-                        <a:xfrm>
-                          <a:off x="0" y="0"/>
-                          <a:ext cx="851040" cy="203040"/>
-                        </a:xfrm>
-                        <a:prstGeom prst="rect">
-                          <a:avLst/>
-                        </a:prstGeom>
-                        <a:noFill/>
-                        <a:ln w="0">
-                          <a:noFill/>
-                        </a:ln>
-                      </wps:spPr>
-                      <wps:style>
-                        <a:lnRef idx="0"/>
-                        <a:fillRef idx="0"/>
-                        <a:effectRef idx="0"/>
-                        <a:fontRef idx="minor"/>
-                      </wps:style>
-                      <wps:txbx>
-                        <w:txbxContent>
-                          <w:p>
-                            <w:pPr>
-                              <w:pStyle w:val="FrameContents"/>
-                              <w:jc w:val="left"/>
-                              <w:rPr>
-                                <w:b/>
-                                <w:bCs/>
-                              </w:rPr>
-                            </w:pPr>
-                            <w:r>
-                              <w:rPr>
-                                <w:b/>
-                                <w:bCs/>
-                                <w:color w:val="000000"/>
-                                <w:sz w:val="24"/>
-                                <w:szCs w:val="24"/>
-                              </w:rPr>
-                              <w:t>{tcdate}</w:t>
-                            </w:r>
-                          </w:p>
-                        </w:txbxContent>
-                      </wps:txbx>
-                      <wps:bodyPr lIns="0" rIns="0" tIns="0" bIns="0" anchor="t">
-                        <a:noAutofit/>
-                      </wps:bodyPr>
-                    </wps:wsp>
-                  </a:graphicData>
-                </a:graphic>
-              </wp:anchor>
-            </w:drawing>
-          </mc:Choice>
-          <mc:Fallback>
-            <w:pict>
-              <v:rect id="shape_0" ID="Frame 52" path="m0,0l-2147483645,0l-2147483645,-2147483646l0,-2147483646xe" stroked="f" o:allowincell="f" style="position:absolute;margin-left:1090.4pt;margin-top:298.75pt;width:66.95pt;height:15.95pt;mso-wrap-style:square;v-text-anchor:top">
-                <v:fill o:detectmouseclick="t" on="false"/>
-                <v:stroke color="#3465a4" joinstyle="round" endcap="flat"/>
-                <v:textbox>
-                  <w:txbxContent>
-                    <w:p>
-                      <w:pPr>
-                        <w:pStyle w:val="FrameContents"/>
-                        <w:jc w:val="left"/>
-                        <w:rPr>
-                          <w:b/>
-                          <w:bCs/>
-                        </w:rPr>
-                      </w:pPr>
-                      <w:r>
-                        <w:rPr>
-                          <w:b/>
-                          <w:bCs/>
-                          <w:color w:val="000000"/>
-                          <w:sz w:val="24"/>
-                          <w:szCs w:val="24"/>
-                        </w:rPr>
-                        <w:t>{tcdate}</w:t>
-                      </w:r>
-                    </w:p>
-                  </w:txbxContent>
-                </v:textbox>
-                <w10:wrap type="square"/>
-              </v:rect>
-            </w:pict>
-          </mc:Fallback>
-        </mc:AlternateContent>
-        <mc:AlternateContent>
-          <mc:Choice Requires="wps">
-            <w:drawing>
-              <wp:anchor behindDoc="0" distT="0" distB="0" distL="0" distR="0" simplePos="0" locked="0" layoutInCell="0" allowOverlap="1" relativeHeight="47">
-                <wp:simplePos x="0" y="0"/>
-                <wp:positionH relativeFrom="column">
-                  <wp:posOffset>10579735</wp:posOffset>
-                </wp:positionH>
-                <wp:positionV relativeFrom="paragraph">
-                  <wp:posOffset>5106035</wp:posOffset>
-                </wp:positionV>
-                <wp:extent cx="1501775" cy="197485"/>
-                <wp:effectExtent l="635" t="635" r="0" b="0"/>
-                <wp:wrapSquare wrapText="bothSides"/>
-                <wp:docPr id="24" name="Frame 53"/>
-                <a:graphic xmlns:a="http://schemas.openxmlformats.org/drawingml/2006/main">
-                  <a:graphicData uri="http://schemas.microsoft.com/office/word/2010/wordprocessingShape">
-                    <wps:wsp>
-                      <wps:cNvSpPr/>
-                      <wps:spPr>
-                        <a:xfrm>
-                          <a:off x="0" y="0"/>
-                          <a:ext cx="1501920" cy="197640"/>
-                        </a:xfrm>
-                        <a:prstGeom prst="rect">
-                          <a:avLst/>
-                        </a:prstGeom>
-                        <a:noFill/>
-                        <a:ln w="0">
-                          <a:noFill/>
-                        </a:ln>
-                      </wps:spPr>
-                      <wps:style>
-                        <a:lnRef idx="0"/>
-                        <a:fillRef idx="0"/>
-                        <a:effectRef idx="0"/>
-                        <a:fontRef idx="minor"/>
-                      </wps:style>
-                      <wps:txbx>
-                        <w:txbxContent>
-                          <w:p>
-                            <w:pPr>
-                              <w:pStyle w:val="FrameContents"/>
-                              <w:jc w:val="left"/>
-                              <w:rPr>
-                                <w:b/>
-                                <w:bCs/>
-                              </w:rPr>
-                            </w:pPr>
-                            <w:r>
-                              <w:rPr>
-                                <w:b/>
-                                <w:bCs/>
-                                <w:color w:val="000000"/>
-                                <w:sz w:val="24"/>
-                                <w:szCs w:val="24"/>
-                              </w:rPr>
-                              <w:t>{dob}</w:t>
-                            </w:r>
-                          </w:p>
-                        </w:txbxContent>
-                      </wps:txbx>
-                      <wps:bodyPr lIns="0" rIns="0" tIns="0" bIns="0" anchor="t">
-                        <a:noAutofit/>
-                      </wps:bodyPr>
-                    </wps:wsp>
-                  </a:graphicData>
-                </a:graphic>
-              </wp:anchor>
-            </w:drawing>
-          </mc:Choice>
-          <mc:Fallback>
-            <w:pict>
-              <v:rect id="shape_0" ID="Frame 53" path="m0,0l-2147483645,0l-2147483645,-2147483646l0,-2147483646xe" stroked="f" o:allowincell="f" style="position:absolute;margin-left:833.05pt;margin-top:402.05pt;width:118.2pt;height:15.5pt;mso-wrap-style:square;v-text-anchor:top">
-                <v:fill o:detectmouseclick="t" on="false"/>
-                <v:stroke color="#3465a4" joinstyle="round" endcap="flat"/>
-                <v:textbox>
-                  <w:txbxContent>
-                    <w:p>
-                      <w:pPr>
-                        <w:pStyle w:val="FrameContents"/>
-                        <w:jc w:val="left"/>
-                        <w:rPr>
-                          <w:b/>
-                          <w:bCs/>
-                        </w:rPr>
-                      </w:pPr>
-                      <w:r>
-                        <w:rPr>
-                          <w:b/>
-                          <w:bCs/>
-                          <w:color w:val="000000"/>
-                          <w:sz w:val="24"/>
-                          <w:szCs w:val="24"/>
-                        </w:rPr>
-                        <w:t>{dob}</w:t>
-                      </w:r>
-                    </w:p>
-                  </w:txbxContent>
-                </v:textbox>
-                <w10:wrap type="square"/>
-              </v:rect>
-            </w:pict>
-          </mc:Fallback>
-        </mc:AlternateContent>
-        <mc:AlternateContent>
-          <mc:Choice Requires="wps">
-            <w:drawing>
-              <wp:anchor behindDoc="0" distT="0" distB="0" distL="0" distR="0" simplePos="0" locked="0" layoutInCell="0" allowOverlap="1" relativeHeight="49">
-                <wp:simplePos x="0" y="0"/>
-                <wp:positionH relativeFrom="column">
-                  <wp:posOffset>11696065</wp:posOffset>
-                </wp:positionH>
-                <wp:positionV relativeFrom="paragraph">
-                  <wp:posOffset>5366385</wp:posOffset>
-                </wp:positionV>
-                <wp:extent cx="2967355" cy="211455"/>
-                <wp:effectExtent l="635" t="635" r="0" b="0"/>
-                <wp:wrapSquare wrapText="bothSides"/>
-                <wp:docPr id="25" name="Frame 54"/>
-                <a:graphic xmlns:a="http://schemas.openxmlformats.org/drawingml/2006/main">
-                  <a:graphicData uri="http://schemas.microsoft.com/office/word/2010/wordprocessingShape">
-                    <wps:wsp>
-                      <wps:cNvSpPr/>
-                      <wps:spPr>
-                        <a:xfrm>
-                          <a:off x="0" y="0"/>
-                          <a:ext cx="2967480" cy="211320"/>
-                        </a:xfrm>
-                        <a:prstGeom prst="rect">
-                          <a:avLst/>
-                        </a:prstGeom>
-                        <a:noFill/>
-                        <a:ln w="0">
-                          <a:noFill/>
-                        </a:ln>
-                      </wps:spPr>
-                      <wps:style>
-                        <a:lnRef idx="0"/>
-                        <a:fillRef idx="0"/>
-                        <a:effectRef idx="0"/>
-                        <a:fontRef idx="minor"/>
-                      </wps:style>
-                      <wps:txbx>
-                        <w:txbxContent>
-                          <w:p>
-                            <w:pPr>
-                              <w:pStyle w:val="FrameContents"/>
-                              <w:jc w:val="left"/>
-                              <w:rPr>
-                                <w:b/>
-                                <w:bCs/>
-                              </w:rPr>
-                            </w:pPr>
-                            <w:r>
-                              <w:rPr>
-                                <w:b/>
-                                <w:bCs/>
-                                <w:color w:val="000000"/>
-                                <w:sz w:val="24"/>
-                                <w:szCs w:val="24"/>
-                              </w:rPr>
-                              <w:t>{sem}</w:t>
-                            </w:r>
-                          </w:p>
-                        </w:txbxContent>
-                      </wps:txbx>
-                      <wps:bodyPr lIns="0" rIns="0" tIns="0" bIns="0" anchor="t">
-                        <a:noAutofit/>
-                      </wps:bodyPr>
-                    </wps:wsp>
-                  </a:graphicData>
-                </a:graphic>
-              </wp:anchor>
-            </w:drawing>
-          </mc:Choice>
-          <mc:Fallback>
-            <w:pict>
-              <v:rect id="shape_0" ID="Frame 54" path="m0,0l-2147483645,0l-2147483645,-2147483646l0,-2147483646xe" stroked="f" o:allowincell="f" style="position:absolute;margin-left:920.95pt;margin-top:422.55pt;width:233.6pt;height:16.6pt;mso-wrap-style:square;v-text-anchor:top">
-                <v:fill o:detectmouseclick="t" on="false"/>
-                <v:stroke color="#3465a4" joinstyle="round" endcap="flat"/>
-                <v:textbox>
-                  <w:txbxContent>
-                    <w:p>
-                      <w:pPr>
-                        <w:pStyle w:val="FrameContents"/>
-                        <w:jc w:val="left"/>
-                        <w:rPr>
-                          <w:b/>
-                          <w:bCs/>
-                        </w:rPr>
-                      </w:pPr>
-                      <w:r>
-                        <w:rPr>
-                          <w:b/>
-                          <w:bCs/>
-                          <w:color w:val="000000"/>
-                          <w:sz w:val="24"/>
-                          <w:szCs w:val="24"/>
-                        </w:rPr>
-                        <w:t>{sem}</w:t>
-                      </w:r>
-                    </w:p>
-                  </w:txbxContent>
-                </v:textbox>
-                <w10:wrap type="square"/>
-              </v:rect>
-            </w:pict>
-          </mc:Fallback>
-        </mc:AlternateContent>
-        <mc:AlternateContent>
-          <mc:Choice Requires="wps">
-            <w:drawing>
-              <wp:anchor behindDoc="0" distT="0" distB="0" distL="0" distR="0" simplePos="0" locked="0" layoutInCell="0" allowOverlap="1" relativeHeight="51">
-                <wp:simplePos x="0" y="0"/>
-                <wp:positionH relativeFrom="column">
-                  <wp:posOffset>11682095</wp:posOffset>
-                </wp:positionH>
-                <wp:positionV relativeFrom="paragraph">
-                  <wp:posOffset>5622925</wp:posOffset>
-                </wp:positionV>
-                <wp:extent cx="1561465" cy="213360"/>
-                <wp:effectExtent l="635" t="0" r="0" b="0"/>
-                <wp:wrapSquare wrapText="bothSides"/>
-                <wp:docPr id="26" name="Frame 55"/>
-                <a:graphic xmlns:a="http://schemas.openxmlformats.org/drawingml/2006/main">
-                  <a:graphicData uri="http://schemas.microsoft.com/office/word/2010/wordprocessingShape">
-                    <wps:wsp>
-                      <wps:cNvSpPr/>
-                      <wps:spPr>
-                        <a:xfrm>
-                          <a:off x="0" y="0"/>
-                          <a:ext cx="1561320" cy="213480"/>
-                        </a:xfrm>
-                        <a:prstGeom prst="rect">
-                          <a:avLst/>
-                        </a:prstGeom>
-                        <a:noFill/>
-                        <a:ln w="0">
-                          <a:noFill/>
-                        </a:ln>
-                      </wps:spPr>
-                      <wps:style>
-                        <a:lnRef idx="0"/>
-                        <a:fillRef idx="0"/>
-                        <a:effectRef idx="0"/>
-                        <a:fontRef idx="minor"/>
-                      </wps:style>
-                      <wps:txbx>
-                        <w:txbxContent>
-                          <w:p>
-                            <w:pPr>
-                              <w:pStyle w:val="FrameContents"/>
-                              <w:jc w:val="left"/>
-                              <w:rPr>
-                                <w:b/>
-                                <w:bCs/>
-                              </w:rPr>
-                            </w:pPr>
-                            <w:r>
-                              <w:rPr>
-                                <w:b/>
-                                <w:bCs/>
-                                <w:color w:val="000000"/>
-                                <w:sz w:val="24"/>
-                                <w:szCs w:val="24"/>
-                              </w:rPr>
-                              <w:t>{admdate}</w:t>
-                            </w:r>
-                          </w:p>
-                        </w:txbxContent>
-                      </wps:txbx>
-                      <wps:bodyPr lIns="0" rIns="0" tIns="0" bIns="0" anchor="t">
-                        <a:noAutofit/>
-                      </wps:bodyPr>
-                    </wps:wsp>
-                  </a:graphicData>
-                </a:graphic>
-              </wp:anchor>
-            </w:drawing>
-          </mc:Choice>
-          <mc:Fallback>
-            <w:pict>
-              <v:rect id="shape_0" ID="Frame 55" path="m0,0l-2147483645,0l-2147483645,-2147483646l0,-2147483646xe" stroked="f" o:allowincell="f" style="position:absolute;margin-left:919.85pt;margin-top:442.75pt;width:122.9pt;height:16.75pt;mso-wrap-style:square;v-text-anchor:top">
-                <v:fill o:detectmouseclick="t" on="false"/>
-                <v:stroke color="#3465a4" joinstyle="round" endcap="flat"/>
-                <v:textbox>
-                  <w:txbxContent>
-                    <w:p>
-                      <w:pPr>
-                        <w:pStyle w:val="FrameContents"/>
-                        <w:jc w:val="left"/>
-                        <w:rPr>
-                          <w:b/>
-                          <w:bCs/>
-                        </w:rPr>
-                      </w:pPr>
-                      <w:r>
-                        <w:rPr>
-                          <w:b/>
-                          <w:bCs/>
-                          <w:color w:val="000000"/>
-                          <w:sz w:val="24"/>
-                          <w:szCs w:val="24"/>
-                        </w:rPr>
-                        <w:t>{admdate}</w:t>
-                      </w:r>
-                    </w:p>
-                  </w:txbxContent>
-                </v:textbox>
-                <w10:wrap type="square"/>
-              </v:rect>
-            </w:pict>
-          </mc:Fallback>
-        </mc:AlternateContent>
-        <mc:AlternateContent>
-          <mc:Choice Requires="wps">
-            <w:drawing>
-              <wp:anchor behindDoc="0" distT="0" distB="0" distL="0" distR="0" simplePos="0" locked="0" layoutInCell="0" allowOverlap="1" relativeHeight="53">
-                <wp:simplePos x="0" y="0"/>
-                <wp:positionH relativeFrom="column">
-                  <wp:posOffset>10848975</wp:posOffset>
-                </wp:positionH>
-                <wp:positionV relativeFrom="paragraph">
-                  <wp:posOffset>6045835</wp:posOffset>
-                </wp:positionV>
-                <wp:extent cx="2118360" cy="207645"/>
-                <wp:effectExtent l="0" t="635" r="0" b="0"/>
-                <wp:wrapSquare wrapText="bothSides"/>
-                <wp:docPr id="27" name="Frame 56"/>
-                <a:graphic xmlns:a="http://schemas.openxmlformats.org/drawingml/2006/main">
-                  <a:graphicData uri="http://schemas.microsoft.com/office/word/2010/wordprocessingShape">
-                    <wps:wsp>
-                      <wps:cNvSpPr/>
-                      <wps:spPr>
-                        <a:xfrm>
-                          <a:off x="0" y="0"/>
-                          <a:ext cx="2118240" cy="207720"/>
-                        </a:xfrm>
-                        <a:prstGeom prst="rect">
-                          <a:avLst/>
-                        </a:prstGeom>
-                        <a:noFill/>
-                        <a:ln w="0">
-                          <a:noFill/>
-                        </a:ln>
-                      </wps:spPr>
-                      <wps:style>
-                        <a:lnRef idx="0"/>
-                        <a:fillRef idx="0"/>
-                        <a:effectRef idx="0"/>
-                        <a:fontRef idx="minor"/>
-                      </wps:style>
-                      <wps:txbx>
-                        <w:txbxContent>
-                          <w:p>
-                            <w:pPr>
-                              <w:pStyle w:val="FrameContents"/>
-                              <w:jc w:val="left"/>
-                              <w:rPr>
-                                <w:b/>
-                                <w:bCs/>
-                              </w:rPr>
-                            </w:pPr>
-                            <w:r>
-                              <w:rPr>
-                                <w:b/>
-                                <w:bCs/>
-                                <w:color w:val="000000"/>
-                                <w:sz w:val="24"/>
-                                <w:szCs w:val="24"/>
-                              </w:rPr>
-                              <w:t>{course}</w:t>
-                            </w:r>
-                          </w:p>
-                        </w:txbxContent>
-                      </wps:txbx>
-                      <wps:bodyPr lIns="0" rIns="0" tIns="0" bIns="0" anchor="t">
-                        <a:noAutofit/>
-                      </wps:bodyPr>
-                    </wps:wsp>
-                  </a:graphicData>
-                </a:graphic>
-              </wp:anchor>
-            </w:drawing>
-          </mc:Choice>
-          <mc:Fallback>
-            <w:pict>
-              <v:rect id="shape_0" ID="Frame 56" path="m0,0l-2147483645,0l-2147483645,-2147483646l0,-2147483646xe" stroked="f" o:allowincell="f" style="position:absolute;margin-left:854.25pt;margin-top:476.05pt;width:166.75pt;height:16.3pt;mso-wrap-style:square;v-text-anchor:top">
-                <v:fill o:detectmouseclick="t" on="false"/>
-                <v:stroke color="#3465a4" joinstyle="round" endcap="flat"/>
-                <v:textbox>
-                  <w:txbxContent>
-                    <w:p>
-                      <w:pPr>
-                        <w:pStyle w:val="FrameContents"/>
-                        <w:jc w:val="left"/>
-                        <w:rPr>
-                          <w:b/>
-                          <w:bCs/>
-                        </w:rPr>
-                      </w:pPr>
-                      <w:r>
-                        <w:rPr>
-                          <w:b/>
-                          <w:bCs/>
-                          <w:color w:val="000000"/>
-                          <w:sz w:val="24"/>
-                          <w:szCs w:val="24"/>
-                        </w:rPr>
-                        <w:t>{course}</w:t>
-                      </w:r>
-                    </w:p>
-                  </w:txbxContent>
-                </v:textbox>
-                <w10:wrap type="square"/>
-              </v:rect>
-            </w:pict>
-          </mc:Fallback>
-        </mc:AlternateContent>
-        <mc:AlternateContent>
-          <mc:Choice Requires="wps">
-            <w:drawing>
-              <wp:anchor behindDoc="0" distT="635" distB="0" distL="635" distR="0" simplePos="0" locked="0" layoutInCell="0" allowOverlap="1" relativeHeight="55">
+              <wp:anchor behindDoc="0" distT="635" distB="0" distL="635" distR="0" simplePos="0" locked="0" layoutInCell="0" allowOverlap="1" relativeHeight="27">
                 <wp:simplePos x="0" y="0"/>
                 <wp:positionH relativeFrom="column">
                   <wp:posOffset>12285980</wp:posOffset>
@@ -2899,7 +1425,7 @@
                 <wp:extent cx="1943735" cy="206375"/>
                 <wp:effectExtent l="635" t="635" r="0" b="0"/>
                 <wp:wrapSquare wrapText="bothSides"/>
-                <wp:docPr id="28" name="Frame 1"/>
+                <wp:docPr id="14" name="Frame 1"/>
                 <a:graphic xmlns:a="http://schemas.openxmlformats.org/drawingml/2006/main">
                   <a:graphicData uri="http://schemas.microsoft.com/office/word/2010/wordprocessingShape">
                     <wps:wsp>
@@ -2995,7 +1521,7 @@
         <mc:AlternateContent>
           <mc:Choice Requires="wps">
             <w:drawing>
-              <wp:anchor behindDoc="0" distT="0" distB="0" distL="4445" distR="635" simplePos="0" locked="0" layoutInCell="0" allowOverlap="1" relativeHeight="57">
+              <wp:anchor behindDoc="0" distT="0" distB="0" distL="5080" distR="635" simplePos="0" locked="0" layoutInCell="0" allowOverlap="1" relativeHeight="29">
                 <wp:simplePos x="0" y="0"/>
                 <wp:positionH relativeFrom="column">
                   <wp:posOffset>2367280</wp:posOffset>
@@ -3006,7 +1532,7 @@
                 <wp:extent cx="1620520" cy="206375"/>
                 <wp:effectExtent l="635" t="635" r="0" b="0"/>
                 <wp:wrapSquare wrapText="bothSides"/>
-                <wp:docPr id="29" name="Frame 2"/>
+                <wp:docPr id="15" name="Frame 2"/>
                 <a:graphic xmlns:a="http://schemas.openxmlformats.org/drawingml/2006/main">
                   <a:graphicData uri="http://schemas.microsoft.com/office/word/2010/wordprocessingShape">
                     <wps:wsp>
@@ -3037,8 +1563,8 @@
                               <w:pStyle w:val="FrameContents"/>
                               <w:jc w:val="left"/>
                               <w:rPr>
-                                <w:b/>
-                                <w:bCs/>
+                                <w:sz w:val="22"/>
+                                <w:szCs w:val="22"/>
                               </w:rPr>
                             </w:pPr>
                             <w:r>
@@ -3046,8 +1572,8 @@
                                 <w:b/>
                                 <w:bCs/>
                                 <w:color w:val="000000"/>
-                                <w:sz w:val="24"/>
-                                <w:szCs w:val="24"/>
+                                <w:sz w:val="22"/>
+                                <w:szCs w:val="22"/>
                               </w:rPr>
                               <w:t>{due}</w:t>
                             </w:r>
@@ -3075,8 +1601,8 @@
                         <w:pStyle w:val="FrameContents"/>
                         <w:jc w:val="left"/>
                         <w:rPr>
-                          <w:b/>
-                          <w:bCs/>
+                          <w:sz w:val="22"/>
+                          <w:szCs w:val="22"/>
                         </w:rPr>
                       </w:pPr>
                       <w:r>
@@ -3084,8 +1610,8 @@
                           <w:b/>
                           <w:bCs/>
                           <w:color w:val="000000"/>
-                          <w:sz w:val="24"/>
-                          <w:szCs w:val="24"/>
+                          <w:sz w:val="22"/>
+                          <w:szCs w:val="22"/>
                         </w:rPr>
                         <w:t>{due}</w:t>
                       </w:r>
@@ -3100,7 +1626,7 @@
         <mc:AlternateContent>
           <mc:Choice Requires="wps">
             <w:drawing>
-              <wp:anchor behindDoc="0" distT="0" distB="0" distL="635" distR="0" simplePos="0" locked="0" layoutInCell="0" allowOverlap="1" relativeHeight="59">
+              <wp:anchor behindDoc="0" distT="0" distB="0" distL="635" distR="0" simplePos="0" locked="0" layoutInCell="0" allowOverlap="1" relativeHeight="31">
                 <wp:simplePos x="0" y="0"/>
                 <wp:positionH relativeFrom="column">
                   <wp:posOffset>8434070</wp:posOffset>
@@ -3111,7 +1637,7 @@
                 <wp:extent cx="1943735" cy="206375"/>
                 <wp:effectExtent l="635" t="635" r="0" b="0"/>
                 <wp:wrapSquare wrapText="bothSides"/>
-                <wp:docPr id="30" name="Frame 3"/>
+                <wp:docPr id="16" name="Frame 3"/>
                 <a:graphic xmlns:a="http://schemas.openxmlformats.org/drawingml/2006/main">
                   <a:graphicData uri="http://schemas.microsoft.com/office/word/2010/wordprocessingShape">
                     <wps:wsp>
@@ -3207,18 +1733,18 @@
         <mc:AlternateContent>
           <mc:Choice Requires="wps">
             <w:drawing>
-              <wp:anchor behindDoc="0" distT="0" distB="0" distL="0" distR="0" simplePos="0" locked="0" layoutInCell="0" allowOverlap="1" relativeHeight="61">
+              <wp:anchor behindDoc="0" distT="0" distB="0" distL="0" distR="0" simplePos="0" locked="0" layoutInCell="0" allowOverlap="1" relativeHeight="33">
                 <wp:simplePos x="0" y="0"/>
                 <wp:positionH relativeFrom="column">
                   <wp:posOffset>6184900</wp:posOffset>
                 </wp:positionH>
                 <wp:positionV relativeFrom="paragraph">
-                  <wp:posOffset>6507480</wp:posOffset>
+                  <wp:posOffset>6530975</wp:posOffset>
                 </wp:positionV>
-                <wp:extent cx="3222625" cy="427990"/>
+                <wp:extent cx="3142615" cy="362585"/>
                 <wp:effectExtent l="635" t="0" r="0" b="0"/>
                 <wp:wrapSquare wrapText="bothSides"/>
-                <wp:docPr id="31" name="Frame 16"/>
+                <wp:docPr id="17" name="Frame 16"/>
                 <a:graphic xmlns:a="http://schemas.openxmlformats.org/drawingml/2006/main">
                   <a:graphicData uri="http://schemas.microsoft.com/office/word/2010/wordprocessingShape">
                     <wps:wsp>
@@ -3226,7 +1752,7 @@
                       <wps:spPr>
                         <a:xfrm>
                           <a:off x="0" y="0"/>
-                          <a:ext cx="3222720" cy="428040"/>
+                          <a:ext cx="3142440" cy="362520"/>
                         </a:xfrm>
                         <a:prstGeom prst="rect">
                           <a:avLst/>
@@ -3266,7 +1792,7 @@
                           </w:p>
                         </w:txbxContent>
                       </wps:txbx>
-                      <wps:bodyPr lIns="0" rIns="0" tIns="0" bIns="0" anchor="t">
+                      <wps:bodyPr lIns="0" rIns="0" tIns="0" bIns="0" anchor="b">
                         <a:noAutofit/>
                       </wps:bodyPr>
                     </wps:wsp>
@@ -3277,7 +1803,7 @@
           </mc:Choice>
           <mc:Fallback>
             <w:pict>
-              <v:rect id="shape_0" ID="Frame 16" path="m0,0l-2147483645,0l-2147483645,-2147483646l0,-2147483646xe" stroked="f" o:allowincell="f" style="position:absolute;margin-left:487pt;margin-top:512.4pt;width:253.7pt;height:33.65pt;mso-wrap-style:square;v-text-anchor:top">
+              <v:rect id="shape_0" ID="Frame 16" path="m0,0l-2147483645,0l-2147483645,-2147483646l0,-2147483646xe" stroked="f" o:allowincell="f" style="position:absolute;margin-left:487pt;margin-top:514.25pt;width:247.4pt;height:28.5pt;mso-wrap-style:square;v-text-anchor:bottom">
                 <v:fill o:detectmouseclick="t" on="false"/>
                 <v:stroke color="#3465a4" joinstyle="round" endcap="flat"/>
                 <v:textbox>
@@ -3312,7 +1838,7 @@
         <mc:AlternateContent>
           <mc:Choice Requires="wps">
             <w:drawing>
-              <wp:anchor behindDoc="0" distT="0" distB="0" distL="0" distR="0" simplePos="0" locked="0" layoutInCell="0" allowOverlap="1" relativeHeight="63">
+              <wp:anchor behindDoc="0" distT="0" distB="0" distL="0" distR="0" simplePos="0" locked="0" layoutInCell="0" allowOverlap="1" relativeHeight="35">
                 <wp:simplePos x="0" y="0"/>
                 <wp:positionH relativeFrom="column">
                   <wp:posOffset>5516880</wp:posOffset>
@@ -3323,7 +1849,7 @@
                 <wp:extent cx="3023235" cy="210185"/>
                 <wp:effectExtent l="635" t="635" r="0" b="0"/>
                 <wp:wrapSquare wrapText="bothSides"/>
-                <wp:docPr id="32" name="Frame 17"/>
+                <wp:docPr id="18" name="Frame 17"/>
                 <a:graphic xmlns:a="http://schemas.openxmlformats.org/drawingml/2006/main">
                   <a:graphicData uri="http://schemas.microsoft.com/office/word/2010/wordprocessingShape">
                     <wps:wsp>
@@ -3417,7 +1943,7 @@
         <mc:AlternateContent>
           <mc:Choice Requires="wps">
             <w:drawing>
-              <wp:anchor behindDoc="0" distT="0" distB="0" distL="0" distR="0" simplePos="0" locked="0" layoutInCell="0" allowOverlap="1" relativeHeight="65">
+              <wp:anchor behindDoc="0" distT="0" distB="0" distL="0" distR="0" simplePos="0" locked="0" layoutInCell="0" allowOverlap="1" relativeHeight="37">
                 <wp:simplePos x="0" y="0"/>
                 <wp:positionH relativeFrom="column">
                   <wp:posOffset>4958715</wp:posOffset>
@@ -3428,7 +1954,7 @@
                 <wp:extent cx="2799080" cy="213995"/>
                 <wp:effectExtent l="0" t="635" r="0" b="0"/>
                 <wp:wrapSquare wrapText="bothSides"/>
-                <wp:docPr id="33" name="Frame 18"/>
+                <wp:docPr id="19" name="Frame 18"/>
                 <a:graphic xmlns:a="http://schemas.openxmlformats.org/drawingml/2006/main">
                   <a:graphicData uri="http://schemas.microsoft.com/office/word/2010/wordprocessingShape">
                     <wps:wsp>
@@ -3522,7 +2048,7 @@
         <mc:AlternateContent>
           <mc:Choice Requires="wps">
             <w:drawing>
-              <wp:anchor behindDoc="0" distT="0" distB="0" distL="0" distR="0" simplePos="0" locked="0" layoutInCell="0" allowOverlap="1" relativeHeight="67">
+              <wp:anchor behindDoc="0" distT="0" distB="0" distL="0" distR="0" simplePos="0" locked="0" layoutInCell="0" allowOverlap="1" relativeHeight="39">
                 <wp:simplePos x="0" y="0"/>
                 <wp:positionH relativeFrom="column">
                   <wp:posOffset>5486400</wp:posOffset>
@@ -3533,7 +2059,7 @@
                 <wp:extent cx="1405255" cy="203835"/>
                 <wp:effectExtent l="635" t="635" r="0" b="0"/>
                 <wp:wrapSquare wrapText="bothSides"/>
-                <wp:docPr id="34" name="Frame 19"/>
+                <wp:docPr id="20" name="Frame 19"/>
                 <a:graphic xmlns:a="http://schemas.openxmlformats.org/drawingml/2006/main">
                   <a:graphicData uri="http://schemas.microsoft.com/office/word/2010/wordprocessingShape">
                     <wps:wsp>
@@ -3627,7 +2153,7 @@
         <mc:AlternateContent>
           <mc:Choice Requires="wps">
             <w:drawing>
-              <wp:anchor behindDoc="0" distT="0" distB="0" distL="0" distR="0" simplePos="0" locked="0" layoutInCell="0" allowOverlap="1" relativeHeight="69">
+              <wp:anchor behindDoc="0" distT="0" distB="0" distL="0" distR="0" simplePos="0" locked="0" layoutInCell="0" allowOverlap="1" relativeHeight="41">
                 <wp:simplePos x="0" y="0"/>
                 <wp:positionH relativeFrom="column">
                   <wp:posOffset>5264150</wp:posOffset>
@@ -3638,7 +2164,7 @@
                 <wp:extent cx="1410335" cy="218440"/>
                 <wp:effectExtent l="635" t="0" r="0" b="0"/>
                 <wp:wrapSquare wrapText="bothSides"/>
-                <wp:docPr id="35" name="Frame 20"/>
+                <wp:docPr id="21" name="Frame 20"/>
                 <a:graphic xmlns:a="http://schemas.openxmlformats.org/drawingml/2006/main">
                   <a:graphicData uri="http://schemas.microsoft.com/office/word/2010/wordprocessingShape">
                     <wps:wsp>
@@ -3732,7 +2258,7 @@
         <mc:AlternateContent>
           <mc:Choice Requires="wps">
             <w:drawing>
-              <wp:anchor behindDoc="0" distT="0" distB="0" distL="0" distR="0" simplePos="0" locked="0" layoutInCell="0" allowOverlap="1" relativeHeight="71">
+              <wp:anchor behindDoc="0" distT="0" distB="0" distL="0" distR="0" simplePos="0" locked="0" layoutInCell="0" allowOverlap="1" relativeHeight="43">
                 <wp:simplePos x="0" y="0"/>
                 <wp:positionH relativeFrom="column">
                   <wp:posOffset>6295390</wp:posOffset>
@@ -3743,7 +2269,7 @@
                 <wp:extent cx="1943735" cy="205740"/>
                 <wp:effectExtent l="635" t="0" r="0" b="0"/>
                 <wp:wrapSquare wrapText="bothSides"/>
-                <wp:docPr id="36" name="Frame 21"/>
+                <wp:docPr id="22" name="Frame 21"/>
                 <a:graphic xmlns:a="http://schemas.openxmlformats.org/drawingml/2006/main">
                   <a:graphicData uri="http://schemas.microsoft.com/office/word/2010/wordprocessingShape">
                     <wps:wsp>
@@ -3837,18 +2363,18 @@
         <mc:AlternateContent>
           <mc:Choice Requires="wps">
             <w:drawing>
-              <wp:anchor behindDoc="0" distT="0" distB="0" distL="0" distR="0" simplePos="0" locked="0" layoutInCell="0" allowOverlap="1" relativeHeight="73">
+              <wp:anchor behindDoc="0" distT="0" distB="0" distL="0" distR="0" simplePos="0" locked="0" layoutInCell="0" allowOverlap="1" relativeHeight="45">
                 <wp:simplePos x="0" y="0"/>
                 <wp:positionH relativeFrom="column">
-                  <wp:posOffset>5379720</wp:posOffset>
+                  <wp:posOffset>5398770</wp:posOffset>
                 </wp:positionH>
                 <wp:positionV relativeFrom="paragraph">
-                  <wp:posOffset>4596130</wp:posOffset>
+                  <wp:posOffset>4592320</wp:posOffset>
                 </wp:positionV>
-                <wp:extent cx="4022090" cy="229870"/>
+                <wp:extent cx="3945890" cy="229870"/>
                 <wp:effectExtent l="0" t="0" r="0" b="0"/>
                 <wp:wrapSquare wrapText="bothSides"/>
-                <wp:docPr id="37" name="Frame 22"/>
+                <wp:docPr id="23" name="Frame 22"/>
                 <a:graphic xmlns:a="http://schemas.openxmlformats.org/drawingml/2006/main">
                   <a:graphicData uri="http://schemas.microsoft.com/office/word/2010/wordprocessingShape">
                     <wps:wsp>
@@ -3856,7 +2382,7 @@
                       <wps:spPr>
                         <a:xfrm>
                           <a:off x="0" y="0"/>
-                          <a:ext cx="4021920" cy="230040"/>
+                          <a:ext cx="3945960" cy="230040"/>
                         </a:xfrm>
                         <a:prstGeom prst="rect">
                           <a:avLst/>
@@ -3907,7 +2433,7 @@
           </mc:Choice>
           <mc:Fallback>
             <w:pict>
-              <v:rect id="shape_0" ID="Frame 22" path="m0,0l-2147483645,0l-2147483645,-2147483646l0,-2147483646xe" stroked="f" o:allowincell="f" style="position:absolute;margin-left:423.6pt;margin-top:361.9pt;width:316.65pt;height:18.05pt;mso-wrap-style:square;v-text-anchor:top">
+              <v:rect id="shape_0" ID="Frame 22" path="m0,0l-2147483645,0l-2147483645,-2147483646l0,-2147483646xe" stroked="f" o:allowincell="f" style="position:absolute;margin-left:425.1pt;margin-top:361.6pt;width:310.65pt;height:18.05pt;mso-wrap-style:square;v-text-anchor:top">
                 <v:fill o:detectmouseclick="t" on="false"/>
                 <v:stroke color="#3465a4" joinstyle="round" endcap="flat"/>
                 <v:textbox>
@@ -3942,18 +2468,18 @@
         <mc:AlternateContent>
           <mc:Choice Requires="wps">
             <w:drawing>
-              <wp:anchor behindDoc="0" distT="0" distB="0" distL="0" distR="0" simplePos="0" locked="0" layoutInCell="0" allowOverlap="1" relativeHeight="75">
+              <wp:anchor behindDoc="0" distT="0" distB="0" distL="0" distR="0" simplePos="0" locked="0" layoutInCell="0" allowOverlap="1" relativeHeight="47">
                 <wp:simplePos x="0" y="0"/>
                 <wp:positionH relativeFrom="column">
                   <wp:posOffset>5145405</wp:posOffset>
                 </wp:positionH>
                 <wp:positionV relativeFrom="paragraph">
-                  <wp:posOffset>4807585</wp:posOffset>
+                  <wp:posOffset>4803775</wp:posOffset>
                 </wp:positionV>
                 <wp:extent cx="2379345" cy="297180"/>
                 <wp:effectExtent l="635" t="0" r="0" b="0"/>
                 <wp:wrapSquare wrapText="bothSides"/>
-                <wp:docPr id="38" name="Frame 23"/>
+                <wp:docPr id="24" name="Frame 23"/>
                 <a:graphic xmlns:a="http://schemas.openxmlformats.org/drawingml/2006/main">
                   <a:graphicData uri="http://schemas.microsoft.com/office/word/2010/wordprocessingShape">
                     <wps:wsp>
@@ -3982,7 +2508,7 @@
                           <w:p>
                             <w:pPr>
                               <w:pStyle w:val="FrameContents"/>
-                              <w:overflowPunct w:val="true"/>
+                              <w:overflowPunct w:val="false"/>
                               <w:jc w:val="left"/>
                               <w:rPr>
                                 <w:b/>
@@ -4013,7 +2539,7 @@
           </mc:Choice>
           <mc:Fallback>
             <w:pict>
-              <v:rect id="shape_0" ID="Frame 23" path="m0,0l-2147483645,0l-2147483645,-2147483646l0,-2147483646xe" stroked="f" o:allowincell="f" style="position:absolute;margin-left:405.15pt;margin-top:378.55pt;width:187.3pt;height:23.35pt;mso-wrap-style:square;v-text-anchor:top">
+              <v:rect id="shape_0" ID="Frame 23" path="m0,0l-2147483645,0l-2147483645,-2147483646l0,-2147483646xe" stroked="f" o:allowincell="f" style="position:absolute;margin-left:405.15pt;margin-top:378.25pt;width:187.3pt;height:23.35pt;mso-wrap-style:square;v-text-anchor:top">
                 <v:fill o:detectmouseclick="t" on="false"/>
                 <v:stroke color="#3465a4" joinstyle="round" endcap="flat"/>
                 <v:textbox>
@@ -4021,7 +2547,7 @@
                     <w:p>
                       <w:pPr>
                         <w:pStyle w:val="FrameContents"/>
-                        <w:overflowPunct w:val="true"/>
+                        <w:overflowPunct w:val="false"/>
                         <w:jc w:val="left"/>
                         <w:rPr>
                           <w:b/>
@@ -4049,7 +2575,7 @@
         <mc:AlternateContent>
           <mc:Choice Requires="wps">
             <w:drawing>
-              <wp:anchor behindDoc="0" distT="0" distB="0" distL="0" distR="0" simplePos="0" locked="0" layoutInCell="0" allowOverlap="1" relativeHeight="77">
+              <wp:anchor behindDoc="0" distT="0" distB="0" distL="0" distR="0" simplePos="0" locked="0" layoutInCell="0" allowOverlap="1" relativeHeight="49">
                 <wp:simplePos x="0" y="0"/>
                 <wp:positionH relativeFrom="column">
                   <wp:posOffset>4611370</wp:posOffset>
@@ -4060,7 +2586,7 @@
                 <wp:extent cx="4605655" cy="295275"/>
                 <wp:effectExtent l="635" t="635" r="0" b="0"/>
                 <wp:wrapSquare wrapText="bothSides"/>
-                <wp:docPr id="39" name="Frame 24"/>
+                <wp:docPr id="25" name="Frame 24"/>
                 <a:graphic xmlns:a="http://schemas.openxmlformats.org/drawingml/2006/main">
                   <a:graphicData uri="http://schemas.microsoft.com/office/word/2010/wordprocessingShape">
                     <wps:wsp>
@@ -4154,18 +2680,18 @@
         <mc:AlternateContent>
           <mc:Choice Requires="wps">
             <w:drawing>
-              <wp:anchor behindDoc="0" distT="0" distB="0" distL="0" distR="0" simplePos="0" locked="0" layoutInCell="0" allowOverlap="1" relativeHeight="79">
+              <wp:anchor behindDoc="0" distT="0" distB="0" distL="0" distR="0" simplePos="0" locked="0" layoutInCell="0" allowOverlap="1" relativeHeight="51">
                 <wp:simplePos x="0" y="0"/>
                 <wp:positionH relativeFrom="column">
-                  <wp:posOffset>8494395</wp:posOffset>
+                  <wp:posOffset>8532495</wp:posOffset>
                 </wp:positionH>
                 <wp:positionV relativeFrom="paragraph">
                   <wp:posOffset>3794125</wp:posOffset>
                 </wp:positionV>
-                <wp:extent cx="850900" cy="203200"/>
+                <wp:extent cx="783590" cy="203200"/>
                 <wp:effectExtent l="0" t="0" r="0" b="0"/>
                 <wp:wrapSquare wrapText="bothSides"/>
-                <wp:docPr id="40" name="Frame 26"/>
+                <wp:docPr id="26" name="Frame 26"/>
                 <a:graphic xmlns:a="http://schemas.openxmlformats.org/drawingml/2006/main">
                   <a:graphicData uri="http://schemas.microsoft.com/office/word/2010/wordprocessingShape">
                     <wps:wsp>
@@ -4173,7 +2699,7 @@
                       <wps:spPr>
                         <a:xfrm>
                           <a:off x="0" y="0"/>
-                          <a:ext cx="851040" cy="203040"/>
+                          <a:ext cx="783720" cy="203040"/>
                         </a:xfrm>
                         <a:prstGeom prst="rect">
                           <a:avLst/>
@@ -4224,7 +2750,7 @@
           </mc:Choice>
           <mc:Fallback>
             <w:pict>
-              <v:rect id="shape_0" ID="Frame 26" path="m0,0l-2147483645,0l-2147483645,-2147483646l0,-2147483646xe" stroked="f" o:allowincell="f" style="position:absolute;margin-left:668.85pt;margin-top:298.75pt;width:66.95pt;height:15.95pt;mso-wrap-style:square;v-text-anchor:top">
+              <v:rect id="shape_0" ID="Frame 26" path="m0,0l-2147483645,0l-2147483645,-2147483646l0,-2147483646xe" stroked="f" o:allowincell="f" style="position:absolute;margin-left:671.85pt;margin-top:298.75pt;width:61.65pt;height:15.95pt;mso-wrap-style:square;v-text-anchor:top">
                 <v:fill o:detectmouseclick="t" on="false"/>
                 <v:stroke color="#3465a4" joinstyle="round" endcap="flat"/>
                 <v:textbox>
@@ -4259,18 +2785,18 @@
         <mc:AlternateContent>
           <mc:Choice Requires="wps">
             <w:drawing>
-              <wp:anchor behindDoc="0" distT="0" distB="0" distL="0" distR="0" simplePos="0" locked="0" layoutInCell="0" allowOverlap="1" relativeHeight="81">
+              <wp:anchor behindDoc="0" distT="0" distB="0" distL="0" distR="0" simplePos="0" locked="0" layoutInCell="0" allowOverlap="1" relativeHeight="53">
                 <wp:simplePos x="0" y="0"/>
                 <wp:positionH relativeFrom="column">
                   <wp:posOffset>5225415</wp:posOffset>
                 </wp:positionH>
                 <wp:positionV relativeFrom="paragraph">
-                  <wp:posOffset>5106035</wp:posOffset>
+                  <wp:posOffset>5102225</wp:posOffset>
                 </wp:positionV>
                 <wp:extent cx="1501775" cy="197485"/>
                 <wp:effectExtent l="635" t="635" r="0" b="0"/>
                 <wp:wrapSquare wrapText="bothSides"/>
-                <wp:docPr id="41" name="Frame 27"/>
+                <wp:docPr id="27" name="Frame 27"/>
                 <a:graphic xmlns:a="http://schemas.openxmlformats.org/drawingml/2006/main">
                   <a:graphicData uri="http://schemas.microsoft.com/office/word/2010/wordprocessingShape">
                     <wps:wsp>
@@ -4329,7 +2855,7 @@
           </mc:Choice>
           <mc:Fallback>
             <w:pict>
-              <v:rect id="shape_0" ID="Frame 27" path="m0,0l-2147483645,0l-2147483645,-2147483646l0,-2147483646xe" stroked="f" o:allowincell="f" style="position:absolute;margin-left:411.45pt;margin-top:402.05pt;width:118.2pt;height:15.5pt;mso-wrap-style:square;v-text-anchor:top">
+              <v:rect id="shape_0" ID="Frame 27" path="m0,0l-2147483645,0l-2147483645,-2147483646l0,-2147483646xe" stroked="f" o:allowincell="f" style="position:absolute;margin-left:411.45pt;margin-top:401.75pt;width:118.2pt;height:15.5pt;mso-wrap-style:square;v-text-anchor:top">
                 <v:fill o:detectmouseclick="t" on="false"/>
                 <v:stroke color="#3465a4" joinstyle="round" endcap="flat"/>
                 <v:textbox>
@@ -4364,18 +2890,18 @@
         <mc:AlternateContent>
           <mc:Choice Requires="wps">
             <w:drawing>
-              <wp:anchor behindDoc="0" distT="0" distB="0" distL="0" distR="0" simplePos="0" locked="0" layoutInCell="0" allowOverlap="1" relativeHeight="83">
+              <wp:anchor behindDoc="0" distT="0" distB="0" distL="0" distR="0" simplePos="0" locked="0" layoutInCell="0" allowOverlap="1" relativeHeight="55">
                 <wp:simplePos x="0" y="0"/>
                 <wp:positionH relativeFrom="column">
-                  <wp:posOffset>6341745</wp:posOffset>
+                  <wp:posOffset>6494145</wp:posOffset>
                 </wp:positionH>
                 <wp:positionV relativeFrom="paragraph">
                   <wp:posOffset>5366385</wp:posOffset>
                 </wp:positionV>
-                <wp:extent cx="2967355" cy="211455"/>
+                <wp:extent cx="2813685" cy="211455"/>
                 <wp:effectExtent l="635" t="635" r="0" b="0"/>
                 <wp:wrapSquare wrapText="bothSides"/>
-                <wp:docPr id="42" name="Frame 28"/>
+                <wp:docPr id="28" name="Frame 28"/>
                 <a:graphic xmlns:a="http://schemas.openxmlformats.org/drawingml/2006/main">
                   <a:graphicData uri="http://schemas.microsoft.com/office/word/2010/wordprocessingShape">
                     <wps:wsp>
@@ -4383,7 +2909,7 @@
                       <wps:spPr>
                         <a:xfrm>
                           <a:off x="0" y="0"/>
-                          <a:ext cx="2967480" cy="211320"/>
+                          <a:ext cx="2813760" cy="211320"/>
                         </a:xfrm>
                         <a:prstGeom prst="rect">
                           <a:avLst/>
@@ -4434,7 +2960,7 @@
           </mc:Choice>
           <mc:Fallback>
             <w:pict>
-              <v:rect id="shape_0" ID="Frame 28" path="m0,0l-2147483645,0l-2147483645,-2147483646l0,-2147483646xe" stroked="f" o:allowincell="f" style="position:absolute;margin-left:499.35pt;margin-top:422.55pt;width:233.6pt;height:16.6pt;mso-wrap-style:square;v-text-anchor:top">
+              <v:rect id="shape_0" ID="Frame 28" path="m0,0l-2147483645,0l-2147483645,-2147483646l0,-2147483646xe" stroked="f" o:allowincell="f" style="position:absolute;margin-left:511.35pt;margin-top:422.55pt;width:221.5pt;height:16.6pt;mso-wrap-style:square;v-text-anchor:top">
                 <v:fill o:detectmouseclick="t" on="false"/>
                 <v:stroke color="#3465a4" joinstyle="round" endcap="flat"/>
                 <v:textbox>
@@ -4469,7 +2995,7 @@
         <mc:AlternateContent>
           <mc:Choice Requires="wps">
             <w:drawing>
-              <wp:anchor behindDoc="0" distT="0" distB="0" distL="0" distR="0" simplePos="0" locked="0" layoutInCell="0" allowOverlap="1" relativeHeight="85">
+              <wp:anchor behindDoc="0" distT="0" distB="0" distL="0" distR="0" simplePos="0" locked="0" layoutInCell="0" allowOverlap="1" relativeHeight="57">
                 <wp:simplePos x="0" y="0"/>
                 <wp:positionH relativeFrom="column">
                   <wp:posOffset>6327775</wp:posOffset>
@@ -4480,7 +3006,7 @@
                 <wp:extent cx="1561465" cy="213360"/>
                 <wp:effectExtent l="635" t="0" r="0" b="0"/>
                 <wp:wrapSquare wrapText="bothSides"/>
-                <wp:docPr id="43" name="Frame 29"/>
+                <wp:docPr id="29" name="Frame 29"/>
                 <a:graphic xmlns:a="http://schemas.openxmlformats.org/drawingml/2006/main">
                   <a:graphicData uri="http://schemas.microsoft.com/office/word/2010/wordprocessingShape">
                     <wps:wsp>
@@ -4574,7 +3100,7 @@
         <mc:AlternateContent>
           <mc:Choice Requires="wps">
             <w:drawing>
-              <wp:anchor behindDoc="0" distT="0" distB="0" distL="0" distR="0" simplePos="0" locked="0" layoutInCell="0" allowOverlap="1" relativeHeight="87">
+              <wp:anchor behindDoc="0" distT="0" distB="0" distL="0" distR="0" simplePos="0" locked="0" layoutInCell="0" allowOverlap="1" relativeHeight="59">
                 <wp:simplePos x="0" y="0"/>
                 <wp:positionH relativeFrom="column">
                   <wp:posOffset>5494655</wp:posOffset>
@@ -4585,7 +3111,7 @@
                 <wp:extent cx="2118360" cy="207645"/>
                 <wp:effectExtent l="0" t="635" r="0" b="0"/>
                 <wp:wrapSquare wrapText="bothSides"/>
-                <wp:docPr id="44" name="Frame 30"/>
+                <wp:docPr id="30" name="Frame 30"/>
                 <a:graphic xmlns:a="http://schemas.openxmlformats.org/drawingml/2006/main">
                   <a:graphicData uri="http://schemas.microsoft.com/office/word/2010/wordprocessingShape">
                     <wps:wsp>
@@ -4679,7 +3205,7 @@
         <mc:AlternateContent>
           <mc:Choice Requires="wps">
             <w:drawing>
-              <wp:anchor behindDoc="0" distT="635" distB="0" distL="0" distR="0" simplePos="0" locked="0" layoutInCell="0" allowOverlap="1" relativeHeight="89">
+              <wp:anchor behindDoc="0" distT="635" distB="0" distL="0" distR="0" simplePos="0" locked="0" layoutInCell="0" allowOverlap="1" relativeHeight="61">
                 <wp:simplePos x="0" y="0"/>
                 <wp:positionH relativeFrom="column">
                   <wp:posOffset>1417320</wp:posOffset>
@@ -4690,7 +3216,7 @@
                 <wp:extent cx="1183640" cy="205105"/>
                 <wp:effectExtent l="0" t="635" r="0" b="0"/>
                 <wp:wrapSquare wrapText="bothSides"/>
-                <wp:docPr id="45" name="Frame 4"/>
+                <wp:docPr id="31" name="Frame 4"/>
                 <a:graphic xmlns:a="http://schemas.openxmlformats.org/drawingml/2006/main">
                   <a:graphicData uri="http://schemas.microsoft.com/office/word/2010/wordprocessingShape">
                     <wps:wsp>
@@ -4735,27 +3261,7 @@
                                 <w:sz w:val="22"/>
                                 <w:szCs w:val="22"/>
                               </w:rPr>
-                              <w:t>{</w:t>
-                            </w:r>
-                            <w:r>
-                              <w:rPr>
-                                <w:b/>
-                                <w:bCs/>
-                                <w:color w:val="000000"/>
-                                <w:sz w:val="22"/>
-                                <w:szCs w:val="22"/>
-                              </w:rPr>
-                              <w:t>admno</w:t>
-                            </w:r>
-                            <w:r>
-                              <w:rPr>
-                                <w:b/>
-                                <w:bCs/>
-                                <w:color w:val="000000"/>
-                                <w:sz w:val="22"/>
-                                <w:szCs w:val="22"/>
-                              </w:rPr>
-                              <w:t>}</w:t>
+                              <w:t>{admno}</w:t>
                             </w:r>
                           </w:p>
                         </w:txbxContent>
@@ -4795,27 +3301,1479 @@
                           <w:sz w:val="22"/>
                           <w:szCs w:val="22"/>
                         </w:rPr>
-                        <w:t>{</w:t>
+                        <w:t>{admno}</w:t>
                       </w:r>
+                    </w:p>
+                  </w:txbxContent>
+                </v:textbox>
+                <w10:wrap type="square"/>
+              </v:rect>
+            </w:pict>
+          </mc:Fallback>
+        </mc:AlternateContent>
+        <mc:AlternateContent>
+          <mc:Choice Requires="wps">
+            <w:drawing>
+              <wp:anchor behindDoc="0" distT="0" distB="0" distL="0" distR="0" simplePos="0" locked="0" layoutInCell="0" allowOverlap="1" relativeHeight="63">
+                <wp:simplePos x="0" y="0"/>
+                <wp:positionH relativeFrom="column">
+                  <wp:posOffset>11545570</wp:posOffset>
+                </wp:positionH>
+                <wp:positionV relativeFrom="paragraph">
+                  <wp:posOffset>6530975</wp:posOffset>
+                </wp:positionV>
+                <wp:extent cx="3142615" cy="362585"/>
+                <wp:effectExtent l="635" t="0" r="0" b="0"/>
+                <wp:wrapSquare wrapText="bothSides"/>
+                <wp:docPr id="32" name="Frame 15"/>
+                <a:graphic xmlns:a="http://schemas.openxmlformats.org/drawingml/2006/main">
+                  <a:graphicData uri="http://schemas.microsoft.com/office/word/2010/wordprocessingShape">
+                    <wps:wsp>
+                      <wps:cNvSpPr/>
+                      <wps:spPr>
+                        <a:xfrm>
+                          <a:off x="0" y="0"/>
+                          <a:ext cx="3142440" cy="362520"/>
+                        </a:xfrm>
+                        <a:prstGeom prst="rect">
+                          <a:avLst/>
+                        </a:prstGeom>
+                        <a:noFill/>
+                        <a:ln w="0">
+                          <a:noFill/>
+                        </a:ln>
+                      </wps:spPr>
+                      <wps:style>
+                        <a:lnRef idx="0"/>
+                        <a:fillRef idx="0"/>
+                        <a:effectRef idx="0"/>
+                        <a:fontRef idx="minor"/>
+                      </wps:style>
+                      <wps:txbx>
+                        <w:txbxContent>
+                          <w:p>
+                            <w:pPr>
+                              <w:pStyle w:val="FrameContents"/>
+                              <w:jc w:val="left"/>
+                              <w:rPr>
+                                <w:b/>
+                                <w:bCs/>
+                              </w:rPr>
+                            </w:pPr>
+                            <w:r>
+                              <w:rPr>
+                                <w:b/>
+                                <w:bCs/>
+                                <w:color w:val="000000"/>
+                                <w:sz w:val="24"/>
+                                <w:szCs w:val="24"/>
+                              </w:rPr>
+                              <w:t>{examination}, {leftdate}</w:t>
+                            </w:r>
+                          </w:p>
+                        </w:txbxContent>
+                      </wps:txbx>
+                      <wps:bodyPr lIns="0" rIns="0" tIns="0" bIns="0" anchor="b">
+                        <a:noAutofit/>
+                      </wps:bodyPr>
+                    </wps:wsp>
+                  </a:graphicData>
+                </a:graphic>
+              </wp:anchor>
+            </w:drawing>
+          </mc:Choice>
+          <mc:Fallback>
+            <w:pict>
+              <v:rect id="shape_0" ID="Frame 15" path="m0,0l-2147483645,0l-2147483645,-2147483646l0,-2147483646xe" stroked="f" o:allowincell="f" style="position:absolute;margin-left:909.1pt;margin-top:514.25pt;width:247.4pt;height:28.5pt;mso-wrap-style:square;v-text-anchor:bottom">
+                <v:fill o:detectmouseclick="t" on="false"/>
+                <v:stroke color="#3465a4" joinstyle="round" endcap="flat"/>
+                <v:textbox>
+                  <w:txbxContent>
+                    <w:p>
+                      <w:pPr>
+                        <w:pStyle w:val="FrameContents"/>
+                        <w:jc w:val="left"/>
+                        <w:rPr>
+                          <w:b/>
+                          <w:bCs/>
+                        </w:rPr>
+                      </w:pPr>
                       <w:r>
                         <w:rPr>
                           <w:b/>
                           <w:bCs/>
                           <w:color w:val="000000"/>
-                          <w:sz w:val="22"/>
-                          <w:szCs w:val="22"/>
-                        </w:rPr>
-                        <w:t>admno</w:t>
+                          <w:sz w:val="24"/>
+                          <w:szCs w:val="24"/>
+                        </w:rPr>
+                        <w:t>{examination}, {leftdate}</w:t>
                       </w:r>
+                    </w:p>
+                  </w:txbxContent>
+                </v:textbox>
+                <w10:wrap type="square"/>
+              </v:rect>
+            </w:pict>
+          </mc:Fallback>
+        </mc:AlternateContent>
+        <mc:AlternateContent>
+          <mc:Choice Requires="wps">
+            <w:drawing>
+              <wp:anchor behindDoc="0" distT="0" distB="0" distL="0" distR="0" simplePos="0" locked="0" layoutInCell="0" allowOverlap="1" relativeHeight="65">
+                <wp:simplePos x="0" y="0"/>
+                <wp:positionH relativeFrom="column">
+                  <wp:posOffset>10877550</wp:posOffset>
+                </wp:positionH>
+                <wp:positionV relativeFrom="paragraph">
+                  <wp:posOffset>6978015</wp:posOffset>
+                </wp:positionV>
+                <wp:extent cx="3023235" cy="210185"/>
+                <wp:effectExtent l="635" t="635" r="0" b="0"/>
+                <wp:wrapSquare wrapText="bothSides"/>
+                <wp:docPr id="33" name="Frame 25"/>
+                <a:graphic xmlns:a="http://schemas.openxmlformats.org/drawingml/2006/main">
+                  <a:graphicData uri="http://schemas.microsoft.com/office/word/2010/wordprocessingShape">
+                    <wps:wsp>
+                      <wps:cNvSpPr/>
+                      <wps:spPr>
+                        <a:xfrm>
+                          <a:off x="0" y="0"/>
+                          <a:ext cx="3023280" cy="210240"/>
+                        </a:xfrm>
+                        <a:prstGeom prst="rect">
+                          <a:avLst/>
+                        </a:prstGeom>
+                        <a:noFill/>
+                        <a:ln w="0">
+                          <a:noFill/>
+                        </a:ln>
+                      </wps:spPr>
+                      <wps:style>
+                        <a:lnRef idx="0"/>
+                        <a:fillRef idx="0"/>
+                        <a:effectRef idx="0"/>
+                        <a:fontRef idx="minor"/>
+                      </wps:style>
+                      <wps:txbx>
+                        <w:txbxContent>
+                          <w:p>
+                            <w:pPr>
+                              <w:pStyle w:val="FrameContents"/>
+                              <w:jc w:val="left"/>
+                              <w:rPr>
+                                <w:b/>
+                                <w:bCs/>
+                              </w:rPr>
+                            </w:pPr>
+                            <w:r>
+                              <w:rPr>
+                                <w:b/>
+                                <w:bCs/>
+                                <w:color w:val="000000"/>
+                                <w:sz w:val="24"/>
+                                <w:szCs w:val="24"/>
+                              </w:rPr>
+                              <w:t>{subject}</w:t>
+                            </w:r>
+                          </w:p>
+                        </w:txbxContent>
+                      </wps:txbx>
+                      <wps:bodyPr lIns="0" rIns="0" tIns="0" bIns="0" anchor="t">
+                        <a:noAutofit/>
+                      </wps:bodyPr>
+                    </wps:wsp>
+                  </a:graphicData>
+                </a:graphic>
+              </wp:anchor>
+            </w:drawing>
+          </mc:Choice>
+          <mc:Fallback>
+            <w:pict>
+              <v:rect id="shape_0" ID="Frame 25" path="m0,0l-2147483645,0l-2147483645,-2147483646l0,-2147483646xe" stroked="f" o:allowincell="f" style="position:absolute;margin-left:856.5pt;margin-top:549.45pt;width:238pt;height:16.5pt;mso-wrap-style:square;v-text-anchor:top">
+                <v:fill o:detectmouseclick="t" on="false"/>
+                <v:stroke color="#3465a4" joinstyle="round" endcap="flat"/>
+                <v:textbox>
+                  <w:txbxContent>
+                    <w:p>
+                      <w:pPr>
+                        <w:pStyle w:val="FrameContents"/>
+                        <w:jc w:val="left"/>
+                        <w:rPr>
+                          <w:b/>
+                          <w:bCs/>
+                        </w:rPr>
+                      </w:pPr>
                       <w:r>
                         <w:rPr>
                           <w:b/>
                           <w:bCs/>
                           <w:color w:val="000000"/>
-                          <w:sz w:val="22"/>
-                          <w:szCs w:val="22"/>
-                        </w:rPr>
-                        <w:t>}</w:t>
+                          <w:sz w:val="24"/>
+                          <w:szCs w:val="24"/>
+                        </w:rPr>
+                        <w:t>{subject}</w:t>
+                      </w:r>
+                    </w:p>
+                  </w:txbxContent>
+                </v:textbox>
+                <w10:wrap type="square"/>
+              </v:rect>
+            </w:pict>
+          </mc:Fallback>
+        </mc:AlternateContent>
+        <mc:AlternateContent>
+          <mc:Choice Requires="wps">
+            <w:drawing>
+              <wp:anchor behindDoc="0" distT="0" distB="0" distL="0" distR="0" simplePos="0" locked="0" layoutInCell="0" allowOverlap="1" relativeHeight="67">
+                <wp:simplePos x="0" y="0"/>
+                <wp:positionH relativeFrom="column">
+                  <wp:posOffset>10319385</wp:posOffset>
+                </wp:positionH>
+                <wp:positionV relativeFrom="paragraph">
+                  <wp:posOffset>7225665</wp:posOffset>
+                </wp:positionV>
+                <wp:extent cx="2799080" cy="213995"/>
+                <wp:effectExtent l="0" t="635" r="0" b="0"/>
+                <wp:wrapSquare wrapText="bothSides"/>
+                <wp:docPr id="34" name="Frame 35"/>
+                <a:graphic xmlns:a="http://schemas.openxmlformats.org/drawingml/2006/main">
+                  <a:graphicData uri="http://schemas.microsoft.com/office/word/2010/wordprocessingShape">
+                    <wps:wsp>
+                      <wps:cNvSpPr/>
+                      <wps:spPr>
+                        <a:xfrm>
+                          <a:off x="0" y="0"/>
+                          <a:ext cx="2799000" cy="213840"/>
+                        </a:xfrm>
+                        <a:prstGeom prst="rect">
+                          <a:avLst/>
+                        </a:prstGeom>
+                        <a:noFill/>
+                        <a:ln w="0">
+                          <a:noFill/>
+                        </a:ln>
+                      </wps:spPr>
+                      <wps:style>
+                        <a:lnRef idx="0"/>
+                        <a:fillRef idx="0"/>
+                        <a:effectRef idx="0"/>
+                        <a:fontRef idx="minor"/>
+                      </wps:style>
+                      <wps:txbx>
+                        <w:txbxContent>
+                          <w:p>
+                            <w:pPr>
+                              <w:pStyle w:val="FrameContents"/>
+                              <w:jc w:val="left"/>
+                              <w:rPr>
+                                <w:b/>
+                                <w:bCs/>
+                              </w:rPr>
+                            </w:pPr>
+                            <w:r>
+                              <w:rPr>
+                                <w:b/>
+                                <w:bCs/>
+                                <w:color w:val="000000"/>
+                                <w:sz w:val="24"/>
+                                <w:szCs w:val="24"/>
+                              </w:rPr>
+                              <w:t>{scholarship}</w:t>
+                            </w:r>
+                          </w:p>
+                        </w:txbxContent>
+                      </wps:txbx>
+                      <wps:bodyPr lIns="0" rIns="0" tIns="0" bIns="0" anchor="t">
+                        <a:noAutofit/>
+                      </wps:bodyPr>
+                    </wps:wsp>
+                  </a:graphicData>
+                </a:graphic>
+              </wp:anchor>
+            </w:drawing>
+          </mc:Choice>
+          <mc:Fallback>
+            <w:pict>
+              <v:rect id="shape_0" ID="Frame 35" path="m0,0l-2147483645,0l-2147483645,-2147483646l0,-2147483646xe" stroked="f" o:allowincell="f" style="position:absolute;margin-left:812.55pt;margin-top:568.95pt;width:220.35pt;height:16.8pt;mso-wrap-style:square;v-text-anchor:top">
+                <v:fill o:detectmouseclick="t" on="false"/>
+                <v:stroke color="#3465a4" joinstyle="round" endcap="flat"/>
+                <v:textbox>
+                  <w:txbxContent>
+                    <w:p>
+                      <w:pPr>
+                        <w:pStyle w:val="FrameContents"/>
+                        <w:jc w:val="left"/>
+                        <w:rPr>
+                          <w:b/>
+                          <w:bCs/>
+                        </w:rPr>
+                      </w:pPr>
+                      <w:r>
+                        <w:rPr>
+                          <w:b/>
+                          <w:bCs/>
+                          <w:color w:val="000000"/>
+                          <w:sz w:val="24"/>
+                          <w:szCs w:val="24"/>
+                        </w:rPr>
+                        <w:t>{scholarship}</w:t>
+                      </w:r>
+                    </w:p>
+                  </w:txbxContent>
+                </v:textbox>
+                <w10:wrap type="square"/>
+              </v:rect>
+            </w:pict>
+          </mc:Fallback>
+        </mc:AlternateContent>
+        <mc:AlternateContent>
+          <mc:Choice Requires="wps">
+            <w:drawing>
+              <wp:anchor behindDoc="0" distT="0" distB="0" distL="0" distR="0" simplePos="0" locked="0" layoutInCell="0" allowOverlap="1" relativeHeight="69">
+                <wp:simplePos x="0" y="0"/>
+                <wp:positionH relativeFrom="column">
+                  <wp:posOffset>10847070</wp:posOffset>
+                </wp:positionH>
+                <wp:positionV relativeFrom="paragraph">
+                  <wp:posOffset>7484110</wp:posOffset>
+                </wp:positionV>
+                <wp:extent cx="1405255" cy="203835"/>
+                <wp:effectExtent l="635" t="635" r="0" b="0"/>
+                <wp:wrapSquare wrapText="bothSides"/>
+                <wp:docPr id="35" name="Frame 39"/>
+                <a:graphic xmlns:a="http://schemas.openxmlformats.org/drawingml/2006/main">
+                  <a:graphicData uri="http://schemas.microsoft.com/office/word/2010/wordprocessingShape">
+                    <wps:wsp>
+                      <wps:cNvSpPr/>
+                      <wps:spPr>
+                        <a:xfrm>
+                          <a:off x="0" y="0"/>
+                          <a:ext cx="1405080" cy="203760"/>
+                        </a:xfrm>
+                        <a:prstGeom prst="rect">
+                          <a:avLst/>
+                        </a:prstGeom>
+                        <a:noFill/>
+                        <a:ln w="0">
+                          <a:noFill/>
+                        </a:ln>
+                      </wps:spPr>
+                      <wps:style>
+                        <a:lnRef idx="0"/>
+                        <a:fillRef idx="0"/>
+                        <a:effectRef idx="0"/>
+                        <a:fontRef idx="minor"/>
+                      </wps:style>
+                      <wps:txbx>
+                        <w:txbxContent>
+                          <w:p>
+                            <w:pPr>
+                              <w:pStyle w:val="FrameContents"/>
+                              <w:jc w:val="left"/>
+                              <w:rPr>
+                                <w:b/>
+                                <w:bCs/>
+                              </w:rPr>
+                            </w:pPr>
+                            <w:r>
+                              <w:rPr>
+                                <w:b/>
+                                <w:bCs/>
+                                <w:color w:val="000000"/>
+                                <w:sz w:val="24"/>
+                                <w:szCs w:val="24"/>
+                              </w:rPr>
+                              <w:t>{applidate}</w:t>
+                            </w:r>
+                          </w:p>
+                        </w:txbxContent>
+                      </wps:txbx>
+                      <wps:bodyPr lIns="0" rIns="0" tIns="0" bIns="0" anchor="t">
+                        <a:noAutofit/>
+                      </wps:bodyPr>
+                    </wps:wsp>
+                  </a:graphicData>
+                </a:graphic>
+              </wp:anchor>
+            </w:drawing>
+          </mc:Choice>
+          <mc:Fallback>
+            <w:pict>
+              <v:rect id="shape_0" ID="Frame 39" path="m0,0l-2147483645,0l-2147483645,-2147483646l0,-2147483646xe" stroked="f" o:allowincell="f" style="position:absolute;margin-left:854.1pt;margin-top:589.3pt;width:110.6pt;height:16pt;mso-wrap-style:square;v-text-anchor:top">
+                <v:fill o:detectmouseclick="t" on="false"/>
+                <v:stroke color="#3465a4" joinstyle="round" endcap="flat"/>
+                <v:textbox>
+                  <w:txbxContent>
+                    <w:p>
+                      <w:pPr>
+                        <w:pStyle w:val="FrameContents"/>
+                        <w:jc w:val="left"/>
+                        <w:rPr>
+                          <w:b/>
+                          <w:bCs/>
+                        </w:rPr>
+                      </w:pPr>
+                      <w:r>
+                        <w:rPr>
+                          <w:b/>
+                          <w:bCs/>
+                          <w:color w:val="000000"/>
+                          <w:sz w:val="24"/>
+                          <w:szCs w:val="24"/>
+                        </w:rPr>
+                        <w:t>{applidate}</w:t>
+                      </w:r>
+                    </w:p>
+                  </w:txbxContent>
+                </v:textbox>
+                <w10:wrap type="square"/>
+              </v:rect>
+            </w:pict>
+          </mc:Fallback>
+        </mc:AlternateContent>
+        <mc:AlternateContent>
+          <mc:Choice Requires="wps">
+            <w:drawing>
+              <wp:anchor behindDoc="0" distT="0" distB="0" distL="0" distR="0" simplePos="0" locked="0" layoutInCell="0" allowOverlap="1" relativeHeight="71">
+                <wp:simplePos x="0" y="0"/>
+                <wp:positionH relativeFrom="column">
+                  <wp:posOffset>10624820</wp:posOffset>
+                </wp:positionH>
+                <wp:positionV relativeFrom="paragraph">
+                  <wp:posOffset>7737475</wp:posOffset>
+                </wp:positionV>
+                <wp:extent cx="1410335" cy="218440"/>
+                <wp:effectExtent l="635" t="0" r="0" b="0"/>
+                <wp:wrapSquare wrapText="bothSides"/>
+                <wp:docPr id="36" name="Frame 41"/>
+                <a:graphic xmlns:a="http://schemas.openxmlformats.org/drawingml/2006/main">
+                  <a:graphicData uri="http://schemas.microsoft.com/office/word/2010/wordprocessingShape">
+                    <wps:wsp>
+                      <wps:cNvSpPr/>
+                      <wps:spPr>
+                        <a:xfrm>
+                          <a:off x="0" y="0"/>
+                          <a:ext cx="1410480" cy="218520"/>
+                        </a:xfrm>
+                        <a:prstGeom prst="rect">
+                          <a:avLst/>
+                        </a:prstGeom>
+                        <a:noFill/>
+                        <a:ln w="0">
+                          <a:noFill/>
+                        </a:ln>
+                      </wps:spPr>
+                      <wps:style>
+                        <a:lnRef idx="0"/>
+                        <a:fillRef idx="0"/>
+                        <a:effectRef idx="0"/>
+                        <a:fontRef idx="minor"/>
+                      </wps:style>
+                      <wps:txbx>
+                        <w:txbxContent>
+                          <w:p>
+                            <w:pPr>
+                              <w:pStyle w:val="FrameContents"/>
+                              <w:jc w:val="left"/>
+                              <w:rPr>
+                                <w:b/>
+                                <w:bCs/>
+                              </w:rPr>
+                            </w:pPr>
+                            <w:r>
+                              <w:rPr>
+                                <w:b/>
+                                <w:bCs/>
+                                <w:color w:val="000000"/>
+                                <w:sz w:val="24"/>
+                                <w:szCs w:val="24"/>
+                              </w:rPr>
+                              <w:t>{dateleft}</w:t>
+                            </w:r>
+                          </w:p>
+                        </w:txbxContent>
+                      </wps:txbx>
+                      <wps:bodyPr lIns="0" rIns="0" tIns="0" bIns="0" anchor="t">
+                        <a:noAutofit/>
+                      </wps:bodyPr>
+                    </wps:wsp>
+                  </a:graphicData>
+                </a:graphic>
+              </wp:anchor>
+            </w:drawing>
+          </mc:Choice>
+          <mc:Fallback>
+            <w:pict>
+              <v:rect id="shape_0" ID="Frame 41" path="m0,0l-2147483645,0l-2147483645,-2147483646l0,-2147483646xe" stroked="f" o:allowincell="f" style="position:absolute;margin-left:836.6pt;margin-top:609.25pt;width:111pt;height:17.15pt;mso-wrap-style:square;v-text-anchor:top">
+                <v:fill o:detectmouseclick="t" on="false"/>
+                <v:stroke color="#3465a4" joinstyle="round" endcap="flat"/>
+                <v:textbox>
+                  <w:txbxContent>
+                    <w:p>
+                      <w:pPr>
+                        <w:pStyle w:val="FrameContents"/>
+                        <w:jc w:val="left"/>
+                        <w:rPr>
+                          <w:b/>
+                          <w:bCs/>
+                        </w:rPr>
+                      </w:pPr>
+                      <w:r>
+                        <w:rPr>
+                          <w:b/>
+                          <w:bCs/>
+                          <w:color w:val="000000"/>
+                          <w:sz w:val="24"/>
+                          <w:szCs w:val="24"/>
+                        </w:rPr>
+                        <w:t>{dateleft}</w:t>
+                      </w:r>
+                    </w:p>
+                  </w:txbxContent>
+                </v:textbox>
+                <w10:wrap type="square"/>
+              </v:rect>
+            </w:pict>
+          </mc:Fallback>
+        </mc:AlternateContent>
+        <mc:AlternateContent>
+          <mc:Choice Requires="wps">
+            <w:drawing>
+              <wp:anchor behindDoc="0" distT="0" distB="0" distL="0" distR="0" simplePos="0" locked="0" layoutInCell="0" allowOverlap="1" relativeHeight="73">
+                <wp:simplePos x="0" y="0"/>
+                <wp:positionH relativeFrom="column">
+                  <wp:posOffset>11656060</wp:posOffset>
+                </wp:positionH>
+                <wp:positionV relativeFrom="paragraph">
+                  <wp:posOffset>6289675</wp:posOffset>
+                </wp:positionV>
+                <wp:extent cx="1943735" cy="205740"/>
+                <wp:effectExtent l="635" t="0" r="0" b="0"/>
+                <wp:wrapSquare wrapText="bothSides"/>
+                <wp:docPr id="37" name="Frame 47"/>
+                <a:graphic xmlns:a="http://schemas.openxmlformats.org/drawingml/2006/main">
+                  <a:graphicData uri="http://schemas.microsoft.com/office/word/2010/wordprocessingShape">
+                    <wps:wsp>
+                      <wps:cNvSpPr/>
+                      <wps:spPr>
+                        <a:xfrm>
+                          <a:off x="0" y="0"/>
+                          <a:ext cx="1943640" cy="205920"/>
+                        </a:xfrm>
+                        <a:prstGeom prst="rect">
+                          <a:avLst/>
+                        </a:prstGeom>
+                        <a:noFill/>
+                        <a:ln w="0">
+                          <a:noFill/>
+                        </a:ln>
+                      </wps:spPr>
+                      <wps:style>
+                        <a:lnRef idx="0"/>
+                        <a:fillRef idx="0"/>
+                        <a:effectRef idx="0"/>
+                        <a:fontRef idx="minor"/>
+                      </wps:style>
+                      <wps:txbx>
+                        <w:txbxContent>
+                          <w:p>
+                            <w:pPr>
+                              <w:pStyle w:val="FrameContents"/>
+                              <w:jc w:val="left"/>
+                              <w:rPr>
+                                <w:b/>
+                                <w:bCs/>
+                              </w:rPr>
+                            </w:pPr>
+                            <w:r>
+                              <w:rPr>
+                                <w:b/>
+                                <w:bCs/>
+                                <w:color w:val="000000"/>
+                                <w:sz w:val="24"/>
+                                <w:szCs w:val="24"/>
+                              </w:rPr>
+                              <w:t>{due}</w:t>
+                            </w:r>
+                          </w:p>
+                        </w:txbxContent>
+                      </wps:txbx>
+                      <wps:bodyPr lIns="0" rIns="0" tIns="0" bIns="0" anchor="t">
+                        <a:noAutofit/>
+                      </wps:bodyPr>
+                    </wps:wsp>
+                  </a:graphicData>
+                </a:graphic>
+              </wp:anchor>
+            </w:drawing>
+          </mc:Choice>
+          <mc:Fallback>
+            <w:pict>
+              <v:rect id="shape_0" ID="Frame 47" path="m0,0l-2147483645,0l-2147483645,-2147483646l0,-2147483646xe" stroked="f" o:allowincell="f" style="position:absolute;margin-left:917.8pt;margin-top:495.25pt;width:153pt;height:16.15pt;mso-wrap-style:square;v-text-anchor:top">
+                <v:fill o:detectmouseclick="t" on="false"/>
+                <v:stroke color="#3465a4" joinstyle="round" endcap="flat"/>
+                <v:textbox>
+                  <w:txbxContent>
+                    <w:p>
+                      <w:pPr>
+                        <w:pStyle w:val="FrameContents"/>
+                        <w:jc w:val="left"/>
+                        <w:rPr>
+                          <w:b/>
+                          <w:bCs/>
+                        </w:rPr>
+                      </w:pPr>
+                      <w:r>
+                        <w:rPr>
+                          <w:b/>
+                          <w:bCs/>
+                          <w:color w:val="000000"/>
+                          <w:sz w:val="24"/>
+                          <w:szCs w:val="24"/>
+                        </w:rPr>
+                        <w:t>{due}</w:t>
+                      </w:r>
+                    </w:p>
+                  </w:txbxContent>
+                </v:textbox>
+                <w10:wrap type="square"/>
+              </v:rect>
+            </w:pict>
+          </mc:Fallback>
+        </mc:AlternateContent>
+        <mc:AlternateContent>
+          <mc:Choice Requires="wps">
+            <w:drawing>
+              <wp:anchor behindDoc="0" distT="0" distB="0" distL="0" distR="0" simplePos="0" locked="0" layoutInCell="0" allowOverlap="1" relativeHeight="75">
+                <wp:simplePos x="0" y="0"/>
+                <wp:positionH relativeFrom="column">
+                  <wp:posOffset>10759440</wp:posOffset>
+                </wp:positionH>
+                <wp:positionV relativeFrom="paragraph">
+                  <wp:posOffset>4592320</wp:posOffset>
+                </wp:positionV>
+                <wp:extent cx="3945890" cy="229870"/>
+                <wp:effectExtent l="0" t="0" r="0" b="0"/>
+                <wp:wrapSquare wrapText="bothSides"/>
+                <wp:docPr id="38" name="Frame 48"/>
+                <a:graphic xmlns:a="http://schemas.openxmlformats.org/drawingml/2006/main">
+                  <a:graphicData uri="http://schemas.microsoft.com/office/word/2010/wordprocessingShape">
+                    <wps:wsp>
+                      <wps:cNvSpPr/>
+                      <wps:spPr>
+                        <a:xfrm>
+                          <a:off x="0" y="0"/>
+                          <a:ext cx="3945960" cy="230040"/>
+                        </a:xfrm>
+                        <a:prstGeom prst="rect">
+                          <a:avLst/>
+                        </a:prstGeom>
+                        <a:noFill/>
+                        <a:ln w="0">
+                          <a:noFill/>
+                        </a:ln>
+                      </wps:spPr>
+                      <wps:style>
+                        <a:lnRef idx="0"/>
+                        <a:fillRef idx="0"/>
+                        <a:effectRef idx="0"/>
+                        <a:fontRef idx="minor"/>
+                      </wps:style>
+                      <wps:txbx>
+                        <w:txbxContent>
+                          <w:p>
+                            <w:pPr>
+                              <w:pStyle w:val="FrameContents"/>
+                              <w:jc w:val="left"/>
+                              <w:rPr>
+                                <w:b/>
+                                <w:bCs/>
+                              </w:rPr>
+                            </w:pPr>
+                            <w:r>
+                              <w:rPr>
+                                <w:b/>
+                                <w:bCs/>
+                                <w:color w:val="000000"/>
+                                <w:sz w:val="24"/>
+                                <w:szCs w:val="24"/>
+                              </w:rPr>
+                              <w:t>{name}</w:t>
+                            </w:r>
+                          </w:p>
+                        </w:txbxContent>
+                      </wps:txbx>
+                      <wps:bodyPr lIns="0" rIns="0" tIns="0" bIns="0" anchor="t">
+                        <a:noAutofit/>
+                      </wps:bodyPr>
+                    </wps:wsp>
+                  </a:graphicData>
+                </a:graphic>
+              </wp:anchor>
+            </w:drawing>
+          </mc:Choice>
+          <mc:Fallback>
+            <w:pict>
+              <v:rect id="shape_0" ID="Frame 48" path="m0,0l-2147483645,0l-2147483645,-2147483646l0,-2147483646xe" stroked="f" o:allowincell="f" style="position:absolute;margin-left:847.2pt;margin-top:361.6pt;width:310.65pt;height:18.05pt;mso-wrap-style:square;v-text-anchor:top">
+                <v:fill o:detectmouseclick="t" on="false"/>
+                <v:stroke color="#3465a4" joinstyle="round" endcap="flat"/>
+                <v:textbox>
+                  <w:txbxContent>
+                    <w:p>
+                      <w:pPr>
+                        <w:pStyle w:val="FrameContents"/>
+                        <w:jc w:val="left"/>
+                        <w:rPr>
+                          <w:b/>
+                          <w:bCs/>
+                        </w:rPr>
+                      </w:pPr>
+                      <w:r>
+                        <w:rPr>
+                          <w:b/>
+                          <w:bCs/>
+                          <w:color w:val="000000"/>
+                          <w:sz w:val="24"/>
+                          <w:szCs w:val="24"/>
+                        </w:rPr>
+                        <w:t>{name}</w:t>
+                      </w:r>
+                    </w:p>
+                  </w:txbxContent>
+                </v:textbox>
+                <w10:wrap type="square"/>
+              </v:rect>
+            </w:pict>
+          </mc:Fallback>
+        </mc:AlternateContent>
+        <mc:AlternateContent>
+          <mc:Choice Requires="wps">
+            <w:drawing>
+              <wp:anchor behindDoc="0" distT="0" distB="0" distL="0" distR="0" simplePos="0" locked="0" layoutInCell="0" allowOverlap="1" relativeHeight="77">
+                <wp:simplePos x="0" y="0"/>
+                <wp:positionH relativeFrom="column">
+                  <wp:posOffset>10506075</wp:posOffset>
+                </wp:positionH>
+                <wp:positionV relativeFrom="paragraph">
+                  <wp:posOffset>4803775</wp:posOffset>
+                </wp:positionV>
+                <wp:extent cx="2379345" cy="297180"/>
+                <wp:effectExtent l="635" t="0" r="0" b="0"/>
+                <wp:wrapSquare wrapText="bothSides"/>
+                <wp:docPr id="39" name="Frame 49"/>
+                <a:graphic xmlns:a="http://schemas.openxmlformats.org/drawingml/2006/main">
+                  <a:graphicData uri="http://schemas.microsoft.com/office/word/2010/wordprocessingShape">
+                    <wps:wsp>
+                      <wps:cNvSpPr/>
+                      <wps:spPr>
+                        <a:xfrm>
+                          <a:off x="0" y="0"/>
+                          <a:ext cx="2379240" cy="297360"/>
+                        </a:xfrm>
+                        <a:prstGeom prst="rect">
+                          <a:avLst/>
+                        </a:prstGeom>
+                        <a:noFill/>
+                        <a:ln w="0">
+                          <a:noFill/>
+                        </a:ln>
+                      </wps:spPr>
+                      <wps:style>
+                        <a:lnRef idx="0"/>
+                        <a:fillRef idx="0"/>
+                        <a:effectRef idx="0"/>
+                        <a:fontRef idx="minor"/>
+                      </wps:style>
+                      <wps:txbx>
+                        <w:txbxContent>
+                          <w:p>
+                            <w:pPr>
+                              <w:pStyle w:val="FrameContents"/>
+                              <w:overflowPunct w:val="false"/>
+                              <w:jc w:val="left"/>
+                              <w:rPr>
+                                <w:b/>
+                                <w:bCs/>
+                              </w:rPr>
+                            </w:pPr>
+                            <w:r>
+                              <w:rPr>
+                                <w:b/>
+                                <w:bCs/>
+                                <w:color w:val="000000"/>
+                                <w:sz w:val="24"/>
+                                <w:szCs w:val="24"/>
+                              </w:rPr>
+                              <w:t>{admno}</w:t>
+                            </w:r>
+                          </w:p>
+                        </w:txbxContent>
+                      </wps:txbx>
+                      <wps:bodyPr lIns="90000" rIns="90000" tIns="45000" bIns="45000" anchor="t">
+                        <a:noAutofit/>
+                      </wps:bodyPr>
+                    </wps:wsp>
+                  </a:graphicData>
+                </a:graphic>
+              </wp:anchor>
+            </w:drawing>
+          </mc:Choice>
+          <mc:Fallback>
+            <w:pict>
+              <v:rect id="shape_0" ID="Frame 49" path="m0,0l-2147483645,0l-2147483645,-2147483646l0,-2147483646xe" stroked="f" o:allowincell="f" style="position:absolute;margin-left:827.25pt;margin-top:378.25pt;width:187.3pt;height:23.35pt;mso-wrap-style:square;v-text-anchor:top">
+                <v:fill o:detectmouseclick="t" on="false"/>
+                <v:stroke color="#3465a4" joinstyle="round" endcap="flat"/>
+                <v:textbox>
+                  <w:txbxContent>
+                    <w:p>
+                      <w:pPr>
+                        <w:pStyle w:val="FrameContents"/>
+                        <w:overflowPunct w:val="false"/>
+                        <w:jc w:val="left"/>
+                        <w:rPr>
+                          <w:b/>
+                          <w:bCs/>
+                        </w:rPr>
+                      </w:pPr>
+                      <w:r>
+                        <w:rPr>
+                          <w:b/>
+                          <w:bCs/>
+                          <w:color w:val="000000"/>
+                          <w:sz w:val="24"/>
+                          <w:szCs w:val="24"/>
+                        </w:rPr>
+                        <w:t>{admno}</w:t>
+                      </w:r>
+                    </w:p>
+                  </w:txbxContent>
+                </v:textbox>
+                <w10:wrap type="square"/>
+              </v:rect>
+            </w:pict>
+          </mc:Fallback>
+        </mc:AlternateContent>
+        <mc:AlternateContent>
+          <mc:Choice Requires="wps">
+            <w:drawing>
+              <wp:anchor behindDoc="0" distT="0" distB="0" distL="0" distR="0" simplePos="0" locked="0" layoutInCell="0" allowOverlap="1" relativeHeight="79">
+                <wp:simplePos x="0" y="0"/>
+                <wp:positionH relativeFrom="column">
+                  <wp:posOffset>9972040</wp:posOffset>
+                </wp:positionH>
+                <wp:positionV relativeFrom="paragraph">
+                  <wp:posOffset>2125345</wp:posOffset>
+                </wp:positionV>
+                <wp:extent cx="4605655" cy="295275"/>
+                <wp:effectExtent l="635" t="635" r="0" b="0"/>
+                <wp:wrapSquare wrapText="bothSides"/>
+                <wp:docPr id="40" name="Frame 50"/>
+                <a:graphic xmlns:a="http://schemas.openxmlformats.org/drawingml/2006/main">
+                  <a:graphicData uri="http://schemas.microsoft.com/office/word/2010/wordprocessingShape">
+                    <wps:wsp>
+                      <wps:cNvSpPr/>
+                      <wps:spPr>
+                        <a:xfrm>
+                          <a:off x="0" y="0"/>
+                          <a:ext cx="4605480" cy="295200"/>
+                        </a:xfrm>
+                        <a:prstGeom prst="rect">
+                          <a:avLst/>
+                        </a:prstGeom>
+                        <a:noFill/>
+                        <a:ln w="0">
+                          <a:noFill/>
+                        </a:ln>
+                      </wps:spPr>
+                      <wps:style>
+                        <a:lnRef idx="0"/>
+                        <a:fillRef idx="0"/>
+                        <a:effectRef idx="0"/>
+                        <a:fontRef idx="minor"/>
+                      </wps:style>
+                      <wps:txbx>
+                        <w:txbxContent>
+                          <w:p>
+                            <w:pPr>
+                              <w:pStyle w:val="FrameContents"/>
+                              <w:jc w:val="center"/>
+                              <w:rPr>
+                                <w:b/>
+                                <w:bCs/>
+                              </w:rPr>
+                            </w:pPr>
+                            <w:r>
+                              <w:rPr>
+                                <w:b/>
+                                <w:bCs/>
+                                <w:color w:val="000000"/>
+                                <w:sz w:val="24"/>
+                                <w:szCs w:val="24"/>
+                              </w:rPr>
+                              <w:t>{duplicate}</w:t>
+                            </w:r>
+                          </w:p>
+                        </w:txbxContent>
+                      </wps:txbx>
+                      <wps:bodyPr lIns="0" rIns="0" tIns="0" bIns="0" anchor="t">
+                        <a:noAutofit/>
+                      </wps:bodyPr>
+                    </wps:wsp>
+                  </a:graphicData>
+                </a:graphic>
+              </wp:anchor>
+            </w:drawing>
+          </mc:Choice>
+          <mc:Fallback>
+            <w:pict>
+              <v:rect id="shape_0" ID="Frame 50" path="m0,0l-2147483645,0l-2147483645,-2147483646l0,-2147483646xe" stroked="f" o:allowincell="f" style="position:absolute;margin-left:785.2pt;margin-top:167.35pt;width:362.6pt;height:23.2pt;mso-wrap-style:square;v-text-anchor:top">
+                <v:fill o:detectmouseclick="t" on="false"/>
+                <v:stroke color="#3465a4" joinstyle="round" endcap="flat"/>
+                <v:textbox>
+                  <w:txbxContent>
+                    <w:p>
+                      <w:pPr>
+                        <w:pStyle w:val="FrameContents"/>
+                        <w:jc w:val="center"/>
+                        <w:rPr>
+                          <w:b/>
+                          <w:bCs/>
+                        </w:rPr>
+                      </w:pPr>
+                      <w:r>
+                        <w:rPr>
+                          <w:b/>
+                          <w:bCs/>
+                          <w:color w:val="000000"/>
+                          <w:sz w:val="24"/>
+                          <w:szCs w:val="24"/>
+                        </w:rPr>
+                        <w:t>{duplicate}</w:t>
+                      </w:r>
+                    </w:p>
+                  </w:txbxContent>
+                </v:textbox>
+                <w10:wrap type="square"/>
+              </v:rect>
+            </w:pict>
+          </mc:Fallback>
+        </mc:AlternateContent>
+        <mc:AlternateContent>
+          <mc:Choice Requires="wps">
+            <w:drawing>
+              <wp:anchor behindDoc="0" distT="0" distB="0" distL="0" distR="0" simplePos="0" locked="0" layoutInCell="0" allowOverlap="1" relativeHeight="81">
+                <wp:simplePos x="0" y="0"/>
+                <wp:positionH relativeFrom="column">
+                  <wp:posOffset>13893165</wp:posOffset>
+                </wp:positionH>
+                <wp:positionV relativeFrom="paragraph">
+                  <wp:posOffset>3794125</wp:posOffset>
+                </wp:positionV>
+                <wp:extent cx="783590" cy="203200"/>
+                <wp:effectExtent l="0" t="0" r="0" b="0"/>
+                <wp:wrapSquare wrapText="bothSides"/>
+                <wp:docPr id="41" name="Frame 51"/>
+                <a:graphic xmlns:a="http://schemas.openxmlformats.org/drawingml/2006/main">
+                  <a:graphicData uri="http://schemas.microsoft.com/office/word/2010/wordprocessingShape">
+                    <wps:wsp>
+                      <wps:cNvSpPr/>
+                      <wps:spPr>
+                        <a:xfrm>
+                          <a:off x="0" y="0"/>
+                          <a:ext cx="783720" cy="203040"/>
+                        </a:xfrm>
+                        <a:prstGeom prst="rect">
+                          <a:avLst/>
+                        </a:prstGeom>
+                        <a:noFill/>
+                        <a:ln w="0">
+                          <a:noFill/>
+                        </a:ln>
+                      </wps:spPr>
+                      <wps:style>
+                        <a:lnRef idx="0"/>
+                        <a:fillRef idx="0"/>
+                        <a:effectRef idx="0"/>
+                        <a:fontRef idx="minor"/>
+                      </wps:style>
+                      <wps:txbx>
+                        <w:txbxContent>
+                          <w:p>
+                            <w:pPr>
+                              <w:pStyle w:val="FrameContents"/>
+                              <w:jc w:val="left"/>
+                              <w:rPr>
+                                <w:b/>
+                                <w:bCs/>
+                              </w:rPr>
+                            </w:pPr>
+                            <w:r>
+                              <w:rPr>
+                                <w:b/>
+                                <w:bCs/>
+                                <w:color w:val="000000"/>
+                                <w:sz w:val="24"/>
+                                <w:szCs w:val="24"/>
+                              </w:rPr>
+                              <w:t>{tcdate}</w:t>
+                            </w:r>
+                          </w:p>
+                        </w:txbxContent>
+                      </wps:txbx>
+                      <wps:bodyPr lIns="0" rIns="0" tIns="0" bIns="0" anchor="t">
+                        <a:noAutofit/>
+                      </wps:bodyPr>
+                    </wps:wsp>
+                  </a:graphicData>
+                </a:graphic>
+              </wp:anchor>
+            </w:drawing>
+          </mc:Choice>
+          <mc:Fallback>
+            <w:pict>
+              <v:rect id="shape_0" ID="Frame 51" path="m0,0l-2147483645,0l-2147483645,-2147483646l0,-2147483646xe" stroked="f" o:allowincell="f" style="position:absolute;margin-left:1093.95pt;margin-top:298.75pt;width:61.65pt;height:15.95pt;mso-wrap-style:square;v-text-anchor:top">
+                <v:fill o:detectmouseclick="t" on="false"/>
+                <v:stroke color="#3465a4" joinstyle="round" endcap="flat"/>
+                <v:textbox>
+                  <w:txbxContent>
+                    <w:p>
+                      <w:pPr>
+                        <w:pStyle w:val="FrameContents"/>
+                        <w:jc w:val="left"/>
+                        <w:rPr>
+                          <w:b/>
+                          <w:bCs/>
+                        </w:rPr>
+                      </w:pPr>
+                      <w:r>
+                        <w:rPr>
+                          <w:b/>
+                          <w:bCs/>
+                          <w:color w:val="000000"/>
+                          <w:sz w:val="24"/>
+                          <w:szCs w:val="24"/>
+                        </w:rPr>
+                        <w:t>{tcdate}</w:t>
+                      </w:r>
+                    </w:p>
+                  </w:txbxContent>
+                </v:textbox>
+                <w10:wrap type="square"/>
+              </v:rect>
+            </w:pict>
+          </mc:Fallback>
+        </mc:AlternateContent>
+        <mc:AlternateContent>
+          <mc:Choice Requires="wps">
+            <w:drawing>
+              <wp:anchor behindDoc="0" distT="0" distB="0" distL="0" distR="0" simplePos="0" locked="0" layoutInCell="0" allowOverlap="1" relativeHeight="83">
+                <wp:simplePos x="0" y="0"/>
+                <wp:positionH relativeFrom="column">
+                  <wp:posOffset>10586085</wp:posOffset>
+                </wp:positionH>
+                <wp:positionV relativeFrom="paragraph">
+                  <wp:posOffset>5102225</wp:posOffset>
+                </wp:positionV>
+                <wp:extent cx="1501775" cy="197485"/>
+                <wp:effectExtent l="635" t="635" r="0" b="0"/>
+                <wp:wrapSquare wrapText="bothSides"/>
+                <wp:docPr id="42" name="Frame 52"/>
+                <a:graphic xmlns:a="http://schemas.openxmlformats.org/drawingml/2006/main">
+                  <a:graphicData uri="http://schemas.microsoft.com/office/word/2010/wordprocessingShape">
+                    <wps:wsp>
+                      <wps:cNvSpPr/>
+                      <wps:spPr>
+                        <a:xfrm>
+                          <a:off x="0" y="0"/>
+                          <a:ext cx="1501920" cy="197640"/>
+                        </a:xfrm>
+                        <a:prstGeom prst="rect">
+                          <a:avLst/>
+                        </a:prstGeom>
+                        <a:noFill/>
+                        <a:ln w="0">
+                          <a:noFill/>
+                        </a:ln>
+                      </wps:spPr>
+                      <wps:style>
+                        <a:lnRef idx="0"/>
+                        <a:fillRef idx="0"/>
+                        <a:effectRef idx="0"/>
+                        <a:fontRef idx="minor"/>
+                      </wps:style>
+                      <wps:txbx>
+                        <w:txbxContent>
+                          <w:p>
+                            <w:pPr>
+                              <w:pStyle w:val="FrameContents"/>
+                              <w:jc w:val="left"/>
+                              <w:rPr>
+                                <w:b/>
+                                <w:bCs/>
+                              </w:rPr>
+                            </w:pPr>
+                            <w:r>
+                              <w:rPr>
+                                <w:b/>
+                                <w:bCs/>
+                                <w:color w:val="000000"/>
+                                <w:sz w:val="24"/>
+                                <w:szCs w:val="24"/>
+                              </w:rPr>
+                              <w:t>{dob}</w:t>
+                            </w:r>
+                          </w:p>
+                        </w:txbxContent>
+                      </wps:txbx>
+                      <wps:bodyPr lIns="0" rIns="0" tIns="0" bIns="0" anchor="t">
+                        <a:noAutofit/>
+                      </wps:bodyPr>
+                    </wps:wsp>
+                  </a:graphicData>
+                </a:graphic>
+              </wp:anchor>
+            </w:drawing>
+          </mc:Choice>
+          <mc:Fallback>
+            <w:pict>
+              <v:rect id="shape_0" ID="Frame 52" path="m0,0l-2147483645,0l-2147483645,-2147483646l0,-2147483646xe" stroked="f" o:allowincell="f" style="position:absolute;margin-left:833.55pt;margin-top:401.75pt;width:118.2pt;height:15.5pt;mso-wrap-style:square;v-text-anchor:top">
+                <v:fill o:detectmouseclick="t" on="false"/>
+                <v:stroke color="#3465a4" joinstyle="round" endcap="flat"/>
+                <v:textbox>
+                  <w:txbxContent>
+                    <w:p>
+                      <w:pPr>
+                        <w:pStyle w:val="FrameContents"/>
+                        <w:jc w:val="left"/>
+                        <w:rPr>
+                          <w:b/>
+                          <w:bCs/>
+                        </w:rPr>
+                      </w:pPr>
+                      <w:r>
+                        <w:rPr>
+                          <w:b/>
+                          <w:bCs/>
+                          <w:color w:val="000000"/>
+                          <w:sz w:val="24"/>
+                          <w:szCs w:val="24"/>
+                        </w:rPr>
+                        <w:t>{dob}</w:t>
+                      </w:r>
+                    </w:p>
+                  </w:txbxContent>
+                </v:textbox>
+                <w10:wrap type="square"/>
+              </v:rect>
+            </w:pict>
+          </mc:Fallback>
+        </mc:AlternateContent>
+        <mc:AlternateContent>
+          <mc:Choice Requires="wps">
+            <w:drawing>
+              <wp:anchor behindDoc="0" distT="0" distB="0" distL="0" distR="0" simplePos="0" locked="0" layoutInCell="0" allowOverlap="1" relativeHeight="85">
+                <wp:simplePos x="0" y="0"/>
+                <wp:positionH relativeFrom="column">
+                  <wp:posOffset>11854815</wp:posOffset>
+                </wp:positionH>
+                <wp:positionV relativeFrom="paragraph">
+                  <wp:posOffset>5366385</wp:posOffset>
+                </wp:positionV>
+                <wp:extent cx="2920365" cy="211455"/>
+                <wp:effectExtent l="635" t="635" r="0" b="0"/>
+                <wp:wrapSquare wrapText="bothSides"/>
+                <wp:docPr id="43" name="Frame 53"/>
+                <a:graphic xmlns:a="http://schemas.openxmlformats.org/drawingml/2006/main">
+                  <a:graphicData uri="http://schemas.microsoft.com/office/word/2010/wordprocessingShape">
+                    <wps:wsp>
+                      <wps:cNvSpPr/>
+                      <wps:spPr>
+                        <a:xfrm>
+                          <a:off x="0" y="0"/>
+                          <a:ext cx="2920320" cy="211320"/>
+                        </a:xfrm>
+                        <a:prstGeom prst="rect">
+                          <a:avLst/>
+                        </a:prstGeom>
+                        <a:noFill/>
+                        <a:ln w="0">
+                          <a:noFill/>
+                        </a:ln>
+                      </wps:spPr>
+                      <wps:style>
+                        <a:lnRef idx="0"/>
+                        <a:fillRef idx="0"/>
+                        <a:effectRef idx="0"/>
+                        <a:fontRef idx="minor"/>
+                      </wps:style>
+                      <wps:txbx>
+                        <w:txbxContent>
+                          <w:p>
+                            <w:pPr>
+                              <w:pStyle w:val="FrameContents"/>
+                              <w:jc w:val="left"/>
+                              <w:rPr>
+                                <w:b/>
+                                <w:bCs/>
+                              </w:rPr>
+                            </w:pPr>
+                            <w:r>
+                              <w:rPr>
+                                <w:b/>
+                                <w:bCs/>
+                                <w:color w:val="000000"/>
+                                <w:sz w:val="24"/>
+                                <w:szCs w:val="24"/>
+                              </w:rPr>
+                              <w:t>{sem}</w:t>
+                            </w:r>
+                          </w:p>
+                        </w:txbxContent>
+                      </wps:txbx>
+                      <wps:bodyPr lIns="0" rIns="0" tIns="0" bIns="0" anchor="t">
+                        <a:noAutofit/>
+                      </wps:bodyPr>
+                    </wps:wsp>
+                  </a:graphicData>
+                </a:graphic>
+              </wp:anchor>
+            </w:drawing>
+          </mc:Choice>
+          <mc:Fallback>
+            <w:pict>
+              <v:rect id="shape_0" ID="Frame 53" path="m0,0l-2147483645,0l-2147483645,-2147483646l0,-2147483646xe" stroked="f" o:allowincell="f" style="position:absolute;margin-left:933.45pt;margin-top:422.55pt;width:229.9pt;height:16.6pt;mso-wrap-style:square;v-text-anchor:top">
+                <v:fill o:detectmouseclick="t" on="false"/>
+                <v:stroke color="#3465a4" joinstyle="round" endcap="flat"/>
+                <v:textbox>
+                  <w:txbxContent>
+                    <w:p>
+                      <w:pPr>
+                        <w:pStyle w:val="FrameContents"/>
+                        <w:jc w:val="left"/>
+                        <w:rPr>
+                          <w:b/>
+                          <w:bCs/>
+                        </w:rPr>
+                      </w:pPr>
+                      <w:r>
+                        <w:rPr>
+                          <w:b/>
+                          <w:bCs/>
+                          <w:color w:val="000000"/>
+                          <w:sz w:val="24"/>
+                          <w:szCs w:val="24"/>
+                        </w:rPr>
+                        <w:t>{sem}</w:t>
+                      </w:r>
+                    </w:p>
+                  </w:txbxContent>
+                </v:textbox>
+                <w10:wrap type="square"/>
+              </v:rect>
+            </w:pict>
+          </mc:Fallback>
+        </mc:AlternateContent>
+        <mc:AlternateContent>
+          <mc:Choice Requires="wps">
+            <w:drawing>
+              <wp:anchor behindDoc="0" distT="0" distB="0" distL="0" distR="0" simplePos="0" locked="0" layoutInCell="0" allowOverlap="1" relativeHeight="87">
+                <wp:simplePos x="0" y="0"/>
+                <wp:positionH relativeFrom="column">
+                  <wp:posOffset>11688445</wp:posOffset>
+                </wp:positionH>
+                <wp:positionV relativeFrom="paragraph">
+                  <wp:posOffset>5622925</wp:posOffset>
+                </wp:positionV>
+                <wp:extent cx="1561465" cy="213360"/>
+                <wp:effectExtent l="635" t="0" r="0" b="0"/>
+                <wp:wrapSquare wrapText="bothSides"/>
+                <wp:docPr id="44" name="Frame 54"/>
+                <a:graphic xmlns:a="http://schemas.openxmlformats.org/drawingml/2006/main">
+                  <a:graphicData uri="http://schemas.microsoft.com/office/word/2010/wordprocessingShape">
+                    <wps:wsp>
+                      <wps:cNvSpPr/>
+                      <wps:spPr>
+                        <a:xfrm>
+                          <a:off x="0" y="0"/>
+                          <a:ext cx="1561320" cy="213480"/>
+                        </a:xfrm>
+                        <a:prstGeom prst="rect">
+                          <a:avLst/>
+                        </a:prstGeom>
+                        <a:noFill/>
+                        <a:ln w="0">
+                          <a:noFill/>
+                        </a:ln>
+                      </wps:spPr>
+                      <wps:style>
+                        <a:lnRef idx="0"/>
+                        <a:fillRef idx="0"/>
+                        <a:effectRef idx="0"/>
+                        <a:fontRef idx="minor"/>
+                      </wps:style>
+                      <wps:txbx>
+                        <w:txbxContent>
+                          <w:p>
+                            <w:pPr>
+                              <w:pStyle w:val="FrameContents"/>
+                              <w:jc w:val="left"/>
+                              <w:rPr>
+                                <w:b/>
+                                <w:bCs/>
+                              </w:rPr>
+                            </w:pPr>
+                            <w:r>
+                              <w:rPr>
+                                <w:b/>
+                                <w:bCs/>
+                                <w:color w:val="000000"/>
+                                <w:sz w:val="24"/>
+                                <w:szCs w:val="24"/>
+                              </w:rPr>
+                              <w:t>{admdate}</w:t>
+                            </w:r>
+                          </w:p>
+                        </w:txbxContent>
+                      </wps:txbx>
+                      <wps:bodyPr lIns="0" rIns="0" tIns="0" bIns="0" anchor="t">
+                        <a:noAutofit/>
+                      </wps:bodyPr>
+                    </wps:wsp>
+                  </a:graphicData>
+                </a:graphic>
+              </wp:anchor>
+            </w:drawing>
+          </mc:Choice>
+          <mc:Fallback>
+            <w:pict>
+              <v:rect id="shape_0" ID="Frame 54" path="m0,0l-2147483645,0l-2147483645,-2147483646l0,-2147483646xe" stroked="f" o:allowincell="f" style="position:absolute;margin-left:920.35pt;margin-top:442.75pt;width:122.9pt;height:16.75pt;mso-wrap-style:square;v-text-anchor:top">
+                <v:fill o:detectmouseclick="t" on="false"/>
+                <v:stroke color="#3465a4" joinstyle="round" endcap="flat"/>
+                <v:textbox>
+                  <w:txbxContent>
+                    <w:p>
+                      <w:pPr>
+                        <w:pStyle w:val="FrameContents"/>
+                        <w:jc w:val="left"/>
+                        <w:rPr>
+                          <w:b/>
+                          <w:bCs/>
+                        </w:rPr>
+                      </w:pPr>
+                      <w:r>
+                        <w:rPr>
+                          <w:b/>
+                          <w:bCs/>
+                          <w:color w:val="000000"/>
+                          <w:sz w:val="24"/>
+                          <w:szCs w:val="24"/>
+                        </w:rPr>
+                        <w:t>{admdate}</w:t>
+                      </w:r>
+                    </w:p>
+                  </w:txbxContent>
+                </v:textbox>
+                <w10:wrap type="square"/>
+              </v:rect>
+            </w:pict>
+          </mc:Fallback>
+        </mc:AlternateContent>
+        <mc:AlternateContent>
+          <mc:Choice Requires="wps">
+            <w:drawing>
+              <wp:anchor behindDoc="0" distT="0" distB="0" distL="0" distR="0" simplePos="0" locked="0" layoutInCell="0" allowOverlap="1" relativeHeight="89">
+                <wp:simplePos x="0" y="0"/>
+                <wp:positionH relativeFrom="column">
+                  <wp:posOffset>10855325</wp:posOffset>
+                </wp:positionH>
+                <wp:positionV relativeFrom="paragraph">
+                  <wp:posOffset>6045835</wp:posOffset>
+                </wp:positionV>
+                <wp:extent cx="2118360" cy="207645"/>
+                <wp:effectExtent l="0" t="635" r="0" b="0"/>
+                <wp:wrapSquare wrapText="bothSides"/>
+                <wp:docPr id="45" name="Frame 55"/>
+                <a:graphic xmlns:a="http://schemas.openxmlformats.org/drawingml/2006/main">
+                  <a:graphicData uri="http://schemas.microsoft.com/office/word/2010/wordprocessingShape">
+                    <wps:wsp>
+                      <wps:cNvSpPr/>
+                      <wps:spPr>
+                        <a:xfrm>
+                          <a:off x="0" y="0"/>
+                          <a:ext cx="2118240" cy="207720"/>
+                        </a:xfrm>
+                        <a:prstGeom prst="rect">
+                          <a:avLst/>
+                        </a:prstGeom>
+                        <a:noFill/>
+                        <a:ln w="0">
+                          <a:noFill/>
+                        </a:ln>
+                      </wps:spPr>
+                      <wps:style>
+                        <a:lnRef idx="0"/>
+                        <a:fillRef idx="0"/>
+                        <a:effectRef idx="0"/>
+                        <a:fontRef idx="minor"/>
+                      </wps:style>
+                      <wps:txbx>
+                        <w:txbxContent>
+                          <w:p>
+                            <w:pPr>
+                              <w:pStyle w:val="FrameContents"/>
+                              <w:jc w:val="left"/>
+                              <w:rPr>
+                                <w:b/>
+                                <w:bCs/>
+                              </w:rPr>
+                            </w:pPr>
+                            <w:r>
+                              <w:rPr>
+                                <w:b/>
+                                <w:bCs/>
+                                <w:color w:val="000000"/>
+                                <w:sz w:val="24"/>
+                                <w:szCs w:val="24"/>
+                              </w:rPr>
+                              <w:t>{course}</w:t>
+                            </w:r>
+                          </w:p>
+                        </w:txbxContent>
+                      </wps:txbx>
+                      <wps:bodyPr lIns="0" rIns="0" tIns="0" bIns="0" anchor="t">
+                        <a:noAutofit/>
+                      </wps:bodyPr>
+                    </wps:wsp>
+                  </a:graphicData>
+                </a:graphic>
+              </wp:anchor>
+            </w:drawing>
+          </mc:Choice>
+          <mc:Fallback>
+            <w:pict>
+              <v:rect id="shape_0" ID="Frame 55" path="m0,0l-2147483645,0l-2147483645,-2147483646l0,-2147483646xe" stroked="f" o:allowincell="f" style="position:absolute;margin-left:854.75pt;margin-top:476.05pt;width:166.75pt;height:16.3pt;mso-wrap-style:square;v-text-anchor:top">
+                <v:fill o:detectmouseclick="t" on="false"/>
+                <v:stroke color="#3465a4" joinstyle="round" endcap="flat"/>
+                <v:textbox>
+                  <w:txbxContent>
+                    <w:p>
+                      <w:pPr>
+                        <w:pStyle w:val="FrameContents"/>
+                        <w:jc w:val="left"/>
+                        <w:rPr>
+                          <w:b/>
+                          <w:bCs/>
+                        </w:rPr>
+                      </w:pPr>
+                      <w:r>
+                        <w:rPr>
+                          <w:b/>
+                          <w:bCs/>
+                          <w:color w:val="000000"/>
+                          <w:sz w:val="24"/>
+                          <w:szCs w:val="24"/>
+                        </w:rPr>
+                        <w:t>{course}</w:t>
                       </w:r>
                     </w:p>
                   </w:txbxContent>
@@ -4864,7 +4822,7 @@
     <w:pPr>
       <w:widowControl/>
       <w:suppressAutoHyphens w:val="true"/>
-      <w:overflowPunct w:val="false"/>
+      <w:overflowPunct w:val="true"/>
       <w:bidi w:val="0"/>
       <w:spacing w:before="0" w:after="0"/>
       <w:jc w:val="left"/>

--- a/public/tc.docx
+++ b/public/tc.docx
@@ -350,9 +350,9 @@
                   <wp:posOffset>2352040</wp:posOffset>
                 </wp:positionH>
                 <wp:positionV relativeFrom="paragraph">
-                  <wp:posOffset>6448425</wp:posOffset>
+                  <wp:posOffset>6402705</wp:posOffset>
                 </wp:positionV>
-                <wp:extent cx="1637665" cy="491490"/>
+                <wp:extent cx="1637665" cy="381635"/>
                 <wp:effectExtent l="635" t="0" r="0" b="0"/>
                 <wp:wrapSquare wrapText="bothSides"/>
                 <wp:docPr id="4" name="Frame 40"/>
@@ -363,7 +363,7 @@
                       <wps:spPr>
                         <a:xfrm>
                           <a:off x="0" y="0"/>
-                          <a:ext cx="1637640" cy="491400"/>
+                          <a:ext cx="1637640" cy="381600"/>
                         </a:xfrm>
                         <a:prstGeom prst="rect">
                           <a:avLst/>
@@ -400,12 +400,22 @@
                                 <w:sz w:val="22"/>
                                 <w:szCs w:val="22"/>
                               </w:rPr>
-                              <w:t>{examination}, {leftdate}</w:t>
+                              <w:t>{examinati</w:t>
+                            </w:r>
+                            <w:r>
+                              <w:rPr>
+                                <w:b/>
+                                <w:bCs/>
+                                <w:color w:val="000000"/>
+                                <w:sz w:val="22"/>
+                                <w:szCs w:val="22"/>
+                              </w:rPr>
+                              <w:t>on}</w:t>
                             </w:r>
                           </w:p>
                         </w:txbxContent>
                       </wps:txbx>
-                      <wps:bodyPr lIns="0" rIns="0" tIns="0" bIns="0" anchor="ctr">
+                      <wps:bodyPr lIns="0" rIns="0" tIns="0" bIns="0" anchor="b">
                         <a:noAutofit/>
                       </wps:bodyPr>
                     </wps:wsp>
@@ -416,7 +426,7 @@
           </mc:Choice>
           <mc:Fallback>
             <w:pict>
-              <v:rect id="shape_0" ID="Frame 40" path="m0,0l-2147483645,0l-2147483645,-2147483646l0,-2147483646xe" stroked="f" o:allowincell="f" style="position:absolute;margin-left:185.2pt;margin-top:507.75pt;width:128.9pt;height:38.65pt;mso-wrap-style:square;v-text-anchor:middle">
+              <v:rect id="shape_0" ID="Frame 40" path="m0,0l-2147483645,0l-2147483645,-2147483646l0,-2147483646xe" stroked="f" o:allowincell="f" style="position:absolute;margin-left:185.2pt;margin-top:504.15pt;width:128.9pt;height:30pt;mso-wrap-style:square;v-text-anchor:bottom">
                 <v:fill o:detectmouseclick="t" on="false"/>
                 <v:stroke color="#3465a4" joinstyle="round" endcap="flat"/>
                 <v:textbox>
@@ -440,7 +450,17 @@
                           <w:sz w:val="22"/>
                           <w:szCs w:val="22"/>
                         </w:rPr>
-                        <w:t>{examination}, {leftdate}</w:t>
+                        <w:t>{examinati</w:t>
+                      </w:r>
+                      <w:r>
+                        <w:rPr>
+                          <w:b/>
+                          <w:bCs/>
+                          <w:color w:val="000000"/>
+                          <w:sz w:val="22"/>
+                          <w:szCs w:val="22"/>
+                        </w:rPr>
+                        <w:t>on}</w:t>
                       </w:r>
                     </w:p>
                   </w:txbxContent>
@@ -1521,7 +1541,7 @@
         <mc:AlternateContent>
           <mc:Choice Requires="wps">
             <w:drawing>
-              <wp:anchor behindDoc="0" distT="0" distB="0" distL="5080" distR="635" simplePos="0" locked="0" layoutInCell="0" allowOverlap="1" relativeHeight="29">
+              <wp:anchor behindDoc="0" distT="0" distB="0" distL="5715" distR="635" simplePos="0" locked="0" layoutInCell="0" allowOverlap="1" relativeHeight="29">
                 <wp:simplePos x="0" y="0"/>
                 <wp:positionH relativeFrom="column">
                   <wp:posOffset>2367280</wp:posOffset>
@@ -1733,7 +1753,7 @@
         <mc:AlternateContent>
           <mc:Choice Requires="wps">
             <w:drawing>
-              <wp:anchor behindDoc="0" distT="0" distB="0" distL="0" distR="0" simplePos="0" locked="0" layoutInCell="0" allowOverlap="1" relativeHeight="33">
+              <wp:anchor behindDoc="0" distT="0" distB="0" distL="635" distR="0" simplePos="0" locked="0" layoutInCell="0" allowOverlap="1" relativeHeight="33">
                 <wp:simplePos x="0" y="0"/>
                 <wp:positionH relativeFrom="column">
                   <wp:posOffset>6184900</wp:posOffset>
@@ -1741,7 +1761,7 @@
                 <wp:positionV relativeFrom="paragraph">
                   <wp:posOffset>6530975</wp:posOffset>
                 </wp:positionV>
-                <wp:extent cx="3142615" cy="362585"/>
+                <wp:extent cx="3142615" cy="220345"/>
                 <wp:effectExtent l="635" t="0" r="0" b="0"/>
                 <wp:wrapSquare wrapText="bothSides"/>
                 <wp:docPr id="17" name="Frame 16"/>
@@ -1752,7 +1772,7 @@
                       <wps:spPr>
                         <a:xfrm>
                           <a:off x="0" y="0"/>
-                          <a:ext cx="3142440" cy="362520"/>
+                          <a:ext cx="3142440" cy="220320"/>
                         </a:xfrm>
                         <a:prstGeom prst="rect">
                           <a:avLst/>
@@ -1787,12 +1807,12 @@
                                 <w:sz w:val="24"/>
                                 <w:szCs w:val="24"/>
                               </w:rPr>
-                              <w:t>{examination}, {leftdate}</w:t>
+                              <w:t>{examination}</w:t>
                             </w:r>
                           </w:p>
                         </w:txbxContent>
                       </wps:txbx>
-                      <wps:bodyPr lIns="0" rIns="0" tIns="0" bIns="0" anchor="b">
+                      <wps:bodyPr lIns="0" rIns="0" tIns="0" bIns="0" anchor="t">
                         <a:noAutofit/>
                       </wps:bodyPr>
                     </wps:wsp>
@@ -1803,7 +1823,7 @@
           </mc:Choice>
           <mc:Fallback>
             <w:pict>
-              <v:rect id="shape_0" ID="Frame 16" path="m0,0l-2147483645,0l-2147483645,-2147483646l0,-2147483646xe" stroked="f" o:allowincell="f" style="position:absolute;margin-left:487pt;margin-top:514.25pt;width:247.4pt;height:28.5pt;mso-wrap-style:square;v-text-anchor:bottom">
+              <v:rect id="shape_0" ID="Frame 16" path="m0,0l-2147483645,0l-2147483645,-2147483646l0,-2147483646xe" stroked="f" o:allowincell="f" style="position:absolute;margin-left:487pt;margin-top:514.25pt;width:247.4pt;height:17.3pt;mso-wrap-style:square;v-text-anchor:top">
                 <v:fill o:detectmouseclick="t" on="false"/>
                 <v:stroke color="#3465a4" joinstyle="round" endcap="flat"/>
                 <v:textbox>
@@ -1825,7 +1845,7 @@
                           <w:sz w:val="24"/>
                           <w:szCs w:val="24"/>
                         </w:rPr>
-                        <w:t>{examination}, {leftdate}</w:t>
+                        <w:t>{examination}</w:t>
                       </w:r>
                     </w:p>
                   </w:txbxContent>
@@ -1838,7 +1858,7 @@
         <mc:AlternateContent>
           <mc:Choice Requires="wps">
             <w:drawing>
-              <wp:anchor behindDoc="0" distT="0" distB="0" distL="0" distR="0" simplePos="0" locked="0" layoutInCell="0" allowOverlap="1" relativeHeight="35">
+              <wp:anchor behindDoc="0" distT="635" distB="0" distL="0" distR="0" simplePos="0" locked="0" layoutInCell="0" allowOverlap="1" relativeHeight="35">
                 <wp:simplePos x="0" y="0"/>
                 <wp:positionH relativeFrom="column">
                   <wp:posOffset>5516880</wp:posOffset>
@@ -1943,7 +1963,7 @@
         <mc:AlternateContent>
           <mc:Choice Requires="wps">
             <w:drawing>
-              <wp:anchor behindDoc="0" distT="0" distB="0" distL="0" distR="0" simplePos="0" locked="0" layoutInCell="0" allowOverlap="1" relativeHeight="37">
+              <wp:anchor behindDoc="0" distT="635" distB="0" distL="0" distR="0" simplePos="0" locked="0" layoutInCell="0" allowOverlap="1" relativeHeight="37">
                 <wp:simplePos x="0" y="0"/>
                 <wp:positionH relativeFrom="column">
                   <wp:posOffset>4958715</wp:posOffset>
@@ -2508,7 +2528,7 @@
                           <w:p>
                             <w:pPr>
                               <w:pStyle w:val="FrameContents"/>
-                              <w:overflowPunct w:val="false"/>
+                              <w:overflowPunct w:val="true"/>
                               <w:jc w:val="left"/>
                               <w:rPr>
                                 <w:b/>
@@ -2547,7 +2567,7 @@
                     <w:p>
                       <w:pPr>
                         <w:pStyle w:val="FrameContents"/>
-                        <w:overflowPunct w:val="false"/>
+                        <w:overflowPunct w:val="true"/>
                         <w:jc w:val="left"/>
                         <w:rPr>
                           <w:b/>
@@ -2575,7 +2595,7 @@
         <mc:AlternateContent>
           <mc:Choice Requires="wps">
             <w:drawing>
-              <wp:anchor behindDoc="0" distT="0" distB="0" distL="0" distR="0" simplePos="0" locked="0" layoutInCell="0" allowOverlap="1" relativeHeight="49">
+              <wp:anchor behindDoc="0" distT="0" distB="0" distL="635" distR="0" simplePos="0" locked="0" layoutInCell="0" allowOverlap="1" relativeHeight="49">
                 <wp:simplePos x="0" y="0"/>
                 <wp:positionH relativeFrom="column">
                   <wp:posOffset>4611370</wp:posOffset>
@@ -2890,7 +2910,7 @@
         <mc:AlternateContent>
           <mc:Choice Requires="wps">
             <w:drawing>
-              <wp:anchor behindDoc="0" distT="0" distB="0" distL="0" distR="0" simplePos="0" locked="0" layoutInCell="0" allowOverlap="1" relativeHeight="55">
+              <wp:anchor behindDoc="0" distT="0" distB="0" distL="635" distR="0" simplePos="0" locked="0" layoutInCell="0" allowOverlap="1" relativeHeight="55">
                 <wp:simplePos x="0" y="0"/>
                 <wp:positionH relativeFrom="column">
                   <wp:posOffset>6494145</wp:posOffset>
@@ -3314,112 +3334,7 @@
         <mc:AlternateContent>
           <mc:Choice Requires="wps">
             <w:drawing>
-              <wp:anchor behindDoc="0" distT="0" distB="0" distL="0" distR="0" simplePos="0" locked="0" layoutInCell="0" allowOverlap="1" relativeHeight="63">
-                <wp:simplePos x="0" y="0"/>
-                <wp:positionH relativeFrom="column">
-                  <wp:posOffset>11545570</wp:posOffset>
-                </wp:positionH>
-                <wp:positionV relativeFrom="paragraph">
-                  <wp:posOffset>6530975</wp:posOffset>
-                </wp:positionV>
-                <wp:extent cx="3142615" cy="362585"/>
-                <wp:effectExtent l="635" t="0" r="0" b="0"/>
-                <wp:wrapSquare wrapText="bothSides"/>
-                <wp:docPr id="32" name="Frame 15"/>
-                <a:graphic xmlns:a="http://schemas.openxmlformats.org/drawingml/2006/main">
-                  <a:graphicData uri="http://schemas.microsoft.com/office/word/2010/wordprocessingShape">
-                    <wps:wsp>
-                      <wps:cNvSpPr/>
-                      <wps:spPr>
-                        <a:xfrm>
-                          <a:off x="0" y="0"/>
-                          <a:ext cx="3142440" cy="362520"/>
-                        </a:xfrm>
-                        <a:prstGeom prst="rect">
-                          <a:avLst/>
-                        </a:prstGeom>
-                        <a:noFill/>
-                        <a:ln w="0">
-                          <a:noFill/>
-                        </a:ln>
-                      </wps:spPr>
-                      <wps:style>
-                        <a:lnRef idx="0"/>
-                        <a:fillRef idx="0"/>
-                        <a:effectRef idx="0"/>
-                        <a:fontRef idx="minor"/>
-                      </wps:style>
-                      <wps:txbx>
-                        <w:txbxContent>
-                          <w:p>
-                            <w:pPr>
-                              <w:pStyle w:val="FrameContents"/>
-                              <w:jc w:val="left"/>
-                              <w:rPr>
-                                <w:b/>
-                                <w:bCs/>
-                              </w:rPr>
-                            </w:pPr>
-                            <w:r>
-                              <w:rPr>
-                                <w:b/>
-                                <w:bCs/>
-                                <w:color w:val="000000"/>
-                                <w:sz w:val="24"/>
-                                <w:szCs w:val="24"/>
-                              </w:rPr>
-                              <w:t>{examination}, {leftdate}</w:t>
-                            </w:r>
-                          </w:p>
-                        </w:txbxContent>
-                      </wps:txbx>
-                      <wps:bodyPr lIns="0" rIns="0" tIns="0" bIns="0" anchor="b">
-                        <a:noAutofit/>
-                      </wps:bodyPr>
-                    </wps:wsp>
-                  </a:graphicData>
-                </a:graphic>
-              </wp:anchor>
-            </w:drawing>
-          </mc:Choice>
-          <mc:Fallback>
-            <w:pict>
-              <v:rect id="shape_0" ID="Frame 15" path="m0,0l-2147483645,0l-2147483645,-2147483646l0,-2147483646xe" stroked="f" o:allowincell="f" style="position:absolute;margin-left:909.1pt;margin-top:514.25pt;width:247.4pt;height:28.5pt;mso-wrap-style:square;v-text-anchor:bottom">
-                <v:fill o:detectmouseclick="t" on="false"/>
-                <v:stroke color="#3465a4" joinstyle="round" endcap="flat"/>
-                <v:textbox>
-                  <w:txbxContent>
-                    <w:p>
-                      <w:pPr>
-                        <w:pStyle w:val="FrameContents"/>
-                        <w:jc w:val="left"/>
-                        <w:rPr>
-                          <w:b/>
-                          <w:bCs/>
-                        </w:rPr>
-                      </w:pPr>
-                      <w:r>
-                        <w:rPr>
-                          <w:b/>
-                          <w:bCs/>
-                          <w:color w:val="000000"/>
-                          <w:sz w:val="24"/>
-                          <w:szCs w:val="24"/>
-                        </w:rPr>
-                        <w:t>{examination}, {leftdate}</w:t>
-                      </w:r>
-                    </w:p>
-                  </w:txbxContent>
-                </v:textbox>
-                <w10:wrap type="square"/>
-              </v:rect>
-            </w:pict>
-          </mc:Fallback>
-        </mc:AlternateContent>
-        <mc:AlternateContent>
-          <mc:Choice Requires="wps">
-            <w:drawing>
-              <wp:anchor behindDoc="0" distT="0" distB="0" distL="0" distR="0" simplePos="0" locked="0" layoutInCell="0" allowOverlap="1" relativeHeight="65">
+              <wp:anchor behindDoc="0" distT="635" distB="0" distL="635" distR="0" simplePos="0" locked="0" layoutInCell="0" allowOverlap="1" relativeHeight="63">
                 <wp:simplePos x="0" y="0"/>
                 <wp:positionH relativeFrom="column">
                   <wp:posOffset>10877550</wp:posOffset>
@@ -3430,7 +3345,7 @@
                 <wp:extent cx="3023235" cy="210185"/>
                 <wp:effectExtent l="635" t="635" r="0" b="0"/>
                 <wp:wrapSquare wrapText="bothSides"/>
-                <wp:docPr id="33" name="Frame 25"/>
+                <wp:docPr id="32" name="Frame 25"/>
                 <a:graphic xmlns:a="http://schemas.openxmlformats.org/drawingml/2006/main">
                   <a:graphicData uri="http://schemas.microsoft.com/office/word/2010/wordprocessingShape">
                     <wps:wsp>
@@ -3524,7 +3439,7 @@
         <mc:AlternateContent>
           <mc:Choice Requires="wps">
             <w:drawing>
-              <wp:anchor behindDoc="0" distT="0" distB="0" distL="0" distR="0" simplePos="0" locked="0" layoutInCell="0" allowOverlap="1" relativeHeight="67">
+              <wp:anchor behindDoc="0" distT="635" distB="0" distL="0" distR="0" simplePos="0" locked="0" layoutInCell="0" allowOverlap="1" relativeHeight="65">
                 <wp:simplePos x="0" y="0"/>
                 <wp:positionH relativeFrom="column">
                   <wp:posOffset>10319385</wp:posOffset>
@@ -3535,7 +3450,7 @@
                 <wp:extent cx="2799080" cy="213995"/>
                 <wp:effectExtent l="0" t="635" r="0" b="0"/>
                 <wp:wrapSquare wrapText="bothSides"/>
-                <wp:docPr id="34" name="Frame 35"/>
+                <wp:docPr id="33" name="Frame 35"/>
                 <a:graphic xmlns:a="http://schemas.openxmlformats.org/drawingml/2006/main">
                   <a:graphicData uri="http://schemas.microsoft.com/office/word/2010/wordprocessingShape">
                     <wps:wsp>
@@ -3629,7 +3544,7 @@
         <mc:AlternateContent>
           <mc:Choice Requires="wps">
             <w:drawing>
-              <wp:anchor behindDoc="0" distT="0" distB="0" distL="0" distR="0" simplePos="0" locked="0" layoutInCell="0" allowOverlap="1" relativeHeight="69">
+              <wp:anchor behindDoc="0" distT="0" distB="0" distL="0" distR="0" simplePos="0" locked="0" layoutInCell="0" allowOverlap="1" relativeHeight="67">
                 <wp:simplePos x="0" y="0"/>
                 <wp:positionH relativeFrom="column">
                   <wp:posOffset>10847070</wp:posOffset>
@@ -3640,7 +3555,7 @@
                 <wp:extent cx="1405255" cy="203835"/>
                 <wp:effectExtent l="635" t="635" r="0" b="0"/>
                 <wp:wrapSquare wrapText="bothSides"/>
-                <wp:docPr id="35" name="Frame 39"/>
+                <wp:docPr id="34" name="Frame 39"/>
                 <a:graphic xmlns:a="http://schemas.openxmlformats.org/drawingml/2006/main">
                   <a:graphicData uri="http://schemas.microsoft.com/office/word/2010/wordprocessingShape">
                     <wps:wsp>
@@ -3734,7 +3649,7 @@
         <mc:AlternateContent>
           <mc:Choice Requires="wps">
             <w:drawing>
-              <wp:anchor behindDoc="0" distT="0" distB="0" distL="0" distR="0" simplePos="0" locked="0" layoutInCell="0" allowOverlap="1" relativeHeight="71">
+              <wp:anchor behindDoc="0" distT="0" distB="0" distL="635" distR="0" simplePos="0" locked="0" layoutInCell="0" allowOverlap="1" relativeHeight="69">
                 <wp:simplePos x="0" y="0"/>
                 <wp:positionH relativeFrom="column">
                   <wp:posOffset>10624820</wp:posOffset>
@@ -3745,7 +3660,7 @@
                 <wp:extent cx="1410335" cy="218440"/>
                 <wp:effectExtent l="635" t="0" r="0" b="0"/>
                 <wp:wrapSquare wrapText="bothSides"/>
-                <wp:docPr id="36" name="Frame 41"/>
+                <wp:docPr id="35" name="Frame 41"/>
                 <a:graphic xmlns:a="http://schemas.openxmlformats.org/drawingml/2006/main">
                   <a:graphicData uri="http://schemas.microsoft.com/office/word/2010/wordprocessingShape">
                     <wps:wsp>
@@ -3839,7 +3754,7 @@
         <mc:AlternateContent>
           <mc:Choice Requires="wps">
             <w:drawing>
-              <wp:anchor behindDoc="0" distT="0" distB="0" distL="0" distR="0" simplePos="0" locked="0" layoutInCell="0" allowOverlap="1" relativeHeight="73">
+              <wp:anchor behindDoc="0" distT="0" distB="0" distL="0" distR="0" simplePos="0" locked="0" layoutInCell="0" allowOverlap="1" relativeHeight="71">
                 <wp:simplePos x="0" y="0"/>
                 <wp:positionH relativeFrom="column">
                   <wp:posOffset>11656060</wp:posOffset>
@@ -3850,7 +3765,7 @@
                 <wp:extent cx="1943735" cy="205740"/>
                 <wp:effectExtent l="635" t="0" r="0" b="0"/>
                 <wp:wrapSquare wrapText="bothSides"/>
-                <wp:docPr id="37" name="Frame 47"/>
+                <wp:docPr id="36" name="Frame 47"/>
                 <a:graphic xmlns:a="http://schemas.openxmlformats.org/drawingml/2006/main">
                   <a:graphicData uri="http://schemas.microsoft.com/office/word/2010/wordprocessingShape">
                     <wps:wsp>
@@ -3944,7 +3859,7 @@
         <mc:AlternateContent>
           <mc:Choice Requires="wps">
             <w:drawing>
-              <wp:anchor behindDoc="0" distT="0" distB="0" distL="0" distR="0" simplePos="0" locked="0" layoutInCell="0" allowOverlap="1" relativeHeight="75">
+              <wp:anchor behindDoc="0" distT="0" distB="0" distL="0" distR="0" simplePos="0" locked="0" layoutInCell="0" allowOverlap="1" relativeHeight="73">
                 <wp:simplePos x="0" y="0"/>
                 <wp:positionH relativeFrom="column">
                   <wp:posOffset>10759440</wp:posOffset>
@@ -3955,7 +3870,7 @@
                 <wp:extent cx="3945890" cy="229870"/>
                 <wp:effectExtent l="0" t="0" r="0" b="0"/>
                 <wp:wrapSquare wrapText="bothSides"/>
-                <wp:docPr id="38" name="Frame 48"/>
+                <wp:docPr id="37" name="Frame 48"/>
                 <a:graphic xmlns:a="http://schemas.openxmlformats.org/drawingml/2006/main">
                   <a:graphicData uri="http://schemas.microsoft.com/office/word/2010/wordprocessingShape">
                     <wps:wsp>
@@ -4049,7 +3964,7 @@
         <mc:AlternateContent>
           <mc:Choice Requires="wps">
             <w:drawing>
-              <wp:anchor behindDoc="0" distT="0" distB="0" distL="0" distR="0" simplePos="0" locked="0" layoutInCell="0" allowOverlap="1" relativeHeight="77">
+              <wp:anchor behindDoc="0" distT="0" distB="0" distL="0" distR="0" simplePos="0" locked="0" layoutInCell="0" allowOverlap="1" relativeHeight="75">
                 <wp:simplePos x="0" y="0"/>
                 <wp:positionH relativeFrom="column">
                   <wp:posOffset>10506075</wp:posOffset>
@@ -4060,7 +3975,7 @@
                 <wp:extent cx="2379345" cy="297180"/>
                 <wp:effectExtent l="635" t="0" r="0" b="0"/>
                 <wp:wrapSquare wrapText="bothSides"/>
-                <wp:docPr id="39" name="Frame 49"/>
+                <wp:docPr id="38" name="Frame 49"/>
                 <a:graphic xmlns:a="http://schemas.openxmlformats.org/drawingml/2006/main">
                   <a:graphicData uri="http://schemas.microsoft.com/office/word/2010/wordprocessingShape">
                     <wps:wsp>
@@ -4089,7 +4004,7 @@
                           <w:p>
                             <w:pPr>
                               <w:pStyle w:val="FrameContents"/>
-                              <w:overflowPunct w:val="false"/>
+                              <w:overflowPunct w:val="true"/>
                               <w:jc w:val="left"/>
                               <w:rPr>
                                 <w:b/>
@@ -4128,7 +4043,7 @@
                     <w:p>
                       <w:pPr>
                         <w:pStyle w:val="FrameContents"/>
-                        <w:overflowPunct w:val="false"/>
+                        <w:overflowPunct w:val="true"/>
                         <w:jc w:val="left"/>
                         <w:rPr>
                           <w:b/>
@@ -4156,7 +4071,7 @@
         <mc:AlternateContent>
           <mc:Choice Requires="wps">
             <w:drawing>
-              <wp:anchor behindDoc="0" distT="0" distB="0" distL="0" distR="0" simplePos="0" locked="0" layoutInCell="0" allowOverlap="1" relativeHeight="79">
+              <wp:anchor behindDoc="0" distT="0" distB="0" distL="0" distR="0" simplePos="0" locked="0" layoutInCell="0" allowOverlap="1" relativeHeight="77">
                 <wp:simplePos x="0" y="0"/>
                 <wp:positionH relativeFrom="column">
                   <wp:posOffset>9972040</wp:posOffset>
@@ -4167,7 +4082,7 @@
                 <wp:extent cx="4605655" cy="295275"/>
                 <wp:effectExtent l="635" t="635" r="0" b="0"/>
                 <wp:wrapSquare wrapText="bothSides"/>
-                <wp:docPr id="40" name="Frame 50"/>
+                <wp:docPr id="39" name="Frame 50"/>
                 <a:graphic xmlns:a="http://schemas.openxmlformats.org/drawingml/2006/main">
                   <a:graphicData uri="http://schemas.microsoft.com/office/word/2010/wordprocessingShape">
                     <wps:wsp>
@@ -4261,7 +4176,7 @@
         <mc:AlternateContent>
           <mc:Choice Requires="wps">
             <w:drawing>
-              <wp:anchor behindDoc="0" distT="0" distB="0" distL="0" distR="0" simplePos="0" locked="0" layoutInCell="0" allowOverlap="1" relativeHeight="81">
+              <wp:anchor behindDoc="0" distT="0" distB="0" distL="0" distR="0" simplePos="0" locked="0" layoutInCell="0" allowOverlap="1" relativeHeight="79">
                 <wp:simplePos x="0" y="0"/>
                 <wp:positionH relativeFrom="column">
                   <wp:posOffset>13893165</wp:posOffset>
@@ -4272,7 +4187,7 @@
                 <wp:extent cx="783590" cy="203200"/>
                 <wp:effectExtent l="0" t="0" r="0" b="0"/>
                 <wp:wrapSquare wrapText="bothSides"/>
-                <wp:docPr id="41" name="Frame 51"/>
+                <wp:docPr id="40" name="Frame 51"/>
                 <a:graphic xmlns:a="http://schemas.openxmlformats.org/drawingml/2006/main">
                   <a:graphicData uri="http://schemas.microsoft.com/office/word/2010/wordprocessingShape">
                     <wps:wsp>
@@ -4366,7 +4281,7 @@
         <mc:AlternateContent>
           <mc:Choice Requires="wps">
             <w:drawing>
-              <wp:anchor behindDoc="0" distT="0" distB="0" distL="0" distR="0" simplePos="0" locked="0" layoutInCell="0" allowOverlap="1" relativeHeight="83">
+              <wp:anchor behindDoc="0" distT="0" distB="0" distL="0" distR="0" simplePos="0" locked="0" layoutInCell="0" allowOverlap="1" relativeHeight="81">
                 <wp:simplePos x="0" y="0"/>
                 <wp:positionH relativeFrom="column">
                   <wp:posOffset>10586085</wp:posOffset>
@@ -4377,7 +4292,7 @@
                 <wp:extent cx="1501775" cy="197485"/>
                 <wp:effectExtent l="635" t="635" r="0" b="0"/>
                 <wp:wrapSquare wrapText="bothSides"/>
-                <wp:docPr id="42" name="Frame 52"/>
+                <wp:docPr id="41" name="Frame 52"/>
                 <a:graphic xmlns:a="http://schemas.openxmlformats.org/drawingml/2006/main">
                   <a:graphicData uri="http://schemas.microsoft.com/office/word/2010/wordprocessingShape">
                     <wps:wsp>
@@ -4471,7 +4386,7 @@
         <mc:AlternateContent>
           <mc:Choice Requires="wps">
             <w:drawing>
-              <wp:anchor behindDoc="0" distT="0" distB="0" distL="0" distR="0" simplePos="0" locked="0" layoutInCell="0" allowOverlap="1" relativeHeight="85">
+              <wp:anchor behindDoc="0" distT="0" distB="0" distL="0" distR="0" simplePos="0" locked="0" layoutInCell="0" allowOverlap="1" relativeHeight="83">
                 <wp:simplePos x="0" y="0"/>
                 <wp:positionH relativeFrom="column">
                   <wp:posOffset>11854815</wp:posOffset>
@@ -4482,7 +4397,7 @@
                 <wp:extent cx="2920365" cy="211455"/>
                 <wp:effectExtent l="635" t="635" r="0" b="0"/>
                 <wp:wrapSquare wrapText="bothSides"/>
-                <wp:docPr id="43" name="Frame 53"/>
+                <wp:docPr id="42" name="Frame 53"/>
                 <a:graphic xmlns:a="http://schemas.openxmlformats.org/drawingml/2006/main">
                   <a:graphicData uri="http://schemas.microsoft.com/office/word/2010/wordprocessingShape">
                     <wps:wsp>
@@ -4576,7 +4491,7 @@
         <mc:AlternateContent>
           <mc:Choice Requires="wps">
             <w:drawing>
-              <wp:anchor behindDoc="0" distT="0" distB="0" distL="0" distR="0" simplePos="0" locked="0" layoutInCell="0" allowOverlap="1" relativeHeight="87">
+              <wp:anchor behindDoc="0" distT="0" distB="0" distL="0" distR="0" simplePos="0" locked="0" layoutInCell="0" allowOverlap="1" relativeHeight="85">
                 <wp:simplePos x="0" y="0"/>
                 <wp:positionH relativeFrom="column">
                   <wp:posOffset>11688445</wp:posOffset>
@@ -4587,7 +4502,7 @@
                 <wp:extent cx="1561465" cy="213360"/>
                 <wp:effectExtent l="635" t="0" r="0" b="0"/>
                 <wp:wrapSquare wrapText="bothSides"/>
-                <wp:docPr id="44" name="Frame 54"/>
+                <wp:docPr id="43" name="Frame 54"/>
                 <a:graphic xmlns:a="http://schemas.openxmlformats.org/drawingml/2006/main">
                   <a:graphicData uri="http://schemas.microsoft.com/office/word/2010/wordprocessingShape">
                     <wps:wsp>
@@ -4681,7 +4596,7 @@
         <mc:AlternateContent>
           <mc:Choice Requires="wps">
             <w:drawing>
-              <wp:anchor behindDoc="0" distT="0" distB="0" distL="0" distR="0" simplePos="0" locked="0" layoutInCell="0" allowOverlap="1" relativeHeight="89">
+              <wp:anchor behindDoc="0" distT="0" distB="0" distL="0" distR="0" simplePos="0" locked="0" layoutInCell="0" allowOverlap="1" relativeHeight="87">
                 <wp:simplePos x="0" y="0"/>
                 <wp:positionH relativeFrom="column">
                   <wp:posOffset>10855325</wp:posOffset>
@@ -4692,7 +4607,7 @@
                 <wp:extent cx="2118360" cy="207645"/>
                 <wp:effectExtent l="0" t="635" r="0" b="0"/>
                 <wp:wrapSquare wrapText="bothSides"/>
-                <wp:docPr id="45" name="Frame 55"/>
+                <wp:docPr id="44" name="Frame 55"/>
                 <a:graphic xmlns:a="http://schemas.openxmlformats.org/drawingml/2006/main">
                   <a:graphicData uri="http://schemas.microsoft.com/office/word/2010/wordprocessingShape">
                     <wps:wsp>
@@ -4774,6 +4689,430 @@
                           <w:szCs w:val="24"/>
                         </w:rPr>
                         <w:t>{course}</w:t>
+                      </w:r>
+                    </w:p>
+                  </w:txbxContent>
+                </v:textbox>
+                <w10:wrap type="square"/>
+              </v:rect>
+            </w:pict>
+          </mc:Fallback>
+        </mc:AlternateContent>
+        <mc:AlternateContent>
+          <mc:Choice Requires="wps">
+            <w:drawing>
+              <wp:anchor behindDoc="0" distT="0" distB="635" distL="635" distR="0" simplePos="0" locked="0" layoutInCell="0" allowOverlap="1" relativeHeight="89">
+                <wp:simplePos x="0" y="0"/>
+                <wp:positionH relativeFrom="column">
+                  <wp:posOffset>6184900</wp:posOffset>
+                </wp:positionH>
+                <wp:positionV relativeFrom="paragraph">
+                  <wp:posOffset>6702425</wp:posOffset>
+                </wp:positionV>
+                <wp:extent cx="3142615" cy="210820"/>
+                <wp:effectExtent l="635" t="0" r="0" b="0"/>
+                <wp:wrapSquare wrapText="bothSides"/>
+                <wp:docPr id="45" name="Frame 5"/>
+                <a:graphic xmlns:a="http://schemas.openxmlformats.org/drawingml/2006/main">
+                  <a:graphicData uri="http://schemas.microsoft.com/office/word/2010/wordprocessingShape">
+                    <wps:wsp>
+                      <wps:cNvSpPr/>
+                      <wps:spPr>
+                        <a:xfrm>
+                          <a:off x="0" y="0"/>
+                          <a:ext cx="3142440" cy="210960"/>
+                        </a:xfrm>
+                        <a:prstGeom prst="rect">
+                          <a:avLst/>
+                        </a:prstGeom>
+                        <a:noFill/>
+                        <a:ln w="0">
+                          <a:noFill/>
+                        </a:ln>
+                      </wps:spPr>
+                      <wps:style>
+                        <a:lnRef idx="0"/>
+                        <a:fillRef idx="0"/>
+                        <a:effectRef idx="0"/>
+                        <a:fontRef idx="minor"/>
+                      </wps:style>
+                      <wps:txbx>
+                        <w:txbxContent>
+                          <w:p>
+                            <w:pPr>
+                              <w:pStyle w:val="FrameContents"/>
+                              <w:jc w:val="left"/>
+                              <w:rPr>
+                                <w:b/>
+                                <w:bCs/>
+                              </w:rPr>
+                            </w:pPr>
+                            <w:r>
+                              <w:rPr>
+                                <w:b/>
+                                <w:bCs/>
+                                <w:color w:val="000000"/>
+                                <w:sz w:val="24"/>
+                                <w:szCs w:val="24"/>
+                              </w:rPr>
+                              <w:t>{leftdate}</w:t>
+                            </w:r>
+                          </w:p>
+                        </w:txbxContent>
+                      </wps:txbx>
+                      <wps:bodyPr lIns="0" rIns="0" tIns="0" bIns="0" anchor="t">
+                        <a:noAutofit/>
+                      </wps:bodyPr>
+                    </wps:wsp>
+                  </a:graphicData>
+                </a:graphic>
+              </wp:anchor>
+            </w:drawing>
+          </mc:Choice>
+          <mc:Fallback>
+            <w:pict>
+              <v:rect id="shape_0" ID="Frame 5" path="m0,0l-2147483645,0l-2147483645,-2147483646l0,-2147483646xe" stroked="f" o:allowincell="f" style="position:absolute;margin-left:487pt;margin-top:527.75pt;width:247.4pt;height:16.55pt;mso-wrap-style:square;v-text-anchor:top">
+                <v:fill o:detectmouseclick="t" on="false"/>
+                <v:stroke color="#3465a4" joinstyle="round" endcap="flat"/>
+                <v:textbox>
+                  <w:txbxContent>
+                    <w:p>
+                      <w:pPr>
+                        <w:pStyle w:val="FrameContents"/>
+                        <w:jc w:val="left"/>
+                        <w:rPr>
+                          <w:b/>
+                          <w:bCs/>
+                        </w:rPr>
+                      </w:pPr>
+                      <w:r>
+                        <w:rPr>
+                          <w:b/>
+                          <w:bCs/>
+                          <w:color w:val="000000"/>
+                          <w:sz w:val="24"/>
+                          <w:szCs w:val="24"/>
+                        </w:rPr>
+                        <w:t>{leftdate}</w:t>
+                      </w:r>
+                    </w:p>
+                  </w:txbxContent>
+                </v:textbox>
+                <w10:wrap type="square"/>
+              </v:rect>
+            </w:pict>
+          </mc:Fallback>
+        </mc:AlternateContent>
+        <mc:AlternateContent>
+          <mc:Choice Requires="wps">
+            <w:drawing>
+              <wp:anchor behindDoc="0" distT="0" distB="0" distL="635" distR="0" simplePos="0" locked="0" layoutInCell="0" allowOverlap="1" relativeHeight="91">
+                <wp:simplePos x="0" y="0"/>
+                <wp:positionH relativeFrom="column">
+                  <wp:posOffset>11545570</wp:posOffset>
+                </wp:positionH>
+                <wp:positionV relativeFrom="paragraph">
+                  <wp:posOffset>6530975</wp:posOffset>
+                </wp:positionV>
+                <wp:extent cx="3142615" cy="220345"/>
+                <wp:effectExtent l="635" t="0" r="0" b="0"/>
+                <wp:wrapSquare wrapText="bothSides"/>
+                <wp:docPr id="46" name="Frame 6"/>
+                <a:graphic xmlns:a="http://schemas.openxmlformats.org/drawingml/2006/main">
+                  <a:graphicData uri="http://schemas.microsoft.com/office/word/2010/wordprocessingShape">
+                    <wps:wsp>
+                      <wps:cNvSpPr/>
+                      <wps:spPr>
+                        <a:xfrm>
+                          <a:off x="0" y="0"/>
+                          <a:ext cx="3142440" cy="220320"/>
+                        </a:xfrm>
+                        <a:prstGeom prst="rect">
+                          <a:avLst/>
+                        </a:prstGeom>
+                        <a:noFill/>
+                        <a:ln w="0">
+                          <a:noFill/>
+                        </a:ln>
+                      </wps:spPr>
+                      <wps:style>
+                        <a:lnRef idx="0"/>
+                        <a:fillRef idx="0"/>
+                        <a:effectRef idx="0"/>
+                        <a:fontRef idx="minor"/>
+                      </wps:style>
+                      <wps:txbx>
+                        <w:txbxContent>
+                          <w:p>
+                            <w:pPr>
+                              <w:pStyle w:val="FrameContents"/>
+                              <w:jc w:val="left"/>
+                              <w:rPr>
+                                <w:b/>
+                                <w:bCs/>
+                              </w:rPr>
+                            </w:pPr>
+                            <w:r>
+                              <w:rPr>
+                                <w:b/>
+                                <w:bCs/>
+                                <w:color w:val="000000"/>
+                                <w:sz w:val="24"/>
+                                <w:szCs w:val="24"/>
+                              </w:rPr>
+                              <w:t>{examination}</w:t>
+                            </w:r>
+                          </w:p>
+                        </w:txbxContent>
+                      </wps:txbx>
+                      <wps:bodyPr lIns="0" rIns="0" tIns="0" bIns="0" anchor="t">
+                        <a:noAutofit/>
+                      </wps:bodyPr>
+                    </wps:wsp>
+                  </a:graphicData>
+                </a:graphic>
+              </wp:anchor>
+            </w:drawing>
+          </mc:Choice>
+          <mc:Fallback>
+            <w:pict>
+              <v:rect id="shape_0" ID="Frame 6" path="m0,0l-2147483645,0l-2147483645,-2147483646l0,-2147483646xe" stroked="f" o:allowincell="f" style="position:absolute;margin-left:909.1pt;margin-top:514.25pt;width:247.4pt;height:17.3pt;mso-wrap-style:square;v-text-anchor:top">
+                <v:fill o:detectmouseclick="t" on="false"/>
+                <v:stroke color="#3465a4" joinstyle="round" endcap="flat"/>
+                <v:textbox>
+                  <w:txbxContent>
+                    <w:p>
+                      <w:pPr>
+                        <w:pStyle w:val="FrameContents"/>
+                        <w:jc w:val="left"/>
+                        <w:rPr>
+                          <w:b/>
+                          <w:bCs/>
+                        </w:rPr>
+                      </w:pPr>
+                      <w:r>
+                        <w:rPr>
+                          <w:b/>
+                          <w:bCs/>
+                          <w:color w:val="000000"/>
+                          <w:sz w:val="24"/>
+                          <w:szCs w:val="24"/>
+                        </w:rPr>
+                        <w:t>{examination}</w:t>
+                      </w:r>
+                    </w:p>
+                  </w:txbxContent>
+                </v:textbox>
+                <w10:wrap type="square"/>
+              </v:rect>
+            </w:pict>
+          </mc:Fallback>
+        </mc:AlternateContent>
+        <mc:AlternateContent>
+          <mc:Choice Requires="wps">
+            <w:drawing>
+              <wp:anchor behindDoc="0" distT="0" distB="635" distL="635" distR="0" simplePos="0" locked="0" layoutInCell="0" allowOverlap="1" relativeHeight="93">
+                <wp:simplePos x="0" y="0"/>
+                <wp:positionH relativeFrom="column">
+                  <wp:posOffset>11545570</wp:posOffset>
+                </wp:positionH>
+                <wp:positionV relativeFrom="paragraph">
+                  <wp:posOffset>6702425</wp:posOffset>
+                </wp:positionV>
+                <wp:extent cx="3142615" cy="210820"/>
+                <wp:effectExtent l="635" t="0" r="0" b="0"/>
+                <wp:wrapSquare wrapText="bothSides"/>
+                <wp:docPr id="47" name="Frame 7"/>
+                <a:graphic xmlns:a="http://schemas.openxmlformats.org/drawingml/2006/main">
+                  <a:graphicData uri="http://schemas.microsoft.com/office/word/2010/wordprocessingShape">
+                    <wps:wsp>
+                      <wps:cNvSpPr/>
+                      <wps:spPr>
+                        <a:xfrm>
+                          <a:off x="0" y="0"/>
+                          <a:ext cx="3142440" cy="210960"/>
+                        </a:xfrm>
+                        <a:prstGeom prst="rect">
+                          <a:avLst/>
+                        </a:prstGeom>
+                        <a:noFill/>
+                        <a:ln w="0">
+                          <a:noFill/>
+                        </a:ln>
+                      </wps:spPr>
+                      <wps:style>
+                        <a:lnRef idx="0"/>
+                        <a:fillRef idx="0"/>
+                        <a:effectRef idx="0"/>
+                        <a:fontRef idx="minor"/>
+                      </wps:style>
+                      <wps:txbx>
+                        <w:txbxContent>
+                          <w:p>
+                            <w:pPr>
+                              <w:pStyle w:val="FrameContents"/>
+                              <w:jc w:val="left"/>
+                              <w:rPr>
+                                <w:b/>
+                                <w:bCs/>
+                              </w:rPr>
+                            </w:pPr>
+                            <w:r>
+                              <w:rPr>
+                                <w:b/>
+                                <w:bCs/>
+                                <w:color w:val="000000"/>
+                                <w:sz w:val="24"/>
+                                <w:szCs w:val="24"/>
+                              </w:rPr>
+                              <w:t>{leftdate}</w:t>
+                            </w:r>
+                          </w:p>
+                        </w:txbxContent>
+                      </wps:txbx>
+                      <wps:bodyPr lIns="0" rIns="0" tIns="0" bIns="0" anchor="t">
+                        <a:noAutofit/>
+                      </wps:bodyPr>
+                    </wps:wsp>
+                  </a:graphicData>
+                </a:graphic>
+              </wp:anchor>
+            </w:drawing>
+          </mc:Choice>
+          <mc:Fallback>
+            <w:pict>
+              <v:rect id="shape_0" ID="Frame 7" path="m0,0l-2147483645,0l-2147483645,-2147483646l0,-2147483646xe" stroked="f" o:allowincell="f" style="position:absolute;margin-left:909.1pt;margin-top:527.75pt;width:247.4pt;height:16.55pt;mso-wrap-style:square;v-text-anchor:top">
+                <v:fill o:detectmouseclick="t" on="false"/>
+                <v:stroke color="#3465a4" joinstyle="round" endcap="flat"/>
+                <v:textbox>
+                  <w:txbxContent>
+                    <w:p>
+                      <w:pPr>
+                        <w:pStyle w:val="FrameContents"/>
+                        <w:jc w:val="left"/>
+                        <w:rPr>
+                          <w:b/>
+                          <w:bCs/>
+                        </w:rPr>
+                      </w:pPr>
+                      <w:r>
+                        <w:rPr>
+                          <w:b/>
+                          <w:bCs/>
+                          <w:color w:val="000000"/>
+                          <w:sz w:val="24"/>
+                          <w:szCs w:val="24"/>
+                        </w:rPr>
+                        <w:t>{leftdate}</w:t>
+                      </w:r>
+                    </w:p>
+                  </w:txbxContent>
+                </v:textbox>
+                <w10:wrap type="square"/>
+              </v:rect>
+            </w:pict>
+          </mc:Fallback>
+        </mc:AlternateContent>
+        <mc:AlternateContent>
+          <mc:Choice Requires="wps">
+            <w:drawing>
+              <wp:anchor behindDoc="0" distT="0" distB="0" distL="635" distR="0" simplePos="0" locked="0" layoutInCell="0" allowOverlap="1" relativeHeight="95">
+                <wp:simplePos x="0" y="0"/>
+                <wp:positionH relativeFrom="column">
+                  <wp:posOffset>2352040</wp:posOffset>
+                </wp:positionH>
+                <wp:positionV relativeFrom="paragraph">
+                  <wp:posOffset>6764655</wp:posOffset>
+                </wp:positionV>
+                <wp:extent cx="1637665" cy="193040"/>
+                <wp:effectExtent l="635" t="0" r="0" b="0"/>
+                <wp:wrapSquare wrapText="bothSides"/>
+                <wp:docPr id="48" name="Frame 8"/>
+                <a:graphic xmlns:a="http://schemas.openxmlformats.org/drawingml/2006/main">
+                  <a:graphicData uri="http://schemas.microsoft.com/office/word/2010/wordprocessingShape">
+                    <wps:wsp>
+                      <wps:cNvSpPr/>
+                      <wps:spPr>
+                        <a:xfrm>
+                          <a:off x="0" y="0"/>
+                          <a:ext cx="1637640" cy="192960"/>
+                        </a:xfrm>
+                        <a:prstGeom prst="rect">
+                          <a:avLst/>
+                        </a:prstGeom>
+                        <a:noFill/>
+                        <a:ln w="0">
+                          <a:noFill/>
+                        </a:ln>
+                      </wps:spPr>
+                      <wps:style>
+                        <a:lnRef idx="0"/>
+                        <a:fillRef idx="0"/>
+                        <a:effectRef idx="0"/>
+                        <a:fontRef idx="minor"/>
+                      </wps:style>
+                      <wps:txbx>
+                        <w:txbxContent>
+                          <w:p>
+                            <w:pPr>
+                              <w:pStyle w:val="FrameContents"/>
+                              <w:jc w:val="left"/>
+                              <w:rPr>
+                                <w:b/>
+                                <w:bCs/>
+                                <w:sz w:val="22"/>
+                                <w:szCs w:val="22"/>
+                              </w:rPr>
+                            </w:pPr>
+                            <w:r>
+                              <w:rPr>
+                                <w:b/>
+                                <w:bCs/>
+                                <w:color w:val="000000"/>
+                                <w:sz w:val="22"/>
+                                <w:szCs w:val="22"/>
+                              </w:rPr>
+                              <w:t>{leftdate}</w:t>
+                            </w:r>
+                          </w:p>
+                        </w:txbxContent>
+                      </wps:txbx>
+                      <wps:bodyPr lIns="0" rIns="0" tIns="0" bIns="0" anchor="t">
+                        <a:noAutofit/>
+                      </wps:bodyPr>
+                    </wps:wsp>
+                  </a:graphicData>
+                </a:graphic>
+              </wp:anchor>
+            </w:drawing>
+          </mc:Choice>
+          <mc:Fallback>
+            <w:pict>
+              <v:rect id="shape_0" ID="Frame 8" path="m0,0l-2147483645,0l-2147483645,-2147483646l0,-2147483646xe" stroked="f" o:allowincell="f" style="position:absolute;margin-left:185.2pt;margin-top:532.65pt;width:128.9pt;height:15.15pt;mso-wrap-style:square;v-text-anchor:top">
+                <v:fill o:detectmouseclick="t" on="false"/>
+                <v:stroke color="#3465a4" joinstyle="round" endcap="flat"/>
+                <v:textbox>
+                  <w:txbxContent>
+                    <w:p>
+                      <w:pPr>
+                        <w:pStyle w:val="FrameContents"/>
+                        <w:jc w:val="left"/>
+                        <w:rPr>
+                          <w:b/>
+                          <w:bCs/>
+                          <w:sz w:val="22"/>
+                          <w:szCs w:val="22"/>
+                        </w:rPr>
+                      </w:pPr>
+                      <w:r>
+                        <w:rPr>
+                          <w:b/>
+                          <w:bCs/>
+                          <w:color w:val="000000"/>
+                          <w:sz w:val="22"/>
+                          <w:szCs w:val="22"/>
+                        </w:rPr>
+                        <w:t>{leftdate}</w:t>
                       </w:r>
                     </w:p>
                   </w:txbxContent>
@@ -4822,7 +5161,7 @@
     <w:pPr>
       <w:widowControl/>
       <w:suppressAutoHyphens w:val="true"/>
-      <w:overflowPunct w:val="true"/>
+      <w:overflowPunct w:val="false"/>
       <w:bidi w:val="0"/>
       <w:spacing w:before="0" w:after="0"/>
       <w:jc w:val="left"/>

--- a/public/tc.docx
+++ b/public/tc.docx
@@ -400,17 +400,7 @@
                                 <w:sz w:val="22"/>
                                 <w:szCs w:val="22"/>
                               </w:rPr>
-                              <w:t>{examinati</w:t>
-                            </w:r>
-                            <w:r>
-                              <w:rPr>
-                                <w:b/>
-                                <w:bCs/>
-                                <w:color w:val="000000"/>
-                                <w:sz w:val="22"/>
-                                <w:szCs w:val="22"/>
-                              </w:rPr>
-                              <w:t>on}</w:t>
+                              <w:t>{examination}</w:t>
                             </w:r>
                           </w:p>
                         </w:txbxContent>
@@ -450,17 +440,7 @@
                           <w:sz w:val="22"/>
                           <w:szCs w:val="22"/>
                         </w:rPr>
-                        <w:t>{examinati</w:t>
-                      </w:r>
-                      <w:r>
-                        <w:rPr>
-                          <w:b/>
-                          <w:bCs/>
-                          <w:color w:val="000000"/>
-                          <w:sz w:val="22"/>
-                          <w:szCs w:val="22"/>
-                        </w:rPr>
-                        <w:t>on}</w:t>
+                        <w:t>{examination}</w:t>
                       </w:r>
                     </w:p>
                   </w:txbxContent>
@@ -1018,15 +998,15 @@
         <mc:AlternateContent>
           <mc:Choice Requires="wps">
             <w:drawing>
-              <wp:anchor behindDoc="0" distT="0" distB="0" distL="0" distR="0" simplePos="0" locked="0" layoutInCell="0" allowOverlap="1" relativeHeight="20">
+              <wp:anchor behindDoc="0" distT="0" distB="0" distL="0" distR="635" simplePos="0" locked="0" layoutInCell="0" allowOverlap="1" relativeHeight="20">
                 <wp:simplePos x="0" y="0"/>
                 <wp:positionH relativeFrom="column">
-                  <wp:posOffset>3254375</wp:posOffset>
+                  <wp:posOffset>3235325</wp:posOffset>
                 </wp:positionH>
                 <wp:positionV relativeFrom="paragraph">
                   <wp:posOffset>3639820</wp:posOffset>
                 </wp:positionV>
-                <wp:extent cx="743585" cy="222250"/>
+                <wp:extent cx="822960" cy="222250"/>
                 <wp:effectExtent l="0" t="0" r="0" b="0"/>
                 <wp:wrapSquare wrapText="bothSides"/>
                 <wp:docPr id="10" name="Frame 32"/>
@@ -1037,7 +1017,7 @@
                       <wps:spPr>
                         <a:xfrm>
                           <a:off x="0" y="0"/>
-                          <a:ext cx="743760" cy="222120"/>
+                          <a:ext cx="822960" cy="222120"/>
                         </a:xfrm>
                         <a:prstGeom prst="rect">
                           <a:avLst/>
@@ -1090,7 +1070,7 @@
           </mc:Choice>
           <mc:Fallback>
             <w:pict>
-              <v:rect id="shape_0" ID="Frame 32" path="m0,0l-2147483645,0l-2147483645,-2147483646l0,-2147483646xe" stroked="f" o:allowincell="f" style="position:absolute;margin-left:256.25pt;margin-top:286.6pt;width:58.5pt;height:17.45pt;mso-wrap-style:square;v-text-anchor:top">
+              <v:rect id="shape_0" ID="Frame 32" path="m0,0l-2147483645,0l-2147483645,-2147483646l0,-2147483646xe" stroked="f" o:allowincell="f" style="position:absolute;margin-left:254.75pt;margin-top:286.6pt;width:64.75pt;height:17.45pt;mso-wrap-style:square;v-text-anchor:top">
                 <v:fill o:detectmouseclick="t" on="false"/>
                 <v:stroke color="#3465a4" joinstyle="round" endcap="flat"/>
                 <v:textbox>
@@ -1541,7 +1521,7 @@
         <mc:AlternateContent>
           <mc:Choice Requires="wps">
             <w:drawing>
-              <wp:anchor behindDoc="0" distT="0" distB="0" distL="5715" distR="635" simplePos="0" locked="0" layoutInCell="0" allowOverlap="1" relativeHeight="29">
+              <wp:anchor behindDoc="0" distT="0" distB="0" distL="6350" distR="635" simplePos="0" locked="0" layoutInCell="0" allowOverlap="1" relativeHeight="29">
                 <wp:simplePos x="0" y="0"/>
                 <wp:positionH relativeFrom="column">
                   <wp:posOffset>2367280</wp:posOffset>
@@ -2528,7 +2508,7 @@
                           <w:p>
                             <w:pPr>
                               <w:pStyle w:val="FrameContents"/>
-                              <w:overflowPunct w:val="true"/>
+                              <w:overflowPunct w:val="false"/>
                               <w:jc w:val="left"/>
                               <w:rPr>
                                 <w:b/>
@@ -2567,7 +2547,7 @@
                     <w:p>
                       <w:pPr>
                         <w:pStyle w:val="FrameContents"/>
-                        <w:overflowPunct w:val="true"/>
+                        <w:overflowPunct w:val="false"/>
                         <w:jc w:val="left"/>
                         <w:rPr>
                           <w:b/>
@@ -2708,7 +2688,7 @@
                 <wp:positionV relativeFrom="paragraph">
                   <wp:posOffset>3794125</wp:posOffset>
                 </wp:positionV>
-                <wp:extent cx="783590" cy="203200"/>
+                <wp:extent cx="850265" cy="203200"/>
                 <wp:effectExtent l="0" t="0" r="0" b="0"/>
                 <wp:wrapSquare wrapText="bothSides"/>
                 <wp:docPr id="26" name="Frame 26"/>
@@ -2719,7 +2699,7 @@
                       <wps:spPr>
                         <a:xfrm>
                           <a:off x="0" y="0"/>
-                          <a:ext cx="783720" cy="203040"/>
+                          <a:ext cx="850320" cy="203040"/>
                         </a:xfrm>
                         <a:prstGeom prst="rect">
                           <a:avLst/>
@@ -2770,7 +2750,7 @@
           </mc:Choice>
           <mc:Fallback>
             <w:pict>
-              <v:rect id="shape_0" ID="Frame 26" path="m0,0l-2147483645,0l-2147483645,-2147483646l0,-2147483646xe" stroked="f" o:allowincell="f" style="position:absolute;margin-left:671.85pt;margin-top:298.75pt;width:61.65pt;height:15.95pt;mso-wrap-style:square;v-text-anchor:top">
+              <v:rect id="shape_0" ID="Frame 26" path="m0,0l-2147483645,0l-2147483645,-2147483646l0,-2147483646xe" stroked="f" o:allowincell="f" style="position:absolute;margin-left:671.85pt;margin-top:298.75pt;width:66.9pt;height:15.95pt;mso-wrap-style:square;v-text-anchor:top">
                 <v:fill o:detectmouseclick="t" on="false"/>
                 <v:stroke color="#3465a4" joinstyle="round" endcap="flat"/>
                 <v:textbox>
@@ -4004,7 +3984,7 @@
                           <w:p>
                             <w:pPr>
                               <w:pStyle w:val="FrameContents"/>
-                              <w:overflowPunct w:val="true"/>
+                              <w:overflowPunct w:val="false"/>
                               <w:jc w:val="left"/>
                               <w:rPr>
                                 <w:b/>
@@ -4043,7 +4023,7 @@
                     <w:p>
                       <w:pPr>
                         <w:pStyle w:val="FrameContents"/>
-                        <w:overflowPunct w:val="true"/>
+                        <w:overflowPunct w:val="false"/>
                         <w:jc w:val="left"/>
                         <w:rPr>
                           <w:b/>
@@ -4184,7 +4164,7 @@
                 <wp:positionV relativeFrom="paragraph">
                   <wp:posOffset>3794125</wp:posOffset>
                 </wp:positionV>
-                <wp:extent cx="783590" cy="203200"/>
+                <wp:extent cx="871220" cy="203200"/>
                 <wp:effectExtent l="0" t="0" r="0" b="0"/>
                 <wp:wrapSquare wrapText="bothSides"/>
                 <wp:docPr id="40" name="Frame 51"/>
@@ -4195,7 +4175,7 @@
                       <wps:spPr>
                         <a:xfrm>
                           <a:off x="0" y="0"/>
-                          <a:ext cx="783720" cy="203040"/>
+                          <a:ext cx="871200" cy="203040"/>
                         </a:xfrm>
                         <a:prstGeom prst="rect">
                           <a:avLst/>
@@ -4246,7 +4226,7 @@
           </mc:Choice>
           <mc:Fallback>
             <w:pict>
-              <v:rect id="shape_0" ID="Frame 51" path="m0,0l-2147483645,0l-2147483645,-2147483646l0,-2147483646xe" stroked="f" o:allowincell="f" style="position:absolute;margin-left:1093.95pt;margin-top:298.75pt;width:61.65pt;height:15.95pt;mso-wrap-style:square;v-text-anchor:top">
+              <v:rect id="shape_0" ID="Frame 51" path="m0,0l-2147483645,0l-2147483645,-2147483646l0,-2147483646xe" stroked="f" o:allowincell="f" style="position:absolute;margin-left:1093.95pt;margin-top:298.75pt;width:68.55pt;height:15.95pt;mso-wrap-style:square;v-text-anchor:top">
                 <v:fill o:detectmouseclick="t" on="false"/>
                 <v:stroke color="#3465a4" joinstyle="round" endcap="flat"/>
                 <v:textbox>
@@ -5161,7 +5141,7 @@
     <w:pPr>
       <w:widowControl/>
       <w:suppressAutoHyphens w:val="true"/>
-      <w:overflowPunct w:val="false"/>
+      <w:overflowPunct w:val="true"/>
       <w:bidi w:val="0"/>
       <w:spacing w:before="0" w:after="0"/>
       <w:jc w:val="left"/>

--- a/public/tc.docx
+++ b/public/tc.docx
@@ -132,7 +132,7 @@
                   <wp:posOffset>1333500</wp:posOffset>
                 </wp:positionH>
                 <wp:positionV relativeFrom="paragraph">
-                  <wp:posOffset>4998085</wp:posOffset>
+                  <wp:posOffset>4994275</wp:posOffset>
                 </wp:positionV>
                 <wp:extent cx="1183640" cy="205105"/>
                 <wp:effectExtent l="0" t="635" r="0" b="0"/>
@@ -198,7 +198,7 @@
           </mc:Choice>
           <mc:Fallback>
             <w:pict>
-              <v:rect id="shape_0" ID="Frame 34" path="m0,0l-2147483645,0l-2147483645,-2147483646l0,-2147483646xe" stroked="f" o:allowincell="f" style="position:absolute;margin-left:105pt;margin-top:393.55pt;width:93.15pt;height:16.1pt;mso-wrap-style:square;v-text-anchor:top">
+              <v:rect id="shape_0" ID="Frame 34" path="m0,0l-2147483645,0l-2147483645,-2147483646l0,-2147483646xe" stroked="f" o:allowincell="f" style="position:absolute;margin-left:105pt;margin-top:393.25pt;width:93.15pt;height:16.1pt;mso-wrap-style:square;v-text-anchor:top">
                 <v:fill o:detectmouseclick="t" on="false"/>
                 <v:stroke color="#3465a4" joinstyle="round" endcap="flat"/>
                 <v:textbox>
@@ -350,7 +350,7 @@
                   <wp:posOffset>2352040</wp:posOffset>
                 </wp:positionH>
                 <wp:positionV relativeFrom="paragraph">
-                  <wp:posOffset>6402705</wp:posOffset>
+                  <wp:posOffset>6330315</wp:posOffset>
                 </wp:positionV>
                 <wp:extent cx="1637665" cy="381635"/>
                 <wp:effectExtent l="635" t="0" r="0" b="0"/>
@@ -405,7 +405,7 @@
                           </w:p>
                         </w:txbxContent>
                       </wps:txbx>
-                      <wps:bodyPr lIns="0" rIns="0" tIns="0" bIns="0" anchor="b">
+                      <wps:bodyPr lIns="0" rIns="0" tIns="0" bIns="0" anchor="ctr">
                         <a:noAutofit/>
                       </wps:bodyPr>
                     </wps:wsp>
@@ -416,7 +416,7 @@
           </mc:Choice>
           <mc:Fallback>
             <w:pict>
-              <v:rect id="shape_0" ID="Frame 40" path="m0,0l-2147483645,0l-2147483645,-2147483646l0,-2147483646xe" stroked="f" o:allowincell="f" style="position:absolute;margin-left:185.2pt;margin-top:504.15pt;width:128.9pt;height:30pt;mso-wrap-style:square;v-text-anchor:bottom">
+              <v:rect id="shape_0" ID="Frame 40" path="m0,0l-2147483645,0l-2147483645,-2147483646l0,-2147483646xe" stroked="f" o:allowincell="f" style="position:absolute;margin-left:185.2pt;margin-top:498.45pt;width:128.9pt;height:30pt;mso-wrap-style:square;v-text-anchor:middle">
                 <v:fill o:detectmouseclick="t" on="false"/>
                 <v:stroke color="#3465a4" joinstyle="round" endcap="flat"/>
                 <v:textbox>
@@ -459,7 +459,7 @@
                   <wp:posOffset>1729740</wp:posOffset>
                 </wp:positionH>
                 <wp:positionV relativeFrom="paragraph">
-                  <wp:posOffset>6957695</wp:posOffset>
+                  <wp:posOffset>6995795</wp:posOffset>
                 </wp:positionV>
                 <wp:extent cx="2206625" cy="226695"/>
                 <wp:effectExtent l="635" t="635" r="0" b="0"/>
@@ -525,7 +525,7 @@
           </mc:Choice>
           <mc:Fallback>
             <w:pict>
-              <v:rect id="shape_0" ID="Frame 42" path="m0,0l-2147483645,0l-2147483645,-2147483646l0,-2147483646xe" stroked="f" o:allowincell="f" style="position:absolute;margin-left:136.2pt;margin-top:547.85pt;width:173.7pt;height:17.8pt;mso-wrap-style:square;v-text-anchor:top">
+              <v:rect id="shape_0" ID="Frame 42" path="m0,0l-2147483645,0l-2147483645,-2147483646l0,-2147483646xe" stroked="f" o:allowincell="f" style="position:absolute;margin-left:136.2pt;margin-top:550.85pt;width:173.7pt;height:17.8pt;mso-wrap-style:square;v-text-anchor:top">
                 <v:fill o:detectmouseclick="t" on="false"/>
                 <v:stroke color="#3465a4" joinstyle="round" endcap="flat"/>
                 <v:textbox>
@@ -568,7 +568,7 @@
                   <wp:posOffset>1241425</wp:posOffset>
                 </wp:positionH>
                 <wp:positionV relativeFrom="paragraph">
-                  <wp:posOffset>7215505</wp:posOffset>
+                  <wp:posOffset>7253605</wp:posOffset>
                 </wp:positionV>
                 <wp:extent cx="2556510" cy="227330"/>
                 <wp:effectExtent l="0" t="0" r="0" b="0"/>
@@ -634,7 +634,7 @@
           </mc:Choice>
           <mc:Fallback>
             <w:pict>
-              <v:rect id="shape_0" ID="Frame 43" path="m0,0l-2147483645,0l-2147483645,-2147483646l0,-2147483646xe" stroked="f" o:allowincell="f" style="position:absolute;margin-left:97.75pt;margin-top:568.15pt;width:201.25pt;height:17.85pt;mso-wrap-style:square;v-text-anchor:top">
+              <v:rect id="shape_0" ID="Frame 43" path="m0,0l-2147483645,0l-2147483645,-2147483646l0,-2147483646xe" stroked="f" o:allowincell="f" style="position:absolute;margin-left:97.75pt;margin-top:571.15pt;width:201.25pt;height:17.85pt;mso-wrap-style:square;v-text-anchor:top">
                 <v:fill o:detectmouseclick="t" on="false"/>
                 <v:stroke color="#3465a4" joinstyle="round" endcap="flat"/>
                 <v:textbox>
@@ -677,7 +677,7 @@
                   <wp:posOffset>1675765</wp:posOffset>
                 </wp:positionH>
                 <wp:positionV relativeFrom="paragraph">
-                  <wp:posOffset>7480935</wp:posOffset>
+                  <wp:posOffset>7519035</wp:posOffset>
                 </wp:positionV>
                 <wp:extent cx="1405890" cy="204470"/>
                 <wp:effectExtent l="0" t="0" r="0" b="0"/>
@@ -743,7 +743,7 @@
           </mc:Choice>
           <mc:Fallback>
             <w:pict>
-              <v:rect id="shape_0" ID="Frame 44" path="m0,0l-2147483645,0l-2147483645,-2147483646l0,-2147483646xe" stroked="f" o:allowincell="f" style="position:absolute;margin-left:131.95pt;margin-top:589.05pt;width:110.65pt;height:16.05pt;mso-wrap-style:square;v-text-anchor:top">
+              <v:rect id="shape_0" ID="Frame 44" path="m0,0l-2147483645,0l-2147483645,-2147483646l0,-2147483646xe" stroked="f" o:allowincell="f" style="position:absolute;margin-left:131.95pt;margin-top:592.05pt;width:110.65pt;height:16.05pt;mso-wrap-style:square;v-text-anchor:top">
                 <v:fill o:detectmouseclick="t" on="false"/>
                 <v:stroke color="#3465a4" joinstyle="round" endcap="flat"/>
                 <v:textbox>
@@ -786,7 +786,7 @@
                   <wp:posOffset>1474470</wp:posOffset>
                 </wp:positionH>
                 <wp:positionV relativeFrom="paragraph">
-                  <wp:posOffset>7741285</wp:posOffset>
+                  <wp:posOffset>7779385</wp:posOffset>
                 </wp:positionV>
                 <wp:extent cx="1410970" cy="218440"/>
                 <wp:effectExtent l="0" t="0" r="0" b="0"/>
@@ -852,7 +852,7 @@
           </mc:Choice>
           <mc:Fallback>
             <w:pict>
-              <v:rect id="shape_0" ID="Frame 45" path="m0,0l-2147483645,0l-2147483645,-2147483646l0,-2147483646xe" stroked="f" o:allowincell="f" style="position:absolute;margin-left:116.1pt;margin-top:609.55pt;width:111.05pt;height:17.15pt;mso-wrap-style:square;v-text-anchor:top">
+              <v:rect id="shape_0" ID="Frame 45" path="m0,0l-2147483645,0l-2147483645,-2147483646l0,-2147483646xe" stroked="f" o:allowincell="f" style="position:absolute;margin-left:116.1pt;margin-top:612.55pt;width:111.05pt;height:17.15pt;mso-wrap-style:square;v-text-anchor:top">
                 <v:fill o:detectmouseclick="t" on="false"/>
                 <v:stroke color="#3465a4" joinstyle="round" endcap="flat"/>
                 <v:textbox>
@@ -1004,7 +1004,7 @@
                   <wp:posOffset>3235325</wp:posOffset>
                 </wp:positionH>
                 <wp:positionV relativeFrom="paragraph">
-                  <wp:posOffset>3639820</wp:posOffset>
+                  <wp:posOffset>3601720</wp:posOffset>
                 </wp:positionV>
                 <wp:extent cx="822960" cy="222250"/>
                 <wp:effectExtent l="0" t="0" r="0" b="0"/>
@@ -1070,7 +1070,7 @@
           </mc:Choice>
           <mc:Fallback>
             <w:pict>
-              <v:rect id="shape_0" ID="Frame 32" path="m0,0l-2147483645,0l-2147483645,-2147483646l0,-2147483646xe" stroked="f" o:allowincell="f" style="position:absolute;margin-left:254.75pt;margin-top:286.6pt;width:64.75pt;height:17.45pt;mso-wrap-style:square;v-text-anchor:top">
+              <v:rect id="shape_0" ID="Frame 32" path="m0,0l-2147483645,0l-2147483645,-2147483646l0,-2147483646xe" stroked="f" o:allowincell="f" style="position:absolute;margin-left:254.75pt;margin-top:283.6pt;width:64.75pt;height:17.45pt;mso-wrap-style:square;v-text-anchor:top">
                 <v:fill o:detectmouseclick="t" on="false"/>
                 <v:stroke color="#3465a4" joinstyle="round" endcap="flat"/>
                 <v:textbox>
@@ -1110,12 +1110,12 @@
               <wp:anchor behindDoc="0" distT="0" distB="0" distL="0" distR="0" simplePos="0" locked="0" layoutInCell="0" allowOverlap="1" relativeHeight="22">
                 <wp:simplePos x="0" y="0"/>
                 <wp:positionH relativeFrom="column">
-                  <wp:posOffset>1655445</wp:posOffset>
+                  <wp:posOffset>1579245</wp:posOffset>
                 </wp:positionH>
                 <wp:positionV relativeFrom="paragraph">
-                  <wp:posOffset>4494530</wp:posOffset>
+                  <wp:posOffset>4456430</wp:posOffset>
                 </wp:positionV>
-                <wp:extent cx="2326640" cy="217170"/>
+                <wp:extent cx="2383790" cy="217170"/>
                 <wp:effectExtent l="0" t="0" r="0" b="0"/>
                 <wp:wrapSquare wrapText="bothSides"/>
                 <wp:docPr id="11" name="Frame 33"/>
@@ -1126,7 +1126,7 @@
                       <wps:spPr>
                         <a:xfrm>
                           <a:off x="0" y="0"/>
-                          <a:ext cx="2326680" cy="217080"/>
+                          <a:ext cx="2383920" cy="217080"/>
                         </a:xfrm>
                         <a:prstGeom prst="rect">
                           <a:avLst/>
@@ -1179,7 +1179,7 @@
           </mc:Choice>
           <mc:Fallback>
             <w:pict>
-              <v:rect id="shape_0" ID="Frame 33" path="m0,0l-2147483645,0l-2147483645,-2147483646l0,-2147483646xe" stroked="f" o:allowincell="f" style="position:absolute;margin-left:130.35pt;margin-top:353.9pt;width:183.15pt;height:17.05pt;mso-wrap-style:square;v-text-anchor:top">
+              <v:rect id="shape_0" ID="Frame 33" path="m0,0l-2147483645,0l-2147483645,-2147483646l0,-2147483646xe" stroked="f" o:allowincell="f" style="position:absolute;margin-left:124.35pt;margin-top:350.9pt;width:187.65pt;height:17.05pt;mso-wrap-style:square;v-text-anchor:top">
                 <v:fill o:detectmouseclick="t" on="false"/>
                 <v:stroke color="#3465a4" joinstyle="round" endcap="flat"/>
                 <v:textbox>
@@ -1216,205 +1216,7 @@
         <mc:AlternateContent>
           <mc:Choice Requires="wps">
             <w:drawing>
-              <wp:anchor behindDoc="0" distT="0" distB="0" distL="635" distR="0" simplePos="0" locked="0" layoutInCell="0" allowOverlap="1" relativeHeight="24">
-                <wp:simplePos x="0" y="0"/>
-                <wp:positionH relativeFrom="column">
-                  <wp:posOffset>2567305</wp:posOffset>
-                </wp:positionH>
-                <wp:positionV relativeFrom="paragraph">
-                  <wp:posOffset>5171440</wp:posOffset>
-                </wp:positionV>
-                <wp:extent cx="1411605" cy="342900"/>
-                <wp:effectExtent l="635" t="0" r="0" b="0"/>
-                <wp:wrapSquare wrapText="bothSides"/>
-                <wp:docPr id="12" name="Frame 36"/>
-                <a:graphic xmlns:a="http://schemas.openxmlformats.org/drawingml/2006/main">
-                  <a:graphicData uri="http://schemas.microsoft.com/office/word/2010/wordprocessingShape">
-                    <wps:wsp>
-                      <wps:cNvSpPr/>
-                      <wps:spPr>
-                        <a:xfrm>
-                          <a:off x="0" y="0"/>
-                          <a:ext cx="1411560" cy="343080"/>
-                        </a:xfrm>
-                        <a:prstGeom prst="rect">
-                          <a:avLst/>
-                        </a:prstGeom>
-                        <a:noFill/>
-                        <a:ln w="0">
-                          <a:noFill/>
-                        </a:ln>
-                      </wps:spPr>
-                      <wps:style>
-                        <a:lnRef idx="0"/>
-                        <a:fillRef idx="0"/>
-                        <a:effectRef idx="0"/>
-                        <a:fontRef idx="minor"/>
-                      </wps:style>
-                      <wps:txbx>
-                        <w:txbxContent>
-                          <w:p>
-                            <w:pPr>
-                              <w:pStyle w:val="FrameContents"/>
-                              <w:jc w:val="left"/>
-                              <w:rPr>
-                                <w:b/>
-                                <w:bCs/>
-                                <w:sz w:val="22"/>
-                                <w:szCs w:val="22"/>
-                              </w:rPr>
-                            </w:pPr>
-                            <w:r>
-                              <w:rPr>
-                                <w:b/>
-                                <w:bCs/>
-                                <w:color w:val="000000"/>
-                                <w:sz w:val="22"/>
-                                <w:szCs w:val="22"/>
-                              </w:rPr>
-                              <w:t>{sem}</w:t>
-                            </w:r>
-                          </w:p>
-                          <w:p>
-                            <w:pPr>
-                              <w:pStyle w:val="FrameContents"/>
-                              <w:jc w:val="left"/>
-                              <w:rPr>
-                                <w:b/>
-                                <w:bCs/>
-                                <w:sz w:val="22"/>
-                                <w:szCs w:val="22"/>
-                              </w:rPr>
-                            </w:pPr>
-                            <w:r>
-                              <w:rPr>
-                                <w:color w:val="000000"/>
-                              </w:rPr>
-                            </w:r>
-                          </w:p>
-                        </w:txbxContent>
-                      </wps:txbx>
-                      <wps:bodyPr lIns="0" rIns="0" tIns="0" bIns="0" anchor="t">
-                        <a:noAutofit/>
-                      </wps:bodyPr>
-                    </wps:wsp>
-                  </a:graphicData>
-                </a:graphic>
-              </wp:anchor>
-            </w:drawing>
-          </mc:Choice>
-          <mc:Fallback>
-            <w:pict>
-              <v:rect id="shape_0" ID="Frame 36" path="m0,0l-2147483645,0l-2147483645,-2147483646l0,-2147483646xe" stroked="f" o:allowincell="f" style="position:absolute;margin-left:202.15pt;margin-top:407.2pt;width:111.1pt;height:26.95pt;mso-wrap-style:square;v-text-anchor:top">
-                <v:fill o:detectmouseclick="t" on="false"/>
-                <v:stroke color="#3465a4" joinstyle="round" endcap="flat"/>
-                <v:textbox>
-                  <w:txbxContent>
-                    <w:p>
-                      <w:pPr>
-                        <w:pStyle w:val="FrameContents"/>
-                        <w:jc w:val="left"/>
-                        <w:rPr>
-                          <w:b/>
-                          <w:bCs/>
-                          <w:sz w:val="22"/>
-                          <w:szCs w:val="22"/>
-                        </w:rPr>
-                      </w:pPr>
-                      <w:r>
-                        <w:rPr>
-                          <w:b/>
-                          <w:bCs/>
-                          <w:color w:val="000000"/>
-                          <w:sz w:val="22"/>
-                          <w:szCs w:val="22"/>
-                        </w:rPr>
-                        <w:t>{sem}</w:t>
-                      </w:r>
-                    </w:p>
-                    <w:p>
-                      <w:pPr>
-                        <w:pStyle w:val="FrameContents"/>
-                        <w:jc w:val="left"/>
-                        <w:rPr>
-                          <w:b/>
-                          <w:bCs/>
-                          <w:sz w:val="22"/>
-                          <w:szCs w:val="22"/>
-                        </w:rPr>
-                      </w:pPr>
-                      <w:r>
-                        <w:rPr>
-                          <w:color w:val="000000"/>
-                        </w:rPr>
-                      </w:r>
-                    </w:p>
-                  </w:txbxContent>
-                </v:textbox>
-                <w10:wrap type="square"/>
-              </v:rect>
-            </w:pict>
-          </mc:Fallback>
-        </mc:AlternateContent>
-        <mc:AlternateContent>
-          <mc:Choice Requires="wps">
-            <w:drawing>
-              <wp:anchor behindDoc="0" distT="0" distB="0" distL="635" distR="0" simplePos="0" locked="0" layoutInCell="0" allowOverlap="1" relativeHeight="26">
-                <wp:simplePos x="0" y="0"/>
-                <wp:positionH relativeFrom="column">
-                  <wp:posOffset>2260600</wp:posOffset>
-                </wp:positionH>
-                <wp:positionV relativeFrom="paragraph">
-                  <wp:posOffset>6289040</wp:posOffset>
-                </wp:positionV>
-                <wp:extent cx="1148715" cy="207645"/>
-                <wp:effectExtent l="635" t="635" r="0" b="0"/>
-                <wp:wrapSquare wrapText="bothSides"/>
-                <wp:docPr id="13" name="Frame 38"/>
-                <a:graphic xmlns:a="http://schemas.openxmlformats.org/drawingml/2006/main">
-                  <a:graphicData uri="http://schemas.microsoft.com/office/word/2010/wordprocessingShape">
-                    <wps:wsp>
-                      <wps:cNvSpPr/>
-                      <wps:spPr>
-                        <a:xfrm>
-                          <a:off x="0" y="0"/>
-                          <a:ext cx="1148760" cy="207720"/>
-                        </a:xfrm>
-                        <a:prstGeom prst="rect">
-                          <a:avLst/>
-                        </a:prstGeom>
-                        <a:noFill/>
-                        <a:ln w="0">
-                          <a:noFill/>
-                        </a:ln>
-                      </wps:spPr>
-                      <wps:style>
-                        <a:lnRef idx="0"/>
-                        <a:fillRef idx="0"/>
-                        <a:effectRef idx="0"/>
-                        <a:fontRef idx="minor"/>
-                      </wps:style>
-                      <wps:bodyPr/>
-                    </wps:wsp>
-                  </a:graphicData>
-                </a:graphic>
-              </wp:anchor>
-            </w:drawing>
-          </mc:Choice>
-          <mc:Fallback>
-            <w:pict>
-              <v:rect id="shape_0" ID="Frame 38" path="m0,0l-2147483645,0l-2147483645,-2147483646l0,-2147483646xe" stroked="f" o:allowincell="f" style="position:absolute;margin-left:178pt;margin-top:495.2pt;width:90.4pt;height:16.3pt;mso-wrap-style:none;v-text-anchor:middle">
-                <v:fill o:detectmouseclick="t" on="false"/>
-                <v:stroke color="#3465a4" joinstyle="round" endcap="flat"/>
-                <w10:wrap type="square"/>
-              </v:rect>
-            </w:pict>
-          </mc:Fallback>
-        </mc:AlternateContent>
-        <mc:AlternateContent>
-          <mc:Choice Requires="wps">
-            <w:drawing>
-              <wp:anchor behindDoc="0" distT="635" distB="0" distL="635" distR="0" simplePos="0" locked="0" layoutInCell="0" allowOverlap="1" relativeHeight="27">
+              <wp:anchor behindDoc="0" distT="635" distB="0" distL="635" distR="0" simplePos="0" locked="0" layoutInCell="0" allowOverlap="1" relativeHeight="24">
                 <wp:simplePos x="0" y="0"/>
                 <wp:positionH relativeFrom="column">
                   <wp:posOffset>12285980</wp:posOffset>
@@ -1425,7 +1227,7 @@
                 <wp:extent cx="1943735" cy="206375"/>
                 <wp:effectExtent l="635" t="635" r="0" b="0"/>
                 <wp:wrapSquare wrapText="bothSides"/>
-                <wp:docPr id="14" name="Frame 1"/>
+                <wp:docPr id="12" name="Frame 1"/>
                 <a:graphic xmlns:a="http://schemas.openxmlformats.org/drawingml/2006/main">
                   <a:graphicData uri="http://schemas.microsoft.com/office/word/2010/wordprocessingShape">
                     <wps:wsp>
@@ -1521,7 +1323,7 @@
         <mc:AlternateContent>
           <mc:Choice Requires="wps">
             <w:drawing>
-              <wp:anchor behindDoc="0" distT="0" distB="0" distL="6350" distR="635" simplePos="0" locked="0" layoutInCell="0" allowOverlap="1" relativeHeight="29">
+              <wp:anchor behindDoc="0" distT="0" distB="0" distL="6985" distR="635" simplePos="0" locked="0" layoutInCell="0" allowOverlap="1" relativeHeight="26">
                 <wp:simplePos x="0" y="0"/>
                 <wp:positionH relativeFrom="column">
                   <wp:posOffset>2367280</wp:posOffset>
@@ -1532,7 +1334,7 @@
                 <wp:extent cx="1620520" cy="206375"/>
                 <wp:effectExtent l="635" t="635" r="0" b="0"/>
                 <wp:wrapSquare wrapText="bothSides"/>
-                <wp:docPr id="15" name="Frame 2"/>
+                <wp:docPr id="13" name="Frame 2"/>
                 <a:graphic xmlns:a="http://schemas.openxmlformats.org/drawingml/2006/main">
                   <a:graphicData uri="http://schemas.microsoft.com/office/word/2010/wordprocessingShape">
                     <wps:wsp>
@@ -1626,7 +1428,7 @@
         <mc:AlternateContent>
           <mc:Choice Requires="wps">
             <w:drawing>
-              <wp:anchor behindDoc="0" distT="0" distB="0" distL="635" distR="0" simplePos="0" locked="0" layoutInCell="0" allowOverlap="1" relativeHeight="31">
+              <wp:anchor behindDoc="0" distT="0" distB="0" distL="635" distR="0" simplePos="0" locked="0" layoutInCell="0" allowOverlap="1" relativeHeight="28">
                 <wp:simplePos x="0" y="0"/>
                 <wp:positionH relativeFrom="column">
                   <wp:posOffset>8434070</wp:posOffset>
@@ -1637,7 +1439,7 @@
                 <wp:extent cx="1943735" cy="206375"/>
                 <wp:effectExtent l="635" t="635" r="0" b="0"/>
                 <wp:wrapSquare wrapText="bothSides"/>
-                <wp:docPr id="16" name="Frame 3"/>
+                <wp:docPr id="14" name="Frame 3"/>
                 <a:graphic xmlns:a="http://schemas.openxmlformats.org/drawingml/2006/main">
                   <a:graphicData uri="http://schemas.microsoft.com/office/word/2010/wordprocessingShape">
                     <wps:wsp>
@@ -1733,18 +1535,18 @@
         <mc:AlternateContent>
           <mc:Choice Requires="wps">
             <w:drawing>
-              <wp:anchor behindDoc="0" distT="0" distB="0" distL="635" distR="0" simplePos="0" locked="0" layoutInCell="0" allowOverlap="1" relativeHeight="33">
+              <wp:anchor behindDoc="0" distT="0" distB="0" distL="635" distR="0" simplePos="0" locked="0" layoutInCell="0" allowOverlap="1" relativeHeight="30">
                 <wp:simplePos x="0" y="0"/>
                 <wp:positionH relativeFrom="column">
                   <wp:posOffset>6184900</wp:posOffset>
                 </wp:positionH>
                 <wp:positionV relativeFrom="paragraph">
-                  <wp:posOffset>6530975</wp:posOffset>
+                  <wp:posOffset>6569075</wp:posOffset>
                 </wp:positionV>
                 <wp:extent cx="3142615" cy="220345"/>
                 <wp:effectExtent l="635" t="0" r="0" b="0"/>
                 <wp:wrapSquare wrapText="bothSides"/>
-                <wp:docPr id="17" name="Frame 16"/>
+                <wp:docPr id="15" name="Frame 16"/>
                 <a:graphic xmlns:a="http://schemas.openxmlformats.org/drawingml/2006/main">
                   <a:graphicData uri="http://schemas.microsoft.com/office/word/2010/wordprocessingShape">
                     <wps:wsp>
@@ -1803,7 +1605,7 @@
           </mc:Choice>
           <mc:Fallback>
             <w:pict>
-              <v:rect id="shape_0" ID="Frame 16" path="m0,0l-2147483645,0l-2147483645,-2147483646l0,-2147483646xe" stroked="f" o:allowincell="f" style="position:absolute;margin-left:487pt;margin-top:514.25pt;width:247.4pt;height:17.3pt;mso-wrap-style:square;v-text-anchor:top">
+              <v:rect id="shape_0" ID="Frame 16" path="m0,0l-2147483645,0l-2147483645,-2147483646l0,-2147483646xe" stroked="f" o:allowincell="f" style="position:absolute;margin-left:487pt;margin-top:517.25pt;width:247.4pt;height:17.3pt;mso-wrap-style:square;v-text-anchor:top">
                 <v:fill o:detectmouseclick="t" on="false"/>
                 <v:stroke color="#3465a4" joinstyle="round" endcap="flat"/>
                 <v:textbox>
@@ -1838,18 +1640,18 @@
         <mc:AlternateContent>
           <mc:Choice Requires="wps">
             <w:drawing>
-              <wp:anchor behindDoc="0" distT="635" distB="0" distL="0" distR="0" simplePos="0" locked="0" layoutInCell="0" allowOverlap="1" relativeHeight="35">
+              <wp:anchor behindDoc="0" distT="635" distB="0" distL="0" distR="0" simplePos="0" locked="0" layoutInCell="0" allowOverlap="1" relativeHeight="32">
                 <wp:simplePos x="0" y="0"/>
                 <wp:positionH relativeFrom="column">
                   <wp:posOffset>5516880</wp:posOffset>
                 </wp:positionH>
                 <wp:positionV relativeFrom="paragraph">
-                  <wp:posOffset>6978015</wp:posOffset>
+                  <wp:posOffset>7016115</wp:posOffset>
                 </wp:positionV>
                 <wp:extent cx="3023235" cy="210185"/>
                 <wp:effectExtent l="635" t="635" r="0" b="0"/>
                 <wp:wrapSquare wrapText="bothSides"/>
-                <wp:docPr id="18" name="Frame 17"/>
+                <wp:docPr id="16" name="Frame 17"/>
                 <a:graphic xmlns:a="http://schemas.openxmlformats.org/drawingml/2006/main">
                   <a:graphicData uri="http://schemas.microsoft.com/office/word/2010/wordprocessingShape">
                     <wps:wsp>
@@ -1908,7 +1710,7 @@
           </mc:Choice>
           <mc:Fallback>
             <w:pict>
-              <v:rect id="shape_0" ID="Frame 17" path="m0,0l-2147483645,0l-2147483645,-2147483646l0,-2147483646xe" stroked="f" o:allowincell="f" style="position:absolute;margin-left:434.4pt;margin-top:549.45pt;width:238pt;height:16.5pt;mso-wrap-style:square;v-text-anchor:top">
+              <v:rect id="shape_0" ID="Frame 17" path="m0,0l-2147483645,0l-2147483645,-2147483646l0,-2147483646xe" stroked="f" o:allowincell="f" style="position:absolute;margin-left:434.4pt;margin-top:552.45pt;width:238pt;height:16.5pt;mso-wrap-style:square;v-text-anchor:top">
                 <v:fill o:detectmouseclick="t" on="false"/>
                 <v:stroke color="#3465a4" joinstyle="round" endcap="flat"/>
                 <v:textbox>
@@ -1943,18 +1745,18 @@
         <mc:AlternateContent>
           <mc:Choice Requires="wps">
             <w:drawing>
-              <wp:anchor behindDoc="0" distT="635" distB="0" distL="0" distR="0" simplePos="0" locked="0" layoutInCell="0" allowOverlap="1" relativeHeight="37">
+              <wp:anchor behindDoc="0" distT="635" distB="0" distL="0" distR="0" simplePos="0" locked="0" layoutInCell="0" allowOverlap="1" relativeHeight="34">
                 <wp:simplePos x="0" y="0"/>
                 <wp:positionH relativeFrom="column">
                   <wp:posOffset>4958715</wp:posOffset>
                 </wp:positionH>
                 <wp:positionV relativeFrom="paragraph">
-                  <wp:posOffset>7225665</wp:posOffset>
+                  <wp:posOffset>7263765</wp:posOffset>
                 </wp:positionV>
                 <wp:extent cx="2799080" cy="213995"/>
                 <wp:effectExtent l="0" t="635" r="0" b="0"/>
                 <wp:wrapSquare wrapText="bothSides"/>
-                <wp:docPr id="19" name="Frame 18"/>
+                <wp:docPr id="17" name="Frame 18"/>
                 <a:graphic xmlns:a="http://schemas.openxmlformats.org/drawingml/2006/main">
                   <a:graphicData uri="http://schemas.microsoft.com/office/word/2010/wordprocessingShape">
                     <wps:wsp>
@@ -2013,7 +1815,7 @@
           </mc:Choice>
           <mc:Fallback>
             <w:pict>
-              <v:rect id="shape_0" ID="Frame 18" path="m0,0l-2147483645,0l-2147483645,-2147483646l0,-2147483646xe" stroked="f" o:allowincell="f" style="position:absolute;margin-left:390.45pt;margin-top:568.95pt;width:220.35pt;height:16.8pt;mso-wrap-style:square;v-text-anchor:top">
+              <v:rect id="shape_0" ID="Frame 18" path="m0,0l-2147483645,0l-2147483645,-2147483646l0,-2147483646xe" stroked="f" o:allowincell="f" style="position:absolute;margin-left:390.45pt;margin-top:571.95pt;width:220.35pt;height:16.8pt;mso-wrap-style:square;v-text-anchor:top">
                 <v:fill o:detectmouseclick="t" on="false"/>
                 <v:stroke color="#3465a4" joinstyle="round" endcap="flat"/>
                 <v:textbox>
@@ -2048,18 +1850,18 @@
         <mc:AlternateContent>
           <mc:Choice Requires="wps">
             <w:drawing>
-              <wp:anchor behindDoc="0" distT="0" distB="0" distL="0" distR="0" simplePos="0" locked="0" layoutInCell="0" allowOverlap="1" relativeHeight="39">
+              <wp:anchor behindDoc="0" distT="0" distB="0" distL="0" distR="0" simplePos="0" locked="0" layoutInCell="0" allowOverlap="1" relativeHeight="36">
                 <wp:simplePos x="0" y="0"/>
                 <wp:positionH relativeFrom="column">
                   <wp:posOffset>5486400</wp:posOffset>
                 </wp:positionH>
                 <wp:positionV relativeFrom="paragraph">
-                  <wp:posOffset>7484110</wp:posOffset>
+                  <wp:posOffset>7522210</wp:posOffset>
                 </wp:positionV>
                 <wp:extent cx="1405255" cy="203835"/>
                 <wp:effectExtent l="635" t="635" r="0" b="0"/>
                 <wp:wrapSquare wrapText="bothSides"/>
-                <wp:docPr id="20" name="Frame 19"/>
+                <wp:docPr id="18" name="Frame 19"/>
                 <a:graphic xmlns:a="http://schemas.openxmlformats.org/drawingml/2006/main">
                   <a:graphicData uri="http://schemas.microsoft.com/office/word/2010/wordprocessingShape">
                     <wps:wsp>
@@ -2118,7 +1920,7 @@
           </mc:Choice>
           <mc:Fallback>
             <w:pict>
-              <v:rect id="shape_0" ID="Frame 19" path="m0,0l-2147483645,0l-2147483645,-2147483646l0,-2147483646xe" stroked="f" o:allowincell="f" style="position:absolute;margin-left:432pt;margin-top:589.3pt;width:110.6pt;height:16pt;mso-wrap-style:square;v-text-anchor:top">
+              <v:rect id="shape_0" ID="Frame 19" path="m0,0l-2147483645,0l-2147483645,-2147483646l0,-2147483646xe" stroked="f" o:allowincell="f" style="position:absolute;margin-left:432pt;margin-top:592.3pt;width:110.6pt;height:16pt;mso-wrap-style:square;v-text-anchor:top">
                 <v:fill o:detectmouseclick="t" on="false"/>
                 <v:stroke color="#3465a4" joinstyle="round" endcap="flat"/>
                 <v:textbox>
@@ -2153,18 +1955,18 @@
         <mc:AlternateContent>
           <mc:Choice Requires="wps">
             <w:drawing>
-              <wp:anchor behindDoc="0" distT="0" distB="0" distL="0" distR="0" simplePos="0" locked="0" layoutInCell="0" allowOverlap="1" relativeHeight="41">
+              <wp:anchor behindDoc="0" distT="0" distB="0" distL="0" distR="0" simplePos="0" locked="0" layoutInCell="0" allowOverlap="1" relativeHeight="38">
                 <wp:simplePos x="0" y="0"/>
                 <wp:positionH relativeFrom="column">
                   <wp:posOffset>5264150</wp:posOffset>
                 </wp:positionH>
                 <wp:positionV relativeFrom="paragraph">
-                  <wp:posOffset>7737475</wp:posOffset>
+                  <wp:posOffset>7775575</wp:posOffset>
                 </wp:positionV>
                 <wp:extent cx="1410335" cy="218440"/>
                 <wp:effectExtent l="635" t="0" r="0" b="0"/>
                 <wp:wrapSquare wrapText="bothSides"/>
-                <wp:docPr id="21" name="Frame 20"/>
+                <wp:docPr id="19" name="Frame 20"/>
                 <a:graphic xmlns:a="http://schemas.openxmlformats.org/drawingml/2006/main">
                   <a:graphicData uri="http://schemas.microsoft.com/office/word/2010/wordprocessingShape">
                     <wps:wsp>
@@ -2223,7 +2025,7 @@
           </mc:Choice>
           <mc:Fallback>
             <w:pict>
-              <v:rect id="shape_0" ID="Frame 20" path="m0,0l-2147483645,0l-2147483645,-2147483646l0,-2147483646xe" stroked="f" o:allowincell="f" style="position:absolute;margin-left:414.5pt;margin-top:609.25pt;width:111pt;height:17.15pt;mso-wrap-style:square;v-text-anchor:top">
+              <v:rect id="shape_0" ID="Frame 20" path="m0,0l-2147483645,0l-2147483645,-2147483646l0,-2147483646xe" stroked="f" o:allowincell="f" style="position:absolute;margin-left:414.5pt;margin-top:612.25pt;width:111pt;height:17.15pt;mso-wrap-style:square;v-text-anchor:top">
                 <v:fill o:detectmouseclick="t" on="false"/>
                 <v:stroke color="#3465a4" joinstyle="round" endcap="flat"/>
                 <v:textbox>
@@ -2258,18 +2060,18 @@
         <mc:AlternateContent>
           <mc:Choice Requires="wps">
             <w:drawing>
-              <wp:anchor behindDoc="0" distT="0" distB="0" distL="0" distR="0" simplePos="0" locked="0" layoutInCell="0" allowOverlap="1" relativeHeight="43">
+              <wp:anchor behindDoc="0" distT="0" distB="0" distL="0" distR="0" simplePos="0" locked="0" layoutInCell="0" allowOverlap="1" relativeHeight="40">
                 <wp:simplePos x="0" y="0"/>
                 <wp:positionH relativeFrom="column">
                   <wp:posOffset>6295390</wp:posOffset>
                 </wp:positionH>
                 <wp:positionV relativeFrom="paragraph">
-                  <wp:posOffset>6289675</wp:posOffset>
+                  <wp:posOffset>6293485</wp:posOffset>
                 </wp:positionV>
                 <wp:extent cx="1943735" cy="205740"/>
                 <wp:effectExtent l="635" t="0" r="0" b="0"/>
                 <wp:wrapSquare wrapText="bothSides"/>
-                <wp:docPr id="22" name="Frame 21"/>
+                <wp:docPr id="20" name="Frame 21"/>
                 <a:graphic xmlns:a="http://schemas.openxmlformats.org/drawingml/2006/main">
                   <a:graphicData uri="http://schemas.microsoft.com/office/word/2010/wordprocessingShape">
                     <wps:wsp>
@@ -2328,7 +2130,7 @@
           </mc:Choice>
           <mc:Fallback>
             <w:pict>
-              <v:rect id="shape_0" ID="Frame 21" path="m0,0l-2147483645,0l-2147483645,-2147483646l0,-2147483646xe" stroked="f" o:allowincell="f" style="position:absolute;margin-left:495.7pt;margin-top:495.25pt;width:153pt;height:16.15pt;mso-wrap-style:square;v-text-anchor:top">
+              <v:rect id="shape_0" ID="Frame 21" path="m0,0l-2147483645,0l-2147483645,-2147483646l0,-2147483646xe" stroked="f" o:allowincell="f" style="position:absolute;margin-left:495.7pt;margin-top:495.55pt;width:153pt;height:16.15pt;mso-wrap-style:square;v-text-anchor:top">
                 <v:fill o:detectmouseclick="t" on="false"/>
                 <v:stroke color="#3465a4" joinstyle="round" endcap="flat"/>
                 <v:textbox>
@@ -2363,18 +2165,18 @@
         <mc:AlternateContent>
           <mc:Choice Requires="wps">
             <w:drawing>
-              <wp:anchor behindDoc="0" distT="0" distB="0" distL="0" distR="0" simplePos="0" locked="0" layoutInCell="0" allowOverlap="1" relativeHeight="45">
+              <wp:anchor behindDoc="0" distT="0" distB="0" distL="0" distR="0" simplePos="0" locked="0" layoutInCell="0" allowOverlap="1" relativeHeight="42">
                 <wp:simplePos x="0" y="0"/>
                 <wp:positionH relativeFrom="column">
                   <wp:posOffset>5398770</wp:posOffset>
                 </wp:positionH>
                 <wp:positionV relativeFrom="paragraph">
-                  <wp:posOffset>4592320</wp:posOffset>
+                  <wp:posOffset>4561840</wp:posOffset>
                 </wp:positionV>
                 <wp:extent cx="3945890" cy="229870"/>
                 <wp:effectExtent l="0" t="0" r="0" b="0"/>
                 <wp:wrapSquare wrapText="bothSides"/>
-                <wp:docPr id="23" name="Frame 22"/>
+                <wp:docPr id="21" name="Frame 22"/>
                 <a:graphic xmlns:a="http://schemas.openxmlformats.org/drawingml/2006/main">
                   <a:graphicData uri="http://schemas.microsoft.com/office/word/2010/wordprocessingShape">
                     <wps:wsp>
@@ -2433,7 +2235,7 @@
           </mc:Choice>
           <mc:Fallback>
             <w:pict>
-              <v:rect id="shape_0" ID="Frame 22" path="m0,0l-2147483645,0l-2147483645,-2147483646l0,-2147483646xe" stroked="f" o:allowincell="f" style="position:absolute;margin-left:425.1pt;margin-top:361.6pt;width:310.65pt;height:18.05pt;mso-wrap-style:square;v-text-anchor:top">
+              <v:rect id="shape_0" ID="Frame 22" path="m0,0l-2147483645,0l-2147483645,-2147483646l0,-2147483646xe" stroked="f" o:allowincell="f" style="position:absolute;margin-left:425.1pt;margin-top:359.2pt;width:310.65pt;height:18.05pt;mso-wrap-style:square;v-text-anchor:top">
                 <v:fill o:detectmouseclick="t" on="false"/>
                 <v:stroke color="#3465a4" joinstyle="round" endcap="flat"/>
                 <v:textbox>
@@ -2468,18 +2270,18 @@
         <mc:AlternateContent>
           <mc:Choice Requires="wps">
             <w:drawing>
-              <wp:anchor behindDoc="0" distT="0" distB="0" distL="0" distR="0" simplePos="0" locked="0" layoutInCell="0" allowOverlap="1" relativeHeight="47">
+              <wp:anchor behindDoc="0" distT="0" distB="0" distL="0" distR="0" simplePos="0" locked="0" layoutInCell="0" allowOverlap="1" relativeHeight="44">
                 <wp:simplePos x="0" y="0"/>
                 <wp:positionH relativeFrom="column">
                   <wp:posOffset>5145405</wp:posOffset>
                 </wp:positionH>
                 <wp:positionV relativeFrom="paragraph">
-                  <wp:posOffset>4803775</wp:posOffset>
+                  <wp:posOffset>4788535</wp:posOffset>
                 </wp:positionV>
                 <wp:extent cx="2379345" cy="297180"/>
                 <wp:effectExtent l="635" t="0" r="0" b="0"/>
                 <wp:wrapSquare wrapText="bothSides"/>
-                <wp:docPr id="24" name="Frame 23"/>
+                <wp:docPr id="22" name="Frame 23"/>
                 <a:graphic xmlns:a="http://schemas.openxmlformats.org/drawingml/2006/main">
                   <a:graphicData uri="http://schemas.microsoft.com/office/word/2010/wordprocessingShape">
                     <wps:wsp>
@@ -2508,7 +2310,7 @@
                           <w:p>
                             <w:pPr>
                               <w:pStyle w:val="FrameContents"/>
-                              <w:overflowPunct w:val="false"/>
+                              <w:overflowPunct w:val="true"/>
                               <w:jc w:val="left"/>
                               <w:rPr>
                                 <w:b/>
@@ -2539,7 +2341,7 @@
           </mc:Choice>
           <mc:Fallback>
             <w:pict>
-              <v:rect id="shape_0" ID="Frame 23" path="m0,0l-2147483645,0l-2147483645,-2147483646l0,-2147483646xe" stroked="f" o:allowincell="f" style="position:absolute;margin-left:405.15pt;margin-top:378.25pt;width:187.3pt;height:23.35pt;mso-wrap-style:square;v-text-anchor:top">
+              <v:rect id="shape_0" ID="Frame 23" path="m0,0l-2147483645,0l-2147483645,-2147483646l0,-2147483646xe" stroked="f" o:allowincell="f" style="position:absolute;margin-left:405.15pt;margin-top:377.05pt;width:187.3pt;height:23.35pt;mso-wrap-style:square;v-text-anchor:top">
                 <v:fill o:detectmouseclick="t" on="false"/>
                 <v:stroke color="#3465a4" joinstyle="round" endcap="flat"/>
                 <v:textbox>
@@ -2547,7 +2349,7 @@
                     <w:p>
                       <w:pPr>
                         <w:pStyle w:val="FrameContents"/>
-                        <w:overflowPunct w:val="false"/>
+                        <w:overflowPunct w:val="true"/>
                         <w:jc w:val="left"/>
                         <w:rPr>
                           <w:b/>
@@ -2575,7 +2377,7 @@
         <mc:AlternateContent>
           <mc:Choice Requires="wps">
             <w:drawing>
-              <wp:anchor behindDoc="0" distT="0" distB="0" distL="635" distR="0" simplePos="0" locked="0" layoutInCell="0" allowOverlap="1" relativeHeight="49">
+              <wp:anchor behindDoc="0" distT="0" distB="0" distL="635" distR="0" simplePos="0" locked="0" layoutInCell="0" allowOverlap="1" relativeHeight="46">
                 <wp:simplePos x="0" y="0"/>
                 <wp:positionH relativeFrom="column">
                   <wp:posOffset>4611370</wp:posOffset>
@@ -2586,7 +2388,7 @@
                 <wp:extent cx="4605655" cy="295275"/>
                 <wp:effectExtent l="635" t="635" r="0" b="0"/>
                 <wp:wrapSquare wrapText="bothSides"/>
-                <wp:docPr id="25" name="Frame 24"/>
+                <wp:docPr id="23" name="Frame 24"/>
                 <a:graphic xmlns:a="http://schemas.openxmlformats.org/drawingml/2006/main">
                   <a:graphicData uri="http://schemas.microsoft.com/office/word/2010/wordprocessingShape">
                     <wps:wsp>
@@ -2680,18 +2482,18 @@
         <mc:AlternateContent>
           <mc:Choice Requires="wps">
             <w:drawing>
-              <wp:anchor behindDoc="0" distT="0" distB="0" distL="0" distR="0" simplePos="0" locked="0" layoutInCell="0" allowOverlap="1" relativeHeight="51">
+              <wp:anchor behindDoc="0" distT="0" distB="0" distL="0" distR="0" simplePos="0" locked="0" layoutInCell="0" allowOverlap="1" relativeHeight="48">
                 <wp:simplePos x="0" y="0"/>
                 <wp:positionH relativeFrom="column">
                   <wp:posOffset>8532495</wp:posOffset>
                 </wp:positionH>
                 <wp:positionV relativeFrom="paragraph">
-                  <wp:posOffset>3794125</wp:posOffset>
+                  <wp:posOffset>3725545</wp:posOffset>
                 </wp:positionV>
                 <wp:extent cx="850265" cy="203200"/>
                 <wp:effectExtent l="0" t="0" r="0" b="0"/>
                 <wp:wrapSquare wrapText="bothSides"/>
-                <wp:docPr id="26" name="Frame 26"/>
+                <wp:docPr id="24" name="Frame 26"/>
                 <a:graphic xmlns:a="http://schemas.openxmlformats.org/drawingml/2006/main">
                   <a:graphicData uri="http://schemas.microsoft.com/office/word/2010/wordprocessingShape">
                     <wps:wsp>
@@ -2750,7 +2552,7 @@
           </mc:Choice>
           <mc:Fallback>
             <w:pict>
-              <v:rect id="shape_0" ID="Frame 26" path="m0,0l-2147483645,0l-2147483645,-2147483646l0,-2147483646xe" stroked="f" o:allowincell="f" style="position:absolute;margin-left:671.85pt;margin-top:298.75pt;width:66.9pt;height:15.95pt;mso-wrap-style:square;v-text-anchor:top">
+              <v:rect id="shape_0" ID="Frame 26" path="m0,0l-2147483645,0l-2147483645,-2147483646l0,-2147483646xe" stroked="f" o:allowincell="f" style="position:absolute;margin-left:671.85pt;margin-top:293.35pt;width:66.9pt;height:15.95pt;mso-wrap-style:square;v-text-anchor:top">
                 <v:fill o:detectmouseclick="t" on="false"/>
                 <v:stroke color="#3465a4" joinstyle="round" endcap="flat"/>
                 <v:textbox>
@@ -2785,7 +2587,7 @@
         <mc:AlternateContent>
           <mc:Choice Requires="wps">
             <w:drawing>
-              <wp:anchor behindDoc="0" distT="0" distB="0" distL="0" distR="0" simplePos="0" locked="0" layoutInCell="0" allowOverlap="1" relativeHeight="53">
+              <wp:anchor behindDoc="0" distT="0" distB="0" distL="0" distR="0" simplePos="0" locked="0" layoutInCell="0" allowOverlap="1" relativeHeight="50">
                 <wp:simplePos x="0" y="0"/>
                 <wp:positionH relativeFrom="column">
                   <wp:posOffset>5225415</wp:posOffset>
@@ -2796,7 +2598,7 @@
                 <wp:extent cx="1501775" cy="197485"/>
                 <wp:effectExtent l="635" t="635" r="0" b="0"/>
                 <wp:wrapSquare wrapText="bothSides"/>
-                <wp:docPr id="27" name="Frame 27"/>
+                <wp:docPr id="25" name="Frame 27"/>
                 <a:graphic xmlns:a="http://schemas.openxmlformats.org/drawingml/2006/main">
                   <a:graphicData uri="http://schemas.microsoft.com/office/word/2010/wordprocessingShape">
                     <wps:wsp>
@@ -2890,7 +2692,7 @@
         <mc:AlternateContent>
           <mc:Choice Requires="wps">
             <w:drawing>
-              <wp:anchor behindDoc="0" distT="0" distB="0" distL="635" distR="0" simplePos="0" locked="0" layoutInCell="0" allowOverlap="1" relativeHeight="55">
+              <wp:anchor behindDoc="0" distT="0" distB="0" distL="635" distR="0" simplePos="0" locked="0" layoutInCell="0" allowOverlap="1" relativeHeight="52">
                 <wp:simplePos x="0" y="0"/>
                 <wp:positionH relativeFrom="column">
                   <wp:posOffset>6494145</wp:posOffset>
@@ -2901,7 +2703,7 @@
                 <wp:extent cx="2813685" cy="211455"/>
                 <wp:effectExtent l="635" t="635" r="0" b="0"/>
                 <wp:wrapSquare wrapText="bothSides"/>
-                <wp:docPr id="28" name="Frame 28"/>
+                <wp:docPr id="26" name="Frame 28"/>
                 <a:graphic xmlns:a="http://schemas.openxmlformats.org/drawingml/2006/main">
                   <a:graphicData uri="http://schemas.microsoft.com/office/word/2010/wordprocessingShape">
                     <wps:wsp>
@@ -2995,7 +2797,7 @@
         <mc:AlternateContent>
           <mc:Choice Requires="wps">
             <w:drawing>
-              <wp:anchor behindDoc="0" distT="0" distB="0" distL="0" distR="0" simplePos="0" locked="0" layoutInCell="0" allowOverlap="1" relativeHeight="57">
+              <wp:anchor behindDoc="0" distT="0" distB="0" distL="0" distR="0" simplePos="0" locked="0" layoutInCell="0" allowOverlap="1" relativeHeight="54">
                 <wp:simplePos x="0" y="0"/>
                 <wp:positionH relativeFrom="column">
                   <wp:posOffset>6327775</wp:posOffset>
@@ -3006,7 +2808,7 @@
                 <wp:extent cx="1561465" cy="213360"/>
                 <wp:effectExtent l="635" t="0" r="0" b="0"/>
                 <wp:wrapSquare wrapText="bothSides"/>
-                <wp:docPr id="29" name="Frame 29"/>
+                <wp:docPr id="27" name="Frame 29"/>
                 <a:graphic xmlns:a="http://schemas.openxmlformats.org/drawingml/2006/main">
                   <a:graphicData uri="http://schemas.microsoft.com/office/word/2010/wordprocessingShape">
                     <wps:wsp>
@@ -3100,18 +2902,18 @@
         <mc:AlternateContent>
           <mc:Choice Requires="wps">
             <w:drawing>
-              <wp:anchor behindDoc="0" distT="0" distB="0" distL="0" distR="0" simplePos="0" locked="0" layoutInCell="0" allowOverlap="1" relativeHeight="59">
+              <wp:anchor behindDoc="0" distT="0" distB="0" distL="0" distR="0" simplePos="0" locked="0" layoutInCell="0" allowOverlap="1" relativeHeight="56">
                 <wp:simplePos x="0" y="0"/>
                 <wp:positionH relativeFrom="column">
                   <wp:posOffset>5494655</wp:posOffset>
                 </wp:positionH>
                 <wp:positionV relativeFrom="paragraph">
-                  <wp:posOffset>6045835</wp:posOffset>
+                  <wp:posOffset>6053455</wp:posOffset>
                 </wp:positionV>
                 <wp:extent cx="2118360" cy="207645"/>
                 <wp:effectExtent l="0" t="635" r="0" b="0"/>
                 <wp:wrapSquare wrapText="bothSides"/>
-                <wp:docPr id="30" name="Frame 30"/>
+                <wp:docPr id="28" name="Frame 30"/>
                 <a:graphic xmlns:a="http://schemas.openxmlformats.org/drawingml/2006/main">
                   <a:graphicData uri="http://schemas.microsoft.com/office/word/2010/wordprocessingShape">
                     <wps:wsp>
@@ -3170,7 +2972,7 @@
           </mc:Choice>
           <mc:Fallback>
             <w:pict>
-              <v:rect id="shape_0" ID="Frame 30" path="m0,0l-2147483645,0l-2147483645,-2147483646l0,-2147483646xe" stroked="f" o:allowincell="f" style="position:absolute;margin-left:432.65pt;margin-top:476.05pt;width:166.75pt;height:16.3pt;mso-wrap-style:square;v-text-anchor:top">
+              <v:rect id="shape_0" ID="Frame 30" path="m0,0l-2147483645,0l-2147483645,-2147483646l0,-2147483646xe" stroked="f" o:allowincell="f" style="position:absolute;margin-left:432.65pt;margin-top:476.65pt;width:166.75pt;height:16.3pt;mso-wrap-style:square;v-text-anchor:top">
                 <v:fill o:detectmouseclick="t" on="false"/>
                 <v:stroke color="#3465a4" joinstyle="round" endcap="flat"/>
                 <v:textbox>
@@ -3205,18 +3007,18 @@
         <mc:AlternateContent>
           <mc:Choice Requires="wps">
             <w:drawing>
-              <wp:anchor behindDoc="0" distT="635" distB="0" distL="0" distR="0" simplePos="0" locked="0" layoutInCell="0" allowOverlap="1" relativeHeight="61">
+              <wp:anchor behindDoc="0" distT="635" distB="0" distL="0" distR="0" simplePos="0" locked="0" layoutInCell="0" allowOverlap="1" relativeHeight="58">
                 <wp:simplePos x="0" y="0"/>
                 <wp:positionH relativeFrom="column">
                   <wp:posOffset>1417320</wp:posOffset>
                 </wp:positionH>
                 <wp:positionV relativeFrom="paragraph">
-                  <wp:posOffset>4754245</wp:posOffset>
+                  <wp:posOffset>4716145</wp:posOffset>
                 </wp:positionV>
                 <wp:extent cx="1183640" cy="205105"/>
                 <wp:effectExtent l="0" t="635" r="0" b="0"/>
                 <wp:wrapSquare wrapText="bothSides"/>
-                <wp:docPr id="31" name="Frame 4"/>
+                <wp:docPr id="29" name="Frame 4"/>
                 <a:graphic xmlns:a="http://schemas.openxmlformats.org/drawingml/2006/main">
                   <a:graphicData uri="http://schemas.microsoft.com/office/word/2010/wordprocessingShape">
                     <wps:wsp>
@@ -3277,7 +3079,7 @@
           </mc:Choice>
           <mc:Fallback>
             <w:pict>
-              <v:rect id="shape_0" ID="Frame 4" path="m0,0l-2147483645,0l-2147483645,-2147483646l0,-2147483646xe" stroked="f" o:allowincell="f" style="position:absolute;margin-left:111.6pt;margin-top:374.35pt;width:93.15pt;height:16.1pt;mso-wrap-style:square;v-text-anchor:top">
+              <v:rect id="shape_0" ID="Frame 4" path="m0,0l-2147483645,0l-2147483645,-2147483646l0,-2147483646xe" stroked="f" o:allowincell="f" style="position:absolute;margin-left:111.6pt;margin-top:371.35pt;width:93.15pt;height:16.1pt;mso-wrap-style:square;v-text-anchor:top">
                 <v:fill o:detectmouseclick="t" on="false"/>
                 <v:stroke color="#3465a4" joinstyle="round" endcap="flat"/>
                 <v:textbox>
@@ -3314,18 +3116,18 @@
         <mc:AlternateContent>
           <mc:Choice Requires="wps">
             <w:drawing>
-              <wp:anchor behindDoc="0" distT="635" distB="0" distL="635" distR="0" simplePos="0" locked="0" layoutInCell="0" allowOverlap="1" relativeHeight="63">
+              <wp:anchor behindDoc="0" distT="635" distB="0" distL="635" distR="0" simplePos="0" locked="0" layoutInCell="0" allowOverlap="1" relativeHeight="60">
                 <wp:simplePos x="0" y="0"/>
                 <wp:positionH relativeFrom="column">
                   <wp:posOffset>10877550</wp:posOffset>
                 </wp:positionH>
                 <wp:positionV relativeFrom="paragraph">
-                  <wp:posOffset>6978015</wp:posOffset>
+                  <wp:posOffset>7000875</wp:posOffset>
                 </wp:positionV>
                 <wp:extent cx="3023235" cy="210185"/>
                 <wp:effectExtent l="635" t="635" r="0" b="0"/>
                 <wp:wrapSquare wrapText="bothSides"/>
-                <wp:docPr id="32" name="Frame 25"/>
+                <wp:docPr id="30" name="Frame 25"/>
                 <a:graphic xmlns:a="http://schemas.openxmlformats.org/drawingml/2006/main">
                   <a:graphicData uri="http://schemas.microsoft.com/office/word/2010/wordprocessingShape">
                     <wps:wsp>
@@ -3384,7 +3186,7 @@
           </mc:Choice>
           <mc:Fallback>
             <w:pict>
-              <v:rect id="shape_0" ID="Frame 25" path="m0,0l-2147483645,0l-2147483645,-2147483646l0,-2147483646xe" stroked="f" o:allowincell="f" style="position:absolute;margin-left:856.5pt;margin-top:549.45pt;width:238pt;height:16.5pt;mso-wrap-style:square;v-text-anchor:top">
+              <v:rect id="shape_0" ID="Frame 25" path="m0,0l-2147483645,0l-2147483645,-2147483646l0,-2147483646xe" stroked="f" o:allowincell="f" style="position:absolute;margin-left:856.5pt;margin-top:551.25pt;width:238pt;height:16.5pt;mso-wrap-style:square;v-text-anchor:top">
                 <v:fill o:detectmouseclick="t" on="false"/>
                 <v:stroke color="#3465a4" joinstyle="round" endcap="flat"/>
                 <v:textbox>
@@ -3419,18 +3221,18 @@
         <mc:AlternateContent>
           <mc:Choice Requires="wps">
             <w:drawing>
-              <wp:anchor behindDoc="0" distT="635" distB="0" distL="0" distR="0" simplePos="0" locked="0" layoutInCell="0" allowOverlap="1" relativeHeight="65">
+              <wp:anchor behindDoc="0" distT="635" distB="0" distL="0" distR="0" simplePos="0" locked="0" layoutInCell="0" allowOverlap="1" relativeHeight="62">
                 <wp:simplePos x="0" y="0"/>
                 <wp:positionH relativeFrom="column">
                   <wp:posOffset>10319385</wp:posOffset>
                 </wp:positionH>
                 <wp:positionV relativeFrom="paragraph">
-                  <wp:posOffset>7225665</wp:posOffset>
+                  <wp:posOffset>7263765</wp:posOffset>
                 </wp:positionV>
                 <wp:extent cx="2799080" cy="213995"/>
                 <wp:effectExtent l="0" t="635" r="0" b="0"/>
                 <wp:wrapSquare wrapText="bothSides"/>
-                <wp:docPr id="33" name="Frame 35"/>
+                <wp:docPr id="31" name="Frame 35"/>
                 <a:graphic xmlns:a="http://schemas.openxmlformats.org/drawingml/2006/main">
                   <a:graphicData uri="http://schemas.microsoft.com/office/word/2010/wordprocessingShape">
                     <wps:wsp>
@@ -3489,7 +3291,7 @@
           </mc:Choice>
           <mc:Fallback>
             <w:pict>
-              <v:rect id="shape_0" ID="Frame 35" path="m0,0l-2147483645,0l-2147483645,-2147483646l0,-2147483646xe" stroked="f" o:allowincell="f" style="position:absolute;margin-left:812.55pt;margin-top:568.95pt;width:220.35pt;height:16.8pt;mso-wrap-style:square;v-text-anchor:top">
+              <v:rect id="shape_0" ID="Frame 35" path="m0,0l-2147483645,0l-2147483645,-2147483646l0,-2147483646xe" stroked="f" o:allowincell="f" style="position:absolute;margin-left:812.55pt;margin-top:571.95pt;width:220.35pt;height:16.8pt;mso-wrap-style:square;v-text-anchor:top">
                 <v:fill o:detectmouseclick="t" on="false"/>
                 <v:stroke color="#3465a4" joinstyle="round" endcap="flat"/>
                 <v:textbox>
@@ -3524,18 +3326,18 @@
         <mc:AlternateContent>
           <mc:Choice Requires="wps">
             <w:drawing>
-              <wp:anchor behindDoc="0" distT="0" distB="0" distL="0" distR="0" simplePos="0" locked="0" layoutInCell="0" allowOverlap="1" relativeHeight="67">
+              <wp:anchor behindDoc="0" distT="0" distB="0" distL="0" distR="0" simplePos="0" locked="0" layoutInCell="0" allowOverlap="1" relativeHeight="64">
                 <wp:simplePos x="0" y="0"/>
                 <wp:positionH relativeFrom="column">
                   <wp:posOffset>10847070</wp:posOffset>
                 </wp:positionH>
                 <wp:positionV relativeFrom="paragraph">
-                  <wp:posOffset>7484110</wp:posOffset>
+                  <wp:posOffset>7522210</wp:posOffset>
                 </wp:positionV>
                 <wp:extent cx="1405255" cy="203835"/>
                 <wp:effectExtent l="635" t="635" r="0" b="0"/>
                 <wp:wrapSquare wrapText="bothSides"/>
-                <wp:docPr id="34" name="Frame 39"/>
+                <wp:docPr id="32" name="Frame 39"/>
                 <a:graphic xmlns:a="http://schemas.openxmlformats.org/drawingml/2006/main">
                   <a:graphicData uri="http://schemas.microsoft.com/office/word/2010/wordprocessingShape">
                     <wps:wsp>
@@ -3594,7 +3396,7 @@
           </mc:Choice>
           <mc:Fallback>
             <w:pict>
-              <v:rect id="shape_0" ID="Frame 39" path="m0,0l-2147483645,0l-2147483645,-2147483646l0,-2147483646xe" stroked="f" o:allowincell="f" style="position:absolute;margin-left:854.1pt;margin-top:589.3pt;width:110.6pt;height:16pt;mso-wrap-style:square;v-text-anchor:top">
+              <v:rect id="shape_0" ID="Frame 39" path="m0,0l-2147483645,0l-2147483645,-2147483646l0,-2147483646xe" stroked="f" o:allowincell="f" style="position:absolute;margin-left:854.1pt;margin-top:592.3pt;width:110.6pt;height:16pt;mso-wrap-style:square;v-text-anchor:top">
                 <v:fill o:detectmouseclick="t" on="false"/>
                 <v:stroke color="#3465a4" joinstyle="round" endcap="flat"/>
                 <v:textbox>
@@ -3629,18 +3431,18 @@
         <mc:AlternateContent>
           <mc:Choice Requires="wps">
             <w:drawing>
-              <wp:anchor behindDoc="0" distT="0" distB="0" distL="635" distR="0" simplePos="0" locked="0" layoutInCell="0" allowOverlap="1" relativeHeight="69">
+              <wp:anchor behindDoc="0" distT="0" distB="0" distL="635" distR="0" simplePos="0" locked="0" layoutInCell="0" allowOverlap="1" relativeHeight="66">
                 <wp:simplePos x="0" y="0"/>
                 <wp:positionH relativeFrom="column">
                   <wp:posOffset>10624820</wp:posOffset>
                 </wp:positionH>
                 <wp:positionV relativeFrom="paragraph">
-                  <wp:posOffset>7737475</wp:posOffset>
+                  <wp:posOffset>7775575</wp:posOffset>
                 </wp:positionV>
                 <wp:extent cx="1410335" cy="218440"/>
                 <wp:effectExtent l="635" t="0" r="0" b="0"/>
                 <wp:wrapSquare wrapText="bothSides"/>
-                <wp:docPr id="35" name="Frame 41"/>
+                <wp:docPr id="33" name="Frame 41"/>
                 <a:graphic xmlns:a="http://schemas.openxmlformats.org/drawingml/2006/main">
                   <a:graphicData uri="http://schemas.microsoft.com/office/word/2010/wordprocessingShape">
                     <wps:wsp>
@@ -3699,7 +3501,7 @@
           </mc:Choice>
           <mc:Fallback>
             <w:pict>
-              <v:rect id="shape_0" ID="Frame 41" path="m0,0l-2147483645,0l-2147483645,-2147483646l0,-2147483646xe" stroked="f" o:allowincell="f" style="position:absolute;margin-left:836.6pt;margin-top:609.25pt;width:111pt;height:17.15pt;mso-wrap-style:square;v-text-anchor:top">
+              <v:rect id="shape_0" ID="Frame 41" path="m0,0l-2147483645,0l-2147483645,-2147483646l0,-2147483646xe" stroked="f" o:allowincell="f" style="position:absolute;margin-left:836.6pt;margin-top:612.25pt;width:111pt;height:17.15pt;mso-wrap-style:square;v-text-anchor:top">
                 <v:fill o:detectmouseclick="t" on="false"/>
                 <v:stroke color="#3465a4" joinstyle="round" endcap="flat"/>
                 <v:textbox>
@@ -3734,18 +3536,18 @@
         <mc:AlternateContent>
           <mc:Choice Requires="wps">
             <w:drawing>
-              <wp:anchor behindDoc="0" distT="0" distB="0" distL="0" distR="0" simplePos="0" locked="0" layoutInCell="0" allowOverlap="1" relativeHeight="71">
+              <wp:anchor behindDoc="0" distT="0" distB="0" distL="0" distR="0" simplePos="0" locked="0" layoutInCell="0" allowOverlap="1" relativeHeight="68">
                 <wp:simplePos x="0" y="0"/>
                 <wp:positionH relativeFrom="column">
                   <wp:posOffset>11656060</wp:posOffset>
                 </wp:positionH>
                 <wp:positionV relativeFrom="paragraph">
-                  <wp:posOffset>6289675</wp:posOffset>
+                  <wp:posOffset>6282055</wp:posOffset>
                 </wp:positionV>
                 <wp:extent cx="1943735" cy="205740"/>
                 <wp:effectExtent l="635" t="0" r="0" b="0"/>
                 <wp:wrapSquare wrapText="bothSides"/>
-                <wp:docPr id="36" name="Frame 47"/>
+                <wp:docPr id="34" name="Frame 47"/>
                 <a:graphic xmlns:a="http://schemas.openxmlformats.org/drawingml/2006/main">
                   <a:graphicData uri="http://schemas.microsoft.com/office/word/2010/wordprocessingShape">
                     <wps:wsp>
@@ -3804,7 +3606,7 @@
           </mc:Choice>
           <mc:Fallback>
             <w:pict>
-              <v:rect id="shape_0" ID="Frame 47" path="m0,0l-2147483645,0l-2147483645,-2147483646l0,-2147483646xe" stroked="f" o:allowincell="f" style="position:absolute;margin-left:917.8pt;margin-top:495.25pt;width:153pt;height:16.15pt;mso-wrap-style:square;v-text-anchor:top">
+              <v:rect id="shape_0" ID="Frame 47" path="m0,0l-2147483645,0l-2147483645,-2147483646l0,-2147483646xe" stroked="f" o:allowincell="f" style="position:absolute;margin-left:917.8pt;margin-top:494.65pt;width:153pt;height:16.15pt;mso-wrap-style:square;v-text-anchor:top">
                 <v:fill o:detectmouseclick="t" on="false"/>
                 <v:stroke color="#3465a4" joinstyle="round" endcap="flat"/>
                 <v:textbox>
@@ -3839,18 +3641,18 @@
         <mc:AlternateContent>
           <mc:Choice Requires="wps">
             <w:drawing>
-              <wp:anchor behindDoc="0" distT="0" distB="0" distL="0" distR="0" simplePos="0" locked="0" layoutInCell="0" allowOverlap="1" relativeHeight="73">
+              <wp:anchor behindDoc="0" distT="0" distB="0" distL="0" distR="0" simplePos="0" locked="0" layoutInCell="0" allowOverlap="1" relativeHeight="70">
                 <wp:simplePos x="0" y="0"/>
                 <wp:positionH relativeFrom="column">
-                  <wp:posOffset>10759440</wp:posOffset>
+                  <wp:posOffset>10873740</wp:posOffset>
                 </wp:positionH>
                 <wp:positionV relativeFrom="paragraph">
-                  <wp:posOffset>4592320</wp:posOffset>
+                  <wp:posOffset>4554220</wp:posOffset>
                 </wp:positionV>
                 <wp:extent cx="3945890" cy="229870"/>
                 <wp:effectExtent l="0" t="0" r="0" b="0"/>
                 <wp:wrapSquare wrapText="bothSides"/>
-                <wp:docPr id="37" name="Frame 48"/>
+                <wp:docPr id="35" name="Frame 48"/>
                 <a:graphic xmlns:a="http://schemas.openxmlformats.org/drawingml/2006/main">
                   <a:graphicData uri="http://schemas.microsoft.com/office/word/2010/wordprocessingShape">
                     <wps:wsp>
@@ -3909,7 +3711,7 @@
           </mc:Choice>
           <mc:Fallback>
             <w:pict>
-              <v:rect id="shape_0" ID="Frame 48" path="m0,0l-2147483645,0l-2147483645,-2147483646l0,-2147483646xe" stroked="f" o:allowincell="f" style="position:absolute;margin-left:847.2pt;margin-top:361.6pt;width:310.65pt;height:18.05pt;mso-wrap-style:square;v-text-anchor:top">
+              <v:rect id="shape_0" ID="Frame 48" path="m0,0l-2147483645,0l-2147483645,-2147483646l0,-2147483646xe" stroked="f" o:allowincell="f" style="position:absolute;margin-left:856.2pt;margin-top:358.6pt;width:310.65pt;height:18.05pt;mso-wrap-style:square;v-text-anchor:top">
                 <v:fill o:detectmouseclick="t" on="false"/>
                 <v:stroke color="#3465a4" joinstyle="round" endcap="flat"/>
                 <v:textbox>
@@ -3944,18 +3746,18 @@
         <mc:AlternateContent>
           <mc:Choice Requires="wps">
             <w:drawing>
-              <wp:anchor behindDoc="0" distT="0" distB="0" distL="0" distR="0" simplePos="0" locked="0" layoutInCell="0" allowOverlap="1" relativeHeight="75">
+              <wp:anchor behindDoc="0" distT="0" distB="0" distL="0" distR="0" simplePos="0" locked="0" layoutInCell="0" allowOverlap="1" relativeHeight="72">
                 <wp:simplePos x="0" y="0"/>
                 <wp:positionH relativeFrom="column">
                   <wp:posOffset>10506075</wp:posOffset>
                 </wp:positionH>
                 <wp:positionV relativeFrom="paragraph">
-                  <wp:posOffset>4803775</wp:posOffset>
+                  <wp:posOffset>4784725</wp:posOffset>
                 </wp:positionV>
                 <wp:extent cx="2379345" cy="297180"/>
                 <wp:effectExtent l="635" t="0" r="0" b="0"/>
                 <wp:wrapSquare wrapText="bothSides"/>
-                <wp:docPr id="38" name="Frame 49"/>
+                <wp:docPr id="36" name="Frame 49"/>
                 <a:graphic xmlns:a="http://schemas.openxmlformats.org/drawingml/2006/main">
                   <a:graphicData uri="http://schemas.microsoft.com/office/word/2010/wordprocessingShape">
                     <wps:wsp>
@@ -3984,7 +3786,7 @@
                           <w:p>
                             <w:pPr>
                               <w:pStyle w:val="FrameContents"/>
-                              <w:overflowPunct w:val="false"/>
+                              <w:overflowPunct w:val="true"/>
                               <w:jc w:val="left"/>
                               <w:rPr>
                                 <w:b/>
@@ -4015,7 +3817,7 @@
           </mc:Choice>
           <mc:Fallback>
             <w:pict>
-              <v:rect id="shape_0" ID="Frame 49" path="m0,0l-2147483645,0l-2147483645,-2147483646l0,-2147483646xe" stroked="f" o:allowincell="f" style="position:absolute;margin-left:827.25pt;margin-top:378.25pt;width:187.3pt;height:23.35pt;mso-wrap-style:square;v-text-anchor:top">
+              <v:rect id="shape_0" ID="Frame 49" path="m0,0l-2147483645,0l-2147483645,-2147483646l0,-2147483646xe" stroked="f" o:allowincell="f" style="position:absolute;margin-left:827.25pt;margin-top:376.75pt;width:187.3pt;height:23.35pt;mso-wrap-style:square;v-text-anchor:top">
                 <v:fill o:detectmouseclick="t" on="false"/>
                 <v:stroke color="#3465a4" joinstyle="round" endcap="flat"/>
                 <v:textbox>
@@ -4023,7 +3825,7 @@
                     <w:p>
                       <w:pPr>
                         <w:pStyle w:val="FrameContents"/>
-                        <w:overflowPunct w:val="false"/>
+                        <w:overflowPunct w:val="true"/>
                         <w:jc w:val="left"/>
                         <w:rPr>
                           <w:b/>
@@ -4051,7 +3853,7 @@
         <mc:AlternateContent>
           <mc:Choice Requires="wps">
             <w:drawing>
-              <wp:anchor behindDoc="0" distT="0" distB="0" distL="0" distR="0" simplePos="0" locked="0" layoutInCell="0" allowOverlap="1" relativeHeight="77">
+              <wp:anchor behindDoc="0" distT="0" distB="0" distL="0" distR="0" simplePos="0" locked="0" layoutInCell="0" allowOverlap="1" relativeHeight="74">
                 <wp:simplePos x="0" y="0"/>
                 <wp:positionH relativeFrom="column">
                   <wp:posOffset>9972040</wp:posOffset>
@@ -4062,7 +3864,7 @@
                 <wp:extent cx="4605655" cy="295275"/>
                 <wp:effectExtent l="635" t="635" r="0" b="0"/>
                 <wp:wrapSquare wrapText="bothSides"/>
-                <wp:docPr id="39" name="Frame 50"/>
+                <wp:docPr id="37" name="Frame 50"/>
                 <a:graphic xmlns:a="http://schemas.openxmlformats.org/drawingml/2006/main">
                   <a:graphicData uri="http://schemas.microsoft.com/office/word/2010/wordprocessingShape">
                     <wps:wsp>
@@ -4156,18 +3958,18 @@
         <mc:AlternateContent>
           <mc:Choice Requires="wps">
             <w:drawing>
-              <wp:anchor behindDoc="0" distT="0" distB="0" distL="0" distR="0" simplePos="0" locked="0" layoutInCell="0" allowOverlap="1" relativeHeight="79">
+              <wp:anchor behindDoc="0" distT="0" distB="0" distL="0" distR="0" simplePos="0" locked="0" layoutInCell="0" allowOverlap="1" relativeHeight="76">
                 <wp:simplePos x="0" y="0"/>
                 <wp:positionH relativeFrom="column">
-                  <wp:posOffset>13893165</wp:posOffset>
+                  <wp:posOffset>13988415</wp:posOffset>
                 </wp:positionH>
                 <wp:positionV relativeFrom="paragraph">
-                  <wp:posOffset>3794125</wp:posOffset>
+                  <wp:posOffset>3725545</wp:posOffset>
                 </wp:positionV>
                 <wp:extent cx="871220" cy="203200"/>
                 <wp:effectExtent l="0" t="0" r="0" b="0"/>
                 <wp:wrapSquare wrapText="bothSides"/>
-                <wp:docPr id="40" name="Frame 51"/>
+                <wp:docPr id="38" name="Frame 51"/>
                 <a:graphic xmlns:a="http://schemas.openxmlformats.org/drawingml/2006/main">
                   <a:graphicData uri="http://schemas.microsoft.com/office/word/2010/wordprocessingShape">
                     <wps:wsp>
@@ -4226,7 +4028,7 @@
           </mc:Choice>
           <mc:Fallback>
             <w:pict>
-              <v:rect id="shape_0" ID="Frame 51" path="m0,0l-2147483645,0l-2147483645,-2147483646l0,-2147483646xe" stroked="f" o:allowincell="f" style="position:absolute;margin-left:1093.95pt;margin-top:298.75pt;width:68.55pt;height:15.95pt;mso-wrap-style:square;v-text-anchor:top">
+              <v:rect id="shape_0" ID="Frame 51" path="m0,0l-2147483645,0l-2147483645,-2147483646l0,-2147483646xe" stroked="f" o:allowincell="f" style="position:absolute;margin-left:1101.45pt;margin-top:293.35pt;width:68.55pt;height:15.95pt;mso-wrap-style:square;v-text-anchor:top">
                 <v:fill o:detectmouseclick="t" on="false"/>
                 <v:stroke color="#3465a4" joinstyle="round" endcap="flat"/>
                 <v:textbox>
@@ -4261,7 +4063,7 @@
         <mc:AlternateContent>
           <mc:Choice Requires="wps">
             <w:drawing>
-              <wp:anchor behindDoc="0" distT="0" distB="0" distL="0" distR="0" simplePos="0" locked="0" layoutInCell="0" allowOverlap="1" relativeHeight="81">
+              <wp:anchor behindDoc="0" distT="0" distB="0" distL="0" distR="0" simplePos="0" locked="0" layoutInCell="0" allowOverlap="1" relativeHeight="78">
                 <wp:simplePos x="0" y="0"/>
                 <wp:positionH relativeFrom="column">
                   <wp:posOffset>10586085</wp:posOffset>
@@ -4272,7 +4074,7 @@
                 <wp:extent cx="1501775" cy="197485"/>
                 <wp:effectExtent l="635" t="635" r="0" b="0"/>
                 <wp:wrapSquare wrapText="bothSides"/>
-                <wp:docPr id="41" name="Frame 52"/>
+                <wp:docPr id="39" name="Frame 52"/>
                 <a:graphic xmlns:a="http://schemas.openxmlformats.org/drawingml/2006/main">
                   <a:graphicData uri="http://schemas.microsoft.com/office/word/2010/wordprocessingShape">
                     <wps:wsp>
@@ -4366,7 +4168,7 @@
         <mc:AlternateContent>
           <mc:Choice Requires="wps">
             <w:drawing>
-              <wp:anchor behindDoc="0" distT="0" distB="0" distL="0" distR="0" simplePos="0" locked="0" layoutInCell="0" allowOverlap="1" relativeHeight="83">
+              <wp:anchor behindDoc="0" distT="0" distB="0" distL="0" distR="0" simplePos="0" locked="0" layoutInCell="0" allowOverlap="1" relativeHeight="80">
                 <wp:simplePos x="0" y="0"/>
                 <wp:positionH relativeFrom="column">
                   <wp:posOffset>11854815</wp:posOffset>
@@ -4377,7 +4179,7 @@
                 <wp:extent cx="2920365" cy="211455"/>
                 <wp:effectExtent l="635" t="635" r="0" b="0"/>
                 <wp:wrapSquare wrapText="bothSides"/>
-                <wp:docPr id="42" name="Frame 53"/>
+                <wp:docPr id="40" name="Frame 53"/>
                 <a:graphic xmlns:a="http://schemas.openxmlformats.org/drawingml/2006/main">
                   <a:graphicData uri="http://schemas.microsoft.com/office/word/2010/wordprocessingShape">
                     <wps:wsp>
@@ -4471,10 +4273,10 @@
         <mc:AlternateContent>
           <mc:Choice Requires="wps">
             <w:drawing>
-              <wp:anchor behindDoc="0" distT="0" distB="0" distL="0" distR="0" simplePos="0" locked="0" layoutInCell="0" allowOverlap="1" relativeHeight="85">
+              <wp:anchor behindDoc="0" distT="0" distB="0" distL="0" distR="0" simplePos="0" locked="0" layoutInCell="0" allowOverlap="1" relativeHeight="82">
                 <wp:simplePos x="0" y="0"/>
                 <wp:positionH relativeFrom="column">
-                  <wp:posOffset>11688445</wp:posOffset>
+                  <wp:posOffset>11726545</wp:posOffset>
                 </wp:positionH>
                 <wp:positionV relativeFrom="paragraph">
                   <wp:posOffset>5622925</wp:posOffset>
@@ -4482,7 +4284,7 @@
                 <wp:extent cx="1561465" cy="213360"/>
                 <wp:effectExtent l="635" t="0" r="0" b="0"/>
                 <wp:wrapSquare wrapText="bothSides"/>
-                <wp:docPr id="43" name="Frame 54"/>
+                <wp:docPr id="41" name="Frame 54"/>
                 <a:graphic xmlns:a="http://schemas.openxmlformats.org/drawingml/2006/main">
                   <a:graphicData uri="http://schemas.microsoft.com/office/word/2010/wordprocessingShape">
                     <wps:wsp>
@@ -4541,7 +4343,7 @@
           </mc:Choice>
           <mc:Fallback>
             <w:pict>
-              <v:rect id="shape_0" ID="Frame 54" path="m0,0l-2147483645,0l-2147483645,-2147483646l0,-2147483646xe" stroked="f" o:allowincell="f" style="position:absolute;margin-left:920.35pt;margin-top:442.75pt;width:122.9pt;height:16.75pt;mso-wrap-style:square;v-text-anchor:top">
+              <v:rect id="shape_0" ID="Frame 54" path="m0,0l-2147483645,0l-2147483645,-2147483646l0,-2147483646xe" stroked="f" o:allowincell="f" style="position:absolute;margin-left:923.35pt;margin-top:442.75pt;width:122.9pt;height:16.75pt;mso-wrap-style:square;v-text-anchor:top">
                 <v:fill o:detectmouseclick="t" on="false"/>
                 <v:stroke color="#3465a4" joinstyle="round" endcap="flat"/>
                 <v:textbox>
@@ -4576,18 +4378,18 @@
         <mc:AlternateContent>
           <mc:Choice Requires="wps">
             <w:drawing>
-              <wp:anchor behindDoc="0" distT="0" distB="0" distL="0" distR="0" simplePos="0" locked="0" layoutInCell="0" allowOverlap="1" relativeHeight="87">
+              <wp:anchor behindDoc="0" distT="0" distB="0" distL="0" distR="0" simplePos="0" locked="0" layoutInCell="0" allowOverlap="1" relativeHeight="84">
                 <wp:simplePos x="0" y="0"/>
                 <wp:positionH relativeFrom="column">
                   <wp:posOffset>10855325</wp:posOffset>
                 </wp:positionH>
                 <wp:positionV relativeFrom="paragraph">
-                  <wp:posOffset>6045835</wp:posOffset>
+                  <wp:posOffset>6053455</wp:posOffset>
                 </wp:positionV>
                 <wp:extent cx="2118360" cy="207645"/>
                 <wp:effectExtent l="0" t="635" r="0" b="0"/>
                 <wp:wrapSquare wrapText="bothSides"/>
-                <wp:docPr id="44" name="Frame 55"/>
+                <wp:docPr id="42" name="Frame 55"/>
                 <a:graphic xmlns:a="http://schemas.openxmlformats.org/drawingml/2006/main">
                   <a:graphicData uri="http://schemas.microsoft.com/office/word/2010/wordprocessingShape">
                     <wps:wsp>
@@ -4646,7 +4448,7 @@
           </mc:Choice>
           <mc:Fallback>
             <w:pict>
-              <v:rect id="shape_0" ID="Frame 55" path="m0,0l-2147483645,0l-2147483645,-2147483646l0,-2147483646xe" stroked="f" o:allowincell="f" style="position:absolute;margin-left:854.75pt;margin-top:476.05pt;width:166.75pt;height:16.3pt;mso-wrap-style:square;v-text-anchor:top">
+              <v:rect id="shape_0" ID="Frame 55" path="m0,0l-2147483645,0l-2147483645,-2147483646l0,-2147483646xe" stroked="f" o:allowincell="f" style="position:absolute;margin-left:854.75pt;margin-top:476.65pt;width:166.75pt;height:16.3pt;mso-wrap-style:square;v-text-anchor:top">
                 <v:fill o:detectmouseclick="t" on="false"/>
                 <v:stroke color="#3465a4" joinstyle="round" endcap="flat"/>
                 <v:textbox>
@@ -4681,18 +4483,18 @@
         <mc:AlternateContent>
           <mc:Choice Requires="wps">
             <w:drawing>
-              <wp:anchor behindDoc="0" distT="0" distB="635" distL="635" distR="0" simplePos="0" locked="0" layoutInCell="0" allowOverlap="1" relativeHeight="89">
+              <wp:anchor behindDoc="0" distT="0" distB="635" distL="635" distR="0" simplePos="0" locked="0" layoutInCell="0" allowOverlap="1" relativeHeight="86">
                 <wp:simplePos x="0" y="0"/>
                 <wp:positionH relativeFrom="column">
                   <wp:posOffset>6184900</wp:posOffset>
                 </wp:positionH>
                 <wp:positionV relativeFrom="paragraph">
-                  <wp:posOffset>6702425</wp:posOffset>
+                  <wp:posOffset>6740525</wp:posOffset>
                 </wp:positionV>
                 <wp:extent cx="3142615" cy="210820"/>
                 <wp:effectExtent l="635" t="0" r="0" b="0"/>
                 <wp:wrapSquare wrapText="bothSides"/>
-                <wp:docPr id="45" name="Frame 5"/>
+                <wp:docPr id="43" name="Frame 5"/>
                 <a:graphic xmlns:a="http://schemas.openxmlformats.org/drawingml/2006/main">
                   <a:graphicData uri="http://schemas.microsoft.com/office/word/2010/wordprocessingShape">
                     <wps:wsp>
@@ -4751,7 +4553,7 @@
           </mc:Choice>
           <mc:Fallback>
             <w:pict>
-              <v:rect id="shape_0" ID="Frame 5" path="m0,0l-2147483645,0l-2147483645,-2147483646l0,-2147483646xe" stroked="f" o:allowincell="f" style="position:absolute;margin-left:487pt;margin-top:527.75pt;width:247.4pt;height:16.55pt;mso-wrap-style:square;v-text-anchor:top">
+              <v:rect id="shape_0" ID="Frame 5" path="m0,0l-2147483645,0l-2147483645,-2147483646l0,-2147483646xe" stroked="f" o:allowincell="f" style="position:absolute;margin-left:487pt;margin-top:530.75pt;width:247.4pt;height:16.55pt;mso-wrap-style:square;v-text-anchor:top">
                 <v:fill o:detectmouseclick="t" on="false"/>
                 <v:stroke color="#3465a4" joinstyle="round" endcap="flat"/>
                 <v:textbox>
@@ -4786,18 +4588,18 @@
         <mc:AlternateContent>
           <mc:Choice Requires="wps">
             <w:drawing>
-              <wp:anchor behindDoc="0" distT="0" distB="0" distL="635" distR="0" simplePos="0" locked="0" layoutInCell="0" allowOverlap="1" relativeHeight="91">
+              <wp:anchor behindDoc="0" distT="0" distB="0" distL="635" distR="0" simplePos="0" locked="0" layoutInCell="0" allowOverlap="1" relativeHeight="88">
                 <wp:simplePos x="0" y="0"/>
                 <wp:positionH relativeFrom="column">
-                  <wp:posOffset>11545570</wp:posOffset>
+                  <wp:posOffset>11659870</wp:posOffset>
                 </wp:positionH>
                 <wp:positionV relativeFrom="paragraph">
-                  <wp:posOffset>6530975</wp:posOffset>
+                  <wp:posOffset>6569075</wp:posOffset>
                 </wp:positionV>
                 <wp:extent cx="3142615" cy="220345"/>
                 <wp:effectExtent l="635" t="0" r="0" b="0"/>
                 <wp:wrapSquare wrapText="bothSides"/>
-                <wp:docPr id="46" name="Frame 6"/>
+                <wp:docPr id="44" name="Frame 6"/>
                 <a:graphic xmlns:a="http://schemas.openxmlformats.org/drawingml/2006/main">
                   <a:graphicData uri="http://schemas.microsoft.com/office/word/2010/wordprocessingShape">
                     <wps:wsp>
@@ -4856,7 +4658,7 @@
           </mc:Choice>
           <mc:Fallback>
             <w:pict>
-              <v:rect id="shape_0" ID="Frame 6" path="m0,0l-2147483645,0l-2147483645,-2147483646l0,-2147483646xe" stroked="f" o:allowincell="f" style="position:absolute;margin-left:909.1pt;margin-top:514.25pt;width:247.4pt;height:17.3pt;mso-wrap-style:square;v-text-anchor:top">
+              <v:rect id="shape_0" ID="Frame 6" path="m0,0l-2147483645,0l-2147483645,-2147483646l0,-2147483646xe" stroked="f" o:allowincell="f" style="position:absolute;margin-left:918.1pt;margin-top:517.25pt;width:247.4pt;height:17.3pt;mso-wrap-style:square;v-text-anchor:top">
                 <v:fill o:detectmouseclick="t" on="false"/>
                 <v:stroke color="#3465a4" joinstyle="round" endcap="flat"/>
                 <v:textbox>
@@ -4891,18 +4693,18 @@
         <mc:AlternateContent>
           <mc:Choice Requires="wps">
             <w:drawing>
-              <wp:anchor behindDoc="0" distT="0" distB="635" distL="635" distR="0" simplePos="0" locked="0" layoutInCell="0" allowOverlap="1" relativeHeight="93">
+              <wp:anchor behindDoc="0" distT="0" distB="635" distL="635" distR="0" simplePos="0" locked="0" layoutInCell="0" allowOverlap="1" relativeHeight="90">
                 <wp:simplePos x="0" y="0"/>
                 <wp:positionH relativeFrom="column">
-                  <wp:posOffset>11545570</wp:posOffset>
+                  <wp:posOffset>11602720</wp:posOffset>
                 </wp:positionH>
                 <wp:positionV relativeFrom="paragraph">
-                  <wp:posOffset>6702425</wp:posOffset>
+                  <wp:posOffset>6740525</wp:posOffset>
                 </wp:positionV>
                 <wp:extent cx="3142615" cy="210820"/>
                 <wp:effectExtent l="635" t="0" r="0" b="0"/>
                 <wp:wrapSquare wrapText="bothSides"/>
-                <wp:docPr id="47" name="Frame 7"/>
+                <wp:docPr id="45" name="Frame 7"/>
                 <a:graphic xmlns:a="http://schemas.openxmlformats.org/drawingml/2006/main">
                   <a:graphicData uri="http://schemas.microsoft.com/office/word/2010/wordprocessingShape">
                     <wps:wsp>
@@ -4961,7 +4763,7 @@
           </mc:Choice>
           <mc:Fallback>
             <w:pict>
-              <v:rect id="shape_0" ID="Frame 7" path="m0,0l-2147483645,0l-2147483645,-2147483646l0,-2147483646xe" stroked="f" o:allowincell="f" style="position:absolute;margin-left:909.1pt;margin-top:527.75pt;width:247.4pt;height:16.55pt;mso-wrap-style:square;v-text-anchor:top">
+              <v:rect id="shape_0" ID="Frame 7" path="m0,0l-2147483645,0l-2147483645,-2147483646l0,-2147483646xe" stroked="f" o:allowincell="f" style="position:absolute;margin-left:913.6pt;margin-top:530.75pt;width:247.4pt;height:16.55pt;mso-wrap-style:square;v-text-anchor:top">
                 <v:fill o:detectmouseclick="t" on="false"/>
                 <v:stroke color="#3465a4" joinstyle="round" endcap="flat"/>
                 <v:textbox>
@@ -4996,18 +4798,18 @@
         <mc:AlternateContent>
           <mc:Choice Requires="wps">
             <w:drawing>
-              <wp:anchor behindDoc="0" distT="0" distB="0" distL="635" distR="0" simplePos="0" locked="0" layoutInCell="0" allowOverlap="1" relativeHeight="95">
+              <wp:anchor behindDoc="0" distT="0" distB="0" distL="635" distR="0" simplePos="0" locked="0" layoutInCell="0" allowOverlap="1" relativeHeight="92">
                 <wp:simplePos x="0" y="0"/>
                 <wp:positionH relativeFrom="column">
                   <wp:posOffset>2352040</wp:posOffset>
                 </wp:positionH>
                 <wp:positionV relativeFrom="paragraph">
-                  <wp:posOffset>6764655</wp:posOffset>
+                  <wp:posOffset>6726555</wp:posOffset>
                 </wp:positionV>
                 <wp:extent cx="1637665" cy="193040"/>
                 <wp:effectExtent l="635" t="0" r="0" b="0"/>
                 <wp:wrapSquare wrapText="bothSides"/>
-                <wp:docPr id="48" name="Frame 8"/>
+                <wp:docPr id="46" name="Frame 8"/>
                 <a:graphic xmlns:a="http://schemas.openxmlformats.org/drawingml/2006/main">
                   <a:graphicData uri="http://schemas.microsoft.com/office/word/2010/wordprocessingShape">
                     <wps:wsp>
@@ -5068,7 +4870,7 @@
           </mc:Choice>
           <mc:Fallback>
             <w:pict>
-              <v:rect id="shape_0" ID="Frame 8" path="m0,0l-2147483645,0l-2147483645,-2147483646l0,-2147483646xe" stroked="f" o:allowincell="f" style="position:absolute;margin-left:185.2pt;margin-top:532.65pt;width:128.9pt;height:15.15pt;mso-wrap-style:square;v-text-anchor:top">
+              <v:rect id="shape_0" ID="Frame 8" path="m0,0l-2147483645,0l-2147483645,-2147483646l0,-2147483646xe" stroked="f" o:allowincell="f" style="position:absolute;margin-left:185.2pt;margin-top:529.65pt;width:128.9pt;height:15.15pt;mso-wrap-style:square;v-text-anchor:top">
                 <v:fill o:detectmouseclick="t" on="false"/>
                 <v:stroke color="#3465a4" joinstyle="round" endcap="flat"/>
                 <v:textbox>
@@ -5093,6 +4895,373 @@
                           <w:szCs w:val="22"/>
                         </w:rPr>
                         <w:t>{leftdate}</w:t>
+                      </w:r>
+                    </w:p>
+                  </w:txbxContent>
+                </v:textbox>
+                <w10:wrap type="square"/>
+              </v:rect>
+            </w:pict>
+          </mc:Fallback>
+        </mc:AlternateContent>
+        <mc:AlternateContent>
+          <mc:Choice Requires="wps">
+            <w:drawing>
+              <wp:anchor behindDoc="0" distT="0" distB="0" distL="635" distR="0" simplePos="0" locked="0" layoutInCell="0" allowOverlap="1" relativeHeight="94">
+                <wp:simplePos x="0" y="0"/>
+                <wp:positionH relativeFrom="column">
+                  <wp:posOffset>4704080</wp:posOffset>
+                </wp:positionH>
+                <wp:positionV relativeFrom="paragraph">
+                  <wp:posOffset>12664440</wp:posOffset>
+                </wp:positionV>
+                <wp:extent cx="1637665" cy="381635"/>
+                <wp:effectExtent l="635" t="0" r="0" b="0"/>
+                <wp:wrapSquare wrapText="bothSides"/>
+                <wp:docPr id="47" name="Frame 9"/>
+                <a:graphic xmlns:a="http://schemas.openxmlformats.org/drawingml/2006/main">
+                  <a:graphicData uri="http://schemas.microsoft.com/office/word/2010/wordprocessingShape">
+                    <wps:wsp>
+                      <wps:cNvSpPr/>
+                      <wps:spPr>
+                        <a:xfrm>
+                          <a:off x="0" y="0"/>
+                          <a:ext cx="1637640" cy="381600"/>
+                        </a:xfrm>
+                        <a:prstGeom prst="rect">
+                          <a:avLst/>
+                        </a:prstGeom>
+                        <a:noFill/>
+                        <a:ln w="0">
+                          <a:noFill/>
+                        </a:ln>
+                      </wps:spPr>
+                      <wps:style>
+                        <a:lnRef idx="0"/>
+                        <a:fillRef idx="0"/>
+                        <a:effectRef idx="0"/>
+                        <a:fontRef idx="minor"/>
+                      </wps:style>
+                      <wps:txbx>
+                        <w:txbxContent>
+                          <w:p>
+                            <w:pPr>
+                              <w:pStyle w:val="FrameContents"/>
+                              <w:jc w:val="left"/>
+                              <w:rPr>
+                                <w:b/>
+                                <w:bCs/>
+                                <w:sz w:val="22"/>
+                                <w:szCs w:val="22"/>
+                              </w:rPr>
+                            </w:pPr>
+                            <w:r>
+                              <w:rPr>
+                                <w:b/>
+                                <w:bCs/>
+                                <w:color w:val="000000"/>
+                                <w:sz w:val="22"/>
+                                <w:szCs w:val="22"/>
+                              </w:rPr>
+                              <w:t>{examination}</w:t>
+                            </w:r>
+                          </w:p>
+                        </w:txbxContent>
+                      </wps:txbx>
+                      <wps:bodyPr lIns="0" rIns="0" tIns="0" bIns="0" anchor="ctr">
+                        <a:noAutofit/>
+                      </wps:bodyPr>
+                    </wps:wsp>
+                  </a:graphicData>
+                </a:graphic>
+              </wp:anchor>
+            </w:drawing>
+          </mc:Choice>
+          <mc:Fallback>
+            <w:pict>
+              <v:rect id="shape_0" ID="Frame 9" path="m0,0l-2147483645,0l-2147483645,-2147483646l0,-2147483646xe" stroked="f" o:allowincell="f" style="position:absolute;margin-left:370.4pt;margin-top:997.2pt;width:128.9pt;height:30pt;mso-wrap-style:square;v-text-anchor:middle">
+                <v:fill o:detectmouseclick="t" on="false"/>
+                <v:stroke color="#3465a4" joinstyle="round" endcap="flat"/>
+                <v:textbox>
+                  <w:txbxContent>
+                    <w:p>
+                      <w:pPr>
+                        <w:pStyle w:val="FrameContents"/>
+                        <w:jc w:val="left"/>
+                        <w:rPr>
+                          <w:b/>
+                          <w:bCs/>
+                          <w:sz w:val="22"/>
+                          <w:szCs w:val="22"/>
+                        </w:rPr>
+                      </w:pPr>
+                      <w:r>
+                        <w:rPr>
+                          <w:b/>
+                          <w:bCs/>
+                          <w:color w:val="000000"/>
+                          <w:sz w:val="22"/>
+                          <w:szCs w:val="22"/>
+                        </w:rPr>
+                        <w:t>{examination}</w:t>
+                      </w:r>
+                    </w:p>
+                  </w:txbxContent>
+                </v:textbox>
+                <w10:wrap type="square"/>
+              </v:rect>
+            </w:pict>
+          </mc:Fallback>
+        </mc:AlternateContent>
+        <mc:AlternateContent>
+          <mc:Choice Requires="wps">
+            <w:drawing>
+              <wp:anchor behindDoc="0" distT="0" distB="0" distL="635" distR="0" simplePos="0" locked="0" layoutInCell="0" allowOverlap="1" relativeHeight="96">
+                <wp:simplePos x="0" y="0"/>
+                <wp:positionH relativeFrom="column">
+                  <wp:posOffset>2515870</wp:posOffset>
+                </wp:positionH>
+                <wp:positionV relativeFrom="paragraph">
+                  <wp:posOffset>5128895</wp:posOffset>
+                </wp:positionV>
+                <wp:extent cx="1412875" cy="381635"/>
+                <wp:effectExtent l="635" t="0" r="0" b="0"/>
+                <wp:wrapSquare wrapText="bothSides"/>
+                <wp:docPr id="48" name="Frame 10"/>
+                <a:graphic xmlns:a="http://schemas.openxmlformats.org/drawingml/2006/main">
+                  <a:graphicData uri="http://schemas.microsoft.com/office/word/2010/wordprocessingShape">
+                    <wps:wsp>
+                      <wps:cNvSpPr/>
+                      <wps:spPr>
+                        <a:xfrm>
+                          <a:off x="0" y="0"/>
+                          <a:ext cx="1413000" cy="381600"/>
+                        </a:xfrm>
+                        <a:prstGeom prst="rect">
+                          <a:avLst/>
+                        </a:prstGeom>
+                        <a:noFill/>
+                        <a:ln w="0">
+                          <a:noFill/>
+                        </a:ln>
+                      </wps:spPr>
+                      <wps:style>
+                        <a:lnRef idx="0"/>
+                        <a:fillRef idx="0"/>
+                        <a:effectRef idx="0"/>
+                        <a:fontRef idx="minor"/>
+                      </wps:style>
+                      <wps:txbx>
+                        <w:txbxContent>
+                          <w:p>
+                            <w:pPr>
+                              <w:pStyle w:val="FrameContents"/>
+                              <w:jc w:val="left"/>
+                              <w:rPr>
+                                <w:b/>
+                                <w:bCs/>
+                                <w:sz w:val="22"/>
+                                <w:szCs w:val="22"/>
+                              </w:rPr>
+                            </w:pPr>
+                            <w:r>
+                              <w:rPr>
+                                <w:b/>
+                                <w:bCs/>
+                                <w:color w:val="000000"/>
+                                <w:sz w:val="22"/>
+                                <w:szCs w:val="22"/>
+                              </w:rPr>
+                              <w:t>{</w:t>
+                            </w:r>
+                            <w:r>
+                              <w:rPr>
+                                <w:b/>
+                                <w:bCs/>
+                                <w:color w:val="000000"/>
+                                <w:sz w:val="22"/>
+                                <w:szCs w:val="22"/>
+                              </w:rPr>
+                              <w:t>sem</w:t>
+                            </w:r>
+                            <w:r>
+                              <w:rPr>
+                                <w:b/>
+                                <w:bCs/>
+                                <w:color w:val="000000"/>
+                                <w:sz w:val="22"/>
+                                <w:szCs w:val="22"/>
+                              </w:rPr>
+                              <w:t>}</w:t>
+                            </w:r>
+                          </w:p>
+                        </w:txbxContent>
+                      </wps:txbx>
+                      <wps:bodyPr lIns="0" rIns="0" tIns="0" bIns="0" anchor="ctr">
+                        <a:noAutofit/>
+                      </wps:bodyPr>
+                    </wps:wsp>
+                  </a:graphicData>
+                </a:graphic>
+              </wp:anchor>
+            </w:drawing>
+          </mc:Choice>
+          <mc:Fallback>
+            <w:pict>
+              <v:rect id="shape_0" ID="Frame 10" path="m0,0l-2147483645,0l-2147483645,-2147483646l0,-2147483646xe" stroked="f" o:allowincell="f" style="position:absolute;margin-left:198.1pt;margin-top:403.85pt;width:111.2pt;height:30pt;mso-wrap-style:square;v-text-anchor:middle">
+                <v:fill o:detectmouseclick="t" on="false"/>
+                <v:stroke color="#3465a4" joinstyle="round" endcap="flat"/>
+                <v:textbox>
+                  <w:txbxContent>
+                    <w:p>
+                      <w:pPr>
+                        <w:pStyle w:val="FrameContents"/>
+                        <w:jc w:val="left"/>
+                        <w:rPr>
+                          <w:b/>
+                          <w:bCs/>
+                          <w:sz w:val="22"/>
+                          <w:szCs w:val="22"/>
+                        </w:rPr>
+                      </w:pPr>
+                      <w:r>
+                        <w:rPr>
+                          <w:b/>
+                          <w:bCs/>
+                          <w:color w:val="000000"/>
+                          <w:sz w:val="22"/>
+                          <w:szCs w:val="22"/>
+                        </w:rPr>
+                        <w:t>{</w:t>
+                      </w:r>
+                      <w:r>
+                        <w:rPr>
+                          <w:b/>
+                          <w:bCs/>
+                          <w:color w:val="000000"/>
+                          <w:sz w:val="22"/>
+                          <w:szCs w:val="22"/>
+                        </w:rPr>
+                        <w:t>sem</w:t>
+                      </w:r>
+                      <w:r>
+                        <w:rPr>
+                          <w:b/>
+                          <w:bCs/>
+                          <w:color w:val="000000"/>
+                          <w:sz w:val="22"/>
+                          <w:szCs w:val="22"/>
+                        </w:rPr>
+                        <w:t>}</w:t>
+                      </w:r>
+                    </w:p>
+                  </w:txbxContent>
+                </v:textbox>
+                <w10:wrap type="square"/>
+              </v:rect>
+            </w:pict>
+          </mc:Fallback>
+        </mc:AlternateContent>
+        <mc:AlternateContent>
+          <mc:Choice Requires="wps">
+            <w:drawing>
+              <wp:anchor behindDoc="0" distT="0" distB="0" distL="635" distR="0" simplePos="0" locked="0" layoutInCell="0" allowOverlap="1" relativeHeight="98">
+                <wp:simplePos x="0" y="0"/>
+                <wp:positionH relativeFrom="column">
+                  <wp:posOffset>4867910</wp:posOffset>
+                </wp:positionH>
+                <wp:positionV relativeFrom="paragraph">
+                  <wp:posOffset>11463020</wp:posOffset>
+                </wp:positionV>
+                <wp:extent cx="1637665" cy="381635"/>
+                <wp:effectExtent l="635" t="0" r="0" b="0"/>
+                <wp:wrapSquare wrapText="bothSides"/>
+                <wp:docPr id="49" name="Frame 11"/>
+                <a:graphic xmlns:a="http://schemas.openxmlformats.org/drawingml/2006/main">
+                  <a:graphicData uri="http://schemas.microsoft.com/office/word/2010/wordprocessingShape">
+                    <wps:wsp>
+                      <wps:cNvSpPr/>
+                      <wps:spPr>
+                        <a:xfrm>
+                          <a:off x="0" y="0"/>
+                          <a:ext cx="1637640" cy="381600"/>
+                        </a:xfrm>
+                        <a:prstGeom prst="rect">
+                          <a:avLst/>
+                        </a:prstGeom>
+                        <a:noFill/>
+                        <a:ln w="0">
+                          <a:noFill/>
+                        </a:ln>
+                      </wps:spPr>
+                      <wps:style>
+                        <a:lnRef idx="0"/>
+                        <a:fillRef idx="0"/>
+                        <a:effectRef idx="0"/>
+                        <a:fontRef idx="minor"/>
+                      </wps:style>
+                      <wps:txbx>
+                        <w:txbxContent>
+                          <w:p>
+                            <w:pPr>
+                              <w:pStyle w:val="FrameContents"/>
+                              <w:jc w:val="left"/>
+                              <w:rPr>
+                                <w:b/>
+                                <w:bCs/>
+                                <w:sz w:val="22"/>
+                                <w:szCs w:val="22"/>
+                              </w:rPr>
+                            </w:pPr>
+                            <w:r>
+                              <w:rPr>
+                                <w:b/>
+                                <w:bCs/>
+                                <w:color w:val="000000"/>
+                                <w:sz w:val="22"/>
+                                <w:szCs w:val="22"/>
+                              </w:rPr>
+                              <w:t>{examination}</w:t>
+                            </w:r>
+                          </w:p>
+                        </w:txbxContent>
+                      </wps:txbx>
+                      <wps:bodyPr lIns="0" rIns="0" tIns="0" bIns="0" anchor="ctr">
+                        <a:noAutofit/>
+                      </wps:bodyPr>
+                    </wps:wsp>
+                  </a:graphicData>
+                </a:graphic>
+              </wp:anchor>
+            </w:drawing>
+          </mc:Choice>
+          <mc:Fallback>
+            <w:pict>
+              <v:rect id="shape_0" ID="Frame 11" path="m0,0l-2147483645,0l-2147483645,-2147483646l0,-2147483646xe" stroked="f" o:allowincell="f" style="position:absolute;margin-left:383.3pt;margin-top:902.6pt;width:128.9pt;height:30pt;mso-wrap-style:square;v-text-anchor:middle">
+                <v:fill o:detectmouseclick="t" on="false"/>
+                <v:stroke color="#3465a4" joinstyle="round" endcap="flat"/>
+                <v:textbox>
+                  <w:txbxContent>
+                    <w:p>
+                      <w:pPr>
+                        <w:pStyle w:val="FrameContents"/>
+                        <w:jc w:val="left"/>
+                        <w:rPr>
+                          <w:b/>
+                          <w:bCs/>
+                          <w:sz w:val="22"/>
+                          <w:szCs w:val="22"/>
+                        </w:rPr>
+                      </w:pPr>
+                      <w:r>
+                        <w:rPr>
+                          <w:b/>
+                          <w:bCs/>
+                          <w:color w:val="000000"/>
+                          <w:sz w:val="22"/>
+                          <w:szCs w:val="22"/>
+                        </w:rPr>
+                        <w:t>{examination}</w:t>
                       </w:r>
                     </w:p>
                   </w:txbxContent>
@@ -5141,7 +5310,7 @@
     <w:pPr>
       <w:widowControl/>
       <w:suppressAutoHyphens w:val="true"/>
-      <w:overflowPunct w:val="true"/>
+      <w:overflowPunct w:val="false"/>
       <w:bidi w:val="0"/>
       <w:spacing w:before="0" w:after="0"/>
       <w:jc w:val="left"/>

--- a/public/tc.docx
+++ b/public/tc.docx
@@ -132,7 +132,7 @@
                   <wp:posOffset>1333500</wp:posOffset>
                 </wp:positionH>
                 <wp:positionV relativeFrom="paragraph">
-                  <wp:posOffset>4994275</wp:posOffset>
+                  <wp:posOffset>4921885</wp:posOffset>
                 </wp:positionV>
                 <wp:extent cx="1183640" cy="205105"/>
                 <wp:effectExtent l="0" t="635" r="0" b="0"/>
@@ -198,7 +198,7 @@
           </mc:Choice>
           <mc:Fallback>
             <w:pict>
-              <v:rect id="shape_0" ID="Frame 34" path="m0,0l-2147483645,0l-2147483645,-2147483646l0,-2147483646xe" stroked="f" o:allowincell="f" style="position:absolute;margin-left:105pt;margin-top:393.25pt;width:93.15pt;height:16.1pt;mso-wrap-style:square;v-text-anchor:top">
+              <v:rect id="shape_0" ID="Frame 34" path="m0,0l-2147483645,0l-2147483645,-2147483646l0,-2147483646xe" stroked="f" o:allowincell="f" style="position:absolute;margin-left:105pt;margin-top:387.55pt;width:93.15pt;height:16.1pt;mso-wrap-style:square;v-text-anchor:top">
                 <v:fill o:detectmouseclick="t" on="false"/>
                 <v:stroke color="#3465a4" joinstyle="round" endcap="flat"/>
                 <v:textbox>
@@ -241,7 +241,7 @@
                   <wp:posOffset>2451100</wp:posOffset>
                 </wp:positionH>
                 <wp:positionV relativeFrom="paragraph">
-                  <wp:posOffset>5518150</wp:posOffset>
+                  <wp:posOffset>5445760</wp:posOffset>
                 </wp:positionV>
                 <wp:extent cx="1477645" cy="192405"/>
                 <wp:effectExtent l="635" t="635" r="0" b="0"/>
@@ -307,7 +307,7 @@
           </mc:Choice>
           <mc:Fallback>
             <w:pict>
-              <v:rect id="shape_0" ID="Frame 37" path="m0,0l-2147483645,0l-2147483645,-2147483646l0,-2147483646xe" stroked="f" o:allowincell="f" style="position:absolute;margin-left:193pt;margin-top:434.5pt;width:116.3pt;height:15.1pt;mso-wrap-style:square;v-text-anchor:top">
+              <v:rect id="shape_0" ID="Frame 37" path="m0,0l-2147483645,0l-2147483645,-2147483646l0,-2147483646xe" stroked="f" o:allowincell="f" style="position:absolute;margin-left:193pt;margin-top:428.8pt;width:116.3pt;height:15.1pt;mso-wrap-style:square;v-text-anchor:top">
                 <v:fill o:detectmouseclick="t" on="false"/>
                 <v:stroke color="#3465a4" joinstyle="round" endcap="flat"/>
                 <v:textbox>
@@ -350,7 +350,7 @@
                   <wp:posOffset>2352040</wp:posOffset>
                 </wp:positionH>
                 <wp:positionV relativeFrom="paragraph">
-                  <wp:posOffset>6330315</wp:posOffset>
+                  <wp:posOffset>6257925</wp:posOffset>
                 </wp:positionV>
                 <wp:extent cx="1637665" cy="381635"/>
                 <wp:effectExtent l="635" t="0" r="0" b="0"/>
@@ -416,7 +416,7 @@
           </mc:Choice>
           <mc:Fallback>
             <w:pict>
-              <v:rect id="shape_0" ID="Frame 40" path="m0,0l-2147483645,0l-2147483645,-2147483646l0,-2147483646xe" stroked="f" o:allowincell="f" style="position:absolute;margin-left:185.2pt;margin-top:498.45pt;width:128.9pt;height:30pt;mso-wrap-style:square;v-text-anchor:middle">
+              <v:rect id="shape_0" ID="Frame 40" path="m0,0l-2147483645,0l-2147483645,-2147483646l0,-2147483646xe" stroked="f" o:allowincell="f" style="position:absolute;margin-left:185.2pt;margin-top:492.75pt;width:128.9pt;height:30pt;mso-wrap-style:square;v-text-anchor:middle">
                 <v:fill o:detectmouseclick="t" on="false"/>
                 <v:stroke color="#3465a4" joinstyle="round" endcap="flat"/>
                 <v:textbox>
@@ -459,7 +459,7 @@
                   <wp:posOffset>1729740</wp:posOffset>
                 </wp:positionH>
                 <wp:positionV relativeFrom="paragraph">
-                  <wp:posOffset>6995795</wp:posOffset>
+                  <wp:posOffset>6923405</wp:posOffset>
                 </wp:positionV>
                 <wp:extent cx="2206625" cy="226695"/>
                 <wp:effectExtent l="635" t="635" r="0" b="0"/>
@@ -525,7 +525,7 @@
           </mc:Choice>
           <mc:Fallback>
             <w:pict>
-              <v:rect id="shape_0" ID="Frame 42" path="m0,0l-2147483645,0l-2147483645,-2147483646l0,-2147483646xe" stroked="f" o:allowincell="f" style="position:absolute;margin-left:136.2pt;margin-top:550.85pt;width:173.7pt;height:17.8pt;mso-wrap-style:square;v-text-anchor:top">
+              <v:rect id="shape_0" ID="Frame 42" path="m0,0l-2147483645,0l-2147483645,-2147483646l0,-2147483646xe" stroked="f" o:allowincell="f" style="position:absolute;margin-left:136.2pt;margin-top:545.15pt;width:173.7pt;height:17.8pt;mso-wrap-style:square;v-text-anchor:top">
                 <v:fill o:detectmouseclick="t" on="false"/>
                 <v:stroke color="#3465a4" joinstyle="round" endcap="flat"/>
                 <v:textbox>
@@ -568,7 +568,7 @@
                   <wp:posOffset>1241425</wp:posOffset>
                 </wp:positionH>
                 <wp:positionV relativeFrom="paragraph">
-                  <wp:posOffset>7253605</wp:posOffset>
+                  <wp:posOffset>7181215</wp:posOffset>
                 </wp:positionV>
                 <wp:extent cx="2556510" cy="227330"/>
                 <wp:effectExtent l="0" t="0" r="0" b="0"/>
@@ -634,7 +634,7 @@
           </mc:Choice>
           <mc:Fallback>
             <w:pict>
-              <v:rect id="shape_0" ID="Frame 43" path="m0,0l-2147483645,0l-2147483645,-2147483646l0,-2147483646xe" stroked="f" o:allowincell="f" style="position:absolute;margin-left:97.75pt;margin-top:571.15pt;width:201.25pt;height:17.85pt;mso-wrap-style:square;v-text-anchor:top">
+              <v:rect id="shape_0" ID="Frame 43" path="m0,0l-2147483645,0l-2147483645,-2147483646l0,-2147483646xe" stroked="f" o:allowincell="f" style="position:absolute;margin-left:97.75pt;margin-top:565.45pt;width:201.25pt;height:17.85pt;mso-wrap-style:square;v-text-anchor:top">
                 <v:fill o:detectmouseclick="t" on="false"/>
                 <v:stroke color="#3465a4" joinstyle="round" endcap="flat"/>
                 <v:textbox>
@@ -677,7 +677,7 @@
                   <wp:posOffset>1675765</wp:posOffset>
                 </wp:positionH>
                 <wp:positionV relativeFrom="paragraph">
-                  <wp:posOffset>7519035</wp:posOffset>
+                  <wp:posOffset>7446645</wp:posOffset>
                 </wp:positionV>
                 <wp:extent cx="1405890" cy="204470"/>
                 <wp:effectExtent l="0" t="0" r="0" b="0"/>
@@ -743,7 +743,7 @@
           </mc:Choice>
           <mc:Fallback>
             <w:pict>
-              <v:rect id="shape_0" ID="Frame 44" path="m0,0l-2147483645,0l-2147483645,-2147483646l0,-2147483646xe" stroked="f" o:allowincell="f" style="position:absolute;margin-left:131.95pt;margin-top:592.05pt;width:110.65pt;height:16.05pt;mso-wrap-style:square;v-text-anchor:top">
+              <v:rect id="shape_0" ID="Frame 44" path="m0,0l-2147483645,0l-2147483645,-2147483646l0,-2147483646xe" stroked="f" o:allowincell="f" style="position:absolute;margin-left:131.95pt;margin-top:586.35pt;width:110.65pt;height:16.05pt;mso-wrap-style:square;v-text-anchor:top">
                 <v:fill o:detectmouseclick="t" on="false"/>
                 <v:stroke color="#3465a4" joinstyle="round" endcap="flat"/>
                 <v:textbox>
@@ -786,7 +786,7 @@
                   <wp:posOffset>1474470</wp:posOffset>
                 </wp:positionH>
                 <wp:positionV relativeFrom="paragraph">
-                  <wp:posOffset>7779385</wp:posOffset>
+                  <wp:posOffset>7706995</wp:posOffset>
                 </wp:positionV>
                 <wp:extent cx="1410970" cy="218440"/>
                 <wp:effectExtent l="0" t="0" r="0" b="0"/>
@@ -852,7 +852,7 @@
           </mc:Choice>
           <mc:Fallback>
             <w:pict>
-              <v:rect id="shape_0" ID="Frame 45" path="m0,0l-2147483645,0l-2147483645,-2147483646l0,-2147483646xe" stroked="f" o:allowincell="f" style="position:absolute;margin-left:116.1pt;margin-top:612.55pt;width:111.05pt;height:17.15pt;mso-wrap-style:square;v-text-anchor:top">
+              <v:rect id="shape_0" ID="Frame 45" path="m0,0l-2147483645,0l-2147483645,-2147483646l0,-2147483646xe" stroked="f" o:allowincell="f" style="position:absolute;margin-left:116.1pt;margin-top:606.85pt;width:111.05pt;height:17.15pt;mso-wrap-style:square;v-text-anchor:top">
                 <v:fill o:detectmouseclick="t" on="false"/>
                 <v:stroke color="#3465a4" joinstyle="round" endcap="flat"/>
                 <v:textbox>
@@ -895,7 +895,7 @@
                   <wp:posOffset>1677035</wp:posOffset>
                 </wp:positionH>
                 <wp:positionV relativeFrom="paragraph">
-                  <wp:posOffset>6015990</wp:posOffset>
+                  <wp:posOffset>5943600</wp:posOffset>
                 </wp:positionV>
                 <wp:extent cx="2317115" cy="198120"/>
                 <wp:effectExtent l="635" t="0" r="0" b="0"/>
@@ -961,7 +961,7 @@
           </mc:Choice>
           <mc:Fallback>
             <w:pict>
-              <v:rect id="shape_0" ID="Frame 46" path="m0,0l-2147483645,0l-2147483645,-2147483646l0,-2147483646xe" stroked="f" o:allowincell="f" style="position:absolute;margin-left:132.05pt;margin-top:473.7pt;width:182.4pt;height:15.55pt;mso-wrap-style:square;v-text-anchor:top">
+              <v:rect id="shape_0" ID="Frame 46" path="m0,0l-2147483645,0l-2147483645,-2147483646l0,-2147483646xe" stroked="f" o:allowincell="f" style="position:absolute;margin-left:132.05pt;margin-top:468pt;width:182.4pt;height:15.55pt;mso-wrap-style:square;v-text-anchor:top">
                 <v:fill o:detectmouseclick="t" on="false"/>
                 <v:stroke color="#3465a4" joinstyle="round" endcap="flat"/>
                 <v:textbox>
@@ -1004,7 +1004,7 @@
                   <wp:posOffset>3235325</wp:posOffset>
                 </wp:positionH>
                 <wp:positionV relativeFrom="paragraph">
-                  <wp:posOffset>3601720</wp:posOffset>
+                  <wp:posOffset>3529330</wp:posOffset>
                 </wp:positionV>
                 <wp:extent cx="822960" cy="222250"/>
                 <wp:effectExtent l="0" t="0" r="0" b="0"/>
@@ -1070,7 +1070,7 @@
           </mc:Choice>
           <mc:Fallback>
             <w:pict>
-              <v:rect id="shape_0" ID="Frame 32" path="m0,0l-2147483645,0l-2147483645,-2147483646l0,-2147483646xe" stroked="f" o:allowincell="f" style="position:absolute;margin-left:254.75pt;margin-top:283.6pt;width:64.75pt;height:17.45pt;mso-wrap-style:square;v-text-anchor:top">
+              <v:rect id="shape_0" ID="Frame 32" path="m0,0l-2147483645,0l-2147483645,-2147483646l0,-2147483646xe" stroked="f" o:allowincell="f" style="position:absolute;margin-left:254.75pt;margin-top:277.9pt;width:64.75pt;height:17.45pt;mso-wrap-style:square;v-text-anchor:top">
                 <v:fill o:detectmouseclick="t" on="false"/>
                 <v:stroke color="#3465a4" joinstyle="round" endcap="flat"/>
                 <v:textbox>
@@ -1113,7 +1113,7 @@
                   <wp:posOffset>1579245</wp:posOffset>
                 </wp:positionH>
                 <wp:positionV relativeFrom="paragraph">
-                  <wp:posOffset>4456430</wp:posOffset>
+                  <wp:posOffset>4384040</wp:posOffset>
                 </wp:positionV>
                 <wp:extent cx="2383790" cy="217170"/>
                 <wp:effectExtent l="0" t="0" r="0" b="0"/>
@@ -1179,7 +1179,7 @@
           </mc:Choice>
           <mc:Fallback>
             <w:pict>
-              <v:rect id="shape_0" ID="Frame 33" path="m0,0l-2147483645,0l-2147483645,-2147483646l0,-2147483646xe" stroked="f" o:allowincell="f" style="position:absolute;margin-left:124.35pt;margin-top:350.9pt;width:187.65pt;height:17.05pt;mso-wrap-style:square;v-text-anchor:top">
+              <v:rect id="shape_0" ID="Frame 33" path="m0,0l-2147483645,0l-2147483645,-2147483646l0,-2147483646xe" stroked="f" o:allowincell="f" style="position:absolute;margin-left:124.35pt;margin-top:345.2pt;width:187.65pt;height:17.05pt;mso-wrap-style:square;v-text-anchor:top">
                 <v:fill o:detectmouseclick="t" on="false"/>
                 <v:stroke color="#3465a4" joinstyle="round" endcap="flat"/>
                 <v:textbox>
@@ -1323,13 +1323,13 @@
         <mc:AlternateContent>
           <mc:Choice Requires="wps">
             <w:drawing>
-              <wp:anchor behindDoc="0" distT="0" distB="0" distL="6985" distR="635" simplePos="0" locked="0" layoutInCell="0" allowOverlap="1" relativeHeight="26">
+              <wp:anchor behindDoc="0" distT="0" distB="0" distL="7620" distR="635" simplePos="0" locked="0" layoutInCell="0" allowOverlap="1" relativeHeight="26">
                 <wp:simplePos x="0" y="0"/>
                 <wp:positionH relativeFrom="column">
                   <wp:posOffset>2367280</wp:posOffset>
                 </wp:positionH>
                 <wp:positionV relativeFrom="paragraph">
-                  <wp:posOffset>6229350</wp:posOffset>
+                  <wp:posOffset>6156960</wp:posOffset>
                 </wp:positionV>
                 <wp:extent cx="1620520" cy="206375"/>
                 <wp:effectExtent l="635" t="635" r="0" b="0"/>
@@ -1393,7 +1393,7 @@
           </mc:Choice>
           <mc:Fallback>
             <w:pict>
-              <v:rect id="shape_0" ID="Frame 2" path="m0,0l-2147483645,0l-2147483645,-2147483646l0,-2147483646xe" stroked="f" o:allowincell="f" style="position:absolute;margin-left:186.4pt;margin-top:490.5pt;width:127.55pt;height:16.2pt;mso-wrap-style:square;v-text-anchor:top">
+              <v:rect id="shape_0" ID="Frame 2" path="m0,0l-2147483645,0l-2147483645,-2147483646l0,-2147483646xe" stroked="f" o:allowincell="f" style="position:absolute;margin-left:186.4pt;margin-top:484.8pt;width:127.55pt;height:16.2pt;mso-wrap-style:square;v-text-anchor:top">
                 <v:fill o:detectmouseclick="t" on="false"/>
                 <v:stroke color="#3465a4" joinstyle="round" endcap="flat"/>
                 <v:textbox>
@@ -1431,122 +1431,15 @@
               <wp:anchor behindDoc="0" distT="0" distB="0" distL="635" distR="0" simplePos="0" locked="0" layoutInCell="0" allowOverlap="1" relativeHeight="28">
                 <wp:simplePos x="0" y="0"/>
                 <wp:positionH relativeFrom="column">
-                  <wp:posOffset>8434070</wp:posOffset>
-                </wp:positionH>
-                <wp:positionV relativeFrom="paragraph">
-                  <wp:posOffset>10677525</wp:posOffset>
-                </wp:positionV>
-                <wp:extent cx="1943735" cy="206375"/>
-                <wp:effectExtent l="635" t="635" r="0" b="0"/>
-                <wp:wrapSquare wrapText="bothSides"/>
-                <wp:docPr id="14" name="Frame 3"/>
-                <a:graphic xmlns:a="http://schemas.openxmlformats.org/drawingml/2006/main">
-                  <a:graphicData uri="http://schemas.microsoft.com/office/word/2010/wordprocessingShape">
-                    <wps:wsp>
-                      <wps:cNvSpPr/>
-                      <wps:spPr>
-                        <a:xfrm>
-                          <a:off x="0" y="0"/>
-                          <a:ext cx="1943640" cy="206280"/>
-                        </a:xfrm>
-                        <a:prstGeom prst="rect">
-                          <a:avLst/>
-                        </a:prstGeom>
-                        <a:solidFill>
-                          <a:srgbClr val="ffffff"/>
-                        </a:solidFill>
-                        <a:ln w="0">
-                          <a:noFill/>
-                        </a:ln>
-                      </wps:spPr>
-                      <wps:style>
-                        <a:lnRef idx="0"/>
-                        <a:fillRef idx="0"/>
-                        <a:effectRef idx="0"/>
-                        <a:fontRef idx="minor"/>
-                      </wps:style>
-                      <wps:txbx>
-                        <w:txbxContent>
-                          <w:p>
-                            <w:pPr>
-                              <w:pStyle w:val="FrameContents"/>
-                              <w:jc w:val="left"/>
-                              <w:rPr>
-                                <w:b/>
-                                <w:bCs/>
-                              </w:rPr>
-                            </w:pPr>
-                            <w:r>
-                              <w:rPr>
-                                <w:b/>
-                                <w:bCs/>
-                                <w:color w:val="000000"/>
-                                <w:sz w:val="24"/>
-                                <w:szCs w:val="24"/>
-                              </w:rPr>
-                              <w:t>{due}</w:t>
-                            </w:r>
-                          </w:p>
-                        </w:txbxContent>
-                      </wps:txbx>
-                      <wps:bodyPr lIns="0" rIns="0" tIns="0" bIns="0" anchor="t">
-                        <a:noAutofit/>
-                      </wps:bodyPr>
-                    </wps:wsp>
-                  </a:graphicData>
-                </a:graphic>
-              </wp:anchor>
-            </w:drawing>
-          </mc:Choice>
-          <mc:Fallback>
-            <w:pict>
-              <v:rect id="shape_0" ID="Frame 3" path="m0,0l-2147483645,0l-2147483645,-2147483646l0,-2147483646xe" fillcolor="white" stroked="f" o:allowincell="f" style="position:absolute;margin-left:664.1pt;margin-top:840.75pt;width:153pt;height:16.2pt;mso-wrap-style:square;v-text-anchor:top">
-                <v:fill o:detectmouseclick="t" type="solid" color2="black"/>
-                <v:stroke color="#3465a4" joinstyle="round" endcap="flat"/>
-                <v:textbox>
-                  <w:txbxContent>
-                    <w:p>
-                      <w:pPr>
-                        <w:pStyle w:val="FrameContents"/>
-                        <w:jc w:val="left"/>
-                        <w:rPr>
-                          <w:b/>
-                          <w:bCs/>
-                        </w:rPr>
-                      </w:pPr>
-                      <w:r>
-                        <w:rPr>
-                          <w:b/>
-                          <w:bCs/>
-                          <w:color w:val="000000"/>
-                          <w:sz w:val="24"/>
-                          <w:szCs w:val="24"/>
-                        </w:rPr>
-                        <w:t>{due}</w:t>
-                      </w:r>
-                    </w:p>
-                  </w:txbxContent>
-                </v:textbox>
-                <w10:wrap type="square"/>
-              </v:rect>
-            </w:pict>
-          </mc:Fallback>
-        </mc:AlternateContent>
-        <mc:AlternateContent>
-          <mc:Choice Requires="wps">
-            <w:drawing>
-              <wp:anchor behindDoc="0" distT="0" distB="0" distL="635" distR="0" simplePos="0" locked="0" layoutInCell="0" allowOverlap="1" relativeHeight="30">
-                <wp:simplePos x="0" y="0"/>
-                <wp:positionH relativeFrom="column">
                   <wp:posOffset>6184900</wp:posOffset>
                 </wp:positionH>
                 <wp:positionV relativeFrom="paragraph">
-                  <wp:posOffset>6569075</wp:posOffset>
+                  <wp:posOffset>6523355</wp:posOffset>
                 </wp:positionV>
                 <wp:extent cx="3142615" cy="220345"/>
                 <wp:effectExtent l="635" t="0" r="0" b="0"/>
                 <wp:wrapSquare wrapText="bothSides"/>
-                <wp:docPr id="15" name="Frame 16"/>
+                <wp:docPr id="14" name="Frame 16"/>
                 <a:graphic xmlns:a="http://schemas.openxmlformats.org/drawingml/2006/main">
                   <a:graphicData uri="http://schemas.microsoft.com/office/word/2010/wordprocessingShape">
                     <wps:wsp>
@@ -1605,7 +1498,7 @@
           </mc:Choice>
           <mc:Fallback>
             <w:pict>
-              <v:rect id="shape_0" ID="Frame 16" path="m0,0l-2147483645,0l-2147483645,-2147483646l0,-2147483646xe" stroked="f" o:allowincell="f" style="position:absolute;margin-left:487pt;margin-top:517.25pt;width:247.4pt;height:17.3pt;mso-wrap-style:square;v-text-anchor:top">
+              <v:rect id="shape_0" ID="Frame 16" path="m0,0l-2147483645,0l-2147483645,-2147483646l0,-2147483646xe" stroked="f" o:allowincell="f" style="position:absolute;margin-left:487pt;margin-top:513.65pt;width:247.4pt;height:17.3pt;mso-wrap-style:square;v-text-anchor:top">
                 <v:fill o:detectmouseclick="t" on="false"/>
                 <v:stroke color="#3465a4" joinstyle="round" endcap="flat"/>
                 <v:textbox>
@@ -1640,18 +1533,18 @@
         <mc:AlternateContent>
           <mc:Choice Requires="wps">
             <w:drawing>
-              <wp:anchor behindDoc="0" distT="635" distB="0" distL="0" distR="0" simplePos="0" locked="0" layoutInCell="0" allowOverlap="1" relativeHeight="32">
+              <wp:anchor behindDoc="0" distT="635" distB="0" distL="0" distR="0" simplePos="0" locked="0" layoutInCell="0" allowOverlap="1" relativeHeight="30">
                 <wp:simplePos x="0" y="0"/>
                 <wp:positionH relativeFrom="column">
                   <wp:posOffset>5516880</wp:posOffset>
                 </wp:positionH>
                 <wp:positionV relativeFrom="paragraph">
-                  <wp:posOffset>7016115</wp:posOffset>
+                  <wp:posOffset>6970395</wp:posOffset>
                 </wp:positionV>
                 <wp:extent cx="3023235" cy="210185"/>
                 <wp:effectExtent l="635" t="635" r="0" b="0"/>
                 <wp:wrapSquare wrapText="bothSides"/>
-                <wp:docPr id="16" name="Frame 17"/>
+                <wp:docPr id="15" name="Frame 17"/>
                 <a:graphic xmlns:a="http://schemas.openxmlformats.org/drawingml/2006/main">
                   <a:graphicData uri="http://schemas.microsoft.com/office/word/2010/wordprocessingShape">
                     <wps:wsp>
@@ -1710,7 +1603,7 @@
           </mc:Choice>
           <mc:Fallback>
             <w:pict>
-              <v:rect id="shape_0" ID="Frame 17" path="m0,0l-2147483645,0l-2147483645,-2147483646l0,-2147483646xe" stroked="f" o:allowincell="f" style="position:absolute;margin-left:434.4pt;margin-top:552.45pt;width:238pt;height:16.5pt;mso-wrap-style:square;v-text-anchor:top">
+              <v:rect id="shape_0" ID="Frame 17" path="m0,0l-2147483645,0l-2147483645,-2147483646l0,-2147483646xe" stroked="f" o:allowincell="f" style="position:absolute;margin-left:434.4pt;margin-top:548.85pt;width:238pt;height:16.5pt;mso-wrap-style:square;v-text-anchor:top">
                 <v:fill o:detectmouseclick="t" on="false"/>
                 <v:stroke color="#3465a4" joinstyle="round" endcap="flat"/>
                 <v:textbox>
@@ -1745,18 +1638,18 @@
         <mc:AlternateContent>
           <mc:Choice Requires="wps">
             <w:drawing>
-              <wp:anchor behindDoc="0" distT="635" distB="0" distL="0" distR="0" simplePos="0" locked="0" layoutInCell="0" allowOverlap="1" relativeHeight="34">
+              <wp:anchor behindDoc="0" distT="635" distB="0" distL="0" distR="0" simplePos="0" locked="0" layoutInCell="0" allowOverlap="1" relativeHeight="32">
                 <wp:simplePos x="0" y="0"/>
                 <wp:positionH relativeFrom="column">
                   <wp:posOffset>4958715</wp:posOffset>
                 </wp:positionH>
                 <wp:positionV relativeFrom="paragraph">
-                  <wp:posOffset>7263765</wp:posOffset>
+                  <wp:posOffset>7218045</wp:posOffset>
                 </wp:positionV>
                 <wp:extent cx="2799080" cy="213995"/>
                 <wp:effectExtent l="0" t="635" r="0" b="0"/>
                 <wp:wrapSquare wrapText="bothSides"/>
-                <wp:docPr id="17" name="Frame 18"/>
+                <wp:docPr id="16" name="Frame 18"/>
                 <a:graphic xmlns:a="http://schemas.openxmlformats.org/drawingml/2006/main">
                   <a:graphicData uri="http://schemas.microsoft.com/office/word/2010/wordprocessingShape">
                     <wps:wsp>
@@ -1815,7 +1708,7 @@
           </mc:Choice>
           <mc:Fallback>
             <w:pict>
-              <v:rect id="shape_0" ID="Frame 18" path="m0,0l-2147483645,0l-2147483645,-2147483646l0,-2147483646xe" stroked="f" o:allowincell="f" style="position:absolute;margin-left:390.45pt;margin-top:571.95pt;width:220.35pt;height:16.8pt;mso-wrap-style:square;v-text-anchor:top">
+              <v:rect id="shape_0" ID="Frame 18" path="m0,0l-2147483645,0l-2147483645,-2147483646l0,-2147483646xe" stroked="f" o:allowincell="f" style="position:absolute;margin-left:390.45pt;margin-top:568.35pt;width:220.35pt;height:16.8pt;mso-wrap-style:square;v-text-anchor:top">
                 <v:fill o:detectmouseclick="t" on="false"/>
                 <v:stroke color="#3465a4" joinstyle="round" endcap="flat"/>
                 <v:textbox>
@@ -1850,18 +1743,18 @@
         <mc:AlternateContent>
           <mc:Choice Requires="wps">
             <w:drawing>
-              <wp:anchor behindDoc="0" distT="0" distB="0" distL="0" distR="0" simplePos="0" locked="0" layoutInCell="0" allowOverlap="1" relativeHeight="36">
+              <wp:anchor behindDoc="0" distT="0" distB="0" distL="0" distR="0" simplePos="0" locked="0" layoutInCell="0" allowOverlap="1" relativeHeight="34">
                 <wp:simplePos x="0" y="0"/>
                 <wp:positionH relativeFrom="column">
                   <wp:posOffset>5486400</wp:posOffset>
                 </wp:positionH>
                 <wp:positionV relativeFrom="paragraph">
-                  <wp:posOffset>7522210</wp:posOffset>
+                  <wp:posOffset>7476490</wp:posOffset>
                 </wp:positionV>
                 <wp:extent cx="1405255" cy="203835"/>
                 <wp:effectExtent l="635" t="635" r="0" b="0"/>
                 <wp:wrapSquare wrapText="bothSides"/>
-                <wp:docPr id="18" name="Frame 19"/>
+                <wp:docPr id="17" name="Frame 19"/>
                 <a:graphic xmlns:a="http://schemas.openxmlformats.org/drawingml/2006/main">
                   <a:graphicData uri="http://schemas.microsoft.com/office/word/2010/wordprocessingShape">
                     <wps:wsp>
@@ -1920,7 +1813,7 @@
           </mc:Choice>
           <mc:Fallback>
             <w:pict>
-              <v:rect id="shape_0" ID="Frame 19" path="m0,0l-2147483645,0l-2147483645,-2147483646l0,-2147483646xe" stroked="f" o:allowincell="f" style="position:absolute;margin-left:432pt;margin-top:592.3pt;width:110.6pt;height:16pt;mso-wrap-style:square;v-text-anchor:top">
+              <v:rect id="shape_0" ID="Frame 19" path="m0,0l-2147483645,0l-2147483645,-2147483646l0,-2147483646xe" stroked="f" o:allowincell="f" style="position:absolute;margin-left:432pt;margin-top:588.7pt;width:110.6pt;height:16pt;mso-wrap-style:square;v-text-anchor:top">
                 <v:fill o:detectmouseclick="t" on="false"/>
                 <v:stroke color="#3465a4" joinstyle="round" endcap="flat"/>
                 <v:textbox>
@@ -1955,18 +1848,18 @@
         <mc:AlternateContent>
           <mc:Choice Requires="wps">
             <w:drawing>
-              <wp:anchor behindDoc="0" distT="0" distB="0" distL="0" distR="0" simplePos="0" locked="0" layoutInCell="0" allowOverlap="1" relativeHeight="38">
+              <wp:anchor behindDoc="0" distT="0" distB="0" distL="0" distR="0" simplePos="0" locked="0" layoutInCell="0" allowOverlap="1" relativeHeight="36">
                 <wp:simplePos x="0" y="0"/>
                 <wp:positionH relativeFrom="column">
                   <wp:posOffset>5264150</wp:posOffset>
                 </wp:positionH>
                 <wp:positionV relativeFrom="paragraph">
-                  <wp:posOffset>7775575</wp:posOffset>
+                  <wp:posOffset>7729855</wp:posOffset>
                 </wp:positionV>
                 <wp:extent cx="1410335" cy="218440"/>
                 <wp:effectExtent l="635" t="0" r="0" b="0"/>
                 <wp:wrapSquare wrapText="bothSides"/>
-                <wp:docPr id="19" name="Frame 20"/>
+                <wp:docPr id="18" name="Frame 20"/>
                 <a:graphic xmlns:a="http://schemas.openxmlformats.org/drawingml/2006/main">
                   <a:graphicData uri="http://schemas.microsoft.com/office/word/2010/wordprocessingShape">
                     <wps:wsp>
@@ -2025,7 +1918,7 @@
           </mc:Choice>
           <mc:Fallback>
             <w:pict>
-              <v:rect id="shape_0" ID="Frame 20" path="m0,0l-2147483645,0l-2147483645,-2147483646l0,-2147483646xe" stroked="f" o:allowincell="f" style="position:absolute;margin-left:414.5pt;margin-top:612.25pt;width:111pt;height:17.15pt;mso-wrap-style:square;v-text-anchor:top">
+              <v:rect id="shape_0" ID="Frame 20" path="m0,0l-2147483645,0l-2147483645,-2147483646l0,-2147483646xe" stroked="f" o:allowincell="f" style="position:absolute;margin-left:414.5pt;margin-top:608.65pt;width:111pt;height:17.15pt;mso-wrap-style:square;v-text-anchor:top">
                 <v:fill o:detectmouseclick="t" on="false"/>
                 <v:stroke color="#3465a4" joinstyle="round" endcap="flat"/>
                 <v:textbox>
@@ -2060,18 +1953,18 @@
         <mc:AlternateContent>
           <mc:Choice Requires="wps">
             <w:drawing>
-              <wp:anchor behindDoc="0" distT="0" distB="0" distL="0" distR="0" simplePos="0" locked="0" layoutInCell="0" allowOverlap="1" relativeHeight="40">
+              <wp:anchor behindDoc="0" distT="0" distB="0" distL="0" distR="0" simplePos="0" locked="0" layoutInCell="0" allowOverlap="1" relativeHeight="38">
                 <wp:simplePos x="0" y="0"/>
                 <wp:positionH relativeFrom="column">
                   <wp:posOffset>6295390</wp:posOffset>
                 </wp:positionH>
                 <wp:positionV relativeFrom="paragraph">
-                  <wp:posOffset>6293485</wp:posOffset>
+                  <wp:posOffset>6247765</wp:posOffset>
                 </wp:positionV>
                 <wp:extent cx="1943735" cy="205740"/>
                 <wp:effectExtent l="635" t="0" r="0" b="0"/>
                 <wp:wrapSquare wrapText="bothSides"/>
-                <wp:docPr id="20" name="Frame 21"/>
+                <wp:docPr id="19" name="Frame 21"/>
                 <a:graphic xmlns:a="http://schemas.openxmlformats.org/drawingml/2006/main">
                   <a:graphicData uri="http://schemas.microsoft.com/office/word/2010/wordprocessingShape">
                     <wps:wsp>
@@ -2130,7 +2023,7 @@
           </mc:Choice>
           <mc:Fallback>
             <w:pict>
-              <v:rect id="shape_0" ID="Frame 21" path="m0,0l-2147483645,0l-2147483645,-2147483646l0,-2147483646xe" stroked="f" o:allowincell="f" style="position:absolute;margin-left:495.7pt;margin-top:495.55pt;width:153pt;height:16.15pt;mso-wrap-style:square;v-text-anchor:top">
+              <v:rect id="shape_0" ID="Frame 21" path="m0,0l-2147483645,0l-2147483645,-2147483646l0,-2147483646xe" stroked="f" o:allowincell="f" style="position:absolute;margin-left:495.7pt;margin-top:491.95pt;width:153pt;height:16.15pt;mso-wrap-style:square;v-text-anchor:top">
                 <v:fill o:detectmouseclick="t" on="false"/>
                 <v:stroke color="#3465a4" joinstyle="round" endcap="flat"/>
                 <v:textbox>
@@ -2165,18 +2058,18 @@
         <mc:AlternateContent>
           <mc:Choice Requires="wps">
             <w:drawing>
-              <wp:anchor behindDoc="0" distT="0" distB="0" distL="0" distR="0" simplePos="0" locked="0" layoutInCell="0" allowOverlap="1" relativeHeight="42">
+              <wp:anchor behindDoc="0" distT="0" distB="0" distL="0" distR="0" simplePos="0" locked="0" layoutInCell="0" allowOverlap="1" relativeHeight="40">
                 <wp:simplePos x="0" y="0"/>
                 <wp:positionH relativeFrom="column">
                   <wp:posOffset>5398770</wp:posOffset>
                 </wp:positionH>
                 <wp:positionV relativeFrom="paragraph">
-                  <wp:posOffset>4561840</wp:posOffset>
+                  <wp:posOffset>4516120</wp:posOffset>
                 </wp:positionV>
                 <wp:extent cx="3945890" cy="229870"/>
                 <wp:effectExtent l="0" t="0" r="0" b="0"/>
                 <wp:wrapSquare wrapText="bothSides"/>
-                <wp:docPr id="21" name="Frame 22"/>
+                <wp:docPr id="20" name="Frame 22"/>
                 <a:graphic xmlns:a="http://schemas.openxmlformats.org/drawingml/2006/main">
                   <a:graphicData uri="http://schemas.microsoft.com/office/word/2010/wordprocessingShape">
                     <wps:wsp>
@@ -2235,7 +2128,7 @@
           </mc:Choice>
           <mc:Fallback>
             <w:pict>
-              <v:rect id="shape_0" ID="Frame 22" path="m0,0l-2147483645,0l-2147483645,-2147483646l0,-2147483646xe" stroked="f" o:allowincell="f" style="position:absolute;margin-left:425.1pt;margin-top:359.2pt;width:310.65pt;height:18.05pt;mso-wrap-style:square;v-text-anchor:top">
+              <v:rect id="shape_0" ID="Frame 22" path="m0,0l-2147483645,0l-2147483645,-2147483646l0,-2147483646xe" stroked="f" o:allowincell="f" style="position:absolute;margin-left:425.1pt;margin-top:355.6pt;width:310.65pt;height:18.05pt;mso-wrap-style:square;v-text-anchor:top">
                 <v:fill o:detectmouseclick="t" on="false"/>
                 <v:stroke color="#3465a4" joinstyle="round" endcap="flat"/>
                 <v:textbox>
@@ -2270,18 +2163,18 @@
         <mc:AlternateContent>
           <mc:Choice Requires="wps">
             <w:drawing>
-              <wp:anchor behindDoc="0" distT="0" distB="0" distL="0" distR="0" simplePos="0" locked="0" layoutInCell="0" allowOverlap="1" relativeHeight="44">
+              <wp:anchor behindDoc="0" distT="0" distB="0" distL="0" distR="0" simplePos="0" locked="0" layoutInCell="0" allowOverlap="1" relativeHeight="42">
                 <wp:simplePos x="0" y="0"/>
                 <wp:positionH relativeFrom="column">
                   <wp:posOffset>5145405</wp:posOffset>
                 </wp:positionH>
                 <wp:positionV relativeFrom="paragraph">
-                  <wp:posOffset>4788535</wp:posOffset>
+                  <wp:posOffset>4742815</wp:posOffset>
                 </wp:positionV>
                 <wp:extent cx="2379345" cy="297180"/>
                 <wp:effectExtent l="635" t="0" r="0" b="0"/>
                 <wp:wrapSquare wrapText="bothSides"/>
-                <wp:docPr id="22" name="Frame 23"/>
+                <wp:docPr id="21" name="Frame 23"/>
                 <a:graphic xmlns:a="http://schemas.openxmlformats.org/drawingml/2006/main">
                   <a:graphicData uri="http://schemas.microsoft.com/office/word/2010/wordprocessingShape">
                     <wps:wsp>
@@ -2310,7 +2203,7 @@
                           <w:p>
                             <w:pPr>
                               <w:pStyle w:val="FrameContents"/>
-                              <w:overflowPunct w:val="true"/>
+                              <w:overflowPunct w:val="false"/>
                               <w:jc w:val="left"/>
                               <w:rPr>
                                 <w:b/>
@@ -2341,7 +2234,7 @@
           </mc:Choice>
           <mc:Fallback>
             <w:pict>
-              <v:rect id="shape_0" ID="Frame 23" path="m0,0l-2147483645,0l-2147483645,-2147483646l0,-2147483646xe" stroked="f" o:allowincell="f" style="position:absolute;margin-left:405.15pt;margin-top:377.05pt;width:187.3pt;height:23.35pt;mso-wrap-style:square;v-text-anchor:top">
+              <v:rect id="shape_0" ID="Frame 23" path="m0,0l-2147483645,0l-2147483645,-2147483646l0,-2147483646xe" stroked="f" o:allowincell="f" style="position:absolute;margin-left:405.15pt;margin-top:373.45pt;width:187.3pt;height:23.35pt;mso-wrap-style:square;v-text-anchor:top">
                 <v:fill o:detectmouseclick="t" on="false"/>
                 <v:stroke color="#3465a4" joinstyle="round" endcap="flat"/>
                 <v:textbox>
@@ -2349,7 +2242,7 @@
                     <w:p>
                       <w:pPr>
                         <w:pStyle w:val="FrameContents"/>
-                        <w:overflowPunct w:val="true"/>
+                        <w:overflowPunct w:val="false"/>
                         <w:jc w:val="left"/>
                         <w:rPr>
                           <w:b/>
@@ -2377,7 +2270,7 @@
         <mc:AlternateContent>
           <mc:Choice Requires="wps">
             <w:drawing>
-              <wp:anchor behindDoc="0" distT="0" distB="0" distL="635" distR="0" simplePos="0" locked="0" layoutInCell="0" allowOverlap="1" relativeHeight="46">
+              <wp:anchor behindDoc="0" distT="0" distB="0" distL="635" distR="0" simplePos="0" locked="0" layoutInCell="0" allowOverlap="1" relativeHeight="44">
                 <wp:simplePos x="0" y="0"/>
                 <wp:positionH relativeFrom="column">
                   <wp:posOffset>4611370</wp:posOffset>
@@ -2388,7 +2281,7 @@
                 <wp:extent cx="4605655" cy="295275"/>
                 <wp:effectExtent l="635" t="635" r="0" b="0"/>
                 <wp:wrapSquare wrapText="bothSides"/>
-                <wp:docPr id="23" name="Frame 24"/>
+                <wp:docPr id="22" name="Frame 24"/>
                 <a:graphic xmlns:a="http://schemas.openxmlformats.org/drawingml/2006/main">
                   <a:graphicData uri="http://schemas.microsoft.com/office/word/2010/wordprocessingShape">
                     <wps:wsp>
@@ -2482,18 +2375,18 @@
         <mc:AlternateContent>
           <mc:Choice Requires="wps">
             <w:drawing>
-              <wp:anchor behindDoc="0" distT="0" distB="0" distL="0" distR="0" simplePos="0" locked="0" layoutInCell="0" allowOverlap="1" relativeHeight="48">
+              <wp:anchor behindDoc="0" distT="0" distB="0" distL="0" distR="0" simplePos="0" locked="0" layoutInCell="0" allowOverlap="1" relativeHeight="46">
                 <wp:simplePos x="0" y="0"/>
                 <wp:positionH relativeFrom="column">
                   <wp:posOffset>8532495</wp:posOffset>
                 </wp:positionH>
                 <wp:positionV relativeFrom="paragraph">
-                  <wp:posOffset>3725545</wp:posOffset>
+                  <wp:posOffset>3672205</wp:posOffset>
                 </wp:positionV>
                 <wp:extent cx="850265" cy="203200"/>
                 <wp:effectExtent l="0" t="0" r="0" b="0"/>
                 <wp:wrapSquare wrapText="bothSides"/>
-                <wp:docPr id="24" name="Frame 26"/>
+                <wp:docPr id="23" name="Frame 26"/>
                 <a:graphic xmlns:a="http://schemas.openxmlformats.org/drawingml/2006/main">
                   <a:graphicData uri="http://schemas.microsoft.com/office/word/2010/wordprocessingShape">
                     <wps:wsp>
@@ -2552,7 +2445,7 @@
           </mc:Choice>
           <mc:Fallback>
             <w:pict>
-              <v:rect id="shape_0" ID="Frame 26" path="m0,0l-2147483645,0l-2147483645,-2147483646l0,-2147483646xe" stroked="f" o:allowincell="f" style="position:absolute;margin-left:671.85pt;margin-top:293.35pt;width:66.9pt;height:15.95pt;mso-wrap-style:square;v-text-anchor:top">
+              <v:rect id="shape_0" ID="Frame 26" path="m0,0l-2147483645,0l-2147483645,-2147483646l0,-2147483646xe" stroked="f" o:allowincell="f" style="position:absolute;margin-left:671.85pt;margin-top:289.15pt;width:66.9pt;height:15.95pt;mso-wrap-style:square;v-text-anchor:top">
                 <v:fill o:detectmouseclick="t" on="false"/>
                 <v:stroke color="#3465a4" joinstyle="round" endcap="flat"/>
                 <v:textbox>
@@ -2587,18 +2480,18 @@
         <mc:AlternateContent>
           <mc:Choice Requires="wps">
             <w:drawing>
-              <wp:anchor behindDoc="0" distT="0" distB="0" distL="0" distR="0" simplePos="0" locked="0" layoutInCell="0" allowOverlap="1" relativeHeight="50">
+              <wp:anchor behindDoc="0" distT="0" distB="0" distL="0" distR="0" simplePos="0" locked="0" layoutInCell="0" allowOverlap="1" relativeHeight="48">
                 <wp:simplePos x="0" y="0"/>
                 <wp:positionH relativeFrom="column">
                   <wp:posOffset>5225415</wp:posOffset>
                 </wp:positionH>
                 <wp:positionV relativeFrom="paragraph">
-                  <wp:posOffset>5102225</wp:posOffset>
+                  <wp:posOffset>5056505</wp:posOffset>
                 </wp:positionV>
                 <wp:extent cx="1501775" cy="197485"/>
                 <wp:effectExtent l="635" t="635" r="0" b="0"/>
                 <wp:wrapSquare wrapText="bothSides"/>
-                <wp:docPr id="25" name="Frame 27"/>
+                <wp:docPr id="24" name="Frame 27"/>
                 <a:graphic xmlns:a="http://schemas.openxmlformats.org/drawingml/2006/main">
                   <a:graphicData uri="http://schemas.microsoft.com/office/word/2010/wordprocessingShape">
                     <wps:wsp>
@@ -2657,7 +2550,7 @@
           </mc:Choice>
           <mc:Fallback>
             <w:pict>
-              <v:rect id="shape_0" ID="Frame 27" path="m0,0l-2147483645,0l-2147483645,-2147483646l0,-2147483646xe" stroked="f" o:allowincell="f" style="position:absolute;margin-left:411.45pt;margin-top:401.75pt;width:118.2pt;height:15.5pt;mso-wrap-style:square;v-text-anchor:top">
+              <v:rect id="shape_0" ID="Frame 27" path="m0,0l-2147483645,0l-2147483645,-2147483646l0,-2147483646xe" stroked="f" o:allowincell="f" style="position:absolute;margin-left:411.45pt;margin-top:398.15pt;width:118.2pt;height:15.5pt;mso-wrap-style:square;v-text-anchor:top">
                 <v:fill o:detectmouseclick="t" on="false"/>
                 <v:stroke color="#3465a4" joinstyle="round" endcap="flat"/>
                 <v:textbox>
@@ -2692,18 +2585,18 @@
         <mc:AlternateContent>
           <mc:Choice Requires="wps">
             <w:drawing>
-              <wp:anchor behindDoc="0" distT="0" distB="0" distL="635" distR="0" simplePos="0" locked="0" layoutInCell="0" allowOverlap="1" relativeHeight="52">
+              <wp:anchor behindDoc="0" distT="0" distB="0" distL="635" distR="0" simplePos="0" locked="0" layoutInCell="0" allowOverlap="1" relativeHeight="50">
                 <wp:simplePos x="0" y="0"/>
                 <wp:positionH relativeFrom="column">
                   <wp:posOffset>6494145</wp:posOffset>
                 </wp:positionH>
                 <wp:positionV relativeFrom="paragraph">
-                  <wp:posOffset>5366385</wp:posOffset>
+                  <wp:posOffset>5320665</wp:posOffset>
                 </wp:positionV>
                 <wp:extent cx="2813685" cy="211455"/>
                 <wp:effectExtent l="635" t="635" r="0" b="0"/>
                 <wp:wrapSquare wrapText="bothSides"/>
-                <wp:docPr id="26" name="Frame 28"/>
+                <wp:docPr id="25" name="Frame 28"/>
                 <a:graphic xmlns:a="http://schemas.openxmlformats.org/drawingml/2006/main">
                   <a:graphicData uri="http://schemas.microsoft.com/office/word/2010/wordprocessingShape">
                     <wps:wsp>
@@ -2762,7 +2655,7 @@
           </mc:Choice>
           <mc:Fallback>
             <w:pict>
-              <v:rect id="shape_0" ID="Frame 28" path="m0,0l-2147483645,0l-2147483645,-2147483646l0,-2147483646xe" stroked="f" o:allowincell="f" style="position:absolute;margin-left:511.35pt;margin-top:422.55pt;width:221.5pt;height:16.6pt;mso-wrap-style:square;v-text-anchor:top">
+              <v:rect id="shape_0" ID="Frame 28" path="m0,0l-2147483645,0l-2147483645,-2147483646l0,-2147483646xe" stroked="f" o:allowincell="f" style="position:absolute;margin-left:511.35pt;margin-top:418.95pt;width:221.5pt;height:16.6pt;mso-wrap-style:square;v-text-anchor:top">
                 <v:fill o:detectmouseclick="t" on="false"/>
                 <v:stroke color="#3465a4" joinstyle="round" endcap="flat"/>
                 <v:textbox>
@@ -2797,18 +2690,18 @@
         <mc:AlternateContent>
           <mc:Choice Requires="wps">
             <w:drawing>
-              <wp:anchor behindDoc="0" distT="0" distB="0" distL="0" distR="0" simplePos="0" locked="0" layoutInCell="0" allowOverlap="1" relativeHeight="54">
+              <wp:anchor behindDoc="0" distT="0" distB="0" distL="0" distR="0" simplePos="0" locked="0" layoutInCell="0" allowOverlap="1" relativeHeight="52">
                 <wp:simplePos x="0" y="0"/>
                 <wp:positionH relativeFrom="column">
                   <wp:posOffset>6327775</wp:posOffset>
                 </wp:positionH>
                 <wp:positionV relativeFrom="paragraph">
-                  <wp:posOffset>5622925</wp:posOffset>
+                  <wp:posOffset>5577205</wp:posOffset>
                 </wp:positionV>
                 <wp:extent cx="1561465" cy="213360"/>
                 <wp:effectExtent l="635" t="0" r="0" b="0"/>
                 <wp:wrapSquare wrapText="bothSides"/>
-                <wp:docPr id="27" name="Frame 29"/>
+                <wp:docPr id="26" name="Frame 29"/>
                 <a:graphic xmlns:a="http://schemas.openxmlformats.org/drawingml/2006/main">
                   <a:graphicData uri="http://schemas.microsoft.com/office/word/2010/wordprocessingShape">
                     <wps:wsp>
@@ -2867,7 +2760,7 @@
           </mc:Choice>
           <mc:Fallback>
             <w:pict>
-              <v:rect id="shape_0" ID="Frame 29" path="m0,0l-2147483645,0l-2147483645,-2147483646l0,-2147483646xe" stroked="f" o:allowincell="f" style="position:absolute;margin-left:498.25pt;margin-top:442.75pt;width:122.9pt;height:16.75pt;mso-wrap-style:square;v-text-anchor:top">
+              <v:rect id="shape_0" ID="Frame 29" path="m0,0l-2147483645,0l-2147483645,-2147483646l0,-2147483646xe" stroked="f" o:allowincell="f" style="position:absolute;margin-left:498.25pt;margin-top:439.15pt;width:122.9pt;height:16.75pt;mso-wrap-style:square;v-text-anchor:top">
                 <v:fill o:detectmouseclick="t" on="false"/>
                 <v:stroke color="#3465a4" joinstyle="round" endcap="flat"/>
                 <v:textbox>
@@ -2902,18 +2795,18 @@
         <mc:AlternateContent>
           <mc:Choice Requires="wps">
             <w:drawing>
-              <wp:anchor behindDoc="0" distT="0" distB="0" distL="0" distR="0" simplePos="0" locked="0" layoutInCell="0" allowOverlap="1" relativeHeight="56">
+              <wp:anchor behindDoc="0" distT="0" distB="0" distL="0" distR="0" simplePos="0" locked="0" layoutInCell="0" allowOverlap="1" relativeHeight="54">
                 <wp:simplePos x="0" y="0"/>
                 <wp:positionH relativeFrom="column">
                   <wp:posOffset>5494655</wp:posOffset>
                 </wp:positionH>
                 <wp:positionV relativeFrom="paragraph">
-                  <wp:posOffset>6053455</wp:posOffset>
+                  <wp:posOffset>6007735</wp:posOffset>
                 </wp:positionV>
                 <wp:extent cx="2118360" cy="207645"/>
                 <wp:effectExtent l="0" t="635" r="0" b="0"/>
                 <wp:wrapSquare wrapText="bothSides"/>
-                <wp:docPr id="28" name="Frame 30"/>
+                <wp:docPr id="27" name="Frame 30"/>
                 <a:graphic xmlns:a="http://schemas.openxmlformats.org/drawingml/2006/main">
                   <a:graphicData uri="http://schemas.microsoft.com/office/word/2010/wordprocessingShape">
                     <wps:wsp>
@@ -2972,7 +2865,7 @@
           </mc:Choice>
           <mc:Fallback>
             <w:pict>
-              <v:rect id="shape_0" ID="Frame 30" path="m0,0l-2147483645,0l-2147483645,-2147483646l0,-2147483646xe" stroked="f" o:allowincell="f" style="position:absolute;margin-left:432.65pt;margin-top:476.65pt;width:166.75pt;height:16.3pt;mso-wrap-style:square;v-text-anchor:top">
+              <v:rect id="shape_0" ID="Frame 30" path="m0,0l-2147483645,0l-2147483645,-2147483646l0,-2147483646xe" stroked="f" o:allowincell="f" style="position:absolute;margin-left:432.65pt;margin-top:473.05pt;width:166.75pt;height:16.3pt;mso-wrap-style:square;v-text-anchor:top">
                 <v:fill o:detectmouseclick="t" on="false"/>
                 <v:stroke color="#3465a4" joinstyle="round" endcap="flat"/>
                 <v:textbox>
@@ -3007,18 +2900,18 @@
         <mc:AlternateContent>
           <mc:Choice Requires="wps">
             <w:drawing>
-              <wp:anchor behindDoc="0" distT="635" distB="0" distL="0" distR="0" simplePos="0" locked="0" layoutInCell="0" allowOverlap="1" relativeHeight="58">
+              <wp:anchor behindDoc="0" distT="635" distB="0" distL="0" distR="0" simplePos="0" locked="0" layoutInCell="0" allowOverlap="1" relativeHeight="56">
                 <wp:simplePos x="0" y="0"/>
                 <wp:positionH relativeFrom="column">
                   <wp:posOffset>1417320</wp:posOffset>
                 </wp:positionH>
                 <wp:positionV relativeFrom="paragraph">
-                  <wp:posOffset>4716145</wp:posOffset>
+                  <wp:posOffset>4643755</wp:posOffset>
                 </wp:positionV>
                 <wp:extent cx="1183640" cy="205105"/>
                 <wp:effectExtent l="0" t="635" r="0" b="0"/>
                 <wp:wrapSquare wrapText="bothSides"/>
-                <wp:docPr id="29" name="Frame 4"/>
+                <wp:docPr id="28" name="Frame 4"/>
                 <a:graphic xmlns:a="http://schemas.openxmlformats.org/drawingml/2006/main">
                   <a:graphicData uri="http://schemas.microsoft.com/office/word/2010/wordprocessingShape">
                     <wps:wsp>
@@ -3079,7 +2972,7 @@
           </mc:Choice>
           <mc:Fallback>
             <w:pict>
-              <v:rect id="shape_0" ID="Frame 4" path="m0,0l-2147483645,0l-2147483645,-2147483646l0,-2147483646xe" stroked="f" o:allowincell="f" style="position:absolute;margin-left:111.6pt;margin-top:371.35pt;width:93.15pt;height:16.1pt;mso-wrap-style:square;v-text-anchor:top">
+              <v:rect id="shape_0" ID="Frame 4" path="m0,0l-2147483645,0l-2147483645,-2147483646l0,-2147483646xe" stroked="f" o:allowincell="f" style="position:absolute;margin-left:111.6pt;margin-top:365.65pt;width:93.15pt;height:16.1pt;mso-wrap-style:square;v-text-anchor:top">
                 <v:fill o:detectmouseclick="t" on="false"/>
                 <v:stroke color="#3465a4" joinstyle="round" endcap="flat"/>
                 <v:textbox>
@@ -3116,7 +3009,7 @@
         <mc:AlternateContent>
           <mc:Choice Requires="wps">
             <w:drawing>
-              <wp:anchor behindDoc="0" distT="635" distB="0" distL="635" distR="0" simplePos="0" locked="0" layoutInCell="0" allowOverlap="1" relativeHeight="60">
+              <wp:anchor behindDoc="0" distT="635" distB="0" distL="635" distR="0" simplePos="0" locked="0" layoutInCell="0" allowOverlap="1" relativeHeight="58">
                 <wp:simplePos x="0" y="0"/>
                 <wp:positionH relativeFrom="column">
                   <wp:posOffset>10877550</wp:posOffset>
@@ -3127,7 +3020,7 @@
                 <wp:extent cx="3023235" cy="210185"/>
                 <wp:effectExtent l="635" t="635" r="0" b="0"/>
                 <wp:wrapSquare wrapText="bothSides"/>
-                <wp:docPr id="30" name="Frame 25"/>
+                <wp:docPr id="29" name="Frame 25"/>
                 <a:graphic xmlns:a="http://schemas.openxmlformats.org/drawingml/2006/main">
                   <a:graphicData uri="http://schemas.microsoft.com/office/word/2010/wordprocessingShape">
                     <wps:wsp>
@@ -3221,7 +3114,7 @@
         <mc:AlternateContent>
           <mc:Choice Requires="wps">
             <w:drawing>
-              <wp:anchor behindDoc="0" distT="635" distB="0" distL="0" distR="0" simplePos="0" locked="0" layoutInCell="0" allowOverlap="1" relativeHeight="62">
+              <wp:anchor behindDoc="0" distT="635" distB="0" distL="0" distR="0" simplePos="0" locked="0" layoutInCell="0" allowOverlap="1" relativeHeight="60">
                 <wp:simplePos x="0" y="0"/>
                 <wp:positionH relativeFrom="column">
                   <wp:posOffset>10319385</wp:posOffset>
@@ -3232,7 +3125,7 @@
                 <wp:extent cx="2799080" cy="213995"/>
                 <wp:effectExtent l="0" t="635" r="0" b="0"/>
                 <wp:wrapSquare wrapText="bothSides"/>
-                <wp:docPr id="31" name="Frame 35"/>
+                <wp:docPr id="30" name="Frame 35"/>
                 <a:graphic xmlns:a="http://schemas.openxmlformats.org/drawingml/2006/main">
                   <a:graphicData uri="http://schemas.microsoft.com/office/word/2010/wordprocessingShape">
                     <wps:wsp>
@@ -3326,7 +3219,7 @@
         <mc:AlternateContent>
           <mc:Choice Requires="wps">
             <w:drawing>
-              <wp:anchor behindDoc="0" distT="0" distB="0" distL="0" distR="0" simplePos="0" locked="0" layoutInCell="0" allowOverlap="1" relativeHeight="64">
+              <wp:anchor behindDoc="0" distT="0" distB="0" distL="0" distR="0" simplePos="0" locked="0" layoutInCell="0" allowOverlap="1" relativeHeight="62">
                 <wp:simplePos x="0" y="0"/>
                 <wp:positionH relativeFrom="column">
                   <wp:posOffset>10847070</wp:posOffset>
@@ -3337,7 +3230,7 @@
                 <wp:extent cx="1405255" cy="203835"/>
                 <wp:effectExtent l="635" t="635" r="0" b="0"/>
                 <wp:wrapSquare wrapText="bothSides"/>
-                <wp:docPr id="32" name="Frame 39"/>
+                <wp:docPr id="31" name="Frame 39"/>
                 <a:graphic xmlns:a="http://schemas.openxmlformats.org/drawingml/2006/main">
                   <a:graphicData uri="http://schemas.microsoft.com/office/word/2010/wordprocessingShape">
                     <wps:wsp>
@@ -3431,7 +3324,7 @@
         <mc:AlternateContent>
           <mc:Choice Requires="wps">
             <w:drawing>
-              <wp:anchor behindDoc="0" distT="0" distB="0" distL="635" distR="0" simplePos="0" locked="0" layoutInCell="0" allowOverlap="1" relativeHeight="66">
+              <wp:anchor behindDoc="0" distT="0" distB="0" distL="635" distR="0" simplePos="0" locked="0" layoutInCell="0" allowOverlap="1" relativeHeight="64">
                 <wp:simplePos x="0" y="0"/>
                 <wp:positionH relativeFrom="column">
                   <wp:posOffset>10624820</wp:posOffset>
@@ -3442,7 +3335,7 @@
                 <wp:extent cx="1410335" cy="218440"/>
                 <wp:effectExtent l="635" t="0" r="0" b="0"/>
                 <wp:wrapSquare wrapText="bothSides"/>
-                <wp:docPr id="33" name="Frame 41"/>
+                <wp:docPr id="32" name="Frame 41"/>
                 <a:graphic xmlns:a="http://schemas.openxmlformats.org/drawingml/2006/main">
                   <a:graphicData uri="http://schemas.microsoft.com/office/word/2010/wordprocessingShape">
                     <wps:wsp>
@@ -3536,7 +3429,7 @@
         <mc:AlternateContent>
           <mc:Choice Requires="wps">
             <w:drawing>
-              <wp:anchor behindDoc="0" distT="0" distB="0" distL="0" distR="0" simplePos="0" locked="0" layoutInCell="0" allowOverlap="1" relativeHeight="68">
+              <wp:anchor behindDoc="0" distT="0" distB="0" distL="0" distR="0" simplePos="0" locked="0" layoutInCell="0" allowOverlap="1" relativeHeight="66">
                 <wp:simplePos x="0" y="0"/>
                 <wp:positionH relativeFrom="column">
                   <wp:posOffset>11656060</wp:posOffset>
@@ -3547,7 +3440,7 @@
                 <wp:extent cx="1943735" cy="205740"/>
                 <wp:effectExtent l="635" t="0" r="0" b="0"/>
                 <wp:wrapSquare wrapText="bothSides"/>
-                <wp:docPr id="34" name="Frame 47"/>
+                <wp:docPr id="33" name="Frame 47"/>
                 <a:graphic xmlns:a="http://schemas.openxmlformats.org/drawingml/2006/main">
                   <a:graphicData uri="http://schemas.microsoft.com/office/word/2010/wordprocessingShape">
                     <wps:wsp>
@@ -3641,7 +3534,7 @@
         <mc:AlternateContent>
           <mc:Choice Requires="wps">
             <w:drawing>
-              <wp:anchor behindDoc="0" distT="0" distB="0" distL="0" distR="0" simplePos="0" locked="0" layoutInCell="0" allowOverlap="1" relativeHeight="70">
+              <wp:anchor behindDoc="0" distT="0" distB="0" distL="0" distR="0" simplePos="0" locked="0" layoutInCell="0" allowOverlap="1" relativeHeight="68">
                 <wp:simplePos x="0" y="0"/>
                 <wp:positionH relativeFrom="column">
                   <wp:posOffset>10873740</wp:posOffset>
@@ -3652,7 +3545,7 @@
                 <wp:extent cx="3945890" cy="229870"/>
                 <wp:effectExtent l="0" t="0" r="0" b="0"/>
                 <wp:wrapSquare wrapText="bothSides"/>
-                <wp:docPr id="35" name="Frame 48"/>
+                <wp:docPr id="34" name="Frame 48"/>
                 <a:graphic xmlns:a="http://schemas.openxmlformats.org/drawingml/2006/main">
                   <a:graphicData uri="http://schemas.microsoft.com/office/word/2010/wordprocessingShape">
                     <wps:wsp>
@@ -3746,7 +3639,7 @@
         <mc:AlternateContent>
           <mc:Choice Requires="wps">
             <w:drawing>
-              <wp:anchor behindDoc="0" distT="0" distB="0" distL="0" distR="0" simplePos="0" locked="0" layoutInCell="0" allowOverlap="1" relativeHeight="72">
+              <wp:anchor behindDoc="0" distT="0" distB="0" distL="0" distR="0" simplePos="0" locked="0" layoutInCell="0" allowOverlap="1" relativeHeight="70">
                 <wp:simplePos x="0" y="0"/>
                 <wp:positionH relativeFrom="column">
                   <wp:posOffset>10506075</wp:posOffset>
@@ -3757,7 +3650,7 @@
                 <wp:extent cx="2379345" cy="297180"/>
                 <wp:effectExtent l="635" t="0" r="0" b="0"/>
                 <wp:wrapSquare wrapText="bothSides"/>
-                <wp:docPr id="36" name="Frame 49"/>
+                <wp:docPr id="35" name="Frame 49"/>
                 <a:graphic xmlns:a="http://schemas.openxmlformats.org/drawingml/2006/main">
                   <a:graphicData uri="http://schemas.microsoft.com/office/word/2010/wordprocessingShape">
                     <wps:wsp>
@@ -3786,7 +3679,7 @@
                           <w:p>
                             <w:pPr>
                               <w:pStyle w:val="FrameContents"/>
-                              <w:overflowPunct w:val="true"/>
+                              <w:overflowPunct w:val="false"/>
                               <w:jc w:val="left"/>
                               <w:rPr>
                                 <w:b/>
@@ -3825,7 +3718,7 @@
                     <w:p>
                       <w:pPr>
                         <w:pStyle w:val="FrameContents"/>
-                        <w:overflowPunct w:val="true"/>
+                        <w:overflowPunct w:val="false"/>
                         <w:jc w:val="left"/>
                         <w:rPr>
                           <w:b/>
@@ -3853,7 +3746,7 @@
         <mc:AlternateContent>
           <mc:Choice Requires="wps">
             <w:drawing>
-              <wp:anchor behindDoc="0" distT="0" distB="0" distL="0" distR="0" simplePos="0" locked="0" layoutInCell="0" allowOverlap="1" relativeHeight="74">
+              <wp:anchor behindDoc="0" distT="0" distB="0" distL="0" distR="0" simplePos="0" locked="0" layoutInCell="0" allowOverlap="1" relativeHeight="72">
                 <wp:simplePos x="0" y="0"/>
                 <wp:positionH relativeFrom="column">
                   <wp:posOffset>9972040</wp:posOffset>
@@ -3864,7 +3757,7 @@
                 <wp:extent cx="4605655" cy="295275"/>
                 <wp:effectExtent l="635" t="635" r="0" b="0"/>
                 <wp:wrapSquare wrapText="bothSides"/>
-                <wp:docPr id="37" name="Frame 50"/>
+                <wp:docPr id="36" name="Frame 50"/>
                 <a:graphic xmlns:a="http://schemas.openxmlformats.org/drawingml/2006/main">
                   <a:graphicData uri="http://schemas.microsoft.com/office/word/2010/wordprocessingShape">
                     <wps:wsp>
@@ -3958,7 +3851,7 @@
         <mc:AlternateContent>
           <mc:Choice Requires="wps">
             <w:drawing>
-              <wp:anchor behindDoc="0" distT="0" distB="0" distL="0" distR="0" simplePos="0" locked="0" layoutInCell="0" allowOverlap="1" relativeHeight="76">
+              <wp:anchor behindDoc="0" distT="0" distB="0" distL="0" distR="0" simplePos="0" locked="0" layoutInCell="0" allowOverlap="1" relativeHeight="74">
                 <wp:simplePos x="0" y="0"/>
                 <wp:positionH relativeFrom="column">
                   <wp:posOffset>13988415</wp:posOffset>
@@ -3969,7 +3862,7 @@
                 <wp:extent cx="871220" cy="203200"/>
                 <wp:effectExtent l="0" t="0" r="0" b="0"/>
                 <wp:wrapSquare wrapText="bothSides"/>
-                <wp:docPr id="38" name="Frame 51"/>
+                <wp:docPr id="37" name="Frame 51"/>
                 <a:graphic xmlns:a="http://schemas.openxmlformats.org/drawingml/2006/main">
                   <a:graphicData uri="http://schemas.microsoft.com/office/word/2010/wordprocessingShape">
                     <wps:wsp>
@@ -4063,7 +3956,7 @@
         <mc:AlternateContent>
           <mc:Choice Requires="wps">
             <w:drawing>
-              <wp:anchor behindDoc="0" distT="0" distB="0" distL="0" distR="0" simplePos="0" locked="0" layoutInCell="0" allowOverlap="1" relativeHeight="78">
+              <wp:anchor behindDoc="0" distT="0" distB="0" distL="0" distR="0" simplePos="0" locked="0" layoutInCell="0" allowOverlap="1" relativeHeight="76">
                 <wp:simplePos x="0" y="0"/>
                 <wp:positionH relativeFrom="column">
                   <wp:posOffset>10586085</wp:posOffset>
@@ -4074,7 +3967,7 @@
                 <wp:extent cx="1501775" cy="197485"/>
                 <wp:effectExtent l="635" t="635" r="0" b="0"/>
                 <wp:wrapSquare wrapText="bothSides"/>
-                <wp:docPr id="39" name="Frame 52"/>
+                <wp:docPr id="38" name="Frame 52"/>
                 <a:graphic xmlns:a="http://schemas.openxmlformats.org/drawingml/2006/main">
                   <a:graphicData uri="http://schemas.microsoft.com/office/word/2010/wordprocessingShape">
                     <wps:wsp>
@@ -4168,7 +4061,7 @@
         <mc:AlternateContent>
           <mc:Choice Requires="wps">
             <w:drawing>
-              <wp:anchor behindDoc="0" distT="0" distB="0" distL="0" distR="0" simplePos="0" locked="0" layoutInCell="0" allowOverlap="1" relativeHeight="80">
+              <wp:anchor behindDoc="0" distT="0" distB="0" distL="0" distR="0" simplePos="0" locked="0" layoutInCell="0" allowOverlap="1" relativeHeight="78">
                 <wp:simplePos x="0" y="0"/>
                 <wp:positionH relativeFrom="column">
                   <wp:posOffset>11854815</wp:posOffset>
@@ -4179,7 +4072,7 @@
                 <wp:extent cx="2920365" cy="211455"/>
                 <wp:effectExtent l="635" t="635" r="0" b="0"/>
                 <wp:wrapSquare wrapText="bothSides"/>
-                <wp:docPr id="40" name="Frame 53"/>
+                <wp:docPr id="39" name="Frame 53"/>
                 <a:graphic xmlns:a="http://schemas.openxmlformats.org/drawingml/2006/main">
                   <a:graphicData uri="http://schemas.microsoft.com/office/word/2010/wordprocessingShape">
                     <wps:wsp>
@@ -4273,7 +4166,7 @@
         <mc:AlternateContent>
           <mc:Choice Requires="wps">
             <w:drawing>
-              <wp:anchor behindDoc="0" distT="0" distB="0" distL="0" distR="0" simplePos="0" locked="0" layoutInCell="0" allowOverlap="1" relativeHeight="82">
+              <wp:anchor behindDoc="0" distT="0" distB="0" distL="0" distR="0" simplePos="0" locked="0" layoutInCell="0" allowOverlap="1" relativeHeight="80">
                 <wp:simplePos x="0" y="0"/>
                 <wp:positionH relativeFrom="column">
                   <wp:posOffset>11726545</wp:posOffset>
@@ -4284,7 +4177,7 @@
                 <wp:extent cx="1561465" cy="213360"/>
                 <wp:effectExtent l="635" t="0" r="0" b="0"/>
                 <wp:wrapSquare wrapText="bothSides"/>
-                <wp:docPr id="41" name="Frame 54"/>
+                <wp:docPr id="40" name="Frame 54"/>
                 <a:graphic xmlns:a="http://schemas.openxmlformats.org/drawingml/2006/main">
                   <a:graphicData uri="http://schemas.microsoft.com/office/word/2010/wordprocessingShape">
                     <wps:wsp>
@@ -4378,7 +4271,7 @@
         <mc:AlternateContent>
           <mc:Choice Requires="wps">
             <w:drawing>
-              <wp:anchor behindDoc="0" distT="0" distB="0" distL="0" distR="0" simplePos="0" locked="0" layoutInCell="0" allowOverlap="1" relativeHeight="84">
+              <wp:anchor behindDoc="0" distT="0" distB="0" distL="0" distR="0" simplePos="0" locked="0" layoutInCell="0" allowOverlap="1" relativeHeight="82">
                 <wp:simplePos x="0" y="0"/>
                 <wp:positionH relativeFrom="column">
                   <wp:posOffset>10855325</wp:posOffset>
@@ -4389,7 +4282,7 @@
                 <wp:extent cx="2118360" cy="207645"/>
                 <wp:effectExtent l="0" t="635" r="0" b="0"/>
                 <wp:wrapSquare wrapText="bothSides"/>
-                <wp:docPr id="42" name="Frame 55"/>
+                <wp:docPr id="41" name="Frame 55"/>
                 <a:graphic xmlns:a="http://schemas.openxmlformats.org/drawingml/2006/main">
                   <a:graphicData uri="http://schemas.microsoft.com/office/word/2010/wordprocessingShape">
                     <wps:wsp>
@@ -4483,18 +4376,18 @@
         <mc:AlternateContent>
           <mc:Choice Requires="wps">
             <w:drawing>
-              <wp:anchor behindDoc="0" distT="0" distB="635" distL="635" distR="0" simplePos="0" locked="0" layoutInCell="0" allowOverlap="1" relativeHeight="86">
+              <wp:anchor behindDoc="0" distT="0" distB="635" distL="635" distR="0" simplePos="0" locked="0" layoutInCell="0" allowOverlap="1" relativeHeight="84">
                 <wp:simplePos x="0" y="0"/>
                 <wp:positionH relativeFrom="column">
                   <wp:posOffset>6184900</wp:posOffset>
                 </wp:positionH>
                 <wp:positionV relativeFrom="paragraph">
-                  <wp:posOffset>6740525</wp:posOffset>
+                  <wp:posOffset>6694805</wp:posOffset>
                 </wp:positionV>
                 <wp:extent cx="3142615" cy="210820"/>
                 <wp:effectExtent l="635" t="0" r="0" b="0"/>
                 <wp:wrapSquare wrapText="bothSides"/>
-                <wp:docPr id="43" name="Frame 5"/>
+                <wp:docPr id="42" name="Frame 5"/>
                 <a:graphic xmlns:a="http://schemas.openxmlformats.org/drawingml/2006/main">
                   <a:graphicData uri="http://schemas.microsoft.com/office/word/2010/wordprocessingShape">
                     <wps:wsp>
@@ -4553,7 +4446,7 @@
           </mc:Choice>
           <mc:Fallback>
             <w:pict>
-              <v:rect id="shape_0" ID="Frame 5" path="m0,0l-2147483645,0l-2147483645,-2147483646l0,-2147483646xe" stroked="f" o:allowincell="f" style="position:absolute;margin-left:487pt;margin-top:530.75pt;width:247.4pt;height:16.55pt;mso-wrap-style:square;v-text-anchor:top">
+              <v:rect id="shape_0" ID="Frame 5" path="m0,0l-2147483645,0l-2147483645,-2147483646l0,-2147483646xe" stroked="f" o:allowincell="f" style="position:absolute;margin-left:487pt;margin-top:527.15pt;width:247.4pt;height:16.55pt;mso-wrap-style:square;v-text-anchor:top">
                 <v:fill o:detectmouseclick="t" on="false"/>
                 <v:stroke color="#3465a4" joinstyle="round" endcap="flat"/>
                 <v:textbox>
@@ -4588,7 +4481,7 @@
         <mc:AlternateContent>
           <mc:Choice Requires="wps">
             <w:drawing>
-              <wp:anchor behindDoc="0" distT="0" distB="0" distL="635" distR="0" simplePos="0" locked="0" layoutInCell="0" allowOverlap="1" relativeHeight="88">
+              <wp:anchor behindDoc="0" distT="0" distB="0" distL="635" distR="0" simplePos="0" locked="0" layoutInCell="0" allowOverlap="1" relativeHeight="86">
                 <wp:simplePos x="0" y="0"/>
                 <wp:positionH relativeFrom="column">
                   <wp:posOffset>11659870</wp:posOffset>
@@ -4599,7 +4492,7 @@
                 <wp:extent cx="3142615" cy="220345"/>
                 <wp:effectExtent l="635" t="0" r="0" b="0"/>
                 <wp:wrapSquare wrapText="bothSides"/>
-                <wp:docPr id="44" name="Frame 6"/>
+                <wp:docPr id="43" name="Frame 6"/>
                 <a:graphic xmlns:a="http://schemas.openxmlformats.org/drawingml/2006/main">
                   <a:graphicData uri="http://schemas.microsoft.com/office/word/2010/wordprocessingShape">
                     <wps:wsp>
@@ -4693,7 +4586,7 @@
         <mc:AlternateContent>
           <mc:Choice Requires="wps">
             <w:drawing>
-              <wp:anchor behindDoc="0" distT="0" distB="635" distL="635" distR="0" simplePos="0" locked="0" layoutInCell="0" allowOverlap="1" relativeHeight="90">
+              <wp:anchor behindDoc="0" distT="0" distB="635" distL="635" distR="0" simplePos="0" locked="0" layoutInCell="0" allowOverlap="1" relativeHeight="88">
                 <wp:simplePos x="0" y="0"/>
                 <wp:positionH relativeFrom="column">
                   <wp:posOffset>11602720</wp:posOffset>
@@ -4704,7 +4597,7 @@
                 <wp:extent cx="3142615" cy="210820"/>
                 <wp:effectExtent l="635" t="0" r="0" b="0"/>
                 <wp:wrapSquare wrapText="bothSides"/>
-                <wp:docPr id="45" name="Frame 7"/>
+                <wp:docPr id="44" name="Frame 7"/>
                 <a:graphic xmlns:a="http://schemas.openxmlformats.org/drawingml/2006/main">
                   <a:graphicData uri="http://schemas.microsoft.com/office/word/2010/wordprocessingShape">
                     <wps:wsp>
@@ -4798,18 +4691,18 @@
         <mc:AlternateContent>
           <mc:Choice Requires="wps">
             <w:drawing>
-              <wp:anchor behindDoc="0" distT="0" distB="0" distL="635" distR="0" simplePos="0" locked="0" layoutInCell="0" allowOverlap="1" relativeHeight="92">
+              <wp:anchor behindDoc="0" distT="0" distB="0" distL="635" distR="0" simplePos="0" locked="0" layoutInCell="0" allowOverlap="1" relativeHeight="90">
                 <wp:simplePos x="0" y="0"/>
                 <wp:positionH relativeFrom="column">
                   <wp:posOffset>2352040</wp:posOffset>
                 </wp:positionH>
                 <wp:positionV relativeFrom="paragraph">
-                  <wp:posOffset>6726555</wp:posOffset>
+                  <wp:posOffset>6654165</wp:posOffset>
                 </wp:positionV>
                 <wp:extent cx="1637665" cy="193040"/>
                 <wp:effectExtent l="635" t="0" r="0" b="0"/>
                 <wp:wrapSquare wrapText="bothSides"/>
-                <wp:docPr id="46" name="Frame 8"/>
+                <wp:docPr id="45" name="Frame 8"/>
                 <a:graphic xmlns:a="http://schemas.openxmlformats.org/drawingml/2006/main">
                   <a:graphicData uri="http://schemas.microsoft.com/office/word/2010/wordprocessingShape">
                     <wps:wsp>
@@ -4870,7 +4763,7 @@
           </mc:Choice>
           <mc:Fallback>
             <w:pict>
-              <v:rect id="shape_0" ID="Frame 8" path="m0,0l-2147483645,0l-2147483645,-2147483646l0,-2147483646xe" stroked="f" o:allowincell="f" style="position:absolute;margin-left:185.2pt;margin-top:529.65pt;width:128.9pt;height:15.15pt;mso-wrap-style:square;v-text-anchor:top">
+              <v:rect id="shape_0" ID="Frame 8" path="m0,0l-2147483645,0l-2147483645,-2147483646l0,-2147483646xe" stroked="f" o:allowincell="f" style="position:absolute;margin-left:185.2pt;margin-top:523.95pt;width:128.9pt;height:15.15pt;mso-wrap-style:square;v-text-anchor:top">
                 <v:fill o:detectmouseclick="t" on="false"/>
                 <v:stroke color="#3465a4" joinstyle="round" endcap="flat"/>
                 <v:textbox>
@@ -4907,127 +4800,18 @@
         <mc:AlternateContent>
           <mc:Choice Requires="wps">
             <w:drawing>
-              <wp:anchor behindDoc="0" distT="0" distB="0" distL="635" distR="0" simplePos="0" locked="0" layoutInCell="0" allowOverlap="1" relativeHeight="94">
-                <wp:simplePos x="0" y="0"/>
-                <wp:positionH relativeFrom="column">
-                  <wp:posOffset>4704080</wp:posOffset>
-                </wp:positionH>
-                <wp:positionV relativeFrom="paragraph">
-                  <wp:posOffset>12664440</wp:posOffset>
-                </wp:positionV>
-                <wp:extent cx="1637665" cy="381635"/>
-                <wp:effectExtent l="635" t="0" r="0" b="0"/>
-                <wp:wrapSquare wrapText="bothSides"/>
-                <wp:docPr id="47" name="Frame 9"/>
-                <a:graphic xmlns:a="http://schemas.openxmlformats.org/drawingml/2006/main">
-                  <a:graphicData uri="http://schemas.microsoft.com/office/word/2010/wordprocessingShape">
-                    <wps:wsp>
-                      <wps:cNvSpPr/>
-                      <wps:spPr>
-                        <a:xfrm>
-                          <a:off x="0" y="0"/>
-                          <a:ext cx="1637640" cy="381600"/>
-                        </a:xfrm>
-                        <a:prstGeom prst="rect">
-                          <a:avLst/>
-                        </a:prstGeom>
-                        <a:noFill/>
-                        <a:ln w="0">
-                          <a:noFill/>
-                        </a:ln>
-                      </wps:spPr>
-                      <wps:style>
-                        <a:lnRef idx="0"/>
-                        <a:fillRef idx="0"/>
-                        <a:effectRef idx="0"/>
-                        <a:fontRef idx="minor"/>
-                      </wps:style>
-                      <wps:txbx>
-                        <w:txbxContent>
-                          <w:p>
-                            <w:pPr>
-                              <w:pStyle w:val="FrameContents"/>
-                              <w:jc w:val="left"/>
-                              <w:rPr>
-                                <w:b/>
-                                <w:bCs/>
-                                <w:sz w:val="22"/>
-                                <w:szCs w:val="22"/>
-                              </w:rPr>
-                            </w:pPr>
-                            <w:r>
-                              <w:rPr>
-                                <w:b/>
-                                <w:bCs/>
-                                <w:color w:val="000000"/>
-                                <w:sz w:val="22"/>
-                                <w:szCs w:val="22"/>
-                              </w:rPr>
-                              <w:t>{examination}</w:t>
-                            </w:r>
-                          </w:p>
-                        </w:txbxContent>
-                      </wps:txbx>
-                      <wps:bodyPr lIns="0" rIns="0" tIns="0" bIns="0" anchor="ctr">
-                        <a:noAutofit/>
-                      </wps:bodyPr>
-                    </wps:wsp>
-                  </a:graphicData>
-                </a:graphic>
-              </wp:anchor>
-            </w:drawing>
-          </mc:Choice>
-          <mc:Fallback>
-            <w:pict>
-              <v:rect id="shape_0" ID="Frame 9" path="m0,0l-2147483645,0l-2147483645,-2147483646l0,-2147483646xe" stroked="f" o:allowincell="f" style="position:absolute;margin-left:370.4pt;margin-top:997.2pt;width:128.9pt;height:30pt;mso-wrap-style:square;v-text-anchor:middle">
-                <v:fill o:detectmouseclick="t" on="false"/>
-                <v:stroke color="#3465a4" joinstyle="round" endcap="flat"/>
-                <v:textbox>
-                  <w:txbxContent>
-                    <w:p>
-                      <w:pPr>
-                        <w:pStyle w:val="FrameContents"/>
-                        <w:jc w:val="left"/>
-                        <w:rPr>
-                          <w:b/>
-                          <w:bCs/>
-                          <w:sz w:val="22"/>
-                          <w:szCs w:val="22"/>
-                        </w:rPr>
-                      </w:pPr>
-                      <w:r>
-                        <w:rPr>
-                          <w:b/>
-                          <w:bCs/>
-                          <w:color w:val="000000"/>
-                          <w:sz w:val="22"/>
-                          <w:szCs w:val="22"/>
-                        </w:rPr>
-                        <w:t>{examination}</w:t>
-                      </w:r>
-                    </w:p>
-                  </w:txbxContent>
-                </v:textbox>
-                <w10:wrap type="square"/>
-              </v:rect>
-            </w:pict>
-          </mc:Fallback>
-        </mc:AlternateContent>
-        <mc:AlternateContent>
-          <mc:Choice Requires="wps">
-            <w:drawing>
-              <wp:anchor behindDoc="0" distT="0" distB="0" distL="635" distR="0" simplePos="0" locked="0" layoutInCell="0" allowOverlap="1" relativeHeight="96">
+              <wp:anchor behindDoc="0" distT="0" distB="0" distL="635" distR="0" simplePos="0" locked="0" layoutInCell="0" allowOverlap="1" relativeHeight="92">
                 <wp:simplePos x="0" y="0"/>
                 <wp:positionH relativeFrom="column">
                   <wp:posOffset>2515870</wp:posOffset>
                 </wp:positionH>
                 <wp:positionV relativeFrom="paragraph">
-                  <wp:posOffset>5128895</wp:posOffset>
+                  <wp:posOffset>5056505</wp:posOffset>
                 </wp:positionV>
                 <wp:extent cx="1412875" cy="381635"/>
                 <wp:effectExtent l="635" t="0" r="0" b="0"/>
                 <wp:wrapSquare wrapText="bothSides"/>
-                <wp:docPr id="48" name="Frame 10"/>
+                <wp:docPr id="46" name="Frame 10"/>
                 <a:graphic xmlns:a="http://schemas.openxmlformats.org/drawingml/2006/main">
                   <a:graphicData uri="http://schemas.microsoft.com/office/word/2010/wordprocessingShape">
                     <wps:wsp>
@@ -5072,27 +4856,7 @@
                                 <w:sz w:val="22"/>
                                 <w:szCs w:val="22"/>
                               </w:rPr>
-                              <w:t>{</w:t>
-                            </w:r>
-                            <w:r>
-                              <w:rPr>
-                                <w:b/>
-                                <w:bCs/>
-                                <w:color w:val="000000"/>
-                                <w:sz w:val="22"/>
-                                <w:szCs w:val="22"/>
-                              </w:rPr>
-                              <w:t>sem</w:t>
-                            </w:r>
-                            <w:r>
-                              <w:rPr>
-                                <w:b/>
-                                <w:bCs/>
-                                <w:color w:val="000000"/>
-                                <w:sz w:val="22"/>
-                                <w:szCs w:val="22"/>
-                              </w:rPr>
-                              <w:t>}</w:t>
+                              <w:t>{sem}</w:t>
                             </w:r>
                           </w:p>
                         </w:txbxContent>
@@ -5108,7 +4872,7 @@
           </mc:Choice>
           <mc:Fallback>
             <w:pict>
-              <v:rect id="shape_0" ID="Frame 10" path="m0,0l-2147483645,0l-2147483645,-2147483646l0,-2147483646xe" stroked="f" o:allowincell="f" style="position:absolute;margin-left:198.1pt;margin-top:403.85pt;width:111.2pt;height:30pt;mso-wrap-style:square;v-text-anchor:middle">
+              <v:rect id="shape_0" ID="Frame 10" path="m0,0l-2147483645,0l-2147483645,-2147483646l0,-2147483646xe" stroked="f" o:allowincell="f" style="position:absolute;margin-left:198.1pt;margin-top:398.15pt;width:111.2pt;height:30pt;mso-wrap-style:square;v-text-anchor:middle">
                 <v:fill o:detectmouseclick="t" on="false"/>
                 <v:stroke color="#3465a4" joinstyle="round" endcap="flat"/>
                 <v:textbox>
@@ -5132,136 +4896,7 @@
                           <w:sz w:val="22"/>
                           <w:szCs w:val="22"/>
                         </w:rPr>
-                        <w:t>{</w:t>
-                      </w:r>
-                      <w:r>
-                        <w:rPr>
-                          <w:b/>
-                          <w:bCs/>
-                          <w:color w:val="000000"/>
-                          <w:sz w:val="22"/>
-                          <w:szCs w:val="22"/>
-                        </w:rPr>
-                        <w:t>sem</w:t>
-                      </w:r>
-                      <w:r>
-                        <w:rPr>
-                          <w:b/>
-                          <w:bCs/>
-                          <w:color w:val="000000"/>
-                          <w:sz w:val="22"/>
-                          <w:szCs w:val="22"/>
-                        </w:rPr>
-                        <w:t>}</w:t>
-                      </w:r>
-                    </w:p>
-                  </w:txbxContent>
-                </v:textbox>
-                <w10:wrap type="square"/>
-              </v:rect>
-            </w:pict>
-          </mc:Fallback>
-        </mc:AlternateContent>
-        <mc:AlternateContent>
-          <mc:Choice Requires="wps">
-            <w:drawing>
-              <wp:anchor behindDoc="0" distT="0" distB="0" distL="635" distR="0" simplePos="0" locked="0" layoutInCell="0" allowOverlap="1" relativeHeight="98">
-                <wp:simplePos x="0" y="0"/>
-                <wp:positionH relativeFrom="column">
-                  <wp:posOffset>4867910</wp:posOffset>
-                </wp:positionH>
-                <wp:positionV relativeFrom="paragraph">
-                  <wp:posOffset>11463020</wp:posOffset>
-                </wp:positionV>
-                <wp:extent cx="1637665" cy="381635"/>
-                <wp:effectExtent l="635" t="0" r="0" b="0"/>
-                <wp:wrapSquare wrapText="bothSides"/>
-                <wp:docPr id="49" name="Frame 11"/>
-                <a:graphic xmlns:a="http://schemas.openxmlformats.org/drawingml/2006/main">
-                  <a:graphicData uri="http://schemas.microsoft.com/office/word/2010/wordprocessingShape">
-                    <wps:wsp>
-                      <wps:cNvSpPr/>
-                      <wps:spPr>
-                        <a:xfrm>
-                          <a:off x="0" y="0"/>
-                          <a:ext cx="1637640" cy="381600"/>
-                        </a:xfrm>
-                        <a:prstGeom prst="rect">
-                          <a:avLst/>
-                        </a:prstGeom>
-                        <a:noFill/>
-                        <a:ln w="0">
-                          <a:noFill/>
-                        </a:ln>
-                      </wps:spPr>
-                      <wps:style>
-                        <a:lnRef idx="0"/>
-                        <a:fillRef idx="0"/>
-                        <a:effectRef idx="0"/>
-                        <a:fontRef idx="minor"/>
-                      </wps:style>
-                      <wps:txbx>
-                        <w:txbxContent>
-                          <w:p>
-                            <w:pPr>
-                              <w:pStyle w:val="FrameContents"/>
-                              <w:jc w:val="left"/>
-                              <w:rPr>
-                                <w:b/>
-                                <w:bCs/>
-                                <w:sz w:val="22"/>
-                                <w:szCs w:val="22"/>
-                              </w:rPr>
-                            </w:pPr>
-                            <w:r>
-                              <w:rPr>
-                                <w:b/>
-                                <w:bCs/>
-                                <w:color w:val="000000"/>
-                                <w:sz w:val="22"/>
-                                <w:szCs w:val="22"/>
-                              </w:rPr>
-                              <w:t>{examination}</w:t>
-                            </w:r>
-                          </w:p>
-                        </w:txbxContent>
-                      </wps:txbx>
-                      <wps:bodyPr lIns="0" rIns="0" tIns="0" bIns="0" anchor="ctr">
-                        <a:noAutofit/>
-                      </wps:bodyPr>
-                    </wps:wsp>
-                  </a:graphicData>
-                </a:graphic>
-              </wp:anchor>
-            </w:drawing>
-          </mc:Choice>
-          <mc:Fallback>
-            <w:pict>
-              <v:rect id="shape_0" ID="Frame 11" path="m0,0l-2147483645,0l-2147483645,-2147483646l0,-2147483646xe" stroked="f" o:allowincell="f" style="position:absolute;margin-left:383.3pt;margin-top:902.6pt;width:128.9pt;height:30pt;mso-wrap-style:square;v-text-anchor:middle">
-                <v:fill o:detectmouseclick="t" on="false"/>
-                <v:stroke color="#3465a4" joinstyle="round" endcap="flat"/>
-                <v:textbox>
-                  <w:txbxContent>
-                    <w:p>
-                      <w:pPr>
-                        <w:pStyle w:val="FrameContents"/>
-                        <w:jc w:val="left"/>
-                        <w:rPr>
-                          <w:b/>
-                          <w:bCs/>
-                          <w:sz w:val="22"/>
-                          <w:szCs w:val="22"/>
-                        </w:rPr>
-                      </w:pPr>
-                      <w:r>
-                        <w:rPr>
-                          <w:b/>
-                          <w:bCs/>
-                          <w:color w:val="000000"/>
-                          <w:sz w:val="22"/>
-                          <w:szCs w:val="22"/>
-                        </w:rPr>
-                        <w:t>{examination}</w:t>
+                        <w:t>{sem}</w:t>
                       </w:r>
                     </w:p>
                   </w:txbxContent>
@@ -5310,7 +4945,7 @@
     <w:pPr>
       <w:widowControl/>
       <w:suppressAutoHyphens w:val="true"/>
-      <w:overflowPunct w:val="false"/>
+      <w:overflowPunct w:val="true"/>
       <w:bidi w:val="0"/>
       <w:spacing w:before="0" w:after="0"/>
       <w:jc w:val="left"/>

--- a/public/tc.docx
+++ b/public/tc.docx
@@ -132,7 +132,7 @@
                   <wp:posOffset>1333500</wp:posOffset>
                 </wp:positionH>
                 <wp:positionV relativeFrom="paragraph">
-                  <wp:posOffset>4921885</wp:posOffset>
+                  <wp:posOffset>4902835</wp:posOffset>
                 </wp:positionV>
                 <wp:extent cx="1183640" cy="205105"/>
                 <wp:effectExtent l="0" t="635" r="0" b="0"/>
@@ -198,7 +198,7 @@
           </mc:Choice>
           <mc:Fallback>
             <w:pict>
-              <v:rect id="shape_0" ID="Frame 34" path="m0,0l-2147483645,0l-2147483645,-2147483646l0,-2147483646xe" stroked="f" o:allowincell="f" style="position:absolute;margin-left:105pt;margin-top:387.55pt;width:93.15pt;height:16.1pt;mso-wrap-style:square;v-text-anchor:top">
+              <v:rect id="shape_0" ID="Frame 34" path="m0,0l-2147483645,0l-2147483645,-2147483646l0,-2147483646xe" stroked="f" o:allowincell="f" style="position:absolute;margin-left:105pt;margin-top:386.05pt;width:93.15pt;height:16.1pt;mso-wrap-style:square;v-text-anchor:top">
                 <v:fill o:detectmouseclick="t" on="false"/>
                 <v:stroke color="#3465a4" joinstyle="round" endcap="flat"/>
                 <v:textbox>
@@ -241,7 +241,7 @@
                   <wp:posOffset>2451100</wp:posOffset>
                 </wp:positionH>
                 <wp:positionV relativeFrom="paragraph">
-                  <wp:posOffset>5445760</wp:posOffset>
+                  <wp:posOffset>5426710</wp:posOffset>
                 </wp:positionV>
                 <wp:extent cx="1477645" cy="192405"/>
                 <wp:effectExtent l="635" t="635" r="0" b="0"/>
@@ -307,7 +307,7 @@
           </mc:Choice>
           <mc:Fallback>
             <w:pict>
-              <v:rect id="shape_0" ID="Frame 37" path="m0,0l-2147483645,0l-2147483645,-2147483646l0,-2147483646xe" stroked="f" o:allowincell="f" style="position:absolute;margin-left:193pt;margin-top:428.8pt;width:116.3pt;height:15.1pt;mso-wrap-style:square;v-text-anchor:top">
+              <v:rect id="shape_0" ID="Frame 37" path="m0,0l-2147483645,0l-2147483645,-2147483646l0,-2147483646xe" stroked="f" o:allowincell="f" style="position:absolute;margin-left:193pt;margin-top:427.3pt;width:116.3pt;height:15.1pt;mso-wrap-style:square;v-text-anchor:top">
                 <v:fill o:detectmouseclick="t" on="false"/>
                 <v:stroke color="#3465a4" joinstyle="round" endcap="flat"/>
                 <v:textbox>
@@ -350,7 +350,7 @@
                   <wp:posOffset>2352040</wp:posOffset>
                 </wp:positionH>
                 <wp:positionV relativeFrom="paragraph">
-                  <wp:posOffset>6257925</wp:posOffset>
+                  <wp:posOffset>6238875</wp:posOffset>
                 </wp:positionV>
                 <wp:extent cx="1637665" cy="381635"/>
                 <wp:effectExtent l="635" t="0" r="0" b="0"/>
@@ -416,7 +416,7 @@
           </mc:Choice>
           <mc:Fallback>
             <w:pict>
-              <v:rect id="shape_0" ID="Frame 40" path="m0,0l-2147483645,0l-2147483645,-2147483646l0,-2147483646xe" stroked="f" o:allowincell="f" style="position:absolute;margin-left:185.2pt;margin-top:492.75pt;width:128.9pt;height:30pt;mso-wrap-style:square;v-text-anchor:middle">
+              <v:rect id="shape_0" ID="Frame 40" path="m0,0l-2147483645,0l-2147483645,-2147483646l0,-2147483646xe" stroked="f" o:allowincell="f" style="position:absolute;margin-left:185.2pt;margin-top:491.25pt;width:128.9pt;height:30pt;mso-wrap-style:square;v-text-anchor:middle">
                 <v:fill o:detectmouseclick="t" on="false"/>
                 <v:stroke color="#3465a4" joinstyle="round" endcap="flat"/>
                 <v:textbox>
@@ -459,7 +459,7 @@
                   <wp:posOffset>1729740</wp:posOffset>
                 </wp:positionH>
                 <wp:positionV relativeFrom="paragraph">
-                  <wp:posOffset>6923405</wp:posOffset>
+                  <wp:posOffset>6904355</wp:posOffset>
                 </wp:positionV>
                 <wp:extent cx="2206625" cy="226695"/>
                 <wp:effectExtent l="635" t="635" r="0" b="0"/>
@@ -525,7 +525,7 @@
           </mc:Choice>
           <mc:Fallback>
             <w:pict>
-              <v:rect id="shape_0" ID="Frame 42" path="m0,0l-2147483645,0l-2147483645,-2147483646l0,-2147483646xe" stroked="f" o:allowincell="f" style="position:absolute;margin-left:136.2pt;margin-top:545.15pt;width:173.7pt;height:17.8pt;mso-wrap-style:square;v-text-anchor:top">
+              <v:rect id="shape_0" ID="Frame 42" path="m0,0l-2147483645,0l-2147483645,-2147483646l0,-2147483646xe" stroked="f" o:allowincell="f" style="position:absolute;margin-left:136.2pt;margin-top:543.65pt;width:173.7pt;height:17.8pt;mso-wrap-style:square;v-text-anchor:top">
                 <v:fill o:detectmouseclick="t" on="false"/>
                 <v:stroke color="#3465a4" joinstyle="round" endcap="flat"/>
                 <v:textbox>
@@ -568,7 +568,7 @@
                   <wp:posOffset>1241425</wp:posOffset>
                 </wp:positionH>
                 <wp:positionV relativeFrom="paragraph">
-                  <wp:posOffset>7181215</wp:posOffset>
+                  <wp:posOffset>7162165</wp:posOffset>
                 </wp:positionV>
                 <wp:extent cx="2556510" cy="227330"/>
                 <wp:effectExtent l="0" t="0" r="0" b="0"/>
@@ -634,7 +634,7 @@
           </mc:Choice>
           <mc:Fallback>
             <w:pict>
-              <v:rect id="shape_0" ID="Frame 43" path="m0,0l-2147483645,0l-2147483645,-2147483646l0,-2147483646xe" stroked="f" o:allowincell="f" style="position:absolute;margin-left:97.75pt;margin-top:565.45pt;width:201.25pt;height:17.85pt;mso-wrap-style:square;v-text-anchor:top">
+              <v:rect id="shape_0" ID="Frame 43" path="m0,0l-2147483645,0l-2147483645,-2147483646l0,-2147483646xe" stroked="f" o:allowincell="f" style="position:absolute;margin-left:97.75pt;margin-top:563.95pt;width:201.25pt;height:17.85pt;mso-wrap-style:square;v-text-anchor:top">
                 <v:fill o:detectmouseclick="t" on="false"/>
                 <v:stroke color="#3465a4" joinstyle="round" endcap="flat"/>
                 <v:textbox>
@@ -677,7 +677,7 @@
                   <wp:posOffset>1675765</wp:posOffset>
                 </wp:positionH>
                 <wp:positionV relativeFrom="paragraph">
-                  <wp:posOffset>7446645</wp:posOffset>
+                  <wp:posOffset>7427595</wp:posOffset>
                 </wp:positionV>
                 <wp:extent cx="1405890" cy="204470"/>
                 <wp:effectExtent l="0" t="0" r="0" b="0"/>
@@ -743,7 +743,7 @@
           </mc:Choice>
           <mc:Fallback>
             <w:pict>
-              <v:rect id="shape_0" ID="Frame 44" path="m0,0l-2147483645,0l-2147483645,-2147483646l0,-2147483646xe" stroked="f" o:allowincell="f" style="position:absolute;margin-left:131.95pt;margin-top:586.35pt;width:110.65pt;height:16.05pt;mso-wrap-style:square;v-text-anchor:top">
+              <v:rect id="shape_0" ID="Frame 44" path="m0,0l-2147483645,0l-2147483645,-2147483646l0,-2147483646xe" stroked="f" o:allowincell="f" style="position:absolute;margin-left:131.95pt;margin-top:584.85pt;width:110.65pt;height:16.05pt;mso-wrap-style:square;v-text-anchor:top">
                 <v:fill o:detectmouseclick="t" on="false"/>
                 <v:stroke color="#3465a4" joinstyle="round" endcap="flat"/>
                 <v:textbox>
@@ -786,7 +786,7 @@
                   <wp:posOffset>1474470</wp:posOffset>
                 </wp:positionH>
                 <wp:positionV relativeFrom="paragraph">
-                  <wp:posOffset>7706995</wp:posOffset>
+                  <wp:posOffset>7687945</wp:posOffset>
                 </wp:positionV>
                 <wp:extent cx="1410970" cy="218440"/>
                 <wp:effectExtent l="0" t="0" r="0" b="0"/>
@@ -852,7 +852,7 @@
           </mc:Choice>
           <mc:Fallback>
             <w:pict>
-              <v:rect id="shape_0" ID="Frame 45" path="m0,0l-2147483645,0l-2147483645,-2147483646l0,-2147483646xe" stroked="f" o:allowincell="f" style="position:absolute;margin-left:116.1pt;margin-top:606.85pt;width:111.05pt;height:17.15pt;mso-wrap-style:square;v-text-anchor:top">
+              <v:rect id="shape_0" ID="Frame 45" path="m0,0l-2147483645,0l-2147483645,-2147483646l0,-2147483646xe" stroked="f" o:allowincell="f" style="position:absolute;margin-left:116.1pt;margin-top:605.35pt;width:111.05pt;height:17.15pt;mso-wrap-style:square;v-text-anchor:top">
                 <v:fill o:detectmouseclick="t" on="false"/>
                 <v:stroke color="#3465a4" joinstyle="round" endcap="flat"/>
                 <v:textbox>
@@ -895,7 +895,7 @@
                   <wp:posOffset>1677035</wp:posOffset>
                 </wp:positionH>
                 <wp:positionV relativeFrom="paragraph">
-                  <wp:posOffset>5943600</wp:posOffset>
+                  <wp:posOffset>5924550</wp:posOffset>
                 </wp:positionV>
                 <wp:extent cx="2317115" cy="198120"/>
                 <wp:effectExtent l="635" t="0" r="0" b="0"/>
@@ -961,7 +961,7 @@
           </mc:Choice>
           <mc:Fallback>
             <w:pict>
-              <v:rect id="shape_0" ID="Frame 46" path="m0,0l-2147483645,0l-2147483645,-2147483646l0,-2147483646xe" stroked="f" o:allowincell="f" style="position:absolute;margin-left:132.05pt;margin-top:468pt;width:182.4pt;height:15.55pt;mso-wrap-style:square;v-text-anchor:top">
+              <v:rect id="shape_0" ID="Frame 46" path="m0,0l-2147483645,0l-2147483645,-2147483646l0,-2147483646xe" stroked="f" o:allowincell="f" style="position:absolute;margin-left:132.05pt;margin-top:466.5pt;width:182.4pt;height:15.55pt;mso-wrap-style:square;v-text-anchor:top">
                 <v:fill o:detectmouseclick="t" on="false"/>
                 <v:stroke color="#3465a4" joinstyle="round" endcap="flat"/>
                 <v:textbox>
@@ -1004,7 +1004,7 @@
                   <wp:posOffset>3235325</wp:posOffset>
                 </wp:positionH>
                 <wp:positionV relativeFrom="paragraph">
-                  <wp:posOffset>3529330</wp:posOffset>
+                  <wp:posOffset>3510280</wp:posOffset>
                 </wp:positionV>
                 <wp:extent cx="822960" cy="222250"/>
                 <wp:effectExtent l="0" t="0" r="0" b="0"/>
@@ -1070,7 +1070,7 @@
           </mc:Choice>
           <mc:Fallback>
             <w:pict>
-              <v:rect id="shape_0" ID="Frame 32" path="m0,0l-2147483645,0l-2147483645,-2147483646l0,-2147483646xe" stroked="f" o:allowincell="f" style="position:absolute;margin-left:254.75pt;margin-top:277.9pt;width:64.75pt;height:17.45pt;mso-wrap-style:square;v-text-anchor:top">
+              <v:rect id="shape_0" ID="Frame 32" path="m0,0l-2147483645,0l-2147483645,-2147483646l0,-2147483646xe" stroked="f" o:allowincell="f" style="position:absolute;margin-left:254.75pt;margin-top:276.4pt;width:64.75pt;height:17.45pt;mso-wrap-style:square;v-text-anchor:top">
                 <v:fill o:detectmouseclick="t" on="false"/>
                 <v:stroke color="#3465a4" joinstyle="round" endcap="flat"/>
                 <v:textbox>
@@ -1113,7 +1113,7 @@
                   <wp:posOffset>1579245</wp:posOffset>
                 </wp:positionH>
                 <wp:positionV relativeFrom="paragraph">
-                  <wp:posOffset>4384040</wp:posOffset>
+                  <wp:posOffset>4364990</wp:posOffset>
                 </wp:positionV>
                 <wp:extent cx="2383790" cy="217170"/>
                 <wp:effectExtent l="0" t="0" r="0" b="0"/>
@@ -1179,7 +1179,7 @@
           </mc:Choice>
           <mc:Fallback>
             <w:pict>
-              <v:rect id="shape_0" ID="Frame 33" path="m0,0l-2147483645,0l-2147483645,-2147483646l0,-2147483646xe" stroked="f" o:allowincell="f" style="position:absolute;margin-left:124.35pt;margin-top:345.2pt;width:187.65pt;height:17.05pt;mso-wrap-style:square;v-text-anchor:top">
+              <v:rect id="shape_0" ID="Frame 33" path="m0,0l-2147483645,0l-2147483645,-2147483646l0,-2147483646xe" stroked="f" o:allowincell="f" style="position:absolute;margin-left:124.35pt;margin-top:343.7pt;width:187.65pt;height:17.05pt;mso-wrap-style:square;v-text-anchor:top">
                 <v:fill o:detectmouseclick="t" on="false"/>
                 <v:stroke color="#3465a4" joinstyle="round" endcap="flat"/>
                 <v:textbox>
@@ -1323,13 +1323,13 @@
         <mc:AlternateContent>
           <mc:Choice Requires="wps">
             <w:drawing>
-              <wp:anchor behindDoc="0" distT="0" distB="0" distL="7620" distR="635" simplePos="0" locked="0" layoutInCell="0" allowOverlap="1" relativeHeight="26">
+              <wp:anchor behindDoc="0" distT="0" distB="0" distL="8255" distR="635" simplePos="0" locked="0" layoutInCell="0" allowOverlap="1" relativeHeight="26">
                 <wp:simplePos x="0" y="0"/>
                 <wp:positionH relativeFrom="column">
                   <wp:posOffset>2367280</wp:posOffset>
                 </wp:positionH>
                 <wp:positionV relativeFrom="paragraph">
-                  <wp:posOffset>6156960</wp:posOffset>
+                  <wp:posOffset>6137910</wp:posOffset>
                 </wp:positionV>
                 <wp:extent cx="1620520" cy="206375"/>
                 <wp:effectExtent l="635" t="635" r="0" b="0"/>
@@ -1393,7 +1393,7 @@
           </mc:Choice>
           <mc:Fallback>
             <w:pict>
-              <v:rect id="shape_0" ID="Frame 2" path="m0,0l-2147483645,0l-2147483645,-2147483646l0,-2147483646xe" stroked="f" o:allowincell="f" style="position:absolute;margin-left:186.4pt;margin-top:484.8pt;width:127.55pt;height:16.2pt;mso-wrap-style:square;v-text-anchor:top">
+              <v:rect id="shape_0" ID="Frame 2" path="m0,0l-2147483645,0l-2147483645,-2147483646l0,-2147483646xe" stroked="f" o:allowincell="f" style="position:absolute;margin-left:186.4pt;margin-top:483.3pt;width:127.55pt;height:16.2pt;mso-wrap-style:square;v-text-anchor:top">
                 <v:fill o:detectmouseclick="t" on="false"/>
                 <v:stroke color="#3465a4" joinstyle="round" endcap="flat"/>
                 <v:textbox>
@@ -1434,7 +1434,7 @@
                   <wp:posOffset>6184900</wp:posOffset>
                 </wp:positionH>
                 <wp:positionV relativeFrom="paragraph">
-                  <wp:posOffset>6523355</wp:posOffset>
+                  <wp:posOffset>6504305</wp:posOffset>
                 </wp:positionV>
                 <wp:extent cx="3142615" cy="220345"/>
                 <wp:effectExtent l="635" t="0" r="0" b="0"/>
@@ -1498,7 +1498,7 @@
           </mc:Choice>
           <mc:Fallback>
             <w:pict>
-              <v:rect id="shape_0" ID="Frame 16" path="m0,0l-2147483645,0l-2147483645,-2147483646l0,-2147483646xe" stroked="f" o:allowincell="f" style="position:absolute;margin-left:487pt;margin-top:513.65pt;width:247.4pt;height:17.3pt;mso-wrap-style:square;v-text-anchor:top">
+              <v:rect id="shape_0" ID="Frame 16" path="m0,0l-2147483645,0l-2147483645,-2147483646l0,-2147483646xe" stroked="f" o:allowincell="f" style="position:absolute;margin-left:487pt;margin-top:512.15pt;width:247.4pt;height:17.3pt;mso-wrap-style:square;v-text-anchor:top">
                 <v:fill o:detectmouseclick="t" on="false"/>
                 <v:stroke color="#3465a4" joinstyle="round" endcap="flat"/>
                 <v:textbox>
@@ -1539,7 +1539,7 @@
                   <wp:posOffset>5516880</wp:posOffset>
                 </wp:positionH>
                 <wp:positionV relativeFrom="paragraph">
-                  <wp:posOffset>6970395</wp:posOffset>
+                  <wp:posOffset>6951345</wp:posOffset>
                 </wp:positionV>
                 <wp:extent cx="3023235" cy="210185"/>
                 <wp:effectExtent l="635" t="635" r="0" b="0"/>
@@ -1603,7 +1603,7 @@
           </mc:Choice>
           <mc:Fallback>
             <w:pict>
-              <v:rect id="shape_0" ID="Frame 17" path="m0,0l-2147483645,0l-2147483645,-2147483646l0,-2147483646xe" stroked="f" o:allowincell="f" style="position:absolute;margin-left:434.4pt;margin-top:548.85pt;width:238pt;height:16.5pt;mso-wrap-style:square;v-text-anchor:top">
+              <v:rect id="shape_0" ID="Frame 17" path="m0,0l-2147483645,0l-2147483645,-2147483646l0,-2147483646xe" stroked="f" o:allowincell="f" style="position:absolute;margin-left:434.4pt;margin-top:547.35pt;width:238pt;height:16.5pt;mso-wrap-style:square;v-text-anchor:top">
                 <v:fill o:detectmouseclick="t" on="false"/>
                 <v:stroke color="#3465a4" joinstyle="round" endcap="flat"/>
                 <v:textbox>
@@ -1644,7 +1644,7 @@
                   <wp:posOffset>4958715</wp:posOffset>
                 </wp:positionH>
                 <wp:positionV relativeFrom="paragraph">
-                  <wp:posOffset>7218045</wp:posOffset>
+                  <wp:posOffset>7198995</wp:posOffset>
                 </wp:positionV>
                 <wp:extent cx="2799080" cy="213995"/>
                 <wp:effectExtent l="0" t="635" r="0" b="0"/>
@@ -1708,7 +1708,7 @@
           </mc:Choice>
           <mc:Fallback>
             <w:pict>
-              <v:rect id="shape_0" ID="Frame 18" path="m0,0l-2147483645,0l-2147483645,-2147483646l0,-2147483646xe" stroked="f" o:allowincell="f" style="position:absolute;margin-left:390.45pt;margin-top:568.35pt;width:220.35pt;height:16.8pt;mso-wrap-style:square;v-text-anchor:top">
+              <v:rect id="shape_0" ID="Frame 18" path="m0,0l-2147483645,0l-2147483645,-2147483646l0,-2147483646xe" stroked="f" o:allowincell="f" style="position:absolute;margin-left:390.45pt;margin-top:566.85pt;width:220.35pt;height:16.8pt;mso-wrap-style:square;v-text-anchor:top">
                 <v:fill o:detectmouseclick="t" on="false"/>
                 <v:stroke color="#3465a4" joinstyle="round" endcap="flat"/>
                 <v:textbox>
@@ -1749,7 +1749,7 @@
                   <wp:posOffset>5486400</wp:posOffset>
                 </wp:positionH>
                 <wp:positionV relativeFrom="paragraph">
-                  <wp:posOffset>7476490</wp:posOffset>
+                  <wp:posOffset>7457440</wp:posOffset>
                 </wp:positionV>
                 <wp:extent cx="1405255" cy="203835"/>
                 <wp:effectExtent l="635" t="635" r="0" b="0"/>
@@ -1813,7 +1813,7 @@
           </mc:Choice>
           <mc:Fallback>
             <w:pict>
-              <v:rect id="shape_0" ID="Frame 19" path="m0,0l-2147483645,0l-2147483645,-2147483646l0,-2147483646xe" stroked="f" o:allowincell="f" style="position:absolute;margin-left:432pt;margin-top:588.7pt;width:110.6pt;height:16pt;mso-wrap-style:square;v-text-anchor:top">
+              <v:rect id="shape_0" ID="Frame 19" path="m0,0l-2147483645,0l-2147483645,-2147483646l0,-2147483646xe" stroked="f" o:allowincell="f" style="position:absolute;margin-left:432pt;margin-top:587.2pt;width:110.6pt;height:16pt;mso-wrap-style:square;v-text-anchor:top">
                 <v:fill o:detectmouseclick="t" on="false"/>
                 <v:stroke color="#3465a4" joinstyle="round" endcap="flat"/>
                 <v:textbox>
@@ -1854,7 +1854,7 @@
                   <wp:posOffset>5264150</wp:posOffset>
                 </wp:positionH>
                 <wp:positionV relativeFrom="paragraph">
-                  <wp:posOffset>7729855</wp:posOffset>
+                  <wp:posOffset>7710805</wp:posOffset>
                 </wp:positionV>
                 <wp:extent cx="1410335" cy="218440"/>
                 <wp:effectExtent l="635" t="0" r="0" b="0"/>
@@ -1918,7 +1918,7 @@
           </mc:Choice>
           <mc:Fallback>
             <w:pict>
-              <v:rect id="shape_0" ID="Frame 20" path="m0,0l-2147483645,0l-2147483645,-2147483646l0,-2147483646xe" stroked="f" o:allowincell="f" style="position:absolute;margin-left:414.5pt;margin-top:608.65pt;width:111pt;height:17.15pt;mso-wrap-style:square;v-text-anchor:top">
+              <v:rect id="shape_0" ID="Frame 20" path="m0,0l-2147483645,0l-2147483645,-2147483646l0,-2147483646xe" stroked="f" o:allowincell="f" style="position:absolute;margin-left:414.5pt;margin-top:607.15pt;width:111pt;height:17.15pt;mso-wrap-style:square;v-text-anchor:top">
                 <v:fill o:detectmouseclick="t" on="false"/>
                 <v:stroke color="#3465a4" joinstyle="round" endcap="flat"/>
                 <v:textbox>
@@ -1959,7 +1959,7 @@
                   <wp:posOffset>6295390</wp:posOffset>
                 </wp:positionH>
                 <wp:positionV relativeFrom="paragraph">
-                  <wp:posOffset>6247765</wp:posOffset>
+                  <wp:posOffset>6228715</wp:posOffset>
                 </wp:positionV>
                 <wp:extent cx="1943735" cy="205740"/>
                 <wp:effectExtent l="635" t="0" r="0" b="0"/>
@@ -2023,7 +2023,7 @@
           </mc:Choice>
           <mc:Fallback>
             <w:pict>
-              <v:rect id="shape_0" ID="Frame 21" path="m0,0l-2147483645,0l-2147483645,-2147483646l0,-2147483646xe" stroked="f" o:allowincell="f" style="position:absolute;margin-left:495.7pt;margin-top:491.95pt;width:153pt;height:16.15pt;mso-wrap-style:square;v-text-anchor:top">
+              <v:rect id="shape_0" ID="Frame 21" path="m0,0l-2147483645,0l-2147483645,-2147483646l0,-2147483646xe" stroked="f" o:allowincell="f" style="position:absolute;margin-left:495.7pt;margin-top:490.45pt;width:153pt;height:16.15pt;mso-wrap-style:square;v-text-anchor:top">
                 <v:fill o:detectmouseclick="t" on="false"/>
                 <v:stroke color="#3465a4" joinstyle="round" endcap="flat"/>
                 <v:textbox>
@@ -2064,7 +2064,7 @@
                   <wp:posOffset>5398770</wp:posOffset>
                 </wp:positionH>
                 <wp:positionV relativeFrom="paragraph">
-                  <wp:posOffset>4516120</wp:posOffset>
+                  <wp:posOffset>4497070</wp:posOffset>
                 </wp:positionV>
                 <wp:extent cx="3945890" cy="229870"/>
                 <wp:effectExtent l="0" t="0" r="0" b="0"/>
@@ -2128,7 +2128,7 @@
           </mc:Choice>
           <mc:Fallback>
             <w:pict>
-              <v:rect id="shape_0" ID="Frame 22" path="m0,0l-2147483645,0l-2147483645,-2147483646l0,-2147483646xe" stroked="f" o:allowincell="f" style="position:absolute;margin-left:425.1pt;margin-top:355.6pt;width:310.65pt;height:18.05pt;mso-wrap-style:square;v-text-anchor:top">
+              <v:rect id="shape_0" ID="Frame 22" path="m0,0l-2147483645,0l-2147483645,-2147483646l0,-2147483646xe" stroked="f" o:allowincell="f" style="position:absolute;margin-left:425.1pt;margin-top:354.1pt;width:310.65pt;height:18.05pt;mso-wrap-style:square;v-text-anchor:top">
                 <v:fill o:detectmouseclick="t" on="false"/>
                 <v:stroke color="#3465a4" joinstyle="round" endcap="flat"/>
                 <v:textbox>
@@ -2169,7 +2169,7 @@
                   <wp:posOffset>5145405</wp:posOffset>
                 </wp:positionH>
                 <wp:positionV relativeFrom="paragraph">
-                  <wp:posOffset>4742815</wp:posOffset>
+                  <wp:posOffset>4723765</wp:posOffset>
                 </wp:positionV>
                 <wp:extent cx="2379345" cy="297180"/>
                 <wp:effectExtent l="635" t="0" r="0" b="0"/>
@@ -2203,7 +2203,7 @@
                           <w:p>
                             <w:pPr>
                               <w:pStyle w:val="FrameContents"/>
-                              <w:overflowPunct w:val="false"/>
+                              <w:overflowPunct w:val="true"/>
                               <w:jc w:val="left"/>
                               <w:rPr>
                                 <w:b/>
@@ -2234,7 +2234,7 @@
           </mc:Choice>
           <mc:Fallback>
             <w:pict>
-              <v:rect id="shape_0" ID="Frame 23" path="m0,0l-2147483645,0l-2147483645,-2147483646l0,-2147483646xe" stroked="f" o:allowincell="f" style="position:absolute;margin-left:405.15pt;margin-top:373.45pt;width:187.3pt;height:23.35pt;mso-wrap-style:square;v-text-anchor:top">
+              <v:rect id="shape_0" ID="Frame 23" path="m0,0l-2147483645,0l-2147483645,-2147483646l0,-2147483646xe" stroked="f" o:allowincell="f" style="position:absolute;margin-left:405.15pt;margin-top:371.95pt;width:187.3pt;height:23.35pt;mso-wrap-style:square;v-text-anchor:top">
                 <v:fill o:detectmouseclick="t" on="false"/>
                 <v:stroke color="#3465a4" joinstyle="round" endcap="flat"/>
                 <v:textbox>
@@ -2242,7 +2242,7 @@
                     <w:p>
                       <w:pPr>
                         <w:pStyle w:val="FrameContents"/>
-                        <w:overflowPunct w:val="false"/>
+                        <w:overflowPunct w:val="true"/>
                         <w:jc w:val="left"/>
                         <w:rPr>
                           <w:b/>
@@ -2381,7 +2381,7 @@
                   <wp:posOffset>8532495</wp:posOffset>
                 </wp:positionH>
                 <wp:positionV relativeFrom="paragraph">
-                  <wp:posOffset>3672205</wp:posOffset>
+                  <wp:posOffset>3653155</wp:posOffset>
                 </wp:positionV>
                 <wp:extent cx="850265" cy="203200"/>
                 <wp:effectExtent l="0" t="0" r="0" b="0"/>
@@ -2445,7 +2445,7 @@
           </mc:Choice>
           <mc:Fallback>
             <w:pict>
-              <v:rect id="shape_0" ID="Frame 26" path="m0,0l-2147483645,0l-2147483645,-2147483646l0,-2147483646xe" stroked="f" o:allowincell="f" style="position:absolute;margin-left:671.85pt;margin-top:289.15pt;width:66.9pt;height:15.95pt;mso-wrap-style:square;v-text-anchor:top">
+              <v:rect id="shape_0" ID="Frame 26" path="m0,0l-2147483645,0l-2147483645,-2147483646l0,-2147483646xe" stroked="f" o:allowincell="f" style="position:absolute;margin-left:671.85pt;margin-top:287.65pt;width:66.9pt;height:15.95pt;mso-wrap-style:square;v-text-anchor:top">
                 <v:fill o:detectmouseclick="t" on="false"/>
                 <v:stroke color="#3465a4" joinstyle="round" endcap="flat"/>
                 <v:textbox>
@@ -2486,7 +2486,7 @@
                   <wp:posOffset>5225415</wp:posOffset>
                 </wp:positionH>
                 <wp:positionV relativeFrom="paragraph">
-                  <wp:posOffset>5056505</wp:posOffset>
+                  <wp:posOffset>5037455</wp:posOffset>
                 </wp:positionV>
                 <wp:extent cx="1501775" cy="197485"/>
                 <wp:effectExtent l="635" t="635" r="0" b="0"/>
@@ -2550,7 +2550,7 @@
           </mc:Choice>
           <mc:Fallback>
             <w:pict>
-              <v:rect id="shape_0" ID="Frame 27" path="m0,0l-2147483645,0l-2147483645,-2147483646l0,-2147483646xe" stroked="f" o:allowincell="f" style="position:absolute;margin-left:411.45pt;margin-top:398.15pt;width:118.2pt;height:15.5pt;mso-wrap-style:square;v-text-anchor:top">
+              <v:rect id="shape_0" ID="Frame 27" path="m0,0l-2147483645,0l-2147483645,-2147483646l0,-2147483646xe" stroked="f" o:allowincell="f" style="position:absolute;margin-left:411.45pt;margin-top:396.65pt;width:118.2pt;height:15.5pt;mso-wrap-style:square;v-text-anchor:top">
                 <v:fill o:detectmouseclick="t" on="false"/>
                 <v:stroke color="#3465a4" joinstyle="round" endcap="flat"/>
                 <v:textbox>
@@ -2591,7 +2591,7 @@
                   <wp:posOffset>6494145</wp:posOffset>
                 </wp:positionH>
                 <wp:positionV relativeFrom="paragraph">
-                  <wp:posOffset>5320665</wp:posOffset>
+                  <wp:posOffset>5301615</wp:posOffset>
                 </wp:positionV>
                 <wp:extent cx="2813685" cy="211455"/>
                 <wp:effectExtent l="635" t="635" r="0" b="0"/>
@@ -2655,7 +2655,7 @@
           </mc:Choice>
           <mc:Fallback>
             <w:pict>
-              <v:rect id="shape_0" ID="Frame 28" path="m0,0l-2147483645,0l-2147483645,-2147483646l0,-2147483646xe" stroked="f" o:allowincell="f" style="position:absolute;margin-left:511.35pt;margin-top:418.95pt;width:221.5pt;height:16.6pt;mso-wrap-style:square;v-text-anchor:top">
+              <v:rect id="shape_0" ID="Frame 28" path="m0,0l-2147483645,0l-2147483645,-2147483646l0,-2147483646xe" stroked="f" o:allowincell="f" style="position:absolute;margin-left:511.35pt;margin-top:417.45pt;width:221.5pt;height:16.6pt;mso-wrap-style:square;v-text-anchor:top">
                 <v:fill o:detectmouseclick="t" on="false"/>
                 <v:stroke color="#3465a4" joinstyle="round" endcap="flat"/>
                 <v:textbox>
@@ -2696,7 +2696,7 @@
                   <wp:posOffset>6327775</wp:posOffset>
                 </wp:positionH>
                 <wp:positionV relativeFrom="paragraph">
-                  <wp:posOffset>5577205</wp:posOffset>
+                  <wp:posOffset>5558155</wp:posOffset>
                 </wp:positionV>
                 <wp:extent cx="1561465" cy="213360"/>
                 <wp:effectExtent l="635" t="0" r="0" b="0"/>
@@ -2760,7 +2760,7 @@
           </mc:Choice>
           <mc:Fallback>
             <w:pict>
-              <v:rect id="shape_0" ID="Frame 29" path="m0,0l-2147483645,0l-2147483645,-2147483646l0,-2147483646xe" stroked="f" o:allowincell="f" style="position:absolute;margin-left:498.25pt;margin-top:439.15pt;width:122.9pt;height:16.75pt;mso-wrap-style:square;v-text-anchor:top">
+              <v:rect id="shape_0" ID="Frame 29" path="m0,0l-2147483645,0l-2147483645,-2147483646l0,-2147483646xe" stroked="f" o:allowincell="f" style="position:absolute;margin-left:498.25pt;margin-top:437.65pt;width:122.9pt;height:16.75pt;mso-wrap-style:square;v-text-anchor:top">
                 <v:fill o:detectmouseclick="t" on="false"/>
                 <v:stroke color="#3465a4" joinstyle="round" endcap="flat"/>
                 <v:textbox>
@@ -2801,7 +2801,7 @@
                   <wp:posOffset>5494655</wp:posOffset>
                 </wp:positionH>
                 <wp:positionV relativeFrom="paragraph">
-                  <wp:posOffset>6007735</wp:posOffset>
+                  <wp:posOffset>5988685</wp:posOffset>
                 </wp:positionV>
                 <wp:extent cx="2118360" cy="207645"/>
                 <wp:effectExtent l="0" t="635" r="0" b="0"/>
@@ -2865,7 +2865,7 @@
           </mc:Choice>
           <mc:Fallback>
             <w:pict>
-              <v:rect id="shape_0" ID="Frame 30" path="m0,0l-2147483645,0l-2147483645,-2147483646l0,-2147483646xe" stroked="f" o:allowincell="f" style="position:absolute;margin-left:432.65pt;margin-top:473.05pt;width:166.75pt;height:16.3pt;mso-wrap-style:square;v-text-anchor:top">
+              <v:rect id="shape_0" ID="Frame 30" path="m0,0l-2147483645,0l-2147483645,-2147483646l0,-2147483646xe" stroked="f" o:allowincell="f" style="position:absolute;margin-left:432.65pt;margin-top:471.55pt;width:166.75pt;height:16.3pt;mso-wrap-style:square;v-text-anchor:top">
                 <v:fill o:detectmouseclick="t" on="false"/>
                 <v:stroke color="#3465a4" joinstyle="round" endcap="flat"/>
                 <v:textbox>
@@ -2906,7 +2906,7 @@
                   <wp:posOffset>1417320</wp:posOffset>
                 </wp:positionH>
                 <wp:positionV relativeFrom="paragraph">
-                  <wp:posOffset>4643755</wp:posOffset>
+                  <wp:posOffset>4624705</wp:posOffset>
                 </wp:positionV>
                 <wp:extent cx="1183640" cy="205105"/>
                 <wp:effectExtent l="0" t="635" r="0" b="0"/>
@@ -2972,7 +2972,7 @@
           </mc:Choice>
           <mc:Fallback>
             <w:pict>
-              <v:rect id="shape_0" ID="Frame 4" path="m0,0l-2147483645,0l-2147483645,-2147483646l0,-2147483646xe" stroked="f" o:allowincell="f" style="position:absolute;margin-left:111.6pt;margin-top:365.65pt;width:93.15pt;height:16.1pt;mso-wrap-style:square;v-text-anchor:top">
+              <v:rect id="shape_0" ID="Frame 4" path="m0,0l-2147483645,0l-2147483645,-2147483646l0,-2147483646xe" stroked="f" o:allowincell="f" style="position:absolute;margin-left:111.6pt;margin-top:364.15pt;width:93.15pt;height:16.1pt;mso-wrap-style:square;v-text-anchor:top">
                 <v:fill o:detectmouseclick="t" on="false"/>
                 <v:stroke color="#3465a4" joinstyle="round" endcap="flat"/>
                 <v:textbox>
@@ -3679,7 +3679,7 @@
                           <w:p>
                             <w:pPr>
                               <w:pStyle w:val="FrameContents"/>
-                              <w:overflowPunct w:val="false"/>
+                              <w:overflowPunct w:val="true"/>
                               <w:jc w:val="left"/>
                               <w:rPr>
                                 <w:b/>
@@ -3718,7 +3718,7 @@
                     <w:p>
                       <w:pPr>
                         <w:pStyle w:val="FrameContents"/>
-                        <w:overflowPunct w:val="false"/>
+                        <w:overflowPunct w:val="true"/>
                         <w:jc w:val="left"/>
                         <w:rPr>
                           <w:b/>
@@ -4382,7 +4382,7 @@
                   <wp:posOffset>6184900</wp:posOffset>
                 </wp:positionH>
                 <wp:positionV relativeFrom="paragraph">
-                  <wp:posOffset>6694805</wp:posOffset>
+                  <wp:posOffset>6675755</wp:posOffset>
                 </wp:positionV>
                 <wp:extent cx="3142615" cy="210820"/>
                 <wp:effectExtent l="635" t="0" r="0" b="0"/>
@@ -4446,7 +4446,7 @@
           </mc:Choice>
           <mc:Fallback>
             <w:pict>
-              <v:rect id="shape_0" ID="Frame 5" path="m0,0l-2147483645,0l-2147483645,-2147483646l0,-2147483646xe" stroked="f" o:allowincell="f" style="position:absolute;margin-left:487pt;margin-top:527.15pt;width:247.4pt;height:16.55pt;mso-wrap-style:square;v-text-anchor:top">
+              <v:rect id="shape_0" ID="Frame 5" path="m0,0l-2147483645,0l-2147483645,-2147483646l0,-2147483646xe" stroked="f" o:allowincell="f" style="position:absolute;margin-left:487pt;margin-top:525.65pt;width:247.4pt;height:16.55pt;mso-wrap-style:square;v-text-anchor:top">
                 <v:fill o:detectmouseclick="t" on="false"/>
                 <v:stroke color="#3465a4" joinstyle="round" endcap="flat"/>
                 <v:textbox>
@@ -4697,7 +4697,7 @@
                   <wp:posOffset>2352040</wp:posOffset>
                 </wp:positionH>
                 <wp:positionV relativeFrom="paragraph">
-                  <wp:posOffset>6654165</wp:posOffset>
+                  <wp:posOffset>6635115</wp:posOffset>
                 </wp:positionV>
                 <wp:extent cx="1637665" cy="193040"/>
                 <wp:effectExtent l="635" t="0" r="0" b="0"/>
@@ -4763,7 +4763,7 @@
           </mc:Choice>
           <mc:Fallback>
             <w:pict>
-              <v:rect id="shape_0" ID="Frame 8" path="m0,0l-2147483645,0l-2147483645,-2147483646l0,-2147483646xe" stroked="f" o:allowincell="f" style="position:absolute;margin-left:185.2pt;margin-top:523.95pt;width:128.9pt;height:15.15pt;mso-wrap-style:square;v-text-anchor:top">
+              <v:rect id="shape_0" ID="Frame 8" path="m0,0l-2147483645,0l-2147483645,-2147483646l0,-2147483646xe" stroked="f" o:allowincell="f" style="position:absolute;margin-left:185.2pt;margin-top:522.45pt;width:128.9pt;height:15.15pt;mso-wrap-style:square;v-text-anchor:top">
                 <v:fill o:detectmouseclick="t" on="false"/>
                 <v:stroke color="#3465a4" joinstyle="round" endcap="flat"/>
                 <v:textbox>
@@ -4806,7 +4806,7 @@
                   <wp:posOffset>2515870</wp:posOffset>
                 </wp:positionH>
                 <wp:positionV relativeFrom="paragraph">
-                  <wp:posOffset>5056505</wp:posOffset>
+                  <wp:posOffset>5037455</wp:posOffset>
                 </wp:positionV>
                 <wp:extent cx="1412875" cy="381635"/>
                 <wp:effectExtent l="635" t="0" r="0" b="0"/>
@@ -4872,7 +4872,7 @@
           </mc:Choice>
           <mc:Fallback>
             <w:pict>
-              <v:rect id="shape_0" ID="Frame 10" path="m0,0l-2147483645,0l-2147483645,-2147483646l0,-2147483646xe" stroked="f" o:allowincell="f" style="position:absolute;margin-left:198.1pt;margin-top:398.15pt;width:111.2pt;height:30pt;mso-wrap-style:square;v-text-anchor:middle">
+              <v:rect id="shape_0" ID="Frame 10" path="m0,0l-2147483645,0l-2147483645,-2147483646l0,-2147483646xe" stroked="f" o:allowincell="f" style="position:absolute;margin-left:198.1pt;margin-top:396.65pt;width:111.2pt;height:30pt;mso-wrap-style:square;v-text-anchor:middle">
                 <v:fill o:detectmouseclick="t" on="false"/>
                 <v:stroke color="#3465a4" joinstyle="round" endcap="flat"/>
                 <v:textbox>
@@ -4945,7 +4945,7 @@
     <w:pPr>
       <w:widowControl/>
       <w:suppressAutoHyphens w:val="true"/>
-      <w:overflowPunct w:val="true"/>
+      <w:overflowPunct w:val="false"/>
       <w:bidi w:val="0"/>
       <w:spacing w:before="0" w:after="0"/>
       <w:jc w:val="left"/>

--- a/public/tc.docx
+++ b/public/tc.docx
@@ -459,7 +459,7 @@
                   <wp:posOffset>1729740</wp:posOffset>
                 </wp:positionH>
                 <wp:positionV relativeFrom="paragraph">
-                  <wp:posOffset>6904355</wp:posOffset>
+                  <wp:posOffset>6900545</wp:posOffset>
                 </wp:positionV>
                 <wp:extent cx="2206625" cy="226695"/>
                 <wp:effectExtent l="635" t="635" r="0" b="0"/>
@@ -525,7 +525,7 @@
           </mc:Choice>
           <mc:Fallback>
             <w:pict>
-              <v:rect id="shape_0" ID="Frame 42" path="m0,0l-2147483645,0l-2147483645,-2147483646l0,-2147483646xe" stroked="f" o:allowincell="f" style="position:absolute;margin-left:136.2pt;margin-top:543.65pt;width:173.7pt;height:17.8pt;mso-wrap-style:square;v-text-anchor:top">
+              <v:rect id="shape_0" ID="Frame 42" path="m0,0l-2147483645,0l-2147483645,-2147483646l0,-2147483646xe" stroked="f" o:allowincell="f" style="position:absolute;margin-left:136.2pt;margin-top:543.35pt;width:173.7pt;height:17.8pt;mso-wrap-style:square;v-text-anchor:top">
                 <v:fill o:detectmouseclick="t" on="false"/>
                 <v:stroke color="#3465a4" joinstyle="round" endcap="flat"/>
                 <v:textbox>
@@ -568,7 +568,7 @@
                   <wp:posOffset>1241425</wp:posOffset>
                 </wp:positionH>
                 <wp:positionV relativeFrom="paragraph">
-                  <wp:posOffset>7162165</wp:posOffset>
+                  <wp:posOffset>7154545</wp:posOffset>
                 </wp:positionV>
                 <wp:extent cx="2556510" cy="227330"/>
                 <wp:effectExtent l="0" t="0" r="0" b="0"/>
@@ -634,7 +634,7 @@
           </mc:Choice>
           <mc:Fallback>
             <w:pict>
-              <v:rect id="shape_0" ID="Frame 43" path="m0,0l-2147483645,0l-2147483645,-2147483646l0,-2147483646xe" stroked="f" o:allowincell="f" style="position:absolute;margin-left:97.75pt;margin-top:563.95pt;width:201.25pt;height:17.85pt;mso-wrap-style:square;v-text-anchor:top">
+              <v:rect id="shape_0" ID="Frame 43" path="m0,0l-2147483645,0l-2147483645,-2147483646l0,-2147483646xe" stroked="f" o:allowincell="f" style="position:absolute;margin-left:97.75pt;margin-top:563.35pt;width:201.25pt;height:17.85pt;mso-wrap-style:square;v-text-anchor:top">
                 <v:fill o:detectmouseclick="t" on="false"/>
                 <v:stroke color="#3465a4" joinstyle="round" endcap="flat"/>
                 <v:textbox>
@@ -1004,7 +1004,7 @@
                   <wp:posOffset>3235325</wp:posOffset>
                 </wp:positionH>
                 <wp:positionV relativeFrom="paragraph">
-                  <wp:posOffset>3510280</wp:posOffset>
+                  <wp:posOffset>3514090</wp:posOffset>
                 </wp:positionV>
                 <wp:extent cx="822960" cy="222250"/>
                 <wp:effectExtent l="0" t="0" r="0" b="0"/>
@@ -1070,7 +1070,7 @@
           </mc:Choice>
           <mc:Fallback>
             <w:pict>
-              <v:rect id="shape_0" ID="Frame 32" path="m0,0l-2147483645,0l-2147483645,-2147483646l0,-2147483646xe" stroked="f" o:allowincell="f" style="position:absolute;margin-left:254.75pt;margin-top:276.4pt;width:64.75pt;height:17.45pt;mso-wrap-style:square;v-text-anchor:top">
+              <v:rect id="shape_0" ID="Frame 32" path="m0,0l-2147483645,0l-2147483645,-2147483646l0,-2147483646xe" stroked="f" o:allowincell="f" style="position:absolute;margin-left:254.75pt;margin-top:276.7pt;width:64.75pt;height:17.45pt;mso-wrap-style:square;v-text-anchor:top">
                 <v:fill o:detectmouseclick="t" on="false"/>
                 <v:stroke color="#3465a4" joinstyle="round" endcap="flat"/>
                 <v:textbox>
@@ -1323,13 +1323,13 @@
         <mc:AlternateContent>
           <mc:Choice Requires="wps">
             <w:drawing>
-              <wp:anchor behindDoc="0" distT="0" distB="0" distL="8255" distR="635" simplePos="0" locked="0" layoutInCell="0" allowOverlap="1" relativeHeight="26">
+              <wp:anchor behindDoc="0" distT="0" distB="0" distL="9525" distR="635" simplePos="0" locked="0" layoutInCell="0" allowOverlap="1" relativeHeight="26">
                 <wp:simplePos x="0" y="0"/>
                 <wp:positionH relativeFrom="column">
                   <wp:posOffset>2367280</wp:posOffset>
                 </wp:positionH>
                 <wp:positionV relativeFrom="paragraph">
-                  <wp:posOffset>6137910</wp:posOffset>
+                  <wp:posOffset>6153150</wp:posOffset>
                 </wp:positionV>
                 <wp:extent cx="1620520" cy="206375"/>
                 <wp:effectExtent l="635" t="635" r="0" b="0"/>
@@ -1393,7 +1393,7 @@
           </mc:Choice>
           <mc:Fallback>
             <w:pict>
-              <v:rect id="shape_0" ID="Frame 2" path="m0,0l-2147483645,0l-2147483645,-2147483646l0,-2147483646xe" stroked="f" o:allowincell="f" style="position:absolute;margin-left:186.4pt;margin-top:483.3pt;width:127.55pt;height:16.2pt;mso-wrap-style:square;v-text-anchor:top">
+              <v:rect id="shape_0" ID="Frame 2" path="m0,0l-2147483645,0l-2147483645,-2147483646l0,-2147483646xe" stroked="f" o:allowincell="f" style="position:absolute;margin-left:186.4pt;margin-top:484.5pt;width:127.55pt;height:16.2pt;mso-wrap-style:square;v-text-anchor:top">
                 <v:fill o:detectmouseclick="t" on="false"/>
                 <v:stroke color="#3465a4" joinstyle="round" endcap="flat"/>
                 <v:textbox>
@@ -2381,7 +2381,7 @@
                   <wp:posOffset>8532495</wp:posOffset>
                 </wp:positionH>
                 <wp:positionV relativeFrom="paragraph">
-                  <wp:posOffset>3653155</wp:posOffset>
+                  <wp:posOffset>3672205</wp:posOffset>
                 </wp:positionV>
                 <wp:extent cx="850265" cy="203200"/>
                 <wp:effectExtent l="0" t="0" r="0" b="0"/>
@@ -2445,7 +2445,7 @@
           </mc:Choice>
           <mc:Fallback>
             <w:pict>
-              <v:rect id="shape_0" ID="Frame 26" path="m0,0l-2147483645,0l-2147483645,-2147483646l0,-2147483646xe" stroked="f" o:allowincell="f" style="position:absolute;margin-left:671.85pt;margin-top:287.65pt;width:66.9pt;height:15.95pt;mso-wrap-style:square;v-text-anchor:top">
+              <v:rect id="shape_0" ID="Frame 26" path="m0,0l-2147483645,0l-2147483645,-2147483646l0,-2147483646xe" stroked="f" o:allowincell="f" style="position:absolute;margin-left:671.85pt;margin-top:289.15pt;width:66.9pt;height:15.95pt;mso-wrap-style:square;v-text-anchor:top">
                 <v:fill o:detectmouseclick="t" on="false"/>
                 <v:stroke color="#3465a4" joinstyle="round" endcap="flat"/>
                 <v:textbox>
@@ -3015,7 +3015,7 @@
                   <wp:posOffset>10877550</wp:posOffset>
                 </wp:positionH>
                 <wp:positionV relativeFrom="paragraph">
-                  <wp:posOffset>7000875</wp:posOffset>
+                  <wp:posOffset>6985635</wp:posOffset>
                 </wp:positionV>
                 <wp:extent cx="3023235" cy="210185"/>
                 <wp:effectExtent l="635" t="635" r="0" b="0"/>
@@ -3079,7 +3079,7 @@
           </mc:Choice>
           <mc:Fallback>
             <w:pict>
-              <v:rect id="shape_0" ID="Frame 25" path="m0,0l-2147483645,0l-2147483645,-2147483646l0,-2147483646xe" stroked="f" o:allowincell="f" style="position:absolute;margin-left:856.5pt;margin-top:551.25pt;width:238pt;height:16.5pt;mso-wrap-style:square;v-text-anchor:top">
+              <v:rect id="shape_0" ID="Frame 25" path="m0,0l-2147483645,0l-2147483645,-2147483646l0,-2147483646xe" stroked="f" o:allowincell="f" style="position:absolute;margin-left:856.5pt;margin-top:550.05pt;width:238pt;height:16.5pt;mso-wrap-style:square;v-text-anchor:top">
                 <v:fill o:detectmouseclick="t" on="false"/>
                 <v:stroke color="#3465a4" joinstyle="round" endcap="flat"/>
                 <v:textbox>
@@ -3120,7 +3120,7 @@
                   <wp:posOffset>10319385</wp:posOffset>
                 </wp:positionH>
                 <wp:positionV relativeFrom="paragraph">
-                  <wp:posOffset>7263765</wp:posOffset>
+                  <wp:posOffset>7225665</wp:posOffset>
                 </wp:positionV>
                 <wp:extent cx="2799080" cy="213995"/>
                 <wp:effectExtent l="0" t="635" r="0" b="0"/>
@@ -3184,7 +3184,7 @@
           </mc:Choice>
           <mc:Fallback>
             <w:pict>
-              <v:rect id="shape_0" ID="Frame 35" path="m0,0l-2147483645,0l-2147483645,-2147483646l0,-2147483646xe" stroked="f" o:allowincell="f" style="position:absolute;margin-left:812.55pt;margin-top:571.95pt;width:220.35pt;height:16.8pt;mso-wrap-style:square;v-text-anchor:top">
+              <v:rect id="shape_0" ID="Frame 35" path="m0,0l-2147483645,0l-2147483645,-2147483646l0,-2147483646xe" stroked="f" o:allowincell="f" style="position:absolute;margin-left:812.55pt;margin-top:568.95pt;width:220.35pt;height:16.8pt;mso-wrap-style:square;v-text-anchor:top">
                 <v:fill o:detectmouseclick="t" on="false"/>
                 <v:stroke color="#3465a4" joinstyle="round" endcap="flat"/>
                 <v:textbox>
@@ -3225,7 +3225,7 @@
                   <wp:posOffset>10847070</wp:posOffset>
                 </wp:positionH>
                 <wp:positionV relativeFrom="paragraph">
-                  <wp:posOffset>7522210</wp:posOffset>
+                  <wp:posOffset>7491730</wp:posOffset>
                 </wp:positionV>
                 <wp:extent cx="1405255" cy="203835"/>
                 <wp:effectExtent l="635" t="635" r="0" b="0"/>
@@ -3289,7 +3289,7 @@
           </mc:Choice>
           <mc:Fallback>
             <w:pict>
-              <v:rect id="shape_0" ID="Frame 39" path="m0,0l-2147483645,0l-2147483645,-2147483646l0,-2147483646xe" stroked="f" o:allowincell="f" style="position:absolute;margin-left:854.1pt;margin-top:592.3pt;width:110.6pt;height:16pt;mso-wrap-style:square;v-text-anchor:top">
+              <v:rect id="shape_0" ID="Frame 39" path="m0,0l-2147483645,0l-2147483645,-2147483646l0,-2147483646xe" stroked="f" o:allowincell="f" style="position:absolute;margin-left:854.1pt;margin-top:589.9pt;width:110.6pt;height:16pt;mso-wrap-style:square;v-text-anchor:top">
                 <v:fill o:detectmouseclick="t" on="false"/>
                 <v:stroke color="#3465a4" joinstyle="round" endcap="flat"/>
                 <v:textbox>
@@ -3330,7 +3330,7 @@
                   <wp:posOffset>10624820</wp:posOffset>
                 </wp:positionH>
                 <wp:positionV relativeFrom="paragraph">
-                  <wp:posOffset>7775575</wp:posOffset>
+                  <wp:posOffset>7745095</wp:posOffset>
                 </wp:positionV>
                 <wp:extent cx="1410335" cy="218440"/>
                 <wp:effectExtent l="635" t="0" r="0" b="0"/>
@@ -3394,7 +3394,7 @@
           </mc:Choice>
           <mc:Fallback>
             <w:pict>
-              <v:rect id="shape_0" ID="Frame 41" path="m0,0l-2147483645,0l-2147483645,-2147483646l0,-2147483646xe" stroked="f" o:allowincell="f" style="position:absolute;margin-left:836.6pt;margin-top:612.25pt;width:111pt;height:17.15pt;mso-wrap-style:square;v-text-anchor:top">
+              <v:rect id="shape_0" ID="Frame 41" path="m0,0l-2147483645,0l-2147483645,-2147483646l0,-2147483646xe" stroked="f" o:allowincell="f" style="position:absolute;margin-left:836.6pt;margin-top:609.85pt;width:111pt;height:17.15pt;mso-wrap-style:square;v-text-anchor:top">
                 <v:fill o:detectmouseclick="t" on="false"/>
                 <v:stroke color="#3465a4" joinstyle="round" endcap="flat"/>
                 <v:textbox>
@@ -3435,7 +3435,7 @@
                   <wp:posOffset>11656060</wp:posOffset>
                 </wp:positionH>
                 <wp:positionV relativeFrom="paragraph">
-                  <wp:posOffset>6282055</wp:posOffset>
+                  <wp:posOffset>6266815</wp:posOffset>
                 </wp:positionV>
                 <wp:extent cx="1943735" cy="205740"/>
                 <wp:effectExtent l="635" t="0" r="0" b="0"/>
@@ -3499,7 +3499,7 @@
           </mc:Choice>
           <mc:Fallback>
             <w:pict>
-              <v:rect id="shape_0" ID="Frame 47" path="m0,0l-2147483645,0l-2147483645,-2147483646l0,-2147483646xe" stroked="f" o:allowincell="f" style="position:absolute;margin-left:917.8pt;margin-top:494.65pt;width:153pt;height:16.15pt;mso-wrap-style:square;v-text-anchor:top">
+              <v:rect id="shape_0" ID="Frame 47" path="m0,0l-2147483645,0l-2147483645,-2147483646l0,-2147483646xe" stroked="f" o:allowincell="f" style="position:absolute;margin-left:917.8pt;margin-top:493.45pt;width:153pt;height:16.15pt;mso-wrap-style:square;v-text-anchor:top">
                 <v:fill o:detectmouseclick="t" on="false"/>
                 <v:stroke color="#3465a4" joinstyle="round" endcap="flat"/>
                 <v:textbox>
@@ -3540,7 +3540,7 @@
                   <wp:posOffset>10873740</wp:posOffset>
                 </wp:positionH>
                 <wp:positionV relativeFrom="paragraph">
-                  <wp:posOffset>4554220</wp:posOffset>
+                  <wp:posOffset>4538980</wp:posOffset>
                 </wp:positionV>
                 <wp:extent cx="3945890" cy="229870"/>
                 <wp:effectExtent l="0" t="0" r="0" b="0"/>
@@ -3604,7 +3604,7 @@
           </mc:Choice>
           <mc:Fallback>
             <w:pict>
-              <v:rect id="shape_0" ID="Frame 48" path="m0,0l-2147483645,0l-2147483645,-2147483646l0,-2147483646xe" stroked="f" o:allowincell="f" style="position:absolute;margin-left:856.2pt;margin-top:358.6pt;width:310.65pt;height:18.05pt;mso-wrap-style:square;v-text-anchor:top">
+              <v:rect id="shape_0" ID="Frame 48" path="m0,0l-2147483645,0l-2147483645,-2147483646l0,-2147483646xe" stroked="f" o:allowincell="f" style="position:absolute;margin-left:856.2pt;margin-top:357.4pt;width:310.65pt;height:18.05pt;mso-wrap-style:square;v-text-anchor:top">
                 <v:fill o:detectmouseclick="t" on="false"/>
                 <v:stroke color="#3465a4" joinstyle="round" endcap="flat"/>
                 <v:textbox>
@@ -3645,7 +3645,7 @@
                   <wp:posOffset>10506075</wp:posOffset>
                 </wp:positionH>
                 <wp:positionV relativeFrom="paragraph">
-                  <wp:posOffset>4784725</wp:posOffset>
+                  <wp:posOffset>4754245</wp:posOffset>
                 </wp:positionV>
                 <wp:extent cx="2379345" cy="297180"/>
                 <wp:effectExtent l="635" t="0" r="0" b="0"/>
@@ -3710,7 +3710,7 @@
           </mc:Choice>
           <mc:Fallback>
             <w:pict>
-              <v:rect id="shape_0" ID="Frame 49" path="m0,0l-2147483645,0l-2147483645,-2147483646l0,-2147483646xe" stroked="f" o:allowincell="f" style="position:absolute;margin-left:827.25pt;margin-top:376.75pt;width:187.3pt;height:23.35pt;mso-wrap-style:square;v-text-anchor:top">
+              <v:rect id="shape_0" ID="Frame 49" path="m0,0l-2147483645,0l-2147483645,-2147483646l0,-2147483646xe" stroked="f" o:allowincell="f" style="position:absolute;margin-left:827.25pt;margin-top:374.35pt;width:187.3pt;height:23.35pt;mso-wrap-style:square;v-text-anchor:top">
                 <v:fill o:detectmouseclick="t" on="false"/>
                 <v:stroke color="#3465a4" joinstyle="round" endcap="flat"/>
                 <v:textbox>
@@ -3857,7 +3857,7 @@
                   <wp:posOffset>13988415</wp:posOffset>
                 </wp:positionH>
                 <wp:positionV relativeFrom="paragraph">
-                  <wp:posOffset>3725545</wp:posOffset>
+                  <wp:posOffset>3717925</wp:posOffset>
                 </wp:positionV>
                 <wp:extent cx="871220" cy="203200"/>
                 <wp:effectExtent l="0" t="0" r="0" b="0"/>
@@ -3921,7 +3921,7 @@
           </mc:Choice>
           <mc:Fallback>
             <w:pict>
-              <v:rect id="shape_0" ID="Frame 51" path="m0,0l-2147483645,0l-2147483645,-2147483646l0,-2147483646xe" stroked="f" o:allowincell="f" style="position:absolute;margin-left:1101.45pt;margin-top:293.35pt;width:68.55pt;height:15.95pt;mso-wrap-style:square;v-text-anchor:top">
+              <v:rect id="shape_0" ID="Frame 51" path="m0,0l-2147483645,0l-2147483645,-2147483646l0,-2147483646xe" stroked="f" o:allowincell="f" style="position:absolute;margin-left:1101.45pt;margin-top:292.75pt;width:68.55pt;height:15.95pt;mso-wrap-style:square;v-text-anchor:top">
                 <v:fill o:detectmouseclick="t" on="false"/>
                 <v:stroke color="#3465a4" joinstyle="round" endcap="flat"/>
                 <v:textbox>
@@ -3962,7 +3962,7 @@
                   <wp:posOffset>10586085</wp:posOffset>
                 </wp:positionH>
                 <wp:positionV relativeFrom="paragraph">
-                  <wp:posOffset>5102225</wp:posOffset>
+                  <wp:posOffset>5064125</wp:posOffset>
                 </wp:positionV>
                 <wp:extent cx="1501775" cy="197485"/>
                 <wp:effectExtent l="635" t="635" r="0" b="0"/>
@@ -4026,7 +4026,7 @@
           </mc:Choice>
           <mc:Fallback>
             <w:pict>
-              <v:rect id="shape_0" ID="Frame 52" path="m0,0l-2147483645,0l-2147483645,-2147483646l0,-2147483646xe" stroked="f" o:allowincell="f" style="position:absolute;margin-left:833.55pt;margin-top:401.75pt;width:118.2pt;height:15.5pt;mso-wrap-style:square;v-text-anchor:top">
+              <v:rect id="shape_0" ID="Frame 52" path="m0,0l-2147483645,0l-2147483645,-2147483646l0,-2147483646xe" stroked="f" o:allowincell="f" style="position:absolute;margin-left:833.55pt;margin-top:398.75pt;width:118.2pt;height:15.5pt;mso-wrap-style:square;v-text-anchor:top">
                 <v:fill o:detectmouseclick="t" on="false"/>
                 <v:stroke color="#3465a4" joinstyle="round" endcap="flat"/>
                 <v:textbox>
@@ -4067,7 +4067,7 @@
                   <wp:posOffset>11854815</wp:posOffset>
                 </wp:positionH>
                 <wp:positionV relativeFrom="paragraph">
-                  <wp:posOffset>5366385</wp:posOffset>
+                  <wp:posOffset>5335905</wp:posOffset>
                 </wp:positionV>
                 <wp:extent cx="2920365" cy="211455"/>
                 <wp:effectExtent l="635" t="635" r="0" b="0"/>
@@ -4131,7 +4131,7 @@
           </mc:Choice>
           <mc:Fallback>
             <w:pict>
-              <v:rect id="shape_0" ID="Frame 53" path="m0,0l-2147483645,0l-2147483645,-2147483646l0,-2147483646xe" stroked="f" o:allowincell="f" style="position:absolute;margin-left:933.45pt;margin-top:422.55pt;width:229.9pt;height:16.6pt;mso-wrap-style:square;v-text-anchor:top">
+              <v:rect id="shape_0" ID="Frame 53" path="m0,0l-2147483645,0l-2147483645,-2147483646l0,-2147483646xe" stroked="f" o:allowincell="f" style="position:absolute;margin-left:933.45pt;margin-top:420.15pt;width:229.9pt;height:16.6pt;mso-wrap-style:square;v-text-anchor:top">
                 <v:fill o:detectmouseclick="t" on="false"/>
                 <v:stroke color="#3465a4" joinstyle="round" endcap="flat"/>
                 <v:textbox>
@@ -4172,7 +4172,7 @@
                   <wp:posOffset>11726545</wp:posOffset>
                 </wp:positionH>
                 <wp:positionV relativeFrom="paragraph">
-                  <wp:posOffset>5622925</wp:posOffset>
+                  <wp:posOffset>5592445</wp:posOffset>
                 </wp:positionV>
                 <wp:extent cx="1561465" cy="213360"/>
                 <wp:effectExtent l="635" t="0" r="0" b="0"/>
@@ -4236,7 +4236,7 @@
           </mc:Choice>
           <mc:Fallback>
             <w:pict>
-              <v:rect id="shape_0" ID="Frame 54" path="m0,0l-2147483645,0l-2147483645,-2147483646l0,-2147483646xe" stroked="f" o:allowincell="f" style="position:absolute;margin-left:923.35pt;margin-top:442.75pt;width:122.9pt;height:16.75pt;mso-wrap-style:square;v-text-anchor:top">
+              <v:rect id="shape_0" ID="Frame 54" path="m0,0l-2147483645,0l-2147483645,-2147483646l0,-2147483646xe" stroked="f" o:allowincell="f" style="position:absolute;margin-left:923.35pt;margin-top:440.35pt;width:122.9pt;height:16.75pt;mso-wrap-style:square;v-text-anchor:top">
                 <v:fill o:detectmouseclick="t" on="false"/>
                 <v:stroke color="#3465a4" joinstyle="round" endcap="flat"/>
                 <v:textbox>
@@ -4277,7 +4277,7 @@
                   <wp:posOffset>10855325</wp:posOffset>
                 </wp:positionH>
                 <wp:positionV relativeFrom="paragraph">
-                  <wp:posOffset>6053455</wp:posOffset>
+                  <wp:posOffset>6022975</wp:posOffset>
                 </wp:positionV>
                 <wp:extent cx="2118360" cy="207645"/>
                 <wp:effectExtent l="0" t="635" r="0" b="0"/>
@@ -4341,7 +4341,7 @@
           </mc:Choice>
           <mc:Fallback>
             <w:pict>
-              <v:rect id="shape_0" ID="Frame 55" path="m0,0l-2147483645,0l-2147483645,-2147483646l0,-2147483646xe" stroked="f" o:allowincell="f" style="position:absolute;margin-left:854.75pt;margin-top:476.65pt;width:166.75pt;height:16.3pt;mso-wrap-style:square;v-text-anchor:top">
+              <v:rect id="shape_0" ID="Frame 55" path="m0,0l-2147483645,0l-2147483645,-2147483646l0,-2147483646xe" stroked="f" o:allowincell="f" style="position:absolute;margin-left:854.75pt;margin-top:474.25pt;width:166.75pt;height:16.3pt;mso-wrap-style:square;v-text-anchor:top">
                 <v:fill o:detectmouseclick="t" on="false"/>
                 <v:stroke color="#3465a4" joinstyle="round" endcap="flat"/>
                 <v:textbox>
@@ -4487,7 +4487,7 @@
                   <wp:posOffset>11659870</wp:posOffset>
                 </wp:positionH>
                 <wp:positionV relativeFrom="paragraph">
-                  <wp:posOffset>6569075</wp:posOffset>
+                  <wp:posOffset>6553835</wp:posOffset>
                 </wp:positionV>
                 <wp:extent cx="3142615" cy="220345"/>
                 <wp:effectExtent l="635" t="0" r="0" b="0"/>
@@ -4551,7 +4551,7 @@
           </mc:Choice>
           <mc:Fallback>
             <w:pict>
-              <v:rect id="shape_0" ID="Frame 6" path="m0,0l-2147483645,0l-2147483645,-2147483646l0,-2147483646xe" stroked="f" o:allowincell="f" style="position:absolute;margin-left:918.1pt;margin-top:517.25pt;width:247.4pt;height:17.3pt;mso-wrap-style:square;v-text-anchor:top">
+              <v:rect id="shape_0" ID="Frame 6" path="m0,0l-2147483645,0l-2147483645,-2147483646l0,-2147483646xe" stroked="f" o:allowincell="f" style="position:absolute;margin-left:918.1pt;margin-top:516.05pt;width:247.4pt;height:17.3pt;mso-wrap-style:square;v-text-anchor:top">
                 <v:fill o:detectmouseclick="t" on="false"/>
                 <v:stroke color="#3465a4" joinstyle="round" endcap="flat"/>
                 <v:textbox>
@@ -4592,7 +4592,7 @@
                   <wp:posOffset>11602720</wp:posOffset>
                 </wp:positionH>
                 <wp:positionV relativeFrom="paragraph">
-                  <wp:posOffset>6740525</wp:posOffset>
+                  <wp:posOffset>6725285</wp:posOffset>
                 </wp:positionV>
                 <wp:extent cx="3142615" cy="210820"/>
                 <wp:effectExtent l="635" t="0" r="0" b="0"/>
@@ -4656,7 +4656,7 @@
           </mc:Choice>
           <mc:Fallback>
             <w:pict>
-              <v:rect id="shape_0" ID="Frame 7" path="m0,0l-2147483645,0l-2147483645,-2147483646l0,-2147483646xe" stroked="f" o:allowincell="f" style="position:absolute;margin-left:913.6pt;margin-top:530.75pt;width:247.4pt;height:16.55pt;mso-wrap-style:square;v-text-anchor:top">
+              <v:rect id="shape_0" ID="Frame 7" path="m0,0l-2147483645,0l-2147483645,-2147483646l0,-2147483646xe" stroked="f" o:allowincell="f" style="position:absolute;margin-left:913.6pt;margin-top:529.55pt;width:247.4pt;height:16.55pt;mso-wrap-style:square;v-text-anchor:top">
                 <v:fill o:detectmouseclick="t" on="false"/>
                 <v:stroke color="#3465a4" joinstyle="round" endcap="flat"/>
                 <v:textbox>
@@ -4806,7 +4806,7 @@
                   <wp:posOffset>2515870</wp:posOffset>
                 </wp:positionH>
                 <wp:positionV relativeFrom="paragraph">
-                  <wp:posOffset>5037455</wp:posOffset>
+                  <wp:posOffset>5048885</wp:posOffset>
                 </wp:positionV>
                 <wp:extent cx="1412875" cy="381635"/>
                 <wp:effectExtent l="635" t="0" r="0" b="0"/>
@@ -4872,7 +4872,7 @@
           </mc:Choice>
           <mc:Fallback>
             <w:pict>
-              <v:rect id="shape_0" ID="Frame 10" path="m0,0l-2147483645,0l-2147483645,-2147483646l0,-2147483646xe" stroked="f" o:allowincell="f" style="position:absolute;margin-left:198.1pt;margin-top:396.65pt;width:111.2pt;height:30pt;mso-wrap-style:square;v-text-anchor:middle">
+              <v:rect id="shape_0" ID="Frame 10" path="m0,0l-2147483645,0l-2147483645,-2147483646l0,-2147483646xe" stroked="f" o:allowincell="f" style="position:absolute;margin-left:198.1pt;margin-top:397.55pt;width:111.2pt;height:30pt;mso-wrap-style:square;v-text-anchor:middle">
                 <v:fill o:detectmouseclick="t" on="false"/>
                 <v:stroke color="#3465a4" joinstyle="round" endcap="flat"/>
                 <v:textbox>

--- a/public/tc.docx
+++ b/public/tc.docx
@@ -405,7 +405,7 @@
                           </w:p>
                         </w:txbxContent>
                       </wps:txbx>
-                      <wps:bodyPr lIns="0" rIns="0" tIns="0" bIns="0" anchor="ctr">
+                      <wps:bodyPr lIns="0" rIns="0" tIns="0" bIns="0" anchor="b">
                         <a:noAutofit/>
                       </wps:bodyPr>
                     </wps:wsp>
@@ -416,7 +416,7 @@
           </mc:Choice>
           <mc:Fallback>
             <w:pict>
-              <v:rect id="shape_0" ID="Frame 40" path="m0,0l-2147483645,0l-2147483645,-2147483646l0,-2147483646xe" stroked="f" o:allowincell="f" style="position:absolute;margin-left:185.2pt;margin-top:491.25pt;width:128.9pt;height:30pt;mso-wrap-style:square;v-text-anchor:middle">
+              <v:rect id="shape_0" ID="Frame 40" path="m0,0l-2147483645,0l-2147483645,-2147483646l0,-2147483646xe" stroked="f" o:allowincell="f" style="position:absolute;margin-left:185.2pt;margin-top:491.25pt;width:128.9pt;height:30pt;mso-wrap-style:square;v-text-anchor:bottom">
                 <v:fill o:detectmouseclick="t" on="false"/>
                 <v:stroke color="#3465a4" joinstyle="round" endcap="flat"/>
                 <v:textbox>
@@ -1323,7 +1323,7 @@
         <mc:AlternateContent>
           <mc:Choice Requires="wps">
             <w:drawing>
-              <wp:anchor behindDoc="0" distT="0" distB="0" distL="9525" distR="635" simplePos="0" locked="0" layoutInCell="0" allowOverlap="1" relativeHeight="26">
+              <wp:anchor behindDoc="0" distT="0" distB="0" distL="10160" distR="635" simplePos="0" locked="0" layoutInCell="0" allowOverlap="1" relativeHeight="26">
                 <wp:simplePos x="0" y="0"/>
                 <wp:positionH relativeFrom="column">
                   <wp:posOffset>2367280</wp:posOffset>
@@ -2203,7 +2203,7 @@
                           <w:p>
                             <w:pPr>
                               <w:pStyle w:val="FrameContents"/>
-                              <w:overflowPunct w:val="true"/>
+                              <w:overflowPunct w:val="false"/>
                               <w:jc w:val="left"/>
                               <w:rPr>
                                 <w:b/>
@@ -2242,7 +2242,7 @@
                     <w:p>
                       <w:pPr>
                         <w:pStyle w:val="FrameContents"/>
-                        <w:overflowPunct w:val="true"/>
+                        <w:overflowPunct w:val="false"/>
                         <w:jc w:val="left"/>
                         <w:rPr>
                           <w:b/>
@@ -3219,7 +3219,7 @@
         <mc:AlternateContent>
           <mc:Choice Requires="wps">
             <w:drawing>
-              <wp:anchor behindDoc="0" distT="0" distB="0" distL="0" distR="0" simplePos="0" locked="0" layoutInCell="0" allowOverlap="1" relativeHeight="62">
+              <wp:anchor behindDoc="0" distT="635" distB="0" distL="0" distR="0" simplePos="0" locked="0" layoutInCell="0" allowOverlap="1" relativeHeight="62">
                 <wp:simplePos x="0" y="0"/>
                 <wp:positionH relativeFrom="column">
                   <wp:posOffset>10847070</wp:posOffset>
@@ -3679,7 +3679,7 @@
                           <w:p>
                             <w:pPr>
                               <w:pStyle w:val="FrameContents"/>
-                              <w:overflowPunct w:val="true"/>
+                              <w:overflowPunct w:val="false"/>
                               <w:jc w:val="left"/>
                               <w:rPr>
                                 <w:b/>
@@ -3718,7 +3718,7 @@
                     <w:p>
                       <w:pPr>
                         <w:pStyle w:val="FrameContents"/>
-                        <w:overflowPunct w:val="true"/>
+                        <w:overflowPunct w:val="false"/>
                         <w:jc w:val="left"/>
                         <w:rPr>
                           <w:b/>
@@ -4271,7 +4271,7 @@
         <mc:AlternateContent>
           <mc:Choice Requires="wps">
             <w:drawing>
-              <wp:anchor behindDoc="0" distT="0" distB="0" distL="0" distR="0" simplePos="0" locked="0" layoutInCell="0" allowOverlap="1" relativeHeight="82">
+              <wp:anchor behindDoc="0" distT="635" distB="0" distL="0" distR="0" simplePos="0" locked="0" layoutInCell="0" allowOverlap="1" relativeHeight="82">
                 <wp:simplePos x="0" y="0"/>
                 <wp:positionH relativeFrom="column">
                   <wp:posOffset>10855325</wp:posOffset>
@@ -4945,7 +4945,7 @@
     <w:pPr>
       <w:widowControl/>
       <w:suppressAutoHyphens w:val="true"/>
-      <w:overflowPunct w:val="false"/>
+      <w:overflowPunct w:val="true"/>
       <w:bidi w:val="0"/>
       <w:spacing w:before="0" w:after="0"/>
       <w:jc w:val="left"/>

--- a/public/tc.docx
+++ b/public/tc.docx
@@ -1323,7 +1323,7 @@
         <mc:AlternateContent>
           <mc:Choice Requires="wps">
             <w:drawing>
-              <wp:anchor behindDoc="0" distT="0" distB="0" distL="10160" distR="635" simplePos="0" locked="0" layoutInCell="0" allowOverlap="1" relativeHeight="26">
+              <wp:anchor behindDoc="0" distT="0" distB="0" distL="10795" distR="635" simplePos="0" locked="0" layoutInCell="0" allowOverlap="1" relativeHeight="26">
                 <wp:simplePos x="0" y="0"/>
                 <wp:positionH relativeFrom="column">
                   <wp:posOffset>2367280</wp:posOffset>
@@ -2203,7 +2203,7 @@
                           <w:p>
                             <w:pPr>
                               <w:pStyle w:val="FrameContents"/>
-                              <w:overflowPunct w:val="false"/>
+                              <w:overflowPunct w:val="true"/>
                               <w:jc w:val="left"/>
                               <w:rPr>
                                 <w:b/>
@@ -2242,7 +2242,7 @@
                     <w:p>
                       <w:pPr>
                         <w:pStyle w:val="FrameContents"/>
-                        <w:overflowPunct w:val="false"/>
+                        <w:overflowPunct w:val="true"/>
                         <w:jc w:val="left"/>
                         <w:rPr>
                           <w:b/>
@@ -3015,7 +3015,7 @@
                   <wp:posOffset>10877550</wp:posOffset>
                 </wp:positionH>
                 <wp:positionV relativeFrom="paragraph">
-                  <wp:posOffset>6985635</wp:posOffset>
+                  <wp:posOffset>6997065</wp:posOffset>
                 </wp:positionV>
                 <wp:extent cx="3023235" cy="210185"/>
                 <wp:effectExtent l="635" t="635" r="0" b="0"/>
@@ -3079,7 +3079,7 @@
           </mc:Choice>
           <mc:Fallback>
             <w:pict>
-              <v:rect id="shape_0" ID="Frame 25" path="m0,0l-2147483645,0l-2147483645,-2147483646l0,-2147483646xe" stroked="f" o:allowincell="f" style="position:absolute;margin-left:856.5pt;margin-top:550.05pt;width:238pt;height:16.5pt;mso-wrap-style:square;v-text-anchor:top">
+              <v:rect id="shape_0" ID="Frame 25" path="m0,0l-2147483645,0l-2147483645,-2147483646l0,-2147483646xe" stroked="f" o:allowincell="f" style="position:absolute;margin-left:856.5pt;margin-top:550.95pt;width:238pt;height:16.5pt;mso-wrap-style:square;v-text-anchor:top">
                 <v:fill o:detectmouseclick="t" on="false"/>
                 <v:stroke color="#3465a4" joinstyle="round" endcap="flat"/>
                 <v:textbox>
@@ -3120,7 +3120,7 @@
                   <wp:posOffset>10319385</wp:posOffset>
                 </wp:positionH>
                 <wp:positionV relativeFrom="paragraph">
-                  <wp:posOffset>7225665</wp:posOffset>
+                  <wp:posOffset>7237095</wp:posOffset>
                 </wp:positionV>
                 <wp:extent cx="2799080" cy="213995"/>
                 <wp:effectExtent l="0" t="635" r="0" b="0"/>
@@ -3184,7 +3184,7 @@
           </mc:Choice>
           <mc:Fallback>
             <w:pict>
-              <v:rect id="shape_0" ID="Frame 35" path="m0,0l-2147483645,0l-2147483645,-2147483646l0,-2147483646xe" stroked="f" o:allowincell="f" style="position:absolute;margin-left:812.55pt;margin-top:568.95pt;width:220.35pt;height:16.8pt;mso-wrap-style:square;v-text-anchor:top">
+              <v:rect id="shape_0" ID="Frame 35" path="m0,0l-2147483645,0l-2147483645,-2147483646l0,-2147483646xe" stroked="f" o:allowincell="f" style="position:absolute;margin-left:812.55pt;margin-top:569.85pt;width:220.35pt;height:16.8pt;mso-wrap-style:square;v-text-anchor:top">
                 <v:fill o:detectmouseclick="t" on="false"/>
                 <v:stroke color="#3465a4" joinstyle="round" endcap="flat"/>
                 <v:textbox>
@@ -3225,7 +3225,7 @@
                   <wp:posOffset>10847070</wp:posOffset>
                 </wp:positionH>
                 <wp:positionV relativeFrom="paragraph">
-                  <wp:posOffset>7491730</wp:posOffset>
+                  <wp:posOffset>7503160</wp:posOffset>
                 </wp:positionV>
                 <wp:extent cx="1405255" cy="203835"/>
                 <wp:effectExtent l="635" t="635" r="0" b="0"/>
@@ -3289,7 +3289,7 @@
           </mc:Choice>
           <mc:Fallback>
             <w:pict>
-              <v:rect id="shape_0" ID="Frame 39" path="m0,0l-2147483645,0l-2147483645,-2147483646l0,-2147483646xe" stroked="f" o:allowincell="f" style="position:absolute;margin-left:854.1pt;margin-top:589.9pt;width:110.6pt;height:16pt;mso-wrap-style:square;v-text-anchor:top">
+              <v:rect id="shape_0" ID="Frame 39" path="m0,0l-2147483645,0l-2147483645,-2147483646l0,-2147483646xe" stroked="f" o:allowincell="f" style="position:absolute;margin-left:854.1pt;margin-top:590.8pt;width:110.6pt;height:16pt;mso-wrap-style:square;v-text-anchor:top">
                 <v:fill o:detectmouseclick="t" on="false"/>
                 <v:stroke color="#3465a4" joinstyle="round" endcap="flat"/>
                 <v:textbox>
@@ -3330,7 +3330,7 @@
                   <wp:posOffset>10624820</wp:posOffset>
                 </wp:positionH>
                 <wp:positionV relativeFrom="paragraph">
-                  <wp:posOffset>7745095</wp:posOffset>
+                  <wp:posOffset>7756525</wp:posOffset>
                 </wp:positionV>
                 <wp:extent cx="1410335" cy="218440"/>
                 <wp:effectExtent l="635" t="0" r="0" b="0"/>
@@ -3394,7 +3394,7 @@
           </mc:Choice>
           <mc:Fallback>
             <w:pict>
-              <v:rect id="shape_0" ID="Frame 41" path="m0,0l-2147483645,0l-2147483645,-2147483646l0,-2147483646xe" stroked="f" o:allowincell="f" style="position:absolute;margin-left:836.6pt;margin-top:609.85pt;width:111pt;height:17.15pt;mso-wrap-style:square;v-text-anchor:top">
+              <v:rect id="shape_0" ID="Frame 41" path="m0,0l-2147483645,0l-2147483645,-2147483646l0,-2147483646xe" stroked="f" o:allowincell="f" style="position:absolute;margin-left:836.6pt;margin-top:610.75pt;width:111pt;height:17.15pt;mso-wrap-style:square;v-text-anchor:top">
                 <v:fill o:detectmouseclick="t" on="false"/>
                 <v:stroke color="#3465a4" joinstyle="round" endcap="flat"/>
                 <v:textbox>
@@ -3435,7 +3435,7 @@
                   <wp:posOffset>11656060</wp:posOffset>
                 </wp:positionH>
                 <wp:positionV relativeFrom="paragraph">
-                  <wp:posOffset>6266815</wp:posOffset>
+                  <wp:posOffset>6278245</wp:posOffset>
                 </wp:positionV>
                 <wp:extent cx="1943735" cy="205740"/>
                 <wp:effectExtent l="635" t="0" r="0" b="0"/>
@@ -3499,7 +3499,7 @@
           </mc:Choice>
           <mc:Fallback>
             <w:pict>
-              <v:rect id="shape_0" ID="Frame 47" path="m0,0l-2147483645,0l-2147483645,-2147483646l0,-2147483646xe" stroked="f" o:allowincell="f" style="position:absolute;margin-left:917.8pt;margin-top:493.45pt;width:153pt;height:16.15pt;mso-wrap-style:square;v-text-anchor:top">
+              <v:rect id="shape_0" ID="Frame 47" path="m0,0l-2147483645,0l-2147483645,-2147483646l0,-2147483646xe" stroked="f" o:allowincell="f" style="position:absolute;margin-left:917.8pt;margin-top:494.35pt;width:153pt;height:16.15pt;mso-wrap-style:square;v-text-anchor:top">
                 <v:fill o:detectmouseclick="t" on="false"/>
                 <v:stroke color="#3465a4" joinstyle="round" endcap="flat"/>
                 <v:textbox>
@@ -3540,7 +3540,7 @@
                   <wp:posOffset>10873740</wp:posOffset>
                 </wp:positionH>
                 <wp:positionV relativeFrom="paragraph">
-                  <wp:posOffset>4538980</wp:posOffset>
+                  <wp:posOffset>4550410</wp:posOffset>
                 </wp:positionV>
                 <wp:extent cx="3945890" cy="229870"/>
                 <wp:effectExtent l="0" t="0" r="0" b="0"/>
@@ -3604,7 +3604,7 @@
           </mc:Choice>
           <mc:Fallback>
             <w:pict>
-              <v:rect id="shape_0" ID="Frame 48" path="m0,0l-2147483645,0l-2147483645,-2147483646l0,-2147483646xe" stroked="f" o:allowincell="f" style="position:absolute;margin-left:856.2pt;margin-top:357.4pt;width:310.65pt;height:18.05pt;mso-wrap-style:square;v-text-anchor:top">
+              <v:rect id="shape_0" ID="Frame 48" path="m0,0l-2147483645,0l-2147483645,-2147483646l0,-2147483646xe" stroked="f" o:allowincell="f" style="position:absolute;margin-left:856.2pt;margin-top:358.3pt;width:310.65pt;height:18.05pt;mso-wrap-style:square;v-text-anchor:top">
                 <v:fill o:detectmouseclick="t" on="false"/>
                 <v:stroke color="#3465a4" joinstyle="round" endcap="flat"/>
                 <v:textbox>
@@ -3645,7 +3645,7 @@
                   <wp:posOffset>10506075</wp:posOffset>
                 </wp:positionH>
                 <wp:positionV relativeFrom="paragraph">
-                  <wp:posOffset>4754245</wp:posOffset>
+                  <wp:posOffset>4765675</wp:posOffset>
                 </wp:positionV>
                 <wp:extent cx="2379345" cy="297180"/>
                 <wp:effectExtent l="635" t="0" r="0" b="0"/>
@@ -3679,7 +3679,7 @@
                           <w:p>
                             <w:pPr>
                               <w:pStyle w:val="FrameContents"/>
-                              <w:overflowPunct w:val="false"/>
+                              <w:overflowPunct w:val="true"/>
                               <w:jc w:val="left"/>
                               <w:rPr>
                                 <w:b/>
@@ -3710,7 +3710,7 @@
           </mc:Choice>
           <mc:Fallback>
             <w:pict>
-              <v:rect id="shape_0" ID="Frame 49" path="m0,0l-2147483645,0l-2147483645,-2147483646l0,-2147483646xe" stroked="f" o:allowincell="f" style="position:absolute;margin-left:827.25pt;margin-top:374.35pt;width:187.3pt;height:23.35pt;mso-wrap-style:square;v-text-anchor:top">
+              <v:rect id="shape_0" ID="Frame 49" path="m0,0l-2147483645,0l-2147483645,-2147483646l0,-2147483646xe" stroked="f" o:allowincell="f" style="position:absolute;margin-left:827.25pt;margin-top:375.25pt;width:187.3pt;height:23.35pt;mso-wrap-style:square;v-text-anchor:top">
                 <v:fill o:detectmouseclick="t" on="false"/>
                 <v:stroke color="#3465a4" joinstyle="round" endcap="flat"/>
                 <v:textbox>
@@ -3718,7 +3718,7 @@
                     <w:p>
                       <w:pPr>
                         <w:pStyle w:val="FrameContents"/>
-                        <w:overflowPunct w:val="false"/>
+                        <w:overflowPunct w:val="true"/>
                         <w:jc w:val="left"/>
                         <w:rPr>
                           <w:b/>
@@ -3857,7 +3857,7 @@
                   <wp:posOffset>13988415</wp:posOffset>
                 </wp:positionH>
                 <wp:positionV relativeFrom="paragraph">
-                  <wp:posOffset>3717925</wp:posOffset>
+                  <wp:posOffset>3729355</wp:posOffset>
                 </wp:positionV>
                 <wp:extent cx="871220" cy="203200"/>
                 <wp:effectExtent l="0" t="0" r="0" b="0"/>
@@ -3921,7 +3921,7 @@
           </mc:Choice>
           <mc:Fallback>
             <w:pict>
-              <v:rect id="shape_0" ID="Frame 51" path="m0,0l-2147483645,0l-2147483645,-2147483646l0,-2147483646xe" stroked="f" o:allowincell="f" style="position:absolute;margin-left:1101.45pt;margin-top:292.75pt;width:68.55pt;height:15.95pt;mso-wrap-style:square;v-text-anchor:top">
+              <v:rect id="shape_0" ID="Frame 51" path="m0,0l-2147483645,0l-2147483645,-2147483646l0,-2147483646xe" stroked="f" o:allowincell="f" style="position:absolute;margin-left:1101.45pt;margin-top:293.65pt;width:68.55pt;height:15.95pt;mso-wrap-style:square;v-text-anchor:top">
                 <v:fill o:detectmouseclick="t" on="false"/>
                 <v:stroke color="#3465a4" joinstyle="round" endcap="flat"/>
                 <v:textbox>
@@ -3962,7 +3962,7 @@
                   <wp:posOffset>10586085</wp:posOffset>
                 </wp:positionH>
                 <wp:positionV relativeFrom="paragraph">
-                  <wp:posOffset>5064125</wp:posOffset>
+                  <wp:posOffset>5075555</wp:posOffset>
                 </wp:positionV>
                 <wp:extent cx="1501775" cy="197485"/>
                 <wp:effectExtent l="635" t="635" r="0" b="0"/>
@@ -4026,7 +4026,7 @@
           </mc:Choice>
           <mc:Fallback>
             <w:pict>
-              <v:rect id="shape_0" ID="Frame 52" path="m0,0l-2147483645,0l-2147483645,-2147483646l0,-2147483646xe" stroked="f" o:allowincell="f" style="position:absolute;margin-left:833.55pt;margin-top:398.75pt;width:118.2pt;height:15.5pt;mso-wrap-style:square;v-text-anchor:top">
+              <v:rect id="shape_0" ID="Frame 52" path="m0,0l-2147483645,0l-2147483645,-2147483646l0,-2147483646xe" stroked="f" o:allowincell="f" style="position:absolute;margin-left:833.55pt;margin-top:399.65pt;width:118.2pt;height:15.5pt;mso-wrap-style:square;v-text-anchor:top">
                 <v:fill o:detectmouseclick="t" on="false"/>
                 <v:stroke color="#3465a4" joinstyle="round" endcap="flat"/>
                 <v:textbox>
@@ -4067,7 +4067,7 @@
                   <wp:posOffset>11854815</wp:posOffset>
                 </wp:positionH>
                 <wp:positionV relativeFrom="paragraph">
-                  <wp:posOffset>5335905</wp:posOffset>
+                  <wp:posOffset>5347335</wp:posOffset>
                 </wp:positionV>
                 <wp:extent cx="2920365" cy="211455"/>
                 <wp:effectExtent l="635" t="635" r="0" b="0"/>
@@ -4131,7 +4131,7 @@
           </mc:Choice>
           <mc:Fallback>
             <w:pict>
-              <v:rect id="shape_0" ID="Frame 53" path="m0,0l-2147483645,0l-2147483645,-2147483646l0,-2147483646xe" stroked="f" o:allowincell="f" style="position:absolute;margin-left:933.45pt;margin-top:420.15pt;width:229.9pt;height:16.6pt;mso-wrap-style:square;v-text-anchor:top">
+              <v:rect id="shape_0" ID="Frame 53" path="m0,0l-2147483645,0l-2147483645,-2147483646l0,-2147483646xe" stroked="f" o:allowincell="f" style="position:absolute;margin-left:933.45pt;margin-top:421.05pt;width:229.9pt;height:16.6pt;mso-wrap-style:square;v-text-anchor:top">
                 <v:fill o:detectmouseclick="t" on="false"/>
                 <v:stroke color="#3465a4" joinstyle="round" endcap="flat"/>
                 <v:textbox>
@@ -4172,7 +4172,7 @@
                   <wp:posOffset>11726545</wp:posOffset>
                 </wp:positionH>
                 <wp:positionV relativeFrom="paragraph">
-                  <wp:posOffset>5592445</wp:posOffset>
+                  <wp:posOffset>5603875</wp:posOffset>
                 </wp:positionV>
                 <wp:extent cx="1561465" cy="213360"/>
                 <wp:effectExtent l="635" t="0" r="0" b="0"/>
@@ -4236,7 +4236,7 @@
           </mc:Choice>
           <mc:Fallback>
             <w:pict>
-              <v:rect id="shape_0" ID="Frame 54" path="m0,0l-2147483645,0l-2147483645,-2147483646l0,-2147483646xe" stroked="f" o:allowincell="f" style="position:absolute;margin-left:923.35pt;margin-top:440.35pt;width:122.9pt;height:16.75pt;mso-wrap-style:square;v-text-anchor:top">
+              <v:rect id="shape_0" ID="Frame 54" path="m0,0l-2147483645,0l-2147483645,-2147483646l0,-2147483646xe" stroked="f" o:allowincell="f" style="position:absolute;margin-left:923.35pt;margin-top:441.25pt;width:122.9pt;height:16.75pt;mso-wrap-style:square;v-text-anchor:top">
                 <v:fill o:detectmouseclick="t" on="false"/>
                 <v:stroke color="#3465a4" joinstyle="round" endcap="flat"/>
                 <v:textbox>
@@ -4277,7 +4277,7 @@
                   <wp:posOffset>10855325</wp:posOffset>
                 </wp:positionH>
                 <wp:positionV relativeFrom="paragraph">
-                  <wp:posOffset>6022975</wp:posOffset>
+                  <wp:posOffset>6034405</wp:posOffset>
                 </wp:positionV>
                 <wp:extent cx="2118360" cy="207645"/>
                 <wp:effectExtent l="0" t="635" r="0" b="0"/>
@@ -4341,7 +4341,7 @@
           </mc:Choice>
           <mc:Fallback>
             <w:pict>
-              <v:rect id="shape_0" ID="Frame 55" path="m0,0l-2147483645,0l-2147483645,-2147483646l0,-2147483646xe" stroked="f" o:allowincell="f" style="position:absolute;margin-left:854.75pt;margin-top:474.25pt;width:166.75pt;height:16.3pt;mso-wrap-style:square;v-text-anchor:top">
+              <v:rect id="shape_0" ID="Frame 55" path="m0,0l-2147483645,0l-2147483645,-2147483646l0,-2147483646xe" stroked="f" o:allowincell="f" style="position:absolute;margin-left:854.75pt;margin-top:475.15pt;width:166.75pt;height:16.3pt;mso-wrap-style:square;v-text-anchor:top">
                 <v:fill o:detectmouseclick="t" on="false"/>
                 <v:stroke color="#3465a4" joinstyle="round" endcap="flat"/>
                 <v:textbox>
@@ -4487,7 +4487,7 @@
                   <wp:posOffset>11659870</wp:posOffset>
                 </wp:positionH>
                 <wp:positionV relativeFrom="paragraph">
-                  <wp:posOffset>6553835</wp:posOffset>
+                  <wp:posOffset>6565265</wp:posOffset>
                 </wp:positionV>
                 <wp:extent cx="3142615" cy="220345"/>
                 <wp:effectExtent l="635" t="0" r="0" b="0"/>
@@ -4551,7 +4551,7 @@
           </mc:Choice>
           <mc:Fallback>
             <w:pict>
-              <v:rect id="shape_0" ID="Frame 6" path="m0,0l-2147483645,0l-2147483645,-2147483646l0,-2147483646xe" stroked="f" o:allowincell="f" style="position:absolute;margin-left:918.1pt;margin-top:516.05pt;width:247.4pt;height:17.3pt;mso-wrap-style:square;v-text-anchor:top">
+              <v:rect id="shape_0" ID="Frame 6" path="m0,0l-2147483645,0l-2147483645,-2147483646l0,-2147483646xe" stroked="f" o:allowincell="f" style="position:absolute;margin-left:918.1pt;margin-top:516.95pt;width:247.4pt;height:17.3pt;mso-wrap-style:square;v-text-anchor:top">
                 <v:fill o:detectmouseclick="t" on="false"/>
                 <v:stroke color="#3465a4" joinstyle="round" endcap="flat"/>
                 <v:textbox>
@@ -4592,7 +4592,7 @@
                   <wp:posOffset>11602720</wp:posOffset>
                 </wp:positionH>
                 <wp:positionV relativeFrom="paragraph">
-                  <wp:posOffset>6725285</wp:posOffset>
+                  <wp:posOffset>6736715</wp:posOffset>
                 </wp:positionV>
                 <wp:extent cx="3142615" cy="210820"/>
                 <wp:effectExtent l="635" t="0" r="0" b="0"/>
@@ -4656,7 +4656,7 @@
           </mc:Choice>
           <mc:Fallback>
             <w:pict>
-              <v:rect id="shape_0" ID="Frame 7" path="m0,0l-2147483645,0l-2147483645,-2147483646l0,-2147483646xe" stroked="f" o:allowincell="f" style="position:absolute;margin-left:913.6pt;margin-top:529.55pt;width:247.4pt;height:16.55pt;mso-wrap-style:square;v-text-anchor:top">
+              <v:rect id="shape_0" ID="Frame 7" path="m0,0l-2147483645,0l-2147483645,-2147483646l0,-2147483646xe" stroked="f" o:allowincell="f" style="position:absolute;margin-left:913.6pt;margin-top:530.45pt;width:247.4pt;height:16.55pt;mso-wrap-style:square;v-text-anchor:top">
                 <v:fill o:detectmouseclick="t" on="false"/>
                 <v:stroke color="#3465a4" joinstyle="round" endcap="flat"/>
                 <v:textbox>
@@ -4945,7 +4945,7 @@
     <w:pPr>
       <w:widowControl/>
       <w:suppressAutoHyphens w:val="true"/>
-      <w:overflowPunct w:val="true"/>
+      <w:overflowPunct w:val="false"/>
       <w:bidi w:val="0"/>
       <w:spacing w:before="0" w:after="0"/>
       <w:jc w:val="left"/>
